--- a/docx/12-redes-inalambricas/12-redes-inalambricas.docx
+++ b/docx/12-redes-inalambricas/12-redes-inalambricas.docx
@@ -28,7 +28,7 @@
         </w:p>
       </w:sdtContent>
     </w:sdt>
-    <w:bookmarkStart w:id="25" w:name="redes-inalámbricas"/>
+    <w:bookmarkStart w:id="36" w:name="redes-inalámbricas"/>
     <w:p>
       <w:pPr>
         <w:pStyle w:val="Heading1"/>
@@ -114,7 +114,7 @@
       <w:r>
         <w:t xml:space="preserve"> </w:t>
       </w:r>
-      <w:hyperlink r:id="rId9">
+      <w:hyperlink r:id="rId20">
         <w:r>
           <w:rPr>
             <w:rStyle w:val="Hyperlink"/>
@@ -132,7 +132,13 @@
         <w:t xml:space="preserve"> </w:t>
       </w:r>
       <w:r>
-        <w:t xml:space="preserve">“el aire: flexible pero impredecible”</w:t>
+        <w:t xml:space="preserve">“</w:t>
+      </w:r>
+      <w:r>
+        <w:t xml:space="preserve">el aire: flexible pero impredecible</w:t>
+      </w:r>
+      <w:r>
+        <w:t xml:space="preserve">”</w:t>
       </w:r>
       <w:r>
         <w:t xml:space="preserve">. Ahora lo domas: los estándares 802.11 y sus bandas, cómo se diseña una cobertura sin agujeros ni interferencias, cómo se configura un AP de verdad (SSID, VLANs, seguridad WPA2/WPA3) y cómo se integra todo en tu red cableada sin abrir agujeros de seguridad.</w:t>
@@ -166,7 +172,7 @@
         </w:pict>
       </w:r>
     </w:p>
-    <w:bookmarkStart w:id="10" w:name="objetivo-de-la-unidad"/>
+    <w:bookmarkStart w:id="21" w:name="objetivo-de-la-unidad"/>
     <w:p>
       <w:pPr>
         <w:pStyle w:val="Heading2"/>
@@ -289,8 +295,8 @@
         </w:pict>
       </w:r>
     </w:p>
-    <w:bookmarkEnd w:id="10"/>
-    <w:bookmarkStart w:id="20" w:name="mapa-de-la-unidad"/>
+    <w:bookmarkEnd w:id="21"/>
+    <w:bookmarkStart w:id="31" w:name="mapa-de-la-unidad"/>
     <w:p>
       <w:pPr>
         <w:pStyle w:val="Heading2"/>
@@ -303,6 +309,7 @@
       <w:tblPr>
         <w:tblStyle w:val="Table"/>
         <w:tblW w:type="pct" w:w="5000"/>
+        <w:jc w:val="left"/>
         <w:tblLayout w:type="fixed"/>
         <w:tblLook w:firstRow="1" w:lastRow="0" w:firstColumn="0" w:lastColumn="0" w:noHBand="0" w:noVBand="0" w:val="0020"/>
       </w:tblPr>
@@ -320,6 +327,7 @@
           <w:p>
             <w:pPr>
               <w:pStyle w:val="Compact"/>
+              <w:jc w:val="left"/>
             </w:pPr>
             <w:r>
               <w:t xml:space="preserve">Punto</w:t>
@@ -331,6 +339,7 @@
           <w:p>
             <w:pPr>
               <w:pStyle w:val="Compact"/>
+              <w:jc w:val="left"/>
             </w:pPr>
             <w:r>
               <w:t xml:space="preserve">Qué aprenderás</w:t>
@@ -342,6 +351,7 @@
           <w:p>
             <w:pPr>
               <w:pStyle w:val="Compact"/>
+              <w:jc w:val="left"/>
             </w:pPr>
             <w:r>
               <w:t xml:space="preserve">Nivel</w:t>
@@ -355,8 +365,9 @@
           <w:p>
             <w:pPr>
               <w:pStyle w:val="Compact"/>
-            </w:pPr>
-            <w:hyperlink r:id="rId11">
+              <w:jc w:val="left"/>
+            </w:pPr>
+            <w:hyperlink r:id="rId22">
               <w:r>
                 <w:rPr>
                   <w:rStyle w:val="Hyperlink"/>
@@ -371,6 +382,7 @@
           <w:p>
             <w:pPr>
               <w:pStyle w:val="Compact"/>
+              <w:jc w:val="left"/>
             </w:pPr>
             <w:r>
               <w:t xml:space="preserve">Radiofrecuencia, bandas, canales y los males del aire</w:t>
@@ -382,6 +394,7 @@
           <w:p>
             <w:pPr>
               <w:pStyle w:val="Compact"/>
+              <w:jc w:val="left"/>
             </w:pPr>
             <w:r>
               <w:t xml:space="preserve">Todos</w:t>
@@ -395,8 +408,9 @@
           <w:p>
             <w:pPr>
               <w:pStyle w:val="Compact"/>
-            </w:pPr>
-            <w:hyperlink r:id="rId12">
+              <w:jc w:val="left"/>
+            </w:pPr>
+            <w:hyperlink r:id="rId23">
               <w:r>
                 <w:rPr>
                   <w:rStyle w:val="Hyperlink"/>
@@ -411,6 +425,7 @@
           <w:p>
             <w:pPr>
               <w:pStyle w:val="Compact"/>
+              <w:jc w:val="left"/>
             </w:pPr>
             <w:r>
               <w:t xml:space="preserve">Tipos de antena, ganancia, dBi y enlaces punto a punto</w:t>
@@ -422,6 +437,7 @@
           <w:p>
             <w:pPr>
               <w:pStyle w:val="Compact"/>
+              <w:jc w:val="left"/>
             </w:pPr>
             <w:r>
               <w:t xml:space="preserve">Todos</w:t>
@@ -435,8 +451,9 @@
           <w:p>
             <w:pPr>
               <w:pStyle w:val="Compact"/>
-            </w:pPr>
-            <w:hyperlink r:id="rId13">
+              <w:jc w:val="left"/>
+            </w:pPr>
+            <w:hyperlink r:id="rId24">
               <w:r>
                 <w:rPr>
                   <w:rStyle w:val="Hyperlink"/>
@@ -451,6 +468,7 @@
           <w:p>
             <w:pPr>
               <w:pStyle w:val="Compact"/>
+              <w:jc w:val="left"/>
             </w:pPr>
             <w:r>
               <w:t xml:space="preserve">De 802.11b a WiFi 7: velocidades, bandas y características</w:t>
@@ -462,6 +480,7 @@
           <w:p>
             <w:pPr>
               <w:pStyle w:val="Compact"/>
+              <w:jc w:val="left"/>
             </w:pPr>
             <w:r>
               <w:t xml:space="preserve">Todos</w:t>
@@ -475,8 +494,9 @@
           <w:p>
             <w:pPr>
               <w:pStyle w:val="Compact"/>
-            </w:pPr>
-            <w:hyperlink r:id="rId14">
+              <w:jc w:val="left"/>
+            </w:pPr>
+            <w:hyperlink r:id="rId25">
               <w:r>
                 <w:rPr>
                   <w:rStyle w:val="Hyperlink"/>
@@ -491,6 +511,7 @@
           <w:p>
             <w:pPr>
               <w:pStyle w:val="Compact"/>
+              <w:jc w:val="left"/>
             </w:pPr>
             <w:r>
               <w:t xml:space="preserve">BSS, ESS, ad-hoc, repetidor, bridge, mesh</w:t>
@@ -502,6 +523,7 @@
           <w:p>
             <w:pPr>
               <w:pStyle w:val="Compact"/>
+              <w:jc w:val="left"/>
             </w:pPr>
             <w:r>
               <w:t xml:space="preserve">Todos</w:t>
@@ -515,8 +537,9 @@
           <w:p>
             <w:pPr>
               <w:pStyle w:val="Compact"/>
-            </w:pPr>
-            <w:hyperlink r:id="rId15">
+              <w:jc w:val="left"/>
+            </w:pPr>
+            <w:hyperlink r:id="rId26">
               <w:r>
                 <w:rPr>
                   <w:rStyle w:val="Hyperlink"/>
@@ -531,6 +554,7 @@
           <w:p>
             <w:pPr>
               <w:pStyle w:val="Compact"/>
+              <w:jc w:val="left"/>
             </w:pPr>
             <w:r>
               <w:t xml:space="preserve">Plan de canales, solapamiento, site survey</w:t>
@@ -542,6 +566,7 @@
           <w:p>
             <w:pPr>
               <w:pStyle w:val="Compact"/>
+              <w:jc w:val="left"/>
             </w:pPr>
             <w:r>
               <w:t xml:space="preserve">Clave</w:t>
@@ -555,8 +580,9 @@
           <w:p>
             <w:pPr>
               <w:pStyle w:val="Compact"/>
-            </w:pPr>
-            <w:hyperlink r:id="rId16">
+              <w:jc w:val="left"/>
+            </w:pPr>
+            <w:hyperlink r:id="rId27">
               <w:r>
                 <w:rPr>
                   <w:rStyle w:val="Hyperlink"/>
@@ -571,6 +597,7 @@
           <w:p>
             <w:pPr>
               <w:pStyle w:val="Compact"/>
+              <w:jc w:val="left"/>
             </w:pPr>
             <w:r>
               <w:t xml:space="preserve">WEP→WPA3, PSK vs Enterprise, invitados aislados</w:t>
@@ -582,6 +609,7 @@
           <w:p>
             <w:pPr>
               <w:pStyle w:val="Compact"/>
+              <w:jc w:val="left"/>
             </w:pPr>
             <w:r>
               <w:t xml:space="preserve">Clave</w:t>
@@ -595,8 +623,9 @@
           <w:p>
             <w:pPr>
               <w:pStyle w:val="Compact"/>
-            </w:pPr>
-            <w:hyperlink r:id="rId17">
+              <w:jc w:val="left"/>
+            </w:pPr>
+            <w:hyperlink r:id="rId28">
               <w:r>
                 <w:rPr>
                   <w:rStyle w:val="Hyperlink"/>
@@ -611,6 +640,7 @@
           <w:p>
             <w:pPr>
               <w:pStyle w:val="Compact"/>
+              <w:jc w:val="left"/>
             </w:pPr>
             <w:r>
               <w:t xml:space="preserve">Autónomo vs lightweight, WLC, CAPWAP</w:t>
@@ -622,6 +652,7 @@
           <w:p>
             <w:pPr>
               <w:pStyle w:val="Compact"/>
+              <w:jc w:val="left"/>
             </w:pPr>
             <w:r>
               <w:t xml:space="preserve">Avanzado</w:t>
@@ -635,8 +666,9 @@
           <w:p>
             <w:pPr>
               <w:pStyle w:val="Compact"/>
-            </w:pPr>
-            <w:hyperlink r:id="rId18">
+              <w:jc w:val="left"/>
+            </w:pPr>
+            <w:hyperlink r:id="rId29">
               <w:r>
                 <w:rPr>
                   <w:rStyle w:val="Hyperlink"/>
@@ -651,6 +683,7 @@
           <w:p>
             <w:pPr>
               <w:pStyle w:val="Compact"/>
+              <w:jc w:val="left"/>
             </w:pPr>
             <w:r>
               <w:t xml:space="preserve">WLAN en router Cisco home-office y AP en Packet Tracer</w:t>
@@ -662,6 +695,7 @@
           <w:p>
             <w:pPr>
               <w:pStyle w:val="Compact"/>
+              <w:jc w:val="left"/>
             </w:pPr>
             <w:r>
               <w:t xml:space="preserve">Todos</w:t>
@@ -675,8 +709,9 @@
           <w:p>
             <w:pPr>
               <w:pStyle w:val="Compact"/>
-            </w:pPr>
-            <w:hyperlink r:id="rId19">
+              <w:jc w:val="left"/>
+            </w:pPr>
+            <w:hyperlink r:id="rId30">
               <w:r>
                 <w:rPr>
                   <w:rStyle w:val="Hyperlink"/>
@@ -691,6 +726,7 @@
           <w:p>
             <w:pPr>
               <w:pStyle w:val="Compact"/>
+              <w:jc w:val="left"/>
             </w:pPr>
             <w:r>
               <w:t xml:space="preserve">Sé el Paquete, Fireside, Laboratorio, Crucigrama…</w:t>
@@ -702,6 +738,7 @@
           <w:p>
             <w:pPr>
               <w:pStyle w:val="Compact"/>
+              <w:jc w:val="left"/>
             </w:pPr>
             <w:r>
               <w:t xml:space="preserve">Todos</w:t>
@@ -741,8 +778,8 @@
         </w:pict>
       </w:r>
     </w:p>
-    <w:bookmarkEnd w:id="20"/>
-    <w:bookmarkStart w:id="21" w:name="boletines-de-la-unidad"/>
+    <w:bookmarkEnd w:id="31"/>
+    <w:bookmarkStart w:id="32" w:name="boletines-de-la-unidad"/>
     <w:p>
       <w:pPr>
         <w:pStyle w:val="Heading2"/>
@@ -792,8 +829,8 @@
         </w:pict>
       </w:r>
     </w:p>
-    <w:bookmarkEnd w:id="21"/>
-    <w:bookmarkStart w:id="22" w:name="criterios-de-evaluación-cubiertos-ra1ra2"/>
+    <w:bookmarkEnd w:id="32"/>
+    <w:bookmarkStart w:id="33" w:name="criterios-de-evaluación-cubiertos-ra1ra2"/>
     <w:p>
       <w:pPr>
         <w:pStyle w:val="Heading2"/>
@@ -806,6 +843,7 @@
       <w:tblPr>
         <w:tblStyle w:val="Table"/>
         <w:tblW w:type="pct" w:w="5000"/>
+        <w:jc w:val="left"/>
         <w:tblLayout w:type="fixed"/>
         <w:tblLook w:firstRow="1" w:lastRow="0" w:firstColumn="0" w:lastColumn="0" w:noHBand="0" w:noVBand="0" w:val="0020"/>
       </w:tblPr>
@@ -823,6 +861,7 @@
           <w:p>
             <w:pPr>
               <w:pStyle w:val="Compact"/>
+              <w:jc w:val="left"/>
             </w:pPr>
             <w:r>
               <w:t xml:space="preserve">CE</w:t>
@@ -834,6 +873,7 @@
           <w:p>
             <w:pPr>
               <w:pStyle w:val="Compact"/>
+              <w:jc w:val="left"/>
             </w:pPr>
             <w:r>
               <w:t xml:space="preserve">Criterio</w:t>
@@ -845,6 +885,7 @@
           <w:p>
             <w:pPr>
               <w:pStyle w:val="Compact"/>
+              <w:jc w:val="left"/>
             </w:pPr>
             <w:r>
               <w:t xml:space="preserve">Dónde se cubre</w:t>
@@ -858,6 +899,7 @@
           <w:p>
             <w:pPr>
               <w:pStyle w:val="Compact"/>
+              <w:jc w:val="left"/>
             </w:pPr>
             <w:r>
               <w:t xml:space="preserve">RA2·a)</w:t>
@@ -869,6 +911,7 @@
           <w:p>
             <w:pPr>
               <w:pStyle w:val="Compact"/>
+              <w:jc w:val="left"/>
             </w:pPr>
             <w:r>
               <w:t xml:space="preserve">Se han identificado los estándares para redes cableadas e inalámbricas</w:t>
@@ -880,6 +923,7 @@
           <w:p>
             <w:pPr>
               <w:pStyle w:val="Compact"/>
+              <w:jc w:val="left"/>
             </w:pPr>
             <w:r>
               <w:t xml:space="preserve">✅ Puntos 1, 3 y 5</w:t>
@@ -893,6 +937,7 @@
           <w:p>
             <w:pPr>
               <w:pStyle w:val="Compact"/>
+              <w:jc w:val="left"/>
             </w:pPr>
             <w:r>
               <w:t xml:space="preserve">RA2·e)</w:t>
@@ -904,6 +949,7 @@
           <w:p>
             <w:pPr>
               <w:pStyle w:val="Compact"/>
+              <w:jc w:val="left"/>
             </w:pPr>
             <w:r>
               <w:t xml:space="preserve">Se han configurado adaptadores de red cableados e inalámbricos bajo distintos sistemas operativos</w:t>
@@ -915,6 +961,7 @@
           <w:p>
             <w:pPr>
               <w:pStyle w:val="Compact"/>
+              <w:jc w:val="left"/>
             </w:pPr>
             <w:r>
               <w:t xml:space="preserve">✅ Punto 8 (adaptadores) + ⚡ Laboratorio (punto 9)</w:t>
@@ -928,6 +975,7 @@
           <w:p>
             <w:pPr>
               <w:pStyle w:val="Compact"/>
+              <w:jc w:val="left"/>
             </w:pPr>
             <w:r>
               <w:t xml:space="preserve">RA2·f)</w:t>
@@ -939,6 +987,7 @@
           <w:p>
             <w:pPr>
               <w:pStyle w:val="Compact"/>
+              <w:jc w:val="left"/>
             </w:pPr>
             <w:r>
               <w:t xml:space="preserve">Se han integrado dispositivos en redes cableadas e inalámbricas</w:t>
@@ -950,6 +999,7 @@
           <w:p>
             <w:pPr>
               <w:pStyle w:val="Compact"/>
+              <w:jc w:val="left"/>
             </w:pPr>
             <w:r>
               <w:t xml:space="preserve">✅ Puntos 4, 7 y 8 + ⚡ Laboratorio (punto 9)</w:t>
@@ -963,6 +1013,7 @@
           <w:p>
             <w:pPr>
               <w:pStyle w:val="Compact"/>
+              <w:jc w:val="left"/>
             </w:pPr>
             <w:r>
               <w:t xml:space="preserve">RA2·g)</w:t>
@@ -974,6 +1025,7 @@
           <w:p>
             <w:pPr>
               <w:pStyle w:val="Compact"/>
+              <w:jc w:val="left"/>
             </w:pPr>
             <w:r>
               <w:t xml:space="preserve">Se ha comprobado la conectividad entre diversos dispositivos y adaptadores inalámbricos sobre distintas configuraciones</w:t>
@@ -985,6 +1037,7 @@
           <w:p>
             <w:pPr>
               <w:pStyle w:val="Compact"/>
+              <w:jc w:val="left"/>
             </w:pPr>
             <w:r>
               <w:t xml:space="preserve">✅ Punto 8 (verificación) + ⚡ Laboratorio (punto 9)</w:t>
@@ -998,6 +1051,7 @@
           <w:p>
             <w:pPr>
               <w:pStyle w:val="Compact"/>
+              <w:jc w:val="left"/>
             </w:pPr>
             <w:r>
               <w:t xml:space="preserve">RA1·b)</w:t>
@@ -1009,6 +1063,7 @@
           <w:p>
             <w:pPr>
               <w:pStyle w:val="Compact"/>
+              <w:jc w:val="left"/>
             </w:pPr>
             <w:r>
               <w:t xml:space="preserve">Se han diferenciado los distintos medios de transmisión utilizados en las redes</w:t>
@@ -1020,6 +1075,7 @@
           <w:p>
             <w:pPr>
               <w:pStyle w:val="Compact"/>
+              <w:jc w:val="left"/>
             </w:pPr>
             <w:r>
               <w:t xml:space="preserve">✅ Puntos 1 y 2</w:t>
@@ -1059,8 +1115,8 @@
         </w:pict>
       </w:r>
     </w:p>
-    <w:bookmarkEnd w:id="22"/>
-    <w:bookmarkStart w:id="24" w:name="por-dónde-empiezo"/>
+    <w:bookmarkEnd w:id="33"/>
+    <w:bookmarkStart w:id="35" w:name="por-dónde-empiezo"/>
     <w:p>
       <w:pPr>
         <w:pStyle w:val="Heading2"/>
@@ -1083,7 +1139,7 @@
       <w:r>
         <w:t xml:space="preserve"> </w:t>
       </w:r>
-      <w:hyperlink r:id="rId9">
+      <w:hyperlink r:id="rId20">
         <w:r>
           <w:rPr>
             <w:rStyle w:val="Hyperlink"/>
@@ -1098,7 +1154,13 @@
         <w:t xml:space="preserve"> </w:t>
       </w:r>
       <w:r>
-        <w:t xml:space="preserve">“WiFi”</w:t>
+        <w:t xml:space="preserve">“</w:t>
+      </w:r>
+      <w:r>
+        <w:t xml:space="preserve">WiFi</w:t>
+      </w:r>
+      <w:r>
+        <w:t xml:space="preserve">”</w:t>
       </w:r>
       <w:r>
         <w:t xml:space="preserve"> </w:t>
@@ -1121,7 +1183,7 @@
       <w:r>
         <w:t xml:space="preserve"> </w:t>
       </w:r>
-      <w:hyperlink r:id="rId15">
+      <w:hyperlink r:id="rId26">
         <w:r>
           <w:rPr>
             <w:rStyle w:val="Hyperlink"/>
@@ -1147,7 +1209,7 @@
       <w:r>
         <w:t xml:space="preserve"> </w:t>
       </w:r>
-      <w:hyperlink r:id="rId11">
+      <w:hyperlink r:id="rId22">
         <w:r>
           <w:rPr>
             <w:rStyle w:val="Hyperlink"/>
@@ -1172,7 +1234,7 @@
         </w:rPr>
         <w:t xml:space="preserve"> </w:t>
       </w:r>
-      <w:hyperlink r:id="rId23">
+      <w:hyperlink r:id="rId34">
         <w:r>
           <w:rPr>
             <w:rStyle w:val="Hyperlink"/>
@@ -1190,9 +1252,9 @@
         <w:t xml:space="preserve">.</w:t>
       </w:r>
     </w:p>
-    <w:bookmarkEnd w:id="24"/>
-    <w:bookmarkEnd w:id="25"/>
-    <w:bookmarkStart w:id="35" w:name="el-medio-inalámbrico"/>
+    <w:bookmarkEnd w:id="35"/>
+    <w:bookmarkEnd w:id="36"/>
+    <w:bookmarkStart w:id="46" w:name="el-medio-inalámbrico"/>
     <w:p>
       <w:pPr>
         <w:pStyle w:val="Heading1"/>
@@ -1256,7 +1318,7 @@
         </w:pict>
       </w:r>
     </w:p>
-    <w:bookmarkStart w:id="26" w:name="la-idea-en-una-frase"/>
+    <w:bookmarkStart w:id="37" w:name="la-idea-en-una-frase"/>
     <w:p>
       <w:pPr>
         <w:pStyle w:val="Heading2"/>
@@ -1309,8 +1371,8 @@
         </w:pict>
       </w:r>
     </w:p>
-    <w:bookmarkEnd w:id="26"/>
-    <w:bookmarkStart w:id="27" w:name="radiofrecuencia-para-administradores"/>
+    <w:bookmarkEnd w:id="37"/>
+    <w:bookmarkStart w:id="38" w:name="radiofrecuencia-para-administradores"/>
     <w:p>
       <w:pPr>
         <w:pStyle w:val="Heading2"/>
@@ -1397,6 +1459,7 @@
       <w:tblPr>
         <w:tblStyle w:val="Table"/>
         <w:tblW w:type="auto" w:w="0"/>
+        <w:jc w:val="left"/>
         <w:tblLook w:firstRow="1" w:lastRow="0" w:firstColumn="0" w:lastColumn="0" w:noHBand="0" w:noVBand="0" w:val="0020"/>
       </w:tblPr>
       <w:tblGrid>
@@ -1414,6 +1477,7 @@
           <w:p>
             <w:pPr>
               <w:pStyle w:val="Compact"/>
+              <w:jc w:val="left"/>
             </w:pPr>
             <w:r>
               <w:t xml:space="preserve">Propiedad</w:t>
@@ -1425,6 +1489,7 @@
           <w:p>
             <w:pPr>
               <w:pStyle w:val="Compact"/>
+              <w:jc w:val="left"/>
             </w:pPr>
             <w:r>
               <w:t xml:space="preserve">2,4 GHz</w:t>
@@ -1436,6 +1501,7 @@
           <w:p>
             <w:pPr>
               <w:pStyle w:val="Compact"/>
+              <w:jc w:val="left"/>
             </w:pPr>
             <w:r>
               <w:t xml:space="preserve">5 GHz</w:t>
@@ -1447,6 +1513,7 @@
           <w:p>
             <w:pPr>
               <w:pStyle w:val="Compact"/>
+              <w:jc w:val="left"/>
             </w:pPr>
             <w:r>
               <w:t xml:space="preserve">6 GHz (WiFi 6E/7)</w:t>
@@ -1460,6 +1527,7 @@
           <w:p>
             <w:pPr>
               <w:pStyle w:val="Compact"/>
+              <w:jc w:val="left"/>
             </w:pPr>
             <w:r>
               <w:t xml:space="preserve">Alcance</w:t>
@@ -1471,6 +1539,7 @@
           <w:p>
             <w:pPr>
               <w:pStyle w:val="Compact"/>
+              <w:jc w:val="left"/>
             </w:pPr>
             <w:r>
               <w:t xml:space="preserve">Mayor</w:t>
@@ -1482,6 +1551,7 @@
           <w:p>
             <w:pPr>
               <w:pStyle w:val="Compact"/>
+              <w:jc w:val="left"/>
             </w:pPr>
             <w:r>
               <w:t xml:space="preserve">Medio</w:t>
@@ -1493,6 +1563,7 @@
           <w:p>
             <w:pPr>
               <w:pStyle w:val="Compact"/>
+              <w:jc w:val="left"/>
             </w:pPr>
             <w:r>
               <w:t xml:space="preserve">Menor</w:t>
@@ -1506,6 +1577,7 @@
           <w:p>
             <w:pPr>
               <w:pStyle w:val="Compact"/>
+              <w:jc w:val="left"/>
             </w:pPr>
             <w:r>
               <w:t xml:space="preserve">Penetración de paredes</w:t>
@@ -1517,6 +1589,7 @@
           <w:p>
             <w:pPr>
               <w:pStyle w:val="Compact"/>
+              <w:jc w:val="left"/>
             </w:pPr>
             <w:r>
               <w:t xml:space="preserve">Buena</w:t>
@@ -1528,6 +1601,7 @@
           <w:p>
             <w:pPr>
               <w:pStyle w:val="Compact"/>
+              <w:jc w:val="left"/>
             </w:pPr>
             <w:r>
               <w:t xml:space="preserve">Regular</w:t>
@@ -1539,6 +1613,7 @@
           <w:p>
             <w:pPr>
               <w:pStyle w:val="Compact"/>
+              <w:jc w:val="left"/>
             </w:pPr>
             <w:r>
               <w:t xml:space="preserve">Pobre</w:t>
@@ -1552,6 +1627,7 @@
           <w:p>
             <w:pPr>
               <w:pStyle w:val="Compact"/>
+              <w:jc w:val="left"/>
             </w:pPr>
             <w:r>
               <w:t xml:space="preserve">Canales limpios</w:t>
@@ -1563,6 +1639,7 @@
           <w:p>
             <w:pPr>
               <w:pStyle w:val="Compact"/>
+              <w:jc w:val="left"/>
             </w:pPr>
             <w:r>
               <w:t xml:space="preserve">3</w:t>
@@ -1574,6 +1651,7 @@
           <w:p>
             <w:pPr>
               <w:pStyle w:val="Compact"/>
+              <w:jc w:val="left"/>
             </w:pPr>
             <w:r>
               <w:t xml:space="preserve">Muchos</w:t>
@@ -1585,6 +1663,7 @@
           <w:p>
             <w:pPr>
               <w:pStyle w:val="Compact"/>
+              <w:jc w:val="left"/>
             </w:pPr>
             <w:r>
               <w:t xml:space="preserve">Montones</w:t>
@@ -1598,6 +1677,7 @@
           <w:p>
             <w:pPr>
               <w:pStyle w:val="Compact"/>
+              <w:jc w:val="left"/>
             </w:pPr>
             <w:r>
               <w:t xml:space="preserve">Interferencias (microondas, BT…)</w:t>
@@ -1609,6 +1689,7 @@
           <w:p>
             <w:pPr>
               <w:pStyle w:val="Compact"/>
+              <w:jc w:val="left"/>
             </w:pPr>
             <w:r>
               <w:t xml:space="preserve">Muchas</w:t>
@@ -1620,6 +1701,7 @@
           <w:p>
             <w:pPr>
               <w:pStyle w:val="Compact"/>
+              <w:jc w:val="left"/>
             </w:pPr>
             <w:r>
               <w:t xml:space="preserve">Pocas</w:t>
@@ -1631,6 +1713,7 @@
           <w:p>
             <w:pPr>
               <w:pStyle w:val="Compact"/>
+              <w:jc w:val="left"/>
             </w:pPr>
             <w:r>
               <w:t xml:space="preserve">Casi nulas</w:t>
@@ -1644,6 +1727,7 @@
           <w:p>
             <w:pPr>
               <w:pStyle w:val="Compact"/>
+              <w:jc w:val="left"/>
             </w:pPr>
             <w:r>
               <w:t xml:space="preserve">Velocidad máxima</w:t>
@@ -1655,6 +1739,7 @@
           <w:p>
             <w:pPr>
               <w:pStyle w:val="Compact"/>
+              <w:jc w:val="left"/>
             </w:pPr>
             <w:r>
               <w:t xml:space="preserve">Baja</w:t>
@@ -1666,6 +1751,7 @@
           <w:p>
             <w:pPr>
               <w:pStyle w:val="Compact"/>
+              <w:jc w:val="left"/>
             </w:pPr>
             <w:r>
               <w:t xml:space="preserve">Alta</w:t>
@@ -1677,6 +1763,7 @@
           <w:p>
             <w:pPr>
               <w:pStyle w:val="Compact"/>
+              <w:jc w:val="left"/>
             </w:pPr>
             <w:r>
               <w:t xml:space="preserve">Muy alta</w:t>
@@ -1716,8 +1803,8 @@
         </w:pict>
       </w:r>
     </w:p>
-    <w:bookmarkEnd w:id="27"/>
-    <w:bookmarkStart w:id="28" w:name="los-canales-el-parking-del-espectro"/>
+    <w:bookmarkEnd w:id="38"/>
+    <w:bookmarkStart w:id="39" w:name="los-canales-el-parking-del-espectro"/>
     <w:p>
       <w:pPr>
         <w:pStyle w:val="Heading2"/>
@@ -1809,8 +1896,8 @@
         </w:pict>
       </w:r>
     </w:p>
-    <w:bookmarkEnd w:id="28"/>
-    <w:bookmarkStart w:id="29" w:name="los-enemigos-del-aire"/>
+    <w:bookmarkEnd w:id="39"/>
+    <w:bookmarkStart w:id="40" w:name="los-enemigos-del-aire"/>
     <w:p>
       <w:pPr>
         <w:pStyle w:val="Heading2"/>
@@ -1823,6 +1910,7 @@
       <w:tblPr>
         <w:tblStyle w:val="Table"/>
         <w:tblW w:type="pct" w:w="5000"/>
+        <w:jc w:val="left"/>
         <w:tblLayout w:type="fixed"/>
         <w:tblLook w:firstRow="1" w:lastRow="0" w:firstColumn="0" w:lastColumn="0" w:noHBand="0" w:noVBand="0" w:val="0020"/>
       </w:tblPr>
@@ -1840,6 +1928,7 @@
           <w:p>
             <w:pPr>
               <w:pStyle w:val="Compact"/>
+              <w:jc w:val="left"/>
             </w:pPr>
             <w:r>
               <w:t xml:space="preserve">Enemigo</w:t>
@@ -1851,6 +1940,7 @@
           <w:p>
             <w:pPr>
               <w:pStyle w:val="Compact"/>
+              <w:jc w:val="left"/>
             </w:pPr>
             <w:r>
               <w:t xml:space="preserve">Qué hace</w:t>
@@ -1862,6 +1952,7 @@
           <w:p>
             <w:pPr>
               <w:pStyle w:val="Compact"/>
+              <w:jc w:val="left"/>
             </w:pPr>
             <w:r>
               <w:t xml:space="preserve">Dónde vive</w:t>
@@ -1875,6 +1966,7 @@
           <w:p>
             <w:pPr>
               <w:pStyle w:val="Compact"/>
+              <w:jc w:val="left"/>
             </w:pPr>
             <w:r>
               <w:rPr>
@@ -1890,6 +1982,7 @@
           <w:p>
             <w:pPr>
               <w:pStyle w:val="Compact"/>
+              <w:jc w:val="left"/>
             </w:pPr>
             <w:r>
               <w:t xml:space="preserve">El SSID del vecino en tu mismo canal</w:t>
@@ -1901,6 +1994,7 @@
           <w:p>
             <w:pPr>
               <w:pStyle w:val="Compact"/>
+              <w:jc w:val="left"/>
             </w:pPr>
             <w:r>
               <w:t xml:space="preserve">Edificios de pisos, oficinas compartidas</w:t>
@@ -1914,6 +2008,7 @@
           <w:p>
             <w:pPr>
               <w:pStyle w:val="Compact"/>
+              <w:jc w:val="left"/>
             </w:pPr>
             <w:r>
               <w:rPr>
@@ -1929,6 +2024,7 @@
           <w:p>
             <w:pPr>
               <w:pStyle w:val="Compact"/>
+              <w:jc w:val="left"/>
             </w:pPr>
             <w:r>
               <w:t xml:space="preserve">Ruido de banda ancha en 2,4 GHz</w:t>
@@ -1940,6 +2036,7 @@
           <w:p>
             <w:pPr>
               <w:pStyle w:val="Compact"/>
+              <w:jc w:val="left"/>
             </w:pPr>
             <w:r>
               <w:t xml:space="preserve">Cocinas, cafeterías</w:t>
@@ -1953,6 +2050,7 @@
           <w:p>
             <w:pPr>
               <w:pStyle w:val="Compact"/>
+              <w:jc w:val="left"/>
             </w:pPr>
             <w:r>
               <w:rPr>
@@ -1968,6 +2066,7 @@
           <w:p>
             <w:pPr>
               <w:pStyle w:val="Compact"/>
+              <w:jc w:val="left"/>
             </w:pPr>
             <w:r>
               <w:t xml:space="preserve">Salta por 2,4 GHz pisando tu canal</w:t>
@@ -1979,6 +2078,7 @@
           <w:p>
             <w:pPr>
               <w:pStyle w:val="Compact"/>
+              <w:jc w:val="left"/>
             </w:pPr>
             <w:r>
               <w:t xml:space="preserve">Auriculares, teclados</w:t>
@@ -1992,6 +2092,7 @@
           <w:p>
             <w:pPr>
               <w:pStyle w:val="Compact"/>
+              <w:jc w:val="left"/>
             </w:pPr>
             <w:r>
               <w:rPr>
@@ -2007,6 +2108,7 @@
           <w:p>
             <w:pPr>
               <w:pStyle w:val="Compact"/>
+              <w:jc w:val="left"/>
             </w:pPr>
             <w:r>
               <w:t xml:space="preserve">Atenuan o reflejan la señal</w:t>
@@ -2018,6 +2120,7 @@
           <w:p>
             <w:pPr>
               <w:pStyle w:val="Compact"/>
+              <w:jc w:val="left"/>
             </w:pPr>
             <w:r>
               <w:t xml:space="preserve">Paredes de carga, ascensores, armarios</w:t>
@@ -2031,6 +2134,7 @@
           <w:p>
             <w:pPr>
               <w:pStyle w:val="Compact"/>
+              <w:jc w:val="left"/>
             </w:pPr>
             <w:r>
               <w:rPr>
@@ -2046,6 +2150,7 @@
           <w:p>
             <w:pPr>
               <w:pStyle w:val="Compact"/>
+              <w:jc w:val="left"/>
             </w:pPr>
             <w:r>
               <w:t xml:space="preserve">Absorbe 2,4 GHz con entusiasmo</w:t>
@@ -2057,6 +2162,7 @@
           <w:p>
             <w:pPr>
               <w:pStyle w:val="Compact"/>
+              <w:jc w:val="left"/>
             </w:pPr>
             <w:r>
               <w:t xml:space="preserve">Acuarios, paredes húmedas, personas</w:t>
@@ -2070,6 +2176,7 @@
           <w:p>
             <w:pPr>
               <w:pStyle w:val="Compact"/>
+              <w:jc w:val="left"/>
             </w:pPr>
             <w:r>
               <w:rPr>
@@ -2085,6 +2192,7 @@
           <w:p>
             <w:pPr>
               <w:pStyle w:val="Compact"/>
+              <w:jc w:val="left"/>
             </w:pPr>
             <w:r>
               <w:t xml:space="preserve">Videocámaras analógicas, teléfonos DECT, NFC</w:t>
@@ -2096,6 +2204,7 @@
           <w:p>
             <w:pPr>
               <w:pStyle w:val="Compact"/>
+              <w:jc w:val="left"/>
             </w:pPr>
             <w:r>
               <w:t xml:space="preserve">Instalaciones antiguas</w:t>
@@ -2129,8 +2238,8 @@
         </w:pict>
       </w:r>
     </w:p>
-    <w:bookmarkEnd w:id="29"/>
-    <w:bookmarkStart w:id="30" w:name="qué-se-mide-señal-ruido-y-snr"/>
+    <w:bookmarkEnd w:id="40"/>
+    <w:bookmarkStart w:id="41" w:name="qué-se-mide-señal-ruido-y-snr"/>
     <w:p>
       <w:pPr>
         <w:pStyle w:val="Heading2"/>
@@ -2208,7 +2317,13 @@
         <w:t xml:space="preserve"> </w:t>
       </w:r>
       <w:r>
-        <w:t xml:space="preserve">“veas tres barras”</w:t>
+        <w:t xml:space="preserve">“</w:t>
+      </w:r>
+      <w:r>
+        <w:t xml:space="preserve">veas tres barras</w:t>
+      </w:r>
+      <w:r>
+        <w:t xml:space="preserve">”</w:t>
       </w:r>
       <w:r>
         <w:t xml:space="preserve">.</w:t>
@@ -2235,7 +2350,13 @@
         <w:t xml:space="preserve"> </w:t>
       </w:r>
       <w:r>
-        <w:t xml:space="preserve">“Tres barras en el móvil no son un diagnóstico. Tres barras con SNR de 10 dB es como un coche con depósito lleno y el motor fundido: hay señal, no hay red. Mide con una app de spectrometer o con el propio AP antes de afirmar tonterías.”</w:t>
+        <w:t xml:space="preserve">“</w:t>
+      </w:r>
+      <w:r>
+        <w:t xml:space="preserve">Tres barras en el móvil no son un diagnóstico. Tres barras con SNR de 10 dB es como un coche con depósito lleno y el motor fundido: hay señal, no hay red. Mide con una app de spectrometer o con el propio AP antes de afirmar tonterías.</w:t>
+      </w:r>
+      <w:r>
+        <w:t xml:space="preserve">”</w:t>
       </w:r>
     </w:p>
     <w:p>
@@ -2245,8 +2366,8 @@
         </w:pict>
       </w:r>
     </w:p>
-    <w:bookmarkEnd w:id="30"/>
-    <w:bookmarkStart w:id="31" w:name="mini-chequeo"/>
+    <w:bookmarkEnd w:id="41"/>
+    <w:bookmarkStart w:id="42" w:name="mini-chequeo"/>
     <w:p>
       <w:pPr>
         <w:pStyle w:val="Heading2"/>
@@ -2384,8 +2505,8 @@
         </w:pict>
       </w:r>
     </w:p>
-    <w:bookmarkEnd w:id="31"/>
-    <w:bookmarkStart w:id="32" w:name="resumen-en-3-frases"/>
+    <w:bookmarkEnd w:id="42"/>
+    <w:bookmarkStart w:id="43" w:name="resumen-en-3-frases"/>
     <w:p>
       <w:pPr>
         <w:pStyle w:val="Heading2"/>
@@ -2475,8 +2596,8 @@
         <w:t xml:space="preserve">(SNR); las barras del móvil no son un dato.</w:t>
       </w:r>
     </w:p>
-    <w:bookmarkEnd w:id="32"/>
-    <w:bookmarkStart w:id="34" w:name="vocabulario-rápido"/>
+    <w:bookmarkEnd w:id="43"/>
+    <w:bookmarkStart w:id="45" w:name="vocabulario-rápido"/>
     <w:p>
       <w:pPr>
         <w:pStyle w:val="Heading2"/>
@@ -2489,6 +2610,7 @@
       <w:tblPr>
         <w:tblStyle w:val="Table"/>
         <w:tblW w:type="auto" w:w="0"/>
+        <w:jc w:val="left"/>
         <w:tblLook w:firstRow="1" w:lastRow="0" w:firstColumn="0" w:lastColumn="0" w:noHBand="0" w:noVBand="0" w:val="0020"/>
       </w:tblPr>
       <w:tblGrid>
@@ -2504,6 +2626,7 @@
           <w:p>
             <w:pPr>
               <w:pStyle w:val="Compact"/>
+              <w:jc w:val="left"/>
             </w:pPr>
             <w:r>
               <w:t xml:space="preserve">Término</w:t>
@@ -2515,6 +2638,7 @@
           <w:p>
             <w:pPr>
               <w:pStyle w:val="Compact"/>
+              <w:jc w:val="left"/>
             </w:pPr>
             <w:r>
               <w:t xml:space="preserve">Idea general</w:t>
@@ -2528,6 +2652,7 @@
           <w:p>
             <w:pPr>
               <w:pStyle w:val="Compact"/>
+              <w:jc w:val="left"/>
             </w:pPr>
             <w:r>
               <w:t xml:space="preserve">Canal</w:t>
@@ -2539,6 +2664,7 @@
           <w:p>
             <w:pPr>
               <w:pStyle w:val="Compact"/>
+              <w:jc w:val="left"/>
             </w:pPr>
             <w:r>
               <w:t xml:space="preserve">Trozo numerado del espectro donde emite un AP</w:t>
@@ -2552,6 +2678,7 @@
           <w:p>
             <w:pPr>
               <w:pStyle w:val="Compact"/>
+              <w:jc w:val="left"/>
             </w:pPr>
             <w:r>
               <w:t xml:space="preserve">Solapamiento</w:t>
@@ -2563,6 +2690,7 @@
           <w:p>
             <w:pPr>
               <w:pStyle w:val="Compact"/>
+              <w:jc w:val="left"/>
             </w:pPr>
             <w:r>
               <w:t xml:space="preserve">Canales vecinos que comparten espectro</w:t>
@@ -2576,6 +2704,7 @@
           <w:p>
             <w:pPr>
               <w:pStyle w:val="Compact"/>
+              <w:jc w:val="left"/>
             </w:pPr>
             <w:r>
               <w:t xml:space="preserve">RSSI/dBm</w:t>
@@ -2587,6 +2716,7 @@
           <w:p>
             <w:pPr>
               <w:pStyle w:val="Compact"/>
+              <w:jc w:val="left"/>
             </w:pPr>
             <w:r>
               <w:t xml:space="preserve">Nivel de señal recibida (−60 mejor que −75)</w:t>
@@ -2600,6 +2730,7 @@
           <w:p>
             <w:pPr>
               <w:pStyle w:val="Compact"/>
+              <w:jc w:val="left"/>
             </w:pPr>
             <w:r>
               <w:t xml:space="preserve">SNR</w:t>
@@ -2611,6 +2742,7 @@
           <w:p>
             <w:pPr>
               <w:pStyle w:val="Compact"/>
+              <w:jc w:val="left"/>
             </w:pPr>
             <w:r>
               <w:t xml:space="preserve">Señal menos ruido: la métrica que manda</w:t>
@@ -2624,6 +2756,7 @@
           <w:p>
             <w:pPr>
               <w:pStyle w:val="Compact"/>
+              <w:jc w:val="left"/>
             </w:pPr>
             <w:r>
               <w:t xml:space="preserve">Site survey</w:t>
@@ -2635,6 +2768,7 @@
           <w:p>
             <w:pPr>
               <w:pStyle w:val="Compact"/>
+              <w:jc w:val="left"/>
             </w:pPr>
             <w:r>
               <w:t xml:space="preserve">Medición de cobertura y ruido in situ</w:t>
@@ -2660,7 +2794,7 @@
       <w:r>
         <w:t xml:space="preserve"> </w:t>
       </w:r>
-      <w:hyperlink r:id="rId33">
+      <w:hyperlink r:id="rId44">
         <w:r>
           <w:rPr>
             <w:rStyle w:val="Hyperlink"/>
@@ -2687,7 +2821,7 @@
       <w:r>
         <w:t xml:space="preserve"> </w:t>
       </w:r>
-      <w:hyperlink r:id="rId33">
+      <w:hyperlink r:id="rId44">
         <w:r>
           <w:rPr>
             <w:rStyle w:val="Hyperlink"/>
@@ -2714,7 +2848,7 @@
       <w:r>
         <w:t xml:space="preserve"> </w:t>
       </w:r>
-      <w:hyperlink r:id="rId12">
+      <w:hyperlink r:id="rId23">
         <w:r>
           <w:rPr>
             <w:rStyle w:val="Hyperlink"/>
@@ -2723,9 +2857,9 @@
         </w:r>
       </w:hyperlink>
     </w:p>
-    <w:bookmarkEnd w:id="34"/>
-    <w:bookmarkEnd w:id="35"/>
-    <w:bookmarkStart w:id="43" w:name="medios-y-antenas"/>
+    <w:bookmarkEnd w:id="45"/>
+    <w:bookmarkEnd w:id="46"/>
+    <w:bookmarkStart w:id="54" w:name="medios-y-antenas"/>
     <w:p>
       <w:pPr>
         <w:pStyle w:val="Heading1"/>
@@ -2789,7 +2923,7 @@
         </w:pict>
       </w:r>
     </w:p>
-    <w:bookmarkStart w:id="36" w:name="la-idea-en-una-frase-1"/>
+    <w:bookmarkStart w:id="47" w:name="la-idea-en-una-frase-1"/>
     <w:p>
       <w:pPr>
         <w:pStyle w:val="Heading2"/>
@@ -2832,7 +2966,7 @@
       <w:r>
         <w:t xml:space="preserve"> </w:t>
       </w:r>
-      <w:hyperlink r:id="rId9">
+      <w:hyperlink r:id="rId20">
         <w:r>
           <w:rPr>
             <w:rStyle w:val="Hyperlink"/>
@@ -2850,7 +2984,13 @@
         <w:t xml:space="preserve"> </w:t>
       </w:r>
       <w:r>
-        <w:t xml:space="preserve">“el medio flexible pero impredecible”</w:t>
+        <w:t xml:space="preserve">“</w:t>
+      </w:r>
+      <w:r>
+        <w:t xml:space="preserve">el medio flexible pero impredecible</w:t>
+      </w:r>
+      <w:r>
+        <w:t xml:space="preserve">”</w:t>
       </w:r>
       <w:r>
         <w:t xml:space="preserve">. Este punto es su manual de instrucciones: cómo orientar la energía, cuánta potencia es legal (y útil) y cómo unir dos edificios sin zanjas.</w:t>
@@ -2863,8 +3003,8 @@
         </w:pict>
       </w:r>
     </w:p>
-    <w:bookmarkEnd w:id="36"/>
-    <w:bookmarkStart w:id="37" w:name="X54c4b53f416b3981aec532ec95f08b9b5acb4af"/>
+    <w:bookmarkEnd w:id="47"/>
+    <w:bookmarkStart w:id="48" w:name="X54c4b53f416b3981aec532ec95f08b9b5acb4af"/>
     <w:p>
       <w:pPr>
         <w:pStyle w:val="Heading2"/>
@@ -2877,6 +3017,7 @@
       <w:tblPr>
         <w:tblStyle w:val="Table"/>
         <w:tblW w:type="pct" w:w="5000"/>
+        <w:jc w:val="left"/>
         <w:tblLayout w:type="fixed"/>
         <w:tblLook w:firstRow="1" w:lastRow="0" w:firstColumn="0" w:lastColumn="0" w:noHBand="0" w:noVBand="0" w:val="0020"/>
       </w:tblPr>
@@ -2894,6 +3035,7 @@
           <w:p>
             <w:pPr>
               <w:pStyle w:val="Compact"/>
+              <w:jc w:val="left"/>
             </w:pPr>
             <w:r>
               <w:t xml:space="preserve">Antena</w:t>
@@ -2905,6 +3047,7 @@
           <w:p>
             <w:pPr>
               <w:pStyle w:val="Compact"/>
+              <w:jc w:val="left"/>
             </w:pPr>
             <w:r>
               <w:t xml:space="preserve">Patrón</w:t>
@@ -2916,6 +3059,7 @@
           <w:p>
             <w:pPr>
               <w:pStyle w:val="Compact"/>
+              <w:jc w:val="left"/>
             </w:pPr>
             <w:r>
               <w:t xml:space="preserve">Uso típico</w:t>
@@ -2929,6 +3073,7 @@
           <w:p>
             <w:pPr>
               <w:pStyle w:val="Compact"/>
+              <w:jc w:val="left"/>
             </w:pPr>
             <w:r>
               <w:rPr>
@@ -2950,6 +3095,7 @@
           <w:p>
             <w:pPr>
               <w:pStyle w:val="Compact"/>
+              <w:jc w:val="left"/>
             </w:pPr>
             <w:r>
               <w:t xml:space="preserve">360° horizontal</w:t>
@@ -2961,6 +3107,7 @@
           <w:p>
             <w:pPr>
               <w:pStyle w:val="Compact"/>
+              <w:jc w:val="left"/>
             </w:pPr>
             <w:r>
               <w:t xml:space="preserve">Cubrir una planta desde el centro</w:t>
@@ -2974,6 +3121,7 @@
           <w:p>
             <w:pPr>
               <w:pStyle w:val="Compact"/>
+              <w:jc w:val="left"/>
             </w:pPr>
             <w:r>
               <w:rPr>
@@ -2989,6 +3137,7 @@
           <w:p>
             <w:pPr>
               <w:pStyle w:val="Compact"/>
+              <w:jc w:val="left"/>
             </w:pPr>
             <w:r>
               <w:t xml:space="preserve">~60-120°</w:t>
@@ -3000,6 +3149,7 @@
           <w:p>
             <w:pPr>
               <w:pStyle w:val="Compact"/>
+              <w:jc w:val="left"/>
             </w:pPr>
             <w:r>
               <w:t xml:space="preserve">Pasillos, fachadas, cubrir desde una esquina</w:t>
@@ -3013,6 +3163,7 @@
           <w:p>
             <w:pPr>
               <w:pStyle w:val="Compact"/>
+              <w:jc w:val="left"/>
             </w:pPr>
             <w:r>
               <w:rPr>
@@ -3028,6 +3179,7 @@
           <w:p>
             <w:pPr>
               <w:pStyle w:val="Compact"/>
+              <w:jc w:val="left"/>
             </w:pPr>
             <w:r>
               <w:t xml:space="preserve">Estrecho (~30-45°)</w:t>
@@ -3039,6 +3191,7 @@
           <w:p>
             <w:pPr>
               <w:pStyle w:val="Compact"/>
+              <w:jc w:val="left"/>
             </w:pPr>
             <w:r>
               <w:t xml:space="preserve">Enlaces punto a punto de media distancia</w:t>
@@ -3052,6 +3205,7 @@
           <w:p>
             <w:pPr>
               <w:pStyle w:val="Compact"/>
+              <w:jc w:val="left"/>
             </w:pPr>
             <w:r>
               <w:rPr>
@@ -3067,6 +3221,7 @@
           <w:p>
             <w:pPr>
               <w:pStyle w:val="Compact"/>
+              <w:jc w:val="left"/>
             </w:pPr>
             <w:r>
               <w:t xml:space="preserve">Muy estrecho</w:t>
@@ -3078,6 +3233,7 @@
           <w:p>
             <w:pPr>
               <w:pStyle w:val="Compact"/>
+              <w:jc w:val="left"/>
             </w:pPr>
             <w:r>
               <w:t xml:space="preserve">Enlaces exteriores de kilómetros</w:t>
@@ -3113,7 +3269,13 @@
         <w:t xml:space="preserve"> </w:t>
       </w:r>
       <w:r>
-        <w:t xml:space="preserve">“donut”</w:t>
+        <w:t xml:space="preserve">“</w:t>
+      </w:r>
+      <w:r>
+        <w:t xml:space="preserve">donut</w:t>
+      </w:r>
+      <w:r>
+        <w:t xml:space="preserve">”</w:t>
       </w:r>
       <w:r>
         <w:t xml:space="preserve"> </w:t>
@@ -3185,8 +3347,8 @@
         </w:pict>
       </w:r>
     </w:p>
-    <w:bookmarkEnd w:id="37"/>
-    <w:bookmarkStart w:id="38" w:name="potencia-eirp-y-la-ley"/>
+    <w:bookmarkEnd w:id="48"/>
+    <w:bookmarkStart w:id="49" w:name="potencia-eirp-y-la-ley"/>
     <w:p>
       <w:pPr>
         <w:pStyle w:val="Heading2"/>
@@ -3287,8 +3449,8 @@
         </w:pict>
       </w:r>
     </w:p>
-    <w:bookmarkEnd w:id="38"/>
-    <w:bookmarkStart w:id="39" w:name="X821f99777154ca644f95de21fd6a36b29f4947d"/>
+    <w:bookmarkEnd w:id="49"/>
+    <w:bookmarkStart w:id="50" w:name="X821f99777154ca644f95de21fd6a36b29f4947d"/>
     <w:p>
       <w:pPr>
         <w:pStyle w:val="Heading2"/>
@@ -3407,7 +3569,7 @@
       <w:r>
         <w:t xml:space="preserve"> </w:t>
       </w:r>
-      <w:hyperlink r:id="rId14">
+      <w:hyperlink r:id="rId25">
         <w:r>
           <w:rPr>
             <w:rStyle w:val="Hyperlink"/>
@@ -3426,8 +3588,8 @@
         </w:pict>
       </w:r>
     </w:p>
-    <w:bookmarkEnd w:id="39"/>
-    <w:bookmarkStart w:id="40" w:name="mini-chequeo-1"/>
+    <w:bookmarkEnd w:id="50"/>
+    <w:bookmarkStart w:id="51" w:name="mini-chequeo-1"/>
     <w:p>
       <w:pPr>
         <w:pStyle w:val="Heading2"/>
@@ -3555,8 +3717,8 @@
         </w:pict>
       </w:r>
     </w:p>
-    <w:bookmarkEnd w:id="40"/>
-    <w:bookmarkStart w:id="41" w:name="resumen-en-3-frases-1"/>
+    <w:bookmarkEnd w:id="51"/>
+    <w:bookmarkStart w:id="52" w:name="resumen-en-3-frases-1"/>
     <w:p>
       <w:pPr>
         <w:pStyle w:val="Heading2"/>
@@ -3649,8 +3811,8 @@
         <w:t xml:space="preserve">(bridges) unen edificios: línea de vista, Fresnel, canal común y seguridad.</w:t>
       </w:r>
     </w:p>
-    <w:bookmarkEnd w:id="41"/>
-    <w:bookmarkStart w:id="42" w:name="vocabulario-rápido-1"/>
+    <w:bookmarkEnd w:id="52"/>
+    <w:bookmarkStart w:id="53" w:name="vocabulario-rápido-1"/>
     <w:p>
       <w:pPr>
         <w:pStyle w:val="Heading2"/>
@@ -3663,6 +3825,7 @@
       <w:tblPr>
         <w:tblStyle w:val="Table"/>
         <w:tblW w:type="auto" w:w="0"/>
+        <w:jc w:val="left"/>
         <w:tblLook w:firstRow="1" w:lastRow="0" w:firstColumn="0" w:lastColumn="0" w:noHBand="0" w:noVBand="0" w:val="0020"/>
       </w:tblPr>
       <w:tblGrid>
@@ -3678,6 +3841,7 @@
           <w:p>
             <w:pPr>
               <w:pStyle w:val="Compact"/>
+              <w:jc w:val="left"/>
             </w:pPr>
             <w:r>
               <w:t xml:space="preserve">Término</w:t>
@@ -3689,6 +3853,7 @@
           <w:p>
             <w:pPr>
               <w:pStyle w:val="Compact"/>
+              <w:jc w:val="left"/>
             </w:pPr>
             <w:r>
               <w:t xml:space="preserve">Idea general</w:t>
@@ -3702,6 +3867,7 @@
           <w:p>
             <w:pPr>
               <w:pStyle w:val="Compact"/>
+              <w:jc w:val="left"/>
             </w:pPr>
             <w:r>
               <w:t xml:space="preserve">dBi</w:t>
@@ -3713,6 +3879,7 @@
           <w:p>
             <w:pPr>
               <w:pStyle w:val="Compact"/>
+              <w:jc w:val="left"/>
             </w:pPr>
             <w:r>
               <w:t xml:space="preserve">Ganancia de antena respecto a la isotrópica</w:t>
@@ -3726,6 +3893,7 @@
           <w:p>
             <w:pPr>
               <w:pStyle w:val="Compact"/>
+              <w:jc w:val="left"/>
             </w:pPr>
             <w:r>
               <w:t xml:space="preserve">EIRP</w:t>
@@ -3737,6 +3905,7 @@
           <w:p>
             <w:pPr>
               <w:pStyle w:val="Compact"/>
+              <w:jc w:val="left"/>
             </w:pPr>
             <w:r>
               <w:t xml:space="preserve">Potencia efectiva radiada (legalmente limitada)</w:t>
@@ -3750,6 +3919,7 @@
           <w:p>
             <w:pPr>
               <w:pStyle w:val="Compact"/>
+              <w:jc w:val="left"/>
             </w:pPr>
             <w:r>
               <w:t xml:space="preserve">Zona de Fresnel</w:t>
@@ -3761,6 +3931,7 @@
           <w:p>
             <w:pPr>
               <w:pStyle w:val="Compact"/>
+              <w:jc w:val="left"/>
             </w:pPr>
             <w:r>
               <w:t xml:space="preserve">Elipse alrededor del haz que debe estar despejada</w:t>
@@ -3774,6 +3945,7 @@
           <w:p>
             <w:pPr>
               <w:pStyle w:val="Compact"/>
+              <w:jc w:val="left"/>
             </w:pPr>
             <w:r>
               <w:t xml:space="preserve">Bridge/PtP</w:t>
@@ -3785,6 +3957,7 @@
           <w:p>
             <w:pPr>
               <w:pStyle w:val="Compact"/>
+              <w:jc w:val="left"/>
             </w:pPr>
             <w:r>
               <w:t xml:space="preserve">Enlace inalámbrico entre dos puntos fijos</w:t>
@@ -3798,6 +3971,7 @@
           <w:p>
             <w:pPr>
               <w:pStyle w:val="Compact"/>
+              <w:jc w:val="left"/>
             </w:pPr>
             <w:r>
               <w:t xml:space="preserve">Omni vs direccional</w:t>
@@ -3809,6 +3983,7 @@
           <w:p>
             <w:pPr>
               <w:pStyle w:val="Compact"/>
+              <w:jc w:val="left"/>
             </w:pPr>
             <w:r>
               <w:t xml:space="preserve">Repartir 360° vs concentrar el haz</w:t>
@@ -3834,7 +4009,7 @@
       <w:r>
         <w:t xml:space="preserve"> </w:t>
       </w:r>
-      <w:hyperlink r:id="rId33">
+      <w:hyperlink r:id="rId44">
         <w:r>
           <w:rPr>
             <w:rStyle w:val="Hyperlink"/>
@@ -3861,7 +4036,7 @@
       <w:r>
         <w:t xml:space="preserve"> </w:t>
       </w:r>
-      <w:hyperlink r:id="rId11">
+      <w:hyperlink r:id="rId22">
         <w:r>
           <w:rPr>
             <w:rStyle w:val="Hyperlink"/>
@@ -3888,7 +4063,7 @@
       <w:r>
         <w:t xml:space="preserve"> </w:t>
       </w:r>
-      <w:hyperlink r:id="rId13">
+      <w:hyperlink r:id="rId24">
         <w:r>
           <w:rPr>
             <w:rStyle w:val="Hyperlink"/>
@@ -3897,9 +4072,9 @@
         </w:r>
       </w:hyperlink>
     </w:p>
-    <w:bookmarkEnd w:id="42"/>
-    <w:bookmarkEnd w:id="43"/>
-    <w:bookmarkStart w:id="51" w:name="estándares-802.11"/>
+    <w:bookmarkEnd w:id="53"/>
+    <w:bookmarkEnd w:id="54"/>
+    <w:bookmarkStart w:id="62" w:name="estándares-802.11"/>
     <w:p>
       <w:pPr>
         <w:pStyle w:val="Heading1"/>
@@ -3963,7 +4138,7 @@
         </w:pict>
       </w:r>
     </w:p>
-    <w:bookmarkStart w:id="44" w:name="la-idea-en-una-frase-2"/>
+    <w:bookmarkStart w:id="55" w:name="la-idea-en-una-frase-2"/>
     <w:p>
       <w:pPr>
         <w:pStyle w:val="Heading2"/>
@@ -4003,8 +4178,8 @@
         </w:pict>
       </w:r>
     </w:p>
-    <w:bookmarkEnd w:id="44"/>
-    <w:bookmarkStart w:id="45" w:name="X5f5d8dd4c7d6016967bc9a60ee32002011c67a5"/>
+    <w:bookmarkEnd w:id="55"/>
+    <w:bookmarkStart w:id="56" w:name="X5f5d8dd4c7d6016967bc9a60ee32002011c67a5"/>
     <w:p>
       <w:pPr>
         <w:pStyle w:val="Heading2"/>
@@ -4017,6 +4192,7 @@
       <w:tblPr>
         <w:tblStyle w:val="Table"/>
         <w:tblW w:type="pct" w:w="5000"/>
+        <w:jc w:val="left"/>
         <w:tblLayout w:type="fixed"/>
         <w:tblLook w:firstRow="1" w:lastRow="0" w:firstColumn="0" w:lastColumn="0" w:noHBand="0" w:noVBand="0" w:val="0020"/>
       </w:tblPr>
@@ -4037,6 +4213,7 @@
           <w:p>
             <w:pPr>
               <w:pStyle w:val="Compact"/>
+              <w:jc w:val="left"/>
             </w:pPr>
             <w:r>
               <w:t xml:space="preserve">Estándar</w:t>
@@ -4048,6 +4225,7 @@
           <w:p>
             <w:pPr>
               <w:pStyle w:val="Compact"/>
+              <w:jc w:val="left"/>
             </w:pPr>
             <w:r>
               <w:t xml:space="preserve">Nombre comercial</w:t>
@@ -4059,6 +4237,7 @@
           <w:p>
             <w:pPr>
               <w:pStyle w:val="Compact"/>
+              <w:jc w:val="left"/>
             </w:pPr>
             <w:r>
               <w:t xml:space="preserve">Año</w:t>
@@ -4070,6 +4249,7 @@
           <w:p>
             <w:pPr>
               <w:pStyle w:val="Compact"/>
+              <w:jc w:val="left"/>
             </w:pPr>
             <w:r>
               <w:t xml:space="preserve">Banda</w:t>
@@ -4081,6 +4261,7 @@
           <w:p>
             <w:pPr>
               <w:pStyle w:val="Compact"/>
+              <w:jc w:val="left"/>
             </w:pPr>
             <w:r>
               <w:t xml:space="preserve">Teórica</w:t>
@@ -4092,6 +4273,7 @@
           <w:p>
             <w:pPr>
               <w:pStyle w:val="Compact"/>
+              <w:jc w:val="left"/>
             </w:pPr>
             <w:r>
               <w:t xml:space="preserve">Idea clave</w:t>
@@ -4105,6 +4287,7 @@
           <w:p>
             <w:pPr>
               <w:pStyle w:val="Compact"/>
+              <w:jc w:val="left"/>
             </w:pPr>
             <w:r>
               <w:t xml:space="preserve">802.11 (legacy)</w:t>
@@ -4116,6 +4299,7 @@
           <w:p>
             <w:pPr>
               <w:pStyle w:val="Compact"/>
+              <w:jc w:val="left"/>
             </w:pPr>
             <w:r>
               <w:t xml:space="preserve">—</w:t>
@@ -4127,6 +4311,7 @@
           <w:p>
             <w:pPr>
               <w:pStyle w:val="Compact"/>
+              <w:jc w:val="left"/>
             </w:pPr>
             <w:r>
               <w:t xml:space="preserve">1997</w:t>
@@ -4138,6 +4323,7 @@
           <w:p>
             <w:pPr>
               <w:pStyle w:val="Compact"/>
+              <w:jc w:val="left"/>
             </w:pPr>
             <w:r>
               <w:t xml:space="preserve">2,4</w:t>
@@ -4149,6 +4335,7 @@
           <w:p>
             <w:pPr>
               <w:pStyle w:val="Compact"/>
+              <w:jc w:val="left"/>
             </w:pPr>
             <w:r>
               <w:t xml:space="preserve">2 Mbps</w:t>
@@ -4160,6 +4347,7 @@
           <w:p>
             <w:pPr>
               <w:pStyle w:val="Compact"/>
+              <w:jc w:val="left"/>
             </w:pPr>
             <w:r>
               <w:t xml:space="preserve">El abuelo; solo de museo</w:t>
@@ -4173,6 +4361,7 @@
           <w:p>
             <w:pPr>
               <w:pStyle w:val="Compact"/>
+              <w:jc w:val="left"/>
             </w:pPr>
             <w:r>
               <w:t xml:space="preserve">802.11b</w:t>
@@ -4184,6 +4373,7 @@
           <w:p>
             <w:pPr>
               <w:pStyle w:val="Compact"/>
+              <w:jc w:val="left"/>
             </w:pPr>
             <w:r>
               <w:t xml:space="preserve">WiFi 1</w:t>
@@ -4195,6 +4385,7 @@
           <w:p>
             <w:pPr>
               <w:pStyle w:val="Compact"/>
+              <w:jc w:val="left"/>
             </w:pPr>
             <w:r>
               <w:t xml:space="preserve">1999</w:t>
@@ -4206,6 +4397,7 @@
           <w:p>
             <w:pPr>
               <w:pStyle w:val="Compact"/>
+              <w:jc w:val="left"/>
             </w:pPr>
             <w:r>
               <w:t xml:space="preserve">2,4</w:t>
@@ -4217,6 +4409,7 @@
           <w:p>
             <w:pPr>
               <w:pStyle w:val="Compact"/>
+              <w:jc w:val="left"/>
             </w:pPr>
             <w:r>
               <w:t xml:space="preserve">11 Mbps</w:t>
@@ -4228,6 +4421,7 @@
           <w:p>
             <w:pPr>
               <w:pStyle w:val="Compact"/>
+              <w:jc w:val="left"/>
             </w:pPr>
             <w:r>
               <w:t xml:space="preserve">Primera explosión de popularidad</w:t>
@@ -4241,6 +4435,7 @@
           <w:p>
             <w:pPr>
               <w:pStyle w:val="Compact"/>
+              <w:jc w:val="left"/>
             </w:pPr>
             <w:r>
               <w:t xml:space="preserve">802.11a</w:t>
@@ -4252,6 +4447,7 @@
           <w:p>
             <w:pPr>
               <w:pStyle w:val="Compact"/>
+              <w:jc w:val="left"/>
             </w:pPr>
             <w:r>
               <w:t xml:space="preserve">WiFi 2</w:t>
@@ -4263,6 +4459,7 @@
           <w:p>
             <w:pPr>
               <w:pStyle w:val="Compact"/>
+              <w:jc w:val="left"/>
             </w:pPr>
             <w:r>
               <w:t xml:space="preserve">1999</w:t>
@@ -4274,6 +4471,7 @@
           <w:p>
             <w:pPr>
               <w:pStyle w:val="Compact"/>
+              <w:jc w:val="left"/>
             </w:pPr>
             <w:r>
               <w:t xml:space="preserve">5 GHz</w:t>
@@ -4285,6 +4483,7 @@
           <w:p>
             <w:pPr>
               <w:pStyle w:val="Compact"/>
+              <w:jc w:val="left"/>
             </w:pPr>
             <w:r>
               <w:t xml:space="preserve">54 Mbps</w:t>
@@ -4296,6 +4495,7 @@
           <w:p>
             <w:pPr>
               <w:pStyle w:val="Compact"/>
+              <w:jc w:val="left"/>
             </w:pPr>
             <w:r>
               <w:t xml:space="preserve">Pionero en 5 GHz, poco despliegue</w:t>
@@ -4309,6 +4509,7 @@
           <w:p>
             <w:pPr>
               <w:pStyle w:val="Compact"/>
+              <w:jc w:val="left"/>
             </w:pPr>
             <w:r>
               <w:t xml:space="preserve">802.11g</w:t>
@@ -4320,6 +4521,7 @@
           <w:p>
             <w:pPr>
               <w:pStyle w:val="Compact"/>
+              <w:jc w:val="left"/>
             </w:pPr>
             <w:r>
               <w:t xml:space="preserve">WiFi 3</w:t>
@@ -4331,6 +4533,7 @@
           <w:p>
             <w:pPr>
               <w:pStyle w:val="Compact"/>
+              <w:jc w:val="left"/>
             </w:pPr>
             <w:r>
               <w:t xml:space="preserve">2003</w:t>
@@ -4342,6 +4545,7 @@
           <w:p>
             <w:pPr>
               <w:pStyle w:val="Compact"/>
+              <w:jc w:val="left"/>
             </w:pPr>
             <w:r>
               <w:t xml:space="preserve">2,4</w:t>
@@ -4353,6 +4557,7 @@
           <w:p>
             <w:pPr>
               <w:pStyle w:val="Compact"/>
+              <w:jc w:val="left"/>
             </w:pPr>
             <w:r>
               <w:t xml:space="preserve">54 Mbps</w:t>
@@ -4364,6 +4569,7 @@
           <w:p>
             <w:pPr>
               <w:pStyle w:val="Compact"/>
+              <w:jc w:val="left"/>
             </w:pPr>
             <w:r>
               <w:t xml:space="preserve">54 Mbps sobre 2,4 GHz</w:t>
@@ -4377,6 +4583,7 @@
           <w:p>
             <w:pPr>
               <w:pStyle w:val="Compact"/>
+              <w:jc w:val="left"/>
             </w:pPr>
             <w:r>
               <w:rPr>
@@ -4392,6 +4599,7 @@
           <w:p>
             <w:pPr>
               <w:pStyle w:val="Compact"/>
+              <w:jc w:val="left"/>
             </w:pPr>
             <w:r>
               <w:rPr>
@@ -4407,6 +4615,7 @@
           <w:p>
             <w:pPr>
               <w:pStyle w:val="Compact"/>
+              <w:jc w:val="left"/>
             </w:pPr>
             <w:r>
               <w:t xml:space="preserve">2009</w:t>
@@ -4418,6 +4627,7 @@
           <w:p>
             <w:pPr>
               <w:pStyle w:val="Compact"/>
+              <w:jc w:val="left"/>
             </w:pPr>
             <w:r>
               <w:t xml:space="preserve">2,4 + 5</w:t>
@@ -4429,6 +4639,7 @@
           <w:p>
             <w:pPr>
               <w:pStyle w:val="Compact"/>
+              <w:jc w:val="left"/>
             </w:pPr>
             <w:r>
               <w:t xml:space="preserve">600 Mbps</w:t>
@@ -4440,6 +4651,7 @@
           <w:p>
             <w:pPr>
               <w:pStyle w:val="Compact"/>
+              <w:jc w:val="left"/>
             </w:pPr>
             <w:r>
               <w:t xml:space="preserve">MIMO, 40 MHz, 2 flujos espaciales</w:t>
@@ -4453,6 +4665,7 @@
           <w:p>
             <w:pPr>
               <w:pStyle w:val="Compact"/>
+              <w:jc w:val="left"/>
             </w:pPr>
             <w:r>
               <w:rPr>
@@ -4468,6 +4681,7 @@
           <w:p>
             <w:pPr>
               <w:pStyle w:val="Compact"/>
+              <w:jc w:val="left"/>
             </w:pPr>
             <w:r>
               <w:rPr>
@@ -4483,6 +4697,7 @@
           <w:p>
             <w:pPr>
               <w:pStyle w:val="Compact"/>
+              <w:jc w:val="left"/>
             </w:pPr>
             <w:r>
               <w:t xml:space="preserve">2014</w:t>
@@ -4494,6 +4709,7 @@
           <w:p>
             <w:pPr>
               <w:pStyle w:val="Compact"/>
+              <w:jc w:val="left"/>
             </w:pPr>
             <w:r>
               <w:t xml:space="preserve">5 GHz</w:t>
@@ -4505,6 +4721,7 @@
           <w:p>
             <w:pPr>
               <w:pStyle w:val="Compact"/>
+              <w:jc w:val="left"/>
             </w:pPr>
             <w:r>
               <w:t xml:space="preserve">3,5 Gbps</w:t>
@@ -4516,6 +4733,7 @@
           <w:p>
             <w:pPr>
               <w:pStyle w:val="Compact"/>
+              <w:jc w:val="left"/>
             </w:pPr>
             <w:r>
               <w:t xml:space="preserve">Canales de 80/160 MHz, MU-MIMO downlink</w:t>
@@ -4529,6 +4747,7 @@
           <w:p>
             <w:pPr>
               <w:pStyle w:val="Compact"/>
+              <w:jc w:val="left"/>
             </w:pPr>
             <w:r>
               <w:rPr>
@@ -4544,6 +4763,7 @@
           <w:p>
             <w:pPr>
               <w:pStyle w:val="Compact"/>
+              <w:jc w:val="left"/>
             </w:pPr>
             <w:r>
               <w:rPr>
@@ -4559,6 +4779,7 @@
           <w:p>
             <w:pPr>
               <w:pStyle w:val="Compact"/>
+              <w:jc w:val="left"/>
             </w:pPr>
             <w:r>
               <w:t xml:space="preserve">2019/2021</w:t>
@@ -4570,6 +4791,7 @@
           <w:p>
             <w:pPr>
               <w:pStyle w:val="Compact"/>
+              <w:jc w:val="left"/>
             </w:pPr>
             <w:r>
               <w:t xml:space="preserve">2,4 + 5 (+6)</w:t>
@@ -4581,6 +4803,7 @@
           <w:p>
             <w:pPr>
               <w:pStyle w:val="Compact"/>
+              <w:jc w:val="left"/>
             </w:pPr>
             <w:r>
               <w:t xml:space="preserve">9,6 Gbps</w:t>
@@ -4592,6 +4815,7 @@
           <w:p>
             <w:pPr>
               <w:pStyle w:val="Compact"/>
+              <w:jc w:val="left"/>
             </w:pPr>
             <w:r>
               <w:t xml:space="preserve">OFDMA, BSS Coloring, eficiencia con muchos clientes</w:t>
@@ -4605,6 +4829,7 @@
           <w:p>
             <w:pPr>
               <w:pStyle w:val="Compact"/>
+              <w:jc w:val="left"/>
             </w:pPr>
             <w:r>
               <w:rPr>
@@ -4620,6 +4845,7 @@
           <w:p>
             <w:pPr>
               <w:pStyle w:val="Compact"/>
+              <w:jc w:val="left"/>
             </w:pPr>
             <w:r>
               <w:rPr>
@@ -4635,6 +4861,7 @@
           <w:p>
             <w:pPr>
               <w:pStyle w:val="Compact"/>
+              <w:jc w:val="left"/>
             </w:pPr>
             <w:r>
               <w:t xml:space="preserve">2024</w:t>
@@ -4646,6 +4873,7 @@
           <w:p>
             <w:pPr>
               <w:pStyle w:val="Compact"/>
+              <w:jc w:val="left"/>
             </w:pPr>
             <w:r>
               <w:t xml:space="preserve">2,4 + 5 + 6</w:t>
@@ -4657,6 +4885,7 @@
           <w:p>
             <w:pPr>
               <w:pStyle w:val="Compact"/>
+              <w:jc w:val="left"/>
             </w:pPr>
             <w:r>
               <w:t xml:space="preserve">46 Gbps</w:t>
@@ -4668,6 +4897,7 @@
           <w:p>
             <w:pPr>
               <w:pStyle w:val="Compact"/>
+              <w:jc w:val="left"/>
             </w:pPr>
             <w:r>
               <w:t xml:space="preserve">320 MHz, MLO (multi-enlace), 4K-QAM</w:t>
@@ -4709,7 +4939,13 @@
         <w:t xml:space="preserve"> </w:t>
       </w:r>
       <w:r>
-        <w:t xml:space="preserve">“E”</w:t>
+        <w:t xml:space="preserve">“</w:t>
+      </w:r>
+      <w:r>
+        <w:t xml:space="preserve">E</w:t>
+      </w:r>
+      <w:r>
+        <w:t xml:space="preserve">”</w:t>
       </w:r>
       <w:r>
         <w:t xml:space="preserve"> </w:t>
@@ -4746,7 +4982,13 @@
         <w:t xml:space="preserve"> </w:t>
       </w:r>
       <w:r>
-        <w:t xml:space="preserve">“WiFi 6”</w:t>
+        <w:t xml:space="preserve">“</w:t>
+      </w:r>
+      <w:r>
+        <w:t xml:space="preserve">WiFi 6</w:t>
+      </w:r>
+      <w:r>
+        <w:t xml:space="preserve">”</w:t>
       </w:r>
       <w:r>
         <w:t xml:space="preserve"> </w:t>
@@ -4758,7 +5000,13 @@
         <w:t xml:space="preserve"> </w:t>
       </w:r>
       <w:r>
-        <w:t xml:space="preserve">“802.11ax”</w:t>
+        <w:t xml:space="preserve">“</w:t>
+      </w:r>
+      <w:r>
+        <w:t xml:space="preserve">802.11ax</w:t>
+      </w:r>
+      <w:r>
+        <w:t xml:space="preserve">”</w:t>
       </w:r>
       <w:r>
         <w:t xml:space="preserve">, y en catálogos verás ambos. En las especificaciones de material de red, siempre aparece el estándar.</w:t>
@@ -4771,8 +5019,8 @@
         </w:pict>
       </w:r>
     </w:p>
-    <w:bookmarkEnd w:id="45"/>
-    <w:bookmarkStart w:id="46" w:name="Xbc552e6bd3ec73a1e8427ea20169fc701a943a4"/>
+    <w:bookmarkEnd w:id="56"/>
+    <w:bookmarkStart w:id="57" w:name="Xbc552e6bd3ec73a1e8427ea20169fc701a943a4"/>
     <w:p>
       <w:pPr>
         <w:pStyle w:val="Heading2"/>
@@ -4793,6 +5041,7 @@
       <w:tblPr>
         <w:tblStyle w:val="Table"/>
         <w:tblW w:type="pct" w:w="5000"/>
+        <w:jc w:val="left"/>
         <w:tblLayout w:type="fixed"/>
         <w:tblLook w:firstRow="1" w:lastRow="0" w:firstColumn="0" w:lastColumn="0" w:noHBand="0" w:noVBand="0" w:val="0020"/>
       </w:tblPr>
@@ -4810,6 +5059,7 @@
           <w:p>
             <w:pPr>
               <w:pStyle w:val="Compact"/>
+              <w:jc w:val="left"/>
             </w:pPr>
             <w:r>
               <w:t xml:space="preserve">Técnica</w:t>
@@ -4821,6 +5071,7 @@
           <w:p>
             <w:pPr>
               <w:pStyle w:val="Compact"/>
+              <w:jc w:val="left"/>
             </w:pPr>
             <w:r>
               <w:t xml:space="preserve">Qué hace</w:t>
@@ -4832,6 +5083,7 @@
           <w:p>
             <w:pPr>
               <w:pStyle w:val="Compact"/>
+              <w:jc w:val="left"/>
             </w:pPr>
             <w:r>
               <w:t xml:space="preserve">Dónde brilla</w:t>
@@ -4845,6 +5097,7 @@
           <w:p>
             <w:pPr>
               <w:pStyle w:val="Compact"/>
+              <w:jc w:val="left"/>
             </w:pPr>
             <w:r>
               <w:rPr>
@@ -4860,6 +5113,7 @@
           <w:p>
             <w:pPr>
               <w:pStyle w:val="Compact"/>
+              <w:jc w:val="left"/>
             </w:pPr>
             <w:r>
               <w:t xml:space="preserve">Varias antenas emiten en paralelo</w:t>
@@ -4868,15 +5122,22 @@
               <w:t xml:space="preserve"> </w:t>
             </w:r>
             <w:r>
-              <w:t xml:space="preserve">“por el mismo canal”</w:t>
-            </w:r>
-          </w:p>
-        </w:tc>
-        <w:tc>
-          <w:tcPr/>
-          <w:p>
-            <w:pPr>
-              <w:pStyle w:val="Compact"/>
+              <w:t xml:space="preserve">“</w:t>
+            </w:r>
+            <w:r>
+              <w:t xml:space="preserve">por el mismo canal</w:t>
+            </w:r>
+            <w:r>
+              <w:t xml:space="preserve">”</w:t>
+            </w:r>
+          </w:p>
+        </w:tc>
+        <w:tc>
+          <w:tcPr/>
+          <w:p>
+            <w:pPr>
+              <w:pStyle w:val="Compact"/>
+              <w:jc w:val="left"/>
             </w:pPr>
             <w:r>
               <w:t xml:space="preserve">WiFi 4 en adelante: velocidad × nº de flujos</w:t>
@@ -4890,6 +5151,7 @@
           <w:p>
             <w:pPr>
               <w:pStyle w:val="Compact"/>
+              <w:jc w:val="left"/>
             </w:pPr>
             <w:r>
               <w:rPr>
@@ -4905,6 +5167,7 @@
           <w:p>
             <w:pPr>
               <w:pStyle w:val="Compact"/>
+              <w:jc w:val="left"/>
             </w:pPr>
             <w:r>
               <w:t xml:space="preserve">Ensancha el canal como una autopista</w:t>
@@ -4916,6 +5179,7 @@
           <w:p>
             <w:pPr>
               <w:pStyle w:val="Compact"/>
+              <w:jc w:val="left"/>
             </w:pPr>
             <w:r>
               <w:t xml:space="preserve">WiFi 4/5/6; con canales anchos, menos red para todos</w:t>
@@ -4929,6 +5193,7 @@
           <w:p>
             <w:pPr>
               <w:pStyle w:val="Compact"/>
+              <w:jc w:val="left"/>
             </w:pPr>
             <w:r>
               <w:rPr>
@@ -4944,6 +5209,7 @@
           <w:p>
             <w:pPr>
               <w:pStyle w:val="Compact"/>
+              <w:jc w:val="left"/>
             </w:pPr>
             <w:r>
               <w:t xml:space="preserve">El AP habla a varios clientes a la vez</w:t>
@@ -4955,6 +5221,7 @@
           <w:p>
             <w:pPr>
               <w:pStyle w:val="Compact"/>
+              <w:jc w:val="left"/>
             </w:pPr>
             <w:r>
               <w:t xml:space="preserve">WiFi 5 (solo downlink) y WiFi 6 (bidireccional)</w:t>
@@ -4968,6 +5235,7 @@
           <w:p>
             <w:pPr>
               <w:pStyle w:val="Compact"/>
+              <w:jc w:val="left"/>
             </w:pPr>
             <w:r>
               <w:rPr>
@@ -4983,6 +5251,7 @@
           <w:p>
             <w:pPr>
               <w:pStyle w:val="Compact"/>
+              <w:jc w:val="left"/>
             </w:pPr>
             <w:r>
               <w:t xml:space="preserve">Divide el canal en subcanales para clientes pequeños (IoT)</w:t>
@@ -4994,6 +5263,7 @@
           <w:p>
             <w:pPr>
               <w:pStyle w:val="Compact"/>
+              <w:jc w:val="left"/>
             </w:pPr>
             <w:r>
               <w:t xml:space="preserve">WiFi 6: la gran mejora en oficinas llenas</w:t>
@@ -5007,6 +5277,7 @@
           <w:p>
             <w:pPr>
               <w:pStyle w:val="Compact"/>
+              <w:jc w:val="left"/>
             </w:pPr>
             <w:r>
               <w:rPr>
@@ -5022,6 +5293,7 @@
           <w:p>
             <w:pPr>
               <w:pStyle w:val="Compact"/>
+              <w:jc w:val="left"/>
             </w:pPr>
             <w:r>
               <w:t xml:space="preserve">Etiqueta las tramas de redes vecinas y las ignora antes de colisionar</w:t>
@@ -5033,6 +5305,7 @@
           <w:p>
             <w:pPr>
               <w:pStyle w:val="Compact"/>
+              <w:jc w:val="left"/>
             </w:pPr>
             <w:r>
               <w:t xml:space="preserve">WiFi 6 en entornos densos</w:t>
@@ -5046,6 +5319,7 @@
           <w:p>
             <w:pPr>
               <w:pStyle w:val="Compact"/>
+              <w:jc w:val="left"/>
             </w:pPr>
             <w:r>
               <w:rPr>
@@ -5067,6 +5341,7 @@
           <w:p>
             <w:pPr>
               <w:pStyle w:val="Compact"/>
+              <w:jc w:val="left"/>
             </w:pPr>
             <w:r>
               <w:t xml:space="preserve">Acuerda con el cliente cuándo despertar</w:t>
@@ -5078,6 +5353,7 @@
           <w:p>
             <w:pPr>
               <w:pStyle w:val="Compact"/>
+              <w:jc w:val="left"/>
             </w:pPr>
             <w:r>
               <w:t xml:space="preserve">WiFi 6: ahorro de batería en IoT</w:t>
@@ -5091,6 +5367,7 @@
           <w:p>
             <w:pPr>
               <w:pStyle w:val="Compact"/>
+              <w:jc w:val="left"/>
             </w:pPr>
             <w:r>
               <w:rPr>
@@ -5106,6 +5383,7 @@
           <w:p>
             <w:pPr>
               <w:pStyle w:val="Compact"/>
+              <w:jc w:val="left"/>
             </w:pPr>
             <w:r>
               <w:t xml:space="preserve">Un cliente usa dos bandas a la vez (5 + 6 GHz)</w:t>
@@ -5117,6 +5395,7 @@
           <w:p>
             <w:pPr>
               <w:pStyle w:val="Compact"/>
+              <w:jc w:val="left"/>
             </w:pPr>
             <w:r>
               <w:t xml:space="preserve">WiFi 7: latencia y fiabilidad</w:t>
@@ -5146,7 +5425,13 @@
         <w:t xml:space="preserve"> </w:t>
       </w:r>
       <w:r>
-        <w:t xml:space="preserve">“AX3000”</w:t>
+        <w:t xml:space="preserve">“</w:t>
+      </w:r>
+      <w:r>
+        <w:t xml:space="preserve">AX3000</w:t>
+      </w:r>
+      <w:r>
+        <w:t xml:space="preserve">”</w:t>
       </w:r>
       <w:r>
         <w:t xml:space="preserve"> </w:t>
@@ -5162,8 +5447,8 @@
         </w:pict>
       </w:r>
     </w:p>
-    <w:bookmarkEnd w:id="46"/>
-    <w:bookmarkStart w:id="47" w:name="qué-estándar-elegir"/>
+    <w:bookmarkEnd w:id="57"/>
+    <w:bookmarkStart w:id="58" w:name="qué-estándar-elegir"/>
     <w:p>
       <w:pPr>
         <w:pStyle w:val="Heading2"/>
@@ -5176,6 +5461,7 @@
       <w:tblPr>
         <w:tblStyle w:val="Table"/>
         <w:tblW w:type="pct" w:w="5000"/>
+        <w:jc w:val="left"/>
         <w:tblLayout w:type="fixed"/>
         <w:tblLook w:firstRow="1" w:lastRow="0" w:firstColumn="0" w:lastColumn="0" w:noHBand="0" w:noVBand="0" w:val="0020"/>
       </w:tblPr>
@@ -5193,6 +5479,7 @@
           <w:p>
             <w:pPr>
               <w:pStyle w:val="Compact"/>
+              <w:jc w:val="left"/>
             </w:pPr>
             <w:r>
               <w:t xml:space="preserve">Escenario</w:t>
@@ -5204,6 +5491,7 @@
           <w:p>
             <w:pPr>
               <w:pStyle w:val="Compact"/>
+              <w:jc w:val="left"/>
             </w:pPr>
             <w:r>
               <w:t xml:space="preserve">Recomendación</w:t>
@@ -5215,6 +5503,7 @@
           <w:p>
             <w:pPr>
               <w:pStyle w:val="Compact"/>
+              <w:jc w:val="left"/>
             </w:pPr>
             <w:r>
               <w:t xml:space="preserve">Por qué</w:t>
@@ -5228,6 +5517,7 @@
           <w:p>
             <w:pPr>
               <w:pStyle w:val="Compact"/>
+              <w:jc w:val="left"/>
             </w:pPr>
             <w:r>
               <w:t xml:space="preserve">Aula con 30 portátiles antiguos</w:t>
@@ -5239,6 +5529,7 @@
           <w:p>
             <w:pPr>
               <w:pStyle w:val="Compact"/>
+              <w:jc w:val="left"/>
             </w:pPr>
             <w:r>
               <w:t xml:space="preserve">WiFi 5 como suelo</w:t>
@@ -5250,6 +5541,7 @@
           <w:p>
             <w:pPr>
               <w:pStyle w:val="Compact"/>
+              <w:jc w:val="left"/>
             </w:pPr>
             <w:r>
               <w:t xml:space="preserve">WiFi 4 se ahoga con el canal compartido; el WiFi 5 en 5 GHz da aire</w:t>
@@ -5263,6 +5555,7 @@
           <w:p>
             <w:pPr>
               <w:pStyle w:val="Compact"/>
+              <w:jc w:val="left"/>
             </w:pPr>
             <w:r>
               <w:t xml:space="preserve">Oficina con IoT masivo (sensores, lectores)</w:t>
@@ -5274,6 +5567,7 @@
           <w:p>
             <w:pPr>
               <w:pStyle w:val="Compact"/>
+              <w:jc w:val="left"/>
             </w:pPr>
             <w:r>
               <w:t xml:space="preserve">WiFi 6/6E</w:t>
@@ -5285,6 +5579,7 @@
           <w:p>
             <w:pPr>
               <w:pStyle w:val="Compact"/>
+              <w:jc w:val="left"/>
             </w:pPr>
             <w:r>
               <w:t xml:space="preserve">OFDMA y TWT nacieron para eso</w:t>
@@ -5298,6 +5593,7 @@
           <w:p>
             <w:pPr>
               <w:pStyle w:val="Compact"/>
+              <w:jc w:val="left"/>
             </w:pPr>
             <w:r>
               <w:t xml:space="preserve">Casa / PYME sencilla</w:t>
@@ -5309,6 +5605,7 @@
           <w:p>
             <w:pPr>
               <w:pStyle w:val="Compact"/>
+              <w:jc w:val="left"/>
             </w:pPr>
             <w:r>
               <w:t xml:space="preserve">WiFi 6 actual</w:t>
@@ -5320,6 +5617,7 @@
           <w:p>
             <w:pPr>
               <w:pStyle w:val="Compact"/>
+              <w:jc w:val="left"/>
             </w:pPr>
             <w:r>
               <w:t xml:space="preserve">Precio-rendimiento razonable, 2,4 + 5 GHz</w:t>
@@ -5333,6 +5631,7 @@
           <w:p>
             <w:pPr>
               <w:pStyle w:val="Compact"/>
+              <w:jc w:val="left"/>
             </w:pPr>
             <w:r>
               <w:t xml:space="preserve">Enlace exterior punto a punto</w:t>
@@ -5344,6 +5643,7 @@
           <w:p>
             <w:pPr>
               <w:pStyle w:val="Compact"/>
+              <w:jc w:val="left"/>
             </w:pPr>
             <w:r>
               <w:t xml:space="preserve">5 GHz (WiFi 5/6 hardware)</w:t>
@@ -5355,6 +5655,7 @@
           <w:p>
             <w:pPr>
               <w:pStyle w:val="Compact"/>
+              <w:jc w:val="left"/>
             </w:pPr>
             <w:r>
               <w:t xml:space="preserve">Menos interferencias, más canales, mejor para direccional</w:t>
@@ -5368,6 +5669,7 @@
           <w:p>
             <w:pPr>
               <w:pStyle w:val="Compact"/>
+              <w:jc w:val="left"/>
             </w:pPr>
             <w:r>
               <w:t xml:space="preserve">Nueva inversión de gran escala</w:t>
@@ -5379,6 +5681,7 @@
           <w:p>
             <w:pPr>
               <w:pStyle w:val="Compact"/>
+              <w:jc w:val="left"/>
             </w:pPr>
             <w:r>
               <w:t xml:space="preserve">WiFi 6E/7</w:t>
@@ -5390,6 +5693,7 @@
           <w:p>
             <w:pPr>
               <w:pStyle w:val="Compact"/>
+              <w:jc w:val="left"/>
             </w:pPr>
             <w:r>
               <w:t xml:space="preserve">6 GHz limpia y preparada para 5+ años</w:t>
@@ -5425,7 +5729,13 @@
         <w:t xml:space="preserve"> </w:t>
       </w:r>
       <w:r>
-        <w:t xml:space="preserve">“WiFi 6”</w:t>
+        <w:t xml:space="preserve">“</w:t>
+      </w:r>
+      <w:r>
+        <w:t xml:space="preserve">WiFi 6</w:t>
+      </w:r>
+      <w:r>
+        <w:t xml:space="preserve">”</w:t>
       </w:r>
       <w:r>
         <w:t xml:space="preserve"> </w:t>
@@ -5454,8 +5764,8 @@
         </w:pict>
       </w:r>
     </w:p>
-    <w:bookmarkEnd w:id="47"/>
-    <w:bookmarkStart w:id="48" w:name="mini-chequeo-2"/>
+    <w:bookmarkEnd w:id="58"/>
+    <w:bookmarkStart w:id="59" w:name="mini-chequeo-2"/>
     <w:p>
       <w:pPr>
         <w:pStyle w:val="Heading2"/>
@@ -5491,7 +5801,13 @@
         <w:t xml:space="preserve"> </w:t>
       </w:r>
       <w:r>
-        <w:t xml:space="preserve">“AX5400”</w:t>
+        <w:t xml:space="preserve">“</w:t>
+      </w:r>
+      <w:r>
+        <w:t xml:space="preserve">AX5400</w:t>
+      </w:r>
+      <w:r>
+        <w:t xml:space="preserve">”</w:t>
       </w:r>
       <w:r>
         <w:t xml:space="preserve">. ¿Tu portátil llegará a 5400 Mbps? ¿Por qué?</w:t>
@@ -5596,8 +5912,8 @@
         </w:pict>
       </w:r>
     </w:p>
-    <w:bookmarkEnd w:id="48"/>
-    <w:bookmarkStart w:id="49" w:name="resumen-en-3-frases-2"/>
+    <w:bookmarkEnd w:id="59"/>
+    <w:bookmarkStart w:id="60" w:name="resumen-en-3-frases-2"/>
     <w:p>
       <w:pPr>
         <w:pStyle w:val="Heading2"/>
@@ -5700,8 +6016,8 @@
         <w:t xml:space="preserve">y el escenario; la pegatina del AP es marketing sumado.</w:t>
       </w:r>
     </w:p>
-    <w:bookmarkEnd w:id="49"/>
-    <w:bookmarkStart w:id="50" w:name="vocabulario-rápido-2"/>
+    <w:bookmarkEnd w:id="60"/>
+    <w:bookmarkStart w:id="61" w:name="vocabulario-rápido-2"/>
     <w:p>
       <w:pPr>
         <w:pStyle w:val="Heading2"/>
@@ -5714,6 +6030,7 @@
       <w:tblPr>
         <w:tblStyle w:val="Table"/>
         <w:tblW w:type="auto" w:w="0"/>
+        <w:jc w:val="left"/>
         <w:tblLook w:firstRow="1" w:lastRow="0" w:firstColumn="0" w:lastColumn="0" w:noHBand="0" w:noVBand="0" w:val="0020"/>
       </w:tblPr>
       <w:tblGrid>
@@ -5729,6 +6046,7 @@
           <w:p>
             <w:pPr>
               <w:pStyle w:val="Compact"/>
+              <w:jc w:val="left"/>
             </w:pPr>
             <w:r>
               <w:t xml:space="preserve">Término</w:t>
@@ -5740,6 +6058,7 @@
           <w:p>
             <w:pPr>
               <w:pStyle w:val="Compact"/>
+              <w:jc w:val="left"/>
             </w:pPr>
             <w:r>
               <w:t xml:space="preserve">Idea general</w:t>
@@ -5753,6 +6072,7 @@
           <w:p>
             <w:pPr>
               <w:pStyle w:val="Compact"/>
+              <w:jc w:val="left"/>
             </w:pPr>
             <w:r>
               <w:t xml:space="preserve">MIMO</w:t>
@@ -5764,6 +6084,7 @@
           <w:p>
             <w:pPr>
               <w:pStyle w:val="Compact"/>
+              <w:jc w:val="left"/>
             </w:pPr>
             <w:r>
               <w:t xml:space="preserve">Múltiples antenas/flujos espaciales en paralelo</w:t>
@@ -5777,6 +6098,7 @@
           <w:p>
             <w:pPr>
               <w:pStyle w:val="Compact"/>
+              <w:jc w:val="left"/>
             </w:pPr>
             <w:r>
               <w:t xml:space="preserve">OFDMA</w:t>
@@ -5788,6 +6110,7 @@
           <w:p>
             <w:pPr>
               <w:pStyle w:val="Compact"/>
+              <w:jc w:val="left"/>
             </w:pPr>
             <w:r>
               <w:t xml:space="preserve">Reparte el canal en subcanales por cliente (WiFi 6)</w:t>
@@ -5801,6 +6124,7 @@
           <w:p>
             <w:pPr>
               <w:pStyle w:val="Compact"/>
+              <w:jc w:val="left"/>
             </w:pPr>
             <w:r>
               <w:t xml:space="preserve">MU-MIMO</w:t>
@@ -5812,6 +6136,7 @@
           <w:p>
             <w:pPr>
               <w:pStyle w:val="Compact"/>
+              <w:jc w:val="left"/>
             </w:pPr>
             <w:r>
               <w:t xml:space="preserve">AP habla a varios clientes simultáneamente</w:t>
@@ -5825,6 +6150,7 @@
           <w:p>
             <w:pPr>
               <w:pStyle w:val="Compact"/>
+              <w:jc w:val="left"/>
             </w:pPr>
             <w:r>
               <w:t xml:space="preserve">TWT</w:t>
@@ -5836,6 +6162,7 @@
           <w:p>
             <w:pPr>
               <w:pStyle w:val="Compact"/>
+              <w:jc w:val="left"/>
             </w:pPr>
             <w:r>
               <w:t xml:space="preserve">Acuerdo de despertar para ahorrar batería (IoT)</w:t>
@@ -5849,6 +6176,7 @@
           <w:p>
             <w:pPr>
               <w:pStyle w:val="Compact"/>
+              <w:jc w:val="left"/>
             </w:pPr>
             <w:r>
               <w:t xml:space="preserve">MLO</w:t>
@@ -5860,6 +6188,7 @@
           <w:p>
             <w:pPr>
               <w:pStyle w:val="Compact"/>
+              <w:jc w:val="left"/>
             </w:pPr>
             <w:r>
               <w:t xml:space="preserve">Uso simultáneo de dos bandas (WiFi 7)</w:t>
@@ -5885,7 +6214,7 @@
       <w:r>
         <w:t xml:space="preserve"> </w:t>
       </w:r>
-      <w:hyperlink r:id="rId33">
+      <w:hyperlink r:id="rId44">
         <w:r>
           <w:rPr>
             <w:rStyle w:val="Hyperlink"/>
@@ -5912,7 +6241,7 @@
       <w:r>
         <w:t xml:space="preserve"> </w:t>
       </w:r>
-      <w:hyperlink r:id="rId12">
+      <w:hyperlink r:id="rId23">
         <w:r>
           <w:rPr>
             <w:rStyle w:val="Hyperlink"/>
@@ -5939,7 +6268,7 @@
       <w:r>
         <w:t xml:space="preserve"> </w:t>
       </w:r>
-      <w:hyperlink r:id="rId14">
+      <w:hyperlink r:id="rId25">
         <w:r>
           <w:rPr>
             <w:rStyle w:val="Hyperlink"/>
@@ -5948,9 +6277,9 @@
         </w:r>
       </w:hyperlink>
     </w:p>
-    <w:bookmarkEnd w:id="50"/>
-    <w:bookmarkEnd w:id="51"/>
-    <w:bookmarkStart w:id="59" w:name="topologías-y-modos-de-trabajo"/>
+    <w:bookmarkEnd w:id="61"/>
+    <w:bookmarkEnd w:id="62"/>
+    <w:bookmarkStart w:id="70" w:name="topologías-y-modos-de-trabajo"/>
     <w:p>
       <w:pPr>
         <w:pStyle w:val="Heading1"/>
@@ -6014,7 +6343,7 @@
         </w:pict>
       </w:r>
     </w:p>
-    <w:bookmarkStart w:id="52" w:name="la-idea-en-una-frase-3"/>
+    <w:bookmarkStart w:id="63" w:name="la-idea-en-una-frase-3"/>
     <w:p>
       <w:pPr>
         <w:pStyle w:val="Heading2"/>
@@ -6034,7 +6363,13 @@
         <w:t xml:space="preserve"> </w:t>
       </w:r>
       <w:r>
-        <w:t xml:space="preserve">“un router con WiFi”</w:t>
+        <w:t xml:space="preserve">“</w:t>
+      </w:r>
+      <w:r>
+        <w:t xml:space="preserve">un router con WiFi</w:t>
+      </w:r>
+      <w:r>
+        <w:t xml:space="preserve">”</w:t>
       </w:r>
       <w:r>
         <w:t xml:space="preserve">: es una topología elegida —una celda (BSS), un edificio con varios APs con el mismo SSID (ESS), un puente, una malla— y cada topología responde a una necesidad distinta de cobertura, movilidad o cableado.</w:t>
@@ -6047,8 +6382,8 @@
         </w:pict>
       </w:r>
     </w:p>
-    <w:bookmarkEnd w:id="52"/>
-    <w:bookmarkStart w:id="53" w:name="las-piezas-del-léxico-802.11"/>
+    <w:bookmarkEnd w:id="63"/>
+    <w:bookmarkStart w:id="64" w:name="las-piezas-del-léxico-802.11"/>
     <w:p>
       <w:pPr>
         <w:pStyle w:val="Heading2"/>
@@ -6069,6 +6404,7 @@
       <w:tblPr>
         <w:tblStyle w:val="Table"/>
         <w:tblW w:type="pct" w:w="5000"/>
+        <w:jc w:val="left"/>
         <w:tblLayout w:type="fixed"/>
         <w:tblLook w:firstRow="1" w:lastRow="0" w:firstColumn="0" w:lastColumn="0" w:noHBand="0" w:noVBand="0" w:val="0020"/>
       </w:tblPr>
@@ -6086,6 +6422,7 @@
           <w:p>
             <w:pPr>
               <w:pStyle w:val="Compact"/>
+              <w:jc w:val="left"/>
             </w:pPr>
             <w:r>
               <w:t xml:space="preserve">Término</w:t>
@@ -6097,6 +6434,7 @@
           <w:p>
             <w:pPr>
               <w:pStyle w:val="Compact"/>
+              <w:jc w:val="left"/>
             </w:pPr>
             <w:r>
               <w:t xml:space="preserve">Significado</w:t>
@@ -6108,6 +6446,7 @@
           <w:p>
             <w:pPr>
               <w:pStyle w:val="Compact"/>
+              <w:jc w:val="left"/>
             </w:pPr>
             <w:r>
               <w:t xml:space="preserve">Ejemplo</w:t>
@@ -6121,6 +6460,7 @@
           <w:p>
             <w:pPr>
               <w:pStyle w:val="Compact"/>
+              <w:jc w:val="left"/>
             </w:pPr>
             <w:r>
               <w:rPr>
@@ -6142,6 +6482,7 @@
           <w:p>
             <w:pPr>
               <w:pStyle w:val="Compact"/>
+              <w:jc w:val="left"/>
             </w:pPr>
             <w:r>
               <w:t xml:space="preserve">Un AP + sus clientes asociados</w:t>
@@ -6153,6 +6494,7 @@
           <w:p>
             <w:pPr>
               <w:pStyle w:val="Compact"/>
+              <w:jc w:val="left"/>
             </w:pPr>
             <w:r>
               <w:t xml:space="preserve">El WiFi de tu casa</w:t>
@@ -6166,6 +6508,7 @@
           <w:p>
             <w:pPr>
               <w:pStyle w:val="Compact"/>
+              <w:jc w:val="left"/>
             </w:pPr>
             <w:r>
               <w:rPr>
@@ -6181,6 +6524,7 @@
           <w:p>
             <w:pPr>
               <w:pStyle w:val="Compact"/>
+              <w:jc w:val="left"/>
             </w:pPr>
             <w:r>
               <w:t xml:space="preserve">La MAC del AP (identifica la BSS)</w:t>
@@ -6192,6 +6536,7 @@
           <w:p>
             <w:pPr>
               <w:pStyle w:val="Compact"/>
+              <w:jc w:val="left"/>
             </w:pPr>
             <w:r>
               <w:t xml:space="preserve">La MAC de la radio del AP</w:t>
@@ -6205,6 +6550,7 @@
           <w:p>
             <w:pPr>
               <w:pStyle w:val="Compact"/>
+              <w:jc w:val="left"/>
             </w:pPr>
             <w:r>
               <w:rPr>
@@ -6220,6 +6566,7 @@
           <w:p>
             <w:pPr>
               <w:pStyle w:val="Compact"/>
+              <w:jc w:val="left"/>
             </w:pPr>
             <w:r>
               <w:t xml:space="preserve">El nombre lógico de la red</w:t>
@@ -6231,9 +6578,16 @@
           <w:p>
             <w:pPr>
               <w:pStyle w:val="Compact"/>
-            </w:pPr>
-            <w:r>
-              <w:t xml:space="preserve">“Empresa-WiFi”</w:t>
+              <w:jc w:val="left"/>
+            </w:pPr>
+            <w:r>
+              <w:t xml:space="preserve">“</w:t>
+            </w:r>
+            <w:r>
+              <w:t xml:space="preserve">Empresa-WiFi</w:t>
+            </w:r>
+            <w:r>
+              <w:t xml:space="preserve">”</w:t>
             </w:r>
           </w:p>
         </w:tc>
@@ -6244,6 +6598,7 @@
           <w:p>
             <w:pPr>
               <w:pStyle w:val="Compact"/>
+              <w:jc w:val="left"/>
             </w:pPr>
             <w:r>
               <w:rPr>
@@ -6265,6 +6620,7 @@
           <w:p>
             <w:pPr>
               <w:pStyle w:val="Compact"/>
+              <w:jc w:val="left"/>
             </w:pPr>
             <w:r>
               <w:t xml:space="preserve">Varios APs con el mismo SSID, unidos por cable</w:t>
@@ -6276,6 +6632,7 @@
           <w:p>
             <w:pPr>
               <w:pStyle w:val="Compact"/>
+              <w:jc w:val="left"/>
             </w:pPr>
             <w:r>
               <w:t xml:space="preserve">El WiFi de todo el edificio</w:t>
@@ -6289,6 +6646,7 @@
           <w:p>
             <w:pPr>
               <w:pStyle w:val="Compact"/>
+              <w:jc w:val="left"/>
             </w:pPr>
             <w:r>
               <w:rPr>
@@ -6304,6 +6662,7 @@
           <w:p>
             <w:pPr>
               <w:pStyle w:val="Compact"/>
+              <w:jc w:val="left"/>
             </w:pPr>
             <w:r>
               <w:t xml:space="preserve">Clientes hablándose directamente, sin AP</w:t>
@@ -6315,6 +6674,7 @@
           <w:p>
             <w:pPr>
               <w:pStyle w:val="Compact"/>
+              <w:jc w:val="left"/>
             </w:pPr>
             <w:r>
               <w:t xml:space="preserve">Dos portátiles compartiendo archivos</w:t>
@@ -6328,6 +6688,7 @@
           <w:p>
             <w:pPr>
               <w:pStyle w:val="Compact"/>
+              <w:jc w:val="left"/>
             </w:pPr>
             <w:r>
               <w:rPr>
@@ -6349,6 +6710,7 @@
           <w:p>
             <w:pPr>
               <w:pStyle w:val="Compact"/>
+              <w:jc w:val="left"/>
             </w:pPr>
             <w:r>
               <w:t xml:space="preserve">La red cableada que une los APs del ESS</w:t>
@@ -6360,6 +6722,7 @@
           <w:p>
             <w:pPr>
               <w:pStyle w:val="Compact"/>
+              <w:jc w:val="left"/>
             </w:pPr>
             <w:r>
               <w:t xml:space="preserve">El switch y los trunks ya vistos</w:t>
@@ -6379,7 +6742,13 @@
         <w:t xml:space="preserve"> </w:t>
       </w:r>
       <w:r>
-        <w:t xml:space="preserve">“roaming invisible”</w:t>
+        <w:t xml:space="preserve">“</w:t>
+      </w:r>
+      <w:r>
+        <w:t xml:space="preserve">roaming invisible</w:t>
+      </w:r>
+      <w:r>
+        <w:t xml:space="preserve">”</w:t>
       </w:r>
       <w:r>
         <w:t xml:space="preserve">: en un ESS, tu portátil ve</w:t>
@@ -6477,8 +6846,8 @@
         </w:pict>
       </w:r>
     </w:p>
-    <w:bookmarkEnd w:id="53"/>
-    <w:bookmarkStart w:id="54" w:name="modos-de-trabajo-de-un-ap"/>
+    <w:bookmarkEnd w:id="64"/>
+    <w:bookmarkStart w:id="65" w:name="modos-de-trabajo-de-un-ap"/>
     <w:p>
       <w:pPr>
         <w:pStyle w:val="Heading2"/>
@@ -6498,7 +6867,13 @@
         <w:t xml:space="preserve"> </w:t>
       </w:r>
       <w:r>
-        <w:t xml:space="preserve">“hace WiFi para clientes”</w:t>
+        <w:t xml:space="preserve">“</w:t>
+      </w:r>
+      <w:r>
+        <w:t xml:space="preserve">hace WiFi para clientes</w:t>
+      </w:r>
+      <w:r>
+        <w:t xml:space="preserve">”</w:t>
       </w:r>
       <w:r>
         <w:t xml:space="preserve">. Sus modos habituales:</w:t>
@@ -6508,6 +6883,7 @@
       <w:tblPr>
         <w:tblStyle w:val="Table"/>
         <w:tblW w:type="pct" w:w="5000"/>
+        <w:jc w:val="left"/>
         <w:tblLayout w:type="fixed"/>
         <w:tblLook w:firstRow="1" w:lastRow="0" w:firstColumn="0" w:lastColumn="0" w:noHBand="0" w:noVBand="0" w:val="0020"/>
       </w:tblPr>
@@ -6525,6 +6901,7 @@
           <w:p>
             <w:pPr>
               <w:pStyle w:val="Compact"/>
+              <w:jc w:val="left"/>
             </w:pPr>
             <w:r>
               <w:t xml:space="preserve">Modo</w:t>
@@ -6536,6 +6913,7 @@
           <w:p>
             <w:pPr>
               <w:pStyle w:val="Compact"/>
+              <w:jc w:val="left"/>
             </w:pPr>
             <w:r>
               <w:t xml:space="preserve">Qué hace</w:t>
@@ -6547,6 +6925,7 @@
           <w:p>
             <w:pPr>
               <w:pStyle w:val="Compact"/>
+              <w:jc w:val="left"/>
             </w:pPr>
             <w:r>
               <w:t xml:space="preserve">Cuándo se usa</w:t>
@@ -6560,6 +6939,7 @@
           <w:p>
             <w:pPr>
               <w:pStyle w:val="Compact"/>
+              <w:jc w:val="left"/>
             </w:pPr>
             <w:r>
               <w:rPr>
@@ -6575,6 +6955,7 @@
           <w:p>
             <w:pPr>
               <w:pStyle w:val="Compact"/>
+              <w:jc w:val="left"/>
             </w:pPr>
             <w:r>
               <w:t xml:space="preserve">Sirve clientes normales</w:t>
@@ -6586,6 +6967,7 @@
           <w:p>
             <w:pPr>
               <w:pStyle w:val="Compact"/>
+              <w:jc w:val="left"/>
             </w:pPr>
             <w:r>
               <w:t xml:space="preserve">El 90 % de los APs del mundo</w:t>
@@ -6599,6 +6981,7 @@
           <w:p>
             <w:pPr>
               <w:pStyle w:val="Compact"/>
+              <w:jc w:val="left"/>
             </w:pPr>
             <w:r>
               <w:rPr>
@@ -6614,6 +6997,7 @@
           <w:p>
             <w:pPr>
               <w:pStyle w:val="Compact"/>
+              <w:jc w:val="left"/>
             </w:pPr>
             <w:r>
               <w:t xml:space="preserve">Repite la señal de otro AP por radio</w:t>
@@ -6625,6 +7009,7 @@
           <w:p>
             <w:pPr>
               <w:pStyle w:val="Compact"/>
+              <w:jc w:val="left"/>
             </w:pPr>
             <w:r>
               <w:t xml:space="preserve">Zonas sin cable donde llegar</w:t>
@@ -6638,6 +7023,7 @@
           <w:p>
             <w:pPr>
               <w:pStyle w:val="Compact"/>
+              <w:jc w:val="left"/>
             </w:pPr>
             <w:r>
               <w:rPr>
@@ -6653,6 +7039,7 @@
           <w:p>
             <w:pPr>
               <w:pStyle w:val="Compact"/>
+              <w:jc w:val="left"/>
             </w:pPr>
             <w:r>
               <w:t xml:space="preserve">Conecta dispositivos</w:t>
@@ -6680,6 +7067,7 @@
           <w:p>
             <w:pPr>
               <w:pStyle w:val="Compact"/>
+              <w:jc w:val="left"/>
             </w:pPr>
             <w:r>
               <w:t xml:space="preserve">Una impresora antigua con un solo puerto Ethernet</w:t>
@@ -6693,6 +7081,7 @@
           <w:p>
             <w:pPr>
               <w:pStyle w:val="Compact"/>
+              <w:jc w:val="left"/>
             </w:pPr>
             <w:r>
               <w:rPr>
@@ -6708,6 +7097,7 @@
           <w:p>
             <w:pPr>
               <w:pStyle w:val="Compact"/>
+              <w:jc w:val="left"/>
             </w:pPr>
             <w:r>
               <w:t xml:space="preserve">Enlace punto a punto o punto-multipunto</w:t>
@@ -6719,6 +7109,7 @@
           <w:p>
             <w:pPr>
               <w:pStyle w:val="Compact"/>
+              <w:jc w:val="left"/>
             </w:pPr>
             <w:r>
               <w:t xml:space="preserve">Unir edificios (visto en el punto 2)</w:t>
@@ -6732,6 +7123,7 @@
           <w:p>
             <w:pPr>
               <w:pStyle w:val="Compact"/>
+              <w:jc w:val="left"/>
             </w:pPr>
             <w:r>
               <w:rPr>
@@ -6747,6 +7139,7 @@
           <w:p>
             <w:pPr>
               <w:pStyle w:val="Compact"/>
+              <w:jc w:val="left"/>
             </w:pPr>
             <w:r>
               <w:t xml:space="preserve">Cada AP enlaza por radio con sus vecinos y reenvía</w:t>
@@ -6758,6 +7151,7 @@
           <w:p>
             <w:pPr>
               <w:pStyle w:val="Compact"/>
+              <w:jc w:val="left"/>
             </w:pPr>
             <w:r>
               <w:t xml:space="preserve">Naves, campuses, tramos sin cable</w:t>
@@ -6809,7 +7203,13 @@
         <w:t xml:space="preserve"> </w:t>
       </w:r>
       <w:r>
-        <w:t xml:space="preserve">“barato”</w:t>
+        <w:t xml:space="preserve">“</w:t>
+      </w:r>
+      <w:r>
+        <w:t xml:space="preserve">barato</w:t>
+      </w:r>
+      <w:r>
+        <w:t xml:space="preserve">”</w:t>
       </w:r>
       <w:r>
         <w:t xml:space="preserve"> </w:t>
@@ -6838,8 +7238,8 @@
         </w:pict>
       </w:r>
     </w:p>
-    <w:bookmarkEnd w:id="54"/>
-    <w:bookmarkStart w:id="55" w:name="roaming-la-promesa-del-ess"/>
+    <w:bookmarkEnd w:id="65"/>
+    <w:bookmarkStart w:id="66" w:name="roaming-la-promesa-del-ess"/>
     <w:p>
       <w:pPr>
         <w:pStyle w:val="Heading2"/>
@@ -6966,7 +7366,13 @@
         <w:t xml:space="preserve"> </w:t>
       </w:r>
       <w:r>
-        <w:t xml:space="preserve">“roaming”</w:t>
+        <w:t xml:space="preserve">“</w:t>
+      </w:r>
+      <w:r>
+        <w:t xml:space="preserve">roaming</w:t>
+      </w:r>
+      <w:r>
+        <w:t xml:space="preserve">”</w:t>
       </w:r>
       <w:r>
         <w:t xml:space="preserve"> </w:t>
@@ -6978,7 +7384,13 @@
         <w:t xml:space="preserve"> </w:t>
       </w:r>
       <w:r>
-        <w:t xml:space="preserve">“desconexión de 5 segundos cada vez que cambio de planta”</w:t>
+        <w:t xml:space="preserve">“</w:t>
+      </w:r>
+      <w:r>
+        <w:t xml:space="preserve">desconexión de 5 segundos cada vez que cambio de planta</w:t>
+      </w:r>
+      <w:r>
+        <w:t xml:space="preserve">”</w:t>
       </w:r>
       <w:r>
         <w:t xml:space="preserve">.</w:t>
@@ -6991,8 +7403,8 @@
         </w:pict>
       </w:r>
     </w:p>
-    <w:bookmarkEnd w:id="55"/>
-    <w:bookmarkStart w:id="56" w:name="mini-chequeo-3"/>
+    <w:bookmarkEnd w:id="66"/>
+    <w:bookmarkStart w:id="67" w:name="mini-chequeo-3"/>
     <w:p>
       <w:pPr>
         <w:pStyle w:val="Heading2"/>
@@ -7151,8 +7563,8 @@
         </w:pict>
       </w:r>
     </w:p>
-    <w:bookmarkEnd w:id="56"/>
-    <w:bookmarkStart w:id="57" w:name="resumen-en-3-frases-3"/>
+    <w:bookmarkEnd w:id="67"/>
+    <w:bookmarkStart w:id="68" w:name="resumen-en-3-frases-3"/>
     <w:p>
       <w:pPr>
         <w:pStyle w:val="Heading2"/>
@@ -7213,8 +7625,8 @@
         <w:t xml:space="preserve">El roaming lo negocia el cliente; el diseño (solapamiento, SSID común, canales alternos) lo hace posible.</w:t>
       </w:r>
     </w:p>
-    <w:bookmarkEnd w:id="57"/>
-    <w:bookmarkStart w:id="58" w:name="vocabulario-rápido-3"/>
+    <w:bookmarkEnd w:id="68"/>
+    <w:bookmarkStart w:id="69" w:name="vocabulario-rápido-3"/>
     <w:p>
       <w:pPr>
         <w:pStyle w:val="Heading2"/>
@@ -7227,6 +7639,7 @@
       <w:tblPr>
         <w:tblStyle w:val="Table"/>
         <w:tblW w:type="auto" w:w="0"/>
+        <w:jc w:val="left"/>
         <w:tblLook w:firstRow="1" w:lastRow="0" w:firstColumn="0" w:lastColumn="0" w:noHBand="0" w:noVBand="0" w:val="0020"/>
       </w:tblPr>
       <w:tblGrid>
@@ -7242,6 +7655,7 @@
           <w:p>
             <w:pPr>
               <w:pStyle w:val="Compact"/>
+              <w:jc w:val="left"/>
             </w:pPr>
             <w:r>
               <w:t xml:space="preserve">Término</w:t>
@@ -7253,6 +7667,7 @@
           <w:p>
             <w:pPr>
               <w:pStyle w:val="Compact"/>
+              <w:jc w:val="left"/>
             </w:pPr>
             <w:r>
               <w:t xml:space="preserve">Idea general</w:t>
@@ -7266,6 +7681,7 @@
           <w:p>
             <w:pPr>
               <w:pStyle w:val="Compact"/>
+              <w:jc w:val="left"/>
             </w:pPr>
             <w:r>
               <w:t xml:space="preserve">BSS / BSSID</w:t>
@@ -7277,6 +7693,7 @@
           <w:p>
             <w:pPr>
               <w:pStyle w:val="Compact"/>
+              <w:jc w:val="left"/>
             </w:pPr>
             <w:r>
               <w:t xml:space="preserve">Celda de un AP / MAC de esa celda</w:t>
@@ -7290,6 +7707,7 @@
           <w:p>
             <w:pPr>
               <w:pStyle w:val="Compact"/>
+              <w:jc w:val="left"/>
             </w:pPr>
             <w:r>
               <w:t xml:space="preserve">ESS</w:t>
@@ -7301,6 +7719,7 @@
           <w:p>
             <w:pPr>
               <w:pStyle w:val="Compact"/>
+              <w:jc w:val="left"/>
             </w:pPr>
             <w:r>
               <w:t xml:space="preserve">Conjunto de BSSs con el mismo SSID</w:t>
@@ -7314,6 +7733,7 @@
           <w:p>
             <w:pPr>
               <w:pStyle w:val="Compact"/>
+              <w:jc w:val="left"/>
             </w:pPr>
             <w:r>
               <w:t xml:space="preserve">DS</w:t>
@@ -7325,6 +7745,7 @@
           <w:p>
             <w:pPr>
               <w:pStyle w:val="Compact"/>
+              <w:jc w:val="left"/>
             </w:pPr>
             <w:r>
               <w:t xml:space="preserve">El sistema de distribución cableado que une los APs</w:t>
@@ -7338,6 +7759,7 @@
           <w:p>
             <w:pPr>
               <w:pStyle w:val="Compact"/>
+              <w:jc w:val="left"/>
             </w:pPr>
             <w:r>
               <w:t xml:space="preserve">Workgroup Bridge</w:t>
@@ -7349,6 +7771,7 @@
           <w:p>
             <w:pPr>
               <w:pStyle w:val="Compact"/>
+              <w:jc w:val="left"/>
             </w:pPr>
             <w:r>
               <w:t xml:space="preserve">AP como cliente para dar WiFi a un equipo sin red</w:t>
@@ -7362,6 +7785,7 @@
           <w:p>
             <w:pPr>
               <w:pStyle w:val="Compact"/>
+              <w:jc w:val="left"/>
             </w:pPr>
             <w:r>
               <w:t xml:space="preserve">Roaming</w:t>
@@ -7373,6 +7797,7 @@
           <w:p>
             <w:pPr>
               <w:pStyle w:val="Compact"/>
+              <w:jc w:val="left"/>
             </w:pPr>
             <w:r>
               <w:t xml:space="preserve">Cambio de AP sin cambiar de red lógica</w:t>
@@ -7398,7 +7823,7 @@
       <w:r>
         <w:t xml:space="preserve"> </w:t>
       </w:r>
-      <w:hyperlink r:id="rId33">
+      <w:hyperlink r:id="rId44">
         <w:r>
           <w:rPr>
             <w:rStyle w:val="Hyperlink"/>
@@ -7425,7 +7850,7 @@
       <w:r>
         <w:t xml:space="preserve"> </w:t>
       </w:r>
-      <w:hyperlink r:id="rId13">
+      <w:hyperlink r:id="rId24">
         <w:r>
           <w:rPr>
             <w:rStyle w:val="Hyperlink"/>
@@ -7452,7 +7877,7 @@
       <w:r>
         <w:t xml:space="preserve"> </w:t>
       </w:r>
-      <w:hyperlink r:id="rId15">
+      <w:hyperlink r:id="rId26">
         <w:r>
           <w:rPr>
             <w:rStyle w:val="Hyperlink"/>
@@ -7461,9 +7886,9 @@
         </w:r>
       </w:hyperlink>
     </w:p>
-    <w:bookmarkEnd w:id="58"/>
-    <w:bookmarkEnd w:id="59"/>
-    <w:bookmarkStart w:id="69" w:name="cobertura-y-diseño"/>
+    <w:bookmarkEnd w:id="69"/>
+    <w:bookmarkEnd w:id="70"/>
+    <w:bookmarkStart w:id="80" w:name="cobertura-y-diseño"/>
     <w:p>
       <w:pPr>
         <w:pStyle w:val="Heading1"/>
@@ -7527,7 +7952,7 @@
         </w:pict>
       </w:r>
     </w:p>
-    <w:bookmarkStart w:id="60" w:name="la-idea-en-una-frase-4"/>
+    <w:bookmarkStart w:id="71" w:name="la-idea-en-una-frase-4"/>
     <w:p>
       <w:pPr>
         <w:pStyle w:val="Heading2"/>
@@ -7567,8 +7992,8 @@
         </w:pict>
       </w:r>
     </w:p>
-    <w:bookmarkEnd w:id="60"/>
-    <w:bookmarkStart w:id="61" w:name="los-tres-objetivos-del-diseño"/>
+    <w:bookmarkEnd w:id="71"/>
+    <w:bookmarkStart w:id="72" w:name="los-tres-objetivos-del-diseño"/>
     <w:p>
       <w:pPr>
         <w:pStyle w:val="Heading2"/>
@@ -7667,7 +8092,13 @@
         <w:t xml:space="preserve"> </w:t>
       </w:r>
       <w:r>
-        <w:t xml:space="preserve">“tres barras en todas partes”</w:t>
+        <w:t xml:space="preserve">“</w:t>
+      </w:r>
+      <w:r>
+        <w:t xml:space="preserve">tres barras en todas partes</w:t>
+      </w:r>
+      <w:r>
+        <w:t xml:space="preserve">”</w:t>
       </w:r>
       <w:r>
         <w:t xml:space="preserve"> </w:t>
@@ -7683,8 +8114,8 @@
         </w:pict>
       </w:r>
     </w:p>
-    <w:bookmarkEnd w:id="61"/>
-    <w:bookmarkStart w:id="62" w:name="reglas-de-colocación-con-sentido"/>
+    <w:bookmarkEnd w:id="72"/>
+    <w:bookmarkStart w:id="73" w:name="reglas-de-colocación-con-sentido"/>
     <w:p>
       <w:pPr>
         <w:pStyle w:val="Heading2"/>
@@ -7697,6 +8128,7 @@
       <w:tblPr>
         <w:tblStyle w:val="Table"/>
         <w:tblW w:type="pct" w:w="5000"/>
+        <w:jc w:val="left"/>
         <w:tblLayout w:type="fixed"/>
         <w:tblLook w:firstRow="1" w:lastRow="0" w:firstColumn="0" w:lastColumn="0" w:noHBand="0" w:noVBand="0" w:val="0020"/>
       </w:tblPr>
@@ -7713,6 +8145,7 @@
           <w:p>
             <w:pPr>
               <w:pStyle w:val="Compact"/>
+              <w:jc w:val="left"/>
             </w:pPr>
             <w:r>
               <w:t xml:space="preserve">Regla</w:t>
@@ -7724,6 +8157,7 @@
           <w:p>
             <w:pPr>
               <w:pStyle w:val="Compact"/>
+              <w:jc w:val="left"/>
             </w:pPr>
             <w:r>
               <w:t xml:space="preserve">Motivo físico</w:t>
@@ -7737,6 +8171,7 @@
           <w:p>
             <w:pPr>
               <w:pStyle w:val="Compact"/>
+              <w:jc w:val="left"/>
             </w:pPr>
             <w:r>
               <w:t xml:space="preserve">APs</w:t>
@@ -7761,6 +8196,7 @@
           <w:p>
             <w:pPr>
               <w:pStyle w:val="Compact"/>
+              <w:jc w:val="left"/>
             </w:pPr>
             <w:r>
               <w:t xml:space="preserve">El plano de cobertura es un cono; en una estantería cubres media oficina</w:t>
@@ -7774,6 +8210,7 @@
           <w:p>
             <w:pPr>
               <w:pStyle w:val="Compact"/>
+              <w:jc w:val="left"/>
             </w:pPr>
             <w:r>
               <w:rPr>
@@ -7795,6 +8232,7 @@
           <w:p>
             <w:pPr>
               <w:pStyle w:val="Compact"/>
+              <w:jc w:val="left"/>
             </w:pPr>
             <w:r>
               <w:t xml:space="preserve">Para que el roaming no tenga agujeros</w:t>
@@ -7808,6 +8246,7 @@
           <w:p>
             <w:pPr>
               <w:pStyle w:val="Compact"/>
+              <w:jc w:val="left"/>
             </w:pPr>
             <w:r>
               <w:rPr>
@@ -7829,6 +8268,7 @@
           <w:p>
             <w:pPr>
               <w:pStyle w:val="Compact"/>
+              <w:jc w:val="left"/>
             </w:pPr>
             <w:r>
               <w:t xml:space="preserve">Evitar interferencia co-canal</w:t>
@@ -7842,6 +8282,7 @@
           <w:p>
             <w:pPr>
               <w:pStyle w:val="Compact"/>
+              <w:jc w:val="left"/>
             </w:pPr>
             <w:r>
               <w:rPr>
@@ -7857,6 +8298,7 @@
           <w:p>
             <w:pPr>
               <w:pStyle w:val="Compact"/>
+              <w:jc w:val="left"/>
             </w:pPr>
             <w:r>
               <w:t xml:space="preserve">Potencia excesiva = celdas que se pisan = ruido</w:t>
@@ -7870,6 +8312,7 @@
           <w:p>
             <w:pPr>
               <w:pStyle w:val="Compact"/>
+              <w:jc w:val="left"/>
             </w:pPr>
             <w:r>
               <w:rPr>
@@ -7885,6 +8328,7 @@
           <w:p>
             <w:pPr>
               <w:pStyle w:val="Compact"/>
+              <w:jc w:val="left"/>
             </w:pPr>
             <w:r>
               <w:t xml:space="preserve">Atenuación y reflexiones</w:t>
@@ -7898,6 +8342,7 @@
           <w:p>
             <w:pPr>
               <w:pStyle w:val="Compact"/>
+              <w:jc w:val="left"/>
             </w:pPr>
             <w:r>
               <w:t xml:space="preserve">Antena</w:t>
@@ -7925,6 +8370,7 @@
           <w:p>
             <w:pPr>
               <w:pStyle w:val="Compact"/>
+              <w:jc w:val="left"/>
             </w:pPr>
             <w:r>
               <w:t xml:space="preserve">El donut de la antena omni es plano</w:t>
@@ -7966,7 +8412,13 @@
         <w:t xml:space="preserve"> </w:t>
       </w:r>
       <w:r>
-        <w:t xml:space="preserve">“capacidad”</w:t>
+        <w:t xml:space="preserve">“</w:t>
+      </w:r>
+      <w:r>
+        <w:t xml:space="preserve">capacidad</w:t>
+      </w:r>
+      <w:r>
+        <w:t xml:space="preserve">”</w:t>
       </w:r>
       <w:r>
         <w:t xml:space="preserve"> </w:t>
@@ -7978,7 +8430,13 @@
         <w:t xml:space="preserve"> </w:t>
       </w:r>
       <w:r>
-        <w:t xml:space="preserve">“cobertura”</w:t>
+        <w:t xml:space="preserve">“</w:t>
+      </w:r>
+      <w:r>
+        <w:t xml:space="preserve">cobertura</w:t>
+      </w:r>
+      <w:r>
+        <w:t xml:space="preserve">”</w:t>
       </w:r>
       <w:r>
         <w:t xml:space="preserve">.</w:t>
@@ -8013,8 +8471,8 @@
         </w:pict>
       </w:r>
     </w:p>
-    <w:bookmarkEnd w:id="62"/>
-    <w:bookmarkStart w:id="63" w:name="el-plan-de-canales-en-un-plano"/>
+    <w:bookmarkEnd w:id="73"/>
+    <w:bookmarkStart w:id="74" w:name="el-plan-de-canales-en-un-plano"/>
     <w:p>
       <w:pPr>
         <w:pStyle w:val="Heading2"/>
@@ -8141,7 +8599,13 @@
         <w:t xml:space="preserve"> </w:t>
       </w:r>
       <w:r>
-        <w:t xml:space="preserve">“porque hoy toca”</w:t>
+        <w:t xml:space="preserve">“</w:t>
+      </w:r>
+      <w:r>
+        <w:t xml:space="preserve">porque hoy toca</w:t>
+      </w:r>
+      <w:r>
+        <w:t xml:space="preserve">”</w:t>
       </w:r>
       <w:r>
         <w:t xml:space="preserve">.</w:t>
@@ -8154,8 +8618,8 @@
         </w:pict>
       </w:r>
     </w:p>
-    <w:bookmarkEnd w:id="63"/>
-    <w:bookmarkStart w:id="64" w:name="site-survey-medir-antes-de-prometer"/>
+    <w:bookmarkEnd w:id="74"/>
+    <w:bookmarkStart w:id="75" w:name="site-survey-medir-antes-de-prometer"/>
     <w:p>
       <w:pPr>
         <w:pStyle w:val="Heading2"/>
@@ -8319,8 +8783,8 @@
         </w:pict>
       </w:r>
     </w:p>
-    <w:bookmarkEnd w:id="64"/>
-    <w:bookmarkStart w:id="65" w:name="X5c17b81d503d429cb2fed39e9c13bb6b8641d18"/>
+    <w:bookmarkEnd w:id="75"/>
+    <w:bookmarkStart w:id="76" w:name="X5c17b81d503d429cb2fed39e9c13bb6b8641d18"/>
     <w:p>
       <w:pPr>
         <w:pStyle w:val="Heading2"/>
@@ -8332,7 +8796,13 @@
         <w:t xml:space="preserve"> </w:t>
       </w:r>
       <w:r>
-        <w:t xml:space="preserve">“He puesto un extensor en el enchufe del pasillo y cobertura solucionada”</w:t>
+        <w:t xml:space="preserve">“</w:t>
+      </w:r>
+      <w:r>
+        <w:t xml:space="preserve">He puesto un extensor en el enchufe del pasillo y cobertura solucionada</w:t>
+      </w:r>
+      <w:r>
+        <w:t xml:space="preserve">”</w:t>
       </w:r>
     </w:p>
     <w:p>
@@ -8414,8 +8884,8 @@
         </w:pict>
       </w:r>
     </w:p>
-    <w:bookmarkEnd w:id="65"/>
-    <w:bookmarkStart w:id="66" w:name="mini-chequeo-4"/>
+    <w:bookmarkEnd w:id="76"/>
+    <w:bookmarkStart w:id="77" w:name="mini-chequeo-4"/>
     <w:p>
       <w:pPr>
         <w:pStyle w:val="Heading2"/>
@@ -8533,7 +9003,13 @@
         <w:t xml:space="preserve"> </w:t>
       </w:r>
       <w:r>
-        <w:t xml:space="preserve">“la red”</w:t>
+        <w:t xml:space="preserve">“</w:t>
+      </w:r>
+      <w:r>
+        <w:t xml:space="preserve">la red</w:t>
+      </w:r>
+      <w:r>
+        <w:t xml:space="preserve">”</w:t>
       </w:r>
       <w:r>
         <w:t xml:space="preserve"> </w:t>
@@ -8557,7 +9033,13 @@
         <w:t xml:space="preserve"> </w:t>
       </w:r>
       <w:r>
-        <w:t xml:space="preserve">“llegue”</w:t>
+        <w:t xml:space="preserve">“</w:t>
+      </w:r>
+      <w:r>
+        <w:t xml:space="preserve">llegue</w:t>
+      </w:r>
+      <w:r>
+        <w:t xml:space="preserve">”</w:t>
       </w:r>
       <w:r>
         <w:t xml:space="preserve">.</w:t>
@@ -8608,8 +9090,8 @@
         </w:pict>
       </w:r>
     </w:p>
-    <w:bookmarkEnd w:id="66"/>
-    <w:bookmarkStart w:id="67" w:name="resumen-en-3-frases-4"/>
+    <w:bookmarkEnd w:id="77"/>
+    <w:bookmarkStart w:id="78" w:name="resumen-en-3-frases-4"/>
     <w:p>
       <w:pPr>
         <w:pStyle w:val="Heading2"/>
@@ -8686,8 +9168,8 @@
         <w:t xml:space="preserve">(predictivo + in situ) convierte el diseño en datos; la app del móvil ya hace el 80 % en redes pequeñas.</w:t>
       </w:r>
     </w:p>
-    <w:bookmarkEnd w:id="67"/>
-    <w:bookmarkStart w:id="68" w:name="vocabulario-rápido-4"/>
+    <w:bookmarkEnd w:id="78"/>
+    <w:bookmarkStart w:id="79" w:name="vocabulario-rápido-4"/>
     <w:p>
       <w:pPr>
         <w:pStyle w:val="Heading2"/>
@@ -8700,6 +9182,7 @@
       <w:tblPr>
         <w:tblStyle w:val="Table"/>
         <w:tblW w:type="pct" w:w="5000"/>
+        <w:jc w:val="left"/>
         <w:tblLayout w:type="fixed"/>
         <w:tblLook w:firstRow="1" w:lastRow="0" w:firstColumn="0" w:lastColumn="0" w:noHBand="0" w:noVBand="0" w:val="0020"/>
       </w:tblPr>
@@ -8716,6 +9199,7 @@
           <w:p>
             <w:pPr>
               <w:pStyle w:val="Compact"/>
+              <w:jc w:val="left"/>
             </w:pPr>
             <w:r>
               <w:t xml:space="preserve">Término</w:t>
@@ -8727,6 +9211,7 @@
           <w:p>
             <w:pPr>
               <w:pStyle w:val="Compact"/>
+              <w:jc w:val="left"/>
             </w:pPr>
             <w:r>
               <w:t xml:space="preserve">Idea general</w:t>
@@ -8740,6 +9225,7 @@
           <w:p>
             <w:pPr>
               <w:pStyle w:val="Compact"/>
+              <w:jc w:val="left"/>
             </w:pPr>
             <w:r>
               <w:t xml:space="preserve">Celda</w:t>
@@ -8751,6 +9237,7 @@
           <w:p>
             <w:pPr>
               <w:pStyle w:val="Compact"/>
+              <w:jc w:val="left"/>
             </w:pPr>
             <w:r>
               <w:t xml:space="preserve">Área de cobertura de un AP</w:t>
@@ -8764,6 +9251,7 @@
           <w:p>
             <w:pPr>
               <w:pStyle w:val="Compact"/>
+              <w:jc w:val="left"/>
             </w:pPr>
             <w:r>
               <w:t xml:space="preserve">Tiempo de aire</w:t>
@@ -8775,6 +9263,7 @@
           <w:p>
             <w:pPr>
               <w:pStyle w:val="Compact"/>
+              <w:jc w:val="left"/>
             </w:pPr>
             <w:r>
               <w:t xml:space="preserve">Recurso compartido de un canal; la moneda de la capacidad</w:t>
@@ -8788,6 +9277,7 @@
           <w:p>
             <w:pPr>
               <w:pStyle w:val="Compact"/>
+              <w:jc w:val="left"/>
             </w:pPr>
             <w:r>
               <w:t xml:space="preserve">Co-canal</w:t>
@@ -8799,6 +9289,7 @@
           <w:p>
             <w:pPr>
               <w:pStyle w:val="Compact"/>
+              <w:jc w:val="left"/>
             </w:pPr>
             <w:r>
               <w:t xml:space="preserve">Dos emisores en el mismo canal</w:t>
@@ -8812,6 +9303,7 @@
           <w:p>
             <w:pPr>
               <w:pStyle w:val="Compact"/>
+              <w:jc w:val="left"/>
             </w:pPr>
             <w:r>
               <w:t xml:space="preserve">RRM</w:t>
@@ -8823,6 +9315,7 @@
           <w:p>
             <w:pPr>
               <w:pStyle w:val="Compact"/>
+              <w:jc w:val="left"/>
             </w:pPr>
             <w:r>
               <w:t xml:space="preserve">Automatización de canales/potencias (controladores)</w:t>
@@ -8836,6 +9329,7 @@
           <w:p>
             <w:pPr>
               <w:pStyle w:val="Compact"/>
+              <w:jc w:val="left"/>
             </w:pPr>
             <w:r>
               <w:t xml:space="preserve">Site survey</w:t>
@@ -8847,6 +9341,7 @@
           <w:p>
             <w:pPr>
               <w:pStyle w:val="Compact"/>
+              <w:jc w:val="left"/>
             </w:pPr>
             <w:r>
               <w:t xml:space="preserve">Medición de cobertura/canales/ruido in situ</w:t>
@@ -8872,7 +9367,7 @@
       <w:r>
         <w:t xml:space="preserve"> </w:t>
       </w:r>
-      <w:hyperlink r:id="rId33">
+      <w:hyperlink r:id="rId44">
         <w:r>
           <w:rPr>
             <w:rStyle w:val="Hyperlink"/>
@@ -8899,7 +9394,7 @@
       <w:r>
         <w:t xml:space="preserve"> </w:t>
       </w:r>
-      <w:hyperlink r:id="rId14">
+      <w:hyperlink r:id="rId25">
         <w:r>
           <w:rPr>
             <w:rStyle w:val="Hyperlink"/>
@@ -8926,7 +9421,7 @@
       <w:r>
         <w:t xml:space="preserve"> </w:t>
       </w:r>
-      <w:hyperlink r:id="rId16">
+      <w:hyperlink r:id="rId27">
         <w:r>
           <w:rPr>
             <w:rStyle w:val="Hyperlink"/>
@@ -8935,9 +9430,9 @@
         </w:r>
       </w:hyperlink>
     </w:p>
-    <w:bookmarkEnd w:id="68"/>
-    <w:bookmarkEnd w:id="69"/>
-    <w:bookmarkStart w:id="78" w:name="seguridad-wlan"/>
+    <w:bookmarkEnd w:id="79"/>
+    <w:bookmarkEnd w:id="80"/>
+    <w:bookmarkStart w:id="89" w:name="seguridad-wlan"/>
     <w:p>
       <w:pPr>
         <w:pStyle w:val="Heading1"/>
@@ -9001,7 +9496,7 @@
         </w:pict>
       </w:r>
     </w:p>
-    <w:bookmarkStart w:id="70" w:name="la-idea-en-una-frase-5"/>
+    <w:bookmarkStart w:id="81" w:name="la-idea-en-una-frase-5"/>
     <w:p>
       <w:pPr>
         <w:pStyle w:val="Heading2"/>
@@ -9038,8 +9533,8 @@
         </w:pict>
       </w:r>
     </w:p>
-    <w:bookmarkEnd w:id="70"/>
-    <w:bookmarkStart w:id="71" w:name="X15584326dd49733c5644d53c7cc74666e459ddc"/>
+    <w:bookmarkEnd w:id="81"/>
+    <w:bookmarkStart w:id="82" w:name="X15584326dd49733c5644d53c7cc74666e459ddc"/>
     <w:p>
       <w:pPr>
         <w:pStyle w:val="Heading2"/>
@@ -9052,6 +9547,7 @@
       <w:tblPr>
         <w:tblStyle w:val="Table"/>
         <w:tblW w:type="pct" w:w="5000"/>
+        <w:jc w:val="left"/>
         <w:tblLayout w:type="fixed"/>
         <w:tblLook w:firstRow="1" w:lastRow="0" w:firstColumn="0" w:lastColumn="0" w:noHBand="0" w:noVBand="0" w:val="0020"/>
       </w:tblPr>
@@ -9069,6 +9565,7 @@
           <w:p>
             <w:pPr>
               <w:pStyle w:val="Compact"/>
+              <w:jc w:val="left"/>
             </w:pPr>
             <w:r>
               <w:t xml:space="preserve">Protocolo</w:t>
@@ -9080,6 +9577,7 @@
           <w:p>
             <w:pPr>
               <w:pStyle w:val="Compact"/>
+              <w:jc w:val="left"/>
             </w:pPr>
             <w:r>
               <w:t xml:space="preserve">Estado</w:t>
@@ -9091,6 +9589,7 @@
           <w:p>
             <w:pPr>
               <w:pStyle w:val="Compact"/>
+              <w:jc w:val="left"/>
             </w:pPr>
             <w:r>
               <w:t xml:space="preserve">Por qué</w:t>
@@ -9104,6 +9603,7 @@
           <w:p>
             <w:pPr>
               <w:pStyle w:val="Compact"/>
+              <w:jc w:val="left"/>
             </w:pPr>
             <w:r>
               <w:rPr>
@@ -9119,6 +9619,7 @@
           <w:p>
             <w:pPr>
               <w:pStyle w:val="Compact"/>
+              <w:jc w:val="left"/>
             </w:pPr>
             <w:r>
               <w:t xml:space="preserve">☠️ Muerto desde hace años</w:t>
@@ -9130,6 +9631,7 @@
           <w:p>
             <w:pPr>
               <w:pStyle w:val="Compact"/>
+              <w:jc w:val="left"/>
             </w:pPr>
             <w:r>
               <w:t xml:space="preserve">RC4 con IVs de 24 bits: se rompe en minutos con herramientas automáticas</w:t>
@@ -9143,6 +9645,7 @@
           <w:p>
             <w:pPr>
               <w:pStyle w:val="Compact"/>
+              <w:jc w:val="left"/>
             </w:pPr>
             <w:r>
               <w:rPr>
@@ -9158,6 +9661,7 @@
           <w:p>
             <w:pPr>
               <w:pStyle w:val="Compact"/>
+              <w:jc w:val="left"/>
             </w:pPr>
             <w:r>
               <w:t xml:space="preserve">☠️ Retirado</w:t>
@@ -9169,6 +9673,7 @@
           <w:p>
             <w:pPr>
               <w:pStyle w:val="Compact"/>
+              <w:jc w:val="left"/>
             </w:pPr>
             <w:r>
               <w:t xml:space="preserve">Parche provisional (TKIP) sobre WEP-compatible; también roto</w:t>
@@ -9182,6 +9687,7 @@
           <w:p>
             <w:pPr>
               <w:pStyle w:val="Compact"/>
+              <w:jc w:val="left"/>
             </w:pPr>
             <w:r>
               <w:rPr>
@@ -9197,6 +9703,7 @@
           <w:p>
             <w:pPr>
               <w:pStyle w:val="Compact"/>
+              <w:jc w:val="left"/>
             </w:pPr>
             <w:r>
               <w:t xml:space="preserve">✅ El estándar durante 15+ años</w:t>
@@ -9208,6 +9715,7 @@
           <w:p>
             <w:pPr>
               <w:pStyle w:val="Compact"/>
+              <w:jc w:val="left"/>
             </w:pPr>
             <w:r>
               <w:t xml:space="preserve">AES-CCMP; sigue siendo válido, PSK o Enterprise</w:t>
@@ -9221,6 +9729,7 @@
           <w:p>
             <w:pPr>
               <w:pStyle w:val="Compact"/>
+              <w:jc w:val="left"/>
             </w:pPr>
             <w:r>
               <w:rPr>
@@ -9236,6 +9745,7 @@
           <w:p>
             <w:pPr>
               <w:pStyle w:val="Compact"/>
+              <w:jc w:val="left"/>
             </w:pPr>
             <w:r>
               <w:t xml:space="preserve">✅ El actual</w:t>
@@ -9247,6 +9757,7 @@
           <w:p>
             <w:pPr>
               <w:pStyle w:val="Compact"/>
+              <w:jc w:val="left"/>
             </w:pPr>
             <w:r>
               <w:t xml:space="preserve">SAE en vez de PSK,</w:t>
@@ -9295,7 +9806,13 @@
         <w:t xml:space="preserve"> </w:t>
       </w:r>
       <w:r>
-        <w:t xml:space="preserve">“estándar vigente”</w:t>
+        <w:t xml:space="preserve">“</w:t>
+      </w:r>
+      <w:r>
+        <w:t xml:space="preserve">estándar vigente</w:t>
+      </w:r>
+      <w:r>
+        <w:t xml:space="preserve">”</w:t>
       </w:r>
       <w:r>
         <w:t xml:space="preserve"> </w:t>
@@ -9307,7 +9824,13 @@
         <w:t xml:space="preserve"> </w:t>
       </w:r>
       <w:r>
-        <w:t xml:space="preserve">“configuración eterna”</w:t>
+        <w:t xml:space="preserve">“</w:t>
+      </w:r>
+      <w:r>
+        <w:t xml:space="preserve">configuración eterna</w:t>
+      </w:r>
+      <w:r>
+        <w:t xml:space="preserve">”</w:t>
       </w:r>
       <w:r>
         <w:t xml:space="preserve">.</w:t>
@@ -9320,8 +9843,8 @@
         </w:pict>
       </w:r>
     </w:p>
-    <w:bookmarkEnd w:id="71"/>
-    <w:bookmarkStart w:id="72" w:name="X06bc3a7647489870aed1904b67647bb7ea93465"/>
+    <w:bookmarkEnd w:id="82"/>
+    <w:bookmarkStart w:id="83" w:name="X06bc3a7647489870aed1904b67647bb7ea93465"/>
     <w:p>
       <w:pPr>
         <w:pStyle w:val="Heading2"/>
@@ -9334,6 +9857,7 @@
       <w:tblPr>
         <w:tblStyle w:val="Table"/>
         <w:tblW w:type="pct" w:w="5000"/>
+        <w:jc w:val="left"/>
         <w:tblLayout w:type="fixed"/>
         <w:tblLook w:firstRow="1" w:lastRow="0" w:firstColumn="0" w:lastColumn="0" w:noHBand="0" w:noVBand="0" w:val="0020"/>
       </w:tblPr>
@@ -9359,6 +9883,7 @@
           <w:p>
             <w:pPr>
               <w:pStyle w:val="Compact"/>
+              <w:jc w:val="left"/>
             </w:pPr>
             <w:r>
               <w:rPr>
@@ -9374,6 +9899,7 @@
           <w:p>
             <w:pPr>
               <w:pStyle w:val="Compact"/>
+              <w:jc w:val="left"/>
             </w:pPr>
             <w:r>
               <w:rPr>
@@ -9391,6 +9917,7 @@
           <w:p>
             <w:pPr>
               <w:pStyle w:val="Compact"/>
+              <w:jc w:val="left"/>
             </w:pPr>
             <w:r>
               <w:t xml:space="preserve">Credencial</w:t>
@@ -9402,6 +9929,7 @@
           <w:p>
             <w:pPr>
               <w:pStyle w:val="Compact"/>
+              <w:jc w:val="left"/>
             </w:pPr>
             <w:r>
               <w:t xml:space="preserve">Una clave compartida por todos</w:t>
@@ -9413,6 +9941,7 @@
           <w:p>
             <w:pPr>
               <w:pStyle w:val="Compact"/>
+              <w:jc w:val="left"/>
             </w:pPr>
             <w:r>
               <w:t xml:space="preserve">Usuario/contraseña o certificado</w:t>
@@ -9436,6 +9965,7 @@
           <w:p>
             <w:pPr>
               <w:pStyle w:val="Compact"/>
+              <w:jc w:val="left"/>
             </w:pPr>
             <w:r>
               <w:t xml:space="preserve">¿Quién valida?</w:t>
@@ -9447,6 +9977,7 @@
           <w:p>
             <w:pPr>
               <w:pStyle w:val="Compact"/>
+              <w:jc w:val="left"/>
             </w:pPr>
             <w:r>
               <w:t xml:space="preserve">El AP compara la clave</w:t>
@@ -9458,6 +9989,7 @@
           <w:p>
             <w:pPr>
               <w:pStyle w:val="Compact"/>
+              <w:jc w:val="left"/>
             </w:pPr>
             <w:r>
               <w:t xml:space="preserve">Un servidor</w:t>
@@ -9487,6 +10019,7 @@
           <w:p>
             <w:pPr>
               <w:pStyle w:val="Compact"/>
+              <w:jc w:val="left"/>
             </w:pPr>
             <w:r>
               <w:t xml:space="preserve">Si alguien se va</w:t>
@@ -9498,6 +10031,7 @@
           <w:p>
             <w:pPr>
               <w:pStyle w:val="Compact"/>
+              <w:jc w:val="left"/>
             </w:pPr>
             <w:r>
               <w:t xml:space="preserve">Cambias la clave en todos los equipos</w:t>
@@ -9509,6 +10043,7 @@
           <w:p>
             <w:pPr>
               <w:pStyle w:val="Compact"/>
+              <w:jc w:val="left"/>
             </w:pPr>
             <w:r>
               <w:t xml:space="preserve">Desactivas su cuenta y listo</w:t>
@@ -9522,6 +10057,7 @@
           <w:p>
             <w:pPr>
               <w:pStyle w:val="Compact"/>
+              <w:jc w:val="left"/>
             </w:pPr>
             <w:r>
               <w:t xml:space="preserve">Trazabilidad</w:t>
@@ -9533,6 +10069,7 @@
           <w:p>
             <w:pPr>
               <w:pStyle w:val="Compact"/>
+              <w:jc w:val="left"/>
             </w:pPr>
             <w:r>
               <w:t xml:space="preserve">Todos son</w:t>
@@ -9541,15 +10078,22 @@
               <w:t xml:space="preserve"> </w:t>
             </w:r>
             <w:r>
-              <w:t xml:space="preserve">“la clave”</w:t>
-            </w:r>
-          </w:p>
-        </w:tc>
-        <w:tc>
-          <w:tcPr/>
-          <w:p>
-            <w:pPr>
-              <w:pStyle w:val="Compact"/>
+              <w:t xml:space="preserve">“</w:t>
+            </w:r>
+            <w:r>
+              <w:t xml:space="preserve">la clave</w:t>
+            </w:r>
+            <w:r>
+              <w:t xml:space="preserve">”</w:t>
+            </w:r>
+          </w:p>
+        </w:tc>
+        <w:tc>
+          <w:tcPr/>
+          <w:p>
+            <w:pPr>
+              <w:pStyle w:val="Compact"/>
+              <w:jc w:val="left"/>
             </w:pPr>
             <w:r>
               <w:t xml:space="preserve">Logs por usuario (quién, cuándo, qué AP)</w:t>
@@ -9563,6 +10107,7 @@
           <w:p>
             <w:pPr>
               <w:pStyle w:val="Compact"/>
+              <w:jc w:val="left"/>
             </w:pPr>
             <w:r>
               <w:t xml:space="preserve">Coste/complejidad</w:t>
@@ -9574,6 +10119,7 @@
           <w:p>
             <w:pPr>
               <w:pStyle w:val="Compact"/>
+              <w:jc w:val="left"/>
             </w:pPr>
             <w:r>
               <w:t xml:space="preserve">Cero (el router de casa)</w:t>
@@ -9585,6 +10131,7 @@
           <w:p>
             <w:pPr>
               <w:pStyle w:val="Compact"/>
+              <w:jc w:val="left"/>
             </w:pPr>
             <w:r>
               <w:t xml:space="preserve">RADIUS + identidad (NPS, FreeRADIUS, ISE…)</w:t>
@@ -9740,8 +10287,8 @@
         </w:pict>
       </w:r>
     </w:p>
-    <w:bookmarkEnd w:id="72"/>
-    <w:bookmarkStart w:id="73" w:name="anatomía-de-una-wlan-empresarial-segura"/>
+    <w:bookmarkEnd w:id="83"/>
+    <w:bookmarkStart w:id="84" w:name="anatomía-de-una-wlan-empresarial-segura"/>
     <w:p>
       <w:pPr>
         <w:pStyle w:val="Heading2"/>
@@ -9872,7 +10419,13 @@
         <w:t xml:space="preserve"> </w:t>
       </w:r>
       <w:r>
-        <w:t xml:space="preserve">“puentea”</w:t>
+        <w:t xml:space="preserve">“</w:t>
+      </w:r>
+      <w:r>
+        <w:t xml:space="preserve">puentea</w:t>
+      </w:r>
+      <w:r>
+        <w:t xml:space="preserve">”</w:t>
       </w:r>
       <w:r>
         <w:t xml:space="preserve"> </w:t>
@@ -9948,8 +10501,8 @@
         </w:pict>
       </w:r>
     </w:p>
-    <w:bookmarkEnd w:id="73"/>
-    <w:bookmarkStart w:id="74" w:name="X66886050871e8166c37ff92141c379b848db194"/>
+    <w:bookmarkEnd w:id="84"/>
+    <w:bookmarkStart w:id="85" w:name="X66886050871e8166c37ff92141c379b848db194"/>
     <w:p>
       <w:pPr>
         <w:pStyle w:val="Heading2"/>
@@ -9961,7 +10514,13 @@
         <w:t xml:space="preserve"> </w:t>
       </w:r>
       <w:r>
-        <w:t xml:space="preserve">“WEP tiene un candado, luego es seguro”</w:t>
+        <w:t xml:space="preserve">“</w:t>
+      </w:r>
+      <w:r>
+        <w:t xml:space="preserve">WEP tiene un candado, luego es seguro</w:t>
+      </w:r>
+      <w:r>
+        <w:t xml:space="preserve">”</w:t>
       </w:r>
     </w:p>
     <w:p>
@@ -10021,7 +10580,13 @@
         <w:t xml:space="preserve"> </w:t>
       </w:r>
       <w:r>
-        <w:t xml:space="preserve">“por si acaso”</w:t>
+        <w:t xml:space="preserve">“</w:t>
+      </w:r>
+      <w:r>
+        <w:t xml:space="preserve">por si acaso</w:t>
+      </w:r>
+      <w:r>
+        <w:t xml:space="preserve">”</w:t>
       </w:r>
       <w:r>
         <w:t xml:space="preserve"> </w:t>
@@ -10033,7 +10598,13 @@
         <w:t xml:space="preserve"> </w:t>
       </w:r>
       <w:r>
-        <w:t xml:space="preserve">“para reforzar”</w:t>
+        <w:t xml:space="preserve">“</w:t>
+      </w:r>
+      <w:r>
+        <w:t xml:space="preserve">para reforzar</w:t>
+      </w:r>
+      <w:r>
+        <w:t xml:space="preserve">”</w:t>
       </w:r>
       <w:r>
         <w:t xml:space="preserve">, has decorado el cartón. El SSID oculto viaja en claro y la MAC se clona. Ni una ni otra son seguridad: son pintura.</w:t>
@@ -10077,8 +10648,8 @@
         </w:pict>
       </w:r>
     </w:p>
-    <w:bookmarkEnd w:id="74"/>
-    <w:bookmarkStart w:id="75" w:name="mini-chequeo-5"/>
+    <w:bookmarkEnd w:id="85"/>
+    <w:bookmarkStart w:id="86" w:name="mini-chequeo-5"/>
     <w:p>
       <w:pPr>
         <w:pStyle w:val="Heading2"/>
@@ -10210,7 +10781,13 @@
         <w:t xml:space="preserve"> </w:t>
       </w:r>
       <w:r>
-        <w:t xml:space="preserve">“PROFES”</w:t>
+        <w:t xml:space="preserve">“</w:t>
+      </w:r>
+      <w:r>
+        <w:t xml:space="preserve">PROFES</w:t>
+      </w:r>
+      <w:r>
+        <w:t xml:space="preserve">”</w:t>
       </w:r>
       <w:r>
         <w:t xml:space="preserve"> </w:t>
@@ -10222,7 +10799,13 @@
         <w:t xml:space="preserve"> </w:t>
       </w:r>
       <w:r>
-        <w:t xml:space="preserve">“ALUMNOS”</w:t>
+        <w:t xml:space="preserve">“</w:t>
+      </w:r>
+      <w:r>
+        <w:t xml:space="preserve">ALUMNOS</w:t>
+      </w:r>
+      <w:r>
+        <w:t xml:space="preserve">”</w:t>
       </w:r>
       <w:r>
         <w:t xml:space="preserve"> </w:t>
@@ -10234,7 +10817,13 @@
         <w:t xml:space="preserve"> </w:t>
       </w:r>
       <w:r>
-        <w:t xml:space="preserve">“INVITADOS”</w:t>
+        <w:t xml:space="preserve">“</w:t>
+      </w:r>
+      <w:r>
+        <w:t xml:space="preserve">INVITADOS</w:t>
+      </w:r>
+      <w:r>
+        <w:t xml:space="preserve">”</w:t>
       </w:r>
       <w:r>
         <w:t xml:space="preserve"> </w:t>
@@ -10250,8 +10839,8 @@
         </w:pict>
       </w:r>
     </w:p>
-    <w:bookmarkEnd w:id="75"/>
-    <w:bookmarkStart w:id="76" w:name="resumen-en-3-frases-5"/>
+    <w:bookmarkEnd w:id="86"/>
+    <w:bookmarkStart w:id="87" w:name="resumen-en-3-frases-5"/>
     <w:p>
       <w:pPr>
         <w:pStyle w:val="Heading2"/>
@@ -10367,8 +10956,8 @@
         <w:t xml:space="preserve">, invitados aislados y gestión del AP protegida; ocultar SSID o filtrar MACs es pintura.</w:t>
       </w:r>
     </w:p>
-    <w:bookmarkEnd w:id="76"/>
-    <w:bookmarkStart w:id="77" w:name="vocabulario-rápido-5"/>
+    <w:bookmarkEnd w:id="87"/>
+    <w:bookmarkStart w:id="88" w:name="vocabulario-rápido-5"/>
     <w:p>
       <w:pPr>
         <w:pStyle w:val="Heading2"/>
@@ -10381,6 +10970,7 @@
       <w:tblPr>
         <w:tblStyle w:val="Table"/>
         <w:tblW w:type="auto" w:w="0"/>
+        <w:jc w:val="left"/>
         <w:tblLook w:firstRow="1" w:lastRow="0" w:firstColumn="0" w:lastColumn="0" w:noHBand="0" w:noVBand="0" w:val="0020"/>
       </w:tblPr>
       <w:tblGrid>
@@ -10396,6 +10986,7 @@
           <w:p>
             <w:pPr>
               <w:pStyle w:val="Compact"/>
+              <w:jc w:val="left"/>
             </w:pPr>
             <w:r>
               <w:t xml:space="preserve">Término</w:t>
@@ -10407,6 +10998,7 @@
           <w:p>
             <w:pPr>
               <w:pStyle w:val="Compact"/>
+              <w:jc w:val="left"/>
             </w:pPr>
             <w:r>
               <w:t xml:space="preserve">Idea general</w:t>
@@ -10420,6 +11012,7 @@
           <w:p>
             <w:pPr>
               <w:pStyle w:val="Compact"/>
+              <w:jc w:val="left"/>
             </w:pPr>
             <w:r>
               <w:t xml:space="preserve">PSK</w:t>
@@ -10431,6 +11024,7 @@
           <w:p>
             <w:pPr>
               <w:pStyle w:val="Compact"/>
+              <w:jc w:val="left"/>
             </w:pPr>
             <w:r>
               <w:t xml:space="preserve">Clave precompartida (Personal)</w:t>
@@ -10444,6 +11038,7 @@
           <w:p>
             <w:pPr>
               <w:pStyle w:val="Compact"/>
+              <w:jc w:val="left"/>
             </w:pPr>
             <w:r>
               <w:t xml:space="preserve">802.1X</w:t>
@@ -10455,6 +11050,7 @@
           <w:p>
             <w:pPr>
               <w:pStyle w:val="Compact"/>
+              <w:jc w:val="left"/>
             </w:pPr>
             <w:r>
               <w:t xml:space="preserve">Autenticación de puerto: pide identidad antes de dar red</w:t>
@@ -10468,6 +11064,7 @@
           <w:p>
             <w:pPr>
               <w:pStyle w:val="Compact"/>
+              <w:jc w:val="left"/>
             </w:pPr>
             <w:r>
               <w:t xml:space="preserve">RADIUS</w:t>
@@ -10479,6 +11076,7 @@
           <w:p>
             <w:pPr>
               <w:pStyle w:val="Compact"/>
+              <w:jc w:val="left"/>
             </w:pPr>
             <w:r>
               <w:t xml:space="preserve">Servidor que valida credenciales 802.1X</w:t>
@@ -10492,6 +11090,7 @@
           <w:p>
             <w:pPr>
               <w:pStyle w:val="Compact"/>
+              <w:jc w:val="left"/>
             </w:pPr>
             <w:r>
               <w:t xml:space="preserve">SAE</w:t>
@@ -10503,6 +11102,7 @@
           <w:p>
             <w:pPr>
               <w:pStyle w:val="Compact"/>
+              <w:jc w:val="left"/>
             </w:pPr>
             <w:r>
               <w:t xml:space="preserve">El handshake de WPA3 (sustituto de PSK)</w:t>
@@ -10516,6 +11116,7 @@
           <w:p>
             <w:pPr>
               <w:pStyle w:val="Compact"/>
+              <w:jc w:val="left"/>
             </w:pPr>
             <w:r>
               <w:t xml:space="preserve">Portal cautivo</w:t>
@@ -10527,6 +11128,7 @@
           <w:p>
             <w:pPr>
               <w:pStyle w:val="Compact"/>
+              <w:jc w:val="left"/>
             </w:pPr>
             <w:r>
               <w:t xml:space="preserve">Página de login para invitados</w:t>
@@ -10552,7 +11154,7 @@
       <w:r>
         <w:t xml:space="preserve"> </w:t>
       </w:r>
-      <w:hyperlink r:id="rId33">
+      <w:hyperlink r:id="rId44">
         <w:r>
           <w:rPr>
             <w:rStyle w:val="Hyperlink"/>
@@ -10579,7 +11181,7 @@
       <w:r>
         <w:t xml:space="preserve"> </w:t>
       </w:r>
-      <w:hyperlink r:id="rId15">
+      <w:hyperlink r:id="rId26">
         <w:r>
           <w:rPr>
             <w:rStyle w:val="Hyperlink"/>
@@ -10606,7 +11208,7 @@
       <w:r>
         <w:t xml:space="preserve"> </w:t>
       </w:r>
-      <w:hyperlink r:id="rId17">
+      <w:hyperlink r:id="rId28">
         <w:r>
           <w:rPr>
             <w:rStyle w:val="Hyperlink"/>
@@ -10615,9 +11217,9 @@
         </w:r>
       </w:hyperlink>
     </w:p>
-    <w:bookmarkEnd w:id="77"/>
-    <w:bookmarkEnd w:id="78"/>
-    <w:bookmarkStart w:id="88" w:name="aps-y-controladores"/>
+    <w:bookmarkEnd w:id="88"/>
+    <w:bookmarkEnd w:id="89"/>
+    <w:bookmarkStart w:id="99" w:name="aps-y-controladores"/>
     <w:p>
       <w:pPr>
         <w:pStyle w:val="Heading1"/>
@@ -10681,7 +11283,7 @@
         </w:pict>
       </w:r>
     </w:p>
-    <w:bookmarkStart w:id="79" w:name="la-idea-en-una-frase-6"/>
+    <w:bookmarkStart w:id="90" w:name="la-idea-en-una-frase-6"/>
     <w:p>
       <w:pPr>
         <w:pStyle w:val="Heading2"/>
@@ -10753,8 +11355,8 @@
         </w:pict>
       </w:r>
     </w:p>
-    <w:bookmarkEnd w:id="79"/>
-    <w:bookmarkStart w:id="80" w:name="autónomo-el-ap-que-se-apaña-solo"/>
+    <w:bookmarkEnd w:id="90"/>
+    <w:bookmarkStart w:id="91" w:name="autónomo-el-ap-que-se-apaña-solo"/>
     <w:p>
       <w:pPr>
         <w:pStyle w:val="Heading2"/>
@@ -10775,6 +11377,7 @@
       <w:tblPr>
         <w:tblStyle w:val="Table"/>
         <w:tblW w:type="pct" w:w="5000"/>
+        <w:jc w:val="left"/>
         <w:tblLayout w:type="fixed"/>
         <w:tblLook w:firstRow="1" w:lastRow="0" w:firstColumn="0" w:lastColumn="0" w:noHBand="0" w:noVBand="0" w:val="0020"/>
       </w:tblPr>
@@ -10791,6 +11394,7 @@
           <w:p>
             <w:pPr>
               <w:pStyle w:val="Compact"/>
+              <w:jc w:val="left"/>
             </w:pPr>
             <w:r>
               <w:t xml:space="preserve">Ventaja</w:t>
@@ -10802,6 +11406,7 @@
           <w:p>
             <w:pPr>
               <w:pStyle w:val="Compact"/>
+              <w:jc w:val="left"/>
             </w:pPr>
             <w:r>
               <w:t xml:space="preserve">Inconveniente</w:t>
@@ -10815,6 +11420,7 @@
           <w:p>
             <w:pPr>
               <w:pStyle w:val="Compact"/>
+              <w:jc w:val="left"/>
             </w:pPr>
             <w:r>
               <w:t xml:space="preserve">Barato y sencillo; no necesita nada más</w:t>
@@ -10826,6 +11432,7 @@
           <w:p>
             <w:pPr>
               <w:pStyle w:val="Compact"/>
+              <w:jc w:val="left"/>
             </w:pPr>
             <w:r>
               <w:t xml:space="preserve">Configuración repetida en cada AP</w:t>
@@ -10839,6 +11446,7 @@
           <w:p>
             <w:pPr>
               <w:pStyle w:val="Compact"/>
+              <w:jc w:val="left"/>
             </w:pPr>
             <w:r>
               <w:t xml:space="preserve">Perfecto para 1-5 APs, PYMEs, casas</w:t>
@@ -10850,6 +11458,7 @@
           <w:p>
             <w:pPr>
               <w:pStyle w:val="Compact"/>
+              <w:jc w:val="left"/>
             </w:pPr>
             <w:r>
               <w:t xml:space="preserve">Roaming entre APs</w:t>
@@ -10858,7 +11467,13 @@
               <w:t xml:space="preserve"> </w:t>
             </w:r>
             <w:r>
-              <w:t xml:space="preserve">“a lo bestia”</w:t>
+              <w:t xml:space="preserve">“</w:t>
+            </w:r>
+            <w:r>
+              <w:t xml:space="preserve">a lo bestia</w:t>
+            </w:r>
+            <w:r>
+              <w:t xml:space="preserve">”</w:t>
             </w:r>
             <w:r>
               <w:t xml:space="preserve"> </w:t>
@@ -10875,6 +11490,7 @@
           <w:p>
             <w:pPr>
               <w:pStyle w:val="Compact"/>
+              <w:jc w:val="left"/>
             </w:pPr>
             <w:r>
               <w:t xml:space="preserve">No hay punto único de fallo central</w:t>
@@ -10886,6 +11502,7 @@
           <w:p>
             <w:pPr>
               <w:pStyle w:val="Compact"/>
+              <w:jc w:val="left"/>
             </w:pPr>
             <w:r>
               <w:t xml:space="preserve">Sin visión global: canales y potencias a mano</w:t>
@@ -10909,8 +11526,8 @@
         </w:pict>
       </w:r>
     </w:p>
-    <w:bookmarkEnd w:id="80"/>
-    <w:bookmarkStart w:id="81" w:name="Xe89561dc8a3a3cd5807ded778a32640ac2b2c02"/>
+    <w:bookmarkEnd w:id="91"/>
+    <w:bookmarkStart w:id="92" w:name="Xe89561dc8a3a3cd5807ded778a32640ac2b2c02"/>
     <w:p>
       <w:pPr>
         <w:pStyle w:val="Heading2"/>
@@ -10930,7 +11547,13 @@
         <w:t xml:space="preserve"> </w:t>
       </w:r>
       <w:r>
-        <w:t xml:space="preserve">“vacía”</w:t>
+        <w:t xml:space="preserve">“</w:t>
+      </w:r>
+      <w:r>
+        <w:t xml:space="preserve">vacía</w:t>
+      </w:r>
+      <w:r>
+        <w:t xml:space="preserve">”</w:t>
       </w:r>
       <w:r>
         <w:t xml:space="preserve">: mantiene la parte física (radio, beacons, cifrado de tramas) y delega la gestión en un</w:t>
@@ -11179,6 +11802,7 @@
       <w:tblPr>
         <w:tblStyle w:val="Table"/>
         <w:tblW w:type="auto" w:w="0"/>
+        <w:jc w:val="left"/>
         <w:tblLook w:firstRow="1" w:lastRow="0" w:firstColumn="0" w:lastColumn="0" w:noHBand="0" w:noVBand="0" w:val="0020"/>
       </w:tblPr>
       <w:tblGrid>
@@ -11203,6 +11827,7 @@
           <w:p>
             <w:pPr>
               <w:pStyle w:val="Compact"/>
+              <w:jc w:val="left"/>
             </w:pPr>
             <w:r>
               <w:t xml:space="preserve">Autónomo</w:t>
@@ -11214,6 +11839,7 @@
           <w:p>
             <w:pPr>
               <w:pStyle w:val="Compact"/>
+              <w:jc w:val="left"/>
             </w:pPr>
             <w:r>
               <w:t xml:space="preserve">Lightweight + WLC</w:t>
@@ -11227,6 +11853,7 @@
           <w:p>
             <w:pPr>
               <w:pStyle w:val="Compact"/>
+              <w:jc w:val="left"/>
             </w:pPr>
             <w:r>
               <w:t xml:space="preserve">Gestión</w:t>
@@ -11238,6 +11865,7 @@
           <w:p>
             <w:pPr>
               <w:pStyle w:val="Compact"/>
+              <w:jc w:val="left"/>
             </w:pPr>
             <w:r>
               <w:t xml:space="preserve">Una a una</w:t>
@@ -11249,6 +11877,7 @@
           <w:p>
             <w:pPr>
               <w:pStyle w:val="Compact"/>
+              <w:jc w:val="left"/>
             </w:pPr>
             <w:r>
               <w:t xml:space="preserve">Centralizada</w:t>
@@ -11262,6 +11891,7 @@
           <w:p>
             <w:pPr>
               <w:pStyle w:val="Compact"/>
+              <w:jc w:val="left"/>
             </w:pPr>
             <w:r>
               <w:t xml:space="preserve">Roaming</w:t>
@@ -11273,6 +11903,7 @@
           <w:p>
             <w:pPr>
               <w:pStyle w:val="Compact"/>
+              <w:jc w:val="left"/>
             </w:pPr>
             <w:r>
               <w:t xml:space="preserve">Solo cliente</w:t>
@@ -11284,6 +11915,7 @@
           <w:p>
             <w:pPr>
               <w:pStyle w:val="Compact"/>
+              <w:jc w:val="left"/>
             </w:pPr>
             <w:r>
               <w:t xml:space="preserve">Coordinado (k/r/v)</w:t>
@@ -11297,6 +11929,7 @@
           <w:p>
             <w:pPr>
               <w:pStyle w:val="Compact"/>
+              <w:jc w:val="left"/>
             </w:pPr>
             <w:r>
               <w:t xml:space="preserve">Canales/potencias</w:t>
@@ -11308,6 +11941,7 @@
           <w:p>
             <w:pPr>
               <w:pStyle w:val="Compact"/>
+              <w:jc w:val="left"/>
             </w:pPr>
             <w:r>
               <w:t xml:space="preserve">Manuales</w:t>
@@ -11319,6 +11953,7 @@
           <w:p>
             <w:pPr>
               <w:pStyle w:val="Compact"/>
+              <w:jc w:val="left"/>
             </w:pPr>
             <w:r>
               <w:t xml:space="preserve">RRM automático</w:t>
@@ -11332,6 +11967,7 @@
           <w:p>
             <w:pPr>
               <w:pStyle w:val="Compact"/>
+              <w:jc w:val="left"/>
             </w:pPr>
             <w:r>
               <w:t xml:space="preserve">Coste inicial</w:t>
@@ -11343,6 +11979,7 @@
           <w:p>
             <w:pPr>
               <w:pStyle w:val="Compact"/>
+              <w:jc w:val="left"/>
             </w:pPr>
             <w:r>
               <w:t xml:space="preserve">Bajo</w:t>
@@ -11354,6 +11991,7 @@
           <w:p>
             <w:pPr>
               <w:pStyle w:val="Compact"/>
+              <w:jc w:val="left"/>
             </w:pPr>
             <w:r>
               <w:t xml:space="preserve">WLC (hardware o virtual)</w:t>
@@ -11367,6 +12005,7 @@
           <w:p>
             <w:pPr>
               <w:pStyle w:val="Compact"/>
+              <w:jc w:val="left"/>
             </w:pPr>
             <w:r>
               <w:t xml:space="preserve">Escala recomendada</w:t>
@@ -11378,6 +12017,7 @@
           <w:p>
             <w:pPr>
               <w:pStyle w:val="Compact"/>
+              <w:jc w:val="left"/>
             </w:pPr>
             <w:r>
               <w:t xml:space="preserve">≤ ~5-10 APs</w:t>
@@ -11389,6 +12029,7 @@
           <w:p>
             <w:pPr>
               <w:pStyle w:val="Compact"/>
+              <w:jc w:val="left"/>
             </w:pPr>
             <w:r>
               <w:t xml:space="preserve">Decenas a miles</w:t>
@@ -11456,7 +12097,13 @@
         <w:t xml:space="preserve"> </w:t>
       </w:r>
       <w:r>
-        <w:t xml:space="preserve">“controlador”</w:t>
+        <w:t xml:space="preserve">“</w:t>
+      </w:r>
+      <w:r>
+        <w:t xml:space="preserve">controlador</w:t>
+      </w:r>
+      <w:r>
+        <w:t xml:space="preserve">”</w:t>
       </w:r>
       <w:r>
         <w:t xml:space="preserve"> </w:t>
@@ -11472,8 +12119,8 @@
         </w:pict>
       </w:r>
     </w:p>
-    <w:bookmarkEnd w:id="81"/>
-    <w:bookmarkStart w:id="83" w:name="X8c5550414cdd3f0a9ae498ac69282f62cef7ea2"/>
+    <w:bookmarkEnd w:id="92"/>
+    <w:bookmarkStart w:id="94" w:name="X8c5550414cdd3f0a9ae498ac69282f62cef7ea2"/>
     <w:p>
       <w:pPr>
         <w:pStyle w:val="Heading2"/>
@@ -11492,7 +12139,7 @@
       <w:r>
         <w:t xml:space="preserve"> </w:t>
       </w:r>
-      <w:hyperlink r:id="rId82">
+      <w:hyperlink r:id="rId93">
         <w:r>
           <w:rPr>
             <w:rStyle w:val="Hyperlink"/>
@@ -11573,7 +12220,13 @@
         <w:t xml:space="preserve"> </w:t>
       </w:r>
       <w:r>
-        <w:t xml:space="preserve">“CORP”</w:t>
+        <w:t xml:space="preserve">“</w:t>
+      </w:r>
+      <w:r>
+        <w:t xml:space="preserve">CORP</w:t>
+      </w:r>
+      <w:r>
+        <w:t xml:space="preserve">”</w:t>
       </w:r>
       <w:r>
         <w:t xml:space="preserve"> </w:t>
@@ -11585,7 +12238,13 @@
         <w:t xml:space="preserve"> </w:t>
       </w:r>
       <w:r>
-        <w:t xml:space="preserve">“PROYECTORES”</w:t>
+        <w:t xml:space="preserve">“</w:t>
+      </w:r>
+      <w:r>
+        <w:t xml:space="preserve">PROYECTORES</w:t>
+      </w:r>
+      <w:r>
+        <w:t xml:space="preserve">”</w:t>
       </w:r>
       <w:r>
         <w:t xml:space="preserve"> </w:t>
@@ -11597,7 +12256,13 @@
         <w:t xml:space="preserve"> </w:t>
       </w:r>
       <w:r>
-        <w:t xml:space="preserve">“INVITADOS”</w:t>
+        <w:t xml:space="preserve">“</w:t>
+      </w:r>
+      <w:r>
+        <w:t xml:space="preserve">INVITADOS</w:t>
+      </w:r>
+      <w:r>
+        <w:t xml:space="preserve">”</w:t>
       </w:r>
       <w:r>
         <w:t xml:space="preserve"> </w:t>
@@ -11658,8 +12323,8 @@
         </w:pict>
       </w:r>
     </w:p>
-    <w:bookmarkEnd w:id="83"/>
-    <w:bookmarkStart w:id="84" w:name="X7d030f0e767c1fed24488a0fff7c9cc6d18a8b1"/>
+    <w:bookmarkEnd w:id="94"/>
+    <w:bookmarkStart w:id="95" w:name="X7d030f0e767c1fed24488a0fff7c9cc6d18a8b1"/>
     <w:p>
       <w:pPr>
         <w:pStyle w:val="Heading2"/>
@@ -11696,6 +12361,7 @@
       <w:tblPr>
         <w:tblStyle w:val="Table"/>
         <w:tblW w:type="pct" w:w="5000"/>
+        <w:jc w:val="left"/>
         <w:tblLayout w:type="fixed"/>
         <w:tblLook w:firstRow="1" w:lastRow="0" w:firstColumn="0" w:lastColumn="0" w:noHBand="0" w:noVBand="0" w:val="0020"/>
       </w:tblPr>
@@ -11712,6 +12378,7 @@
           <w:p>
             <w:pPr>
               <w:pStyle w:val="Compact"/>
+              <w:jc w:val="left"/>
             </w:pPr>
             <w:r>
               <w:t xml:space="preserve">Comando/prueba</w:t>
@@ -11723,6 +12390,7 @@
           <w:p>
             <w:pPr>
               <w:pStyle w:val="Compact"/>
+              <w:jc w:val="left"/>
             </w:pPr>
             <w:r>
               <w:t xml:space="preserve">Qué aporta</w:t>
@@ -11736,6 +12404,7 @@
           <w:p>
             <w:pPr>
               <w:pStyle w:val="Compact"/>
+              <w:jc w:val="left"/>
             </w:pPr>
             <w:r>
               <w:rPr>
@@ -11756,6 +12425,7 @@
           <w:p>
             <w:pPr>
               <w:pStyle w:val="Compact"/>
+              <w:jc w:val="left"/>
             </w:pPr>
             <w:r>
               <w:t xml:space="preserve">Clientes asociados, RSSI por cliente</w:t>
@@ -11769,6 +12439,7 @@
           <w:p>
             <w:pPr>
               <w:pStyle w:val="Compact"/>
+              <w:jc w:val="left"/>
             </w:pPr>
             <w:r>
               <w:t xml:space="preserve">Interfaz web del AP: pestaña Wireless</w:t>
@@ -11780,6 +12451,7 @@
           <w:p>
             <w:pPr>
               <w:pStyle w:val="Compact"/>
+              <w:jc w:val="left"/>
             </w:pPr>
             <w:r>
               <w:t xml:space="preserve">SSIDs, seguridad, canal, potencia</w:t>
@@ -11793,6 +12465,7 @@
           <w:p>
             <w:pPr>
               <w:pStyle w:val="Compact"/>
+              <w:jc w:val="left"/>
             </w:pPr>
             <w:r>
               <w:t xml:space="preserve">Consola del WLC:</w:t>
@@ -11813,6 +12486,7 @@
           <w:p>
             <w:pPr>
               <w:pStyle w:val="Compact"/>
+              <w:jc w:val="left"/>
             </w:pPr>
             <w:r>
               <w:t xml:space="preserve">SSIDs definidos y su estado</w:t>
@@ -11826,6 +12500,7 @@
           <w:p>
             <w:pPr>
               <w:pStyle w:val="Compact"/>
+              <w:jc w:val="left"/>
             </w:pPr>
             <w:r>
               <w:t xml:space="preserve">Consola del WLC:</w:t>
@@ -11846,6 +12521,7 @@
           <w:p>
             <w:pPr>
               <w:pStyle w:val="Compact"/>
+              <w:jc w:val="left"/>
             </w:pPr>
             <w:r>
               <w:t xml:space="preserve">APs registrados, modelo, banda</w:t>
@@ -11859,6 +12535,7 @@
           <w:p>
             <w:pPr>
               <w:pStyle w:val="Compact"/>
+              <w:jc w:val="left"/>
             </w:pPr>
             <w:r>
               <w:rPr>
@@ -11879,6 +12556,7 @@
           <w:p>
             <w:pPr>
               <w:pStyle w:val="Compact"/>
+              <w:jc w:val="left"/>
             </w:pPr>
             <w:r>
               <w:t xml:space="preserve">Registro/desregistro de APs</w:t>
@@ -11898,7 +12576,13 @@
         <w:t xml:space="preserve"> </w:t>
       </w:r>
       <w:r>
-        <w:t xml:space="preserve">“no aparece en el WLC”</w:t>
+        <w:t xml:space="preserve">“</w:t>
+      </w:r>
+      <w:r>
+        <w:t xml:space="preserve">no aparece en el WLC</w:t>
+      </w:r>
+      <w:r>
+        <w:t xml:space="preserve">”</w:t>
       </w:r>
       <w:r>
         <w:t xml:space="preserve"> </w:t>
@@ -11914,8 +12598,8 @@
         </w:pict>
       </w:r>
     </w:p>
-    <w:bookmarkEnd w:id="84"/>
-    <w:bookmarkStart w:id="85" w:name="mini-chequeo-6"/>
+    <w:bookmarkEnd w:id="95"/>
+    <w:bookmarkStart w:id="96" w:name="mini-chequeo-6"/>
     <w:p>
       <w:pPr>
         <w:pStyle w:val="Heading2"/>
@@ -12112,8 +12796,8 @@
         </w:pict>
       </w:r>
     </w:p>
-    <w:bookmarkEnd w:id="85"/>
-    <w:bookmarkStart w:id="86" w:name="resumen-en-3-frases-6"/>
+    <w:bookmarkEnd w:id="96"/>
+    <w:bookmarkStart w:id="97" w:name="resumen-en-3-frases-6"/>
     <w:p>
       <w:pPr>
         <w:pStyle w:val="Heading2"/>
@@ -12216,8 +12900,8 @@
         <w:t xml:space="preserve">para no colgar enchufes del techo.</w:t>
       </w:r>
     </w:p>
-    <w:bookmarkEnd w:id="86"/>
-    <w:bookmarkStart w:id="87" w:name="vocabulario-rápido-6"/>
+    <w:bookmarkEnd w:id="97"/>
+    <w:bookmarkStart w:id="98" w:name="vocabulario-rápido-6"/>
     <w:p>
       <w:pPr>
         <w:pStyle w:val="Heading2"/>
@@ -12230,6 +12914,7 @@
       <w:tblPr>
         <w:tblStyle w:val="Table"/>
         <w:tblW w:type="auto" w:w="0"/>
+        <w:jc w:val="left"/>
         <w:tblLook w:firstRow="1" w:lastRow="0" w:firstColumn="0" w:lastColumn="0" w:noHBand="0" w:noVBand="0" w:val="0020"/>
       </w:tblPr>
       <w:tblGrid>
@@ -12245,6 +12930,7 @@
           <w:p>
             <w:pPr>
               <w:pStyle w:val="Compact"/>
+              <w:jc w:val="left"/>
             </w:pPr>
             <w:r>
               <w:t xml:space="preserve">Término</w:t>
@@ -12256,6 +12942,7 @@
           <w:p>
             <w:pPr>
               <w:pStyle w:val="Compact"/>
+              <w:jc w:val="left"/>
             </w:pPr>
             <w:r>
               <w:t xml:space="preserve">Idea general</w:t>
@@ -12269,6 +12956,7 @@
           <w:p>
             <w:pPr>
               <w:pStyle w:val="Compact"/>
+              <w:jc w:val="left"/>
             </w:pPr>
             <w:r>
               <w:t xml:space="preserve">AP autónomo</w:t>
@@ -12280,6 +12968,7 @@
           <w:p>
             <w:pPr>
               <w:pStyle w:val="Compact"/>
+              <w:jc w:val="left"/>
             </w:pPr>
             <w:r>
               <w:t xml:space="preserve">Equipo completo con configuración local</w:t>
@@ -12293,6 +12982,7 @@
           <w:p>
             <w:pPr>
               <w:pStyle w:val="Compact"/>
+              <w:jc w:val="left"/>
             </w:pPr>
             <w:r>
               <w:t xml:space="preserve">Lightweight</w:t>
@@ -12304,6 +12994,7 @@
           <w:p>
             <w:pPr>
               <w:pStyle w:val="Compact"/>
+              <w:jc w:val="left"/>
             </w:pPr>
             <w:r>
               <w:t xml:space="preserve">AP de solo radio, controlado por un WLC</w:t>
@@ -12317,6 +13008,7 @@
           <w:p>
             <w:pPr>
               <w:pStyle w:val="Compact"/>
+              <w:jc w:val="left"/>
             </w:pPr>
             <w:r>
               <w:t xml:space="preserve">WLC</w:t>
@@ -12328,6 +13020,7 @@
           <w:p>
             <w:pPr>
               <w:pStyle w:val="Compact"/>
+              <w:jc w:val="left"/>
             </w:pPr>
             <w:r>
               <w:t xml:space="preserve">Controlador WLAN: cerebro de la flota</w:t>
@@ -12341,6 +13034,7 @@
           <w:p>
             <w:pPr>
               <w:pStyle w:val="Compact"/>
+              <w:jc w:val="left"/>
             </w:pPr>
             <w:r>
               <w:t xml:space="preserve">CAPWAP</w:t>
@@ -12352,6 +13046,7 @@
           <w:p>
             <w:pPr>
               <w:pStyle w:val="Compact"/>
+              <w:jc w:val="left"/>
             </w:pPr>
             <w:r>
               <w:t xml:space="preserve">Túnel de control/datos entre AP y WLC</w:t>
@@ -12365,6 +13060,7 @@
           <w:p>
             <w:pPr>
               <w:pStyle w:val="Compact"/>
+              <w:jc w:val="left"/>
             </w:pPr>
             <w:r>
               <w:t xml:space="preserve">RRM</w:t>
@@ -12376,6 +13072,7 @@
           <w:p>
             <w:pPr>
               <w:pStyle w:val="Compact"/>
+              <w:jc w:val="left"/>
             </w:pPr>
             <w:r>
               <w:t xml:space="preserve">Ajuste automático de canales y potencias</w:t>
@@ -12389,6 +13086,7 @@
           <w:p>
             <w:pPr>
               <w:pStyle w:val="Compact"/>
+              <w:jc w:val="left"/>
             </w:pPr>
             <w:r>
               <w:t xml:space="preserve">PoE</w:t>
@@ -12400,6 +13098,7 @@
           <w:p>
             <w:pPr>
               <w:pStyle w:val="Compact"/>
+              <w:jc w:val="left"/>
             </w:pPr>
             <w:r>
               <w:t xml:space="preserve">Alimentación por el cable Ethernet</w:t>
@@ -12425,7 +13124,7 @@
       <w:r>
         <w:t xml:space="preserve"> </w:t>
       </w:r>
-      <w:hyperlink r:id="rId33">
+      <w:hyperlink r:id="rId44">
         <w:r>
           <w:rPr>
             <w:rStyle w:val="Hyperlink"/>
@@ -12452,7 +13151,7 @@
       <w:r>
         <w:t xml:space="preserve"> </w:t>
       </w:r>
-      <w:hyperlink r:id="rId16">
+      <w:hyperlink r:id="rId27">
         <w:r>
           <w:rPr>
             <w:rStyle w:val="Hyperlink"/>
@@ -12479,7 +13178,7 @@
       <w:r>
         <w:t xml:space="preserve"> </w:t>
       </w:r>
-      <w:hyperlink r:id="rId18">
+      <w:hyperlink r:id="rId29">
         <w:r>
           <w:rPr>
             <w:rStyle w:val="Hyperlink"/>
@@ -12488,9 +13187,9 @@
         </w:r>
       </w:hyperlink>
     </w:p>
-    <w:bookmarkEnd w:id="87"/>
-    <w:bookmarkEnd w:id="88"/>
-    <w:bookmarkStart w:id="102" w:name="configuración-y-verificación"/>
+    <w:bookmarkEnd w:id="98"/>
+    <w:bookmarkEnd w:id="99"/>
+    <w:bookmarkStart w:id="113" w:name="configuración-y-verificación"/>
     <w:p>
       <w:pPr>
         <w:pStyle w:val="Heading1"/>
@@ -12554,7 +13253,7 @@
         </w:pict>
       </w:r>
     </w:p>
-    <w:bookmarkStart w:id="89" w:name="la-idea-en-una-frase-7"/>
+    <w:bookmarkStart w:id="100" w:name="la-idea-en-una-frase-7"/>
     <w:p>
       <w:pPr>
         <w:pStyle w:val="Heading2"/>
@@ -12578,8 +13277,8 @@
         </w:pict>
       </w:r>
     </w:p>
-    <w:bookmarkEnd w:id="89"/>
-    <w:bookmarkStart w:id="95" w:name="escenario-base-en-packet-tracer"/>
+    <w:bookmarkEnd w:id="100"/>
+    <w:bookmarkStart w:id="106" w:name="escenario-base-en-packet-tracer"/>
     <w:p>
       <w:pPr>
         <w:pStyle w:val="Heading2"/>
@@ -12663,7 +13362,7 @@
         <w:t xml:space="preserve">(VLAN 99, WPA2-PSK distinta, aislada) — con DHCP desde el router para ambas VLANs.</w:t>
       </w:r>
     </w:p>
-    <w:bookmarkStart w:id="91" w:name="paso-1-el-router-gateway-y-dhcp"/>
+    <w:bookmarkStart w:id="102" w:name="paso-1-el-router-gateway-y-dhcp"/>
     <w:p>
       <w:pPr>
         <w:pStyle w:val="Heading3"/>
@@ -12840,7 +13539,7 @@
       <w:r>
         <w:t xml:space="preserve"> </w:t>
       </w:r>
-      <w:hyperlink r:id="rId90">
+      <w:hyperlink r:id="rId101">
         <w:r>
           <w:rPr>
             <w:rStyle w:val="Hyperlink"/>
@@ -12852,8 +13551,8 @@
         <w:t xml:space="preserve">.</w:t>
       </w:r>
     </w:p>
-    <w:bookmarkEnd w:id="91"/>
-    <w:bookmarkStart w:id="92" w:name="paso-2-el-switch-trunk-hacia-el-ap"/>
+    <w:bookmarkEnd w:id="102"/>
+    <w:bookmarkStart w:id="103" w:name="paso-2-el-switch-trunk-hacia-el-ap"/>
     <w:p>
       <w:pPr>
         <w:pStyle w:val="Heading3"/>
@@ -12891,8 +13590,8 @@
         <w:t xml:space="preserve">Switch(config-if)# switchport trunk allowed vlan 10,99</w:t>
       </w:r>
     </w:p>
-    <w:bookmarkEnd w:id="92"/>
-    <w:bookmarkStart w:id="93" w:name="paso-3-el-ap-ssids-y-seguridad"/>
+    <w:bookmarkEnd w:id="103"/>
+    <w:bookmarkStart w:id="104" w:name="paso-3-el-ap-ssids-y-seguridad"/>
     <w:p>
       <w:pPr>
         <w:pStyle w:val="Heading3"/>
@@ -12913,6 +13612,7 @@
       <w:tblPr>
         <w:tblStyle w:val="Table"/>
         <w:tblW w:type="auto" w:w="0"/>
+        <w:jc w:val="left"/>
         <w:tblLook w:firstRow="1" w:lastRow="0" w:firstColumn="0" w:lastColumn="0" w:noHBand="0" w:noVBand="0" w:val="0020"/>
       </w:tblPr>
       <w:tblGrid>
@@ -12929,6 +13629,7 @@
           <w:p>
             <w:pPr>
               <w:pStyle w:val="Compact"/>
+              <w:jc w:val="left"/>
             </w:pPr>
             <w:r>
               <w:t xml:space="preserve">Parámetro</w:t>
@@ -12940,6 +13641,7 @@
           <w:p>
             <w:pPr>
               <w:pStyle w:val="Compact"/>
+              <w:jc w:val="left"/>
             </w:pPr>
             <w:r>
               <w:t xml:space="preserve">CORP</w:t>
@@ -12951,6 +13653,7 @@
           <w:p>
             <w:pPr>
               <w:pStyle w:val="Compact"/>
+              <w:jc w:val="left"/>
             </w:pPr>
             <w:r>
               <w:t xml:space="preserve">INVITADOS</w:t>
@@ -12964,6 +13667,7 @@
           <w:p>
             <w:pPr>
               <w:pStyle w:val="Compact"/>
+              <w:jc w:val="left"/>
             </w:pPr>
             <w:r>
               <w:t xml:space="preserve">Network Name (SSID)</w:t>
@@ -12975,6 +13679,7 @@
           <w:p>
             <w:pPr>
               <w:pStyle w:val="Compact"/>
+              <w:jc w:val="left"/>
             </w:pPr>
             <w:r>
               <w:t xml:space="preserve">CORP</w:t>
@@ -12986,6 +13691,7 @@
           <w:p>
             <w:pPr>
               <w:pStyle w:val="Compact"/>
+              <w:jc w:val="left"/>
             </w:pPr>
             <w:r>
               <w:t xml:space="preserve">INVITADOS</w:t>
@@ -12999,6 +13705,7 @@
           <w:p>
             <w:pPr>
               <w:pStyle w:val="Compact"/>
+              <w:jc w:val="left"/>
             </w:pPr>
             <w:r>
               <w:t xml:space="preserve">Banda / canal</w:t>
@@ -13010,6 +13717,7 @@
           <w:p>
             <w:pPr>
               <w:pStyle w:val="Compact"/>
+              <w:jc w:val="left"/>
             </w:pPr>
             <w:r>
               <w:t xml:space="preserve">2,4 GHz / canal 1</w:t>
@@ -13021,6 +13729,7 @@
           <w:p>
             <w:pPr>
               <w:pStyle w:val="Compact"/>
+              <w:jc w:val="left"/>
             </w:pPr>
             <w:r>
               <w:t xml:space="preserve">2,4 GHz / canal 11</w:t>
@@ -13034,6 +13743,7 @@
           <w:p>
             <w:pPr>
               <w:pStyle w:val="Compact"/>
+              <w:jc w:val="left"/>
             </w:pPr>
             <w:r>
               <w:t xml:space="preserve">Seguridad</w:t>
@@ -13045,6 +13755,7 @@
           <w:p>
             <w:pPr>
               <w:pStyle w:val="Compact"/>
+              <w:jc w:val="left"/>
             </w:pPr>
             <w:r>
               <w:t xml:space="preserve">WPA2-PSK con AES</w:t>
@@ -13056,6 +13767,7 @@
           <w:p>
             <w:pPr>
               <w:pStyle w:val="Compact"/>
+              <w:jc w:val="left"/>
             </w:pPr>
             <w:r>
               <w:t xml:space="preserve">WPA2-PSK con AES</w:t>
@@ -13069,6 +13781,7 @@
           <w:p>
             <w:pPr>
               <w:pStyle w:val="Compact"/>
+              <w:jc w:val="left"/>
             </w:pPr>
             <w:r>
               <w:t xml:space="preserve">Frase</w:t>
@@ -13080,6 +13793,7 @@
           <w:p>
             <w:pPr>
               <w:pStyle w:val="Compact"/>
+              <w:jc w:val="left"/>
             </w:pPr>
             <w:r>
               <w:t xml:space="preserve">Cl4veC0rp2026</w:t>
@@ -13091,6 +13805,7 @@
           <w:p>
             <w:pPr>
               <w:pStyle w:val="Compact"/>
+              <w:jc w:val="left"/>
             </w:pPr>
             <w:r>
               <w:t xml:space="preserve">bienv3nido2026</w:t>
@@ -13150,7 +13865,13 @@
         <w:t xml:space="preserve"> </w:t>
       </w:r>
       <w:r>
-        <w:t xml:space="preserve">“no ve redes”</w:t>
+        <w:t xml:space="preserve">“</w:t>
+      </w:r>
+      <w:r>
+        <w:t xml:space="preserve">no ve redes</w:t>
+      </w:r>
+      <w:r>
+        <w:t xml:space="preserve">”</w:t>
       </w:r>
       <w:r>
         <w:t xml:space="preserve"> </w:t>
@@ -13159,8 +13880,8 @@
         <w:t xml:space="preserve">de principiante casi siempre es eso.</w:t>
       </w:r>
     </w:p>
-    <w:bookmarkEnd w:id="93"/>
-    <w:bookmarkStart w:id="94" w:name="paso-4-clientes-y-verificación"/>
+    <w:bookmarkEnd w:id="104"/>
+    <w:bookmarkStart w:id="105" w:name="paso-4-clientes-y-verificación"/>
     <w:p>
       <w:pPr>
         <w:pStyle w:val="Heading3"/>
@@ -13384,9 +14105,9 @@
         </w:pict>
       </w:r>
     </w:p>
-    <w:bookmarkEnd w:id="94"/>
-    <w:bookmarkEnd w:id="95"/>
-    <w:bookmarkStart w:id="96" w:name="Xb3f9502492aa430821c8d740f6851336ddf06ef"/>
+    <w:bookmarkEnd w:id="105"/>
+    <w:bookmarkEnd w:id="106"/>
+    <w:bookmarkStart w:id="107" w:name="Xb3f9502492aa430821c8d740f6851336ddf06ef"/>
     <w:p>
       <w:pPr>
         <w:pStyle w:val="Heading2"/>
@@ -13528,7 +14249,13 @@
         <w:t xml:space="preserve"> </w:t>
       </w:r>
       <w:r>
-        <w:t xml:space="preserve">“router-on-a-stick”</w:t>
+        <w:t xml:space="preserve">“</w:t>
+      </w:r>
+      <w:r>
+        <w:t xml:space="preserve">router-on-a-stick</w:t>
+      </w:r>
+      <w:r>
+        <w:t xml:space="preserve">”</w:t>
       </w:r>
       <w:r>
         <w:t xml:space="preserve"> </w:t>
@@ -13544,8 +14271,8 @@
         </w:pict>
       </w:r>
     </w:p>
-    <w:bookmarkEnd w:id="96"/>
-    <w:bookmarkStart w:id="97" w:name="verificación-y-diagnóstico-wlan"/>
+    <w:bookmarkEnd w:id="107"/>
+    <w:bookmarkStart w:id="108" w:name="verificación-y-diagnóstico-wlan"/>
     <w:p>
       <w:pPr>
         <w:pStyle w:val="Heading2"/>
@@ -13558,6 +14285,7 @@
       <w:tblPr>
         <w:tblStyle w:val="Table"/>
         <w:tblW w:type="pct" w:w="5000"/>
+        <w:jc w:val="left"/>
         <w:tblLayout w:type="fixed"/>
         <w:tblLook w:firstRow="1" w:lastRow="0" w:firstColumn="0" w:lastColumn="0" w:noHBand="0" w:noVBand="0" w:val="0020"/>
       </w:tblPr>
@@ -13575,6 +14303,7 @@
           <w:p>
             <w:pPr>
               <w:pStyle w:val="Compact"/>
+              <w:jc w:val="left"/>
             </w:pPr>
             <w:r>
               <w:t xml:space="preserve">Comando/prueba</w:t>
@@ -13586,6 +14315,7 @@
           <w:p>
             <w:pPr>
               <w:pStyle w:val="Compact"/>
+              <w:jc w:val="left"/>
             </w:pPr>
             <w:r>
               <w:t xml:space="preserve">Dónde</w:t>
@@ -13597,6 +14327,7 @@
           <w:p>
             <w:pPr>
               <w:pStyle w:val="Compact"/>
+              <w:jc w:val="left"/>
             </w:pPr>
             <w:r>
               <w:t xml:space="preserve">Qué aporta</w:t>
@@ -13610,6 +14341,7 @@
           <w:p>
             <w:pPr>
               <w:pStyle w:val="Compact"/>
+              <w:jc w:val="left"/>
             </w:pPr>
             <w:r>
               <w:rPr>
@@ -13624,6 +14356,7 @@
           <w:p>
             <w:pPr>
               <w:pStyle w:val="Compact"/>
+              <w:jc w:val="left"/>
             </w:pPr>
             <w:r>
               <w:t xml:space="preserve">AP autónomo</w:t>
@@ -13635,6 +14368,7 @@
           <w:p>
             <w:pPr>
               <w:pStyle w:val="Compact"/>
+              <w:jc w:val="left"/>
             </w:pPr>
             <w:r>
               <w:t xml:space="preserve">Clientes asociados, RSSI, tiempo de conexión</w:t>
@@ -13648,6 +14382,7 @@
           <w:p>
             <w:pPr>
               <w:pStyle w:val="Compact"/>
+              <w:jc w:val="left"/>
             </w:pPr>
             <w:r>
               <w:rPr>
@@ -13662,6 +14397,7 @@
           <w:p>
             <w:pPr>
               <w:pStyle w:val="Compact"/>
+              <w:jc w:val="left"/>
             </w:pPr>
             <w:r>
               <w:t xml:space="preserve">AP</w:t>
@@ -13673,6 +14409,7 @@
           <w:p>
             <w:pPr>
               <w:pStyle w:val="Compact"/>
+              <w:jc w:val="left"/>
             </w:pPr>
             <w:r>
               <w:t xml:space="preserve">Canal, potencia, contadores de errores</w:t>
@@ -13686,6 +14423,7 @@
           <w:p>
             <w:pPr>
               <w:pStyle w:val="Compact"/>
+              <w:jc w:val="left"/>
             </w:pPr>
             <w:r>
               <w:t xml:space="preserve">PC Wireless → Link Information</w:t>
@@ -13697,6 +14435,7 @@
           <w:p>
             <w:pPr>
               <w:pStyle w:val="Compact"/>
+              <w:jc w:val="left"/>
             </w:pPr>
             <w:r>
               <w:t xml:space="preserve">Cliente</w:t>
@@ -13708,6 +14447,7 @@
           <w:p>
             <w:pPr>
               <w:pStyle w:val="Compact"/>
+              <w:jc w:val="left"/>
             </w:pPr>
             <w:r>
               <w:t xml:space="preserve">Señal, velocidad, calidad</w:t>
@@ -13721,6 +14461,7 @@
           <w:p>
             <w:pPr>
               <w:pStyle w:val="Compact"/>
+              <w:jc w:val="left"/>
             </w:pPr>
             <w:r>
               <w:rPr>
@@ -13735,6 +14476,7 @@
           <w:p>
             <w:pPr>
               <w:pStyle w:val="Compact"/>
+              <w:jc w:val="left"/>
             </w:pPr>
             <w:r>
               <w:t xml:space="preserve">Cliente</w:t>
@@ -13746,6 +14488,7 @@
           <w:p>
             <w:pPr>
               <w:pStyle w:val="Compact"/>
+              <w:jc w:val="left"/>
             </w:pPr>
             <w:r>
               <w:t xml:space="preserve">¿Recibió IP por DHCP? ¿Gateway correcto?</w:t>
@@ -13759,6 +14502,7 @@
           <w:p>
             <w:pPr>
               <w:pStyle w:val="Compact"/>
+              <w:jc w:val="left"/>
             </w:pPr>
             <w:r>
               <w:rPr>
@@ -13773,6 +14517,7 @@
           <w:p>
             <w:pPr>
               <w:pStyle w:val="Compact"/>
+              <w:jc w:val="left"/>
             </w:pPr>
             <w:r>
               <w:t xml:space="preserve">Cliente</w:t>
@@ -13784,6 +14529,7 @@
           <w:p>
             <w:pPr>
               <w:pStyle w:val="Compact"/>
+              <w:jc w:val="left"/>
             </w:pPr>
             <w:r>
               <w:t xml:space="preserve">¿Llega al router?</w:t>
@@ -13797,6 +14543,7 @@
           <w:p>
             <w:pPr>
               <w:pStyle w:val="Compact"/>
+              <w:jc w:val="left"/>
             </w:pPr>
             <w:r>
               <w:t xml:space="preserve">WiFi analyzer (móvil/portátil)</w:t>
@@ -13808,6 +14555,7 @@
           <w:p>
             <w:pPr>
               <w:pStyle w:val="Compact"/>
+              <w:jc w:val="left"/>
             </w:pPr>
             <w:r>
               <w:t xml:space="preserve">In situ</w:t>
@@ -13819,6 +14567,7 @@
           <w:p>
             <w:pPr>
               <w:pStyle w:val="Compact"/>
+              <w:jc w:val="left"/>
             </w:pPr>
             <w:r>
               <w:t xml:space="preserve">Canales en uso, redes vecinas, ruido</w:t>
@@ -13850,7 +14599,13 @@
         <w:t xml:space="preserve"> </w:t>
       </w:r>
       <w:r>
-        <w:t xml:space="preserve">“no ve la red”</w:t>
+        <w:t xml:space="preserve">“</w:t>
+      </w:r>
+      <w:r>
+        <w:t xml:space="preserve">no ve la red</w:t>
+      </w:r>
+      <w:r>
+        <w:t xml:space="preserve">”</w:t>
       </w:r>
       <w:r>
         <w:t xml:space="preserve"> </w:t>
@@ -13898,7 +14653,13 @@
         <w:t xml:space="preserve"> </w:t>
       </w:r>
       <w:r>
-        <w:t xml:space="preserve">“no navega”</w:t>
+        <w:t xml:space="preserve">“</w:t>
+      </w:r>
+      <w:r>
+        <w:t xml:space="preserve">no navega</w:t>
+      </w:r>
+      <w:r>
+        <w:t xml:space="preserve">”</w:t>
       </w:r>
       <w:r>
         <w:t xml:space="preserve"> </w:t>
@@ -13914,8 +14675,8 @@
         </w:pict>
       </w:r>
     </w:p>
-    <w:bookmarkEnd w:id="97"/>
-    <w:bookmarkStart w:id="98" w:name="X8dc504ccdb842fb32c933aed5c91bd75b924d2b"/>
+    <w:bookmarkEnd w:id="108"/>
+    <w:bookmarkStart w:id="109" w:name="X8dc504ccdb842fb32c933aed5c91bd75b924d2b"/>
     <w:p>
       <w:pPr>
         <w:pStyle w:val="Heading2"/>
@@ -13927,7 +14688,13 @@
         <w:t xml:space="preserve"> </w:t>
       </w:r>
       <w:r>
-        <w:t xml:space="preserve">“El WiFi no funciona, lo he reiniciado tres veces”</w:t>
+        <w:t xml:space="preserve">“</w:t>
+      </w:r>
+      <w:r>
+        <w:t xml:space="preserve">El WiFi no funciona, lo he reiniciado tres veces</w:t>
+      </w:r>
+      <w:r>
+        <w:t xml:space="preserve">”</w:t>
       </w:r>
     </w:p>
     <w:p>
@@ -14015,7 +14782,13 @@
         <w:t xml:space="preserve"> </w:t>
       </w:r>
       <w:r>
-        <w:t xml:space="preserve">“no funciona el WiFi”</w:t>
+        <w:t xml:space="preserve">“</w:t>
+      </w:r>
+      <w:r>
+        <w:t xml:space="preserve">no funciona el WiFi</w:t>
+      </w:r>
+      <w:r>
+        <w:t xml:space="preserve">”</w:t>
       </w:r>
       <w:r>
         <w:t xml:space="preserve"> </w:t>
@@ -14031,8 +14804,8 @@
         </w:pict>
       </w:r>
     </w:p>
-    <w:bookmarkEnd w:id="98"/>
-    <w:bookmarkStart w:id="99" w:name="mini-chequeo-7"/>
+    <w:bookmarkEnd w:id="109"/>
+    <w:bookmarkStart w:id="110" w:name="mini-chequeo-7"/>
     <w:p>
       <w:pPr>
         <w:pStyle w:val="Heading2"/>
@@ -14254,8 +15027,8 @@
         </w:pict>
       </w:r>
     </w:p>
-    <w:bookmarkEnd w:id="99"/>
-    <w:bookmarkStart w:id="100" w:name="resumen-en-3-frases-7"/>
+    <w:bookmarkEnd w:id="110"/>
+    <w:bookmarkStart w:id="111" w:name="resumen-en-3-frases-7"/>
     <w:p>
       <w:pPr>
         <w:pStyle w:val="Heading2"/>
@@ -14313,8 +15086,8 @@
         <w:t xml:space="preserve">El diagnóstico WLAN reutiliza la escalera universal: ¿ve, conecta, IP, gateway, nombres?</w:t>
       </w:r>
     </w:p>
-    <w:bookmarkEnd w:id="100"/>
-    <w:bookmarkStart w:id="101" w:name="vocabulario-rápido-7"/>
+    <w:bookmarkEnd w:id="111"/>
+    <w:bookmarkStart w:id="112" w:name="vocabulario-rápido-7"/>
     <w:p>
       <w:pPr>
         <w:pStyle w:val="Heading2"/>
@@ -14327,6 +15100,7 @@
       <w:tblPr>
         <w:tblStyle w:val="Table"/>
         <w:tblW w:type="auto" w:w="0"/>
+        <w:jc w:val="left"/>
         <w:tblLook w:firstRow="1" w:lastRow="0" w:firstColumn="0" w:lastColumn="0" w:noHBand="0" w:noVBand="0" w:val="0020"/>
       </w:tblPr>
       <w:tblGrid>
@@ -14342,6 +15116,7 @@
           <w:p>
             <w:pPr>
               <w:pStyle w:val="Compact"/>
+              <w:jc w:val="left"/>
             </w:pPr>
             <w:r>
               <w:t xml:space="preserve">Término</w:t>
@@ -14353,6 +15128,7 @@
           <w:p>
             <w:pPr>
               <w:pStyle w:val="Compact"/>
+              <w:jc w:val="left"/>
             </w:pPr>
             <w:r>
               <w:t xml:space="preserve">Idea general</w:t>
@@ -14366,6 +15142,7 @@
           <w:p>
             <w:pPr>
               <w:pStyle w:val="Compact"/>
+              <w:jc w:val="left"/>
             </w:pPr>
             <w:r>
               <w:t xml:space="preserve">WPC300N</w:t>
@@ -14377,6 +15154,7 @@
           <w:p>
             <w:pPr>
               <w:pStyle w:val="Compact"/>
+              <w:jc w:val="left"/>
             </w:pPr>
             <w:r>
               <w:t xml:space="preserve">Adaptador inalámbrico de portátil en Packet Tracer</w:t>
@@ -14390,6 +15168,7 @@
           <w:p>
             <w:pPr>
               <w:pStyle w:val="Compact"/>
+              <w:jc w:val="left"/>
             </w:pPr>
             <w:r>
               <w:t xml:space="preserve">guest-mode</w:t>
@@ -14401,6 +15180,7 @@
           <w:p>
             <w:pPr>
               <w:pStyle w:val="Compact"/>
+              <w:jc w:val="left"/>
             </w:pPr>
             <w:r>
               <w:t xml:space="preserve">SSID difundido en beacon (visible)</w:t>
@@ -14414,6 +15194,7 @@
           <w:p>
             <w:pPr>
               <w:pStyle w:val="Compact"/>
+              <w:jc w:val="left"/>
             </w:pPr>
             <w:r>
               <w:t xml:space="preserve">Subinterfaz radio</w:t>
@@ -14425,6 +15206,7 @@
           <w:p>
             <w:pPr>
               <w:pStyle w:val="Compact"/>
+              <w:jc w:val="left"/>
             </w:pPr>
             <w:r>
               <w:t xml:space="preserve">Equivalente</w:t>
@@ -14433,7 +15215,13 @@
               <w:t xml:space="preserve"> </w:t>
             </w:r>
             <w:r>
-              <w:t xml:space="preserve">“por el aire”</w:t>
+              <w:t xml:space="preserve">“</w:t>
+            </w:r>
+            <w:r>
+              <w:t xml:space="preserve">por el aire</w:t>
+            </w:r>
+            <w:r>
+              <w:t xml:space="preserve">”</w:t>
             </w:r>
             <w:r>
               <w:t xml:space="preserve"> </w:t>
@@ -14450,6 +15238,7 @@
           <w:p>
             <w:pPr>
               <w:pStyle w:val="Compact"/>
+              <w:jc w:val="left"/>
             </w:pPr>
             <w:r>
               <w:t xml:space="preserve">WiFi analyzer</w:t>
@@ -14461,6 +15250,7 @@
           <w:p>
             <w:pPr>
               <w:pStyle w:val="Compact"/>
+              <w:jc w:val="left"/>
             </w:pPr>
             <w:r>
               <w:t xml:space="preserve">App de medición de canales y señal</w:t>
@@ -14474,6 +15264,7 @@
           <w:p>
             <w:pPr>
               <w:pStyle w:val="Compact"/>
+              <w:jc w:val="left"/>
             </w:pPr>
             <w:r>
               <w:t xml:space="preserve">Aislamiento de clientes</w:t>
@@ -14485,6 +15276,7 @@
           <w:p>
             <w:pPr>
               <w:pStyle w:val="Compact"/>
+              <w:jc w:val="left"/>
             </w:pPr>
             <w:r>
               <w:t xml:space="preserve">Que invitados no se vean entre sí</w:t>
@@ -14510,7 +15302,7 @@
       <w:r>
         <w:t xml:space="preserve"> </w:t>
       </w:r>
-      <w:hyperlink r:id="rId33">
+      <w:hyperlink r:id="rId44">
         <w:r>
           <w:rPr>
             <w:rStyle w:val="Hyperlink"/>
@@ -14537,7 +15329,7 @@
       <w:r>
         <w:t xml:space="preserve"> </w:t>
       </w:r>
-      <w:hyperlink r:id="rId17">
+      <w:hyperlink r:id="rId28">
         <w:r>
           <w:rPr>
             <w:rStyle w:val="Hyperlink"/>
@@ -14564,7 +15356,7 @@
       <w:r>
         <w:t xml:space="preserve"> </w:t>
       </w:r>
-      <w:hyperlink r:id="rId19">
+      <w:hyperlink r:id="rId30">
         <w:r>
           <w:rPr>
             <w:rStyle w:val="Hyperlink"/>
@@ -14573,9 +15365,9 @@
         </w:r>
       </w:hyperlink>
     </w:p>
-    <w:bookmarkEnd w:id="101"/>
-    <w:bookmarkEnd w:id="102"/>
-    <w:bookmarkStart w:id="115" w:name="cierre-consolida-lo-aprendido"/>
+    <w:bookmarkEnd w:id="112"/>
+    <w:bookmarkEnd w:id="113"/>
+    <w:bookmarkStart w:id="126" w:name="cierre-consolida-lo-aprendido"/>
     <w:p>
       <w:pPr>
         <w:pStyle w:val="Heading1"/>
@@ -14649,7 +15441,7 @@
       <w:r>
         <w:t xml:space="preserve"> </w:t>
       </w:r>
-      <w:hyperlink r:id="rId18">
+      <w:hyperlink r:id="rId29">
         <w:r>
           <w:rPr>
             <w:rStyle w:val="Hyperlink"/>
@@ -14671,7 +15463,7 @@
         </w:pict>
       </w:r>
     </w:p>
-    <w:bookmarkStart w:id="103" w:name="sé-el-paquete"/>
+    <w:bookmarkStart w:id="114" w:name="sé-el-paquete"/>
     <w:p>
       <w:pPr>
         <w:pStyle w:val="Heading2"/>
@@ -14776,7 +15568,13 @@
         <w:t xml:space="preserve"> </w:t>
       </w:r>
       <w:r>
-        <w:t xml:space="preserve">“sí, es él”</w:t>
+        <w:t xml:space="preserve">“</w:t>
+      </w:r>
+      <w:r>
+        <w:t xml:space="preserve">sí, es él</w:t>
+      </w:r>
+      <w:r>
+        <w:t xml:space="preserve">”</w:t>
       </w:r>
       <w:r>
         <w:t xml:space="preserve">. Recibes IP por DHCP (192.168.10.44) y DNS de la casa.</w:t>
@@ -14905,7 +15703,13 @@
         <w:t xml:space="preserve"> </w:t>
       </w:r>
       <w:r>
-        <w:t xml:space="preserve">“WiFi bueno”</w:t>
+        <w:t xml:space="preserve">“</w:t>
+      </w:r>
+      <w:r>
+        <w:t xml:space="preserve">WiFi bueno</w:t>
+      </w:r>
+      <w:r>
+        <w:t xml:space="preserve">”</w:t>
       </w:r>
       <w:r>
         <w:t xml:space="preserve"> </w:t>
@@ -14921,8 +15725,8 @@
         </w:pict>
       </w:r>
     </w:p>
-    <w:bookmarkEnd w:id="103"/>
-    <w:bookmarkStart w:id="104" w:name="fireside-chat-wifi-vs-cable"/>
+    <w:bookmarkEnd w:id="114"/>
+    <w:bookmarkStart w:id="115" w:name="fireside-chat-wifi-vs-cable"/>
     <w:p>
       <w:pPr>
         <w:pStyle w:val="Heading2"/>
@@ -15018,7 +15822,13 @@
         <w:t xml:space="preserve"> </w:t>
       </w:r>
       <w:r>
-        <w:t xml:space="preserve">“garantía”</w:t>
+        <w:t xml:space="preserve">“</w:t>
+      </w:r>
+      <w:r>
+        <w:t xml:space="preserve">garantía</w:t>
+      </w:r>
+      <w:r>
+        <w:t xml:space="preserve">”</w:t>
       </w:r>
       <w:r>
         <w:t xml:space="preserve"> </w:t>
@@ -15116,8 +15926,8 @@
         </w:pict>
       </w:r>
     </w:p>
-    <w:bookmarkEnd w:id="104"/>
-    <w:bookmarkStart w:id="105" w:name="quién-soy"/>
+    <w:bookmarkEnd w:id="115"/>
+    <w:bookmarkStart w:id="116" w:name="quién-soy"/>
     <w:p>
       <w:pPr>
         <w:pStyle w:val="Heading2"/>
@@ -15273,8 +16083,8 @@
         </w:pict>
       </w:r>
     </w:p>
-    <w:bookmarkEnd w:id="105"/>
-    <w:bookmarkStart w:id="106" w:name="X881598bfe1028ed13eb749aa413f4deccde98bb"/>
+    <w:bookmarkEnd w:id="116"/>
+    <w:bookmarkStart w:id="117" w:name="X881598bfe1028ed13eb749aa413f4deccde98bb"/>
     <w:p>
       <w:pPr>
         <w:pStyle w:val="Heading2"/>
@@ -15286,7 +16096,13 @@
         <w:t xml:space="preserve"> </w:t>
       </w:r>
       <w:r>
-        <w:t xml:space="preserve">“Puse el router en el armario y el WiFi va mal en toda la casa”</w:t>
+        <w:t xml:space="preserve">“</w:t>
+      </w:r>
+      <w:r>
+        <w:t xml:space="preserve">Puse el router en el armario y el WiFi va mal en toda la casa</w:t>
+      </w:r>
+      <w:r>
+        <w:t xml:space="preserve">”</w:t>
       </w:r>
     </w:p>
     <w:p>
@@ -15346,7 +16162,13 @@
         <w:t xml:space="preserve"> </w:t>
       </w:r>
       <w:r>
-        <w:t xml:space="preserve">“compraste un repetidor”</w:t>
+        <w:t xml:space="preserve">“</w:t>
+      </w:r>
+      <w:r>
+        <w:t xml:space="preserve">compraste un repetidor</w:t>
+      </w:r>
+      <w:r>
+        <w:t xml:space="preserve">”</w:t>
       </w:r>
       <w:r>
         <w:t xml:space="preserve"> </w:t>
@@ -15376,7 +16198,13 @@
         <w:t xml:space="preserve"> </w:t>
       </w:r>
       <w:r>
-        <w:t xml:space="preserve">“malos routers”</w:t>
+        <w:t xml:space="preserve">“</w:t>
+      </w:r>
+      <w:r>
+        <w:t xml:space="preserve">malos routers</w:t>
+      </w:r>
+      <w:r>
+        <w:t xml:space="preserve">”</w:t>
       </w:r>
       <w:r>
         <w:t xml:space="preserve"> </w:t>
@@ -15392,8 +16220,8 @@
         </w:pict>
       </w:r>
     </w:p>
-    <w:bookmarkEnd w:id="106"/>
-    <w:bookmarkStart w:id="107" w:name="X20bfaf9c97b458f1ec52501bba1eb6d13772ef2"/>
+    <w:bookmarkEnd w:id="117"/>
+    <w:bookmarkStart w:id="118" w:name="X20bfaf9c97b458f1ec52501bba1eb6d13772ef2"/>
     <w:p>
       <w:pPr>
         <w:pStyle w:val="Heading2"/>
@@ -15658,13 +16486,25 @@
         <w:t xml:space="preserve"> </w:t>
       </w:r>
       <w:r>
-        <w:t xml:space="preserve">“12345”</w:t>
-      </w:r>
-      <w:r>
-        <w:t xml:space="preserve"> </w:t>
-      </w:r>
-      <w:r>
-        <w:t xml:space="preserve">“para que entren fácil”</w:t>
+        <w:t xml:space="preserve">“</w:t>
+      </w:r>
+      <w:r>
+        <w:t xml:space="preserve">12345</w:t>
+      </w:r>
+      <w:r>
+        <w:t xml:space="preserve">”</w:t>
+      </w:r>
+      <w:r>
+        <w:t xml:space="preserve"> </w:t>
+      </w:r>
+      <w:r>
+        <w:t xml:space="preserve">“</w:t>
+      </w:r>
+      <w:r>
+        <w:t xml:space="preserve">para que entren fácil</w:t>
+      </w:r>
+      <w:r>
+        <w:t xml:space="preserve">”</w:t>
       </w:r>
       <w:r>
         <w:t xml:space="preserve">. El reto adicional: explicar en dos líneas por qué eso es un agujero y qué se debe usar en su lugar.</w:t>
@@ -15746,8 +16586,8 @@
         </w:pict>
       </w:r>
     </w:p>
-    <w:bookmarkEnd w:id="107"/>
-    <w:bookmarkStart w:id="108" w:name="logros-de-esta-unidad"/>
+    <w:bookmarkEnd w:id="118"/>
+    <w:bookmarkStart w:id="119" w:name="logros-de-esta-unidad"/>
     <w:p>
       <w:pPr>
         <w:pStyle w:val="Heading2"/>
@@ -15760,6 +16600,7 @@
       <w:tblPr>
         <w:tblStyle w:val="Table"/>
         <w:tblW w:type="pct" w:w="5000"/>
+        <w:jc w:val="left"/>
         <w:tblLayout w:type="fixed"/>
         <w:tblLook w:firstRow="1" w:lastRow="0" w:firstColumn="0" w:lastColumn="0" w:noHBand="0" w:noVBand="0" w:val="0020"/>
       </w:tblPr>
@@ -15776,6 +16617,7 @@
           <w:p>
             <w:pPr>
               <w:pStyle w:val="Compact"/>
+              <w:jc w:val="left"/>
             </w:pPr>
             <w:r>
               <w:t xml:space="preserve">Logro</w:t>
@@ -15787,6 +16629,7 @@
           <w:p>
             <w:pPr>
               <w:pStyle w:val="Compact"/>
+              <w:jc w:val="left"/>
             </w:pPr>
             <w:r>
               <w:t xml:space="preserve">Cómo conseguirlo</w:t>
@@ -15800,6 +16643,7 @@
           <w:p>
             <w:pPr>
               <w:pStyle w:val="Compact"/>
+              <w:jc w:val="left"/>
             </w:pPr>
             <w:r>
               <w:t xml:space="preserve">🏅</w:t>
@@ -15821,6 +16665,7 @@
           <w:p>
             <w:pPr>
               <w:pStyle w:val="Compact"/>
+              <w:jc w:val="left"/>
             </w:pPr>
             <w:r>
               <w:t xml:space="preserve">Diseñar un plan 1-6-11 para una planta de 6 APs sin solapes</w:t>
@@ -15834,6 +16679,7 @@
           <w:p>
             <w:pPr>
               <w:pStyle w:val="Compact"/>
+              <w:jc w:val="left"/>
             </w:pPr>
             <w:r>
               <w:t xml:space="preserve">🏅</w:t>
@@ -15855,6 +16701,7 @@
           <w:p>
             <w:pPr>
               <w:pStyle w:val="Compact"/>
+              <w:jc w:val="left"/>
             </w:pPr>
             <w:r>
               <w:t xml:space="preserve">Montar dos SSIDs en dos VLANs con trunk y DHCP a la primera</w:t>
@@ -15868,6 +16715,7 @@
           <w:p>
             <w:pPr>
               <w:pStyle w:val="Compact"/>
+              <w:jc w:val="left"/>
             </w:pPr>
             <w:r>
               <w:t xml:space="preserve">🏅</w:t>
@@ -15889,6 +16737,7 @@
           <w:p>
             <w:pPr>
               <w:pStyle w:val="Compact"/>
+              <w:jc w:val="left"/>
             </w:pPr>
             <w:r>
               <w:t xml:space="preserve">Con una app analyzer, encontrar el canal sucio de tu propia casa</w:t>
@@ -15902,6 +16751,7 @@
           <w:p>
             <w:pPr>
               <w:pStyle w:val="Compact"/>
+              <w:jc w:val="left"/>
             </w:pPr>
             <w:r>
               <w:t xml:space="preserve">🏅</w:t>
@@ -15923,6 +16773,7 @@
           <w:p>
             <w:pPr>
               <w:pStyle w:val="Compact"/>
+              <w:jc w:val="left"/>
             </w:pPr>
             <w:r>
               <w:t xml:space="preserve">Dejar la red de invitados navegando pero sin ver la LAN</w:t>
@@ -15938,8 +16789,8 @@
         </w:pict>
       </w:r>
     </w:p>
-    <w:bookmarkEnd w:id="108"/>
-    <w:bookmarkStart w:id="109" w:name="atrévete-a-pensar"/>
+    <w:bookmarkEnd w:id="119"/>
+    <w:bookmarkStart w:id="120" w:name="atrévete-a-pensar"/>
     <w:p>
       <w:pPr>
         <w:pStyle w:val="Heading2"/>
@@ -15987,7 +16838,13 @@
         <w:t xml:space="preserve"> </w:t>
       </w:r>
       <w:r>
-        <w:t xml:space="preserve">“va a saltos”</w:t>
+        <w:t xml:space="preserve">“</w:t>
+      </w:r>
+      <w:r>
+        <w:t xml:space="preserve">va a saltos</w:t>
+      </w:r>
+      <w:r>
+        <w:t xml:space="preserve">”</w:t>
       </w:r>
       <w:r>
         <w:t xml:space="preserve">. ¿Qué dos medidas te faltan y qué buscarías en cada una?</w:t>
@@ -16056,7 +16913,13 @@
         <w:t xml:space="preserve"> </w:t>
       </w:r>
       <w:r>
-        <w:t xml:space="preserve">“auto”</w:t>
+        <w:t xml:space="preserve">“</w:t>
+      </w:r>
+      <w:r>
+        <w:t xml:space="preserve">auto</w:t>
+      </w:r>
+      <w:r>
+        <w:t xml:space="preserve">”</w:t>
       </w:r>
       <w:r>
         <w:t xml:space="preserve"> </w:t>
@@ -16134,8 +16997,8 @@
         </w:pict>
       </w:r>
     </w:p>
-    <w:bookmarkEnd w:id="109"/>
-    <w:bookmarkStart w:id="110" w:name="crucigrama-de-bits"/>
+    <w:bookmarkEnd w:id="120"/>
+    <w:bookmarkStart w:id="121" w:name="crucigrama-de-bits"/>
     <w:p>
       <w:pPr>
         <w:pStyle w:val="Heading2"/>
@@ -16281,8 +17144,8 @@
         </w:pict>
       </w:r>
     </w:p>
-    <w:bookmarkEnd w:id="110"/>
-    <w:bookmarkStart w:id="111" w:name="preguntas-de-entrevista-de-trabajo"/>
+    <w:bookmarkEnd w:id="121"/>
+    <w:bookmarkStart w:id="122" w:name="preguntas-de-entrevista-de-trabajo"/>
     <w:p>
       <w:pPr>
         <w:pStyle w:val="Heading2"/>
@@ -16304,7 +17167,21 @@
           <w:b/>
           <w:bCs/>
         </w:rPr>
-        <w:t xml:space="preserve">“Tenemos una oficina de dos plantas con quejas de WiFi lento. ¿Por dónde empiezas?”</w:t>
+        <w:t xml:space="preserve">“</w:t>
+      </w:r>
+      <w:r>
+        <w:rPr>
+          <w:b/>
+          <w:bCs/>
+        </w:rPr>
+        <w:t xml:space="preserve">Tenemos una oficina de dos plantas con quejas de WiFi lento. ¿Por dónde empiezas?</w:t>
+      </w:r>
+      <w:r>
+        <w:rPr>
+          <w:b/>
+          <w:bCs/>
+        </w:rPr>
+        <w:t xml:space="preserve">”</w:t>
       </w:r>
     </w:p>
     <w:p>
@@ -16320,7 +17197,21 @@
           <w:b/>
           <w:bCs/>
         </w:rPr>
-        <w:t xml:space="preserve">“¿Por qué no usarías WEP ni ocultarías el SSID? Explícalo como si yo fuera el gerente.”</w:t>
+        <w:t xml:space="preserve">“</w:t>
+      </w:r>
+      <w:r>
+        <w:rPr>
+          <w:b/>
+          <w:bCs/>
+        </w:rPr>
+        <w:t xml:space="preserve">¿Por qué no usarías WEP ni ocultarías el SSID? Explícalo como si yo fuera el gerente.</w:t>
+      </w:r>
+      <w:r>
+        <w:rPr>
+          <w:b/>
+          <w:bCs/>
+        </w:rPr>
+        <w:t xml:space="preserve">”</w:t>
       </w:r>
     </w:p>
     <w:p>
@@ -16336,7 +17227,21 @@
           <w:b/>
           <w:bCs/>
         </w:rPr>
-        <w:t xml:space="preserve">“¿Qué diferencia hay entre WPA2-PSK y WPA2-Enterprise y cuándo pondrías cada uno?”</w:t>
+        <w:t xml:space="preserve">“</w:t>
+      </w:r>
+      <w:r>
+        <w:rPr>
+          <w:b/>
+          <w:bCs/>
+        </w:rPr>
+        <w:t xml:space="preserve">¿Qué diferencia hay entre WPA2-PSK y WPA2-Enterprise y cuándo pondrías cada uno?</w:t>
+      </w:r>
+      <w:r>
+        <w:rPr>
+          <w:b/>
+          <w:bCs/>
+        </w:rPr>
+        <w:t xml:space="preserve">”</w:t>
       </w:r>
     </w:p>
     <w:p>
@@ -16352,7 +17257,21 @@
           <w:b/>
           <w:bCs/>
         </w:rPr>
-        <w:t xml:space="preserve">“¿Qué es CAPWAP y qué ventaja real da un controlador?”</w:t>
+        <w:t xml:space="preserve">“</w:t>
+      </w:r>
+      <w:r>
+        <w:rPr>
+          <w:b/>
+          <w:bCs/>
+        </w:rPr>
+        <w:t xml:space="preserve">¿Qué es CAPWAP y qué ventaja real da un controlador?</w:t>
+      </w:r>
+      <w:r>
+        <w:rPr>
+          <w:b/>
+          <w:bCs/>
+        </w:rPr>
+        <w:t xml:space="preserve">”</w:t>
       </w:r>
     </w:p>
     <w:p>
@@ -16368,7 +17287,21 @@
           <w:b/>
           <w:bCs/>
         </w:rPr>
-        <w:t xml:space="preserve">“El almacén necesita WiFi pero es todo metal. ¿Qué haces?”</w:t>
+        <w:t xml:space="preserve">“</w:t>
+      </w:r>
+      <w:r>
+        <w:rPr>
+          <w:b/>
+          <w:bCs/>
+        </w:rPr>
+        <w:t xml:space="preserve">El almacén necesita WiFi pero es todo metal. ¿Qué haces?</w:t>
+      </w:r>
+      <w:r>
+        <w:rPr>
+          <w:b/>
+          <w:bCs/>
+        </w:rPr>
+        <w:t xml:space="preserve">”</w:t>
       </w:r>
     </w:p>
     <w:p>
@@ -16398,7 +17331,13 @@
         <w:t xml:space="preserve"> </w:t>
       </w:r>
       <w:r>
-        <w:t xml:space="preserve">“comprar más APs”</w:t>
+        <w:t xml:space="preserve">“</w:t>
+      </w:r>
+      <w:r>
+        <w:t xml:space="preserve">comprar más APs</w:t>
+      </w:r>
+      <w:r>
+        <w:t xml:space="preserve">”</w:t>
       </w:r>
       <w:r>
         <w:t xml:space="preserve"> </w:t>
@@ -16410,7 +17349,13 @@
         <w:t xml:space="preserve"> </w:t>
       </w:r>
       <w:r>
-        <w:t xml:space="preserve">“candado roto”</w:t>
+        <w:t xml:space="preserve">“</w:t>
+      </w:r>
+      <w:r>
+        <w:t xml:space="preserve">candado roto</w:t>
+      </w:r>
+      <w:r>
+        <w:t xml:space="preserve">”</w:t>
       </w:r>
       <w:r>
         <w:t xml:space="preserve"> </w:t>
@@ -16422,7 +17367,13 @@
         <w:t xml:space="preserve"> </w:t>
       </w:r>
       <w:r>
-        <w:t xml:space="preserve">“pintura”</w:t>
+        <w:t xml:space="preserve">“</w:t>
+      </w:r>
+      <w:r>
+        <w:t xml:space="preserve">pintura</w:t>
+      </w:r>
+      <w:r>
+        <w:t xml:space="preserve">”</w:t>
       </w:r>
       <w:r>
         <w:t xml:space="preserve">. La 3: clave compartida frente a identidad por usuario con RADIUS; PSK en casa/PYME, Enterprise en organización con usuarios y baja de personal. La 4: túnel AP↔WLC que centraliza configuración, RRM y roaming; la ventaja real es gestión única y roaming fluido cuando la flota crece. La 5: survey obligatorio, celdas pequeñas con APs en zonas altas libres, 2,4 GHz como candidata, y validar con medición real, no con planos.</w:t>
@@ -16435,8 +17386,8 @@
         </w:pict>
       </w:r>
     </w:p>
-    <w:bookmarkEnd w:id="111"/>
-    <w:bookmarkStart w:id="112" w:name="no-hay-preguntas-tontas"/>
+    <w:bookmarkEnd w:id="122"/>
+    <w:bookmarkStart w:id="123" w:name="no-hay-preguntas-tontas"/>
     <w:p>
       <w:pPr>
         <w:pStyle w:val="Heading2"/>
@@ -16474,7 +17425,21 @@
           <w:b/>
           <w:bCs/>
         </w:rPr>
-        <w:t xml:space="preserve">“un AP”</w:t>
+        <w:t xml:space="preserve">“</w:t>
+      </w:r>
+      <w:r>
+        <w:rPr>
+          <w:b/>
+          <w:bCs/>
+        </w:rPr>
+        <w:t xml:space="preserve">un AP</w:t>
+      </w:r>
+      <w:r>
+        <w:rPr>
+          <w:b/>
+          <w:bCs/>
+        </w:rPr>
+        <w:t xml:space="preserve">”</w:t>
       </w:r>
       <w:r>
         <w:rPr>
@@ -16495,7 +17460,13 @@
         <w:t xml:space="preserve"> </w:t>
       </w:r>
       <w:r>
-        <w:t xml:space="preserve">“clientes conectados”</w:t>
+        <w:t xml:space="preserve">“</w:t>
+      </w:r>
+      <w:r>
+        <w:t xml:space="preserve">clientes conectados</w:t>
+      </w:r>
+      <w:r>
+        <w:t xml:space="preserve">”</w:t>
       </w:r>
       <w:r>
         <w:t xml:space="preserve"> </w:t>
@@ -16546,7 +17517,13 @@
         <w:t xml:space="preserve"> </w:t>
       </w:r>
       <w:r>
-        <w:t xml:space="preserve">“debilidad”</w:t>
+        <w:t xml:space="preserve">“</w:t>
+      </w:r>
+      <w:r>
+        <w:t xml:space="preserve">debilidad</w:t>
+      </w:r>
+      <w:r>
+        <w:t xml:space="preserve">”</w:t>
       </w:r>
       <w:r>
         <w:t xml:space="preserve"> </w:t>
@@ -16584,7 +17561,21 @@
           <w:b/>
           <w:bCs/>
         </w:rPr>
-        <w:t xml:space="preserve">“estar entre medias”</w:t>
+        <w:t xml:space="preserve">“</w:t>
+      </w:r>
+      <w:r>
+        <w:rPr>
+          <w:b/>
+          <w:bCs/>
+        </w:rPr>
+        <w:t xml:space="preserve">estar entre medias</w:t>
+      </w:r>
+      <w:r>
+        <w:rPr>
+          <w:b/>
+          <w:bCs/>
+        </w:rPr>
+        <w:t xml:space="preserve">”</w:t>
       </w:r>
       <w:r>
         <w:rPr>
@@ -16625,8 +17616,8 @@
         </w:pict>
       </w:r>
     </w:p>
-    <w:bookmarkEnd w:id="112"/>
-    <w:bookmarkStart w:id="113" w:name="poscréditos"/>
+    <w:bookmarkEnd w:id="123"/>
+    <w:bookmarkStart w:id="124" w:name="poscréditos"/>
     <w:p>
       <w:pPr>
         <w:pStyle w:val="Heading2"/>
@@ -16646,7 +17637,13 @@
         <w:t xml:space="preserve"> </w:t>
       </w:r>
       <w:r>
-        <w:t xml:space="preserve">“¡Este WiFi es buenísimo!”</w:t>
+        <w:t xml:space="preserve">“</w:t>
+      </w:r>
+      <w:r>
+        <w:t xml:space="preserve">¡Este WiFi es buenísimo!</w:t>
+      </w:r>
+      <w:r>
+        <w:t xml:space="preserve">”</w:t>
       </w:r>
       <w:r>
         <w:t xml:space="preserve"> </w:t>
@@ -16662,7 +17659,21 @@
           <w:i/>
           <w:iCs/>
         </w:rPr>
-        <w:t xml:space="preserve">“Buenísimo. Diseñado. Medido. Con canales alternos y un trunk bien puesto. Pero sí, buenísimo… Presenta mi parte también, ingrato.”</w:t>
+        <w:t xml:space="preserve">“</w:t>
+      </w:r>
+      <w:r>
+        <w:rPr>
+          <w:i/>
+          <w:iCs/>
+        </w:rPr>
+        <w:t xml:space="preserve">Buenísimo. Diseñado. Medido. Con canales alternos y un trunk bien puesto. Pero sí, buenísimo… Presenta mi parte también, ingrato.</w:t>
+      </w:r>
+      <w:r>
+        <w:rPr>
+          <w:i/>
+          <w:iCs/>
+        </w:rPr>
+        <w:t xml:space="preserve">”</w:t>
       </w:r>
     </w:p>
     <w:p>
@@ -16686,7 +17697,13 @@
         <w:t xml:space="preserve"> </w:t>
       </w:r>
       <w:r>
-        <w:t xml:space="preserve">“nunca falla”</w:t>
+        <w:t xml:space="preserve">“</w:t>
+      </w:r>
+      <w:r>
+        <w:t xml:space="preserve">nunca falla</w:t>
+      </w:r>
+      <w:r>
+        <w:t xml:space="preserve">”</w:t>
       </w:r>
       <w:r>
         <w:t xml:space="preserve"> </w:t>
@@ -16702,8 +17719,8 @@
         </w:pict>
       </w:r>
     </w:p>
-    <w:bookmarkEnd w:id="113"/>
-    <w:bookmarkStart w:id="114" w:name="Xe5c9652d70275eff18ae7b599d66bd50ec929a5"/>
+    <w:bookmarkEnd w:id="124"/>
+    <w:bookmarkStart w:id="125" w:name="Xe5c9652d70275eff18ae7b599d66bd50ec929a5"/>
     <w:p>
       <w:pPr>
         <w:pStyle w:val="Heading2"/>
@@ -16716,6 +17733,7 @@
       <w:tblPr>
         <w:tblStyle w:val="Table"/>
         <w:tblW w:type="pct" w:w="5000"/>
+        <w:jc w:val="left"/>
         <w:tblLayout w:type="fixed"/>
         <w:tblLook w:firstRow="1" w:lastRow="0" w:firstColumn="0" w:lastColumn="0" w:noHBand="0" w:noVBand="0" w:val="0020"/>
       </w:tblPr>
@@ -16733,6 +17751,7 @@
           <w:p>
             <w:pPr>
               <w:pStyle w:val="Compact"/>
+              <w:jc w:val="left"/>
             </w:pPr>
             <w:r>
               <w:t xml:space="preserve">CE</w:t>
@@ -16744,6 +17763,7 @@
           <w:p>
             <w:pPr>
               <w:pStyle w:val="Compact"/>
+              <w:jc w:val="left"/>
             </w:pPr>
             <w:r>
               <w:t xml:space="preserve">Criterio</w:t>
@@ -16755,6 +17775,7 @@
           <w:p>
             <w:pPr>
               <w:pStyle w:val="Compact"/>
+              <w:jc w:val="left"/>
             </w:pPr>
             <w:r>
               <w:t xml:space="preserve">Cubierto</w:t>
@@ -16768,6 +17789,7 @@
           <w:p>
             <w:pPr>
               <w:pStyle w:val="Compact"/>
+              <w:jc w:val="left"/>
             </w:pPr>
             <w:r>
               <w:t xml:space="preserve">RA2·a)</w:t>
@@ -16779,6 +17801,7 @@
           <w:p>
             <w:pPr>
               <w:pStyle w:val="Compact"/>
+              <w:jc w:val="left"/>
             </w:pPr>
             <w:r>
               <w:t xml:space="preserve">Se han identificado los estándares para redes cableadas e inalámbricas</w:t>
@@ -16790,6 +17813,7 @@
           <w:p>
             <w:pPr>
               <w:pStyle w:val="Compact"/>
+              <w:jc w:val="left"/>
             </w:pPr>
             <w:r>
               <w:t xml:space="preserve">✅ Puntos 1, 3 y 5</w:t>
@@ -16803,6 +17827,7 @@
           <w:p>
             <w:pPr>
               <w:pStyle w:val="Compact"/>
+              <w:jc w:val="left"/>
             </w:pPr>
             <w:r>
               <w:t xml:space="preserve">RA2·e)</w:t>
@@ -16814,6 +17839,7 @@
           <w:p>
             <w:pPr>
               <w:pStyle w:val="Compact"/>
+              <w:jc w:val="left"/>
             </w:pPr>
             <w:r>
               <w:t xml:space="preserve">Se han configurado adaptadores de red cableados e inalámbricos bajo distintos sistemas operativos</w:t>
@@ -16825,6 +17851,7 @@
           <w:p>
             <w:pPr>
               <w:pStyle w:val="Compact"/>
+              <w:jc w:val="left"/>
             </w:pPr>
             <w:r>
               <w:t xml:space="preserve">✅ Punto 8 (adaptadores) + ⚡ Laboratorio (punto 9)</w:t>
@@ -16838,6 +17865,7 @@
           <w:p>
             <w:pPr>
               <w:pStyle w:val="Compact"/>
+              <w:jc w:val="left"/>
             </w:pPr>
             <w:r>
               <w:t xml:space="preserve">RA2·f)</w:t>
@@ -16849,6 +17877,7 @@
           <w:p>
             <w:pPr>
               <w:pStyle w:val="Compact"/>
+              <w:jc w:val="left"/>
             </w:pPr>
             <w:r>
               <w:t xml:space="preserve">Se han integrado dispositivos en redes cableadas e inalámbricas</w:t>
@@ -16860,6 +17889,7 @@
           <w:p>
             <w:pPr>
               <w:pStyle w:val="Compact"/>
+              <w:jc w:val="left"/>
             </w:pPr>
             <w:r>
               <w:t xml:space="preserve">✅ Puntos 4, 7 y 8 + ⚡ Laboratorio (punto 9)</w:t>
@@ -16873,6 +17903,7 @@
           <w:p>
             <w:pPr>
               <w:pStyle w:val="Compact"/>
+              <w:jc w:val="left"/>
             </w:pPr>
             <w:r>
               <w:t xml:space="preserve">RA2·g)</w:t>
@@ -16884,6 +17915,7 @@
           <w:p>
             <w:pPr>
               <w:pStyle w:val="Compact"/>
+              <w:jc w:val="left"/>
             </w:pPr>
             <w:r>
               <w:t xml:space="preserve">Se ha comprobado la conectividad entre diversos dispositivos y adaptadores inalámbricos sobre distintas configuraciones</w:t>
@@ -16895,6 +17927,7 @@
           <w:p>
             <w:pPr>
               <w:pStyle w:val="Compact"/>
+              <w:jc w:val="left"/>
             </w:pPr>
             <w:r>
               <w:t xml:space="preserve">✅ Punto 8 (verificación) + ⚡ Laboratorio (punto 9)</w:t>
@@ -16908,6 +17941,7 @@
           <w:p>
             <w:pPr>
               <w:pStyle w:val="Compact"/>
+              <w:jc w:val="left"/>
             </w:pPr>
             <w:r>
               <w:t xml:space="preserve">RA1·b)</w:t>
@@ -16919,6 +17953,7 @@
           <w:p>
             <w:pPr>
               <w:pStyle w:val="Compact"/>
+              <w:jc w:val="left"/>
             </w:pPr>
             <w:r>
               <w:t xml:space="preserve">Se han diferenciado los distintos medios de transmisión utilizados en las redes</w:t>
@@ -16930,6 +17965,7 @@
           <w:p>
             <w:pPr>
               <w:pStyle w:val="Compact"/>
+              <w:jc w:val="left"/>
             </w:pPr>
             <w:r>
               <w:t xml:space="preserve">✅ Puntos 1 y 2</w:t>
@@ -16979,7 +18015,7 @@
       <w:r>
         <w:t xml:space="preserve"> </w:t>
       </w:r>
-      <w:hyperlink r:id="rId33">
+      <w:hyperlink r:id="rId44">
         <w:r>
           <w:rPr>
             <w:rStyle w:val="Hyperlink"/>
@@ -17006,7 +18042,7 @@
       <w:r>
         <w:t xml:space="preserve"> </w:t>
       </w:r>
-      <w:hyperlink r:id="rId18">
+      <w:hyperlink r:id="rId29">
         <w:r>
           <w:rPr>
             <w:rStyle w:val="Hyperlink"/>
@@ -17033,7 +18069,7 @@
       <w:r>
         <w:t xml:space="preserve"> </w:t>
       </w:r>
-      <w:hyperlink r:id="rId23">
+      <w:hyperlink r:id="rId34">
         <w:r>
           <w:rPr>
             <w:rStyle w:val="Hyperlink"/>
@@ -17042,13 +18078,9 @@
         </w:r>
       </w:hyperlink>
     </w:p>
-    <w:bookmarkEnd w:id="114"/>
-    <w:bookmarkEnd w:id="115"/>
-    <w:sectPr>
-      <w:footnotePr>
-        <w:numRestart w:val="eachSect"/>
-      </w:footnotePr>
-    </w:sectPr>
+    <w:bookmarkEnd w:id="125"/>
+    <w:bookmarkEnd w:id="126"/>
+    <w:sectPr/>
   </w:body>
 </w:document>
 </file>
@@ -17086,7 +18118,7 @@
       <w:lvlText w:val=" "/>
       <w:lvlJc w:val="left"/>
       <w:pPr>
-        <w:ind w:left="720" w:hanging="360"/>
+        <w:ind w:left="720" w:hanging="480"/>
       </w:pPr>
     </w:lvl>
     <w:lvl w:ilvl="1">
@@ -17094,7 +18126,7 @@
       <w:lvlText w:val=" "/>
       <w:lvlJc w:val="left"/>
       <w:pPr>
-        <w:ind w:left="1440" w:hanging="360"/>
+        <w:ind w:left="1440" w:hanging="480"/>
       </w:pPr>
     </w:lvl>
     <w:lvl w:ilvl="2">
@@ -17102,7 +18134,7 @@
       <w:lvlText w:val=" "/>
       <w:lvlJc w:val="left"/>
       <w:pPr>
-        <w:ind w:left="2160" w:hanging="360"/>
+        <w:ind w:left="2160" w:hanging="480"/>
       </w:pPr>
     </w:lvl>
     <w:lvl w:ilvl="3">
@@ -17110,7 +18142,7 @@
       <w:lvlText w:val=" "/>
       <w:lvlJc w:val="left"/>
       <w:pPr>
-        <w:ind w:left="2880" w:hanging="360"/>
+        <w:ind w:left="2880" w:hanging="480"/>
       </w:pPr>
     </w:lvl>
     <w:lvl w:ilvl="4">
@@ -17118,7 +18150,7 @@
       <w:lvlText w:val=" "/>
       <w:lvlJc w:val="left"/>
       <w:pPr>
-        <w:ind w:left="3600" w:hanging="360"/>
+        <w:ind w:left="3600" w:hanging="480"/>
       </w:pPr>
     </w:lvl>
     <w:lvl w:ilvl="5">
@@ -17126,7 +18158,7 @@
       <w:lvlText w:val=" "/>
       <w:lvlJc w:val="left"/>
       <w:pPr>
-        <w:ind w:left="4320" w:hanging="360"/>
+        <w:ind w:left="4320" w:hanging="480"/>
       </w:pPr>
     </w:lvl>
     <w:lvl w:ilvl="6">
@@ -17134,7 +18166,7 @@
       <w:lvlText w:val=" "/>
       <w:lvlJc w:val="left"/>
       <w:pPr>
-        <w:ind w:left="5040" w:hanging="360"/>
+        <w:ind w:left="5040" w:hanging="480"/>
       </w:pPr>
     </w:lvl>
     <w:lvl w:ilvl="7">
@@ -17142,7 +18174,7 @@
       <w:lvlText w:val=" "/>
       <w:lvlJc w:val="left"/>
       <w:pPr>
-        <w:ind w:left="5760" w:hanging="360"/>
+        <w:ind w:left="5760" w:hanging="480"/>
       </w:pPr>
     </w:lvl>
     <w:lvl w:ilvl="8">
@@ -17150,7 +18182,7 @@
       <w:lvlText w:val=" "/>
       <w:lvlJc w:val="left"/>
       <w:pPr>
-        <w:ind w:left="6480" w:hanging="360"/>
+        <w:ind w:left="6480" w:hanging="480"/>
       </w:pPr>
     </w:lvl>
   </w:abstractNum>
@@ -17159,102 +18191,75 @@
     <w:multiLevelType w:val="multilevel"/>
     <w:lvl w:ilvl="0">
       <w:numFmt w:val="bullet"/>
-      <w:lvlText w:val=""/>
+      <w:lvlText w:val="•"/>
       <w:lvlJc w:val="left"/>
       <w:pPr>
-        <w:ind w:left="720" w:hanging="360"/>
-      </w:pPr>
-      <w:rPr>
-        <w:rFonts w:ascii="Symbol" w:hAnsi="Symbol" w:cs="Symbol" w:hint="default"/>
-      </w:rPr>
+        <w:ind w:left="720" w:hanging="480"/>
+      </w:pPr>
     </w:lvl>
     <w:lvl w:ilvl="1">
       <w:numFmt w:val="bullet"/>
-      <w:lvlText w:val="o"/>
+      <w:lvlText w:val="–"/>
       <w:lvlJc w:val="left"/>
       <w:pPr>
-        <w:ind w:left="1440" w:hanging="360"/>
-      </w:pPr>
-      <w:rPr>
-        <w:rFonts w:ascii="Courier New" w:hAnsi="Courier New" w:cs="Courier New" w:hint="default"/>
-      </w:rPr>
+        <w:ind w:left="1440" w:hanging="480"/>
+      </w:pPr>
     </w:lvl>
     <w:lvl w:ilvl="2">
       <w:numFmt w:val="bullet"/>
-      <w:lvlText w:val=""/>
+      <w:lvlText w:val="•"/>
       <w:lvlJc w:val="left"/>
       <w:pPr>
-        <w:ind w:left="2160" w:hanging="360"/>
-      </w:pPr>
-      <w:rPr>
-        <w:rFonts w:ascii="Wingdings" w:hAnsi="Wingdings" w:cs="Wingdings" w:hint="default"/>
-      </w:rPr>
+        <w:ind w:left="2160" w:hanging="480"/>
+      </w:pPr>
     </w:lvl>
     <w:lvl w:ilvl="3">
       <w:numFmt w:val="bullet"/>
-      <w:lvlText w:val=""/>
+      <w:lvlText w:val="–"/>
       <w:lvlJc w:val="left"/>
       <w:pPr>
-        <w:ind w:left="2880" w:hanging="360"/>
-      </w:pPr>
-      <w:rPr>
-        <w:rFonts w:ascii="Symbol" w:hAnsi="Symbol" w:cs="Symbol" w:hint="default"/>
-      </w:rPr>
+        <w:ind w:left="2880" w:hanging="480"/>
+      </w:pPr>
     </w:lvl>
     <w:lvl w:ilvl="4">
       <w:numFmt w:val="bullet"/>
-      <w:lvlText w:val="o"/>
+      <w:lvlText w:val="•"/>
       <w:lvlJc w:val="left"/>
       <w:pPr>
-        <w:ind w:left="3600" w:hanging="360"/>
-      </w:pPr>
-      <w:rPr>
-        <w:rFonts w:ascii="Courier New" w:hAnsi="Courier New" w:cs="Courier New" w:hint="default"/>
-      </w:rPr>
+        <w:ind w:left="3600" w:hanging="480"/>
+      </w:pPr>
     </w:lvl>
     <w:lvl w:ilvl="5">
       <w:numFmt w:val="bullet"/>
-      <w:lvlText w:val=""/>
+      <w:lvlText w:val="–"/>
       <w:lvlJc w:val="left"/>
       <w:pPr>
-        <w:ind w:left="4320" w:hanging="360"/>
-      </w:pPr>
-      <w:rPr>
-        <w:rFonts w:ascii="Wingdings" w:hAnsi="Wingdings" w:cs="Wingdings" w:hint="default"/>
-      </w:rPr>
+        <w:ind w:left="4320" w:hanging="480"/>
+      </w:pPr>
     </w:lvl>
     <w:lvl w:ilvl="6">
       <w:numFmt w:val="bullet"/>
-      <w:lvlText w:val=""/>
+      <w:lvlText w:val="•"/>
       <w:lvlJc w:val="left"/>
       <w:pPr>
-        <w:ind w:left="5040" w:hanging="360"/>
-      </w:pPr>
-      <w:rPr>
-        <w:rFonts w:ascii="Symbol" w:hAnsi="Symbol" w:cs="Symbol" w:hint="default"/>
-      </w:rPr>
+        <w:ind w:left="5040" w:hanging="480"/>
+      </w:pPr>
     </w:lvl>
     <w:lvl w:ilvl="7">
       <w:numFmt w:val="bullet"/>
-      <w:lvlText w:val="o"/>
+      <w:lvlText w:val="–"/>
       <w:lvlJc w:val="left"/>
       <w:pPr>
-        <w:ind w:left="5760" w:hanging="360"/>
-      </w:pPr>
-      <w:rPr>
-        <w:rFonts w:ascii="Courier New" w:hAnsi="Courier New" w:cs="Courier New" w:hint="default"/>
-      </w:rPr>
+        <w:ind w:left="5760" w:hanging="480"/>
+      </w:pPr>
     </w:lvl>
     <w:lvl w:ilvl="8">
       <w:numFmt w:val="bullet"/>
-      <w:lvlText w:val=""/>
+      <w:lvlText w:val="•"/>
       <w:lvlJc w:val="left"/>
       <w:pPr>
-        <w:ind w:left="6480" w:hanging="360"/>
-      </w:pPr>
-      <w:rPr>
-        <w:rFonts w:ascii="Wingdings" w:hAnsi="Wingdings" w:cs="Wingdings" w:hint="default"/>
-      </w:rPr>
+        <w:ind w:left="6480" w:hanging="480"/>
+      </w:pPr>
     </w:lvl>
   </w:abstractNum>
   <w:abstractNum w:abstractNumId="99411">
@@ -17266,7 +18271,7 @@
       <w:lvlText w:val="%1."/>
       <w:lvlJc w:val="left"/>
       <w:pPr>
-        <w:ind w:left="720" w:hanging="360"/>
+        <w:ind w:left="720" w:hanging="480"/>
       </w:pPr>
     </w:lvl>
     <w:lvl w:ilvl="1">
@@ -17275,7 +18280,7 @@
       <w:lvlText w:val="%2."/>
       <w:lvlJc w:val="left"/>
       <w:pPr>
-        <w:ind w:left="1440" w:hanging="360"/>
+        <w:ind w:left="1440" w:hanging="480"/>
       </w:pPr>
     </w:lvl>
     <w:lvl w:ilvl="2">
@@ -17284,7 +18289,7 @@
       <w:lvlText w:val="%3."/>
       <w:lvlJc w:val="left"/>
       <w:pPr>
-        <w:ind w:left="2160" w:hanging="360"/>
+        <w:ind w:left="2160" w:hanging="480"/>
       </w:pPr>
     </w:lvl>
     <w:lvl w:ilvl="3">
@@ -17293,7 +18298,7 @@
       <w:lvlText w:val="%4."/>
       <w:lvlJc w:val="left"/>
       <w:pPr>
-        <w:ind w:left="2880" w:hanging="360"/>
+        <w:ind w:left="2880" w:hanging="480"/>
       </w:pPr>
     </w:lvl>
     <w:lvl w:ilvl="4">
@@ -17302,7 +18307,7 @@
       <w:lvlText w:val="%5."/>
       <w:lvlJc w:val="left"/>
       <w:pPr>
-        <w:ind w:left="3600" w:hanging="360"/>
+        <w:ind w:left="3600" w:hanging="480"/>
       </w:pPr>
     </w:lvl>
     <w:lvl w:ilvl="5">
@@ -17311,7 +18316,7 @@
       <w:lvlText w:val="%6."/>
       <w:lvlJc w:val="left"/>
       <w:pPr>
-        <w:ind w:left="4320" w:hanging="360"/>
+        <w:ind w:left="4320" w:hanging="480"/>
       </w:pPr>
     </w:lvl>
     <w:lvl w:ilvl="6">
@@ -17320,7 +18325,7 @@
       <w:lvlText w:val="%7."/>
       <w:lvlJc w:val="left"/>
       <w:pPr>
-        <w:ind w:left="5040" w:hanging="360"/>
+        <w:ind w:left="5040" w:hanging="480"/>
       </w:pPr>
     </w:lvl>
     <w:lvl w:ilvl="7">
@@ -17329,7 +18334,7 @@
       <w:lvlText w:val="%8."/>
       <w:lvlJc w:val="left"/>
       <w:pPr>
-        <w:ind w:left="5760" w:hanging="360"/>
+        <w:ind w:left="5760" w:hanging="480"/>
       </w:pPr>
     </w:lvl>
     <w:lvl w:ilvl="8">
@@ -17338,7 +18343,7 @@
       <w:lvlText w:val="%9."/>
       <w:lvlJc w:val="left"/>
       <w:pPr>
-        <w:ind w:left="6480" w:hanging="360"/>
+        <w:ind w:left="6480" w:hanging="480"/>
       </w:pPr>
     </w:lvl>
   </w:abstractNum>
@@ -18250,10 +19255,10 @@
   <w:docDefaults>
     <w:rPrDefault>
       <w:rPr>
-        <w:rFonts w:asciiTheme="minorHAnsi" w:cstheme="minorBidi" w:eastAsiaTheme="minorEastAsia" w:hAnsiTheme="minorHAnsi"/>
+        <w:rFonts w:asciiTheme="minorHAnsi" w:cstheme="minorBidi" w:eastAsiaTheme="minorHAnsi" w:hAnsiTheme="minorHAnsi"/>
         <w:sz w:val="24"/>
         <w:szCs w:val="24"/>
-        <w:lang w:bidi="ar-SA" w:eastAsia="zh-CN" w:val="es-ES"/>
+        <w:lang w:bidi="ar-SA" w:eastAsia="en-US" w:val="es-ES"/>
       </w:rPr>
     </w:rPrDefault>
     <w:pPrDefault>
@@ -18294,94 +19299,57 @@
     <w:name w:val="Title"/>
     <w:basedOn w:val="Normal"/>
     <w:next w:val="BodyText"/>
-    <w:link w:val="TitleChar"/>
-    <w:uiPriority w:val="10"/>
     <w:qFormat/>
-    <w:rsid w:val="00A10FD9"/>
     <w:pPr>
-      <w:spacing w:after="80" w:line="240" w:lineRule="auto"/>
-      <w:contextualSpacing/>
+      <w:keepNext/>
+      <w:keepLines/>
+      <w:spacing w:after="240" w:before="480"/>
       <w:jc w:val="center"/>
     </w:pPr>
     <w:rPr>
       <w:rFonts w:asciiTheme="majorHAnsi" w:cstheme="majorBidi" w:eastAsiaTheme="majorEastAsia" w:hAnsiTheme="majorHAnsi"/>
-      <w:sz w:val="56"/>
-      <w:szCs w:val="56"/>
-    </w:rPr>
-  </w:style>
-  <w:style w:customStyle="1" w:styleId="TitleChar" w:type="character">
-    <w:name w:val="Title Char"/>
-    <w:basedOn w:val="DefaultParagraphFont"/>
-    <w:link w:val="Title"/>
-    <w:uiPriority w:val="10"/>
-    <w:rsid w:val="00A10FD9"/>
-    <w:rPr>
-      <w:rFonts w:asciiTheme="majorHAnsi" w:cstheme="majorBidi" w:eastAsiaTheme="majorEastAsia" w:hAnsiTheme="majorHAnsi"/>
-      <w:sz w:val="56"/>
-      <w:szCs w:val="56"/>
+      <w:b/>
+      <w:bCs/>
+      <w:color w:themeColor="accent1" w:themeShade="B5" w:val="345A8A"/>
+      <w:sz w:val="36"/>
+      <w:szCs w:val="36"/>
     </w:rPr>
   </w:style>
   <w:style w:styleId="Subtitle" w:type="paragraph">
     <w:name w:val="Subtitle"/>
     <w:basedOn w:val="Title"/>
     <w:next w:val="BodyText"/>
-    <w:link w:val="SubtitleChar"/>
-    <w:uiPriority w:val="11"/>
     <w:qFormat/>
-    <w:rsid w:val="00A10FD9"/>
     <w:pPr>
-      <w:numPr>
-        <w:ilvl w:val="1"/>
-      </w:numPr>
+      <w:keepNext/>
+      <w:keepLines/>
+      <w:spacing w:after="240" w:before="240"/>
+      <w:jc w:val="center"/>
     </w:pPr>
     <w:rPr>
-      <w:rFonts w:cstheme="majorBidi" w:eastAsiaTheme="majorEastAsia"/>
-      <w:spacing w:val="15"/>
-      <w:sz w:val="28"/>
-      <w:szCs w:val="28"/>
-    </w:rPr>
-  </w:style>
-  <w:style w:customStyle="1" w:styleId="SubtitleChar" w:type="character">
-    <w:name w:val="Subtitle Char"/>
-    <w:basedOn w:val="DefaultParagraphFont"/>
-    <w:link w:val="Subtitle"/>
-    <w:uiPriority w:val="11"/>
-    <w:rsid w:val="00A10FD9"/>
-    <w:rPr>
-      <w:rFonts w:cstheme="majorBidi" w:eastAsiaTheme="majorEastAsia"/>
-      <w:color w:themeColor="text1" w:themeTint="A6" w:val="595959"/>
-      <w:spacing w:val="15"/>
-      <w:sz w:val="28"/>
-      <w:szCs w:val="28"/>
+      <w:sz w:val="30"/>
+      <w:szCs w:val="30"/>
     </w:rPr>
   </w:style>
   <w:style w:customStyle="1" w:styleId="Author" w:type="paragraph">
     <w:name w:val="Author"/>
-    <w:basedOn w:val="Title"/>
     <w:next w:val="BodyText"/>
     <w:qFormat/>
     <w:pPr>
       <w:keepNext/>
       <w:keepLines/>
+      <w:jc w:val="center"/>
     </w:pPr>
-    <w:rPr>
-      <w:sz w:val="24"/>
-      <w:szCs w:val="24"/>
-    </w:rPr>
   </w:style>
   <w:style w:styleId="Date" w:type="paragraph">
     <w:name w:val="Date"/>
-    <w:basedOn w:val="Title"/>
     <w:next w:val="BodyText"/>
     <w:qFormat/>
     <w:pPr>
       <w:keepNext/>
       <w:keepLines/>
+      <w:jc w:val="center"/>
     </w:pPr>
-    <w:rPr>
-      <w:sz w:val="24"/>
-      <w:szCs w:val="24"/>
-    </w:rPr>
   </w:style>
   <w:style w:customStyle="1" w:styleId="AbstractTitle" w:type="paragraph">
     <w:name w:val="Abstract Title"/>
@@ -18396,6 +19364,7 @@
     </w:pPr>
     <w:rPr>
       <w:b/>
+      <w:color w:val="345A8A"/>
       <w:sz w:val="20"/>
       <w:szCs w:val="20"/>
     </w:rPr>
@@ -18424,321 +19393,191 @@
     <w:rPr/>
   </w:style>
   <w:style w:styleId="Heading1" w:type="paragraph">
-    <w:name w:val="heading 1"/>
+    <w:name w:val="Heading 1"/>
     <w:basedOn w:val="Normal"/>
     <w:next w:val="BodyText"/>
-    <w:link w:val="Heading1Char"/>
     <w:uiPriority w:val="9"/>
     <w:qFormat/>
-    <w:rsid w:val="00A10FD9"/>
     <w:pPr>
       <w:keepNext/>
       <w:keepLines/>
-      <w:spacing w:after="80" w:before="360"/>
+      <w:spacing w:after="0" w:before="480"/>
       <w:outlineLvl w:val="0"/>
     </w:pPr>
     <w:rPr>
       <w:rFonts w:asciiTheme="majorHAnsi" w:cstheme="majorBidi" w:eastAsiaTheme="majorEastAsia" w:hAnsiTheme="majorHAnsi"/>
-      <w:color w:themeColor="accent1" w:themeShade="BF" w:val="0F4761"/>
-      <w:sz w:val="40"/>
-      <w:szCs w:val="40"/>
+      <w:b/>
+      <w:bCs/>
+      <w:color w:themeColor="accent1" w:val="4F81BD"/>
+      <w:sz w:val="32"/>
+      <w:szCs w:val="32"/>
     </w:rPr>
   </w:style>
   <w:style w:styleId="Heading2" w:type="paragraph">
-    <w:name w:val="heading 2"/>
+    <w:name w:val="Heading 2"/>
     <w:basedOn w:val="Normal"/>
     <w:next w:val="BodyText"/>
-    <w:link w:val="Heading2Char"/>
     <w:uiPriority w:val="9"/>
-    <w:semiHidden/>
     <w:unhideWhenUsed/>
     <w:qFormat/>
-    <w:rsid w:val="00A10FD9"/>
     <w:pPr>
       <w:keepNext/>
       <w:keepLines/>
-      <w:spacing w:after="80" w:before="160"/>
+      <w:spacing w:after="0" w:before="200"/>
       <w:outlineLvl w:val="1"/>
     </w:pPr>
     <w:rPr>
       <w:rFonts w:asciiTheme="majorHAnsi" w:cstheme="majorBidi" w:eastAsiaTheme="majorEastAsia" w:hAnsiTheme="majorHAnsi"/>
-      <w:color w:themeColor="accent1" w:themeShade="BF" w:val="0F4761"/>
-      <w:sz w:val="32"/>
-      <w:szCs w:val="32"/>
-    </w:rPr>
-  </w:style>
-  <w:style w:styleId="Heading3" w:type="paragraph">
-    <w:name w:val="heading 3"/>
-    <w:basedOn w:val="Normal"/>
-    <w:next w:val="BodyText"/>
-    <w:link w:val="Heading3Char"/>
-    <w:uiPriority w:val="9"/>
-    <w:semiHidden/>
-    <w:unhideWhenUsed/>
-    <w:qFormat/>
-    <w:rsid w:val="00A10FD9"/>
-    <w:pPr>
-      <w:keepNext/>
-      <w:keepLines/>
-      <w:spacing w:after="80" w:before="160"/>
-      <w:outlineLvl w:val="2"/>
-    </w:pPr>
-    <w:rPr>
-      <w:rFonts w:cstheme="majorBidi" w:eastAsiaTheme="majorEastAsia"/>
-      <w:color w:themeColor="accent1" w:themeShade="BF" w:val="0F4761"/>
+      <w:b/>
+      <w:bCs/>
+      <w:color w:themeColor="accent1" w:val="4F81BD"/>
       <w:sz w:val="28"/>
       <w:szCs w:val="28"/>
     </w:rPr>
   </w:style>
-  <w:style w:styleId="Heading4" w:type="paragraph">
-    <w:name w:val="heading 4"/>
+  <w:style w:styleId="Heading3" w:type="paragraph">
+    <w:name w:val="Heading 3"/>
     <w:basedOn w:val="Normal"/>
     <w:next w:val="BodyText"/>
-    <w:link w:val="Heading4Char"/>
     <w:uiPriority w:val="9"/>
-    <w:semiHidden/>
     <w:unhideWhenUsed/>
     <w:qFormat/>
-    <w:rsid w:val="00A10FD9"/>
     <w:pPr>
       <w:keepNext/>
       <w:keepLines/>
-      <w:spacing w:after="40" w:before="80"/>
+      <w:spacing w:after="0" w:before="200"/>
+      <w:outlineLvl w:val="2"/>
+    </w:pPr>
+    <w:rPr>
+      <w:rFonts w:asciiTheme="majorHAnsi" w:cstheme="majorBidi" w:eastAsiaTheme="majorEastAsia" w:hAnsiTheme="majorHAnsi"/>
+      <w:b/>
+      <w:bCs/>
+      <w:color w:themeColor="accent1" w:val="4F81BD"/>
+      <w:sz w:val="24"/>
+      <w:szCs w:val="24"/>
+    </w:rPr>
+  </w:style>
+  <w:style w:styleId="Heading4" w:type="paragraph">
+    <w:name w:val="Heading 4"/>
+    <w:basedOn w:val="Normal"/>
+    <w:next w:val="BodyText"/>
+    <w:uiPriority w:val="9"/>
+    <w:unhideWhenUsed/>
+    <w:qFormat/>
+    <w:pPr>
+      <w:keepNext/>
+      <w:keepLines/>
+      <w:spacing w:after="0" w:before="200"/>
       <w:outlineLvl w:val="3"/>
     </w:pPr>
     <w:rPr>
-      <w:rFonts w:cstheme="majorBidi" w:eastAsiaTheme="majorEastAsia"/>
+      <w:rFonts w:asciiTheme="majorHAnsi" w:cstheme="majorBidi" w:eastAsiaTheme="majorEastAsia" w:hAnsiTheme="majorHAnsi"/>
+      <w:bCs/>
       <w:i/>
-      <w:iCs/>
-      <w:color w:themeColor="accent1" w:themeShade="BF" w:val="0F4761"/>
+      <w:color w:themeColor="accent1" w:val="4F81BD"/>
+      <w:sz w:val="24"/>
+      <w:szCs w:val="24"/>
     </w:rPr>
   </w:style>
   <w:style w:styleId="Heading5" w:type="paragraph">
-    <w:name w:val="heading 5"/>
+    <w:name w:val="Heading 5"/>
     <w:basedOn w:val="Normal"/>
     <w:next w:val="BodyText"/>
-    <w:link w:val="Heading5Char"/>
     <w:uiPriority w:val="9"/>
-    <w:semiHidden/>
     <w:unhideWhenUsed/>
     <w:qFormat/>
-    <w:rsid w:val="00A10FD9"/>
     <w:pPr>
       <w:keepNext/>
       <w:keepLines/>
-      <w:spacing w:after="40" w:before="80"/>
+      <w:spacing w:after="0" w:before="200"/>
       <w:outlineLvl w:val="4"/>
     </w:pPr>
     <w:rPr>
-      <w:rFonts w:cstheme="majorBidi" w:eastAsiaTheme="majorEastAsia"/>
-      <w:color w:themeColor="accent1" w:themeShade="BF" w:val="0F4761"/>
+      <w:rFonts w:asciiTheme="majorHAnsi" w:cstheme="majorBidi" w:eastAsiaTheme="majorEastAsia" w:hAnsiTheme="majorHAnsi"/>
+      <w:iCs/>
+      <w:color w:themeColor="accent1" w:val="4F81BD"/>
+      <w:sz w:val="24"/>
+      <w:szCs w:val="24"/>
     </w:rPr>
   </w:style>
   <w:style w:styleId="Heading6" w:type="paragraph">
-    <w:name w:val="heading 6"/>
+    <w:name w:val="Heading 6"/>
     <w:basedOn w:val="Normal"/>
     <w:next w:val="BodyText"/>
-    <w:link w:val="Heading6Char"/>
     <w:uiPriority w:val="9"/>
-    <w:semiHidden/>
     <w:unhideWhenUsed/>
     <w:qFormat/>
-    <w:rsid w:val="00A10FD9"/>
     <w:pPr>
       <w:keepNext/>
       <w:keepLines/>
-      <w:spacing w:after="0" w:before="40"/>
+      <w:spacing w:after="0" w:before="200"/>
       <w:outlineLvl w:val="5"/>
     </w:pPr>
     <w:rPr>
-      <w:rFonts w:cstheme="majorBidi" w:eastAsiaTheme="majorEastAsia"/>
-      <w:i/>
-      <w:iCs/>
-      <w:color w:themeColor="text1" w:themeTint="A6" w:val="595959"/>
+      <w:rFonts w:asciiTheme="majorHAnsi" w:cstheme="majorBidi" w:eastAsiaTheme="majorEastAsia" w:hAnsiTheme="majorHAnsi"/>
+      <w:color w:themeColor="accent1" w:val="4F81BD"/>
+      <w:sz w:val="24"/>
+      <w:szCs w:val="24"/>
     </w:rPr>
   </w:style>
   <w:style w:styleId="Heading7" w:type="paragraph">
-    <w:name w:val="heading 7"/>
+    <w:name w:val="Heading 7"/>
     <w:basedOn w:val="Normal"/>
     <w:next w:val="BodyText"/>
-    <w:link w:val="Heading7Char"/>
     <w:uiPriority w:val="9"/>
-    <w:semiHidden/>
     <w:unhideWhenUsed/>
     <w:qFormat/>
-    <w:rsid w:val="00A10FD9"/>
     <w:pPr>
       <w:keepNext/>
       <w:keepLines/>
-      <w:spacing w:after="0" w:before="40"/>
+      <w:spacing w:after="0" w:before="200"/>
       <w:outlineLvl w:val="6"/>
     </w:pPr>
     <w:rPr>
-      <w:rFonts w:cstheme="majorBidi" w:eastAsiaTheme="majorEastAsia"/>
-      <w:color w:themeColor="text1" w:themeTint="A6" w:val="595959"/>
+      <w:rFonts w:asciiTheme="majorHAnsi" w:cstheme="majorBidi" w:eastAsiaTheme="majorEastAsia" w:hAnsiTheme="majorHAnsi"/>
+      <w:color w:themeColor="accent1" w:val="4F81BD"/>
+      <w:sz w:val="24"/>
+      <w:szCs w:val="24"/>
     </w:rPr>
   </w:style>
   <w:style w:styleId="Heading8" w:type="paragraph">
-    <w:name w:val="heading 8"/>
+    <w:name w:val="Heading 8"/>
     <w:basedOn w:val="Normal"/>
     <w:next w:val="BodyText"/>
-    <w:link w:val="Heading8Char"/>
     <w:uiPriority w:val="9"/>
-    <w:semiHidden/>
     <w:unhideWhenUsed/>
     <w:qFormat/>
-    <w:rsid w:val="00A10FD9"/>
     <w:pPr>
       <w:keepNext/>
       <w:keepLines/>
-      <w:spacing w:after="0"/>
+      <w:spacing w:after="0" w:before="200"/>
       <w:outlineLvl w:val="7"/>
     </w:pPr>
     <w:rPr>
-      <w:rFonts w:cstheme="majorBidi" w:eastAsiaTheme="majorEastAsia"/>
-      <w:i/>
-      <w:iCs/>
-      <w:color w:themeColor="text1" w:themeTint="D8" w:val="272727"/>
+      <w:rFonts w:asciiTheme="majorHAnsi" w:cstheme="majorBidi" w:eastAsiaTheme="majorEastAsia" w:hAnsiTheme="majorHAnsi"/>
+      <w:color w:themeColor="accent1" w:val="4F81BD"/>
+      <w:sz w:val="24"/>
+      <w:szCs w:val="24"/>
     </w:rPr>
   </w:style>
   <w:style w:styleId="Heading9" w:type="paragraph">
-    <w:name w:val="heading 9"/>
+    <w:name w:val="Heading 9"/>
     <w:basedOn w:val="Normal"/>
     <w:next w:val="BodyText"/>
-    <w:link w:val="Heading9Char"/>
     <w:uiPriority w:val="9"/>
-    <w:semiHidden/>
     <w:unhideWhenUsed/>
     <w:qFormat/>
-    <w:rsid w:val="00A10FD9"/>
     <w:pPr>
       <w:keepNext/>
       <w:keepLines/>
-      <w:spacing w:after="0"/>
+      <w:spacing w:after="0" w:before="200"/>
       <w:outlineLvl w:val="8"/>
     </w:pPr>
     <w:rPr>
-      <w:rFonts w:cstheme="majorBidi" w:eastAsiaTheme="majorEastAsia"/>
-      <w:color w:themeColor="text1" w:themeTint="D8" w:val="272727"/>
-    </w:rPr>
-  </w:style>
-  <w:style w:customStyle="1" w:styleId="Heading1Char" w:type="character">
-    <w:name w:val="Heading 1 Char"/>
-    <w:basedOn w:val="DefaultParagraphFont"/>
-    <w:link w:val="Heading1"/>
-    <w:uiPriority w:val="9"/>
-    <w:rsid w:val="00A10FD9"/>
-    <w:rPr>
       <w:rFonts w:asciiTheme="majorHAnsi" w:cstheme="majorBidi" w:eastAsiaTheme="majorEastAsia" w:hAnsiTheme="majorHAnsi"/>
-      <w:color w:themeColor="accent1" w:themeShade="BF" w:val="0F4761"/>
-      <w:sz w:val="40"/>
-      <w:szCs w:val="40"/>
-    </w:rPr>
-  </w:style>
-  <w:style w:customStyle="1" w:styleId="Heading2Char" w:type="character">
-    <w:name w:val="Heading 2 Char"/>
-    <w:basedOn w:val="DefaultParagraphFont"/>
-    <w:link w:val="Heading2"/>
-    <w:uiPriority w:val="9"/>
-    <w:semiHidden/>
-    <w:rsid w:val="00A10FD9"/>
-    <w:rPr>
-      <w:rFonts w:asciiTheme="majorHAnsi" w:cstheme="majorBidi" w:eastAsiaTheme="majorEastAsia" w:hAnsiTheme="majorHAnsi"/>
-      <w:color w:themeColor="accent1" w:themeShade="BF" w:val="0F4761"/>
-      <w:sz w:val="32"/>
-      <w:szCs w:val="32"/>
-    </w:rPr>
-  </w:style>
-  <w:style w:customStyle="1" w:styleId="Heading3Char" w:type="character">
-    <w:name w:val="Heading 3 Char"/>
-    <w:basedOn w:val="DefaultParagraphFont"/>
-    <w:link w:val="Heading3"/>
-    <w:uiPriority w:val="9"/>
-    <w:semiHidden/>
-    <w:rsid w:val="00A10FD9"/>
-    <w:rPr>
-      <w:rFonts w:cstheme="majorBidi" w:eastAsiaTheme="majorEastAsia"/>
-      <w:color w:themeColor="accent1" w:themeShade="BF" w:val="0F4761"/>
-      <w:sz w:val="28"/>
-      <w:szCs w:val="28"/>
-    </w:rPr>
-  </w:style>
-  <w:style w:customStyle="1" w:styleId="Heading4Char" w:type="character">
-    <w:name w:val="Heading 4 Char"/>
-    <w:basedOn w:val="DefaultParagraphFont"/>
-    <w:link w:val="Heading4"/>
-    <w:uiPriority w:val="9"/>
-    <w:semiHidden/>
-    <w:rsid w:val="00A10FD9"/>
-    <w:rPr>
-      <w:rFonts w:cstheme="majorBidi" w:eastAsiaTheme="majorEastAsia"/>
-      <w:i/>
-      <w:iCs/>
-      <w:color w:themeColor="accent1" w:themeShade="BF" w:val="0F4761"/>
-    </w:rPr>
-  </w:style>
-  <w:style w:customStyle="1" w:styleId="Heading5Char" w:type="character">
-    <w:name w:val="Heading 5 Char"/>
-    <w:basedOn w:val="DefaultParagraphFont"/>
-    <w:link w:val="Heading5"/>
-    <w:uiPriority w:val="9"/>
-    <w:semiHidden/>
-    <w:rsid w:val="00A10FD9"/>
-    <w:rPr>
-      <w:rFonts w:cstheme="majorBidi" w:eastAsiaTheme="majorEastAsia"/>
-      <w:color w:themeColor="accent1" w:themeShade="BF" w:val="0F4761"/>
-    </w:rPr>
-  </w:style>
-  <w:style w:customStyle="1" w:styleId="Heading6Char" w:type="character">
-    <w:name w:val="Heading 6 Char"/>
-    <w:basedOn w:val="DefaultParagraphFont"/>
-    <w:link w:val="Heading6"/>
-    <w:uiPriority w:val="9"/>
-    <w:semiHidden/>
-    <w:rsid w:val="00A10FD9"/>
-    <w:rPr>
-      <w:rFonts w:cstheme="majorBidi" w:eastAsiaTheme="majorEastAsia"/>
-      <w:i/>
-      <w:iCs/>
-      <w:color w:themeColor="text1" w:themeTint="A6" w:val="595959"/>
-    </w:rPr>
-  </w:style>
-  <w:style w:customStyle="1" w:styleId="Heading7Char" w:type="character">
-    <w:name w:val="Heading 7 Char"/>
-    <w:basedOn w:val="DefaultParagraphFont"/>
-    <w:link w:val="Heading7"/>
-    <w:uiPriority w:val="9"/>
-    <w:semiHidden/>
-    <w:rsid w:val="00A10FD9"/>
-    <w:rPr>
-      <w:rFonts w:cstheme="majorBidi" w:eastAsiaTheme="majorEastAsia"/>
-      <w:color w:themeColor="text1" w:themeTint="A6" w:val="595959"/>
-    </w:rPr>
-  </w:style>
-  <w:style w:customStyle="1" w:styleId="Heading8Char" w:type="character">
-    <w:name w:val="Heading 8 Char"/>
-    <w:basedOn w:val="DefaultParagraphFont"/>
-    <w:link w:val="Heading8"/>
-    <w:uiPriority w:val="9"/>
-    <w:semiHidden/>
-    <w:rsid w:val="00A10FD9"/>
-    <w:rPr>
-      <w:rFonts w:cstheme="majorBidi" w:eastAsiaTheme="majorEastAsia"/>
-      <w:i/>
-      <w:iCs/>
-      <w:color w:themeColor="text1" w:themeTint="D8" w:val="272727"/>
-    </w:rPr>
-  </w:style>
-  <w:style w:customStyle="1" w:styleId="Heading9Char" w:type="character">
-    <w:name w:val="Heading 9 Char"/>
-    <w:basedOn w:val="DefaultParagraphFont"/>
-    <w:link w:val="Heading9"/>
-    <w:uiPriority w:val="9"/>
-    <w:semiHidden/>
-    <w:rsid w:val="00A10FD9"/>
-    <w:rPr>
-      <w:rFonts w:cstheme="majorBidi" w:eastAsiaTheme="majorEastAsia"/>
-      <w:color w:themeColor="text1" w:themeTint="D8" w:val="272727"/>
+      <w:color w:themeColor="accent1" w:val="4F81BD"/>
+      <w:sz w:val="24"/>
+      <w:szCs w:val="24"/>
     </w:rPr>
   </w:style>
   <w:style w:styleId="BlockText" w:type="paragraph">
@@ -18763,8 +19602,8 @@
   </w:style>
   <w:style w:styleId="FootnoteBlockText" w:type="paragraph">
     <w:name w:val="Footnote Block Text"/>
-    <w:basedOn w:val="FootnoteText"/>
-    <w:next w:val="FootnoteText"/>
+    <w:basedOn w:val="Footnote Text"/>
+    <w:next w:val="Footnote Text"/>
     <w:uiPriority w:val="9"/>
     <w:unhideWhenUsed/>
     <w:qFormat/>
@@ -18794,6 +19633,13 @@
       </w:tblCellMar>
     </w:tblPr>
     <w:tblStylePr w:type="firstRow">
+      <w:tblPr>
+        <w:jc w:val="left"/>
+        <w:tblInd w:type="dxa" w:w="0"/>
+      </w:tblPr>
+      <w:trPr>
+        <w:jc w:val="left"/>
+      </w:trPr>
       <w:tcPr>
         <w:tcBorders>
           <w:bottom w:val="single"/>
@@ -19149,44 +19995,44 @@
         <a:sysClr val="window" lastClr="FFFFFF"/>
       </a:lt1>
       <a:dk2>
-        <a:srgbClr val="0E2841"/>
+        <a:srgbClr val="1F497D"/>
       </a:dk2>
       <a:lt2>
-        <a:srgbClr val="E8E8E8"/>
+        <a:srgbClr val="EEECE1"/>
       </a:lt2>
       <a:accent1>
-        <a:srgbClr val="156082"/>
+        <a:srgbClr val="4F81BD"/>
       </a:accent1>
       <a:accent2>
-        <a:srgbClr val="E97132"/>
+        <a:srgbClr val="C0504D"/>
       </a:accent2>
       <a:accent3>
-        <a:srgbClr val="196B24"/>
+        <a:srgbClr val="9BBB59"/>
       </a:accent3>
       <a:accent4>
-        <a:srgbClr val="0F9ED5"/>
+        <a:srgbClr val="8064A2"/>
       </a:accent4>
       <a:accent5>
-        <a:srgbClr val="A02B93"/>
+        <a:srgbClr val="4BACC6"/>
       </a:accent5>
       <a:accent6>
-        <a:srgbClr val="4EA72E"/>
+        <a:srgbClr val="F79646"/>
       </a:accent6>
       <a:hlink>
-        <a:srgbClr val="467886"/>
+        <a:srgbClr val="0000FF"/>
       </a:hlink>
       <a:folHlink>
-        <a:srgbClr val="96607D"/>
+        <a:srgbClr val="800080"/>
       </a:folHlink>
     </a:clrScheme>
     <a:fontScheme name="Office">
       <a:majorFont>
-        <a:latin typeface="Aptos Display" panose="02110004020202020204"/>
+        <a:latin typeface="Calibri"/>
         <a:ea typeface=""/>
         <a:cs typeface=""/>
-        <a:font script="Jpan" typeface="游ゴシック Light"/>
+        <a:font script="Jpan" typeface="ＭＳ ゴシック"/>
         <a:font script="Hang" typeface="맑은 고딕"/>
-        <a:font script="Hans" typeface="等线 Light"/>
+        <a:font script="Hans" typeface="宋体"/>
         <a:font script="Hant" typeface="新細明體"/>
         <a:font script="Arab" typeface="Times New Roman"/>
         <a:font script="Hebr" typeface="Times New Roman"/>
@@ -19213,32 +20059,14 @@
         <a:font script="Mong" typeface="Mongolian Baiti"/>
         <a:font script="Viet" typeface="Times New Roman"/>
         <a:font script="Uigh" typeface="Microsoft Uighur"/>
-        <a:font script="Geor" typeface="Sylfaen"/>
-        <a:font script="Armn" typeface="Arial"/>
-        <a:font script="Bugi" typeface="Leelawadee UI"/>
-        <a:font script="Bopo" typeface="Microsoft JhengHei"/>
-        <a:font script="Java" typeface="Javanese Text"/>
-        <a:font script="Lisu" typeface="Segoe UI"/>
-        <a:font script="Mymr" typeface="Myanmar Text"/>
-        <a:font script="Nkoo" typeface="Ebrima"/>
-        <a:font script="Olck" typeface="Nirmala UI"/>
-        <a:font script="Osma" typeface="Ebrima"/>
-        <a:font script="Phag" typeface="Phagspa"/>
-        <a:font script="Syrn" typeface="Estrangelo Edessa"/>
-        <a:font script="Syrj" typeface="Estrangelo Edessa"/>
-        <a:font script="Syre" typeface="Estrangelo Edessa"/>
-        <a:font script="Sora" typeface="Nirmala UI"/>
-        <a:font script="Tale" typeface="Microsoft Tai Le"/>
-        <a:font script="Talu" typeface="Microsoft New Tai Lue"/>
-        <a:font script="Tfng" typeface="Ebrima"/>
       </a:majorFont>
       <a:minorFont>
-        <a:latin typeface="Aptos" panose="02110004020202020204"/>
+        <a:latin typeface="Cambria"/>
         <a:ea typeface=""/>
         <a:cs typeface=""/>
-        <a:font script="Jpan" typeface="游明朝"/>
+        <a:font script="Jpan" typeface="ＭＳ 明朝"/>
         <a:font script="Hang" typeface="맑은 고딕"/>
-        <a:font script="Hans" typeface="等线"/>
+        <a:font script="Hans" typeface="宋体"/>
         <a:font script="Hant" typeface="新細明體"/>
         <a:font script="Arab" typeface="Arial"/>
         <a:font script="Hebr" typeface="Arial"/>
@@ -19265,24 +20093,6 @@
         <a:font script="Mong" typeface="Mongolian Baiti"/>
         <a:font script="Viet" typeface="Arial"/>
         <a:font script="Uigh" typeface="Microsoft Uighur"/>
-        <a:font script="Geor" typeface="Sylfaen"/>
-        <a:font script="Armn" typeface="Arial"/>
-        <a:font script="Bugi" typeface="Leelawadee UI"/>
-        <a:font script="Bopo" typeface="Microsoft JhengHei"/>
-        <a:font script="Java" typeface="Javanese Text"/>
-        <a:font script="Lisu" typeface="Segoe UI"/>
-        <a:font script="Mymr" typeface="Myanmar Text"/>
-        <a:font script="Nkoo" typeface="Ebrima"/>
-        <a:font script="Olck" typeface="Nirmala UI"/>
-        <a:font script="Osma" typeface="Ebrima"/>
-        <a:font script="Phag" typeface="Phagspa"/>
-        <a:font script="Syrn" typeface="Estrangelo Edessa"/>
-        <a:font script="Syrj" typeface="Estrangelo Edessa"/>
-        <a:font script="Syre" typeface="Estrangelo Edessa"/>
-        <a:font script="Sora" typeface="Nirmala UI"/>
-        <a:font script="Tale" typeface="Microsoft Tai Le"/>
-        <a:font script="Talu" typeface="Microsoft New Tai Lue"/>
-        <a:font script="Tfng" typeface="Ebrima"/>
       </a:minorFont>
     </a:fontScheme>
     <a:fmtScheme name="Office">
@@ -19294,141 +20104,200 @@
           <a:gsLst>
             <a:gs pos="0">
               <a:schemeClr val="phClr">
-                <a:lumMod val="110000"/>
-                <a:satMod val="105000"/>
-                <a:tint val="67000"/>
+                <a:tint val="50000"/>
+                <a:satMod val="300000"/>
               </a:schemeClr>
             </a:gs>
-            <a:gs pos="50000">
+            <a:gs pos="35000">
               <a:schemeClr val="phClr">
-                <a:lumMod val="105000"/>
-                <a:satMod val="103000"/>
-                <a:tint val="73000"/>
+                <a:tint val="37000"/>
+                <a:satMod val="300000"/>
               </a:schemeClr>
             </a:gs>
             <a:gs pos="100000">
               <a:schemeClr val="phClr">
-                <a:lumMod val="105000"/>
-                <a:satMod val="109000"/>
-                <a:tint val="81000"/>
+                <a:tint val="15000"/>
+                <a:satMod val="350000"/>
               </a:schemeClr>
             </a:gs>
           </a:gsLst>
-          <a:lin ang="5400000" scaled="0"/>
+          <a:lin ang="16200000" scaled="1"/>
         </a:gradFill>
         <a:gradFill rotWithShape="1">
           <a:gsLst>
             <a:gs pos="0">
               <a:schemeClr val="phClr">
-                <a:satMod val="103000"/>
-                <a:lumMod val="102000"/>
-                <a:tint val="94000"/>
-              </a:schemeClr>
-            </a:gs>
-            <a:gs pos="50000">
-              <a:schemeClr val="phClr">
-                <a:satMod val="110000"/>
-                <a:lumMod val="100000"/>
+                <a:tint val="100000"/>
                 <a:shade val="100000"/>
+                <a:satMod val="130000"/>
               </a:schemeClr>
             </a:gs>
             <a:gs pos="100000">
               <a:schemeClr val="phClr">
-                <a:lumMod val="99000"/>
-                <a:satMod val="120000"/>
-                <a:shade val="78000"/>
+                <a:tint val="50000"/>
+                <a:shade val="100000"/>
+                <a:satMod val="350000"/>
               </a:schemeClr>
             </a:gs>
           </a:gsLst>
-          <a:lin ang="5400000" scaled="0"/>
+          <a:lin ang="16200000" scaled="0"/>
         </a:gradFill>
       </a:fillStyleLst>
       <a:lnStyleLst>
-        <a:ln w="6350" cap="flat" cmpd="sng" algn="ctr">
+        <a:ln w="9525" cap="flat" cmpd="sng" algn="ctr">
+          <a:solidFill>
+            <a:schemeClr val="phClr">
+              <a:shade val="95000"/>
+              <a:satMod val="105000"/>
+            </a:schemeClr>
+          </a:solidFill>
+          <a:prstDash val="solid"/>
+        </a:ln>
+        <a:ln w="25400" cap="flat" cmpd="sng" algn="ctr">
           <a:solidFill>
             <a:schemeClr val="phClr"/>
           </a:solidFill>
           <a:prstDash val="solid"/>
-          <a:miter lim="800000"/>
         </a:ln>
-        <a:ln w="12700" cap="flat" cmpd="sng" algn="ctr">
+        <a:ln w="38100" cap="flat" cmpd="sng" algn="ctr">
           <a:solidFill>
             <a:schemeClr val="phClr"/>
           </a:solidFill>
           <a:prstDash val="solid"/>
-          <a:miter lim="800000"/>
-        </a:ln>
-        <a:ln w="19050" cap="flat" cmpd="sng" algn="ctr">
-          <a:solidFill>
-            <a:schemeClr val="phClr"/>
-          </a:solidFill>
-          <a:prstDash val="solid"/>
-          <a:miter lim="800000"/>
         </a:ln>
       </a:lnStyleLst>
       <a:effectStyleLst>
         <a:effectStyle>
-          <a:effectLst/>
-        </a:effectStyle>
-        <a:effectStyle>
-          <a:effectLst/>
+          <a:effectLst>
+            <a:outerShdw blurRad="40000" dist="20000" dir="5400000" rotWithShape="0">
+              <a:srgbClr val="000000">
+                <a:alpha val="38000"/>
+              </a:srgbClr>
+            </a:outerShdw>
+          </a:effectLst>
         </a:effectStyle>
         <a:effectStyle>
           <a:effectLst>
-            <a:outerShdw blurRad="57150" dist="19050" dir="5400000" algn="ctr" rotWithShape="0">
+            <a:outerShdw blurRad="40000" dist="23000" dir="5400000" rotWithShape="0">
               <a:srgbClr val="000000">
-                <a:alpha val="63000"/>
+                <a:alpha val="35000"/>
               </a:srgbClr>
             </a:outerShdw>
           </a:effectLst>
+        </a:effectStyle>
+        <a:effectStyle>
+          <a:effectLst>
+            <a:outerShdw blurRad="40000" dist="23000" dir="5400000" rotWithShape="0">
+              <a:srgbClr val="000000">
+                <a:alpha val="35000"/>
+              </a:srgbClr>
+            </a:outerShdw>
+          </a:effectLst>
+          <a:scene3d>
+            <a:camera prst="orthographicFront">
+              <a:rot lat="0" lon="0" rev="0"/>
+            </a:camera>
+            <a:lightRig rig="threePt" dir="t">
+              <a:rot lat="0" lon="0" rev="1200000"/>
+            </a:lightRig>
+          </a:scene3d>
+          <a:sp3d>
+            <a:bevelT w="63500" h="25400"/>
+          </a:sp3d>
         </a:effectStyle>
       </a:effectStyleLst>
       <a:bgFillStyleLst>
         <a:solidFill>
           <a:schemeClr val="phClr"/>
         </a:solidFill>
-        <a:solidFill>
-          <a:schemeClr val="phClr">
-            <a:tint val="95000"/>
-            <a:satMod val="170000"/>
-          </a:schemeClr>
-        </a:solidFill>
         <a:gradFill rotWithShape="1">
           <a:gsLst>
             <a:gs pos="0">
               <a:schemeClr val="phClr">
-                <a:tint val="93000"/>
-                <a:satMod val="150000"/>
-                <a:shade val="98000"/>
-                <a:lumMod val="102000"/>
+                <a:tint val="40000"/>
+                <a:satMod val="350000"/>
               </a:schemeClr>
             </a:gs>
-            <a:gs pos="50000">
+            <a:gs pos="40000">
               <a:schemeClr val="phClr">
-                <a:tint val="98000"/>
-                <a:satMod val="130000"/>
-                <a:shade val="90000"/>
-                <a:lumMod val="103000"/>
+                <a:tint val="45000"/>
+                <a:shade val="99000"/>
+                <a:satMod val="350000"/>
               </a:schemeClr>
             </a:gs>
             <a:gs pos="100000">
               <a:schemeClr val="phClr">
-                <a:shade val="63000"/>
-                <a:satMod val="120000"/>
+                <a:shade val="20000"/>
+                <a:satMod val="255000"/>
               </a:schemeClr>
             </a:gs>
           </a:gsLst>
-          <a:lin ang="5400000" scaled="0"/>
+          <a:path path="circle">
+            <a:fillToRect l="50000" t="-80000" r="50000" b="180000"/>
+          </a:path>
+        </a:gradFill>
+        <a:gradFill rotWithShape="1">
+          <a:gsLst>
+            <a:gs pos="0">
+              <a:schemeClr val="phClr">
+                <a:tint val="80000"/>
+                <a:satMod val="300000"/>
+              </a:schemeClr>
+            </a:gs>
+            <a:gs pos="100000">
+              <a:schemeClr val="phClr">
+                <a:shade val="30000"/>
+                <a:satMod val="200000"/>
+              </a:schemeClr>
+            </a:gs>
+          </a:gsLst>
+          <a:path path="circle">
+            <a:fillToRect l="50000" t="50000" r="50000" b="50000"/>
+          </a:path>
         </a:gradFill>
       </a:bgFillStyleLst>
     </a:fmtScheme>
   </a:themeElements>
-  <a:objectDefaults/>
+  <a:objectDefaults>
+    <a:spDef>
+      <a:spPr/>
+      <a:bodyPr/>
+      <a:lstStyle/>
+      <a:style>
+        <a:lnRef idx="1">
+          <a:schemeClr val="accent1"/>
+        </a:lnRef>
+        <a:fillRef idx="3">
+          <a:schemeClr val="accent1"/>
+        </a:fillRef>
+        <a:effectRef idx="2">
+          <a:schemeClr val="accent1"/>
+        </a:effectRef>
+        <a:fontRef idx="minor">
+          <a:schemeClr val="lt1"/>
+        </a:fontRef>
+      </a:style>
+    </a:spDef>
+    <a:lnDef>
+      <a:spPr/>
+      <a:bodyPr/>
+      <a:lstStyle/>
+      <a:style>
+        <a:lnRef idx="2">
+          <a:schemeClr val="accent1"/>
+        </a:lnRef>
+        <a:fillRef idx="0">
+          <a:schemeClr val="accent1"/>
+        </a:fillRef>
+        <a:effectRef idx="1">
+          <a:schemeClr val="accent1"/>
+        </a:effectRef>
+        <a:fontRef idx="minor">
+          <a:schemeClr val="tx1"/>
+        </a:fontRef>
+      </a:style>
+    </a:lnDef>
+  </a:objectDefaults>
   <a:extraClrSchemeLst/>
-  <a:extLst>
-    <a:ext uri="{05A4C25C-085E-4340-85A3-A5531E510DB2}">
-      <thm15:themeFamily xmlns:thm15="http://schemas.microsoft.com/office/thememl/2012/main" name="Office Theme" id="{2E142A2C-CD16-42D6-873A-C26D2A0506FA}" vid="{1BDDFF52-6CD6-40A5-AB3C-68EB2F1E4D0A}"/>
-    </a:ext>
-  </a:extLst>
 </a:theme>
 </file>
--- a/docx/12-redes-inalambricas/12-redes-inalambricas.docx
+++ b/docx/12-redes-inalambricas/12-redes-inalambricas.docx
@@ -28,7 +28,7 @@
         </w:p>
       </w:sdtContent>
     </w:sdt>
-    <w:bookmarkStart w:id="36" w:name="redes-inalámbricas"/>
+    <w:bookmarkStart w:id="25" w:name="redes-inalámbricas"/>
     <w:p>
       <w:pPr>
         <w:pStyle w:val="Heading1"/>
@@ -114,7 +114,7 @@
       <w:r>
         <w:t xml:space="preserve"> </w:t>
       </w:r>
-      <w:hyperlink r:id="rId20">
+      <w:hyperlink r:id="rId9">
         <w:r>
           <w:rPr>
             <w:rStyle w:val="Hyperlink"/>
@@ -132,13 +132,7 @@
         <w:t xml:space="preserve"> </w:t>
       </w:r>
       <w:r>
-        <w:t xml:space="preserve">“</w:t>
-      </w:r>
-      <w:r>
-        <w:t xml:space="preserve">el aire: flexible pero impredecible</w:t>
-      </w:r>
-      <w:r>
-        <w:t xml:space="preserve">”</w:t>
+        <w:t xml:space="preserve">“el aire: flexible pero impredecible”</w:t>
       </w:r>
       <w:r>
         <w:t xml:space="preserve">. Ahora lo domas: los estándares 802.11 y sus bandas, cómo se diseña una cobertura sin agujeros ni interferencias, cómo se configura un AP de verdad (SSID, VLANs, seguridad WPA2/WPA3) y cómo se integra todo en tu red cableada sin abrir agujeros de seguridad.</w:t>
@@ -172,7 +166,7 @@
         </w:pict>
       </w:r>
     </w:p>
-    <w:bookmarkStart w:id="21" w:name="objetivo-de-la-unidad"/>
+    <w:bookmarkStart w:id="10" w:name="objetivo-de-la-unidad"/>
     <w:p>
       <w:pPr>
         <w:pStyle w:val="Heading2"/>
@@ -295,8 +289,8 @@
         </w:pict>
       </w:r>
     </w:p>
-    <w:bookmarkEnd w:id="21"/>
-    <w:bookmarkStart w:id="31" w:name="mapa-de-la-unidad"/>
+    <w:bookmarkEnd w:id="10"/>
+    <w:bookmarkStart w:id="20" w:name="mapa-de-la-unidad"/>
     <w:p>
       <w:pPr>
         <w:pStyle w:val="Heading2"/>
@@ -309,7 +303,6 @@
       <w:tblPr>
         <w:tblStyle w:val="Table"/>
         <w:tblW w:type="pct" w:w="5000"/>
-        <w:jc w:val="left"/>
         <w:tblLayout w:type="fixed"/>
         <w:tblLook w:firstRow="1" w:lastRow="0" w:firstColumn="0" w:lastColumn="0" w:noHBand="0" w:noVBand="0" w:val="0020"/>
       </w:tblPr>
@@ -327,7 +320,6 @@
           <w:p>
             <w:pPr>
               <w:pStyle w:val="Compact"/>
-              <w:jc w:val="left"/>
             </w:pPr>
             <w:r>
               <w:t xml:space="preserve">Punto</w:t>
@@ -339,7 +331,6 @@
           <w:p>
             <w:pPr>
               <w:pStyle w:val="Compact"/>
-              <w:jc w:val="left"/>
             </w:pPr>
             <w:r>
               <w:t xml:space="preserve">Qué aprenderás</w:t>
@@ -351,7 +342,6 @@
           <w:p>
             <w:pPr>
               <w:pStyle w:val="Compact"/>
-              <w:jc w:val="left"/>
             </w:pPr>
             <w:r>
               <w:t xml:space="preserve">Nivel</w:t>
@@ -365,9 +355,8 @@
           <w:p>
             <w:pPr>
               <w:pStyle w:val="Compact"/>
-              <w:jc w:val="left"/>
-            </w:pPr>
-            <w:hyperlink r:id="rId22">
+            </w:pPr>
+            <w:hyperlink r:id="rId11">
               <w:r>
                 <w:rPr>
                   <w:rStyle w:val="Hyperlink"/>
@@ -382,7 +371,6 @@
           <w:p>
             <w:pPr>
               <w:pStyle w:val="Compact"/>
-              <w:jc w:val="left"/>
             </w:pPr>
             <w:r>
               <w:t xml:space="preserve">Radiofrecuencia, bandas, canales y los males del aire</w:t>
@@ -394,7 +382,6 @@
           <w:p>
             <w:pPr>
               <w:pStyle w:val="Compact"/>
-              <w:jc w:val="left"/>
             </w:pPr>
             <w:r>
               <w:t xml:space="preserve">Todos</w:t>
@@ -408,9 +395,8 @@
           <w:p>
             <w:pPr>
               <w:pStyle w:val="Compact"/>
-              <w:jc w:val="left"/>
-            </w:pPr>
-            <w:hyperlink r:id="rId23">
+            </w:pPr>
+            <w:hyperlink r:id="rId12">
               <w:r>
                 <w:rPr>
                   <w:rStyle w:val="Hyperlink"/>
@@ -425,7 +411,6 @@
           <w:p>
             <w:pPr>
               <w:pStyle w:val="Compact"/>
-              <w:jc w:val="left"/>
             </w:pPr>
             <w:r>
               <w:t xml:space="preserve">Tipos de antena, ganancia, dBi y enlaces punto a punto</w:t>
@@ -437,7 +422,6 @@
           <w:p>
             <w:pPr>
               <w:pStyle w:val="Compact"/>
-              <w:jc w:val="left"/>
             </w:pPr>
             <w:r>
               <w:t xml:space="preserve">Todos</w:t>
@@ -451,9 +435,8 @@
           <w:p>
             <w:pPr>
               <w:pStyle w:val="Compact"/>
-              <w:jc w:val="left"/>
-            </w:pPr>
-            <w:hyperlink r:id="rId24">
+            </w:pPr>
+            <w:hyperlink r:id="rId13">
               <w:r>
                 <w:rPr>
                   <w:rStyle w:val="Hyperlink"/>
@@ -468,7 +451,6 @@
           <w:p>
             <w:pPr>
               <w:pStyle w:val="Compact"/>
-              <w:jc w:val="left"/>
             </w:pPr>
             <w:r>
               <w:t xml:space="preserve">De 802.11b a WiFi 7: velocidades, bandas y características</w:t>
@@ -480,7 +462,6 @@
           <w:p>
             <w:pPr>
               <w:pStyle w:val="Compact"/>
-              <w:jc w:val="left"/>
             </w:pPr>
             <w:r>
               <w:t xml:space="preserve">Todos</w:t>
@@ -494,9 +475,8 @@
           <w:p>
             <w:pPr>
               <w:pStyle w:val="Compact"/>
-              <w:jc w:val="left"/>
-            </w:pPr>
-            <w:hyperlink r:id="rId25">
+            </w:pPr>
+            <w:hyperlink r:id="rId14">
               <w:r>
                 <w:rPr>
                   <w:rStyle w:val="Hyperlink"/>
@@ -511,7 +491,6 @@
           <w:p>
             <w:pPr>
               <w:pStyle w:val="Compact"/>
-              <w:jc w:val="left"/>
             </w:pPr>
             <w:r>
               <w:t xml:space="preserve">BSS, ESS, ad-hoc, repetidor, bridge, mesh</w:t>
@@ -523,7 +502,6 @@
           <w:p>
             <w:pPr>
               <w:pStyle w:val="Compact"/>
-              <w:jc w:val="left"/>
             </w:pPr>
             <w:r>
               <w:t xml:space="preserve">Todos</w:t>
@@ -537,9 +515,8 @@
           <w:p>
             <w:pPr>
               <w:pStyle w:val="Compact"/>
-              <w:jc w:val="left"/>
-            </w:pPr>
-            <w:hyperlink r:id="rId26">
+            </w:pPr>
+            <w:hyperlink r:id="rId15">
               <w:r>
                 <w:rPr>
                   <w:rStyle w:val="Hyperlink"/>
@@ -554,7 +531,6 @@
           <w:p>
             <w:pPr>
               <w:pStyle w:val="Compact"/>
-              <w:jc w:val="left"/>
             </w:pPr>
             <w:r>
               <w:t xml:space="preserve">Plan de canales, solapamiento, site survey</w:t>
@@ -566,7 +542,6 @@
           <w:p>
             <w:pPr>
               <w:pStyle w:val="Compact"/>
-              <w:jc w:val="left"/>
             </w:pPr>
             <w:r>
               <w:t xml:space="preserve">Clave</w:t>
@@ -580,9 +555,8 @@
           <w:p>
             <w:pPr>
               <w:pStyle w:val="Compact"/>
-              <w:jc w:val="left"/>
-            </w:pPr>
-            <w:hyperlink r:id="rId27">
+            </w:pPr>
+            <w:hyperlink r:id="rId16">
               <w:r>
                 <w:rPr>
                   <w:rStyle w:val="Hyperlink"/>
@@ -597,7 +571,6 @@
           <w:p>
             <w:pPr>
               <w:pStyle w:val="Compact"/>
-              <w:jc w:val="left"/>
             </w:pPr>
             <w:r>
               <w:t xml:space="preserve">WEP→WPA3, PSK vs Enterprise, invitados aislados</w:t>
@@ -609,7 +582,6 @@
           <w:p>
             <w:pPr>
               <w:pStyle w:val="Compact"/>
-              <w:jc w:val="left"/>
             </w:pPr>
             <w:r>
               <w:t xml:space="preserve">Clave</w:t>
@@ -623,9 +595,8 @@
           <w:p>
             <w:pPr>
               <w:pStyle w:val="Compact"/>
-              <w:jc w:val="left"/>
-            </w:pPr>
-            <w:hyperlink r:id="rId28">
+            </w:pPr>
+            <w:hyperlink r:id="rId17">
               <w:r>
                 <w:rPr>
                   <w:rStyle w:val="Hyperlink"/>
@@ -640,7 +611,6 @@
           <w:p>
             <w:pPr>
               <w:pStyle w:val="Compact"/>
-              <w:jc w:val="left"/>
             </w:pPr>
             <w:r>
               <w:t xml:space="preserve">Autónomo vs lightweight, WLC, CAPWAP</w:t>
@@ -652,7 +622,6 @@
           <w:p>
             <w:pPr>
               <w:pStyle w:val="Compact"/>
-              <w:jc w:val="left"/>
             </w:pPr>
             <w:r>
               <w:t xml:space="preserve">Avanzado</w:t>
@@ -666,9 +635,8 @@
           <w:p>
             <w:pPr>
               <w:pStyle w:val="Compact"/>
-              <w:jc w:val="left"/>
-            </w:pPr>
-            <w:hyperlink r:id="rId29">
+            </w:pPr>
+            <w:hyperlink r:id="rId18">
               <w:r>
                 <w:rPr>
                   <w:rStyle w:val="Hyperlink"/>
@@ -683,7 +651,6 @@
           <w:p>
             <w:pPr>
               <w:pStyle w:val="Compact"/>
-              <w:jc w:val="left"/>
             </w:pPr>
             <w:r>
               <w:t xml:space="preserve">WLAN en router Cisco home-office y AP en Packet Tracer</w:t>
@@ -695,7 +662,6 @@
           <w:p>
             <w:pPr>
               <w:pStyle w:val="Compact"/>
-              <w:jc w:val="left"/>
             </w:pPr>
             <w:r>
               <w:t xml:space="preserve">Todos</w:t>
@@ -709,9 +675,8 @@
           <w:p>
             <w:pPr>
               <w:pStyle w:val="Compact"/>
-              <w:jc w:val="left"/>
-            </w:pPr>
-            <w:hyperlink r:id="rId30">
+            </w:pPr>
+            <w:hyperlink r:id="rId19">
               <w:r>
                 <w:rPr>
                   <w:rStyle w:val="Hyperlink"/>
@@ -726,7 +691,6 @@
           <w:p>
             <w:pPr>
               <w:pStyle w:val="Compact"/>
-              <w:jc w:val="left"/>
             </w:pPr>
             <w:r>
               <w:t xml:space="preserve">Sé el Paquete, Fireside, Laboratorio, Crucigrama…</w:t>
@@ -738,7 +702,6 @@
           <w:p>
             <w:pPr>
               <w:pStyle w:val="Compact"/>
-              <w:jc w:val="left"/>
             </w:pPr>
             <w:r>
               <w:t xml:space="preserve">Todos</w:t>
@@ -778,8 +741,8 @@
         </w:pict>
       </w:r>
     </w:p>
-    <w:bookmarkEnd w:id="31"/>
-    <w:bookmarkStart w:id="32" w:name="boletines-de-la-unidad"/>
+    <w:bookmarkEnd w:id="20"/>
+    <w:bookmarkStart w:id="21" w:name="boletines-de-la-unidad"/>
     <w:p>
       <w:pPr>
         <w:pStyle w:val="Heading2"/>
@@ -829,8 +792,8 @@
         </w:pict>
       </w:r>
     </w:p>
-    <w:bookmarkEnd w:id="32"/>
-    <w:bookmarkStart w:id="33" w:name="criterios-de-evaluación-cubiertos-ra1ra2"/>
+    <w:bookmarkEnd w:id="21"/>
+    <w:bookmarkStart w:id="22" w:name="criterios-de-evaluación-cubiertos-ra1ra2"/>
     <w:p>
       <w:pPr>
         <w:pStyle w:val="Heading2"/>
@@ -843,7 +806,6 @@
       <w:tblPr>
         <w:tblStyle w:val="Table"/>
         <w:tblW w:type="pct" w:w="5000"/>
-        <w:jc w:val="left"/>
         <w:tblLayout w:type="fixed"/>
         <w:tblLook w:firstRow="1" w:lastRow="0" w:firstColumn="0" w:lastColumn="0" w:noHBand="0" w:noVBand="0" w:val="0020"/>
       </w:tblPr>
@@ -861,7 +823,6 @@
           <w:p>
             <w:pPr>
               <w:pStyle w:val="Compact"/>
-              <w:jc w:val="left"/>
             </w:pPr>
             <w:r>
               <w:t xml:space="preserve">CE</w:t>
@@ -873,7 +834,6 @@
           <w:p>
             <w:pPr>
               <w:pStyle w:val="Compact"/>
-              <w:jc w:val="left"/>
             </w:pPr>
             <w:r>
               <w:t xml:space="preserve">Criterio</w:t>
@@ -885,7 +845,6 @@
           <w:p>
             <w:pPr>
               <w:pStyle w:val="Compact"/>
-              <w:jc w:val="left"/>
             </w:pPr>
             <w:r>
               <w:t xml:space="preserve">Dónde se cubre</w:t>
@@ -899,7 +858,6 @@
           <w:p>
             <w:pPr>
               <w:pStyle w:val="Compact"/>
-              <w:jc w:val="left"/>
             </w:pPr>
             <w:r>
               <w:t xml:space="preserve">RA2·a)</w:t>
@@ -911,7 +869,6 @@
           <w:p>
             <w:pPr>
               <w:pStyle w:val="Compact"/>
-              <w:jc w:val="left"/>
             </w:pPr>
             <w:r>
               <w:t xml:space="preserve">Se han identificado los estándares para redes cableadas e inalámbricas</w:t>
@@ -923,7 +880,6 @@
           <w:p>
             <w:pPr>
               <w:pStyle w:val="Compact"/>
-              <w:jc w:val="left"/>
             </w:pPr>
             <w:r>
               <w:t xml:space="preserve">✅ Puntos 1, 3 y 5</w:t>
@@ -937,7 +893,6 @@
           <w:p>
             <w:pPr>
               <w:pStyle w:val="Compact"/>
-              <w:jc w:val="left"/>
             </w:pPr>
             <w:r>
               <w:t xml:space="preserve">RA2·e)</w:t>
@@ -949,7 +904,6 @@
           <w:p>
             <w:pPr>
               <w:pStyle w:val="Compact"/>
-              <w:jc w:val="left"/>
             </w:pPr>
             <w:r>
               <w:t xml:space="preserve">Se han configurado adaptadores de red cableados e inalámbricos bajo distintos sistemas operativos</w:t>
@@ -961,7 +915,6 @@
           <w:p>
             <w:pPr>
               <w:pStyle w:val="Compact"/>
-              <w:jc w:val="left"/>
             </w:pPr>
             <w:r>
               <w:t xml:space="preserve">✅ Punto 8 (adaptadores) + ⚡ Laboratorio (punto 9)</w:t>
@@ -975,7 +928,6 @@
           <w:p>
             <w:pPr>
               <w:pStyle w:val="Compact"/>
-              <w:jc w:val="left"/>
             </w:pPr>
             <w:r>
               <w:t xml:space="preserve">RA2·f)</w:t>
@@ -987,7 +939,6 @@
           <w:p>
             <w:pPr>
               <w:pStyle w:val="Compact"/>
-              <w:jc w:val="left"/>
             </w:pPr>
             <w:r>
               <w:t xml:space="preserve">Se han integrado dispositivos en redes cableadas e inalámbricas</w:t>
@@ -999,7 +950,6 @@
           <w:p>
             <w:pPr>
               <w:pStyle w:val="Compact"/>
-              <w:jc w:val="left"/>
             </w:pPr>
             <w:r>
               <w:t xml:space="preserve">✅ Puntos 4, 7 y 8 + ⚡ Laboratorio (punto 9)</w:t>
@@ -1013,7 +963,6 @@
           <w:p>
             <w:pPr>
               <w:pStyle w:val="Compact"/>
-              <w:jc w:val="left"/>
             </w:pPr>
             <w:r>
               <w:t xml:space="preserve">RA2·g)</w:t>
@@ -1025,7 +974,6 @@
           <w:p>
             <w:pPr>
               <w:pStyle w:val="Compact"/>
-              <w:jc w:val="left"/>
             </w:pPr>
             <w:r>
               <w:t xml:space="preserve">Se ha comprobado la conectividad entre diversos dispositivos y adaptadores inalámbricos sobre distintas configuraciones</w:t>
@@ -1037,7 +985,6 @@
           <w:p>
             <w:pPr>
               <w:pStyle w:val="Compact"/>
-              <w:jc w:val="left"/>
             </w:pPr>
             <w:r>
               <w:t xml:space="preserve">✅ Punto 8 (verificación) + ⚡ Laboratorio (punto 9)</w:t>
@@ -1051,7 +998,6 @@
           <w:p>
             <w:pPr>
               <w:pStyle w:val="Compact"/>
-              <w:jc w:val="left"/>
             </w:pPr>
             <w:r>
               <w:t xml:space="preserve">RA1·b)</w:t>
@@ -1063,7 +1009,6 @@
           <w:p>
             <w:pPr>
               <w:pStyle w:val="Compact"/>
-              <w:jc w:val="left"/>
             </w:pPr>
             <w:r>
               <w:t xml:space="preserve">Se han diferenciado los distintos medios de transmisión utilizados en las redes</w:t>
@@ -1075,7 +1020,6 @@
           <w:p>
             <w:pPr>
               <w:pStyle w:val="Compact"/>
-              <w:jc w:val="left"/>
             </w:pPr>
             <w:r>
               <w:t xml:space="preserve">✅ Puntos 1 y 2</w:t>
@@ -1115,8 +1059,8 @@
         </w:pict>
       </w:r>
     </w:p>
-    <w:bookmarkEnd w:id="33"/>
-    <w:bookmarkStart w:id="35" w:name="por-dónde-empiezo"/>
+    <w:bookmarkEnd w:id="22"/>
+    <w:bookmarkStart w:id="24" w:name="por-dónde-empiezo"/>
     <w:p>
       <w:pPr>
         <w:pStyle w:val="Heading2"/>
@@ -1139,7 +1083,7 @@
       <w:r>
         <w:t xml:space="preserve"> </w:t>
       </w:r>
-      <w:hyperlink r:id="rId20">
+      <w:hyperlink r:id="rId9">
         <w:r>
           <w:rPr>
             <w:rStyle w:val="Hyperlink"/>
@@ -1154,13 +1098,7 @@
         <w:t xml:space="preserve"> </w:t>
       </w:r>
       <w:r>
-        <w:t xml:space="preserve">“</w:t>
-      </w:r>
-      <w:r>
-        <w:t xml:space="preserve">WiFi</w:t>
-      </w:r>
-      <w:r>
-        <w:t xml:space="preserve">”</w:t>
+        <w:t xml:space="preserve">“WiFi”</w:t>
       </w:r>
       <w:r>
         <w:t xml:space="preserve"> </w:t>
@@ -1183,7 +1121,7 @@
       <w:r>
         <w:t xml:space="preserve"> </w:t>
       </w:r>
-      <w:hyperlink r:id="rId26">
+      <w:hyperlink r:id="rId15">
         <w:r>
           <w:rPr>
             <w:rStyle w:val="Hyperlink"/>
@@ -1209,7 +1147,7 @@
       <w:r>
         <w:t xml:space="preserve"> </w:t>
       </w:r>
-      <w:hyperlink r:id="rId22">
+      <w:hyperlink r:id="rId11">
         <w:r>
           <w:rPr>
             <w:rStyle w:val="Hyperlink"/>
@@ -1234,7 +1172,7 @@
         </w:rPr>
         <w:t xml:space="preserve"> </w:t>
       </w:r>
-      <w:hyperlink r:id="rId34">
+      <w:hyperlink r:id="rId23">
         <w:r>
           <w:rPr>
             <w:rStyle w:val="Hyperlink"/>
@@ -1252,9 +1190,9 @@
         <w:t xml:space="preserve">.</w:t>
       </w:r>
     </w:p>
-    <w:bookmarkEnd w:id="35"/>
-    <w:bookmarkEnd w:id="36"/>
-    <w:bookmarkStart w:id="46" w:name="el-medio-inalámbrico"/>
+    <w:bookmarkEnd w:id="24"/>
+    <w:bookmarkEnd w:id="25"/>
+    <w:bookmarkStart w:id="35" w:name="el-medio-inalámbrico"/>
     <w:p>
       <w:pPr>
         <w:pStyle w:val="Heading1"/>
@@ -1318,7 +1256,7 @@
         </w:pict>
       </w:r>
     </w:p>
-    <w:bookmarkStart w:id="37" w:name="la-idea-en-una-frase"/>
+    <w:bookmarkStart w:id="26" w:name="la-idea-en-una-frase"/>
     <w:p>
       <w:pPr>
         <w:pStyle w:val="Heading2"/>
@@ -1371,8 +1309,8 @@
         </w:pict>
       </w:r>
     </w:p>
-    <w:bookmarkEnd w:id="37"/>
-    <w:bookmarkStart w:id="38" w:name="radiofrecuencia-para-administradores"/>
+    <w:bookmarkEnd w:id="26"/>
+    <w:bookmarkStart w:id="27" w:name="radiofrecuencia-para-administradores"/>
     <w:p>
       <w:pPr>
         <w:pStyle w:val="Heading2"/>
@@ -1459,7 +1397,6 @@
       <w:tblPr>
         <w:tblStyle w:val="Table"/>
         <w:tblW w:type="auto" w:w="0"/>
-        <w:jc w:val="left"/>
         <w:tblLook w:firstRow="1" w:lastRow="0" w:firstColumn="0" w:lastColumn="0" w:noHBand="0" w:noVBand="0" w:val="0020"/>
       </w:tblPr>
       <w:tblGrid>
@@ -1477,7 +1414,6 @@
           <w:p>
             <w:pPr>
               <w:pStyle w:val="Compact"/>
-              <w:jc w:val="left"/>
             </w:pPr>
             <w:r>
               <w:t xml:space="preserve">Propiedad</w:t>
@@ -1489,7 +1425,6 @@
           <w:p>
             <w:pPr>
               <w:pStyle w:val="Compact"/>
-              <w:jc w:val="left"/>
             </w:pPr>
             <w:r>
               <w:t xml:space="preserve">2,4 GHz</w:t>
@@ -1501,7 +1436,6 @@
           <w:p>
             <w:pPr>
               <w:pStyle w:val="Compact"/>
-              <w:jc w:val="left"/>
             </w:pPr>
             <w:r>
               <w:t xml:space="preserve">5 GHz</w:t>
@@ -1513,7 +1447,6 @@
           <w:p>
             <w:pPr>
               <w:pStyle w:val="Compact"/>
-              <w:jc w:val="left"/>
             </w:pPr>
             <w:r>
               <w:t xml:space="preserve">6 GHz (WiFi 6E/7)</w:t>
@@ -1527,7 +1460,6 @@
           <w:p>
             <w:pPr>
               <w:pStyle w:val="Compact"/>
-              <w:jc w:val="left"/>
             </w:pPr>
             <w:r>
               <w:t xml:space="preserve">Alcance</w:t>
@@ -1539,7 +1471,6 @@
           <w:p>
             <w:pPr>
               <w:pStyle w:val="Compact"/>
-              <w:jc w:val="left"/>
             </w:pPr>
             <w:r>
               <w:t xml:space="preserve">Mayor</w:t>
@@ -1551,7 +1482,6 @@
           <w:p>
             <w:pPr>
               <w:pStyle w:val="Compact"/>
-              <w:jc w:val="left"/>
             </w:pPr>
             <w:r>
               <w:t xml:space="preserve">Medio</w:t>
@@ -1563,7 +1493,6 @@
           <w:p>
             <w:pPr>
               <w:pStyle w:val="Compact"/>
-              <w:jc w:val="left"/>
             </w:pPr>
             <w:r>
               <w:t xml:space="preserve">Menor</w:t>
@@ -1577,7 +1506,6 @@
           <w:p>
             <w:pPr>
               <w:pStyle w:val="Compact"/>
-              <w:jc w:val="left"/>
             </w:pPr>
             <w:r>
               <w:t xml:space="preserve">Penetración de paredes</w:t>
@@ -1589,7 +1517,6 @@
           <w:p>
             <w:pPr>
               <w:pStyle w:val="Compact"/>
-              <w:jc w:val="left"/>
             </w:pPr>
             <w:r>
               <w:t xml:space="preserve">Buena</w:t>
@@ -1601,7 +1528,6 @@
           <w:p>
             <w:pPr>
               <w:pStyle w:val="Compact"/>
-              <w:jc w:val="left"/>
             </w:pPr>
             <w:r>
               <w:t xml:space="preserve">Regular</w:t>
@@ -1613,7 +1539,6 @@
           <w:p>
             <w:pPr>
               <w:pStyle w:val="Compact"/>
-              <w:jc w:val="left"/>
             </w:pPr>
             <w:r>
               <w:t xml:space="preserve">Pobre</w:t>
@@ -1627,7 +1552,6 @@
           <w:p>
             <w:pPr>
               <w:pStyle w:val="Compact"/>
-              <w:jc w:val="left"/>
             </w:pPr>
             <w:r>
               <w:t xml:space="preserve">Canales limpios</w:t>
@@ -1639,7 +1563,6 @@
           <w:p>
             <w:pPr>
               <w:pStyle w:val="Compact"/>
-              <w:jc w:val="left"/>
             </w:pPr>
             <w:r>
               <w:t xml:space="preserve">3</w:t>
@@ -1651,7 +1574,6 @@
           <w:p>
             <w:pPr>
               <w:pStyle w:val="Compact"/>
-              <w:jc w:val="left"/>
             </w:pPr>
             <w:r>
               <w:t xml:space="preserve">Muchos</w:t>
@@ -1663,7 +1585,6 @@
           <w:p>
             <w:pPr>
               <w:pStyle w:val="Compact"/>
-              <w:jc w:val="left"/>
             </w:pPr>
             <w:r>
               <w:t xml:space="preserve">Montones</w:t>
@@ -1677,7 +1598,6 @@
           <w:p>
             <w:pPr>
               <w:pStyle w:val="Compact"/>
-              <w:jc w:val="left"/>
             </w:pPr>
             <w:r>
               <w:t xml:space="preserve">Interferencias (microondas, BT…)</w:t>
@@ -1689,7 +1609,6 @@
           <w:p>
             <w:pPr>
               <w:pStyle w:val="Compact"/>
-              <w:jc w:val="left"/>
             </w:pPr>
             <w:r>
               <w:t xml:space="preserve">Muchas</w:t>
@@ -1701,7 +1620,6 @@
           <w:p>
             <w:pPr>
               <w:pStyle w:val="Compact"/>
-              <w:jc w:val="left"/>
             </w:pPr>
             <w:r>
               <w:t xml:space="preserve">Pocas</w:t>
@@ -1713,7 +1631,6 @@
           <w:p>
             <w:pPr>
               <w:pStyle w:val="Compact"/>
-              <w:jc w:val="left"/>
             </w:pPr>
             <w:r>
               <w:t xml:space="preserve">Casi nulas</w:t>
@@ -1727,7 +1644,6 @@
           <w:p>
             <w:pPr>
               <w:pStyle w:val="Compact"/>
-              <w:jc w:val="left"/>
             </w:pPr>
             <w:r>
               <w:t xml:space="preserve">Velocidad máxima</w:t>
@@ -1739,7 +1655,6 @@
           <w:p>
             <w:pPr>
               <w:pStyle w:val="Compact"/>
-              <w:jc w:val="left"/>
             </w:pPr>
             <w:r>
               <w:t xml:space="preserve">Baja</w:t>
@@ -1751,7 +1666,6 @@
           <w:p>
             <w:pPr>
               <w:pStyle w:val="Compact"/>
-              <w:jc w:val="left"/>
             </w:pPr>
             <w:r>
               <w:t xml:space="preserve">Alta</w:t>
@@ -1763,7 +1677,6 @@
           <w:p>
             <w:pPr>
               <w:pStyle w:val="Compact"/>
-              <w:jc w:val="left"/>
             </w:pPr>
             <w:r>
               <w:t xml:space="preserve">Muy alta</w:t>
@@ -1803,8 +1716,8 @@
         </w:pict>
       </w:r>
     </w:p>
-    <w:bookmarkEnd w:id="38"/>
-    <w:bookmarkStart w:id="39" w:name="los-canales-el-parking-del-espectro"/>
+    <w:bookmarkEnd w:id="27"/>
+    <w:bookmarkStart w:id="28" w:name="los-canales-el-parking-del-espectro"/>
     <w:p>
       <w:pPr>
         <w:pStyle w:val="Heading2"/>
@@ -1896,8 +1809,8 @@
         </w:pict>
       </w:r>
     </w:p>
-    <w:bookmarkEnd w:id="39"/>
-    <w:bookmarkStart w:id="40" w:name="los-enemigos-del-aire"/>
+    <w:bookmarkEnd w:id="28"/>
+    <w:bookmarkStart w:id="29" w:name="los-enemigos-del-aire"/>
     <w:p>
       <w:pPr>
         <w:pStyle w:val="Heading2"/>
@@ -1910,7 +1823,6 @@
       <w:tblPr>
         <w:tblStyle w:val="Table"/>
         <w:tblW w:type="pct" w:w="5000"/>
-        <w:jc w:val="left"/>
         <w:tblLayout w:type="fixed"/>
         <w:tblLook w:firstRow="1" w:lastRow="0" w:firstColumn="0" w:lastColumn="0" w:noHBand="0" w:noVBand="0" w:val="0020"/>
       </w:tblPr>
@@ -1928,7 +1840,6 @@
           <w:p>
             <w:pPr>
               <w:pStyle w:val="Compact"/>
-              <w:jc w:val="left"/>
             </w:pPr>
             <w:r>
               <w:t xml:space="preserve">Enemigo</w:t>
@@ -1940,7 +1851,6 @@
           <w:p>
             <w:pPr>
               <w:pStyle w:val="Compact"/>
-              <w:jc w:val="left"/>
             </w:pPr>
             <w:r>
               <w:t xml:space="preserve">Qué hace</w:t>
@@ -1952,7 +1862,6 @@
           <w:p>
             <w:pPr>
               <w:pStyle w:val="Compact"/>
-              <w:jc w:val="left"/>
             </w:pPr>
             <w:r>
               <w:t xml:space="preserve">Dónde vive</w:t>
@@ -1966,7 +1875,6 @@
           <w:p>
             <w:pPr>
               <w:pStyle w:val="Compact"/>
-              <w:jc w:val="left"/>
             </w:pPr>
             <w:r>
               <w:rPr>
@@ -1982,7 +1890,6 @@
           <w:p>
             <w:pPr>
               <w:pStyle w:val="Compact"/>
-              <w:jc w:val="left"/>
             </w:pPr>
             <w:r>
               <w:t xml:space="preserve">El SSID del vecino en tu mismo canal</w:t>
@@ -1994,7 +1901,6 @@
           <w:p>
             <w:pPr>
               <w:pStyle w:val="Compact"/>
-              <w:jc w:val="left"/>
             </w:pPr>
             <w:r>
               <w:t xml:space="preserve">Edificios de pisos, oficinas compartidas</w:t>
@@ -2008,7 +1914,6 @@
           <w:p>
             <w:pPr>
               <w:pStyle w:val="Compact"/>
-              <w:jc w:val="left"/>
             </w:pPr>
             <w:r>
               <w:rPr>
@@ -2024,7 +1929,6 @@
           <w:p>
             <w:pPr>
               <w:pStyle w:val="Compact"/>
-              <w:jc w:val="left"/>
             </w:pPr>
             <w:r>
               <w:t xml:space="preserve">Ruido de banda ancha en 2,4 GHz</w:t>
@@ -2036,7 +1940,6 @@
           <w:p>
             <w:pPr>
               <w:pStyle w:val="Compact"/>
-              <w:jc w:val="left"/>
             </w:pPr>
             <w:r>
               <w:t xml:space="preserve">Cocinas, cafeterías</w:t>
@@ -2050,7 +1953,6 @@
           <w:p>
             <w:pPr>
               <w:pStyle w:val="Compact"/>
-              <w:jc w:val="left"/>
             </w:pPr>
             <w:r>
               <w:rPr>
@@ -2066,7 +1968,6 @@
           <w:p>
             <w:pPr>
               <w:pStyle w:val="Compact"/>
-              <w:jc w:val="left"/>
             </w:pPr>
             <w:r>
               <w:t xml:space="preserve">Salta por 2,4 GHz pisando tu canal</w:t>
@@ -2078,7 +1979,6 @@
           <w:p>
             <w:pPr>
               <w:pStyle w:val="Compact"/>
-              <w:jc w:val="left"/>
             </w:pPr>
             <w:r>
               <w:t xml:space="preserve">Auriculares, teclados</w:t>
@@ -2092,7 +1992,6 @@
           <w:p>
             <w:pPr>
               <w:pStyle w:val="Compact"/>
-              <w:jc w:val="left"/>
             </w:pPr>
             <w:r>
               <w:rPr>
@@ -2108,7 +2007,6 @@
           <w:p>
             <w:pPr>
               <w:pStyle w:val="Compact"/>
-              <w:jc w:val="left"/>
             </w:pPr>
             <w:r>
               <w:t xml:space="preserve">Atenuan o reflejan la señal</w:t>
@@ -2120,7 +2018,6 @@
           <w:p>
             <w:pPr>
               <w:pStyle w:val="Compact"/>
-              <w:jc w:val="left"/>
             </w:pPr>
             <w:r>
               <w:t xml:space="preserve">Paredes de carga, ascensores, armarios</w:t>
@@ -2134,7 +2031,6 @@
           <w:p>
             <w:pPr>
               <w:pStyle w:val="Compact"/>
-              <w:jc w:val="left"/>
             </w:pPr>
             <w:r>
               <w:rPr>
@@ -2150,7 +2046,6 @@
           <w:p>
             <w:pPr>
               <w:pStyle w:val="Compact"/>
-              <w:jc w:val="left"/>
             </w:pPr>
             <w:r>
               <w:t xml:space="preserve">Absorbe 2,4 GHz con entusiasmo</w:t>
@@ -2162,7 +2057,6 @@
           <w:p>
             <w:pPr>
               <w:pStyle w:val="Compact"/>
-              <w:jc w:val="left"/>
             </w:pPr>
             <w:r>
               <w:t xml:space="preserve">Acuarios, paredes húmedas, personas</w:t>
@@ -2176,7 +2070,6 @@
           <w:p>
             <w:pPr>
               <w:pStyle w:val="Compact"/>
-              <w:jc w:val="left"/>
             </w:pPr>
             <w:r>
               <w:rPr>
@@ -2192,7 +2085,6 @@
           <w:p>
             <w:pPr>
               <w:pStyle w:val="Compact"/>
-              <w:jc w:val="left"/>
             </w:pPr>
             <w:r>
               <w:t xml:space="preserve">Videocámaras analógicas, teléfonos DECT, NFC</w:t>
@@ -2204,7 +2096,6 @@
           <w:p>
             <w:pPr>
               <w:pStyle w:val="Compact"/>
-              <w:jc w:val="left"/>
             </w:pPr>
             <w:r>
               <w:t xml:space="preserve">Instalaciones antiguas</w:t>
@@ -2238,8 +2129,8 @@
         </w:pict>
       </w:r>
     </w:p>
-    <w:bookmarkEnd w:id="40"/>
-    <w:bookmarkStart w:id="41" w:name="qué-se-mide-señal-ruido-y-snr"/>
+    <w:bookmarkEnd w:id="29"/>
+    <w:bookmarkStart w:id="30" w:name="qué-se-mide-señal-ruido-y-snr"/>
     <w:p>
       <w:pPr>
         <w:pStyle w:val="Heading2"/>
@@ -2317,13 +2208,7 @@
         <w:t xml:space="preserve"> </w:t>
       </w:r>
       <w:r>
-        <w:t xml:space="preserve">“</w:t>
-      </w:r>
-      <w:r>
-        <w:t xml:space="preserve">veas tres barras</w:t>
-      </w:r>
-      <w:r>
-        <w:t xml:space="preserve">”</w:t>
+        <w:t xml:space="preserve">“veas tres barras”</w:t>
       </w:r>
       <w:r>
         <w:t xml:space="preserve">.</w:t>
@@ -2350,13 +2235,7 @@
         <w:t xml:space="preserve"> </w:t>
       </w:r>
       <w:r>
-        <w:t xml:space="preserve">“</w:t>
-      </w:r>
-      <w:r>
-        <w:t xml:space="preserve">Tres barras en el móvil no son un diagnóstico. Tres barras con SNR de 10 dB es como un coche con depósito lleno y el motor fundido: hay señal, no hay red. Mide con una app de spectrometer o con el propio AP antes de afirmar tonterías.</w:t>
-      </w:r>
-      <w:r>
-        <w:t xml:space="preserve">”</w:t>
+        <w:t xml:space="preserve">“Tres barras en el móvil no son un diagnóstico. Tres barras con SNR de 10 dB es como un coche con depósito lleno y el motor fundido: hay señal, no hay red. Mide con una app de spectrometer o con el propio AP antes de afirmar tonterías.”</w:t>
       </w:r>
     </w:p>
     <w:p>
@@ -2366,8 +2245,8 @@
         </w:pict>
       </w:r>
     </w:p>
-    <w:bookmarkEnd w:id="41"/>
-    <w:bookmarkStart w:id="42" w:name="mini-chequeo"/>
+    <w:bookmarkEnd w:id="30"/>
+    <w:bookmarkStart w:id="31" w:name="mini-chequeo"/>
     <w:p>
       <w:pPr>
         <w:pStyle w:val="Heading2"/>
@@ -2505,8 +2384,8 @@
         </w:pict>
       </w:r>
     </w:p>
-    <w:bookmarkEnd w:id="42"/>
-    <w:bookmarkStart w:id="43" w:name="resumen-en-3-frases"/>
+    <w:bookmarkEnd w:id="31"/>
+    <w:bookmarkStart w:id="32" w:name="resumen-en-3-frases"/>
     <w:p>
       <w:pPr>
         <w:pStyle w:val="Heading2"/>
@@ -2596,8 +2475,8 @@
         <w:t xml:space="preserve">(SNR); las barras del móvil no son un dato.</w:t>
       </w:r>
     </w:p>
-    <w:bookmarkEnd w:id="43"/>
-    <w:bookmarkStart w:id="45" w:name="vocabulario-rápido"/>
+    <w:bookmarkEnd w:id="32"/>
+    <w:bookmarkStart w:id="34" w:name="vocabulario-rápido"/>
     <w:p>
       <w:pPr>
         <w:pStyle w:val="Heading2"/>
@@ -2610,7 +2489,6 @@
       <w:tblPr>
         <w:tblStyle w:val="Table"/>
         <w:tblW w:type="auto" w:w="0"/>
-        <w:jc w:val="left"/>
         <w:tblLook w:firstRow="1" w:lastRow="0" w:firstColumn="0" w:lastColumn="0" w:noHBand="0" w:noVBand="0" w:val="0020"/>
       </w:tblPr>
       <w:tblGrid>
@@ -2626,7 +2504,6 @@
           <w:p>
             <w:pPr>
               <w:pStyle w:val="Compact"/>
-              <w:jc w:val="left"/>
             </w:pPr>
             <w:r>
               <w:t xml:space="preserve">Término</w:t>
@@ -2638,7 +2515,6 @@
           <w:p>
             <w:pPr>
               <w:pStyle w:val="Compact"/>
-              <w:jc w:val="left"/>
             </w:pPr>
             <w:r>
               <w:t xml:space="preserve">Idea general</w:t>
@@ -2652,7 +2528,6 @@
           <w:p>
             <w:pPr>
               <w:pStyle w:val="Compact"/>
-              <w:jc w:val="left"/>
             </w:pPr>
             <w:r>
               <w:t xml:space="preserve">Canal</w:t>
@@ -2664,7 +2539,6 @@
           <w:p>
             <w:pPr>
               <w:pStyle w:val="Compact"/>
-              <w:jc w:val="left"/>
             </w:pPr>
             <w:r>
               <w:t xml:space="preserve">Trozo numerado del espectro donde emite un AP</w:t>
@@ -2678,7 +2552,6 @@
           <w:p>
             <w:pPr>
               <w:pStyle w:val="Compact"/>
-              <w:jc w:val="left"/>
             </w:pPr>
             <w:r>
               <w:t xml:space="preserve">Solapamiento</w:t>
@@ -2690,7 +2563,6 @@
           <w:p>
             <w:pPr>
               <w:pStyle w:val="Compact"/>
-              <w:jc w:val="left"/>
             </w:pPr>
             <w:r>
               <w:t xml:space="preserve">Canales vecinos que comparten espectro</w:t>
@@ -2704,7 +2576,6 @@
           <w:p>
             <w:pPr>
               <w:pStyle w:val="Compact"/>
-              <w:jc w:val="left"/>
             </w:pPr>
             <w:r>
               <w:t xml:space="preserve">RSSI/dBm</w:t>
@@ -2716,7 +2587,6 @@
           <w:p>
             <w:pPr>
               <w:pStyle w:val="Compact"/>
-              <w:jc w:val="left"/>
             </w:pPr>
             <w:r>
               <w:t xml:space="preserve">Nivel de señal recibida (−60 mejor que −75)</w:t>
@@ -2730,7 +2600,6 @@
           <w:p>
             <w:pPr>
               <w:pStyle w:val="Compact"/>
-              <w:jc w:val="left"/>
             </w:pPr>
             <w:r>
               <w:t xml:space="preserve">SNR</w:t>
@@ -2742,7 +2611,6 @@
           <w:p>
             <w:pPr>
               <w:pStyle w:val="Compact"/>
-              <w:jc w:val="left"/>
             </w:pPr>
             <w:r>
               <w:t xml:space="preserve">Señal menos ruido: la métrica que manda</w:t>
@@ -2756,7 +2624,6 @@
           <w:p>
             <w:pPr>
               <w:pStyle w:val="Compact"/>
-              <w:jc w:val="left"/>
             </w:pPr>
             <w:r>
               <w:t xml:space="preserve">Site survey</w:t>
@@ -2768,7 +2635,6 @@
           <w:p>
             <w:pPr>
               <w:pStyle w:val="Compact"/>
-              <w:jc w:val="left"/>
             </w:pPr>
             <w:r>
               <w:t xml:space="preserve">Medición de cobertura y ruido in situ</w:t>
@@ -2794,7 +2660,7 @@
       <w:r>
         <w:t xml:space="preserve"> </w:t>
       </w:r>
-      <w:hyperlink r:id="rId44">
+      <w:hyperlink r:id="rId33">
         <w:r>
           <w:rPr>
             <w:rStyle w:val="Hyperlink"/>
@@ -2821,7 +2687,7 @@
       <w:r>
         <w:t xml:space="preserve"> </w:t>
       </w:r>
-      <w:hyperlink r:id="rId44">
+      <w:hyperlink r:id="rId33">
         <w:r>
           <w:rPr>
             <w:rStyle w:val="Hyperlink"/>
@@ -2848,7 +2714,7 @@
       <w:r>
         <w:t xml:space="preserve"> </w:t>
       </w:r>
-      <w:hyperlink r:id="rId23">
+      <w:hyperlink r:id="rId12">
         <w:r>
           <w:rPr>
             <w:rStyle w:val="Hyperlink"/>
@@ -2857,9 +2723,9 @@
         </w:r>
       </w:hyperlink>
     </w:p>
-    <w:bookmarkEnd w:id="45"/>
-    <w:bookmarkEnd w:id="46"/>
-    <w:bookmarkStart w:id="54" w:name="medios-y-antenas"/>
+    <w:bookmarkEnd w:id="34"/>
+    <w:bookmarkEnd w:id="35"/>
+    <w:bookmarkStart w:id="43" w:name="medios-y-antenas"/>
     <w:p>
       <w:pPr>
         <w:pStyle w:val="Heading1"/>
@@ -2923,7 +2789,7 @@
         </w:pict>
       </w:r>
     </w:p>
-    <w:bookmarkStart w:id="47" w:name="la-idea-en-una-frase-1"/>
+    <w:bookmarkStart w:id="36" w:name="la-idea-en-una-frase-1"/>
     <w:p>
       <w:pPr>
         <w:pStyle w:val="Heading2"/>
@@ -2966,7 +2832,7 @@
       <w:r>
         <w:t xml:space="preserve"> </w:t>
       </w:r>
-      <w:hyperlink r:id="rId20">
+      <w:hyperlink r:id="rId9">
         <w:r>
           <w:rPr>
             <w:rStyle w:val="Hyperlink"/>
@@ -2984,13 +2850,7 @@
         <w:t xml:space="preserve"> </w:t>
       </w:r>
       <w:r>
-        <w:t xml:space="preserve">“</w:t>
-      </w:r>
-      <w:r>
-        <w:t xml:space="preserve">el medio flexible pero impredecible</w:t>
-      </w:r>
-      <w:r>
-        <w:t xml:space="preserve">”</w:t>
+        <w:t xml:space="preserve">“el medio flexible pero impredecible”</w:t>
       </w:r>
       <w:r>
         <w:t xml:space="preserve">. Este punto es su manual de instrucciones: cómo orientar la energía, cuánta potencia es legal (y útil) y cómo unir dos edificios sin zanjas.</w:t>
@@ -3003,8 +2863,8 @@
         </w:pict>
       </w:r>
     </w:p>
-    <w:bookmarkEnd w:id="47"/>
-    <w:bookmarkStart w:id="48" w:name="X54c4b53f416b3981aec532ec95f08b9b5acb4af"/>
+    <w:bookmarkEnd w:id="36"/>
+    <w:bookmarkStart w:id="37" w:name="X54c4b53f416b3981aec532ec95f08b9b5acb4af"/>
     <w:p>
       <w:pPr>
         <w:pStyle w:val="Heading2"/>
@@ -3017,7 +2877,6 @@
       <w:tblPr>
         <w:tblStyle w:val="Table"/>
         <w:tblW w:type="pct" w:w="5000"/>
-        <w:jc w:val="left"/>
         <w:tblLayout w:type="fixed"/>
         <w:tblLook w:firstRow="1" w:lastRow="0" w:firstColumn="0" w:lastColumn="0" w:noHBand="0" w:noVBand="0" w:val="0020"/>
       </w:tblPr>
@@ -3035,7 +2894,6 @@
           <w:p>
             <w:pPr>
               <w:pStyle w:val="Compact"/>
-              <w:jc w:val="left"/>
             </w:pPr>
             <w:r>
               <w:t xml:space="preserve">Antena</w:t>
@@ -3047,7 +2905,6 @@
           <w:p>
             <w:pPr>
               <w:pStyle w:val="Compact"/>
-              <w:jc w:val="left"/>
             </w:pPr>
             <w:r>
               <w:t xml:space="preserve">Patrón</w:t>
@@ -3059,7 +2916,6 @@
           <w:p>
             <w:pPr>
               <w:pStyle w:val="Compact"/>
-              <w:jc w:val="left"/>
             </w:pPr>
             <w:r>
               <w:t xml:space="preserve">Uso típico</w:t>
@@ -3073,7 +2929,6 @@
           <w:p>
             <w:pPr>
               <w:pStyle w:val="Compact"/>
-              <w:jc w:val="left"/>
             </w:pPr>
             <w:r>
               <w:rPr>
@@ -3095,7 +2950,6 @@
           <w:p>
             <w:pPr>
               <w:pStyle w:val="Compact"/>
-              <w:jc w:val="left"/>
             </w:pPr>
             <w:r>
               <w:t xml:space="preserve">360° horizontal</w:t>
@@ -3107,7 +2961,6 @@
           <w:p>
             <w:pPr>
               <w:pStyle w:val="Compact"/>
-              <w:jc w:val="left"/>
             </w:pPr>
             <w:r>
               <w:t xml:space="preserve">Cubrir una planta desde el centro</w:t>
@@ -3121,7 +2974,6 @@
           <w:p>
             <w:pPr>
               <w:pStyle w:val="Compact"/>
-              <w:jc w:val="left"/>
             </w:pPr>
             <w:r>
               <w:rPr>
@@ -3137,7 +2989,6 @@
           <w:p>
             <w:pPr>
               <w:pStyle w:val="Compact"/>
-              <w:jc w:val="left"/>
             </w:pPr>
             <w:r>
               <w:t xml:space="preserve">~60-120°</w:t>
@@ -3149,7 +3000,6 @@
           <w:p>
             <w:pPr>
               <w:pStyle w:val="Compact"/>
-              <w:jc w:val="left"/>
             </w:pPr>
             <w:r>
               <w:t xml:space="preserve">Pasillos, fachadas, cubrir desde una esquina</w:t>
@@ -3163,7 +3013,6 @@
           <w:p>
             <w:pPr>
               <w:pStyle w:val="Compact"/>
-              <w:jc w:val="left"/>
             </w:pPr>
             <w:r>
               <w:rPr>
@@ -3179,7 +3028,6 @@
           <w:p>
             <w:pPr>
               <w:pStyle w:val="Compact"/>
-              <w:jc w:val="left"/>
             </w:pPr>
             <w:r>
               <w:t xml:space="preserve">Estrecho (~30-45°)</w:t>
@@ -3191,7 +3039,6 @@
           <w:p>
             <w:pPr>
               <w:pStyle w:val="Compact"/>
-              <w:jc w:val="left"/>
             </w:pPr>
             <w:r>
               <w:t xml:space="preserve">Enlaces punto a punto de media distancia</w:t>
@@ -3205,7 +3052,6 @@
           <w:p>
             <w:pPr>
               <w:pStyle w:val="Compact"/>
-              <w:jc w:val="left"/>
             </w:pPr>
             <w:r>
               <w:rPr>
@@ -3221,7 +3067,6 @@
           <w:p>
             <w:pPr>
               <w:pStyle w:val="Compact"/>
-              <w:jc w:val="left"/>
             </w:pPr>
             <w:r>
               <w:t xml:space="preserve">Muy estrecho</w:t>
@@ -3233,7 +3078,6 @@
           <w:p>
             <w:pPr>
               <w:pStyle w:val="Compact"/>
-              <w:jc w:val="left"/>
             </w:pPr>
             <w:r>
               <w:t xml:space="preserve">Enlaces exteriores de kilómetros</w:t>
@@ -3269,13 +3113,7 @@
         <w:t xml:space="preserve"> </w:t>
       </w:r>
       <w:r>
-        <w:t xml:space="preserve">“</w:t>
-      </w:r>
-      <w:r>
-        <w:t xml:space="preserve">donut</w:t>
-      </w:r>
-      <w:r>
-        <w:t xml:space="preserve">”</w:t>
+        <w:t xml:space="preserve">“donut”</w:t>
       </w:r>
       <w:r>
         <w:t xml:space="preserve"> </w:t>
@@ -3347,8 +3185,8 @@
         </w:pict>
       </w:r>
     </w:p>
-    <w:bookmarkEnd w:id="48"/>
-    <w:bookmarkStart w:id="49" w:name="potencia-eirp-y-la-ley"/>
+    <w:bookmarkEnd w:id="37"/>
+    <w:bookmarkStart w:id="38" w:name="potencia-eirp-y-la-ley"/>
     <w:p>
       <w:pPr>
         <w:pStyle w:val="Heading2"/>
@@ -3449,8 +3287,8 @@
         </w:pict>
       </w:r>
     </w:p>
-    <w:bookmarkEnd w:id="49"/>
-    <w:bookmarkStart w:id="50" w:name="X821f99777154ca644f95de21fd6a36b29f4947d"/>
+    <w:bookmarkEnd w:id="38"/>
+    <w:bookmarkStart w:id="39" w:name="X821f99777154ca644f95de21fd6a36b29f4947d"/>
     <w:p>
       <w:pPr>
         <w:pStyle w:val="Heading2"/>
@@ -3569,7 +3407,7 @@
       <w:r>
         <w:t xml:space="preserve"> </w:t>
       </w:r>
-      <w:hyperlink r:id="rId25">
+      <w:hyperlink r:id="rId14">
         <w:r>
           <w:rPr>
             <w:rStyle w:val="Hyperlink"/>
@@ -3588,8 +3426,8 @@
         </w:pict>
       </w:r>
     </w:p>
-    <w:bookmarkEnd w:id="50"/>
-    <w:bookmarkStart w:id="51" w:name="mini-chequeo-1"/>
+    <w:bookmarkEnd w:id="39"/>
+    <w:bookmarkStart w:id="40" w:name="mini-chequeo-1"/>
     <w:p>
       <w:pPr>
         <w:pStyle w:val="Heading2"/>
@@ -3717,8 +3555,8 @@
         </w:pict>
       </w:r>
     </w:p>
-    <w:bookmarkEnd w:id="51"/>
-    <w:bookmarkStart w:id="52" w:name="resumen-en-3-frases-1"/>
+    <w:bookmarkEnd w:id="40"/>
+    <w:bookmarkStart w:id="41" w:name="resumen-en-3-frases-1"/>
     <w:p>
       <w:pPr>
         <w:pStyle w:val="Heading2"/>
@@ -3811,8 +3649,8 @@
         <w:t xml:space="preserve">(bridges) unen edificios: línea de vista, Fresnel, canal común y seguridad.</w:t>
       </w:r>
     </w:p>
-    <w:bookmarkEnd w:id="52"/>
-    <w:bookmarkStart w:id="53" w:name="vocabulario-rápido-1"/>
+    <w:bookmarkEnd w:id="41"/>
+    <w:bookmarkStart w:id="42" w:name="vocabulario-rápido-1"/>
     <w:p>
       <w:pPr>
         <w:pStyle w:val="Heading2"/>
@@ -3825,7 +3663,6 @@
       <w:tblPr>
         <w:tblStyle w:val="Table"/>
         <w:tblW w:type="auto" w:w="0"/>
-        <w:jc w:val="left"/>
         <w:tblLook w:firstRow="1" w:lastRow="0" w:firstColumn="0" w:lastColumn="0" w:noHBand="0" w:noVBand="0" w:val="0020"/>
       </w:tblPr>
       <w:tblGrid>
@@ -3841,7 +3678,6 @@
           <w:p>
             <w:pPr>
               <w:pStyle w:val="Compact"/>
-              <w:jc w:val="left"/>
             </w:pPr>
             <w:r>
               <w:t xml:space="preserve">Término</w:t>
@@ -3853,7 +3689,6 @@
           <w:p>
             <w:pPr>
               <w:pStyle w:val="Compact"/>
-              <w:jc w:val="left"/>
             </w:pPr>
             <w:r>
               <w:t xml:space="preserve">Idea general</w:t>
@@ -3867,7 +3702,6 @@
           <w:p>
             <w:pPr>
               <w:pStyle w:val="Compact"/>
-              <w:jc w:val="left"/>
             </w:pPr>
             <w:r>
               <w:t xml:space="preserve">dBi</w:t>
@@ -3879,7 +3713,6 @@
           <w:p>
             <w:pPr>
               <w:pStyle w:val="Compact"/>
-              <w:jc w:val="left"/>
             </w:pPr>
             <w:r>
               <w:t xml:space="preserve">Ganancia de antena respecto a la isotrópica</w:t>
@@ -3893,7 +3726,6 @@
           <w:p>
             <w:pPr>
               <w:pStyle w:val="Compact"/>
-              <w:jc w:val="left"/>
             </w:pPr>
             <w:r>
               <w:t xml:space="preserve">EIRP</w:t>
@@ -3905,7 +3737,6 @@
           <w:p>
             <w:pPr>
               <w:pStyle w:val="Compact"/>
-              <w:jc w:val="left"/>
             </w:pPr>
             <w:r>
               <w:t xml:space="preserve">Potencia efectiva radiada (legalmente limitada)</w:t>
@@ -3919,7 +3750,6 @@
           <w:p>
             <w:pPr>
               <w:pStyle w:val="Compact"/>
-              <w:jc w:val="left"/>
             </w:pPr>
             <w:r>
               <w:t xml:space="preserve">Zona de Fresnel</w:t>
@@ -3931,7 +3761,6 @@
           <w:p>
             <w:pPr>
               <w:pStyle w:val="Compact"/>
-              <w:jc w:val="left"/>
             </w:pPr>
             <w:r>
               <w:t xml:space="preserve">Elipse alrededor del haz que debe estar despejada</w:t>
@@ -3945,7 +3774,6 @@
           <w:p>
             <w:pPr>
               <w:pStyle w:val="Compact"/>
-              <w:jc w:val="left"/>
             </w:pPr>
             <w:r>
               <w:t xml:space="preserve">Bridge/PtP</w:t>
@@ -3957,7 +3785,6 @@
           <w:p>
             <w:pPr>
               <w:pStyle w:val="Compact"/>
-              <w:jc w:val="left"/>
             </w:pPr>
             <w:r>
               <w:t xml:space="preserve">Enlace inalámbrico entre dos puntos fijos</w:t>
@@ -3971,7 +3798,6 @@
           <w:p>
             <w:pPr>
               <w:pStyle w:val="Compact"/>
-              <w:jc w:val="left"/>
             </w:pPr>
             <w:r>
               <w:t xml:space="preserve">Omni vs direccional</w:t>
@@ -3983,7 +3809,6 @@
           <w:p>
             <w:pPr>
               <w:pStyle w:val="Compact"/>
-              <w:jc w:val="left"/>
             </w:pPr>
             <w:r>
               <w:t xml:space="preserve">Repartir 360° vs concentrar el haz</w:t>
@@ -4009,7 +3834,7 @@
       <w:r>
         <w:t xml:space="preserve"> </w:t>
       </w:r>
-      <w:hyperlink r:id="rId44">
+      <w:hyperlink r:id="rId33">
         <w:r>
           <w:rPr>
             <w:rStyle w:val="Hyperlink"/>
@@ -4036,7 +3861,7 @@
       <w:r>
         <w:t xml:space="preserve"> </w:t>
       </w:r>
-      <w:hyperlink r:id="rId22">
+      <w:hyperlink r:id="rId11">
         <w:r>
           <w:rPr>
             <w:rStyle w:val="Hyperlink"/>
@@ -4063,7 +3888,7 @@
       <w:r>
         <w:t xml:space="preserve"> </w:t>
       </w:r>
-      <w:hyperlink r:id="rId24">
+      <w:hyperlink r:id="rId13">
         <w:r>
           <w:rPr>
             <w:rStyle w:val="Hyperlink"/>
@@ -4072,9 +3897,9 @@
         </w:r>
       </w:hyperlink>
     </w:p>
-    <w:bookmarkEnd w:id="53"/>
-    <w:bookmarkEnd w:id="54"/>
-    <w:bookmarkStart w:id="62" w:name="estándares-802.11"/>
+    <w:bookmarkEnd w:id="42"/>
+    <w:bookmarkEnd w:id="43"/>
+    <w:bookmarkStart w:id="51" w:name="estándares-802.11"/>
     <w:p>
       <w:pPr>
         <w:pStyle w:val="Heading1"/>
@@ -4138,7 +3963,7 @@
         </w:pict>
       </w:r>
     </w:p>
-    <w:bookmarkStart w:id="55" w:name="la-idea-en-una-frase-2"/>
+    <w:bookmarkStart w:id="44" w:name="la-idea-en-una-frase-2"/>
     <w:p>
       <w:pPr>
         <w:pStyle w:val="Heading2"/>
@@ -4178,8 +4003,8 @@
         </w:pict>
       </w:r>
     </w:p>
-    <w:bookmarkEnd w:id="55"/>
-    <w:bookmarkStart w:id="56" w:name="X5f5d8dd4c7d6016967bc9a60ee32002011c67a5"/>
+    <w:bookmarkEnd w:id="44"/>
+    <w:bookmarkStart w:id="45" w:name="X5f5d8dd4c7d6016967bc9a60ee32002011c67a5"/>
     <w:p>
       <w:pPr>
         <w:pStyle w:val="Heading2"/>
@@ -4192,7 +4017,6 @@
       <w:tblPr>
         <w:tblStyle w:val="Table"/>
         <w:tblW w:type="pct" w:w="5000"/>
-        <w:jc w:val="left"/>
         <w:tblLayout w:type="fixed"/>
         <w:tblLook w:firstRow="1" w:lastRow="0" w:firstColumn="0" w:lastColumn="0" w:noHBand="0" w:noVBand="0" w:val="0020"/>
       </w:tblPr>
@@ -4213,7 +4037,6 @@
           <w:p>
             <w:pPr>
               <w:pStyle w:val="Compact"/>
-              <w:jc w:val="left"/>
             </w:pPr>
             <w:r>
               <w:t xml:space="preserve">Estándar</w:t>
@@ -4225,7 +4048,6 @@
           <w:p>
             <w:pPr>
               <w:pStyle w:val="Compact"/>
-              <w:jc w:val="left"/>
             </w:pPr>
             <w:r>
               <w:t xml:space="preserve">Nombre comercial</w:t>
@@ -4237,7 +4059,6 @@
           <w:p>
             <w:pPr>
               <w:pStyle w:val="Compact"/>
-              <w:jc w:val="left"/>
             </w:pPr>
             <w:r>
               <w:t xml:space="preserve">Año</w:t>
@@ -4249,7 +4070,6 @@
           <w:p>
             <w:pPr>
               <w:pStyle w:val="Compact"/>
-              <w:jc w:val="left"/>
             </w:pPr>
             <w:r>
               <w:t xml:space="preserve">Banda</w:t>
@@ -4261,7 +4081,6 @@
           <w:p>
             <w:pPr>
               <w:pStyle w:val="Compact"/>
-              <w:jc w:val="left"/>
             </w:pPr>
             <w:r>
               <w:t xml:space="preserve">Teórica</w:t>
@@ -4273,7 +4092,6 @@
           <w:p>
             <w:pPr>
               <w:pStyle w:val="Compact"/>
-              <w:jc w:val="left"/>
             </w:pPr>
             <w:r>
               <w:t xml:space="preserve">Idea clave</w:t>
@@ -4287,7 +4105,6 @@
           <w:p>
             <w:pPr>
               <w:pStyle w:val="Compact"/>
-              <w:jc w:val="left"/>
             </w:pPr>
             <w:r>
               <w:t xml:space="preserve">802.11 (legacy)</w:t>
@@ -4299,7 +4116,6 @@
           <w:p>
             <w:pPr>
               <w:pStyle w:val="Compact"/>
-              <w:jc w:val="left"/>
             </w:pPr>
             <w:r>
               <w:t xml:space="preserve">—</w:t>
@@ -4311,7 +4127,6 @@
           <w:p>
             <w:pPr>
               <w:pStyle w:val="Compact"/>
-              <w:jc w:val="left"/>
             </w:pPr>
             <w:r>
               <w:t xml:space="preserve">1997</w:t>
@@ -4323,7 +4138,6 @@
           <w:p>
             <w:pPr>
               <w:pStyle w:val="Compact"/>
-              <w:jc w:val="left"/>
             </w:pPr>
             <w:r>
               <w:t xml:space="preserve">2,4</w:t>
@@ -4335,7 +4149,6 @@
           <w:p>
             <w:pPr>
               <w:pStyle w:val="Compact"/>
-              <w:jc w:val="left"/>
             </w:pPr>
             <w:r>
               <w:t xml:space="preserve">2 Mbps</w:t>
@@ -4347,7 +4160,6 @@
           <w:p>
             <w:pPr>
               <w:pStyle w:val="Compact"/>
-              <w:jc w:val="left"/>
             </w:pPr>
             <w:r>
               <w:t xml:space="preserve">El abuelo; solo de museo</w:t>
@@ -4361,7 +4173,6 @@
           <w:p>
             <w:pPr>
               <w:pStyle w:val="Compact"/>
-              <w:jc w:val="left"/>
             </w:pPr>
             <w:r>
               <w:t xml:space="preserve">802.11b</w:t>
@@ -4373,7 +4184,6 @@
           <w:p>
             <w:pPr>
               <w:pStyle w:val="Compact"/>
-              <w:jc w:val="left"/>
             </w:pPr>
             <w:r>
               <w:t xml:space="preserve">WiFi 1</w:t>
@@ -4385,7 +4195,6 @@
           <w:p>
             <w:pPr>
               <w:pStyle w:val="Compact"/>
-              <w:jc w:val="left"/>
             </w:pPr>
             <w:r>
               <w:t xml:space="preserve">1999</w:t>
@@ -4397,7 +4206,6 @@
           <w:p>
             <w:pPr>
               <w:pStyle w:val="Compact"/>
-              <w:jc w:val="left"/>
             </w:pPr>
             <w:r>
               <w:t xml:space="preserve">2,4</w:t>
@@ -4409,7 +4217,6 @@
           <w:p>
             <w:pPr>
               <w:pStyle w:val="Compact"/>
-              <w:jc w:val="left"/>
             </w:pPr>
             <w:r>
               <w:t xml:space="preserve">11 Mbps</w:t>
@@ -4421,7 +4228,6 @@
           <w:p>
             <w:pPr>
               <w:pStyle w:val="Compact"/>
-              <w:jc w:val="left"/>
             </w:pPr>
             <w:r>
               <w:t xml:space="preserve">Primera explosión de popularidad</w:t>
@@ -4435,7 +4241,6 @@
           <w:p>
             <w:pPr>
               <w:pStyle w:val="Compact"/>
-              <w:jc w:val="left"/>
             </w:pPr>
             <w:r>
               <w:t xml:space="preserve">802.11a</w:t>
@@ -4447,7 +4252,6 @@
           <w:p>
             <w:pPr>
               <w:pStyle w:val="Compact"/>
-              <w:jc w:val="left"/>
             </w:pPr>
             <w:r>
               <w:t xml:space="preserve">WiFi 2</w:t>
@@ -4459,7 +4263,6 @@
           <w:p>
             <w:pPr>
               <w:pStyle w:val="Compact"/>
-              <w:jc w:val="left"/>
             </w:pPr>
             <w:r>
               <w:t xml:space="preserve">1999</w:t>
@@ -4471,7 +4274,6 @@
           <w:p>
             <w:pPr>
               <w:pStyle w:val="Compact"/>
-              <w:jc w:val="left"/>
             </w:pPr>
             <w:r>
               <w:t xml:space="preserve">5 GHz</w:t>
@@ -4483,7 +4285,6 @@
           <w:p>
             <w:pPr>
               <w:pStyle w:val="Compact"/>
-              <w:jc w:val="left"/>
             </w:pPr>
             <w:r>
               <w:t xml:space="preserve">54 Mbps</w:t>
@@ -4495,7 +4296,6 @@
           <w:p>
             <w:pPr>
               <w:pStyle w:val="Compact"/>
-              <w:jc w:val="left"/>
             </w:pPr>
             <w:r>
               <w:t xml:space="preserve">Pionero en 5 GHz, poco despliegue</w:t>
@@ -4509,7 +4309,6 @@
           <w:p>
             <w:pPr>
               <w:pStyle w:val="Compact"/>
-              <w:jc w:val="left"/>
             </w:pPr>
             <w:r>
               <w:t xml:space="preserve">802.11g</w:t>
@@ -4521,7 +4320,6 @@
           <w:p>
             <w:pPr>
               <w:pStyle w:val="Compact"/>
-              <w:jc w:val="left"/>
             </w:pPr>
             <w:r>
               <w:t xml:space="preserve">WiFi 3</w:t>
@@ -4533,7 +4331,6 @@
           <w:p>
             <w:pPr>
               <w:pStyle w:val="Compact"/>
-              <w:jc w:val="left"/>
             </w:pPr>
             <w:r>
               <w:t xml:space="preserve">2003</w:t>
@@ -4545,7 +4342,6 @@
           <w:p>
             <w:pPr>
               <w:pStyle w:val="Compact"/>
-              <w:jc w:val="left"/>
             </w:pPr>
             <w:r>
               <w:t xml:space="preserve">2,4</w:t>
@@ -4557,7 +4353,6 @@
           <w:p>
             <w:pPr>
               <w:pStyle w:val="Compact"/>
-              <w:jc w:val="left"/>
             </w:pPr>
             <w:r>
               <w:t xml:space="preserve">54 Mbps</w:t>
@@ -4569,7 +4364,6 @@
           <w:p>
             <w:pPr>
               <w:pStyle w:val="Compact"/>
-              <w:jc w:val="left"/>
             </w:pPr>
             <w:r>
               <w:t xml:space="preserve">54 Mbps sobre 2,4 GHz</w:t>
@@ -4583,7 +4377,6 @@
           <w:p>
             <w:pPr>
               <w:pStyle w:val="Compact"/>
-              <w:jc w:val="left"/>
             </w:pPr>
             <w:r>
               <w:rPr>
@@ -4599,7 +4392,6 @@
           <w:p>
             <w:pPr>
               <w:pStyle w:val="Compact"/>
-              <w:jc w:val="left"/>
             </w:pPr>
             <w:r>
               <w:rPr>
@@ -4615,7 +4407,6 @@
           <w:p>
             <w:pPr>
               <w:pStyle w:val="Compact"/>
-              <w:jc w:val="left"/>
             </w:pPr>
             <w:r>
               <w:t xml:space="preserve">2009</w:t>
@@ -4627,7 +4418,6 @@
           <w:p>
             <w:pPr>
               <w:pStyle w:val="Compact"/>
-              <w:jc w:val="left"/>
             </w:pPr>
             <w:r>
               <w:t xml:space="preserve">2,4 + 5</w:t>
@@ -4639,7 +4429,6 @@
           <w:p>
             <w:pPr>
               <w:pStyle w:val="Compact"/>
-              <w:jc w:val="left"/>
             </w:pPr>
             <w:r>
               <w:t xml:space="preserve">600 Mbps</w:t>
@@ -4651,7 +4440,6 @@
           <w:p>
             <w:pPr>
               <w:pStyle w:val="Compact"/>
-              <w:jc w:val="left"/>
             </w:pPr>
             <w:r>
               <w:t xml:space="preserve">MIMO, 40 MHz, 2 flujos espaciales</w:t>
@@ -4665,7 +4453,6 @@
           <w:p>
             <w:pPr>
               <w:pStyle w:val="Compact"/>
-              <w:jc w:val="left"/>
             </w:pPr>
             <w:r>
               <w:rPr>
@@ -4681,7 +4468,6 @@
           <w:p>
             <w:pPr>
               <w:pStyle w:val="Compact"/>
-              <w:jc w:val="left"/>
             </w:pPr>
             <w:r>
               <w:rPr>
@@ -4697,7 +4483,6 @@
           <w:p>
             <w:pPr>
               <w:pStyle w:val="Compact"/>
-              <w:jc w:val="left"/>
             </w:pPr>
             <w:r>
               <w:t xml:space="preserve">2014</w:t>
@@ -4709,7 +4494,6 @@
           <w:p>
             <w:pPr>
               <w:pStyle w:val="Compact"/>
-              <w:jc w:val="left"/>
             </w:pPr>
             <w:r>
               <w:t xml:space="preserve">5 GHz</w:t>
@@ -4721,7 +4505,6 @@
           <w:p>
             <w:pPr>
               <w:pStyle w:val="Compact"/>
-              <w:jc w:val="left"/>
             </w:pPr>
             <w:r>
               <w:t xml:space="preserve">3,5 Gbps</w:t>
@@ -4733,7 +4516,6 @@
           <w:p>
             <w:pPr>
               <w:pStyle w:val="Compact"/>
-              <w:jc w:val="left"/>
             </w:pPr>
             <w:r>
               <w:t xml:space="preserve">Canales de 80/160 MHz, MU-MIMO downlink</w:t>
@@ -4747,7 +4529,6 @@
           <w:p>
             <w:pPr>
               <w:pStyle w:val="Compact"/>
-              <w:jc w:val="left"/>
             </w:pPr>
             <w:r>
               <w:rPr>
@@ -4763,7 +4544,6 @@
           <w:p>
             <w:pPr>
               <w:pStyle w:val="Compact"/>
-              <w:jc w:val="left"/>
             </w:pPr>
             <w:r>
               <w:rPr>
@@ -4779,7 +4559,6 @@
           <w:p>
             <w:pPr>
               <w:pStyle w:val="Compact"/>
-              <w:jc w:val="left"/>
             </w:pPr>
             <w:r>
               <w:t xml:space="preserve">2019/2021</w:t>
@@ -4791,7 +4570,6 @@
           <w:p>
             <w:pPr>
               <w:pStyle w:val="Compact"/>
-              <w:jc w:val="left"/>
             </w:pPr>
             <w:r>
               <w:t xml:space="preserve">2,4 + 5 (+6)</w:t>
@@ -4803,7 +4581,6 @@
           <w:p>
             <w:pPr>
               <w:pStyle w:val="Compact"/>
-              <w:jc w:val="left"/>
             </w:pPr>
             <w:r>
               <w:t xml:space="preserve">9,6 Gbps</w:t>
@@ -4815,7 +4592,6 @@
           <w:p>
             <w:pPr>
               <w:pStyle w:val="Compact"/>
-              <w:jc w:val="left"/>
             </w:pPr>
             <w:r>
               <w:t xml:space="preserve">OFDMA, BSS Coloring, eficiencia con muchos clientes</w:t>
@@ -4829,7 +4605,6 @@
           <w:p>
             <w:pPr>
               <w:pStyle w:val="Compact"/>
-              <w:jc w:val="left"/>
             </w:pPr>
             <w:r>
               <w:rPr>
@@ -4845,7 +4620,6 @@
           <w:p>
             <w:pPr>
               <w:pStyle w:val="Compact"/>
-              <w:jc w:val="left"/>
             </w:pPr>
             <w:r>
               <w:rPr>
@@ -4861,7 +4635,6 @@
           <w:p>
             <w:pPr>
               <w:pStyle w:val="Compact"/>
-              <w:jc w:val="left"/>
             </w:pPr>
             <w:r>
               <w:t xml:space="preserve">2024</w:t>
@@ -4873,7 +4646,6 @@
           <w:p>
             <w:pPr>
               <w:pStyle w:val="Compact"/>
-              <w:jc w:val="left"/>
             </w:pPr>
             <w:r>
               <w:t xml:space="preserve">2,4 + 5 + 6</w:t>
@@ -4885,7 +4657,6 @@
           <w:p>
             <w:pPr>
               <w:pStyle w:val="Compact"/>
-              <w:jc w:val="left"/>
             </w:pPr>
             <w:r>
               <w:t xml:space="preserve">46 Gbps</w:t>
@@ -4897,7 +4668,6 @@
           <w:p>
             <w:pPr>
               <w:pStyle w:val="Compact"/>
-              <w:jc w:val="left"/>
             </w:pPr>
             <w:r>
               <w:t xml:space="preserve">320 MHz, MLO (multi-enlace), 4K-QAM</w:t>
@@ -4939,13 +4709,7 @@
         <w:t xml:space="preserve"> </w:t>
       </w:r>
       <w:r>
-        <w:t xml:space="preserve">“</w:t>
-      </w:r>
-      <w:r>
-        <w:t xml:space="preserve">E</w:t>
-      </w:r>
-      <w:r>
-        <w:t xml:space="preserve">”</w:t>
+        <w:t xml:space="preserve">“E”</w:t>
       </w:r>
       <w:r>
         <w:t xml:space="preserve"> </w:t>
@@ -4982,13 +4746,7 @@
         <w:t xml:space="preserve"> </w:t>
       </w:r>
       <w:r>
-        <w:t xml:space="preserve">“</w:t>
-      </w:r>
-      <w:r>
-        <w:t xml:space="preserve">WiFi 6</w:t>
-      </w:r>
-      <w:r>
-        <w:t xml:space="preserve">”</w:t>
+        <w:t xml:space="preserve">“WiFi 6”</w:t>
       </w:r>
       <w:r>
         <w:t xml:space="preserve"> </w:t>
@@ -5000,13 +4758,7 @@
         <w:t xml:space="preserve"> </w:t>
       </w:r>
       <w:r>
-        <w:t xml:space="preserve">“</w:t>
-      </w:r>
-      <w:r>
-        <w:t xml:space="preserve">802.11ax</w:t>
-      </w:r>
-      <w:r>
-        <w:t xml:space="preserve">”</w:t>
+        <w:t xml:space="preserve">“802.11ax”</w:t>
       </w:r>
       <w:r>
         <w:t xml:space="preserve">, y en catálogos verás ambos. En las especificaciones de material de red, siempre aparece el estándar.</w:t>
@@ -5019,8 +4771,8 @@
         </w:pict>
       </w:r>
     </w:p>
-    <w:bookmarkEnd w:id="56"/>
-    <w:bookmarkStart w:id="57" w:name="Xbc552e6bd3ec73a1e8427ea20169fc701a943a4"/>
+    <w:bookmarkEnd w:id="45"/>
+    <w:bookmarkStart w:id="46" w:name="Xbc552e6bd3ec73a1e8427ea20169fc701a943a4"/>
     <w:p>
       <w:pPr>
         <w:pStyle w:val="Heading2"/>
@@ -5041,7 +4793,6 @@
       <w:tblPr>
         <w:tblStyle w:val="Table"/>
         <w:tblW w:type="pct" w:w="5000"/>
-        <w:jc w:val="left"/>
         <w:tblLayout w:type="fixed"/>
         <w:tblLook w:firstRow="1" w:lastRow="0" w:firstColumn="0" w:lastColumn="0" w:noHBand="0" w:noVBand="0" w:val="0020"/>
       </w:tblPr>
@@ -5059,7 +4810,6 @@
           <w:p>
             <w:pPr>
               <w:pStyle w:val="Compact"/>
-              <w:jc w:val="left"/>
             </w:pPr>
             <w:r>
               <w:t xml:space="preserve">Técnica</w:t>
@@ -5071,7 +4821,6 @@
           <w:p>
             <w:pPr>
               <w:pStyle w:val="Compact"/>
-              <w:jc w:val="left"/>
             </w:pPr>
             <w:r>
               <w:t xml:space="preserve">Qué hace</w:t>
@@ -5083,7 +4832,6 @@
           <w:p>
             <w:pPr>
               <w:pStyle w:val="Compact"/>
-              <w:jc w:val="left"/>
             </w:pPr>
             <w:r>
               <w:t xml:space="preserve">Dónde brilla</w:t>
@@ -5097,7 +4845,6 @@
           <w:p>
             <w:pPr>
               <w:pStyle w:val="Compact"/>
-              <w:jc w:val="left"/>
             </w:pPr>
             <w:r>
               <w:rPr>
@@ -5113,7 +4860,6 @@
           <w:p>
             <w:pPr>
               <w:pStyle w:val="Compact"/>
-              <w:jc w:val="left"/>
             </w:pPr>
             <w:r>
               <w:t xml:space="preserve">Varias antenas emiten en paralelo</w:t>
@@ -5122,22 +4868,15 @@
               <w:t xml:space="preserve"> </w:t>
             </w:r>
             <w:r>
-              <w:t xml:space="preserve">“</w:t>
-            </w:r>
-            <w:r>
-              <w:t xml:space="preserve">por el mismo canal</w:t>
-            </w:r>
-            <w:r>
-              <w:t xml:space="preserve">”</w:t>
-            </w:r>
-          </w:p>
-        </w:tc>
-        <w:tc>
-          <w:tcPr/>
-          <w:p>
-            <w:pPr>
-              <w:pStyle w:val="Compact"/>
-              <w:jc w:val="left"/>
+              <w:t xml:space="preserve">“por el mismo canal”</w:t>
+            </w:r>
+          </w:p>
+        </w:tc>
+        <w:tc>
+          <w:tcPr/>
+          <w:p>
+            <w:pPr>
+              <w:pStyle w:val="Compact"/>
             </w:pPr>
             <w:r>
               <w:t xml:space="preserve">WiFi 4 en adelante: velocidad × nº de flujos</w:t>
@@ -5151,7 +4890,6 @@
           <w:p>
             <w:pPr>
               <w:pStyle w:val="Compact"/>
-              <w:jc w:val="left"/>
             </w:pPr>
             <w:r>
               <w:rPr>
@@ -5167,7 +4905,6 @@
           <w:p>
             <w:pPr>
               <w:pStyle w:val="Compact"/>
-              <w:jc w:val="left"/>
             </w:pPr>
             <w:r>
               <w:t xml:space="preserve">Ensancha el canal como una autopista</w:t>
@@ -5179,7 +4916,6 @@
           <w:p>
             <w:pPr>
               <w:pStyle w:val="Compact"/>
-              <w:jc w:val="left"/>
             </w:pPr>
             <w:r>
               <w:t xml:space="preserve">WiFi 4/5/6; con canales anchos, menos red para todos</w:t>
@@ -5193,7 +4929,6 @@
           <w:p>
             <w:pPr>
               <w:pStyle w:val="Compact"/>
-              <w:jc w:val="left"/>
             </w:pPr>
             <w:r>
               <w:rPr>
@@ -5209,7 +4944,6 @@
           <w:p>
             <w:pPr>
               <w:pStyle w:val="Compact"/>
-              <w:jc w:val="left"/>
             </w:pPr>
             <w:r>
               <w:t xml:space="preserve">El AP habla a varios clientes a la vez</w:t>
@@ -5221,7 +4955,6 @@
           <w:p>
             <w:pPr>
               <w:pStyle w:val="Compact"/>
-              <w:jc w:val="left"/>
             </w:pPr>
             <w:r>
               <w:t xml:space="preserve">WiFi 5 (solo downlink) y WiFi 6 (bidireccional)</w:t>
@@ -5235,7 +4968,6 @@
           <w:p>
             <w:pPr>
               <w:pStyle w:val="Compact"/>
-              <w:jc w:val="left"/>
             </w:pPr>
             <w:r>
               <w:rPr>
@@ -5251,7 +4983,6 @@
           <w:p>
             <w:pPr>
               <w:pStyle w:val="Compact"/>
-              <w:jc w:val="left"/>
             </w:pPr>
             <w:r>
               <w:t xml:space="preserve">Divide el canal en subcanales para clientes pequeños (IoT)</w:t>
@@ -5263,7 +4994,6 @@
           <w:p>
             <w:pPr>
               <w:pStyle w:val="Compact"/>
-              <w:jc w:val="left"/>
             </w:pPr>
             <w:r>
               <w:t xml:space="preserve">WiFi 6: la gran mejora en oficinas llenas</w:t>
@@ -5277,7 +5007,6 @@
           <w:p>
             <w:pPr>
               <w:pStyle w:val="Compact"/>
-              <w:jc w:val="left"/>
             </w:pPr>
             <w:r>
               <w:rPr>
@@ -5293,7 +5022,6 @@
           <w:p>
             <w:pPr>
               <w:pStyle w:val="Compact"/>
-              <w:jc w:val="left"/>
             </w:pPr>
             <w:r>
               <w:t xml:space="preserve">Etiqueta las tramas de redes vecinas y las ignora antes de colisionar</w:t>
@@ -5305,7 +5033,6 @@
           <w:p>
             <w:pPr>
               <w:pStyle w:val="Compact"/>
-              <w:jc w:val="left"/>
             </w:pPr>
             <w:r>
               <w:t xml:space="preserve">WiFi 6 en entornos densos</w:t>
@@ -5319,7 +5046,6 @@
           <w:p>
             <w:pPr>
               <w:pStyle w:val="Compact"/>
-              <w:jc w:val="left"/>
             </w:pPr>
             <w:r>
               <w:rPr>
@@ -5341,7 +5067,6 @@
           <w:p>
             <w:pPr>
               <w:pStyle w:val="Compact"/>
-              <w:jc w:val="left"/>
             </w:pPr>
             <w:r>
               <w:t xml:space="preserve">Acuerda con el cliente cuándo despertar</w:t>
@@ -5353,7 +5078,6 @@
           <w:p>
             <w:pPr>
               <w:pStyle w:val="Compact"/>
-              <w:jc w:val="left"/>
             </w:pPr>
             <w:r>
               <w:t xml:space="preserve">WiFi 6: ahorro de batería en IoT</w:t>
@@ -5367,7 +5091,6 @@
           <w:p>
             <w:pPr>
               <w:pStyle w:val="Compact"/>
-              <w:jc w:val="left"/>
             </w:pPr>
             <w:r>
               <w:rPr>
@@ -5383,7 +5106,6 @@
           <w:p>
             <w:pPr>
               <w:pStyle w:val="Compact"/>
-              <w:jc w:val="left"/>
             </w:pPr>
             <w:r>
               <w:t xml:space="preserve">Un cliente usa dos bandas a la vez (5 + 6 GHz)</w:t>
@@ -5395,7 +5117,6 @@
           <w:p>
             <w:pPr>
               <w:pStyle w:val="Compact"/>
-              <w:jc w:val="left"/>
             </w:pPr>
             <w:r>
               <w:t xml:space="preserve">WiFi 7: latencia y fiabilidad</w:t>
@@ -5425,13 +5146,7 @@
         <w:t xml:space="preserve"> </w:t>
       </w:r>
       <w:r>
-        <w:t xml:space="preserve">“</w:t>
-      </w:r>
-      <w:r>
-        <w:t xml:space="preserve">AX3000</w:t>
-      </w:r>
-      <w:r>
-        <w:t xml:space="preserve">”</w:t>
+        <w:t xml:space="preserve">“AX3000”</w:t>
       </w:r>
       <w:r>
         <w:t xml:space="preserve"> </w:t>
@@ -5447,8 +5162,8 @@
         </w:pict>
       </w:r>
     </w:p>
-    <w:bookmarkEnd w:id="57"/>
-    <w:bookmarkStart w:id="58" w:name="qué-estándar-elegir"/>
+    <w:bookmarkEnd w:id="46"/>
+    <w:bookmarkStart w:id="47" w:name="qué-estándar-elegir"/>
     <w:p>
       <w:pPr>
         <w:pStyle w:val="Heading2"/>
@@ -5461,7 +5176,6 @@
       <w:tblPr>
         <w:tblStyle w:val="Table"/>
         <w:tblW w:type="pct" w:w="5000"/>
-        <w:jc w:val="left"/>
         <w:tblLayout w:type="fixed"/>
         <w:tblLook w:firstRow="1" w:lastRow="0" w:firstColumn="0" w:lastColumn="0" w:noHBand="0" w:noVBand="0" w:val="0020"/>
       </w:tblPr>
@@ -5479,7 +5193,6 @@
           <w:p>
             <w:pPr>
               <w:pStyle w:val="Compact"/>
-              <w:jc w:val="left"/>
             </w:pPr>
             <w:r>
               <w:t xml:space="preserve">Escenario</w:t>
@@ -5491,7 +5204,6 @@
           <w:p>
             <w:pPr>
               <w:pStyle w:val="Compact"/>
-              <w:jc w:val="left"/>
             </w:pPr>
             <w:r>
               <w:t xml:space="preserve">Recomendación</w:t>
@@ -5503,7 +5215,6 @@
           <w:p>
             <w:pPr>
               <w:pStyle w:val="Compact"/>
-              <w:jc w:val="left"/>
             </w:pPr>
             <w:r>
               <w:t xml:space="preserve">Por qué</w:t>
@@ -5517,7 +5228,6 @@
           <w:p>
             <w:pPr>
               <w:pStyle w:val="Compact"/>
-              <w:jc w:val="left"/>
             </w:pPr>
             <w:r>
               <w:t xml:space="preserve">Aula con 30 portátiles antiguos</w:t>
@@ -5529,7 +5239,6 @@
           <w:p>
             <w:pPr>
               <w:pStyle w:val="Compact"/>
-              <w:jc w:val="left"/>
             </w:pPr>
             <w:r>
               <w:t xml:space="preserve">WiFi 5 como suelo</w:t>
@@ -5541,7 +5250,6 @@
           <w:p>
             <w:pPr>
               <w:pStyle w:val="Compact"/>
-              <w:jc w:val="left"/>
             </w:pPr>
             <w:r>
               <w:t xml:space="preserve">WiFi 4 se ahoga con el canal compartido; el WiFi 5 en 5 GHz da aire</w:t>
@@ -5555,7 +5263,6 @@
           <w:p>
             <w:pPr>
               <w:pStyle w:val="Compact"/>
-              <w:jc w:val="left"/>
             </w:pPr>
             <w:r>
               <w:t xml:space="preserve">Oficina con IoT masivo (sensores, lectores)</w:t>
@@ -5567,7 +5274,6 @@
           <w:p>
             <w:pPr>
               <w:pStyle w:val="Compact"/>
-              <w:jc w:val="left"/>
             </w:pPr>
             <w:r>
               <w:t xml:space="preserve">WiFi 6/6E</w:t>
@@ -5579,7 +5285,6 @@
           <w:p>
             <w:pPr>
               <w:pStyle w:val="Compact"/>
-              <w:jc w:val="left"/>
             </w:pPr>
             <w:r>
               <w:t xml:space="preserve">OFDMA y TWT nacieron para eso</w:t>
@@ -5593,7 +5298,6 @@
           <w:p>
             <w:pPr>
               <w:pStyle w:val="Compact"/>
-              <w:jc w:val="left"/>
             </w:pPr>
             <w:r>
               <w:t xml:space="preserve">Casa / PYME sencilla</w:t>
@@ -5605,7 +5309,6 @@
           <w:p>
             <w:pPr>
               <w:pStyle w:val="Compact"/>
-              <w:jc w:val="left"/>
             </w:pPr>
             <w:r>
               <w:t xml:space="preserve">WiFi 6 actual</w:t>
@@ -5617,7 +5320,6 @@
           <w:p>
             <w:pPr>
               <w:pStyle w:val="Compact"/>
-              <w:jc w:val="left"/>
             </w:pPr>
             <w:r>
               <w:t xml:space="preserve">Precio-rendimiento razonable, 2,4 + 5 GHz</w:t>
@@ -5631,7 +5333,6 @@
           <w:p>
             <w:pPr>
               <w:pStyle w:val="Compact"/>
-              <w:jc w:val="left"/>
             </w:pPr>
             <w:r>
               <w:t xml:space="preserve">Enlace exterior punto a punto</w:t>
@@ -5643,7 +5344,6 @@
           <w:p>
             <w:pPr>
               <w:pStyle w:val="Compact"/>
-              <w:jc w:val="left"/>
             </w:pPr>
             <w:r>
               <w:t xml:space="preserve">5 GHz (WiFi 5/6 hardware)</w:t>
@@ -5655,7 +5355,6 @@
           <w:p>
             <w:pPr>
               <w:pStyle w:val="Compact"/>
-              <w:jc w:val="left"/>
             </w:pPr>
             <w:r>
               <w:t xml:space="preserve">Menos interferencias, más canales, mejor para direccional</w:t>
@@ -5669,7 +5368,6 @@
           <w:p>
             <w:pPr>
               <w:pStyle w:val="Compact"/>
-              <w:jc w:val="left"/>
             </w:pPr>
             <w:r>
               <w:t xml:space="preserve">Nueva inversión de gran escala</w:t>
@@ -5681,7 +5379,6 @@
           <w:p>
             <w:pPr>
               <w:pStyle w:val="Compact"/>
-              <w:jc w:val="left"/>
             </w:pPr>
             <w:r>
               <w:t xml:space="preserve">WiFi 6E/7</w:t>
@@ -5693,7 +5390,6 @@
           <w:p>
             <w:pPr>
               <w:pStyle w:val="Compact"/>
-              <w:jc w:val="left"/>
             </w:pPr>
             <w:r>
               <w:t xml:space="preserve">6 GHz limpia y preparada para 5+ años</w:t>
@@ -5729,13 +5425,7 @@
         <w:t xml:space="preserve"> </w:t>
       </w:r>
       <w:r>
-        <w:t xml:space="preserve">“</w:t>
-      </w:r>
-      <w:r>
-        <w:t xml:space="preserve">WiFi 6</w:t>
-      </w:r>
-      <w:r>
-        <w:t xml:space="preserve">”</w:t>
+        <w:t xml:space="preserve">“WiFi 6”</w:t>
       </w:r>
       <w:r>
         <w:t xml:space="preserve"> </w:t>
@@ -5764,8 +5454,8 @@
         </w:pict>
       </w:r>
     </w:p>
-    <w:bookmarkEnd w:id="58"/>
-    <w:bookmarkStart w:id="59" w:name="mini-chequeo-2"/>
+    <w:bookmarkEnd w:id="47"/>
+    <w:bookmarkStart w:id="48" w:name="mini-chequeo-2"/>
     <w:p>
       <w:pPr>
         <w:pStyle w:val="Heading2"/>
@@ -5801,13 +5491,7 @@
         <w:t xml:space="preserve"> </w:t>
       </w:r>
       <w:r>
-        <w:t xml:space="preserve">“</w:t>
-      </w:r>
-      <w:r>
-        <w:t xml:space="preserve">AX5400</w:t>
-      </w:r>
-      <w:r>
-        <w:t xml:space="preserve">”</w:t>
+        <w:t xml:space="preserve">“AX5400”</w:t>
       </w:r>
       <w:r>
         <w:t xml:space="preserve">. ¿Tu portátil llegará a 5400 Mbps? ¿Por qué?</w:t>
@@ -5912,8 +5596,8 @@
         </w:pict>
       </w:r>
     </w:p>
-    <w:bookmarkEnd w:id="59"/>
-    <w:bookmarkStart w:id="60" w:name="resumen-en-3-frases-2"/>
+    <w:bookmarkEnd w:id="48"/>
+    <w:bookmarkStart w:id="49" w:name="resumen-en-3-frases-2"/>
     <w:p>
       <w:pPr>
         <w:pStyle w:val="Heading2"/>
@@ -6016,8 +5700,8 @@
         <w:t xml:space="preserve">y el escenario; la pegatina del AP es marketing sumado.</w:t>
       </w:r>
     </w:p>
-    <w:bookmarkEnd w:id="60"/>
-    <w:bookmarkStart w:id="61" w:name="vocabulario-rápido-2"/>
+    <w:bookmarkEnd w:id="49"/>
+    <w:bookmarkStart w:id="50" w:name="vocabulario-rápido-2"/>
     <w:p>
       <w:pPr>
         <w:pStyle w:val="Heading2"/>
@@ -6030,7 +5714,6 @@
       <w:tblPr>
         <w:tblStyle w:val="Table"/>
         <w:tblW w:type="auto" w:w="0"/>
-        <w:jc w:val="left"/>
         <w:tblLook w:firstRow="1" w:lastRow="0" w:firstColumn="0" w:lastColumn="0" w:noHBand="0" w:noVBand="0" w:val="0020"/>
       </w:tblPr>
       <w:tblGrid>
@@ -6046,7 +5729,6 @@
           <w:p>
             <w:pPr>
               <w:pStyle w:val="Compact"/>
-              <w:jc w:val="left"/>
             </w:pPr>
             <w:r>
               <w:t xml:space="preserve">Término</w:t>
@@ -6058,7 +5740,6 @@
           <w:p>
             <w:pPr>
               <w:pStyle w:val="Compact"/>
-              <w:jc w:val="left"/>
             </w:pPr>
             <w:r>
               <w:t xml:space="preserve">Idea general</w:t>
@@ -6072,7 +5753,6 @@
           <w:p>
             <w:pPr>
               <w:pStyle w:val="Compact"/>
-              <w:jc w:val="left"/>
             </w:pPr>
             <w:r>
               <w:t xml:space="preserve">MIMO</w:t>
@@ -6084,7 +5764,6 @@
           <w:p>
             <w:pPr>
               <w:pStyle w:val="Compact"/>
-              <w:jc w:val="left"/>
             </w:pPr>
             <w:r>
               <w:t xml:space="preserve">Múltiples antenas/flujos espaciales en paralelo</w:t>
@@ -6098,7 +5777,6 @@
           <w:p>
             <w:pPr>
               <w:pStyle w:val="Compact"/>
-              <w:jc w:val="left"/>
             </w:pPr>
             <w:r>
               <w:t xml:space="preserve">OFDMA</w:t>
@@ -6110,7 +5788,6 @@
           <w:p>
             <w:pPr>
               <w:pStyle w:val="Compact"/>
-              <w:jc w:val="left"/>
             </w:pPr>
             <w:r>
               <w:t xml:space="preserve">Reparte el canal en subcanales por cliente (WiFi 6)</w:t>
@@ -6124,7 +5801,6 @@
           <w:p>
             <w:pPr>
               <w:pStyle w:val="Compact"/>
-              <w:jc w:val="left"/>
             </w:pPr>
             <w:r>
               <w:t xml:space="preserve">MU-MIMO</w:t>
@@ -6136,7 +5812,6 @@
           <w:p>
             <w:pPr>
               <w:pStyle w:val="Compact"/>
-              <w:jc w:val="left"/>
             </w:pPr>
             <w:r>
               <w:t xml:space="preserve">AP habla a varios clientes simultáneamente</w:t>
@@ -6150,7 +5825,6 @@
           <w:p>
             <w:pPr>
               <w:pStyle w:val="Compact"/>
-              <w:jc w:val="left"/>
             </w:pPr>
             <w:r>
               <w:t xml:space="preserve">TWT</w:t>
@@ -6162,7 +5836,6 @@
           <w:p>
             <w:pPr>
               <w:pStyle w:val="Compact"/>
-              <w:jc w:val="left"/>
             </w:pPr>
             <w:r>
               <w:t xml:space="preserve">Acuerdo de despertar para ahorrar batería (IoT)</w:t>
@@ -6176,7 +5849,6 @@
           <w:p>
             <w:pPr>
               <w:pStyle w:val="Compact"/>
-              <w:jc w:val="left"/>
             </w:pPr>
             <w:r>
               <w:t xml:space="preserve">MLO</w:t>
@@ -6188,7 +5860,6 @@
           <w:p>
             <w:pPr>
               <w:pStyle w:val="Compact"/>
-              <w:jc w:val="left"/>
             </w:pPr>
             <w:r>
               <w:t xml:space="preserve">Uso simultáneo de dos bandas (WiFi 7)</w:t>
@@ -6214,7 +5885,7 @@
       <w:r>
         <w:t xml:space="preserve"> </w:t>
       </w:r>
-      <w:hyperlink r:id="rId44">
+      <w:hyperlink r:id="rId33">
         <w:r>
           <w:rPr>
             <w:rStyle w:val="Hyperlink"/>
@@ -6241,7 +5912,7 @@
       <w:r>
         <w:t xml:space="preserve"> </w:t>
       </w:r>
-      <w:hyperlink r:id="rId23">
+      <w:hyperlink r:id="rId12">
         <w:r>
           <w:rPr>
             <w:rStyle w:val="Hyperlink"/>
@@ -6268,7 +5939,7 @@
       <w:r>
         <w:t xml:space="preserve"> </w:t>
       </w:r>
-      <w:hyperlink r:id="rId25">
+      <w:hyperlink r:id="rId14">
         <w:r>
           <w:rPr>
             <w:rStyle w:val="Hyperlink"/>
@@ -6277,9 +5948,9 @@
         </w:r>
       </w:hyperlink>
     </w:p>
-    <w:bookmarkEnd w:id="61"/>
-    <w:bookmarkEnd w:id="62"/>
-    <w:bookmarkStart w:id="70" w:name="topologías-y-modos-de-trabajo"/>
+    <w:bookmarkEnd w:id="50"/>
+    <w:bookmarkEnd w:id="51"/>
+    <w:bookmarkStart w:id="62" w:name="topologías-y-modos-de-trabajo"/>
     <w:p>
       <w:pPr>
         <w:pStyle w:val="Heading1"/>
@@ -6343,7 +6014,7 @@
         </w:pict>
       </w:r>
     </w:p>
-    <w:bookmarkStart w:id="63" w:name="la-idea-en-una-frase-3"/>
+    <w:bookmarkStart w:id="52" w:name="la-idea-en-una-frase-3"/>
     <w:p>
       <w:pPr>
         <w:pStyle w:val="Heading2"/>
@@ -6363,13 +6034,7 @@
         <w:t xml:space="preserve"> </w:t>
       </w:r>
       <w:r>
-        <w:t xml:space="preserve">“</w:t>
-      </w:r>
-      <w:r>
-        <w:t xml:space="preserve">un router con WiFi</w:t>
-      </w:r>
-      <w:r>
-        <w:t xml:space="preserve">”</w:t>
+        <w:t xml:space="preserve">“un router con WiFi”</w:t>
       </w:r>
       <w:r>
         <w:t xml:space="preserve">: es una topología elegida —una celda (BSS), un edificio con varios APs con el mismo SSID (ESS), un puente, una malla— y cada topología responde a una necesidad distinta de cobertura, movilidad o cableado.</w:t>
@@ -6382,8 +6047,8 @@
         </w:pict>
       </w:r>
     </w:p>
-    <w:bookmarkEnd w:id="63"/>
-    <w:bookmarkStart w:id="64" w:name="las-piezas-del-léxico-802.11"/>
+    <w:bookmarkEnd w:id="52"/>
+    <w:bookmarkStart w:id="56" w:name="las-piezas-del-léxico-802.11"/>
     <w:p>
       <w:pPr>
         <w:pStyle w:val="Heading2"/>
@@ -6404,7 +6069,6 @@
       <w:tblPr>
         <w:tblStyle w:val="Table"/>
         <w:tblW w:type="pct" w:w="5000"/>
-        <w:jc w:val="left"/>
         <w:tblLayout w:type="fixed"/>
         <w:tblLook w:firstRow="1" w:lastRow="0" w:firstColumn="0" w:lastColumn="0" w:noHBand="0" w:noVBand="0" w:val="0020"/>
       </w:tblPr>
@@ -6422,7 +6086,6 @@
           <w:p>
             <w:pPr>
               <w:pStyle w:val="Compact"/>
-              <w:jc w:val="left"/>
             </w:pPr>
             <w:r>
               <w:t xml:space="preserve">Término</w:t>
@@ -6434,7 +6097,6 @@
           <w:p>
             <w:pPr>
               <w:pStyle w:val="Compact"/>
-              <w:jc w:val="left"/>
             </w:pPr>
             <w:r>
               <w:t xml:space="preserve">Significado</w:t>
@@ -6446,7 +6108,6 @@
           <w:p>
             <w:pPr>
               <w:pStyle w:val="Compact"/>
-              <w:jc w:val="left"/>
             </w:pPr>
             <w:r>
               <w:t xml:space="preserve">Ejemplo</w:t>
@@ -6460,7 +6121,6 @@
           <w:p>
             <w:pPr>
               <w:pStyle w:val="Compact"/>
-              <w:jc w:val="left"/>
             </w:pPr>
             <w:r>
               <w:rPr>
@@ -6482,7 +6142,6 @@
           <w:p>
             <w:pPr>
               <w:pStyle w:val="Compact"/>
-              <w:jc w:val="left"/>
             </w:pPr>
             <w:r>
               <w:t xml:space="preserve">Un AP + sus clientes asociados</w:t>
@@ -6494,7 +6153,6 @@
           <w:p>
             <w:pPr>
               <w:pStyle w:val="Compact"/>
-              <w:jc w:val="left"/>
             </w:pPr>
             <w:r>
               <w:t xml:space="preserve">El WiFi de tu casa</w:t>
@@ -6508,7 +6166,6 @@
           <w:p>
             <w:pPr>
               <w:pStyle w:val="Compact"/>
-              <w:jc w:val="left"/>
             </w:pPr>
             <w:r>
               <w:rPr>
@@ -6524,7 +6181,6 @@
           <w:p>
             <w:pPr>
               <w:pStyle w:val="Compact"/>
-              <w:jc w:val="left"/>
             </w:pPr>
             <w:r>
               <w:t xml:space="preserve">La MAC del AP (identifica la BSS)</w:t>
@@ -6536,7 +6192,6 @@
           <w:p>
             <w:pPr>
               <w:pStyle w:val="Compact"/>
-              <w:jc w:val="left"/>
             </w:pPr>
             <w:r>
               <w:t xml:space="preserve">La MAC de la radio del AP</w:t>
@@ -6550,7 +6205,6 @@
           <w:p>
             <w:pPr>
               <w:pStyle w:val="Compact"/>
-              <w:jc w:val="left"/>
             </w:pPr>
             <w:r>
               <w:rPr>
@@ -6566,7 +6220,6 @@
           <w:p>
             <w:pPr>
               <w:pStyle w:val="Compact"/>
-              <w:jc w:val="left"/>
             </w:pPr>
             <w:r>
               <w:t xml:space="preserve">El nombre lógico de la red</w:t>
@@ -6578,16 +6231,9 @@
           <w:p>
             <w:pPr>
               <w:pStyle w:val="Compact"/>
-              <w:jc w:val="left"/>
-            </w:pPr>
-            <w:r>
-              <w:t xml:space="preserve">“</w:t>
-            </w:r>
-            <w:r>
-              <w:t xml:space="preserve">Empresa-WiFi</w:t>
-            </w:r>
-            <w:r>
-              <w:t xml:space="preserve">”</w:t>
+            </w:pPr>
+            <w:r>
+              <w:t xml:space="preserve">“Empresa-WiFi”</w:t>
             </w:r>
           </w:p>
         </w:tc>
@@ -6598,7 +6244,6 @@
           <w:p>
             <w:pPr>
               <w:pStyle w:val="Compact"/>
-              <w:jc w:val="left"/>
             </w:pPr>
             <w:r>
               <w:rPr>
@@ -6620,7 +6265,6 @@
           <w:p>
             <w:pPr>
               <w:pStyle w:val="Compact"/>
-              <w:jc w:val="left"/>
             </w:pPr>
             <w:r>
               <w:t xml:space="preserve">Varios APs con el mismo SSID, unidos por cable</w:t>
@@ -6632,7 +6276,6 @@
           <w:p>
             <w:pPr>
               <w:pStyle w:val="Compact"/>
-              <w:jc w:val="left"/>
             </w:pPr>
             <w:r>
               <w:t xml:space="preserve">El WiFi de todo el edificio</w:t>
@@ -6646,7 +6289,6 @@
           <w:p>
             <w:pPr>
               <w:pStyle w:val="Compact"/>
-              <w:jc w:val="left"/>
             </w:pPr>
             <w:r>
               <w:rPr>
@@ -6662,7 +6304,6 @@
           <w:p>
             <w:pPr>
               <w:pStyle w:val="Compact"/>
-              <w:jc w:val="left"/>
             </w:pPr>
             <w:r>
               <w:t xml:space="preserve">Clientes hablándose directamente, sin AP</w:t>
@@ -6674,7 +6315,6 @@
           <w:p>
             <w:pPr>
               <w:pStyle w:val="Compact"/>
-              <w:jc w:val="left"/>
             </w:pPr>
             <w:r>
               <w:t xml:space="preserve">Dos portátiles compartiendo archivos</w:t>
@@ -6688,7 +6328,6 @@
           <w:p>
             <w:pPr>
               <w:pStyle w:val="Compact"/>
-              <w:jc w:val="left"/>
             </w:pPr>
             <w:r>
               <w:rPr>
@@ -6710,7 +6349,6 @@
           <w:p>
             <w:pPr>
               <w:pStyle w:val="Compact"/>
-              <w:jc w:val="left"/>
             </w:pPr>
             <w:r>
               <w:t xml:space="preserve">La red cableada que une los APs del ESS</w:t>
@@ -6722,7 +6360,6 @@
           <w:p>
             <w:pPr>
               <w:pStyle w:val="Compact"/>
-              <w:jc w:val="left"/>
             </w:pPr>
             <w:r>
               <w:t xml:space="preserve">El switch y los trunks ya vistos</w:t>
@@ -6742,13 +6379,7 @@
         <w:t xml:space="preserve"> </w:t>
       </w:r>
       <w:r>
-        <w:t xml:space="preserve">“</w:t>
-      </w:r>
-      <w:r>
-        <w:t xml:space="preserve">roaming invisible</w:t>
-      </w:r>
-      <w:r>
-        <w:t xml:space="preserve">”</w:t>
+        <w:t xml:space="preserve">“roaming invisible”</w:t>
       </w:r>
       <w:r>
         <w:t xml:space="preserve">: en un ESS, tu portátil ve</w:t>
@@ -6785,58 +6416,66 @@
     </w:p>
     <w:p>
       <w:pPr>
-        <w:pStyle w:val="SourceCode"/>
-      </w:pPr>
-      <w:r>
-        <w:rPr>
-          <w:rStyle w:val="VerbatimChar"/>
-        </w:rPr>
-        <w:t xml:space="preserve">ESS "Empresa" (un solo SSID, 3 BSS):</w:t>
-      </w:r>
-      <w:r>
-        <w:br/>
-      </w:r>
-      <w:r>
-        <w:rPr>
-          <w:rStyle w:val="VerbatimChar"/>
-        </w:rPr>
-        <w:t xml:space="preserve">                    ┌── switch/cable (DS) ──┐</w:t>
-      </w:r>
-      <w:r>
-        <w:br/>
-      </w:r>
-      <w:r>
-        <w:rPr>
-          <w:rStyle w:val="VerbatimChar"/>
-        </w:rPr>
-        <w:t xml:space="preserve">                    │        │              │</w:t>
-      </w:r>
-      <w:r>
-        <w:br/>
-      </w:r>
-      <w:r>
-        <w:rPr>
-          <w:rStyle w:val="VerbatimChar"/>
-        </w:rPr>
-        <w:t xml:space="preserve">                 [AP-1]   [AP-2]        [AP-3]</w:t>
-      </w:r>
-      <w:r>
-        <w:br/>
-      </w:r>
-      <w:r>
-        <w:rPr>
-          <w:rStyle w:val="VerbatimChar"/>
-        </w:rPr>
-        <w:t xml:space="preserve">                BSS-1     BSS-2         BSS-3</w:t>
-      </w:r>
-      <w:r>
-        <w:br/>
-      </w:r>
-      <w:r>
-        <w:rPr>
-          <w:rStyle w:val="VerbatimChar"/>
-        </w:rPr>
-        <w:t xml:space="preserve">              clientes   clientes      clientes</w:t>
+        <w:pStyle w:val="CaptionedFigure"/>
+      </w:pPr>
+      <w:r>
+        <w:drawing>
+          <wp:inline>
+            <wp:extent cx="5334000" cy="2667000"/>
+            <wp:effectExtent b="0" l="0" r="0" t="0"/>
+            <wp:docPr descr="ESS: tres APs con el mismo SSID unidos por el DS; el cliente roama entre BSS" title="" id="54" name="Picture"/>
+            <a:graphic>
+              <a:graphicData uri="http://schemas.openxmlformats.org/drawingml/2006/picture">
+                <pic:pic>
+                  <pic:nvPicPr>
+                    <pic:cNvPr descr="public/diagrams/u12-ess-roaming.svg" id="55" name="Picture"/>
+                    <pic:cNvPicPr>
+                      <a:picLocks noChangeArrowheads="1" noChangeAspect="1"/>
+                    </pic:cNvPicPr>
+                  </pic:nvPicPr>
+                  <pic:blipFill>
+                    <a:blip>
+                      <a:extLst>
+                        <a:ext uri="{28A0092B-C50C-407E-A947-70E740481C1C}">
+                          <a14:useLocalDpi xmlns:a14="http://schemas.microsoft.com/office/drawing/2010/main" val="0"/>
+                        </a:ext>
+                        <a:ext uri="{96DAC541-7B7A-43D3-8B79-37D633B846F1}">
+                          <asvg:svgBlip xmlns:asvg="http://schemas.microsoft.com/office/drawing/2016/SVG/main" r:embed="rId53"/>
+                        </a:ext>
+                      </a:extLst>
+                    </a:blip>
+                    <a:stretch>
+                      <a:fillRect/>
+                    </a:stretch>
+                  </pic:blipFill>
+                  <pic:spPr bwMode="auto">
+                    <a:xfrm>
+                      <a:off x="0" y="0"/>
+                      <a:ext cx="5334000" cy="2667000"/>
+                    </a:xfrm>
+                    <a:prstGeom prst="rect">
+                      <a:avLst/>
+                    </a:prstGeom>
+                    <a:noFill/>
+                    <a:ln w="9525">
+                      <a:noFill/>
+                      <a:headEnd/>
+                      <a:tailEnd/>
+                    </a:ln>
+                  </pic:spPr>
+                </pic:pic>
+              </a:graphicData>
+            </a:graphic>
+          </wp:inline>
+        </w:drawing>
+      </w:r>
+    </w:p>
+    <w:p>
+      <w:pPr>
+        <w:pStyle w:val="ImageCaption"/>
+      </w:pPr>
+      <w:r>
+        <w:t xml:space="preserve">ESS: tres APs con el mismo SSID unidos por el DS; el cliente roama entre BSS</w:t>
       </w:r>
     </w:p>
     <w:p>
@@ -6846,8 +6485,8 @@
         </w:pict>
       </w:r>
     </w:p>
-    <w:bookmarkEnd w:id="64"/>
-    <w:bookmarkStart w:id="65" w:name="modos-de-trabajo-de-un-ap"/>
+    <w:bookmarkEnd w:id="56"/>
+    <w:bookmarkStart w:id="57" w:name="modos-de-trabajo-de-un-ap"/>
     <w:p>
       <w:pPr>
         <w:pStyle w:val="Heading2"/>
@@ -6867,13 +6506,7 @@
         <w:t xml:space="preserve"> </w:t>
       </w:r>
       <w:r>
-        <w:t xml:space="preserve">“</w:t>
-      </w:r>
-      <w:r>
-        <w:t xml:space="preserve">hace WiFi para clientes</w:t>
-      </w:r>
-      <w:r>
-        <w:t xml:space="preserve">”</w:t>
+        <w:t xml:space="preserve">“hace WiFi para clientes”</w:t>
       </w:r>
       <w:r>
         <w:t xml:space="preserve">. Sus modos habituales:</w:t>
@@ -6883,7 +6516,6 @@
       <w:tblPr>
         <w:tblStyle w:val="Table"/>
         <w:tblW w:type="pct" w:w="5000"/>
-        <w:jc w:val="left"/>
         <w:tblLayout w:type="fixed"/>
         <w:tblLook w:firstRow="1" w:lastRow="0" w:firstColumn="0" w:lastColumn="0" w:noHBand="0" w:noVBand="0" w:val="0020"/>
       </w:tblPr>
@@ -6901,7 +6533,6 @@
           <w:p>
             <w:pPr>
               <w:pStyle w:val="Compact"/>
-              <w:jc w:val="left"/>
             </w:pPr>
             <w:r>
               <w:t xml:space="preserve">Modo</w:t>
@@ -6913,7 +6544,6 @@
           <w:p>
             <w:pPr>
               <w:pStyle w:val="Compact"/>
-              <w:jc w:val="left"/>
             </w:pPr>
             <w:r>
               <w:t xml:space="preserve">Qué hace</w:t>
@@ -6925,7 +6555,6 @@
           <w:p>
             <w:pPr>
               <w:pStyle w:val="Compact"/>
-              <w:jc w:val="left"/>
             </w:pPr>
             <w:r>
               <w:t xml:space="preserve">Cuándo se usa</w:t>
@@ -6939,7 +6568,6 @@
           <w:p>
             <w:pPr>
               <w:pStyle w:val="Compact"/>
-              <w:jc w:val="left"/>
             </w:pPr>
             <w:r>
               <w:rPr>
@@ -6955,7 +6583,6 @@
           <w:p>
             <w:pPr>
               <w:pStyle w:val="Compact"/>
-              <w:jc w:val="left"/>
             </w:pPr>
             <w:r>
               <w:t xml:space="preserve">Sirve clientes normales</w:t>
@@ -6967,7 +6594,6 @@
           <w:p>
             <w:pPr>
               <w:pStyle w:val="Compact"/>
-              <w:jc w:val="left"/>
             </w:pPr>
             <w:r>
               <w:t xml:space="preserve">El 90 % de los APs del mundo</w:t>
@@ -6981,7 +6607,6 @@
           <w:p>
             <w:pPr>
               <w:pStyle w:val="Compact"/>
-              <w:jc w:val="left"/>
             </w:pPr>
             <w:r>
               <w:rPr>
@@ -6997,7 +6622,6 @@
           <w:p>
             <w:pPr>
               <w:pStyle w:val="Compact"/>
-              <w:jc w:val="left"/>
             </w:pPr>
             <w:r>
               <w:t xml:space="preserve">Repite la señal de otro AP por radio</w:t>
@@ -7009,7 +6633,6 @@
           <w:p>
             <w:pPr>
               <w:pStyle w:val="Compact"/>
-              <w:jc w:val="left"/>
             </w:pPr>
             <w:r>
               <w:t xml:space="preserve">Zonas sin cable donde llegar</w:t>
@@ -7023,7 +6646,6 @@
           <w:p>
             <w:pPr>
               <w:pStyle w:val="Compact"/>
-              <w:jc w:val="left"/>
             </w:pPr>
             <w:r>
               <w:rPr>
@@ -7039,7 +6661,6 @@
           <w:p>
             <w:pPr>
               <w:pStyle w:val="Compact"/>
-              <w:jc w:val="left"/>
             </w:pPr>
             <w:r>
               <w:t xml:space="preserve">Conecta dispositivos</w:t>
@@ -7067,7 +6688,6 @@
           <w:p>
             <w:pPr>
               <w:pStyle w:val="Compact"/>
-              <w:jc w:val="left"/>
             </w:pPr>
             <w:r>
               <w:t xml:space="preserve">Una impresora antigua con un solo puerto Ethernet</w:t>
@@ -7081,7 +6701,6 @@
           <w:p>
             <w:pPr>
               <w:pStyle w:val="Compact"/>
-              <w:jc w:val="left"/>
             </w:pPr>
             <w:r>
               <w:rPr>
@@ -7097,7 +6716,6 @@
           <w:p>
             <w:pPr>
               <w:pStyle w:val="Compact"/>
-              <w:jc w:val="left"/>
             </w:pPr>
             <w:r>
               <w:t xml:space="preserve">Enlace punto a punto o punto-multipunto</w:t>
@@ -7109,7 +6727,6 @@
           <w:p>
             <w:pPr>
               <w:pStyle w:val="Compact"/>
-              <w:jc w:val="left"/>
             </w:pPr>
             <w:r>
               <w:t xml:space="preserve">Unir edificios (visto en el punto 2)</w:t>
@@ -7123,7 +6740,6 @@
           <w:p>
             <w:pPr>
               <w:pStyle w:val="Compact"/>
-              <w:jc w:val="left"/>
             </w:pPr>
             <w:r>
               <w:rPr>
@@ -7139,7 +6755,6 @@
           <w:p>
             <w:pPr>
               <w:pStyle w:val="Compact"/>
-              <w:jc w:val="left"/>
             </w:pPr>
             <w:r>
               <w:t xml:space="preserve">Cada AP enlaza por radio con sus vecinos y reenvía</w:t>
@@ -7151,7 +6766,6 @@
           <w:p>
             <w:pPr>
               <w:pStyle w:val="Compact"/>
-              <w:jc w:val="left"/>
             </w:pPr>
             <w:r>
               <w:t xml:space="preserve">Naves, campuses, tramos sin cable</w:t>
@@ -7203,13 +6817,7 @@
         <w:t xml:space="preserve"> </w:t>
       </w:r>
       <w:r>
-        <w:t xml:space="preserve">“</w:t>
-      </w:r>
-      <w:r>
-        <w:t xml:space="preserve">barato</w:t>
-      </w:r>
-      <w:r>
-        <w:t xml:space="preserve">”</w:t>
+        <w:t xml:space="preserve">“barato”</w:t>
       </w:r>
       <w:r>
         <w:t xml:space="preserve"> </w:t>
@@ -7238,8 +6846,8 @@
         </w:pict>
       </w:r>
     </w:p>
-    <w:bookmarkEnd w:id="65"/>
-    <w:bookmarkStart w:id="66" w:name="roaming-la-promesa-del-ess"/>
+    <w:bookmarkEnd w:id="57"/>
+    <w:bookmarkStart w:id="58" w:name="roaming-la-promesa-del-ess"/>
     <w:p>
       <w:pPr>
         <w:pStyle w:val="Heading2"/>
@@ -7366,13 +6974,7 @@
         <w:t xml:space="preserve"> </w:t>
       </w:r>
       <w:r>
-        <w:t xml:space="preserve">“</w:t>
-      </w:r>
-      <w:r>
-        <w:t xml:space="preserve">roaming</w:t>
-      </w:r>
-      <w:r>
-        <w:t xml:space="preserve">”</w:t>
+        <w:t xml:space="preserve">“roaming”</w:t>
       </w:r>
       <w:r>
         <w:t xml:space="preserve"> </w:t>
@@ -7384,13 +6986,7 @@
         <w:t xml:space="preserve"> </w:t>
       </w:r>
       <w:r>
-        <w:t xml:space="preserve">“</w:t>
-      </w:r>
-      <w:r>
-        <w:t xml:space="preserve">desconexión de 5 segundos cada vez que cambio de planta</w:t>
-      </w:r>
-      <w:r>
-        <w:t xml:space="preserve">”</w:t>
+        <w:t xml:space="preserve">“desconexión de 5 segundos cada vez que cambio de planta”</w:t>
       </w:r>
       <w:r>
         <w:t xml:space="preserve">.</w:t>
@@ -7403,8 +6999,8 @@
         </w:pict>
       </w:r>
     </w:p>
-    <w:bookmarkEnd w:id="66"/>
-    <w:bookmarkStart w:id="67" w:name="mini-chequeo-3"/>
+    <w:bookmarkEnd w:id="58"/>
+    <w:bookmarkStart w:id="59" w:name="mini-chequeo-3"/>
     <w:p>
       <w:pPr>
         <w:pStyle w:val="Heading2"/>
@@ -7563,8 +7159,8 @@
         </w:pict>
       </w:r>
     </w:p>
-    <w:bookmarkEnd w:id="67"/>
-    <w:bookmarkStart w:id="68" w:name="resumen-en-3-frases-3"/>
+    <w:bookmarkEnd w:id="59"/>
+    <w:bookmarkStart w:id="60" w:name="resumen-en-3-frases-3"/>
     <w:p>
       <w:pPr>
         <w:pStyle w:val="Heading2"/>
@@ -7625,8 +7221,8 @@
         <w:t xml:space="preserve">El roaming lo negocia el cliente; el diseño (solapamiento, SSID común, canales alternos) lo hace posible.</w:t>
       </w:r>
     </w:p>
-    <w:bookmarkEnd w:id="68"/>
-    <w:bookmarkStart w:id="69" w:name="vocabulario-rápido-3"/>
+    <w:bookmarkEnd w:id="60"/>
+    <w:bookmarkStart w:id="61" w:name="vocabulario-rápido-3"/>
     <w:p>
       <w:pPr>
         <w:pStyle w:val="Heading2"/>
@@ -7639,7 +7235,6 @@
       <w:tblPr>
         <w:tblStyle w:val="Table"/>
         <w:tblW w:type="auto" w:w="0"/>
-        <w:jc w:val="left"/>
         <w:tblLook w:firstRow="1" w:lastRow="0" w:firstColumn="0" w:lastColumn="0" w:noHBand="0" w:noVBand="0" w:val="0020"/>
       </w:tblPr>
       <w:tblGrid>
@@ -7655,7 +7250,6 @@
           <w:p>
             <w:pPr>
               <w:pStyle w:val="Compact"/>
-              <w:jc w:val="left"/>
             </w:pPr>
             <w:r>
               <w:t xml:space="preserve">Término</w:t>
@@ -7667,7 +7261,6 @@
           <w:p>
             <w:pPr>
               <w:pStyle w:val="Compact"/>
-              <w:jc w:val="left"/>
             </w:pPr>
             <w:r>
               <w:t xml:space="preserve">Idea general</w:t>
@@ -7681,7 +7274,6 @@
           <w:p>
             <w:pPr>
               <w:pStyle w:val="Compact"/>
-              <w:jc w:val="left"/>
             </w:pPr>
             <w:r>
               <w:t xml:space="preserve">BSS / BSSID</w:t>
@@ -7693,7 +7285,6 @@
           <w:p>
             <w:pPr>
               <w:pStyle w:val="Compact"/>
-              <w:jc w:val="left"/>
             </w:pPr>
             <w:r>
               <w:t xml:space="preserve">Celda de un AP / MAC de esa celda</w:t>
@@ -7707,7 +7298,6 @@
           <w:p>
             <w:pPr>
               <w:pStyle w:val="Compact"/>
-              <w:jc w:val="left"/>
             </w:pPr>
             <w:r>
               <w:t xml:space="preserve">ESS</w:t>
@@ -7719,7 +7309,6 @@
           <w:p>
             <w:pPr>
               <w:pStyle w:val="Compact"/>
-              <w:jc w:val="left"/>
             </w:pPr>
             <w:r>
               <w:t xml:space="preserve">Conjunto de BSSs con el mismo SSID</w:t>
@@ -7733,7 +7322,6 @@
           <w:p>
             <w:pPr>
               <w:pStyle w:val="Compact"/>
-              <w:jc w:val="left"/>
             </w:pPr>
             <w:r>
               <w:t xml:space="preserve">DS</w:t>
@@ -7745,7 +7333,6 @@
           <w:p>
             <w:pPr>
               <w:pStyle w:val="Compact"/>
-              <w:jc w:val="left"/>
             </w:pPr>
             <w:r>
               <w:t xml:space="preserve">El sistema de distribución cableado que une los APs</w:t>
@@ -7759,7 +7346,6 @@
           <w:p>
             <w:pPr>
               <w:pStyle w:val="Compact"/>
-              <w:jc w:val="left"/>
             </w:pPr>
             <w:r>
               <w:t xml:space="preserve">Workgroup Bridge</w:t>
@@ -7771,7 +7357,6 @@
           <w:p>
             <w:pPr>
               <w:pStyle w:val="Compact"/>
-              <w:jc w:val="left"/>
             </w:pPr>
             <w:r>
               <w:t xml:space="preserve">AP como cliente para dar WiFi a un equipo sin red</w:t>
@@ -7785,7 +7370,6 @@
           <w:p>
             <w:pPr>
               <w:pStyle w:val="Compact"/>
-              <w:jc w:val="left"/>
             </w:pPr>
             <w:r>
               <w:t xml:space="preserve">Roaming</w:t>
@@ -7797,7 +7381,6 @@
           <w:p>
             <w:pPr>
               <w:pStyle w:val="Compact"/>
-              <w:jc w:val="left"/>
             </w:pPr>
             <w:r>
               <w:t xml:space="preserve">Cambio de AP sin cambiar de red lógica</w:t>
@@ -7823,7 +7406,7 @@
       <w:r>
         <w:t xml:space="preserve"> </w:t>
       </w:r>
-      <w:hyperlink r:id="rId44">
+      <w:hyperlink r:id="rId33">
         <w:r>
           <w:rPr>
             <w:rStyle w:val="Hyperlink"/>
@@ -7850,7 +7433,7 @@
       <w:r>
         <w:t xml:space="preserve"> </w:t>
       </w:r>
-      <w:hyperlink r:id="rId24">
+      <w:hyperlink r:id="rId13">
         <w:r>
           <w:rPr>
             <w:rStyle w:val="Hyperlink"/>
@@ -7877,7 +7460,7 @@
       <w:r>
         <w:t xml:space="preserve"> </w:t>
       </w:r>
-      <w:hyperlink r:id="rId26">
+      <w:hyperlink r:id="rId15">
         <w:r>
           <w:rPr>
             <w:rStyle w:val="Hyperlink"/>
@@ -7886,9 +7469,9 @@
         </w:r>
       </w:hyperlink>
     </w:p>
-    <w:bookmarkEnd w:id="69"/>
-    <w:bookmarkEnd w:id="70"/>
-    <w:bookmarkStart w:id="80" w:name="cobertura-y-diseño"/>
+    <w:bookmarkEnd w:id="61"/>
+    <w:bookmarkEnd w:id="62"/>
+    <w:bookmarkStart w:id="75" w:name="cobertura-y-diseño"/>
     <w:p>
       <w:pPr>
         <w:pStyle w:val="Heading1"/>
@@ -7952,7 +7535,7 @@
         </w:pict>
       </w:r>
     </w:p>
-    <w:bookmarkStart w:id="71" w:name="la-idea-en-una-frase-4"/>
+    <w:bookmarkStart w:id="63" w:name="la-idea-en-una-frase-4"/>
     <w:p>
       <w:pPr>
         <w:pStyle w:val="Heading2"/>
@@ -7992,8 +7575,8 @@
         </w:pict>
       </w:r>
     </w:p>
-    <w:bookmarkEnd w:id="71"/>
-    <w:bookmarkStart w:id="72" w:name="los-tres-objetivos-del-diseño"/>
+    <w:bookmarkEnd w:id="63"/>
+    <w:bookmarkStart w:id="64" w:name="los-tres-objetivos-del-diseño"/>
     <w:p>
       <w:pPr>
         <w:pStyle w:val="Heading2"/>
@@ -8092,13 +7675,7 @@
         <w:t xml:space="preserve"> </w:t>
       </w:r>
       <w:r>
-        <w:t xml:space="preserve">“</w:t>
-      </w:r>
-      <w:r>
-        <w:t xml:space="preserve">tres barras en todas partes</w:t>
-      </w:r>
-      <w:r>
-        <w:t xml:space="preserve">”</w:t>
+        <w:t xml:space="preserve">“tres barras en todas partes”</w:t>
       </w:r>
       <w:r>
         <w:t xml:space="preserve"> </w:t>
@@ -8114,8 +7691,8 @@
         </w:pict>
       </w:r>
     </w:p>
-    <w:bookmarkEnd w:id="72"/>
-    <w:bookmarkStart w:id="73" w:name="reglas-de-colocación-con-sentido"/>
+    <w:bookmarkEnd w:id="64"/>
+    <w:bookmarkStart w:id="65" w:name="reglas-de-colocación-con-sentido"/>
     <w:p>
       <w:pPr>
         <w:pStyle w:val="Heading2"/>
@@ -8128,7 +7705,6 @@
       <w:tblPr>
         <w:tblStyle w:val="Table"/>
         <w:tblW w:type="pct" w:w="5000"/>
-        <w:jc w:val="left"/>
         <w:tblLayout w:type="fixed"/>
         <w:tblLook w:firstRow="1" w:lastRow="0" w:firstColumn="0" w:lastColumn="0" w:noHBand="0" w:noVBand="0" w:val="0020"/>
       </w:tblPr>
@@ -8145,7 +7721,6 @@
           <w:p>
             <w:pPr>
               <w:pStyle w:val="Compact"/>
-              <w:jc w:val="left"/>
             </w:pPr>
             <w:r>
               <w:t xml:space="preserve">Regla</w:t>
@@ -8157,7 +7732,6 @@
           <w:p>
             <w:pPr>
               <w:pStyle w:val="Compact"/>
-              <w:jc w:val="left"/>
             </w:pPr>
             <w:r>
               <w:t xml:space="preserve">Motivo físico</w:t>
@@ -8171,7 +7745,6 @@
           <w:p>
             <w:pPr>
               <w:pStyle w:val="Compact"/>
-              <w:jc w:val="left"/>
             </w:pPr>
             <w:r>
               <w:t xml:space="preserve">APs</w:t>
@@ -8196,7 +7769,6 @@
           <w:p>
             <w:pPr>
               <w:pStyle w:val="Compact"/>
-              <w:jc w:val="left"/>
             </w:pPr>
             <w:r>
               <w:t xml:space="preserve">El plano de cobertura es un cono; en una estantería cubres media oficina</w:t>
@@ -8210,7 +7782,6 @@
           <w:p>
             <w:pPr>
               <w:pStyle w:val="Compact"/>
-              <w:jc w:val="left"/>
             </w:pPr>
             <w:r>
               <w:rPr>
@@ -8232,7 +7803,6 @@
           <w:p>
             <w:pPr>
               <w:pStyle w:val="Compact"/>
-              <w:jc w:val="left"/>
             </w:pPr>
             <w:r>
               <w:t xml:space="preserve">Para que el roaming no tenga agujeros</w:t>
@@ -8246,7 +7816,6 @@
           <w:p>
             <w:pPr>
               <w:pStyle w:val="Compact"/>
-              <w:jc w:val="left"/>
             </w:pPr>
             <w:r>
               <w:rPr>
@@ -8268,7 +7837,6 @@
           <w:p>
             <w:pPr>
               <w:pStyle w:val="Compact"/>
-              <w:jc w:val="left"/>
             </w:pPr>
             <w:r>
               <w:t xml:space="preserve">Evitar interferencia co-canal</w:t>
@@ -8282,7 +7850,6 @@
           <w:p>
             <w:pPr>
               <w:pStyle w:val="Compact"/>
-              <w:jc w:val="left"/>
             </w:pPr>
             <w:r>
               <w:rPr>
@@ -8298,7 +7865,6 @@
           <w:p>
             <w:pPr>
               <w:pStyle w:val="Compact"/>
-              <w:jc w:val="left"/>
             </w:pPr>
             <w:r>
               <w:t xml:space="preserve">Potencia excesiva = celdas que se pisan = ruido</w:t>
@@ -8312,7 +7878,6 @@
           <w:p>
             <w:pPr>
               <w:pStyle w:val="Compact"/>
-              <w:jc w:val="left"/>
             </w:pPr>
             <w:r>
               <w:rPr>
@@ -8328,7 +7893,6 @@
           <w:p>
             <w:pPr>
               <w:pStyle w:val="Compact"/>
-              <w:jc w:val="left"/>
             </w:pPr>
             <w:r>
               <w:t xml:space="preserve">Atenuación y reflexiones</w:t>
@@ -8342,7 +7906,6 @@
           <w:p>
             <w:pPr>
               <w:pStyle w:val="Compact"/>
-              <w:jc w:val="left"/>
             </w:pPr>
             <w:r>
               <w:t xml:space="preserve">Antena</w:t>
@@ -8370,7 +7933,6 @@
           <w:p>
             <w:pPr>
               <w:pStyle w:val="Compact"/>
-              <w:jc w:val="left"/>
             </w:pPr>
             <w:r>
               <w:t xml:space="preserve">El donut de la antena omni es plano</w:t>
@@ -8412,13 +7974,7 @@
         <w:t xml:space="preserve"> </w:t>
       </w:r>
       <w:r>
-        <w:t xml:space="preserve">“</w:t>
-      </w:r>
-      <w:r>
-        <w:t xml:space="preserve">capacidad</w:t>
-      </w:r>
-      <w:r>
-        <w:t xml:space="preserve">”</w:t>
+        <w:t xml:space="preserve">“capacidad”</w:t>
       </w:r>
       <w:r>
         <w:t xml:space="preserve"> </w:t>
@@ -8430,13 +7986,7 @@
         <w:t xml:space="preserve"> </w:t>
       </w:r>
       <w:r>
-        <w:t xml:space="preserve">“</w:t>
-      </w:r>
-      <w:r>
-        <w:t xml:space="preserve">cobertura</w:t>
-      </w:r>
-      <w:r>
-        <w:t xml:space="preserve">”</w:t>
+        <w:t xml:space="preserve">“cobertura”</w:t>
       </w:r>
       <w:r>
         <w:t xml:space="preserve">.</w:t>
@@ -8471,8 +8021,8 @@
         </w:pict>
       </w:r>
     </w:p>
-    <w:bookmarkEnd w:id="73"/>
-    <w:bookmarkStart w:id="74" w:name="el-plan-de-canales-en-un-plano"/>
+    <w:bookmarkEnd w:id="65"/>
+    <w:bookmarkStart w:id="69" w:name="el-plan-de-canales-en-un-plano"/>
     <w:p>
       <w:pPr>
         <w:pStyle w:val="Heading2"/>
@@ -8491,90 +8041,71 @@
     </w:p>
     <w:p>
       <w:pPr>
-        <w:pStyle w:val="SourceCode"/>
-      </w:pPr>
-      <w:r>
-        <w:rPr>
-          <w:rStyle w:val="VerbatimChar"/>
-        </w:rPr>
-        <w:t xml:space="preserve">  ┌──────────────────────────────────────────┐</w:t>
-      </w:r>
-      <w:r>
-        <w:br/>
-      </w:r>
-      <w:r>
-        <w:rPr>
-          <w:rStyle w:val="VerbatimChar"/>
-        </w:rPr>
-        <w:t xml:space="preserve">  │  Aula 1        Aula 2         Aula 3     │</w:t>
-      </w:r>
-      <w:r>
-        <w:br/>
-      </w:r>
-      <w:r>
-        <w:rPr>
-          <w:rStyle w:val="VerbatimChar"/>
-        </w:rPr>
-        <w:t xml:space="preserve">  │  [AP-1]        [AP-2]        [AP-3]      │</w:t>
-      </w:r>
-      <w:r>
-        <w:br/>
-      </w:r>
-      <w:r>
-        <w:rPr>
-          <w:rStyle w:val="VerbatimChar"/>
-        </w:rPr>
-        <w:t xml:space="preserve">  │  canal 1       canal 6       canal 11    │</w:t>
-      </w:r>
-      <w:r>
-        <w:br/>
-      </w:r>
-      <w:r>
-        <w:rPr>
-          <w:rStyle w:val="VerbatimChar"/>
-        </w:rPr>
-        <w:t xml:space="preserve">  ├────────── pasillo ───────────────────────┤</w:t>
-      </w:r>
-      <w:r>
-        <w:br/>
-      </w:r>
-      <w:r>
-        <w:rPr>
-          <w:rStyle w:val="VerbatimChar"/>
-        </w:rPr>
-        <w:t xml:space="preserve">  │  Aula 4        Aula 5         Aula 6     │</w:t>
-      </w:r>
-      <w:r>
-        <w:br/>
-      </w:r>
-      <w:r>
-        <w:rPr>
-          <w:rStyle w:val="VerbatimChar"/>
-        </w:rPr>
-        <w:t xml:space="preserve">  │  (recibe       (recibe        (recibe    │</w:t>
-      </w:r>
-      <w:r>
-        <w:br/>
-      </w:r>
-      <w:r>
-        <w:rPr>
-          <w:rStyle w:val="VerbatimChar"/>
-        </w:rPr>
-        <w:t xml:space="preserve">  │   de AP-1)      de AP-2)       de AP-3)  │</w:t>
-      </w:r>
-      <w:r>
-        <w:br/>
-      </w:r>
-      <w:r>
-        <w:rPr>
-          <w:rStyle w:val="VerbatimChar"/>
-        </w:rPr>
-        <w:t xml:space="preserve">  └──────────────────────────────────────────┘</w:t>
-      </w:r>
-    </w:p>
-    <w:p>
-      <w:pPr>
-        <w:pStyle w:val="FirstParagraph"/>
+        <w:pStyle w:val="CaptionedFigure"/>
+      </w:pPr>
+      <w:r>
+        <w:drawing>
+          <wp:inline>
+            <wp:extent cx="5334000" cy="2389880"/>
+            <wp:effectExtent b="0" l="0" r="0" t="0"/>
+            <wp:docPr descr="Plano con AP-1 ch 1, AP-2 ch 6 y AP-3 ch 11; celdas solapadas en el pasillo" title="" id="67" name="Picture"/>
+            <a:graphic>
+              <a:graphicData uri="http://schemas.openxmlformats.org/drawingml/2006/picture">
+                <pic:pic>
+                  <pic:nvPicPr>
+                    <pic:cNvPr descr="public/diagrams/u12-cobertura-canales.svg" id="68" name="Picture"/>
+                    <pic:cNvPicPr>
+                      <a:picLocks noChangeArrowheads="1" noChangeAspect="1"/>
+                    </pic:cNvPicPr>
+                  </pic:nvPicPr>
+                  <pic:blipFill>
+                    <a:blip>
+                      <a:extLst>
+                        <a:ext uri="{28A0092B-C50C-407E-A947-70E740481C1C}">
+                          <a14:useLocalDpi xmlns:a14="http://schemas.microsoft.com/office/drawing/2010/main" val="0"/>
+                        </a:ext>
+                        <a:ext uri="{96DAC541-7B7A-43D3-8B79-37D633B846F1}">
+                          <asvg:svgBlip xmlns:asvg="http://schemas.microsoft.com/office/drawing/2016/SVG/main" r:embed="rId66"/>
+                        </a:ext>
+                      </a:extLst>
+                    </a:blip>
+                    <a:stretch>
+                      <a:fillRect/>
+                    </a:stretch>
+                  </pic:blipFill>
+                  <pic:spPr bwMode="auto">
+                    <a:xfrm>
+                      <a:off x="0" y="0"/>
+                      <a:ext cx="5334000" cy="2389880"/>
+                    </a:xfrm>
+                    <a:prstGeom prst="rect">
+                      <a:avLst/>
+                    </a:prstGeom>
+                    <a:noFill/>
+                    <a:ln w="9525">
+                      <a:noFill/>
+                      <a:headEnd/>
+                      <a:tailEnd/>
+                    </a:ln>
+                  </pic:spPr>
+                </pic:pic>
+              </a:graphicData>
+            </a:graphic>
+          </wp:inline>
+        </w:drawing>
+      </w:r>
+    </w:p>
+    <w:p>
+      <w:pPr>
+        <w:pStyle w:val="ImageCaption"/>
+      </w:pPr>
+      <w:r>
+        <w:t xml:space="preserve">Plano con AP-1 ch 1, AP-2 ch 6 y AP-3 ch 11; celdas solapadas en el pasillo</w:t>
+      </w:r>
+    </w:p>
+    <w:p>
+      <w:pPr>
+        <w:pStyle w:val="BodyText"/>
       </w:pPr>
       <w:r>
         <w:t xml:space="preserve">Cada AP en un canal no solapado, potencias moderadas, solapamiento en el pasillo para el roaming. En 5 GHz el patrón se repite con canales de 20/40 MHz alternos. Los controladores y los APs modernos tienen</w:t>
@@ -8599,13 +8130,7 @@
         <w:t xml:space="preserve"> </w:t>
       </w:r>
       <w:r>
-        <w:t xml:space="preserve">“</w:t>
-      </w:r>
-      <w:r>
-        <w:t xml:space="preserve">porque hoy toca</w:t>
-      </w:r>
-      <w:r>
-        <w:t xml:space="preserve">”</w:t>
+        <w:t xml:space="preserve">“porque hoy toca”</w:t>
       </w:r>
       <w:r>
         <w:t xml:space="preserve">.</w:t>
@@ -8618,8 +8143,8 @@
         </w:pict>
       </w:r>
     </w:p>
-    <w:bookmarkEnd w:id="74"/>
-    <w:bookmarkStart w:id="75" w:name="site-survey-medir-antes-de-prometer"/>
+    <w:bookmarkEnd w:id="69"/>
+    <w:bookmarkStart w:id="70" w:name="site-survey-medir-antes-de-prometer"/>
     <w:p>
       <w:pPr>
         <w:pStyle w:val="Heading2"/>
@@ -8783,8 +8308,8 @@
         </w:pict>
       </w:r>
     </w:p>
-    <w:bookmarkEnd w:id="75"/>
-    <w:bookmarkStart w:id="76" w:name="X5c17b81d503d429cb2fed39e9c13bb6b8641d18"/>
+    <w:bookmarkEnd w:id="70"/>
+    <w:bookmarkStart w:id="71" w:name="X5c17b81d503d429cb2fed39e9c13bb6b8641d18"/>
     <w:p>
       <w:pPr>
         <w:pStyle w:val="Heading2"/>
@@ -8796,13 +8321,7 @@
         <w:t xml:space="preserve"> </w:t>
       </w:r>
       <w:r>
-        <w:t xml:space="preserve">“</w:t>
-      </w:r>
-      <w:r>
-        <w:t xml:space="preserve">He puesto un extensor en el enchufe del pasillo y cobertura solucionada</w:t>
-      </w:r>
-      <w:r>
-        <w:t xml:space="preserve">”</w:t>
+        <w:t xml:space="preserve">“He puesto un extensor en el enchufe del pasillo y cobertura solucionada”</w:t>
       </w:r>
     </w:p>
     <w:p>
@@ -8884,8 +8403,8 @@
         </w:pict>
       </w:r>
     </w:p>
-    <w:bookmarkEnd w:id="76"/>
-    <w:bookmarkStart w:id="77" w:name="mini-chequeo-4"/>
+    <w:bookmarkEnd w:id="71"/>
+    <w:bookmarkStart w:id="72" w:name="mini-chequeo-4"/>
     <w:p>
       <w:pPr>
         <w:pStyle w:val="Heading2"/>
@@ -9003,13 +8522,7 @@
         <w:t xml:space="preserve"> </w:t>
       </w:r>
       <w:r>
-        <w:t xml:space="preserve">“</w:t>
-      </w:r>
-      <w:r>
-        <w:t xml:space="preserve">la red</w:t>
-      </w:r>
-      <w:r>
-        <w:t xml:space="preserve">”</w:t>
+        <w:t xml:space="preserve">“la red”</w:t>
       </w:r>
       <w:r>
         <w:t xml:space="preserve"> </w:t>
@@ -9033,13 +8546,7 @@
         <w:t xml:space="preserve"> </w:t>
       </w:r>
       <w:r>
-        <w:t xml:space="preserve">“</w:t>
-      </w:r>
-      <w:r>
-        <w:t xml:space="preserve">llegue</w:t>
-      </w:r>
-      <w:r>
-        <w:t xml:space="preserve">”</w:t>
+        <w:t xml:space="preserve">“llegue”</w:t>
       </w:r>
       <w:r>
         <w:t xml:space="preserve">.</w:t>
@@ -9090,8 +8597,8 @@
         </w:pict>
       </w:r>
     </w:p>
-    <w:bookmarkEnd w:id="77"/>
-    <w:bookmarkStart w:id="78" w:name="resumen-en-3-frases-4"/>
+    <w:bookmarkEnd w:id="72"/>
+    <w:bookmarkStart w:id="73" w:name="resumen-en-3-frases-4"/>
     <w:p>
       <w:pPr>
         <w:pStyle w:val="Heading2"/>
@@ -9168,8 +8675,8 @@
         <w:t xml:space="preserve">(predictivo + in situ) convierte el diseño en datos; la app del móvil ya hace el 80 % en redes pequeñas.</w:t>
       </w:r>
     </w:p>
-    <w:bookmarkEnd w:id="78"/>
-    <w:bookmarkStart w:id="79" w:name="vocabulario-rápido-4"/>
+    <w:bookmarkEnd w:id="73"/>
+    <w:bookmarkStart w:id="74" w:name="vocabulario-rápido-4"/>
     <w:p>
       <w:pPr>
         <w:pStyle w:val="Heading2"/>
@@ -9182,7 +8689,6 @@
       <w:tblPr>
         <w:tblStyle w:val="Table"/>
         <w:tblW w:type="pct" w:w="5000"/>
-        <w:jc w:val="left"/>
         <w:tblLayout w:type="fixed"/>
         <w:tblLook w:firstRow="1" w:lastRow="0" w:firstColumn="0" w:lastColumn="0" w:noHBand="0" w:noVBand="0" w:val="0020"/>
       </w:tblPr>
@@ -9199,7 +8705,6 @@
           <w:p>
             <w:pPr>
               <w:pStyle w:val="Compact"/>
-              <w:jc w:val="left"/>
             </w:pPr>
             <w:r>
               <w:t xml:space="preserve">Término</w:t>
@@ -9211,7 +8716,6 @@
           <w:p>
             <w:pPr>
               <w:pStyle w:val="Compact"/>
-              <w:jc w:val="left"/>
             </w:pPr>
             <w:r>
               <w:t xml:space="preserve">Idea general</w:t>
@@ -9225,7 +8729,6 @@
           <w:p>
             <w:pPr>
               <w:pStyle w:val="Compact"/>
-              <w:jc w:val="left"/>
             </w:pPr>
             <w:r>
               <w:t xml:space="preserve">Celda</w:t>
@@ -9237,7 +8740,6 @@
           <w:p>
             <w:pPr>
               <w:pStyle w:val="Compact"/>
-              <w:jc w:val="left"/>
             </w:pPr>
             <w:r>
               <w:t xml:space="preserve">Área de cobertura de un AP</w:t>
@@ -9251,7 +8753,6 @@
           <w:p>
             <w:pPr>
               <w:pStyle w:val="Compact"/>
-              <w:jc w:val="left"/>
             </w:pPr>
             <w:r>
               <w:t xml:space="preserve">Tiempo de aire</w:t>
@@ -9263,7 +8764,6 @@
           <w:p>
             <w:pPr>
               <w:pStyle w:val="Compact"/>
-              <w:jc w:val="left"/>
             </w:pPr>
             <w:r>
               <w:t xml:space="preserve">Recurso compartido de un canal; la moneda de la capacidad</w:t>
@@ -9277,7 +8777,6 @@
           <w:p>
             <w:pPr>
               <w:pStyle w:val="Compact"/>
-              <w:jc w:val="left"/>
             </w:pPr>
             <w:r>
               <w:t xml:space="preserve">Co-canal</w:t>
@@ -9289,7 +8788,6 @@
           <w:p>
             <w:pPr>
               <w:pStyle w:val="Compact"/>
-              <w:jc w:val="left"/>
             </w:pPr>
             <w:r>
               <w:t xml:space="preserve">Dos emisores en el mismo canal</w:t>
@@ -9303,7 +8801,6 @@
           <w:p>
             <w:pPr>
               <w:pStyle w:val="Compact"/>
-              <w:jc w:val="left"/>
             </w:pPr>
             <w:r>
               <w:t xml:space="preserve">RRM</w:t>
@@ -9315,7 +8812,6 @@
           <w:p>
             <w:pPr>
               <w:pStyle w:val="Compact"/>
-              <w:jc w:val="left"/>
             </w:pPr>
             <w:r>
               <w:t xml:space="preserve">Automatización de canales/potencias (controladores)</w:t>
@@ -9329,7 +8825,6 @@
           <w:p>
             <w:pPr>
               <w:pStyle w:val="Compact"/>
-              <w:jc w:val="left"/>
             </w:pPr>
             <w:r>
               <w:t xml:space="preserve">Site survey</w:t>
@@ -9341,7 +8836,6 @@
           <w:p>
             <w:pPr>
               <w:pStyle w:val="Compact"/>
-              <w:jc w:val="left"/>
             </w:pPr>
             <w:r>
               <w:t xml:space="preserve">Medición de cobertura/canales/ruido in situ</w:t>
@@ -9367,7 +8861,7 @@
       <w:r>
         <w:t xml:space="preserve"> </w:t>
       </w:r>
-      <w:hyperlink r:id="rId44">
+      <w:hyperlink r:id="rId33">
         <w:r>
           <w:rPr>
             <w:rStyle w:val="Hyperlink"/>
@@ -9394,7 +8888,7 @@
       <w:r>
         <w:t xml:space="preserve"> </w:t>
       </w:r>
-      <w:hyperlink r:id="rId25">
+      <w:hyperlink r:id="rId14">
         <w:r>
           <w:rPr>
             <w:rStyle w:val="Hyperlink"/>
@@ -9421,7 +8915,7 @@
       <w:r>
         <w:t xml:space="preserve"> </w:t>
       </w:r>
-      <w:hyperlink r:id="rId27">
+      <w:hyperlink r:id="rId16">
         <w:r>
           <w:rPr>
             <w:rStyle w:val="Hyperlink"/>
@@ -9430,9 +8924,9 @@
         </w:r>
       </w:hyperlink>
     </w:p>
-    <w:bookmarkEnd w:id="79"/>
-    <w:bookmarkEnd w:id="80"/>
-    <w:bookmarkStart w:id="89" w:name="seguridad-wlan"/>
+    <w:bookmarkEnd w:id="74"/>
+    <w:bookmarkEnd w:id="75"/>
+    <w:bookmarkStart w:id="87" w:name="seguridad-wlan"/>
     <w:p>
       <w:pPr>
         <w:pStyle w:val="Heading1"/>
@@ -9496,7 +8990,7 @@
         </w:pict>
       </w:r>
     </w:p>
-    <w:bookmarkStart w:id="81" w:name="la-idea-en-una-frase-5"/>
+    <w:bookmarkStart w:id="76" w:name="la-idea-en-una-frase-5"/>
     <w:p>
       <w:pPr>
         <w:pStyle w:val="Heading2"/>
@@ -9533,8 +9027,8 @@
         </w:pict>
       </w:r>
     </w:p>
-    <w:bookmarkEnd w:id="81"/>
-    <w:bookmarkStart w:id="82" w:name="X15584326dd49733c5644d53c7cc74666e459ddc"/>
+    <w:bookmarkEnd w:id="76"/>
+    <w:bookmarkStart w:id="77" w:name="X15584326dd49733c5644d53c7cc74666e459ddc"/>
     <w:p>
       <w:pPr>
         <w:pStyle w:val="Heading2"/>
@@ -9547,7 +9041,6 @@
       <w:tblPr>
         <w:tblStyle w:val="Table"/>
         <w:tblW w:type="pct" w:w="5000"/>
-        <w:jc w:val="left"/>
         <w:tblLayout w:type="fixed"/>
         <w:tblLook w:firstRow="1" w:lastRow="0" w:firstColumn="0" w:lastColumn="0" w:noHBand="0" w:noVBand="0" w:val="0020"/>
       </w:tblPr>
@@ -9565,7 +9058,6 @@
           <w:p>
             <w:pPr>
               <w:pStyle w:val="Compact"/>
-              <w:jc w:val="left"/>
             </w:pPr>
             <w:r>
               <w:t xml:space="preserve">Protocolo</w:t>
@@ -9577,7 +9069,6 @@
           <w:p>
             <w:pPr>
               <w:pStyle w:val="Compact"/>
-              <w:jc w:val="left"/>
             </w:pPr>
             <w:r>
               <w:t xml:space="preserve">Estado</w:t>
@@ -9589,7 +9080,6 @@
           <w:p>
             <w:pPr>
               <w:pStyle w:val="Compact"/>
-              <w:jc w:val="left"/>
             </w:pPr>
             <w:r>
               <w:t xml:space="preserve">Por qué</w:t>
@@ -9603,7 +9093,6 @@
           <w:p>
             <w:pPr>
               <w:pStyle w:val="Compact"/>
-              <w:jc w:val="left"/>
             </w:pPr>
             <w:r>
               <w:rPr>
@@ -9619,7 +9108,6 @@
           <w:p>
             <w:pPr>
               <w:pStyle w:val="Compact"/>
-              <w:jc w:val="left"/>
             </w:pPr>
             <w:r>
               <w:t xml:space="preserve">☠️ Muerto desde hace años</w:t>
@@ -9631,7 +9119,6 @@
           <w:p>
             <w:pPr>
               <w:pStyle w:val="Compact"/>
-              <w:jc w:val="left"/>
             </w:pPr>
             <w:r>
               <w:t xml:space="preserve">RC4 con IVs de 24 bits: se rompe en minutos con herramientas automáticas</w:t>
@@ -9645,7 +9132,6 @@
           <w:p>
             <w:pPr>
               <w:pStyle w:val="Compact"/>
-              <w:jc w:val="left"/>
             </w:pPr>
             <w:r>
               <w:rPr>
@@ -9661,7 +9147,6 @@
           <w:p>
             <w:pPr>
               <w:pStyle w:val="Compact"/>
-              <w:jc w:val="left"/>
             </w:pPr>
             <w:r>
               <w:t xml:space="preserve">☠️ Retirado</w:t>
@@ -9673,7 +9158,6 @@
           <w:p>
             <w:pPr>
               <w:pStyle w:val="Compact"/>
-              <w:jc w:val="left"/>
             </w:pPr>
             <w:r>
               <w:t xml:space="preserve">Parche provisional (TKIP) sobre WEP-compatible; también roto</w:t>
@@ -9687,7 +9171,6 @@
           <w:p>
             <w:pPr>
               <w:pStyle w:val="Compact"/>
-              <w:jc w:val="left"/>
             </w:pPr>
             <w:r>
               <w:rPr>
@@ -9703,7 +9186,6 @@
           <w:p>
             <w:pPr>
               <w:pStyle w:val="Compact"/>
-              <w:jc w:val="left"/>
             </w:pPr>
             <w:r>
               <w:t xml:space="preserve">✅ El estándar durante 15+ años</w:t>
@@ -9715,7 +9197,6 @@
           <w:p>
             <w:pPr>
               <w:pStyle w:val="Compact"/>
-              <w:jc w:val="left"/>
             </w:pPr>
             <w:r>
               <w:t xml:space="preserve">AES-CCMP; sigue siendo válido, PSK o Enterprise</w:t>
@@ -9729,7 +9210,6 @@
           <w:p>
             <w:pPr>
               <w:pStyle w:val="Compact"/>
-              <w:jc w:val="left"/>
             </w:pPr>
             <w:r>
               <w:rPr>
@@ -9745,7 +9225,6 @@
           <w:p>
             <w:pPr>
               <w:pStyle w:val="Compact"/>
-              <w:jc w:val="left"/>
             </w:pPr>
             <w:r>
               <w:t xml:space="preserve">✅ El actual</w:t>
@@ -9757,7 +9236,6 @@
           <w:p>
             <w:pPr>
               <w:pStyle w:val="Compact"/>
-              <w:jc w:val="left"/>
             </w:pPr>
             <w:r>
               <w:t xml:space="preserve">SAE en vez de PSK,</w:t>
@@ -9806,13 +9284,7 @@
         <w:t xml:space="preserve"> </w:t>
       </w:r>
       <w:r>
-        <w:t xml:space="preserve">“</w:t>
-      </w:r>
-      <w:r>
-        <w:t xml:space="preserve">estándar vigente</w:t>
-      </w:r>
-      <w:r>
-        <w:t xml:space="preserve">”</w:t>
+        <w:t xml:space="preserve">“estándar vigente”</w:t>
       </w:r>
       <w:r>
         <w:t xml:space="preserve"> </w:t>
@@ -9824,13 +9296,7 @@
         <w:t xml:space="preserve"> </w:t>
       </w:r>
       <w:r>
-        <w:t xml:space="preserve">“</w:t>
-      </w:r>
-      <w:r>
-        <w:t xml:space="preserve">configuración eterna</w:t>
-      </w:r>
-      <w:r>
-        <w:t xml:space="preserve">”</w:t>
+        <w:t xml:space="preserve">“configuración eterna”</w:t>
       </w:r>
       <w:r>
         <w:t xml:space="preserve">.</w:t>
@@ -9843,8 +9309,8 @@
         </w:pict>
       </w:r>
     </w:p>
-    <w:bookmarkEnd w:id="82"/>
-    <w:bookmarkStart w:id="83" w:name="X06bc3a7647489870aed1904b67647bb7ea93465"/>
+    <w:bookmarkEnd w:id="77"/>
+    <w:bookmarkStart w:id="78" w:name="X06bc3a7647489870aed1904b67647bb7ea93465"/>
     <w:p>
       <w:pPr>
         <w:pStyle w:val="Heading2"/>
@@ -9857,7 +9323,6 @@
       <w:tblPr>
         <w:tblStyle w:val="Table"/>
         <w:tblW w:type="pct" w:w="5000"/>
-        <w:jc w:val="left"/>
         <w:tblLayout w:type="fixed"/>
         <w:tblLook w:firstRow="1" w:lastRow="0" w:firstColumn="0" w:lastColumn="0" w:noHBand="0" w:noVBand="0" w:val="0020"/>
       </w:tblPr>
@@ -9883,7 +9348,6 @@
           <w:p>
             <w:pPr>
               <w:pStyle w:val="Compact"/>
-              <w:jc w:val="left"/>
             </w:pPr>
             <w:r>
               <w:rPr>
@@ -9899,7 +9363,6 @@
           <w:p>
             <w:pPr>
               <w:pStyle w:val="Compact"/>
-              <w:jc w:val="left"/>
             </w:pPr>
             <w:r>
               <w:rPr>
@@ -9917,7 +9380,6 @@
           <w:p>
             <w:pPr>
               <w:pStyle w:val="Compact"/>
-              <w:jc w:val="left"/>
             </w:pPr>
             <w:r>
               <w:t xml:space="preserve">Credencial</w:t>
@@ -9929,7 +9391,6 @@
           <w:p>
             <w:pPr>
               <w:pStyle w:val="Compact"/>
-              <w:jc w:val="left"/>
             </w:pPr>
             <w:r>
               <w:t xml:space="preserve">Una clave compartida por todos</w:t>
@@ -9941,7 +9402,6 @@
           <w:p>
             <w:pPr>
               <w:pStyle w:val="Compact"/>
-              <w:jc w:val="left"/>
             </w:pPr>
             <w:r>
               <w:t xml:space="preserve">Usuario/contraseña o certificado</w:t>
@@ -9965,7 +9425,6 @@
           <w:p>
             <w:pPr>
               <w:pStyle w:val="Compact"/>
-              <w:jc w:val="left"/>
             </w:pPr>
             <w:r>
               <w:t xml:space="preserve">¿Quién valida?</w:t>
@@ -9977,7 +9436,6 @@
           <w:p>
             <w:pPr>
               <w:pStyle w:val="Compact"/>
-              <w:jc w:val="left"/>
             </w:pPr>
             <w:r>
               <w:t xml:space="preserve">El AP compara la clave</w:t>
@@ -9989,7 +9447,6 @@
           <w:p>
             <w:pPr>
               <w:pStyle w:val="Compact"/>
-              <w:jc w:val="left"/>
             </w:pPr>
             <w:r>
               <w:t xml:space="preserve">Un servidor</w:t>
@@ -10019,7 +9476,6 @@
           <w:p>
             <w:pPr>
               <w:pStyle w:val="Compact"/>
-              <w:jc w:val="left"/>
             </w:pPr>
             <w:r>
               <w:t xml:space="preserve">Si alguien se va</w:t>
@@ -10031,7 +9487,6 @@
           <w:p>
             <w:pPr>
               <w:pStyle w:val="Compact"/>
-              <w:jc w:val="left"/>
             </w:pPr>
             <w:r>
               <w:t xml:space="preserve">Cambias la clave en todos los equipos</w:t>
@@ -10043,7 +9498,6 @@
           <w:p>
             <w:pPr>
               <w:pStyle w:val="Compact"/>
-              <w:jc w:val="left"/>
             </w:pPr>
             <w:r>
               <w:t xml:space="preserve">Desactivas su cuenta y listo</w:t>
@@ -10057,7 +9511,6 @@
           <w:p>
             <w:pPr>
               <w:pStyle w:val="Compact"/>
-              <w:jc w:val="left"/>
             </w:pPr>
             <w:r>
               <w:t xml:space="preserve">Trazabilidad</w:t>
@@ -10069,7 +9522,6 @@
           <w:p>
             <w:pPr>
               <w:pStyle w:val="Compact"/>
-              <w:jc w:val="left"/>
             </w:pPr>
             <w:r>
               <w:t xml:space="preserve">Todos son</w:t>
@@ -10078,22 +9530,15 @@
               <w:t xml:space="preserve"> </w:t>
             </w:r>
             <w:r>
-              <w:t xml:space="preserve">“</w:t>
-            </w:r>
-            <w:r>
-              <w:t xml:space="preserve">la clave</w:t>
-            </w:r>
-            <w:r>
-              <w:t xml:space="preserve">”</w:t>
-            </w:r>
-          </w:p>
-        </w:tc>
-        <w:tc>
-          <w:tcPr/>
-          <w:p>
-            <w:pPr>
-              <w:pStyle w:val="Compact"/>
-              <w:jc w:val="left"/>
+              <w:t xml:space="preserve">“la clave”</w:t>
+            </w:r>
+          </w:p>
+        </w:tc>
+        <w:tc>
+          <w:tcPr/>
+          <w:p>
+            <w:pPr>
+              <w:pStyle w:val="Compact"/>
             </w:pPr>
             <w:r>
               <w:t xml:space="preserve">Logs por usuario (quién, cuándo, qué AP)</w:t>
@@ -10107,7 +9552,6 @@
           <w:p>
             <w:pPr>
               <w:pStyle w:val="Compact"/>
-              <w:jc w:val="left"/>
             </w:pPr>
             <w:r>
               <w:t xml:space="preserve">Coste/complejidad</w:t>
@@ -10119,7 +9563,6 @@
           <w:p>
             <w:pPr>
               <w:pStyle w:val="Compact"/>
-              <w:jc w:val="left"/>
             </w:pPr>
             <w:r>
               <w:t xml:space="preserve">Cero (el router de casa)</w:t>
@@ -10131,7 +9574,6 @@
           <w:p>
             <w:pPr>
               <w:pStyle w:val="Compact"/>
-              <w:jc w:val="left"/>
             </w:pPr>
             <w:r>
               <w:t xml:space="preserve">RADIUS + identidad (NPS, FreeRADIUS, ISE…)</w:t>
@@ -10287,8 +9729,8 @@
         </w:pict>
       </w:r>
     </w:p>
-    <w:bookmarkEnd w:id="83"/>
-    <w:bookmarkStart w:id="84" w:name="anatomía-de-una-wlan-empresarial-segura"/>
+    <w:bookmarkEnd w:id="78"/>
+    <w:bookmarkStart w:id="82" w:name="anatomía-de-una-wlan-empresarial-segura"/>
     <w:p>
       <w:pPr>
         <w:pStyle w:val="Heading2"/>
@@ -10299,99 +9741,71 @@
     </w:p>
     <w:p>
       <w:pPr>
-        <w:pStyle w:val="SourceCode"/>
-      </w:pPr>
-      <w:r>
-        <w:rPr>
-          <w:rStyle w:val="VerbatimChar"/>
-        </w:rPr>
-        <w:t xml:space="preserve">                        ┌──────────────┐</w:t>
-      </w:r>
-      <w:r>
-        <w:br/>
-      </w:r>
-      <w:r>
-        <w:rPr>
-          <w:rStyle w:val="VerbatimChar"/>
-        </w:rPr>
-        <w:t xml:space="preserve">   Portátiles ──(WiFi)──│      AP      │── trunk ──┌──────────────┐</w:t>
-      </w:r>
-      <w:r>
-        <w:br/>
-      </w:r>
-      <w:r>
-        <w:rPr>
-          <w:rStyle w:val="VerbatimChar"/>
-        </w:rPr>
-        <w:t xml:space="preserve">                        │ (solo puente)│           │    Switch    │</w:t>
-      </w:r>
-      <w:r>
-        <w:br/>
-      </w:r>
-      <w:r>
-        <w:rPr>
-          <w:rStyle w:val="VerbatimChar"/>
-        </w:rPr>
-        <w:t xml:space="preserve">   Móviles    ──(WiFi)──│              │           └──────┬───────┘</w:t>
-      </w:r>
-      <w:r>
-        <w:br/>
-      </w:r>
-      <w:r>
-        <w:rPr>
-          <w:rStyle w:val="VerbatimChar"/>
-        </w:rPr>
-        <w:t xml:space="preserve">                        └──────────────┘                  │</w:t>
-      </w:r>
-      <w:r>
-        <w:br/>
-      </w:r>
-      <w:r>
-        <w:rPr>
-          <w:rStyle w:val="VerbatimChar"/>
-        </w:rPr>
-        <w:t xml:space="preserve">                       SSID "CORP" → VLAN 10 ─────────────┤→ firewall/router</w:t>
-      </w:r>
-      <w:r>
-        <w:br/>
-      </w:r>
-      <w:r>
-        <w:rPr>
-          <w:rStyle w:val="VerbatimChar"/>
-        </w:rPr>
-        <w:t xml:space="preserve">                       SSID "INVITADOS" → VLAN 99 ────────┘</w:t>
-      </w:r>
-      <w:r>
-        <w:br/>
-      </w:r>
-      <w:r>
-        <w:rPr>
-          <w:rStyle w:val="VerbatimChar"/>
-        </w:rPr>
-        <w:t xml:space="preserve">                                  │</w:t>
-      </w:r>
-      <w:r>
-        <w:br/>
-      </w:r>
-      <w:r>
-        <w:rPr>
-          <w:rStyle w:val="VerbatimChar"/>
-        </w:rPr>
-        <w:t xml:space="preserve">                        (VLAN 99: solo salida a Internet,</w:t>
-      </w:r>
-      <w:r>
-        <w:br/>
-      </w:r>
-      <w:r>
-        <w:rPr>
-          <w:rStyle w:val="VerbatimChar"/>
-        </w:rPr>
-        <w:t xml:space="preserve">                         clientes aislados entre sí)</w:t>
-      </w:r>
-    </w:p>
-    <w:p>
-      <w:pPr>
-        <w:pStyle w:val="FirstParagraph"/>
+        <w:pStyle w:val="CaptionedFigure"/>
+      </w:pPr>
+      <w:r>
+        <w:drawing>
+          <wp:inline>
+            <wp:extent cx="5334000" cy="2047958"/>
+            <wp:effectExtent b="0" l="0" r="0" t="0"/>
+            <wp:docPr descr="SSID CORP → VLAN 10 e INVITADOS → VLAN 99: el AP puentea y el switch etiqueta por trunk" title="" id="80" name="Picture"/>
+            <a:graphic>
+              <a:graphicData uri="http://schemas.openxmlformats.org/drawingml/2006/picture">
+                <pic:pic>
+                  <pic:nvPicPr>
+                    <pic:cNvPr descr="public/diagrams/u12-ssid-vlan.svg" id="81" name="Picture"/>
+                    <pic:cNvPicPr>
+                      <a:picLocks noChangeArrowheads="1" noChangeAspect="1"/>
+                    </pic:cNvPicPr>
+                  </pic:nvPicPr>
+                  <pic:blipFill>
+                    <a:blip>
+                      <a:extLst>
+                        <a:ext uri="{28A0092B-C50C-407E-A947-70E740481C1C}">
+                          <a14:useLocalDpi xmlns:a14="http://schemas.microsoft.com/office/drawing/2010/main" val="0"/>
+                        </a:ext>
+                        <a:ext uri="{96DAC541-7B7A-43D3-8B79-37D633B846F1}">
+                          <asvg:svgBlip xmlns:asvg="http://schemas.microsoft.com/office/drawing/2016/SVG/main" r:embed="rId79"/>
+                        </a:ext>
+                      </a:extLst>
+                    </a:blip>
+                    <a:stretch>
+                      <a:fillRect/>
+                    </a:stretch>
+                  </pic:blipFill>
+                  <pic:spPr bwMode="auto">
+                    <a:xfrm>
+                      <a:off x="0" y="0"/>
+                      <a:ext cx="5334000" cy="2047958"/>
+                    </a:xfrm>
+                    <a:prstGeom prst="rect">
+                      <a:avLst/>
+                    </a:prstGeom>
+                    <a:noFill/>
+                    <a:ln w="9525">
+                      <a:noFill/>
+                      <a:headEnd/>
+                      <a:tailEnd/>
+                    </a:ln>
+                  </pic:spPr>
+                </pic:pic>
+              </a:graphicData>
+            </a:graphic>
+          </wp:inline>
+        </w:drawing>
+      </w:r>
+    </w:p>
+    <w:p>
+      <w:pPr>
+        <w:pStyle w:val="ImageCaption"/>
+      </w:pPr>
+      <w:r>
+        <w:t xml:space="preserve">SSID CORP → VLAN 10 e INVITADOS → VLAN 99: el AP puentea y el switch etiqueta por trunk</w:t>
+      </w:r>
+    </w:p>
+    <w:p>
+      <w:pPr>
+        <w:pStyle w:val="BodyText"/>
       </w:pPr>
       <w:r>
         <w:t xml:space="preserve">Las piezas clave:</w:t>
@@ -10419,13 +9833,7 @@
         <w:t xml:space="preserve"> </w:t>
       </w:r>
       <w:r>
-        <w:t xml:space="preserve">“</w:t>
-      </w:r>
-      <w:r>
-        <w:t xml:space="preserve">puentea</w:t>
-      </w:r>
-      <w:r>
-        <w:t xml:space="preserve">”</w:t>
+        <w:t xml:space="preserve">“puentea”</w:t>
       </w:r>
       <w:r>
         <w:t xml:space="preserve"> </w:t>
@@ -10501,8 +9909,8 @@
         </w:pict>
       </w:r>
     </w:p>
-    <w:bookmarkEnd w:id="84"/>
-    <w:bookmarkStart w:id="85" w:name="X66886050871e8166c37ff92141c379b848db194"/>
+    <w:bookmarkEnd w:id="82"/>
+    <w:bookmarkStart w:id="83" w:name="X66886050871e8166c37ff92141c379b848db194"/>
     <w:p>
       <w:pPr>
         <w:pStyle w:val="Heading2"/>
@@ -10514,13 +9922,7 @@
         <w:t xml:space="preserve"> </w:t>
       </w:r>
       <w:r>
-        <w:t xml:space="preserve">“</w:t>
-      </w:r>
-      <w:r>
-        <w:t xml:space="preserve">WEP tiene un candado, luego es seguro</w:t>
-      </w:r>
-      <w:r>
-        <w:t xml:space="preserve">”</w:t>
+        <w:t xml:space="preserve">“WEP tiene un candado, luego es seguro”</w:t>
       </w:r>
     </w:p>
     <w:p>
@@ -10580,13 +9982,7 @@
         <w:t xml:space="preserve"> </w:t>
       </w:r>
       <w:r>
-        <w:t xml:space="preserve">“</w:t>
-      </w:r>
-      <w:r>
-        <w:t xml:space="preserve">por si acaso</w:t>
-      </w:r>
-      <w:r>
-        <w:t xml:space="preserve">”</w:t>
+        <w:t xml:space="preserve">“por si acaso”</w:t>
       </w:r>
       <w:r>
         <w:t xml:space="preserve"> </w:t>
@@ -10598,13 +9994,7 @@
         <w:t xml:space="preserve"> </w:t>
       </w:r>
       <w:r>
-        <w:t xml:space="preserve">“</w:t>
-      </w:r>
-      <w:r>
-        <w:t xml:space="preserve">para reforzar</w:t>
-      </w:r>
-      <w:r>
-        <w:t xml:space="preserve">”</w:t>
+        <w:t xml:space="preserve">“para reforzar”</w:t>
       </w:r>
       <w:r>
         <w:t xml:space="preserve">, has decorado el cartón. El SSID oculto viaja en claro y la MAC se clona. Ni una ni otra son seguridad: son pintura.</w:t>
@@ -10648,8 +10038,8 @@
         </w:pict>
       </w:r>
     </w:p>
-    <w:bookmarkEnd w:id="85"/>
-    <w:bookmarkStart w:id="86" w:name="mini-chequeo-5"/>
+    <w:bookmarkEnd w:id="83"/>
+    <w:bookmarkStart w:id="84" w:name="mini-chequeo-5"/>
     <w:p>
       <w:pPr>
         <w:pStyle w:val="Heading2"/>
@@ -10781,13 +10171,7 @@
         <w:t xml:space="preserve"> </w:t>
       </w:r>
       <w:r>
-        <w:t xml:space="preserve">“</w:t>
-      </w:r>
-      <w:r>
-        <w:t xml:space="preserve">PROFES</w:t>
-      </w:r>
-      <w:r>
-        <w:t xml:space="preserve">”</w:t>
+        <w:t xml:space="preserve">“PROFES”</w:t>
       </w:r>
       <w:r>
         <w:t xml:space="preserve"> </w:t>
@@ -10799,13 +10183,7 @@
         <w:t xml:space="preserve"> </w:t>
       </w:r>
       <w:r>
-        <w:t xml:space="preserve">“</w:t>
-      </w:r>
-      <w:r>
-        <w:t xml:space="preserve">ALUMNOS</w:t>
-      </w:r>
-      <w:r>
-        <w:t xml:space="preserve">”</w:t>
+        <w:t xml:space="preserve">“ALUMNOS”</w:t>
       </w:r>
       <w:r>
         <w:t xml:space="preserve"> </w:t>
@@ -10817,13 +10195,7 @@
         <w:t xml:space="preserve"> </w:t>
       </w:r>
       <w:r>
-        <w:t xml:space="preserve">“</w:t>
-      </w:r>
-      <w:r>
-        <w:t xml:space="preserve">INVITADOS</w:t>
-      </w:r>
-      <w:r>
-        <w:t xml:space="preserve">”</w:t>
+        <w:t xml:space="preserve">“INVITADOS”</w:t>
       </w:r>
       <w:r>
         <w:t xml:space="preserve"> </w:t>
@@ -10839,8 +10211,8 @@
         </w:pict>
       </w:r>
     </w:p>
-    <w:bookmarkEnd w:id="86"/>
-    <w:bookmarkStart w:id="87" w:name="resumen-en-3-frases-5"/>
+    <w:bookmarkEnd w:id="84"/>
+    <w:bookmarkStart w:id="85" w:name="resumen-en-3-frases-5"/>
     <w:p>
       <w:pPr>
         <w:pStyle w:val="Heading2"/>
@@ -10956,8 +10328,8 @@
         <w:t xml:space="preserve">, invitados aislados y gestión del AP protegida; ocultar SSID o filtrar MACs es pintura.</w:t>
       </w:r>
     </w:p>
-    <w:bookmarkEnd w:id="87"/>
-    <w:bookmarkStart w:id="88" w:name="vocabulario-rápido-5"/>
+    <w:bookmarkEnd w:id="85"/>
+    <w:bookmarkStart w:id="86" w:name="vocabulario-rápido-5"/>
     <w:p>
       <w:pPr>
         <w:pStyle w:val="Heading2"/>
@@ -10970,7 +10342,6 @@
       <w:tblPr>
         <w:tblStyle w:val="Table"/>
         <w:tblW w:type="auto" w:w="0"/>
-        <w:jc w:val="left"/>
         <w:tblLook w:firstRow="1" w:lastRow="0" w:firstColumn="0" w:lastColumn="0" w:noHBand="0" w:noVBand="0" w:val="0020"/>
       </w:tblPr>
       <w:tblGrid>
@@ -10986,7 +10357,6 @@
           <w:p>
             <w:pPr>
               <w:pStyle w:val="Compact"/>
-              <w:jc w:val="left"/>
             </w:pPr>
             <w:r>
               <w:t xml:space="preserve">Término</w:t>
@@ -10998,7 +10368,6 @@
           <w:p>
             <w:pPr>
               <w:pStyle w:val="Compact"/>
-              <w:jc w:val="left"/>
             </w:pPr>
             <w:r>
               <w:t xml:space="preserve">Idea general</w:t>
@@ -11012,7 +10381,6 @@
           <w:p>
             <w:pPr>
               <w:pStyle w:val="Compact"/>
-              <w:jc w:val="left"/>
             </w:pPr>
             <w:r>
               <w:t xml:space="preserve">PSK</w:t>
@@ -11024,7 +10392,6 @@
           <w:p>
             <w:pPr>
               <w:pStyle w:val="Compact"/>
-              <w:jc w:val="left"/>
             </w:pPr>
             <w:r>
               <w:t xml:space="preserve">Clave precompartida (Personal)</w:t>
@@ -11038,7 +10405,6 @@
           <w:p>
             <w:pPr>
               <w:pStyle w:val="Compact"/>
-              <w:jc w:val="left"/>
             </w:pPr>
             <w:r>
               <w:t xml:space="preserve">802.1X</w:t>
@@ -11050,7 +10416,6 @@
           <w:p>
             <w:pPr>
               <w:pStyle w:val="Compact"/>
-              <w:jc w:val="left"/>
             </w:pPr>
             <w:r>
               <w:t xml:space="preserve">Autenticación de puerto: pide identidad antes de dar red</w:t>
@@ -11064,7 +10429,6 @@
           <w:p>
             <w:pPr>
               <w:pStyle w:val="Compact"/>
-              <w:jc w:val="left"/>
             </w:pPr>
             <w:r>
               <w:t xml:space="preserve">RADIUS</w:t>
@@ -11076,7 +10440,6 @@
           <w:p>
             <w:pPr>
               <w:pStyle w:val="Compact"/>
-              <w:jc w:val="left"/>
             </w:pPr>
             <w:r>
               <w:t xml:space="preserve">Servidor que valida credenciales 802.1X</w:t>
@@ -11090,7 +10453,6 @@
           <w:p>
             <w:pPr>
               <w:pStyle w:val="Compact"/>
-              <w:jc w:val="left"/>
             </w:pPr>
             <w:r>
               <w:t xml:space="preserve">SAE</w:t>
@@ -11102,7 +10464,6 @@
           <w:p>
             <w:pPr>
               <w:pStyle w:val="Compact"/>
-              <w:jc w:val="left"/>
             </w:pPr>
             <w:r>
               <w:t xml:space="preserve">El handshake de WPA3 (sustituto de PSK)</w:t>
@@ -11116,7 +10477,6 @@
           <w:p>
             <w:pPr>
               <w:pStyle w:val="Compact"/>
-              <w:jc w:val="left"/>
             </w:pPr>
             <w:r>
               <w:t xml:space="preserve">Portal cautivo</w:t>
@@ -11128,7 +10488,6 @@
           <w:p>
             <w:pPr>
               <w:pStyle w:val="Compact"/>
-              <w:jc w:val="left"/>
             </w:pPr>
             <w:r>
               <w:t xml:space="preserve">Página de login para invitados</w:t>
@@ -11154,7 +10513,7 @@
       <w:r>
         <w:t xml:space="preserve"> </w:t>
       </w:r>
-      <w:hyperlink r:id="rId44">
+      <w:hyperlink r:id="rId33">
         <w:r>
           <w:rPr>
             <w:rStyle w:val="Hyperlink"/>
@@ -11181,7 +10540,7 @@
       <w:r>
         <w:t xml:space="preserve"> </w:t>
       </w:r>
-      <w:hyperlink r:id="rId26">
+      <w:hyperlink r:id="rId15">
         <w:r>
           <w:rPr>
             <w:rStyle w:val="Hyperlink"/>
@@ -11208,7 +10567,7 @@
       <w:r>
         <w:t xml:space="preserve"> </w:t>
       </w:r>
-      <w:hyperlink r:id="rId28">
+      <w:hyperlink r:id="rId17">
         <w:r>
           <w:rPr>
             <w:rStyle w:val="Hyperlink"/>
@@ -11217,9 +10576,9 @@
         </w:r>
       </w:hyperlink>
     </w:p>
-    <w:bookmarkEnd w:id="88"/>
-    <w:bookmarkEnd w:id="89"/>
-    <w:bookmarkStart w:id="99" w:name="aps-y-controladores"/>
+    <w:bookmarkEnd w:id="86"/>
+    <w:bookmarkEnd w:id="87"/>
+    <w:bookmarkStart w:id="100" w:name="aps-y-controladores"/>
     <w:p>
       <w:pPr>
         <w:pStyle w:val="Heading1"/>
@@ -11283,7 +10642,7 @@
         </w:pict>
       </w:r>
     </w:p>
-    <w:bookmarkStart w:id="90" w:name="la-idea-en-una-frase-6"/>
+    <w:bookmarkStart w:id="88" w:name="la-idea-en-una-frase-6"/>
     <w:p>
       <w:pPr>
         <w:pStyle w:val="Heading2"/>
@@ -11355,8 +10714,8 @@
         </w:pict>
       </w:r>
     </w:p>
-    <w:bookmarkEnd w:id="90"/>
-    <w:bookmarkStart w:id="91" w:name="autónomo-el-ap-que-se-apaña-solo"/>
+    <w:bookmarkEnd w:id="88"/>
+    <w:bookmarkStart w:id="89" w:name="autónomo-el-ap-que-se-apaña-solo"/>
     <w:p>
       <w:pPr>
         <w:pStyle w:val="Heading2"/>
@@ -11377,7 +10736,6 @@
       <w:tblPr>
         <w:tblStyle w:val="Table"/>
         <w:tblW w:type="pct" w:w="5000"/>
-        <w:jc w:val="left"/>
         <w:tblLayout w:type="fixed"/>
         <w:tblLook w:firstRow="1" w:lastRow="0" w:firstColumn="0" w:lastColumn="0" w:noHBand="0" w:noVBand="0" w:val="0020"/>
       </w:tblPr>
@@ -11394,7 +10752,6 @@
           <w:p>
             <w:pPr>
               <w:pStyle w:val="Compact"/>
-              <w:jc w:val="left"/>
             </w:pPr>
             <w:r>
               <w:t xml:space="preserve">Ventaja</w:t>
@@ -11406,7 +10763,6 @@
           <w:p>
             <w:pPr>
               <w:pStyle w:val="Compact"/>
-              <w:jc w:val="left"/>
             </w:pPr>
             <w:r>
               <w:t xml:space="preserve">Inconveniente</w:t>
@@ -11420,7 +10776,6 @@
           <w:p>
             <w:pPr>
               <w:pStyle w:val="Compact"/>
-              <w:jc w:val="left"/>
             </w:pPr>
             <w:r>
               <w:t xml:space="preserve">Barato y sencillo; no necesita nada más</w:t>
@@ -11432,7 +10787,6 @@
           <w:p>
             <w:pPr>
               <w:pStyle w:val="Compact"/>
-              <w:jc w:val="left"/>
             </w:pPr>
             <w:r>
               <w:t xml:space="preserve">Configuración repetida en cada AP</w:t>
@@ -11446,7 +10800,6 @@
           <w:p>
             <w:pPr>
               <w:pStyle w:val="Compact"/>
-              <w:jc w:val="left"/>
             </w:pPr>
             <w:r>
               <w:t xml:space="preserve">Perfecto para 1-5 APs, PYMEs, casas</w:t>
@@ -11458,7 +10811,6 @@
           <w:p>
             <w:pPr>
               <w:pStyle w:val="Compact"/>
-              <w:jc w:val="left"/>
             </w:pPr>
             <w:r>
               <w:t xml:space="preserve">Roaming entre APs</w:t>
@@ -11467,13 +10819,7 @@
               <w:t xml:space="preserve"> </w:t>
             </w:r>
             <w:r>
-              <w:t xml:space="preserve">“</w:t>
-            </w:r>
-            <w:r>
-              <w:t xml:space="preserve">a lo bestia</w:t>
-            </w:r>
-            <w:r>
-              <w:t xml:space="preserve">”</w:t>
+              <w:t xml:space="preserve">“a lo bestia”</w:t>
             </w:r>
             <w:r>
               <w:t xml:space="preserve"> </w:t>
@@ -11490,7 +10836,6 @@
           <w:p>
             <w:pPr>
               <w:pStyle w:val="Compact"/>
-              <w:jc w:val="left"/>
             </w:pPr>
             <w:r>
               <w:t xml:space="preserve">No hay punto único de fallo central</w:t>
@@ -11502,7 +10847,6 @@
           <w:p>
             <w:pPr>
               <w:pStyle w:val="Compact"/>
-              <w:jc w:val="left"/>
             </w:pPr>
             <w:r>
               <w:t xml:space="preserve">Sin visión global: canales y potencias a mano</w:t>
@@ -11526,8 +10870,8 @@
         </w:pict>
       </w:r>
     </w:p>
-    <w:bookmarkEnd w:id="91"/>
-    <w:bookmarkStart w:id="92" w:name="Xe89561dc8a3a3cd5807ded778a32640ac2b2c02"/>
+    <w:bookmarkEnd w:id="89"/>
+    <w:bookmarkStart w:id="93" w:name="Xe89561dc8a3a3cd5807ded778a32640ac2b2c02"/>
     <w:p>
       <w:pPr>
         <w:pStyle w:val="Heading2"/>
@@ -11547,13 +10891,7 @@
         <w:t xml:space="preserve"> </w:t>
       </w:r>
       <w:r>
-        <w:t xml:space="preserve">“</w:t>
-      </w:r>
-      <w:r>
-        <w:t xml:space="preserve">vacía</w:t>
-      </w:r>
-      <w:r>
-        <w:t xml:space="preserve">”</w:t>
+        <w:t xml:space="preserve">“vacía”</w:t>
       </w:r>
       <w:r>
         <w:t xml:space="preserve">: mantiene la parte física (radio, beacons, cifrado de tramas) y delega la gestión en un</w:t>
@@ -11587,108 +10925,71 @@
     </w:p>
     <w:p>
       <w:pPr>
-        <w:pStyle w:val="SourceCode"/>
-      </w:pPr>
-      <w:r>
-        <w:rPr>
-          <w:rStyle w:val="VerbatimChar"/>
-        </w:rPr>
-        <w:t xml:space="preserve">        CLIENTES WiFi</w:t>
-      </w:r>
-      <w:r>
-        <w:br/>
-      </w:r>
-      <w:r>
-        <w:rPr>
-          <w:rStyle w:val="VerbatimChar"/>
-        </w:rPr>
-        <w:t xml:space="preserve">             │</w:t>
-      </w:r>
-      <w:r>
-        <w:br/>
-      </w:r>
-      <w:r>
-        <w:rPr>
-          <w:rStyle w:val="VerbatimChar"/>
-        </w:rPr>
-        <w:t xml:space="preserve">   ┌─────────┴─────────┐</w:t>
-      </w:r>
-      <w:r>
-        <w:br/>
-      </w:r>
-      <w:r>
-        <w:rPr>
-          <w:rStyle w:val="VerbatimChar"/>
-        </w:rPr>
-        <w:t xml:space="preserve">   │  AP lightweight   │  ← solo radio: beacons, asociaciones, cifrado</w:t>
-      </w:r>
-      <w:r>
-        <w:br/>
-      </w:r>
-      <w:r>
-        <w:rPr>
-          <w:rStyle w:val="VerbatimChar"/>
-        </w:rPr>
-        <w:t xml:space="preserve">   └─────────┬─────────┘</w:t>
-      </w:r>
-      <w:r>
-        <w:br/>
-      </w:r>
-      <w:r>
-        <w:rPr>
-          <w:rStyle w:val="VerbatimChar"/>
-        </w:rPr>
-        <w:t xml:space="preserve">             │ túnel CAPWAP (encapsulado, puede cruzar la red)</w:t>
-      </w:r>
-      <w:r>
-        <w:br/>
-      </w:r>
-      <w:r>
-        <w:rPr>
-          <w:rStyle w:val="VerbatimChar"/>
-        </w:rPr>
-        <w:t xml:space="preserve">   ┌─────────┴─────────┐</w:t>
-      </w:r>
-      <w:r>
-        <w:br/>
-      </w:r>
-      <w:r>
-        <w:rPr>
-          <w:rStyle w:val="VerbatimChar"/>
-        </w:rPr>
-        <w:t xml:space="preserve">   │        WLC        │  ← cerebro: SSIDs, VLANs, seguridad, RRM, roaming</w:t>
-      </w:r>
-      <w:r>
-        <w:br/>
-      </w:r>
-      <w:r>
-        <w:rPr>
-          <w:rStyle w:val="VerbatimChar"/>
-        </w:rPr>
-        <w:t xml:space="preserve">   └─────────┬─────────┘</w:t>
-      </w:r>
-      <w:r>
-        <w:br/>
-      </w:r>
-      <w:r>
-        <w:rPr>
-          <w:rStyle w:val="VerbatimChar"/>
-        </w:rPr>
-        <w:t xml:space="preserve">             │</w:t>
-      </w:r>
-      <w:r>
-        <w:br/>
-      </w:r>
-      <w:r>
-        <w:rPr>
-          <w:rStyle w:val="VerbatimChar"/>
-        </w:rPr>
-        <w:t xml:space="preserve">        Red cableada</w:t>
-      </w:r>
-    </w:p>
-    <w:p>
-      <w:pPr>
-        <w:pStyle w:val="FirstParagraph"/>
+        <w:pStyle w:val="CaptionedFigure"/>
+      </w:pPr>
+      <w:r>
+        <w:drawing>
+          <wp:inline>
+            <wp:extent cx="5334000" cy="2151914"/>
+            <wp:effectExtent b="0" l="0" r="0" t="0"/>
+            <wp:docPr descr="AP lightweight unido al WLC por túnel CAPWAP; el WLC es el cerebro de la flota" title="" id="91" name="Picture"/>
+            <a:graphic>
+              <a:graphicData uri="http://schemas.openxmlformats.org/drawingml/2006/picture">
+                <pic:pic>
+                  <pic:nvPicPr>
+                    <pic:cNvPr descr="public/diagrams/u12-capwap-wlc.svg" id="92" name="Picture"/>
+                    <pic:cNvPicPr>
+                      <a:picLocks noChangeArrowheads="1" noChangeAspect="1"/>
+                    </pic:cNvPicPr>
+                  </pic:nvPicPr>
+                  <pic:blipFill>
+                    <a:blip>
+                      <a:extLst>
+                        <a:ext uri="{28A0092B-C50C-407E-A947-70E740481C1C}">
+                          <a14:useLocalDpi xmlns:a14="http://schemas.microsoft.com/office/drawing/2010/main" val="0"/>
+                        </a:ext>
+                        <a:ext uri="{96DAC541-7B7A-43D3-8B79-37D633B846F1}">
+                          <asvg:svgBlip xmlns:asvg="http://schemas.microsoft.com/office/drawing/2016/SVG/main" r:embed="rId90"/>
+                        </a:ext>
+                      </a:extLst>
+                    </a:blip>
+                    <a:stretch>
+                      <a:fillRect/>
+                    </a:stretch>
+                  </pic:blipFill>
+                  <pic:spPr bwMode="auto">
+                    <a:xfrm>
+                      <a:off x="0" y="0"/>
+                      <a:ext cx="5334000" cy="2151914"/>
+                    </a:xfrm>
+                    <a:prstGeom prst="rect">
+                      <a:avLst/>
+                    </a:prstGeom>
+                    <a:noFill/>
+                    <a:ln w="9525">
+                      <a:noFill/>
+                      <a:headEnd/>
+                      <a:tailEnd/>
+                    </a:ln>
+                  </pic:spPr>
+                </pic:pic>
+              </a:graphicData>
+            </a:graphic>
+          </wp:inline>
+        </w:drawing>
+      </w:r>
+    </w:p>
+    <w:p>
+      <w:pPr>
+        <w:pStyle w:val="ImageCaption"/>
+      </w:pPr>
+      <w:r>
+        <w:t xml:space="preserve">AP lightweight unido al WLC por túnel CAPWAP; el WLC es el cerebro de la flota</w:t>
+      </w:r>
+    </w:p>
+    <w:p>
+      <w:pPr>
+        <w:pStyle w:val="BodyText"/>
       </w:pPr>
       <w:r>
         <w:t xml:space="preserve">El túnel</w:t>
@@ -11802,7 +11103,6 @@
       <w:tblPr>
         <w:tblStyle w:val="Table"/>
         <w:tblW w:type="auto" w:w="0"/>
-        <w:jc w:val="left"/>
         <w:tblLook w:firstRow="1" w:lastRow="0" w:firstColumn="0" w:lastColumn="0" w:noHBand="0" w:noVBand="0" w:val="0020"/>
       </w:tblPr>
       <w:tblGrid>
@@ -11827,7 +11127,6 @@
           <w:p>
             <w:pPr>
               <w:pStyle w:val="Compact"/>
-              <w:jc w:val="left"/>
             </w:pPr>
             <w:r>
               <w:t xml:space="preserve">Autónomo</w:t>
@@ -11839,7 +11138,6 @@
           <w:p>
             <w:pPr>
               <w:pStyle w:val="Compact"/>
-              <w:jc w:val="left"/>
             </w:pPr>
             <w:r>
               <w:t xml:space="preserve">Lightweight + WLC</w:t>
@@ -11853,7 +11151,6 @@
           <w:p>
             <w:pPr>
               <w:pStyle w:val="Compact"/>
-              <w:jc w:val="left"/>
             </w:pPr>
             <w:r>
               <w:t xml:space="preserve">Gestión</w:t>
@@ -11865,7 +11162,6 @@
           <w:p>
             <w:pPr>
               <w:pStyle w:val="Compact"/>
-              <w:jc w:val="left"/>
             </w:pPr>
             <w:r>
               <w:t xml:space="preserve">Una a una</w:t>
@@ -11877,7 +11173,6 @@
           <w:p>
             <w:pPr>
               <w:pStyle w:val="Compact"/>
-              <w:jc w:val="left"/>
             </w:pPr>
             <w:r>
               <w:t xml:space="preserve">Centralizada</w:t>
@@ -11891,7 +11186,6 @@
           <w:p>
             <w:pPr>
               <w:pStyle w:val="Compact"/>
-              <w:jc w:val="left"/>
             </w:pPr>
             <w:r>
               <w:t xml:space="preserve">Roaming</w:t>
@@ -11903,7 +11197,6 @@
           <w:p>
             <w:pPr>
               <w:pStyle w:val="Compact"/>
-              <w:jc w:val="left"/>
             </w:pPr>
             <w:r>
               <w:t xml:space="preserve">Solo cliente</w:t>
@@ -11915,7 +11208,6 @@
           <w:p>
             <w:pPr>
               <w:pStyle w:val="Compact"/>
-              <w:jc w:val="left"/>
             </w:pPr>
             <w:r>
               <w:t xml:space="preserve">Coordinado (k/r/v)</w:t>
@@ -11929,7 +11221,6 @@
           <w:p>
             <w:pPr>
               <w:pStyle w:val="Compact"/>
-              <w:jc w:val="left"/>
             </w:pPr>
             <w:r>
               <w:t xml:space="preserve">Canales/potencias</w:t>
@@ -11941,7 +11232,6 @@
           <w:p>
             <w:pPr>
               <w:pStyle w:val="Compact"/>
-              <w:jc w:val="left"/>
             </w:pPr>
             <w:r>
               <w:t xml:space="preserve">Manuales</w:t>
@@ -11953,7 +11243,6 @@
           <w:p>
             <w:pPr>
               <w:pStyle w:val="Compact"/>
-              <w:jc w:val="left"/>
             </w:pPr>
             <w:r>
               <w:t xml:space="preserve">RRM automático</w:t>
@@ -11967,7 +11256,6 @@
           <w:p>
             <w:pPr>
               <w:pStyle w:val="Compact"/>
-              <w:jc w:val="left"/>
             </w:pPr>
             <w:r>
               <w:t xml:space="preserve">Coste inicial</w:t>
@@ -11979,7 +11267,6 @@
           <w:p>
             <w:pPr>
               <w:pStyle w:val="Compact"/>
-              <w:jc w:val="left"/>
             </w:pPr>
             <w:r>
               <w:t xml:space="preserve">Bajo</w:t>
@@ -11991,7 +11278,6 @@
           <w:p>
             <w:pPr>
               <w:pStyle w:val="Compact"/>
-              <w:jc w:val="left"/>
             </w:pPr>
             <w:r>
               <w:t xml:space="preserve">WLC (hardware o virtual)</w:t>
@@ -12005,7 +11291,6 @@
           <w:p>
             <w:pPr>
               <w:pStyle w:val="Compact"/>
-              <w:jc w:val="left"/>
             </w:pPr>
             <w:r>
               <w:t xml:space="preserve">Escala recomendada</w:t>
@@ -12017,7 +11302,6 @@
           <w:p>
             <w:pPr>
               <w:pStyle w:val="Compact"/>
-              <w:jc w:val="left"/>
             </w:pPr>
             <w:r>
               <w:t xml:space="preserve">≤ ~5-10 APs</w:t>
@@ -12029,7 +11313,6 @@
           <w:p>
             <w:pPr>
               <w:pStyle w:val="Compact"/>
-              <w:jc w:val="left"/>
             </w:pPr>
             <w:r>
               <w:t xml:space="preserve">Decenas a miles</w:t>
@@ -12097,13 +11380,7 @@
         <w:t xml:space="preserve"> </w:t>
       </w:r>
       <w:r>
-        <w:t xml:space="preserve">“</w:t>
-      </w:r>
-      <w:r>
-        <w:t xml:space="preserve">controlador</w:t>
-      </w:r>
-      <w:r>
-        <w:t xml:space="preserve">”</w:t>
+        <w:t xml:space="preserve">“controlador”</w:t>
       </w:r>
       <w:r>
         <w:t xml:space="preserve"> </w:t>
@@ -12119,8 +11396,8 @@
         </w:pict>
       </w:r>
     </w:p>
-    <w:bookmarkEnd w:id="92"/>
-    <w:bookmarkStart w:id="94" w:name="X8c5550414cdd3f0a9ae498ac69282f62cef7ea2"/>
+    <w:bookmarkEnd w:id="93"/>
+    <w:bookmarkStart w:id="95" w:name="X8c5550414cdd3f0a9ae498ac69282f62cef7ea2"/>
     <w:p>
       <w:pPr>
         <w:pStyle w:val="Heading2"/>
@@ -12139,7 +11416,7 @@
       <w:r>
         <w:t xml:space="preserve"> </w:t>
       </w:r>
-      <w:hyperlink r:id="rId93">
+      <w:hyperlink r:id="rId94">
         <w:r>
           <w:rPr>
             <w:rStyle w:val="Hyperlink"/>
@@ -12220,13 +11497,7 @@
         <w:t xml:space="preserve"> </w:t>
       </w:r>
       <w:r>
-        <w:t xml:space="preserve">“</w:t>
-      </w:r>
-      <w:r>
-        <w:t xml:space="preserve">CORP</w:t>
-      </w:r>
-      <w:r>
-        <w:t xml:space="preserve">”</w:t>
+        <w:t xml:space="preserve">“CORP”</w:t>
       </w:r>
       <w:r>
         <w:t xml:space="preserve"> </w:t>
@@ -12238,13 +11509,7 @@
         <w:t xml:space="preserve"> </w:t>
       </w:r>
       <w:r>
-        <w:t xml:space="preserve">“</w:t>
-      </w:r>
-      <w:r>
-        <w:t xml:space="preserve">PROYECTORES</w:t>
-      </w:r>
-      <w:r>
-        <w:t xml:space="preserve">”</w:t>
+        <w:t xml:space="preserve">“PROYECTORES”</w:t>
       </w:r>
       <w:r>
         <w:t xml:space="preserve"> </w:t>
@@ -12256,13 +11521,7 @@
         <w:t xml:space="preserve"> </w:t>
       </w:r>
       <w:r>
-        <w:t xml:space="preserve">“</w:t>
-      </w:r>
-      <w:r>
-        <w:t xml:space="preserve">INVITADOS</w:t>
-      </w:r>
-      <w:r>
-        <w:t xml:space="preserve">”</w:t>
+        <w:t xml:space="preserve">“INVITADOS”</w:t>
       </w:r>
       <w:r>
         <w:t xml:space="preserve"> </w:t>
@@ -12323,8 +11582,8 @@
         </w:pict>
       </w:r>
     </w:p>
-    <w:bookmarkEnd w:id="94"/>
-    <w:bookmarkStart w:id="95" w:name="X7d030f0e767c1fed24488a0fff7c9cc6d18a8b1"/>
+    <w:bookmarkEnd w:id="95"/>
+    <w:bookmarkStart w:id="96" w:name="X7d030f0e767c1fed24488a0fff7c9cc6d18a8b1"/>
     <w:p>
       <w:pPr>
         <w:pStyle w:val="Heading2"/>
@@ -12361,7 +11620,6 @@
       <w:tblPr>
         <w:tblStyle w:val="Table"/>
         <w:tblW w:type="pct" w:w="5000"/>
-        <w:jc w:val="left"/>
         <w:tblLayout w:type="fixed"/>
         <w:tblLook w:firstRow="1" w:lastRow="0" w:firstColumn="0" w:lastColumn="0" w:noHBand="0" w:noVBand="0" w:val="0020"/>
       </w:tblPr>
@@ -12378,7 +11636,6 @@
           <w:p>
             <w:pPr>
               <w:pStyle w:val="Compact"/>
-              <w:jc w:val="left"/>
             </w:pPr>
             <w:r>
               <w:t xml:space="preserve">Comando/prueba</w:t>
@@ -12390,7 +11647,6 @@
           <w:p>
             <w:pPr>
               <w:pStyle w:val="Compact"/>
-              <w:jc w:val="left"/>
             </w:pPr>
             <w:r>
               <w:t xml:space="preserve">Qué aporta</w:t>
@@ -12404,7 +11660,6 @@
           <w:p>
             <w:pPr>
               <w:pStyle w:val="Compact"/>
-              <w:jc w:val="left"/>
             </w:pPr>
             <w:r>
               <w:rPr>
@@ -12425,7 +11680,6 @@
           <w:p>
             <w:pPr>
               <w:pStyle w:val="Compact"/>
-              <w:jc w:val="left"/>
             </w:pPr>
             <w:r>
               <w:t xml:space="preserve">Clientes asociados, RSSI por cliente</w:t>
@@ -12439,7 +11693,6 @@
           <w:p>
             <w:pPr>
               <w:pStyle w:val="Compact"/>
-              <w:jc w:val="left"/>
             </w:pPr>
             <w:r>
               <w:t xml:space="preserve">Interfaz web del AP: pestaña Wireless</w:t>
@@ -12451,7 +11704,6 @@
           <w:p>
             <w:pPr>
               <w:pStyle w:val="Compact"/>
-              <w:jc w:val="left"/>
             </w:pPr>
             <w:r>
               <w:t xml:space="preserve">SSIDs, seguridad, canal, potencia</w:t>
@@ -12465,7 +11717,6 @@
           <w:p>
             <w:pPr>
               <w:pStyle w:val="Compact"/>
-              <w:jc w:val="left"/>
             </w:pPr>
             <w:r>
               <w:t xml:space="preserve">Consola del WLC:</w:t>
@@ -12486,7 +11737,6 @@
           <w:p>
             <w:pPr>
               <w:pStyle w:val="Compact"/>
-              <w:jc w:val="left"/>
             </w:pPr>
             <w:r>
               <w:t xml:space="preserve">SSIDs definidos y su estado</w:t>
@@ -12500,7 +11750,6 @@
           <w:p>
             <w:pPr>
               <w:pStyle w:val="Compact"/>
-              <w:jc w:val="left"/>
             </w:pPr>
             <w:r>
               <w:t xml:space="preserve">Consola del WLC:</w:t>
@@ -12521,7 +11770,6 @@
           <w:p>
             <w:pPr>
               <w:pStyle w:val="Compact"/>
-              <w:jc w:val="left"/>
             </w:pPr>
             <w:r>
               <w:t xml:space="preserve">APs registrados, modelo, banda</w:t>
@@ -12535,7 +11783,6 @@
           <w:p>
             <w:pPr>
               <w:pStyle w:val="Compact"/>
-              <w:jc w:val="left"/>
             </w:pPr>
             <w:r>
               <w:rPr>
@@ -12556,7 +11803,6 @@
           <w:p>
             <w:pPr>
               <w:pStyle w:val="Compact"/>
-              <w:jc w:val="left"/>
             </w:pPr>
             <w:r>
               <w:t xml:space="preserve">Registro/desregistro de APs</w:t>
@@ -12576,13 +11822,7 @@
         <w:t xml:space="preserve"> </w:t>
       </w:r>
       <w:r>
-        <w:t xml:space="preserve">“</w:t>
-      </w:r>
-      <w:r>
-        <w:t xml:space="preserve">no aparece en el WLC</w:t>
-      </w:r>
-      <w:r>
-        <w:t xml:space="preserve">”</w:t>
+        <w:t xml:space="preserve">“no aparece en el WLC”</w:t>
       </w:r>
       <w:r>
         <w:t xml:space="preserve"> </w:t>
@@ -12598,8 +11838,8 @@
         </w:pict>
       </w:r>
     </w:p>
-    <w:bookmarkEnd w:id="95"/>
-    <w:bookmarkStart w:id="96" w:name="mini-chequeo-6"/>
+    <w:bookmarkEnd w:id="96"/>
+    <w:bookmarkStart w:id="97" w:name="mini-chequeo-6"/>
     <w:p>
       <w:pPr>
         <w:pStyle w:val="Heading2"/>
@@ -12796,8 +12036,8 @@
         </w:pict>
       </w:r>
     </w:p>
-    <w:bookmarkEnd w:id="96"/>
-    <w:bookmarkStart w:id="97" w:name="resumen-en-3-frases-6"/>
+    <w:bookmarkEnd w:id="97"/>
+    <w:bookmarkStart w:id="98" w:name="resumen-en-3-frases-6"/>
     <w:p>
       <w:pPr>
         <w:pStyle w:val="Heading2"/>
@@ -12900,8 +12140,8 @@
         <w:t xml:space="preserve">para no colgar enchufes del techo.</w:t>
       </w:r>
     </w:p>
-    <w:bookmarkEnd w:id="97"/>
-    <w:bookmarkStart w:id="98" w:name="vocabulario-rápido-6"/>
+    <w:bookmarkEnd w:id="98"/>
+    <w:bookmarkStart w:id="99" w:name="vocabulario-rápido-6"/>
     <w:p>
       <w:pPr>
         <w:pStyle w:val="Heading2"/>
@@ -12914,7 +12154,6 @@
       <w:tblPr>
         <w:tblStyle w:val="Table"/>
         <w:tblW w:type="auto" w:w="0"/>
-        <w:jc w:val="left"/>
         <w:tblLook w:firstRow="1" w:lastRow="0" w:firstColumn="0" w:lastColumn="0" w:noHBand="0" w:noVBand="0" w:val="0020"/>
       </w:tblPr>
       <w:tblGrid>
@@ -12930,7 +12169,6 @@
           <w:p>
             <w:pPr>
               <w:pStyle w:val="Compact"/>
-              <w:jc w:val="left"/>
             </w:pPr>
             <w:r>
               <w:t xml:space="preserve">Término</w:t>
@@ -12942,7 +12180,6 @@
           <w:p>
             <w:pPr>
               <w:pStyle w:val="Compact"/>
-              <w:jc w:val="left"/>
             </w:pPr>
             <w:r>
               <w:t xml:space="preserve">Idea general</w:t>
@@ -12956,7 +12193,6 @@
           <w:p>
             <w:pPr>
               <w:pStyle w:val="Compact"/>
-              <w:jc w:val="left"/>
             </w:pPr>
             <w:r>
               <w:t xml:space="preserve">AP autónomo</w:t>
@@ -12968,7 +12204,6 @@
           <w:p>
             <w:pPr>
               <w:pStyle w:val="Compact"/>
-              <w:jc w:val="left"/>
             </w:pPr>
             <w:r>
               <w:t xml:space="preserve">Equipo completo con configuración local</w:t>
@@ -12982,7 +12217,6 @@
           <w:p>
             <w:pPr>
               <w:pStyle w:val="Compact"/>
-              <w:jc w:val="left"/>
             </w:pPr>
             <w:r>
               <w:t xml:space="preserve">Lightweight</w:t>
@@ -12994,7 +12228,6 @@
           <w:p>
             <w:pPr>
               <w:pStyle w:val="Compact"/>
-              <w:jc w:val="left"/>
             </w:pPr>
             <w:r>
               <w:t xml:space="preserve">AP de solo radio, controlado por un WLC</w:t>
@@ -13008,7 +12241,6 @@
           <w:p>
             <w:pPr>
               <w:pStyle w:val="Compact"/>
-              <w:jc w:val="left"/>
             </w:pPr>
             <w:r>
               <w:t xml:space="preserve">WLC</w:t>
@@ -13020,7 +12252,6 @@
           <w:p>
             <w:pPr>
               <w:pStyle w:val="Compact"/>
-              <w:jc w:val="left"/>
             </w:pPr>
             <w:r>
               <w:t xml:space="preserve">Controlador WLAN: cerebro de la flota</w:t>
@@ -13034,7 +12265,6 @@
           <w:p>
             <w:pPr>
               <w:pStyle w:val="Compact"/>
-              <w:jc w:val="left"/>
             </w:pPr>
             <w:r>
               <w:t xml:space="preserve">CAPWAP</w:t>
@@ -13046,7 +12276,6 @@
           <w:p>
             <w:pPr>
               <w:pStyle w:val="Compact"/>
-              <w:jc w:val="left"/>
             </w:pPr>
             <w:r>
               <w:t xml:space="preserve">Túnel de control/datos entre AP y WLC</w:t>
@@ -13060,7 +12289,6 @@
           <w:p>
             <w:pPr>
               <w:pStyle w:val="Compact"/>
-              <w:jc w:val="left"/>
             </w:pPr>
             <w:r>
               <w:t xml:space="preserve">RRM</w:t>
@@ -13072,7 +12300,6 @@
           <w:p>
             <w:pPr>
               <w:pStyle w:val="Compact"/>
-              <w:jc w:val="left"/>
             </w:pPr>
             <w:r>
               <w:t xml:space="preserve">Ajuste automático de canales y potencias</w:t>
@@ -13086,7 +12313,6 @@
           <w:p>
             <w:pPr>
               <w:pStyle w:val="Compact"/>
-              <w:jc w:val="left"/>
             </w:pPr>
             <w:r>
               <w:t xml:space="preserve">PoE</w:t>
@@ -13098,7 +12324,6 @@
           <w:p>
             <w:pPr>
               <w:pStyle w:val="Compact"/>
-              <w:jc w:val="left"/>
             </w:pPr>
             <w:r>
               <w:t xml:space="preserve">Alimentación por el cable Ethernet</w:t>
@@ -13124,7 +12349,7 @@
       <w:r>
         <w:t xml:space="preserve"> </w:t>
       </w:r>
-      <w:hyperlink r:id="rId44">
+      <w:hyperlink r:id="rId33">
         <w:r>
           <w:rPr>
             <w:rStyle w:val="Hyperlink"/>
@@ -13151,7 +12376,7 @@
       <w:r>
         <w:t xml:space="preserve"> </w:t>
       </w:r>
-      <w:hyperlink r:id="rId27">
+      <w:hyperlink r:id="rId16">
         <w:r>
           <w:rPr>
             <w:rStyle w:val="Hyperlink"/>
@@ -13178,7 +12403,7 @@
       <w:r>
         <w:t xml:space="preserve"> </w:t>
       </w:r>
-      <w:hyperlink r:id="rId29">
+      <w:hyperlink r:id="rId18">
         <w:r>
           <w:rPr>
             <w:rStyle w:val="Hyperlink"/>
@@ -13187,9 +12412,9 @@
         </w:r>
       </w:hyperlink>
     </w:p>
-    <w:bookmarkEnd w:id="98"/>
     <w:bookmarkEnd w:id="99"/>
-    <w:bookmarkStart w:id="113" w:name="configuración-y-verificación"/>
+    <w:bookmarkEnd w:id="100"/>
+    <w:bookmarkStart w:id="114" w:name="configuración-y-verificación"/>
     <w:p>
       <w:pPr>
         <w:pStyle w:val="Heading1"/>
@@ -13253,7 +12478,7 @@
         </w:pict>
       </w:r>
     </w:p>
-    <w:bookmarkStart w:id="100" w:name="la-idea-en-una-frase-7"/>
+    <w:bookmarkStart w:id="101" w:name="la-idea-en-una-frase-7"/>
     <w:p>
       <w:pPr>
         <w:pStyle w:val="Heading2"/>
@@ -13277,8 +12502,8 @@
         </w:pict>
       </w:r>
     </w:p>
-    <w:bookmarkEnd w:id="100"/>
-    <w:bookmarkStart w:id="106" w:name="escenario-base-en-packet-tracer"/>
+    <w:bookmarkEnd w:id="101"/>
+    <w:bookmarkStart w:id="107" w:name="escenario-base-en-packet-tracer"/>
     <w:p>
       <w:pPr>
         <w:pStyle w:val="Heading2"/>
@@ -13362,7 +12587,7 @@
         <w:t xml:space="preserve">(VLAN 99, WPA2-PSK distinta, aislada) — con DHCP desde el router para ambas VLANs.</w:t>
       </w:r>
     </w:p>
-    <w:bookmarkStart w:id="102" w:name="paso-1-el-router-gateway-y-dhcp"/>
+    <w:bookmarkStart w:id="103" w:name="paso-1-el-router-gateway-y-dhcp"/>
     <w:p>
       <w:pPr>
         <w:pStyle w:val="Heading3"/>
@@ -13539,7 +12764,7 @@
       <w:r>
         <w:t xml:space="preserve"> </w:t>
       </w:r>
-      <w:hyperlink r:id="rId101">
+      <w:hyperlink r:id="rId102">
         <w:r>
           <w:rPr>
             <w:rStyle w:val="Hyperlink"/>
@@ -13551,8 +12776,8 @@
         <w:t xml:space="preserve">.</w:t>
       </w:r>
     </w:p>
-    <w:bookmarkEnd w:id="102"/>
-    <w:bookmarkStart w:id="103" w:name="paso-2-el-switch-trunk-hacia-el-ap"/>
+    <w:bookmarkEnd w:id="103"/>
+    <w:bookmarkStart w:id="104" w:name="paso-2-el-switch-trunk-hacia-el-ap"/>
     <w:p>
       <w:pPr>
         <w:pStyle w:val="Heading3"/>
@@ -13590,8 +12815,8 @@
         <w:t xml:space="preserve">Switch(config-if)# switchport trunk allowed vlan 10,99</w:t>
       </w:r>
     </w:p>
-    <w:bookmarkEnd w:id="103"/>
-    <w:bookmarkStart w:id="104" w:name="paso-3-el-ap-ssids-y-seguridad"/>
+    <w:bookmarkEnd w:id="104"/>
+    <w:bookmarkStart w:id="105" w:name="paso-3-el-ap-ssids-y-seguridad"/>
     <w:p>
       <w:pPr>
         <w:pStyle w:val="Heading3"/>
@@ -13612,7 +12837,6 @@
       <w:tblPr>
         <w:tblStyle w:val="Table"/>
         <w:tblW w:type="auto" w:w="0"/>
-        <w:jc w:val="left"/>
         <w:tblLook w:firstRow="1" w:lastRow="0" w:firstColumn="0" w:lastColumn="0" w:noHBand="0" w:noVBand="0" w:val="0020"/>
       </w:tblPr>
       <w:tblGrid>
@@ -13629,7 +12853,6 @@
           <w:p>
             <w:pPr>
               <w:pStyle w:val="Compact"/>
-              <w:jc w:val="left"/>
             </w:pPr>
             <w:r>
               <w:t xml:space="preserve">Parámetro</w:t>
@@ -13641,7 +12864,6 @@
           <w:p>
             <w:pPr>
               <w:pStyle w:val="Compact"/>
-              <w:jc w:val="left"/>
             </w:pPr>
             <w:r>
               <w:t xml:space="preserve">CORP</w:t>
@@ -13653,7 +12875,6 @@
           <w:p>
             <w:pPr>
               <w:pStyle w:val="Compact"/>
-              <w:jc w:val="left"/>
             </w:pPr>
             <w:r>
               <w:t xml:space="preserve">INVITADOS</w:t>
@@ -13667,7 +12888,6 @@
           <w:p>
             <w:pPr>
               <w:pStyle w:val="Compact"/>
-              <w:jc w:val="left"/>
             </w:pPr>
             <w:r>
               <w:t xml:space="preserve">Network Name (SSID)</w:t>
@@ -13679,7 +12899,6 @@
           <w:p>
             <w:pPr>
               <w:pStyle w:val="Compact"/>
-              <w:jc w:val="left"/>
             </w:pPr>
             <w:r>
               <w:t xml:space="preserve">CORP</w:t>
@@ -13691,7 +12910,6 @@
           <w:p>
             <w:pPr>
               <w:pStyle w:val="Compact"/>
-              <w:jc w:val="left"/>
             </w:pPr>
             <w:r>
               <w:t xml:space="preserve">INVITADOS</w:t>
@@ -13705,7 +12923,6 @@
           <w:p>
             <w:pPr>
               <w:pStyle w:val="Compact"/>
-              <w:jc w:val="left"/>
             </w:pPr>
             <w:r>
               <w:t xml:space="preserve">Banda / canal</w:t>
@@ -13717,7 +12934,6 @@
           <w:p>
             <w:pPr>
               <w:pStyle w:val="Compact"/>
-              <w:jc w:val="left"/>
             </w:pPr>
             <w:r>
               <w:t xml:space="preserve">2,4 GHz / canal 1</w:t>
@@ -13729,7 +12945,6 @@
           <w:p>
             <w:pPr>
               <w:pStyle w:val="Compact"/>
-              <w:jc w:val="left"/>
             </w:pPr>
             <w:r>
               <w:t xml:space="preserve">2,4 GHz / canal 11</w:t>
@@ -13743,7 +12958,6 @@
           <w:p>
             <w:pPr>
               <w:pStyle w:val="Compact"/>
-              <w:jc w:val="left"/>
             </w:pPr>
             <w:r>
               <w:t xml:space="preserve">Seguridad</w:t>
@@ -13755,7 +12969,6 @@
           <w:p>
             <w:pPr>
               <w:pStyle w:val="Compact"/>
-              <w:jc w:val="left"/>
             </w:pPr>
             <w:r>
               <w:t xml:space="preserve">WPA2-PSK con AES</w:t>
@@ -13767,7 +12980,6 @@
           <w:p>
             <w:pPr>
               <w:pStyle w:val="Compact"/>
-              <w:jc w:val="left"/>
             </w:pPr>
             <w:r>
               <w:t xml:space="preserve">WPA2-PSK con AES</w:t>
@@ -13781,7 +12993,6 @@
           <w:p>
             <w:pPr>
               <w:pStyle w:val="Compact"/>
-              <w:jc w:val="left"/>
             </w:pPr>
             <w:r>
               <w:t xml:space="preserve">Frase</w:t>
@@ -13793,7 +13004,6 @@
           <w:p>
             <w:pPr>
               <w:pStyle w:val="Compact"/>
-              <w:jc w:val="left"/>
             </w:pPr>
             <w:r>
               <w:t xml:space="preserve">Cl4veC0rp2026</w:t>
@@ -13805,7 +13015,6 @@
           <w:p>
             <w:pPr>
               <w:pStyle w:val="Compact"/>
-              <w:jc w:val="left"/>
             </w:pPr>
             <w:r>
               <w:t xml:space="preserve">bienv3nido2026</w:t>
@@ -13865,13 +13074,7 @@
         <w:t xml:space="preserve"> </w:t>
       </w:r>
       <w:r>
-        <w:t xml:space="preserve">“</w:t>
-      </w:r>
-      <w:r>
-        <w:t xml:space="preserve">no ve redes</w:t>
-      </w:r>
-      <w:r>
-        <w:t xml:space="preserve">”</w:t>
+        <w:t xml:space="preserve">“no ve redes”</w:t>
       </w:r>
       <w:r>
         <w:t xml:space="preserve"> </w:t>
@@ -13880,8 +13083,8 @@
         <w:t xml:space="preserve">de principiante casi siempre es eso.</w:t>
       </w:r>
     </w:p>
-    <w:bookmarkEnd w:id="104"/>
-    <w:bookmarkStart w:id="105" w:name="paso-4-clientes-y-verificación"/>
+    <w:bookmarkEnd w:id="105"/>
+    <w:bookmarkStart w:id="106" w:name="paso-4-clientes-y-verificación"/>
     <w:p>
       <w:pPr>
         <w:pStyle w:val="Heading3"/>
@@ -14105,9 +13308,9 @@
         </w:pict>
       </w:r>
     </w:p>
-    <w:bookmarkEnd w:id="105"/>
     <w:bookmarkEnd w:id="106"/>
-    <w:bookmarkStart w:id="107" w:name="Xb3f9502492aa430821c8d740f6851336ddf06ef"/>
+    <w:bookmarkEnd w:id="107"/>
+    <w:bookmarkStart w:id="108" w:name="Xb3f9502492aa430821c8d740f6851336ddf06ef"/>
     <w:p>
       <w:pPr>
         <w:pStyle w:val="Heading2"/>
@@ -14249,13 +13452,7 @@
         <w:t xml:space="preserve"> </w:t>
       </w:r>
       <w:r>
-        <w:t xml:space="preserve">“</w:t>
-      </w:r>
-      <w:r>
-        <w:t xml:space="preserve">router-on-a-stick</w:t>
-      </w:r>
-      <w:r>
-        <w:t xml:space="preserve">”</w:t>
+        <w:t xml:space="preserve">“router-on-a-stick”</w:t>
       </w:r>
       <w:r>
         <w:t xml:space="preserve"> </w:t>
@@ -14271,8 +13468,8 @@
         </w:pict>
       </w:r>
     </w:p>
-    <w:bookmarkEnd w:id="107"/>
-    <w:bookmarkStart w:id="108" w:name="verificación-y-diagnóstico-wlan"/>
+    <w:bookmarkEnd w:id="108"/>
+    <w:bookmarkStart w:id="109" w:name="verificación-y-diagnóstico-wlan"/>
     <w:p>
       <w:pPr>
         <w:pStyle w:val="Heading2"/>
@@ -14285,7 +13482,6 @@
       <w:tblPr>
         <w:tblStyle w:val="Table"/>
         <w:tblW w:type="pct" w:w="5000"/>
-        <w:jc w:val="left"/>
         <w:tblLayout w:type="fixed"/>
         <w:tblLook w:firstRow="1" w:lastRow="0" w:firstColumn="0" w:lastColumn="0" w:noHBand="0" w:noVBand="0" w:val="0020"/>
       </w:tblPr>
@@ -14303,7 +13499,6 @@
           <w:p>
             <w:pPr>
               <w:pStyle w:val="Compact"/>
-              <w:jc w:val="left"/>
             </w:pPr>
             <w:r>
               <w:t xml:space="preserve">Comando/prueba</w:t>
@@ -14315,7 +13510,6 @@
           <w:p>
             <w:pPr>
               <w:pStyle w:val="Compact"/>
-              <w:jc w:val="left"/>
             </w:pPr>
             <w:r>
               <w:t xml:space="preserve">Dónde</w:t>
@@ -14327,7 +13521,6 @@
           <w:p>
             <w:pPr>
               <w:pStyle w:val="Compact"/>
-              <w:jc w:val="left"/>
             </w:pPr>
             <w:r>
               <w:t xml:space="preserve">Qué aporta</w:t>
@@ -14341,7 +13534,6 @@
           <w:p>
             <w:pPr>
               <w:pStyle w:val="Compact"/>
-              <w:jc w:val="left"/>
             </w:pPr>
             <w:r>
               <w:rPr>
@@ -14356,7 +13548,6 @@
           <w:p>
             <w:pPr>
               <w:pStyle w:val="Compact"/>
-              <w:jc w:val="left"/>
             </w:pPr>
             <w:r>
               <w:t xml:space="preserve">AP autónomo</w:t>
@@ -14368,7 +13559,6 @@
           <w:p>
             <w:pPr>
               <w:pStyle w:val="Compact"/>
-              <w:jc w:val="left"/>
             </w:pPr>
             <w:r>
               <w:t xml:space="preserve">Clientes asociados, RSSI, tiempo de conexión</w:t>
@@ -14382,7 +13572,6 @@
           <w:p>
             <w:pPr>
               <w:pStyle w:val="Compact"/>
-              <w:jc w:val="left"/>
             </w:pPr>
             <w:r>
               <w:rPr>
@@ -14397,7 +13586,6 @@
           <w:p>
             <w:pPr>
               <w:pStyle w:val="Compact"/>
-              <w:jc w:val="left"/>
             </w:pPr>
             <w:r>
               <w:t xml:space="preserve">AP</w:t>
@@ -14409,7 +13597,6 @@
           <w:p>
             <w:pPr>
               <w:pStyle w:val="Compact"/>
-              <w:jc w:val="left"/>
             </w:pPr>
             <w:r>
               <w:t xml:space="preserve">Canal, potencia, contadores de errores</w:t>
@@ -14423,7 +13610,6 @@
           <w:p>
             <w:pPr>
               <w:pStyle w:val="Compact"/>
-              <w:jc w:val="left"/>
             </w:pPr>
             <w:r>
               <w:t xml:space="preserve">PC Wireless → Link Information</w:t>
@@ -14435,7 +13621,6 @@
           <w:p>
             <w:pPr>
               <w:pStyle w:val="Compact"/>
-              <w:jc w:val="left"/>
             </w:pPr>
             <w:r>
               <w:t xml:space="preserve">Cliente</w:t>
@@ -14447,7 +13632,6 @@
           <w:p>
             <w:pPr>
               <w:pStyle w:val="Compact"/>
-              <w:jc w:val="left"/>
             </w:pPr>
             <w:r>
               <w:t xml:space="preserve">Señal, velocidad, calidad</w:t>
@@ -14461,7 +13645,6 @@
           <w:p>
             <w:pPr>
               <w:pStyle w:val="Compact"/>
-              <w:jc w:val="left"/>
             </w:pPr>
             <w:r>
               <w:rPr>
@@ -14476,7 +13659,6 @@
           <w:p>
             <w:pPr>
               <w:pStyle w:val="Compact"/>
-              <w:jc w:val="left"/>
             </w:pPr>
             <w:r>
               <w:t xml:space="preserve">Cliente</w:t>
@@ -14488,7 +13670,6 @@
           <w:p>
             <w:pPr>
               <w:pStyle w:val="Compact"/>
-              <w:jc w:val="left"/>
             </w:pPr>
             <w:r>
               <w:t xml:space="preserve">¿Recibió IP por DHCP? ¿Gateway correcto?</w:t>
@@ -14502,7 +13683,6 @@
           <w:p>
             <w:pPr>
               <w:pStyle w:val="Compact"/>
-              <w:jc w:val="left"/>
             </w:pPr>
             <w:r>
               <w:rPr>
@@ -14517,7 +13697,6 @@
           <w:p>
             <w:pPr>
               <w:pStyle w:val="Compact"/>
-              <w:jc w:val="left"/>
             </w:pPr>
             <w:r>
               <w:t xml:space="preserve">Cliente</w:t>
@@ -14529,7 +13708,6 @@
           <w:p>
             <w:pPr>
               <w:pStyle w:val="Compact"/>
-              <w:jc w:val="left"/>
             </w:pPr>
             <w:r>
               <w:t xml:space="preserve">¿Llega al router?</w:t>
@@ -14543,7 +13721,6 @@
           <w:p>
             <w:pPr>
               <w:pStyle w:val="Compact"/>
-              <w:jc w:val="left"/>
             </w:pPr>
             <w:r>
               <w:t xml:space="preserve">WiFi analyzer (móvil/portátil)</w:t>
@@ -14555,7 +13732,6 @@
           <w:p>
             <w:pPr>
               <w:pStyle w:val="Compact"/>
-              <w:jc w:val="left"/>
             </w:pPr>
             <w:r>
               <w:t xml:space="preserve">In situ</w:t>
@@ -14567,7 +13743,6 @@
           <w:p>
             <w:pPr>
               <w:pStyle w:val="Compact"/>
-              <w:jc w:val="left"/>
             </w:pPr>
             <w:r>
               <w:t xml:space="preserve">Canales en uso, redes vecinas, ruido</w:t>
@@ -14599,13 +13774,7 @@
         <w:t xml:space="preserve"> </w:t>
       </w:r>
       <w:r>
-        <w:t xml:space="preserve">“</w:t>
-      </w:r>
-      <w:r>
-        <w:t xml:space="preserve">no ve la red</w:t>
-      </w:r>
-      <w:r>
-        <w:t xml:space="preserve">”</w:t>
+        <w:t xml:space="preserve">“no ve la red”</w:t>
       </w:r>
       <w:r>
         <w:t xml:space="preserve"> </w:t>
@@ -14653,13 +13822,7 @@
         <w:t xml:space="preserve"> </w:t>
       </w:r>
       <w:r>
-        <w:t xml:space="preserve">“</w:t>
-      </w:r>
-      <w:r>
-        <w:t xml:space="preserve">no navega</w:t>
-      </w:r>
-      <w:r>
-        <w:t xml:space="preserve">”</w:t>
+        <w:t xml:space="preserve">“no navega”</w:t>
       </w:r>
       <w:r>
         <w:t xml:space="preserve"> </w:t>
@@ -14675,8 +13838,8 @@
         </w:pict>
       </w:r>
     </w:p>
-    <w:bookmarkEnd w:id="108"/>
-    <w:bookmarkStart w:id="109" w:name="X8dc504ccdb842fb32c933aed5c91bd75b924d2b"/>
+    <w:bookmarkEnd w:id="109"/>
+    <w:bookmarkStart w:id="110" w:name="X8dc504ccdb842fb32c933aed5c91bd75b924d2b"/>
     <w:p>
       <w:pPr>
         <w:pStyle w:val="Heading2"/>
@@ -14688,13 +13851,7 @@
         <w:t xml:space="preserve"> </w:t>
       </w:r>
       <w:r>
-        <w:t xml:space="preserve">“</w:t>
-      </w:r>
-      <w:r>
-        <w:t xml:space="preserve">El WiFi no funciona, lo he reiniciado tres veces</w:t>
-      </w:r>
-      <w:r>
-        <w:t xml:space="preserve">”</w:t>
+        <w:t xml:space="preserve">“El WiFi no funciona, lo he reiniciado tres veces”</w:t>
       </w:r>
     </w:p>
     <w:p>
@@ -14782,13 +13939,7 @@
         <w:t xml:space="preserve"> </w:t>
       </w:r>
       <w:r>
-        <w:t xml:space="preserve">“</w:t>
-      </w:r>
-      <w:r>
-        <w:t xml:space="preserve">no funciona el WiFi</w:t>
-      </w:r>
-      <w:r>
-        <w:t xml:space="preserve">”</w:t>
+        <w:t xml:space="preserve">“no funciona el WiFi”</w:t>
       </w:r>
       <w:r>
         <w:t xml:space="preserve"> </w:t>
@@ -14804,8 +13955,8 @@
         </w:pict>
       </w:r>
     </w:p>
-    <w:bookmarkEnd w:id="109"/>
-    <w:bookmarkStart w:id="110" w:name="mini-chequeo-7"/>
+    <w:bookmarkEnd w:id="110"/>
+    <w:bookmarkStart w:id="111" w:name="mini-chequeo-7"/>
     <w:p>
       <w:pPr>
         <w:pStyle w:val="Heading2"/>
@@ -15027,8 +14178,8 @@
         </w:pict>
       </w:r>
     </w:p>
-    <w:bookmarkEnd w:id="110"/>
-    <w:bookmarkStart w:id="111" w:name="resumen-en-3-frases-7"/>
+    <w:bookmarkEnd w:id="111"/>
+    <w:bookmarkStart w:id="112" w:name="resumen-en-3-frases-7"/>
     <w:p>
       <w:pPr>
         <w:pStyle w:val="Heading2"/>
@@ -15086,8 +14237,8 @@
         <w:t xml:space="preserve">El diagnóstico WLAN reutiliza la escalera universal: ¿ve, conecta, IP, gateway, nombres?</w:t>
       </w:r>
     </w:p>
-    <w:bookmarkEnd w:id="111"/>
-    <w:bookmarkStart w:id="112" w:name="vocabulario-rápido-7"/>
+    <w:bookmarkEnd w:id="112"/>
+    <w:bookmarkStart w:id="113" w:name="vocabulario-rápido-7"/>
     <w:p>
       <w:pPr>
         <w:pStyle w:val="Heading2"/>
@@ -15100,7 +14251,6 @@
       <w:tblPr>
         <w:tblStyle w:val="Table"/>
         <w:tblW w:type="auto" w:w="0"/>
-        <w:jc w:val="left"/>
         <w:tblLook w:firstRow="1" w:lastRow="0" w:firstColumn="0" w:lastColumn="0" w:noHBand="0" w:noVBand="0" w:val="0020"/>
       </w:tblPr>
       <w:tblGrid>
@@ -15116,7 +14266,6 @@
           <w:p>
             <w:pPr>
               <w:pStyle w:val="Compact"/>
-              <w:jc w:val="left"/>
             </w:pPr>
             <w:r>
               <w:t xml:space="preserve">Término</w:t>
@@ -15128,7 +14277,6 @@
           <w:p>
             <w:pPr>
               <w:pStyle w:val="Compact"/>
-              <w:jc w:val="left"/>
             </w:pPr>
             <w:r>
               <w:t xml:space="preserve">Idea general</w:t>
@@ -15142,7 +14290,6 @@
           <w:p>
             <w:pPr>
               <w:pStyle w:val="Compact"/>
-              <w:jc w:val="left"/>
             </w:pPr>
             <w:r>
               <w:t xml:space="preserve">WPC300N</w:t>
@@ -15154,7 +14301,6 @@
           <w:p>
             <w:pPr>
               <w:pStyle w:val="Compact"/>
-              <w:jc w:val="left"/>
             </w:pPr>
             <w:r>
               <w:t xml:space="preserve">Adaptador inalámbrico de portátil en Packet Tracer</w:t>
@@ -15168,7 +14314,6 @@
           <w:p>
             <w:pPr>
               <w:pStyle w:val="Compact"/>
-              <w:jc w:val="left"/>
             </w:pPr>
             <w:r>
               <w:t xml:space="preserve">guest-mode</w:t>
@@ -15180,7 +14325,6 @@
           <w:p>
             <w:pPr>
               <w:pStyle w:val="Compact"/>
-              <w:jc w:val="left"/>
             </w:pPr>
             <w:r>
               <w:t xml:space="preserve">SSID difundido en beacon (visible)</w:t>
@@ -15194,7 +14338,6 @@
           <w:p>
             <w:pPr>
               <w:pStyle w:val="Compact"/>
-              <w:jc w:val="left"/>
             </w:pPr>
             <w:r>
               <w:t xml:space="preserve">Subinterfaz radio</w:t>
@@ -15206,7 +14349,6 @@
           <w:p>
             <w:pPr>
               <w:pStyle w:val="Compact"/>
-              <w:jc w:val="left"/>
             </w:pPr>
             <w:r>
               <w:t xml:space="preserve">Equivalente</w:t>
@@ -15215,13 +14357,7 @@
               <w:t xml:space="preserve"> </w:t>
             </w:r>
             <w:r>
-              <w:t xml:space="preserve">“</w:t>
-            </w:r>
-            <w:r>
-              <w:t xml:space="preserve">por el aire</w:t>
-            </w:r>
-            <w:r>
-              <w:t xml:space="preserve">”</w:t>
+              <w:t xml:space="preserve">“por el aire”</w:t>
             </w:r>
             <w:r>
               <w:t xml:space="preserve"> </w:t>
@@ -15238,7 +14374,6 @@
           <w:p>
             <w:pPr>
               <w:pStyle w:val="Compact"/>
-              <w:jc w:val="left"/>
             </w:pPr>
             <w:r>
               <w:t xml:space="preserve">WiFi analyzer</w:t>
@@ -15250,7 +14385,6 @@
           <w:p>
             <w:pPr>
               <w:pStyle w:val="Compact"/>
-              <w:jc w:val="left"/>
             </w:pPr>
             <w:r>
               <w:t xml:space="preserve">App de medición de canales y señal</w:t>
@@ -15264,7 +14398,6 @@
           <w:p>
             <w:pPr>
               <w:pStyle w:val="Compact"/>
-              <w:jc w:val="left"/>
             </w:pPr>
             <w:r>
               <w:t xml:space="preserve">Aislamiento de clientes</w:t>
@@ -15276,7 +14409,6 @@
           <w:p>
             <w:pPr>
               <w:pStyle w:val="Compact"/>
-              <w:jc w:val="left"/>
             </w:pPr>
             <w:r>
               <w:t xml:space="preserve">Que invitados no se vean entre sí</w:t>
@@ -15302,7 +14434,7 @@
       <w:r>
         <w:t xml:space="preserve"> </w:t>
       </w:r>
-      <w:hyperlink r:id="rId44">
+      <w:hyperlink r:id="rId33">
         <w:r>
           <w:rPr>
             <w:rStyle w:val="Hyperlink"/>
@@ -15329,7 +14461,7 @@
       <w:r>
         <w:t xml:space="preserve"> </w:t>
       </w:r>
-      <w:hyperlink r:id="rId28">
+      <w:hyperlink r:id="rId17">
         <w:r>
           <w:rPr>
             <w:rStyle w:val="Hyperlink"/>
@@ -15356,7 +14488,7 @@
       <w:r>
         <w:t xml:space="preserve"> </w:t>
       </w:r>
-      <w:hyperlink r:id="rId30">
+      <w:hyperlink r:id="rId19">
         <w:r>
           <w:rPr>
             <w:rStyle w:val="Hyperlink"/>
@@ -15365,9 +14497,9 @@
         </w:r>
       </w:hyperlink>
     </w:p>
-    <w:bookmarkEnd w:id="112"/>
     <w:bookmarkEnd w:id="113"/>
-    <w:bookmarkStart w:id="126" w:name="cierre-consolida-lo-aprendido"/>
+    <w:bookmarkEnd w:id="114"/>
+    <w:bookmarkStart w:id="127" w:name="cierre-consolida-lo-aprendido"/>
     <w:p>
       <w:pPr>
         <w:pStyle w:val="Heading1"/>
@@ -15441,7 +14573,7 @@
       <w:r>
         <w:t xml:space="preserve"> </w:t>
       </w:r>
-      <w:hyperlink r:id="rId29">
+      <w:hyperlink r:id="rId18">
         <w:r>
           <w:rPr>
             <w:rStyle w:val="Hyperlink"/>
@@ -15463,7 +14595,7 @@
         </w:pict>
       </w:r>
     </w:p>
-    <w:bookmarkStart w:id="114" w:name="sé-el-paquete"/>
+    <w:bookmarkStart w:id="115" w:name="sé-el-paquete"/>
     <w:p>
       <w:pPr>
         <w:pStyle w:val="Heading2"/>
@@ -15568,13 +14700,7 @@
         <w:t xml:space="preserve"> </w:t>
       </w:r>
       <w:r>
-        <w:t xml:space="preserve">“</w:t>
-      </w:r>
-      <w:r>
-        <w:t xml:space="preserve">sí, es él</w:t>
-      </w:r>
-      <w:r>
-        <w:t xml:space="preserve">”</w:t>
+        <w:t xml:space="preserve">“sí, es él”</w:t>
       </w:r>
       <w:r>
         <w:t xml:space="preserve">. Recibes IP por DHCP (192.168.10.44) y DNS de la casa.</w:t>
@@ -15703,13 +14829,7 @@
         <w:t xml:space="preserve"> </w:t>
       </w:r>
       <w:r>
-        <w:t xml:space="preserve">“</w:t>
-      </w:r>
-      <w:r>
-        <w:t xml:space="preserve">WiFi bueno</w:t>
-      </w:r>
-      <w:r>
-        <w:t xml:space="preserve">”</w:t>
+        <w:t xml:space="preserve">“WiFi bueno”</w:t>
       </w:r>
       <w:r>
         <w:t xml:space="preserve"> </w:t>
@@ -15725,8 +14845,8 @@
         </w:pict>
       </w:r>
     </w:p>
-    <w:bookmarkEnd w:id="114"/>
-    <w:bookmarkStart w:id="115" w:name="fireside-chat-wifi-vs-cable"/>
+    <w:bookmarkEnd w:id="115"/>
+    <w:bookmarkStart w:id="116" w:name="fireside-chat-wifi-vs-cable"/>
     <w:p>
       <w:pPr>
         <w:pStyle w:val="Heading2"/>
@@ -15822,13 +14942,7 @@
         <w:t xml:space="preserve"> </w:t>
       </w:r>
       <w:r>
-        <w:t xml:space="preserve">“</w:t>
-      </w:r>
-      <w:r>
-        <w:t xml:space="preserve">garantía</w:t>
-      </w:r>
-      <w:r>
-        <w:t xml:space="preserve">”</w:t>
+        <w:t xml:space="preserve">“garantía”</w:t>
       </w:r>
       <w:r>
         <w:t xml:space="preserve"> </w:t>
@@ -15926,8 +15040,8 @@
         </w:pict>
       </w:r>
     </w:p>
-    <w:bookmarkEnd w:id="115"/>
-    <w:bookmarkStart w:id="116" w:name="quién-soy"/>
+    <w:bookmarkEnd w:id="116"/>
+    <w:bookmarkStart w:id="117" w:name="quién-soy"/>
     <w:p>
       <w:pPr>
         <w:pStyle w:val="Heading2"/>
@@ -16083,8 +15197,8 @@
         </w:pict>
       </w:r>
     </w:p>
-    <w:bookmarkEnd w:id="116"/>
-    <w:bookmarkStart w:id="117" w:name="X881598bfe1028ed13eb749aa413f4deccde98bb"/>
+    <w:bookmarkEnd w:id="117"/>
+    <w:bookmarkStart w:id="118" w:name="X881598bfe1028ed13eb749aa413f4deccde98bb"/>
     <w:p>
       <w:pPr>
         <w:pStyle w:val="Heading2"/>
@@ -16096,13 +15210,7 @@
         <w:t xml:space="preserve"> </w:t>
       </w:r>
       <w:r>
-        <w:t xml:space="preserve">“</w:t>
-      </w:r>
-      <w:r>
-        <w:t xml:space="preserve">Puse el router en el armario y el WiFi va mal en toda la casa</w:t>
-      </w:r>
-      <w:r>
-        <w:t xml:space="preserve">”</w:t>
+        <w:t xml:space="preserve">“Puse el router en el armario y el WiFi va mal en toda la casa”</w:t>
       </w:r>
     </w:p>
     <w:p>
@@ -16162,13 +15270,7 @@
         <w:t xml:space="preserve"> </w:t>
       </w:r>
       <w:r>
-        <w:t xml:space="preserve">“</w:t>
-      </w:r>
-      <w:r>
-        <w:t xml:space="preserve">compraste un repetidor</w:t>
-      </w:r>
-      <w:r>
-        <w:t xml:space="preserve">”</w:t>
+        <w:t xml:space="preserve">“compraste un repetidor”</w:t>
       </w:r>
       <w:r>
         <w:t xml:space="preserve"> </w:t>
@@ -16198,13 +15300,7 @@
         <w:t xml:space="preserve"> </w:t>
       </w:r>
       <w:r>
-        <w:t xml:space="preserve">“</w:t>
-      </w:r>
-      <w:r>
-        <w:t xml:space="preserve">malos routers</w:t>
-      </w:r>
-      <w:r>
-        <w:t xml:space="preserve">”</w:t>
+        <w:t xml:space="preserve">“malos routers”</w:t>
       </w:r>
       <w:r>
         <w:t xml:space="preserve"> </w:t>
@@ -16220,8 +15316,8 @@
         </w:pict>
       </w:r>
     </w:p>
-    <w:bookmarkEnd w:id="117"/>
-    <w:bookmarkStart w:id="118" w:name="X20bfaf9c97b458f1ec52501bba1eb6d13772ef2"/>
+    <w:bookmarkEnd w:id="118"/>
+    <w:bookmarkStart w:id="119" w:name="X20bfaf9c97b458f1ec52501bba1eb6d13772ef2"/>
     <w:p>
       <w:pPr>
         <w:pStyle w:val="Heading2"/>
@@ -16486,25 +15582,13 @@
         <w:t xml:space="preserve"> </w:t>
       </w:r>
       <w:r>
-        <w:t xml:space="preserve">“</w:t>
-      </w:r>
-      <w:r>
-        <w:t xml:space="preserve">12345</w:t>
-      </w:r>
-      <w:r>
-        <w:t xml:space="preserve">”</w:t>
-      </w:r>
-      <w:r>
-        <w:t xml:space="preserve"> </w:t>
-      </w:r>
-      <w:r>
-        <w:t xml:space="preserve">“</w:t>
-      </w:r>
-      <w:r>
-        <w:t xml:space="preserve">para que entren fácil</w:t>
-      </w:r>
-      <w:r>
-        <w:t xml:space="preserve">”</w:t>
+        <w:t xml:space="preserve">“12345”</w:t>
+      </w:r>
+      <w:r>
+        <w:t xml:space="preserve"> </w:t>
+      </w:r>
+      <w:r>
+        <w:t xml:space="preserve">“para que entren fácil”</w:t>
       </w:r>
       <w:r>
         <w:t xml:space="preserve">. El reto adicional: explicar en dos líneas por qué eso es un agujero y qué se debe usar en su lugar.</w:t>
@@ -16586,8 +15670,8 @@
         </w:pict>
       </w:r>
     </w:p>
-    <w:bookmarkEnd w:id="118"/>
-    <w:bookmarkStart w:id="119" w:name="logros-de-esta-unidad"/>
+    <w:bookmarkEnd w:id="119"/>
+    <w:bookmarkStart w:id="120" w:name="logros-de-esta-unidad"/>
     <w:p>
       <w:pPr>
         <w:pStyle w:val="Heading2"/>
@@ -16600,7 +15684,6 @@
       <w:tblPr>
         <w:tblStyle w:val="Table"/>
         <w:tblW w:type="pct" w:w="5000"/>
-        <w:jc w:val="left"/>
         <w:tblLayout w:type="fixed"/>
         <w:tblLook w:firstRow="1" w:lastRow="0" w:firstColumn="0" w:lastColumn="0" w:noHBand="0" w:noVBand="0" w:val="0020"/>
       </w:tblPr>
@@ -16617,7 +15700,6 @@
           <w:p>
             <w:pPr>
               <w:pStyle w:val="Compact"/>
-              <w:jc w:val="left"/>
             </w:pPr>
             <w:r>
               <w:t xml:space="preserve">Logro</w:t>
@@ -16629,7 +15711,6 @@
           <w:p>
             <w:pPr>
               <w:pStyle w:val="Compact"/>
-              <w:jc w:val="left"/>
             </w:pPr>
             <w:r>
               <w:t xml:space="preserve">Cómo conseguirlo</w:t>
@@ -16643,7 +15724,6 @@
           <w:p>
             <w:pPr>
               <w:pStyle w:val="Compact"/>
-              <w:jc w:val="left"/>
             </w:pPr>
             <w:r>
               <w:t xml:space="preserve">🏅</w:t>
@@ -16665,7 +15745,6 @@
           <w:p>
             <w:pPr>
               <w:pStyle w:val="Compact"/>
-              <w:jc w:val="left"/>
             </w:pPr>
             <w:r>
               <w:t xml:space="preserve">Diseñar un plan 1-6-11 para una planta de 6 APs sin solapes</w:t>
@@ -16679,7 +15758,6 @@
           <w:p>
             <w:pPr>
               <w:pStyle w:val="Compact"/>
-              <w:jc w:val="left"/>
             </w:pPr>
             <w:r>
               <w:t xml:space="preserve">🏅</w:t>
@@ -16701,7 +15779,6 @@
           <w:p>
             <w:pPr>
               <w:pStyle w:val="Compact"/>
-              <w:jc w:val="left"/>
             </w:pPr>
             <w:r>
               <w:t xml:space="preserve">Montar dos SSIDs en dos VLANs con trunk y DHCP a la primera</w:t>
@@ -16715,7 +15792,6 @@
           <w:p>
             <w:pPr>
               <w:pStyle w:val="Compact"/>
-              <w:jc w:val="left"/>
             </w:pPr>
             <w:r>
               <w:t xml:space="preserve">🏅</w:t>
@@ -16737,7 +15813,6 @@
           <w:p>
             <w:pPr>
               <w:pStyle w:val="Compact"/>
-              <w:jc w:val="left"/>
             </w:pPr>
             <w:r>
               <w:t xml:space="preserve">Con una app analyzer, encontrar el canal sucio de tu propia casa</w:t>
@@ -16751,7 +15826,6 @@
           <w:p>
             <w:pPr>
               <w:pStyle w:val="Compact"/>
-              <w:jc w:val="left"/>
             </w:pPr>
             <w:r>
               <w:t xml:space="preserve">🏅</w:t>
@@ -16773,7 +15847,6 @@
           <w:p>
             <w:pPr>
               <w:pStyle w:val="Compact"/>
-              <w:jc w:val="left"/>
             </w:pPr>
             <w:r>
               <w:t xml:space="preserve">Dejar la red de invitados navegando pero sin ver la LAN</w:t>
@@ -16789,8 +15862,8 @@
         </w:pict>
       </w:r>
     </w:p>
-    <w:bookmarkEnd w:id="119"/>
-    <w:bookmarkStart w:id="120" w:name="atrévete-a-pensar"/>
+    <w:bookmarkEnd w:id="120"/>
+    <w:bookmarkStart w:id="121" w:name="atrévete-a-pensar"/>
     <w:p>
       <w:pPr>
         <w:pStyle w:val="Heading2"/>
@@ -16838,13 +15911,7 @@
         <w:t xml:space="preserve"> </w:t>
       </w:r>
       <w:r>
-        <w:t xml:space="preserve">“</w:t>
-      </w:r>
-      <w:r>
-        <w:t xml:space="preserve">va a saltos</w:t>
-      </w:r>
-      <w:r>
-        <w:t xml:space="preserve">”</w:t>
+        <w:t xml:space="preserve">“va a saltos”</w:t>
       </w:r>
       <w:r>
         <w:t xml:space="preserve">. ¿Qué dos medidas te faltan y qué buscarías en cada una?</w:t>
@@ -16913,13 +15980,7 @@
         <w:t xml:space="preserve"> </w:t>
       </w:r>
       <w:r>
-        <w:t xml:space="preserve">“</w:t>
-      </w:r>
-      <w:r>
-        <w:t xml:space="preserve">auto</w:t>
-      </w:r>
-      <w:r>
-        <w:t xml:space="preserve">”</w:t>
+        <w:t xml:space="preserve">“auto”</w:t>
       </w:r>
       <w:r>
         <w:t xml:space="preserve"> </w:t>
@@ -16997,8 +16058,8 @@
         </w:pict>
       </w:r>
     </w:p>
-    <w:bookmarkEnd w:id="120"/>
-    <w:bookmarkStart w:id="121" w:name="crucigrama-de-bits"/>
+    <w:bookmarkEnd w:id="121"/>
+    <w:bookmarkStart w:id="122" w:name="crucigrama-de-bits"/>
     <w:p>
       <w:pPr>
         <w:pStyle w:val="Heading2"/>
@@ -17144,8 +16205,8 @@
         </w:pict>
       </w:r>
     </w:p>
-    <w:bookmarkEnd w:id="121"/>
-    <w:bookmarkStart w:id="122" w:name="preguntas-de-entrevista-de-trabajo"/>
+    <w:bookmarkEnd w:id="122"/>
+    <w:bookmarkStart w:id="123" w:name="preguntas-de-entrevista-de-trabajo"/>
     <w:p>
       <w:pPr>
         <w:pStyle w:val="Heading2"/>
@@ -17167,21 +16228,7 @@
           <w:b/>
           <w:bCs/>
         </w:rPr>
-        <w:t xml:space="preserve">“</w:t>
-      </w:r>
-      <w:r>
-        <w:rPr>
-          <w:b/>
-          <w:bCs/>
-        </w:rPr>
-        <w:t xml:space="preserve">Tenemos una oficina de dos plantas con quejas de WiFi lento. ¿Por dónde empiezas?</w:t>
-      </w:r>
-      <w:r>
-        <w:rPr>
-          <w:b/>
-          <w:bCs/>
-        </w:rPr>
-        <w:t xml:space="preserve">”</w:t>
+        <w:t xml:space="preserve">“Tenemos una oficina de dos plantas con quejas de WiFi lento. ¿Por dónde empiezas?”</w:t>
       </w:r>
     </w:p>
     <w:p>
@@ -17197,21 +16244,7 @@
           <w:b/>
           <w:bCs/>
         </w:rPr>
-        <w:t xml:space="preserve">“</w:t>
-      </w:r>
-      <w:r>
-        <w:rPr>
-          <w:b/>
-          <w:bCs/>
-        </w:rPr>
-        <w:t xml:space="preserve">¿Por qué no usarías WEP ni ocultarías el SSID? Explícalo como si yo fuera el gerente.</w:t>
-      </w:r>
-      <w:r>
-        <w:rPr>
-          <w:b/>
-          <w:bCs/>
-        </w:rPr>
-        <w:t xml:space="preserve">”</w:t>
+        <w:t xml:space="preserve">“¿Por qué no usarías WEP ni ocultarías el SSID? Explícalo como si yo fuera el gerente.”</w:t>
       </w:r>
     </w:p>
     <w:p>
@@ -17227,21 +16260,7 @@
           <w:b/>
           <w:bCs/>
         </w:rPr>
-        <w:t xml:space="preserve">“</w:t>
-      </w:r>
-      <w:r>
-        <w:rPr>
-          <w:b/>
-          <w:bCs/>
-        </w:rPr>
-        <w:t xml:space="preserve">¿Qué diferencia hay entre WPA2-PSK y WPA2-Enterprise y cuándo pondrías cada uno?</w:t>
-      </w:r>
-      <w:r>
-        <w:rPr>
-          <w:b/>
-          <w:bCs/>
-        </w:rPr>
-        <w:t xml:space="preserve">”</w:t>
+        <w:t xml:space="preserve">“¿Qué diferencia hay entre WPA2-PSK y WPA2-Enterprise y cuándo pondrías cada uno?”</w:t>
       </w:r>
     </w:p>
     <w:p>
@@ -17257,21 +16276,7 @@
           <w:b/>
           <w:bCs/>
         </w:rPr>
-        <w:t xml:space="preserve">“</w:t>
-      </w:r>
-      <w:r>
-        <w:rPr>
-          <w:b/>
-          <w:bCs/>
-        </w:rPr>
-        <w:t xml:space="preserve">¿Qué es CAPWAP y qué ventaja real da un controlador?</w:t>
-      </w:r>
-      <w:r>
-        <w:rPr>
-          <w:b/>
-          <w:bCs/>
-        </w:rPr>
-        <w:t xml:space="preserve">”</w:t>
+        <w:t xml:space="preserve">“¿Qué es CAPWAP y qué ventaja real da un controlador?”</w:t>
       </w:r>
     </w:p>
     <w:p>
@@ -17287,21 +16292,7 @@
           <w:b/>
           <w:bCs/>
         </w:rPr>
-        <w:t xml:space="preserve">“</w:t>
-      </w:r>
-      <w:r>
-        <w:rPr>
-          <w:b/>
-          <w:bCs/>
-        </w:rPr>
-        <w:t xml:space="preserve">El almacén necesita WiFi pero es todo metal. ¿Qué haces?</w:t>
-      </w:r>
-      <w:r>
-        <w:rPr>
-          <w:b/>
-          <w:bCs/>
-        </w:rPr>
-        <w:t xml:space="preserve">”</w:t>
+        <w:t xml:space="preserve">“El almacén necesita WiFi pero es todo metal. ¿Qué haces?”</w:t>
       </w:r>
     </w:p>
     <w:p>
@@ -17331,13 +16322,7 @@
         <w:t xml:space="preserve"> </w:t>
       </w:r>
       <w:r>
-        <w:t xml:space="preserve">“</w:t>
-      </w:r>
-      <w:r>
-        <w:t xml:space="preserve">comprar más APs</w:t>
-      </w:r>
-      <w:r>
-        <w:t xml:space="preserve">”</w:t>
+        <w:t xml:space="preserve">“comprar más APs”</w:t>
       </w:r>
       <w:r>
         <w:t xml:space="preserve"> </w:t>
@@ -17349,13 +16334,7 @@
         <w:t xml:space="preserve"> </w:t>
       </w:r>
       <w:r>
-        <w:t xml:space="preserve">“</w:t>
-      </w:r>
-      <w:r>
-        <w:t xml:space="preserve">candado roto</w:t>
-      </w:r>
-      <w:r>
-        <w:t xml:space="preserve">”</w:t>
+        <w:t xml:space="preserve">“candado roto”</w:t>
       </w:r>
       <w:r>
         <w:t xml:space="preserve"> </w:t>
@@ -17367,13 +16346,7 @@
         <w:t xml:space="preserve"> </w:t>
       </w:r>
       <w:r>
-        <w:t xml:space="preserve">“</w:t>
-      </w:r>
-      <w:r>
-        <w:t xml:space="preserve">pintura</w:t>
-      </w:r>
-      <w:r>
-        <w:t xml:space="preserve">”</w:t>
+        <w:t xml:space="preserve">“pintura”</w:t>
       </w:r>
       <w:r>
         <w:t xml:space="preserve">. La 3: clave compartida frente a identidad por usuario con RADIUS; PSK en casa/PYME, Enterprise en organización con usuarios y baja de personal. La 4: túnel AP↔WLC que centraliza configuración, RRM y roaming; la ventaja real es gestión única y roaming fluido cuando la flota crece. La 5: survey obligatorio, celdas pequeñas con APs en zonas altas libres, 2,4 GHz como candidata, y validar con medición real, no con planos.</w:t>
@@ -17386,8 +16359,8 @@
         </w:pict>
       </w:r>
     </w:p>
-    <w:bookmarkEnd w:id="122"/>
-    <w:bookmarkStart w:id="123" w:name="no-hay-preguntas-tontas"/>
+    <w:bookmarkEnd w:id="123"/>
+    <w:bookmarkStart w:id="124" w:name="no-hay-preguntas-tontas"/>
     <w:p>
       <w:pPr>
         <w:pStyle w:val="Heading2"/>
@@ -17425,21 +16398,7 @@
           <w:b/>
           <w:bCs/>
         </w:rPr>
-        <w:t xml:space="preserve">“</w:t>
-      </w:r>
-      <w:r>
-        <w:rPr>
-          <w:b/>
-          <w:bCs/>
-        </w:rPr>
-        <w:t xml:space="preserve">un AP</w:t>
-      </w:r>
-      <w:r>
-        <w:rPr>
-          <w:b/>
-          <w:bCs/>
-        </w:rPr>
-        <w:t xml:space="preserve">”</w:t>
+        <w:t xml:space="preserve">“un AP”</w:t>
       </w:r>
       <w:r>
         <w:rPr>
@@ -17460,13 +16419,7 @@
         <w:t xml:space="preserve"> </w:t>
       </w:r>
       <w:r>
-        <w:t xml:space="preserve">“</w:t>
-      </w:r>
-      <w:r>
-        <w:t xml:space="preserve">clientes conectados</w:t>
-      </w:r>
-      <w:r>
-        <w:t xml:space="preserve">”</w:t>
+        <w:t xml:space="preserve">“clientes conectados”</w:t>
       </w:r>
       <w:r>
         <w:t xml:space="preserve"> </w:t>
@@ -17517,13 +16470,7 @@
         <w:t xml:space="preserve"> </w:t>
       </w:r>
       <w:r>
-        <w:t xml:space="preserve">“</w:t>
-      </w:r>
-      <w:r>
-        <w:t xml:space="preserve">debilidad</w:t>
-      </w:r>
-      <w:r>
-        <w:t xml:space="preserve">”</w:t>
+        <w:t xml:space="preserve">“debilidad”</w:t>
       </w:r>
       <w:r>
         <w:t xml:space="preserve"> </w:t>
@@ -17561,21 +16508,7 @@
           <w:b/>
           <w:bCs/>
         </w:rPr>
-        <w:t xml:space="preserve">“</w:t>
-      </w:r>
-      <w:r>
-        <w:rPr>
-          <w:b/>
-          <w:bCs/>
-        </w:rPr>
-        <w:t xml:space="preserve">estar entre medias</w:t>
-      </w:r>
-      <w:r>
-        <w:rPr>
-          <w:b/>
-          <w:bCs/>
-        </w:rPr>
-        <w:t xml:space="preserve">”</w:t>
+        <w:t xml:space="preserve">“estar entre medias”</w:t>
       </w:r>
       <w:r>
         <w:rPr>
@@ -17616,8 +16549,8 @@
         </w:pict>
       </w:r>
     </w:p>
-    <w:bookmarkEnd w:id="123"/>
-    <w:bookmarkStart w:id="124" w:name="poscréditos"/>
+    <w:bookmarkEnd w:id="124"/>
+    <w:bookmarkStart w:id="125" w:name="poscréditos"/>
     <w:p>
       <w:pPr>
         <w:pStyle w:val="Heading2"/>
@@ -17637,13 +16570,7 @@
         <w:t xml:space="preserve"> </w:t>
       </w:r>
       <w:r>
-        <w:t xml:space="preserve">“</w:t>
-      </w:r>
-      <w:r>
-        <w:t xml:space="preserve">¡Este WiFi es buenísimo!</w:t>
-      </w:r>
-      <w:r>
-        <w:t xml:space="preserve">”</w:t>
+        <w:t xml:space="preserve">“¡Este WiFi es buenísimo!”</w:t>
       </w:r>
       <w:r>
         <w:t xml:space="preserve"> </w:t>
@@ -17659,21 +16586,7 @@
           <w:i/>
           <w:iCs/>
         </w:rPr>
-        <w:t xml:space="preserve">“</w:t>
-      </w:r>
-      <w:r>
-        <w:rPr>
-          <w:i/>
-          <w:iCs/>
-        </w:rPr>
-        <w:t xml:space="preserve">Buenísimo. Diseñado. Medido. Con canales alternos y un trunk bien puesto. Pero sí, buenísimo… Presenta mi parte también, ingrato.</w:t>
-      </w:r>
-      <w:r>
-        <w:rPr>
-          <w:i/>
-          <w:iCs/>
-        </w:rPr>
-        <w:t xml:space="preserve">”</w:t>
+        <w:t xml:space="preserve">“Buenísimo. Diseñado. Medido. Con canales alternos y un trunk bien puesto. Pero sí, buenísimo… Presenta mi parte también, ingrato.”</w:t>
       </w:r>
     </w:p>
     <w:p>
@@ -17697,13 +16610,7 @@
         <w:t xml:space="preserve"> </w:t>
       </w:r>
       <w:r>
-        <w:t xml:space="preserve">“</w:t>
-      </w:r>
-      <w:r>
-        <w:t xml:space="preserve">nunca falla</w:t>
-      </w:r>
-      <w:r>
-        <w:t xml:space="preserve">”</w:t>
+        <w:t xml:space="preserve">“nunca falla”</w:t>
       </w:r>
       <w:r>
         <w:t xml:space="preserve"> </w:t>
@@ -17719,8 +16626,8 @@
         </w:pict>
       </w:r>
     </w:p>
-    <w:bookmarkEnd w:id="124"/>
-    <w:bookmarkStart w:id="125" w:name="Xe5c9652d70275eff18ae7b599d66bd50ec929a5"/>
+    <w:bookmarkEnd w:id="125"/>
+    <w:bookmarkStart w:id="126" w:name="Xe5c9652d70275eff18ae7b599d66bd50ec929a5"/>
     <w:p>
       <w:pPr>
         <w:pStyle w:val="Heading2"/>
@@ -17733,7 +16640,6 @@
       <w:tblPr>
         <w:tblStyle w:val="Table"/>
         <w:tblW w:type="pct" w:w="5000"/>
-        <w:jc w:val="left"/>
         <w:tblLayout w:type="fixed"/>
         <w:tblLook w:firstRow="1" w:lastRow="0" w:firstColumn="0" w:lastColumn="0" w:noHBand="0" w:noVBand="0" w:val="0020"/>
       </w:tblPr>
@@ -17751,7 +16657,6 @@
           <w:p>
             <w:pPr>
               <w:pStyle w:val="Compact"/>
-              <w:jc w:val="left"/>
             </w:pPr>
             <w:r>
               <w:t xml:space="preserve">CE</w:t>
@@ -17763,7 +16668,6 @@
           <w:p>
             <w:pPr>
               <w:pStyle w:val="Compact"/>
-              <w:jc w:val="left"/>
             </w:pPr>
             <w:r>
               <w:t xml:space="preserve">Criterio</w:t>
@@ -17775,7 +16679,6 @@
           <w:p>
             <w:pPr>
               <w:pStyle w:val="Compact"/>
-              <w:jc w:val="left"/>
             </w:pPr>
             <w:r>
               <w:t xml:space="preserve">Cubierto</w:t>
@@ -17789,7 +16692,6 @@
           <w:p>
             <w:pPr>
               <w:pStyle w:val="Compact"/>
-              <w:jc w:val="left"/>
             </w:pPr>
             <w:r>
               <w:t xml:space="preserve">RA2·a)</w:t>
@@ -17801,7 +16703,6 @@
           <w:p>
             <w:pPr>
               <w:pStyle w:val="Compact"/>
-              <w:jc w:val="left"/>
             </w:pPr>
             <w:r>
               <w:t xml:space="preserve">Se han identificado los estándares para redes cableadas e inalámbricas</w:t>
@@ -17813,7 +16714,6 @@
           <w:p>
             <w:pPr>
               <w:pStyle w:val="Compact"/>
-              <w:jc w:val="left"/>
             </w:pPr>
             <w:r>
               <w:t xml:space="preserve">✅ Puntos 1, 3 y 5</w:t>
@@ -17827,7 +16727,6 @@
           <w:p>
             <w:pPr>
               <w:pStyle w:val="Compact"/>
-              <w:jc w:val="left"/>
             </w:pPr>
             <w:r>
               <w:t xml:space="preserve">RA2·e)</w:t>
@@ -17839,7 +16738,6 @@
           <w:p>
             <w:pPr>
               <w:pStyle w:val="Compact"/>
-              <w:jc w:val="left"/>
             </w:pPr>
             <w:r>
               <w:t xml:space="preserve">Se han configurado adaptadores de red cableados e inalámbricos bajo distintos sistemas operativos</w:t>
@@ -17851,7 +16749,6 @@
           <w:p>
             <w:pPr>
               <w:pStyle w:val="Compact"/>
-              <w:jc w:val="left"/>
             </w:pPr>
             <w:r>
               <w:t xml:space="preserve">✅ Punto 8 (adaptadores) + ⚡ Laboratorio (punto 9)</w:t>
@@ -17865,7 +16762,6 @@
           <w:p>
             <w:pPr>
               <w:pStyle w:val="Compact"/>
-              <w:jc w:val="left"/>
             </w:pPr>
             <w:r>
               <w:t xml:space="preserve">RA2·f)</w:t>
@@ -17877,7 +16773,6 @@
           <w:p>
             <w:pPr>
               <w:pStyle w:val="Compact"/>
-              <w:jc w:val="left"/>
             </w:pPr>
             <w:r>
               <w:t xml:space="preserve">Se han integrado dispositivos en redes cableadas e inalámbricas</w:t>
@@ -17889,7 +16784,6 @@
           <w:p>
             <w:pPr>
               <w:pStyle w:val="Compact"/>
-              <w:jc w:val="left"/>
             </w:pPr>
             <w:r>
               <w:t xml:space="preserve">✅ Puntos 4, 7 y 8 + ⚡ Laboratorio (punto 9)</w:t>
@@ -17903,7 +16797,6 @@
           <w:p>
             <w:pPr>
               <w:pStyle w:val="Compact"/>
-              <w:jc w:val="left"/>
             </w:pPr>
             <w:r>
               <w:t xml:space="preserve">RA2·g)</w:t>
@@ -17915,7 +16808,6 @@
           <w:p>
             <w:pPr>
               <w:pStyle w:val="Compact"/>
-              <w:jc w:val="left"/>
             </w:pPr>
             <w:r>
               <w:t xml:space="preserve">Se ha comprobado la conectividad entre diversos dispositivos y adaptadores inalámbricos sobre distintas configuraciones</w:t>
@@ -17927,7 +16819,6 @@
           <w:p>
             <w:pPr>
               <w:pStyle w:val="Compact"/>
-              <w:jc w:val="left"/>
             </w:pPr>
             <w:r>
               <w:t xml:space="preserve">✅ Punto 8 (verificación) + ⚡ Laboratorio (punto 9)</w:t>
@@ -17941,7 +16832,6 @@
           <w:p>
             <w:pPr>
               <w:pStyle w:val="Compact"/>
-              <w:jc w:val="left"/>
             </w:pPr>
             <w:r>
               <w:t xml:space="preserve">RA1·b)</w:t>
@@ -17953,7 +16843,6 @@
           <w:p>
             <w:pPr>
               <w:pStyle w:val="Compact"/>
-              <w:jc w:val="left"/>
             </w:pPr>
             <w:r>
               <w:t xml:space="preserve">Se han diferenciado los distintos medios de transmisión utilizados en las redes</w:t>
@@ -17965,7 +16854,6 @@
           <w:p>
             <w:pPr>
               <w:pStyle w:val="Compact"/>
-              <w:jc w:val="left"/>
             </w:pPr>
             <w:r>
               <w:t xml:space="preserve">✅ Puntos 1 y 2</w:t>
@@ -18015,7 +16903,7 @@
       <w:r>
         <w:t xml:space="preserve"> </w:t>
       </w:r>
-      <w:hyperlink r:id="rId44">
+      <w:hyperlink r:id="rId33">
         <w:r>
           <w:rPr>
             <w:rStyle w:val="Hyperlink"/>
@@ -18042,7 +16930,7 @@
       <w:r>
         <w:t xml:space="preserve"> </w:t>
       </w:r>
-      <w:hyperlink r:id="rId29">
+      <w:hyperlink r:id="rId18">
         <w:r>
           <w:rPr>
             <w:rStyle w:val="Hyperlink"/>
@@ -18069,7 +16957,7 @@
       <w:r>
         <w:t xml:space="preserve"> </w:t>
       </w:r>
-      <w:hyperlink r:id="rId34">
+      <w:hyperlink r:id="rId23">
         <w:r>
           <w:rPr>
             <w:rStyle w:val="Hyperlink"/>
@@ -18078,9 +16966,13 @@
         </w:r>
       </w:hyperlink>
     </w:p>
-    <w:bookmarkEnd w:id="125"/>
     <w:bookmarkEnd w:id="126"/>
-    <w:sectPr/>
+    <w:bookmarkEnd w:id="127"/>
+    <w:sectPr>
+      <w:footnotePr>
+        <w:numRestart w:val="eachSect"/>
+      </w:footnotePr>
+    </w:sectPr>
   </w:body>
 </w:document>
 </file>
@@ -18118,7 +17010,7 @@
       <w:lvlText w:val=" "/>
       <w:lvlJc w:val="left"/>
       <w:pPr>
-        <w:ind w:left="720" w:hanging="480"/>
+        <w:ind w:left="720" w:hanging="360"/>
       </w:pPr>
     </w:lvl>
     <w:lvl w:ilvl="1">
@@ -18126,7 +17018,7 @@
       <w:lvlText w:val=" "/>
       <w:lvlJc w:val="left"/>
       <w:pPr>
-        <w:ind w:left="1440" w:hanging="480"/>
+        <w:ind w:left="1440" w:hanging="360"/>
       </w:pPr>
     </w:lvl>
     <w:lvl w:ilvl="2">
@@ -18134,7 +17026,7 @@
       <w:lvlText w:val=" "/>
       <w:lvlJc w:val="left"/>
       <w:pPr>
-        <w:ind w:left="2160" w:hanging="480"/>
+        <w:ind w:left="2160" w:hanging="360"/>
       </w:pPr>
     </w:lvl>
     <w:lvl w:ilvl="3">
@@ -18142,7 +17034,7 @@
       <w:lvlText w:val=" "/>
       <w:lvlJc w:val="left"/>
       <w:pPr>
-        <w:ind w:left="2880" w:hanging="480"/>
+        <w:ind w:left="2880" w:hanging="360"/>
       </w:pPr>
     </w:lvl>
     <w:lvl w:ilvl="4">
@@ -18150,7 +17042,7 @@
       <w:lvlText w:val=" "/>
       <w:lvlJc w:val="left"/>
       <w:pPr>
-        <w:ind w:left="3600" w:hanging="480"/>
+        <w:ind w:left="3600" w:hanging="360"/>
       </w:pPr>
     </w:lvl>
     <w:lvl w:ilvl="5">
@@ -18158,7 +17050,7 @@
       <w:lvlText w:val=" "/>
       <w:lvlJc w:val="left"/>
       <w:pPr>
-        <w:ind w:left="4320" w:hanging="480"/>
+        <w:ind w:left="4320" w:hanging="360"/>
       </w:pPr>
     </w:lvl>
     <w:lvl w:ilvl="6">
@@ -18166,7 +17058,7 @@
       <w:lvlText w:val=" "/>
       <w:lvlJc w:val="left"/>
       <w:pPr>
-        <w:ind w:left="5040" w:hanging="480"/>
+        <w:ind w:left="5040" w:hanging="360"/>
       </w:pPr>
     </w:lvl>
     <w:lvl w:ilvl="7">
@@ -18174,7 +17066,7 @@
       <w:lvlText w:val=" "/>
       <w:lvlJc w:val="left"/>
       <w:pPr>
-        <w:ind w:left="5760" w:hanging="480"/>
+        <w:ind w:left="5760" w:hanging="360"/>
       </w:pPr>
     </w:lvl>
     <w:lvl w:ilvl="8">
@@ -18182,7 +17074,7 @@
       <w:lvlText w:val=" "/>
       <w:lvlJc w:val="left"/>
       <w:pPr>
-        <w:ind w:left="6480" w:hanging="480"/>
+        <w:ind w:left="6480" w:hanging="360"/>
       </w:pPr>
     </w:lvl>
   </w:abstractNum>
@@ -18191,75 +17083,102 @@
     <w:multiLevelType w:val="multilevel"/>
     <w:lvl w:ilvl="0">
       <w:numFmt w:val="bullet"/>
-      <w:lvlText w:val="•"/>
+      <w:lvlText w:val=""/>
       <w:lvlJc w:val="left"/>
       <w:pPr>
-        <w:ind w:left="720" w:hanging="480"/>
-      </w:pPr>
+        <w:ind w:left="720" w:hanging="360"/>
+      </w:pPr>
+      <w:rPr>
+        <w:rFonts w:ascii="Symbol" w:hAnsi="Symbol" w:cs="Symbol" w:hint="default"/>
+      </w:rPr>
     </w:lvl>
     <w:lvl w:ilvl="1">
       <w:numFmt w:val="bullet"/>
-      <w:lvlText w:val="–"/>
+      <w:lvlText w:val="o"/>
       <w:lvlJc w:val="left"/>
       <w:pPr>
-        <w:ind w:left="1440" w:hanging="480"/>
-      </w:pPr>
+        <w:ind w:left="1440" w:hanging="360"/>
+      </w:pPr>
+      <w:rPr>
+        <w:rFonts w:ascii="Courier New" w:hAnsi="Courier New" w:cs="Courier New" w:hint="default"/>
+      </w:rPr>
     </w:lvl>
     <w:lvl w:ilvl="2">
       <w:numFmt w:val="bullet"/>
-      <w:lvlText w:val="•"/>
+      <w:lvlText w:val=""/>
       <w:lvlJc w:val="left"/>
       <w:pPr>
-        <w:ind w:left="2160" w:hanging="480"/>
-      </w:pPr>
+        <w:ind w:left="2160" w:hanging="360"/>
+      </w:pPr>
+      <w:rPr>
+        <w:rFonts w:ascii="Wingdings" w:hAnsi="Wingdings" w:cs="Wingdings" w:hint="default"/>
+      </w:rPr>
     </w:lvl>
     <w:lvl w:ilvl="3">
       <w:numFmt w:val="bullet"/>
-      <w:lvlText w:val="–"/>
+      <w:lvlText w:val=""/>
       <w:lvlJc w:val="left"/>
       <w:pPr>
-        <w:ind w:left="2880" w:hanging="480"/>
-      </w:pPr>
+        <w:ind w:left="2880" w:hanging="360"/>
+      </w:pPr>
+      <w:rPr>
+        <w:rFonts w:ascii="Symbol" w:hAnsi="Symbol" w:cs="Symbol" w:hint="default"/>
+      </w:rPr>
     </w:lvl>
     <w:lvl w:ilvl="4">
       <w:numFmt w:val="bullet"/>
-      <w:lvlText w:val="•"/>
+      <w:lvlText w:val="o"/>
       <w:lvlJc w:val="left"/>
       <w:pPr>
-        <w:ind w:left="3600" w:hanging="480"/>
-      </w:pPr>
+        <w:ind w:left="3600" w:hanging="360"/>
+      </w:pPr>
+      <w:rPr>
+        <w:rFonts w:ascii="Courier New" w:hAnsi="Courier New" w:cs="Courier New" w:hint="default"/>
+      </w:rPr>
     </w:lvl>
     <w:lvl w:ilvl="5">
       <w:numFmt w:val="bullet"/>
-      <w:lvlText w:val="–"/>
+      <w:lvlText w:val=""/>
       <w:lvlJc w:val="left"/>
       <w:pPr>
-        <w:ind w:left="4320" w:hanging="480"/>
-      </w:pPr>
+        <w:ind w:left="4320" w:hanging="360"/>
+      </w:pPr>
+      <w:rPr>
+        <w:rFonts w:ascii="Wingdings" w:hAnsi="Wingdings" w:cs="Wingdings" w:hint="default"/>
+      </w:rPr>
     </w:lvl>
     <w:lvl w:ilvl="6">
       <w:numFmt w:val="bullet"/>
-      <w:lvlText w:val="•"/>
+      <w:lvlText w:val=""/>
       <w:lvlJc w:val="left"/>
       <w:pPr>
-        <w:ind w:left="5040" w:hanging="480"/>
-      </w:pPr>
+        <w:ind w:left="5040" w:hanging="360"/>
+      </w:pPr>
+      <w:rPr>
+        <w:rFonts w:ascii="Symbol" w:hAnsi="Symbol" w:cs="Symbol" w:hint="default"/>
+      </w:rPr>
     </w:lvl>
     <w:lvl w:ilvl="7">
       <w:numFmt w:val="bullet"/>
-      <w:lvlText w:val="–"/>
+      <w:lvlText w:val="o"/>
       <w:lvlJc w:val="left"/>
       <w:pPr>
-        <w:ind w:left="5760" w:hanging="480"/>
-      </w:pPr>
+        <w:ind w:left="5760" w:hanging="360"/>
+      </w:pPr>
+      <w:rPr>
+        <w:rFonts w:ascii="Courier New" w:hAnsi="Courier New" w:cs="Courier New" w:hint="default"/>
+      </w:rPr>
     </w:lvl>
     <w:lvl w:ilvl="8">
       <w:numFmt w:val="bullet"/>
-      <w:lvlText w:val="•"/>
+      <w:lvlText w:val=""/>
       <w:lvlJc w:val="left"/>
       <w:pPr>
-        <w:ind w:left="6480" w:hanging="480"/>
-      </w:pPr>
+        <w:ind w:left="6480" w:hanging="360"/>
+      </w:pPr>
+      <w:rPr>
+        <w:rFonts w:ascii="Wingdings" w:hAnsi="Wingdings" w:cs="Wingdings" w:hint="default"/>
+      </w:rPr>
     </w:lvl>
   </w:abstractNum>
   <w:abstractNum w:abstractNumId="99411">
@@ -18271,7 +17190,7 @@
       <w:lvlText w:val="%1."/>
       <w:lvlJc w:val="left"/>
       <w:pPr>
-        <w:ind w:left="720" w:hanging="480"/>
+        <w:ind w:left="720" w:hanging="360"/>
       </w:pPr>
     </w:lvl>
     <w:lvl w:ilvl="1">
@@ -18280,7 +17199,7 @@
       <w:lvlText w:val="%2."/>
       <w:lvlJc w:val="left"/>
       <w:pPr>
-        <w:ind w:left="1440" w:hanging="480"/>
+        <w:ind w:left="1440" w:hanging="360"/>
       </w:pPr>
     </w:lvl>
     <w:lvl w:ilvl="2">
@@ -18289,7 +17208,7 @@
       <w:lvlText w:val="%3."/>
       <w:lvlJc w:val="left"/>
       <w:pPr>
-        <w:ind w:left="2160" w:hanging="480"/>
+        <w:ind w:left="2160" w:hanging="360"/>
       </w:pPr>
     </w:lvl>
     <w:lvl w:ilvl="3">
@@ -18298,7 +17217,7 @@
       <w:lvlText w:val="%4."/>
       <w:lvlJc w:val="left"/>
       <w:pPr>
-        <w:ind w:left="2880" w:hanging="480"/>
+        <w:ind w:left="2880" w:hanging="360"/>
       </w:pPr>
     </w:lvl>
     <w:lvl w:ilvl="4">
@@ -18307,7 +17226,7 @@
       <w:lvlText w:val="%5."/>
       <w:lvlJc w:val="left"/>
       <w:pPr>
-        <w:ind w:left="3600" w:hanging="480"/>
+        <w:ind w:left="3600" w:hanging="360"/>
       </w:pPr>
     </w:lvl>
     <w:lvl w:ilvl="5">
@@ -18316,7 +17235,7 @@
       <w:lvlText w:val="%6."/>
       <w:lvlJc w:val="left"/>
       <w:pPr>
-        <w:ind w:left="4320" w:hanging="480"/>
+        <w:ind w:left="4320" w:hanging="360"/>
       </w:pPr>
     </w:lvl>
     <w:lvl w:ilvl="6">
@@ -18325,7 +17244,7 @@
       <w:lvlText w:val="%7."/>
       <w:lvlJc w:val="left"/>
       <w:pPr>
-        <w:ind w:left="5040" w:hanging="480"/>
+        <w:ind w:left="5040" w:hanging="360"/>
       </w:pPr>
     </w:lvl>
     <w:lvl w:ilvl="7">
@@ -18334,7 +17253,7 @@
       <w:lvlText w:val="%8."/>
       <w:lvlJc w:val="left"/>
       <w:pPr>
-        <w:ind w:left="5760" w:hanging="480"/>
+        <w:ind w:left="5760" w:hanging="360"/>
       </w:pPr>
     </w:lvl>
     <w:lvl w:ilvl="8">
@@ -18343,7 +17262,7 @@
       <w:lvlText w:val="%9."/>
       <w:lvlJc w:val="left"/>
       <w:pPr>
-        <w:ind w:left="6480" w:hanging="480"/>
+        <w:ind w:left="6480" w:hanging="360"/>
       </w:pPr>
     </w:lvl>
   </w:abstractNum>
@@ -19255,10 +18174,10 @@
   <w:docDefaults>
     <w:rPrDefault>
       <w:rPr>
-        <w:rFonts w:asciiTheme="minorHAnsi" w:cstheme="minorBidi" w:eastAsiaTheme="minorHAnsi" w:hAnsiTheme="minorHAnsi"/>
+        <w:rFonts w:asciiTheme="minorHAnsi" w:cstheme="minorBidi" w:eastAsiaTheme="minorEastAsia" w:hAnsiTheme="minorHAnsi"/>
         <w:sz w:val="24"/>
         <w:szCs w:val="24"/>
-        <w:lang w:bidi="ar-SA" w:eastAsia="en-US" w:val="es-ES"/>
+        <w:lang w:bidi="ar-SA" w:eastAsia="zh-CN" w:val="es-ES"/>
       </w:rPr>
     </w:rPrDefault>
     <w:pPrDefault>
@@ -19299,57 +18218,94 @@
     <w:name w:val="Title"/>
     <w:basedOn w:val="Normal"/>
     <w:next w:val="BodyText"/>
+    <w:link w:val="TitleChar"/>
+    <w:uiPriority w:val="10"/>
     <w:qFormat/>
+    <w:rsid w:val="00A10FD9"/>
     <w:pPr>
-      <w:keepNext/>
-      <w:keepLines/>
-      <w:spacing w:after="240" w:before="480"/>
+      <w:spacing w:after="80" w:line="240" w:lineRule="auto"/>
+      <w:contextualSpacing/>
       <w:jc w:val="center"/>
     </w:pPr>
     <w:rPr>
       <w:rFonts w:asciiTheme="majorHAnsi" w:cstheme="majorBidi" w:eastAsiaTheme="majorEastAsia" w:hAnsiTheme="majorHAnsi"/>
-      <w:b/>
-      <w:bCs/>
-      <w:color w:themeColor="accent1" w:themeShade="B5" w:val="345A8A"/>
-      <w:sz w:val="36"/>
-      <w:szCs w:val="36"/>
+      <w:sz w:val="56"/>
+      <w:szCs w:val="56"/>
+    </w:rPr>
+  </w:style>
+  <w:style w:customStyle="1" w:styleId="TitleChar" w:type="character">
+    <w:name w:val="Title Char"/>
+    <w:basedOn w:val="DefaultParagraphFont"/>
+    <w:link w:val="Title"/>
+    <w:uiPriority w:val="10"/>
+    <w:rsid w:val="00A10FD9"/>
+    <w:rPr>
+      <w:rFonts w:asciiTheme="majorHAnsi" w:cstheme="majorBidi" w:eastAsiaTheme="majorEastAsia" w:hAnsiTheme="majorHAnsi"/>
+      <w:sz w:val="56"/>
+      <w:szCs w:val="56"/>
     </w:rPr>
   </w:style>
   <w:style w:styleId="Subtitle" w:type="paragraph">
     <w:name w:val="Subtitle"/>
     <w:basedOn w:val="Title"/>
     <w:next w:val="BodyText"/>
+    <w:link w:val="SubtitleChar"/>
+    <w:uiPriority w:val="11"/>
     <w:qFormat/>
+    <w:rsid w:val="00A10FD9"/>
     <w:pPr>
-      <w:keepNext/>
-      <w:keepLines/>
-      <w:spacing w:after="240" w:before="240"/>
-      <w:jc w:val="center"/>
+      <w:numPr>
+        <w:ilvl w:val="1"/>
+      </w:numPr>
     </w:pPr>
     <w:rPr>
-      <w:sz w:val="30"/>
-      <w:szCs w:val="30"/>
+      <w:rFonts w:cstheme="majorBidi" w:eastAsiaTheme="majorEastAsia"/>
+      <w:spacing w:val="15"/>
+      <w:sz w:val="28"/>
+      <w:szCs w:val="28"/>
+    </w:rPr>
+  </w:style>
+  <w:style w:customStyle="1" w:styleId="SubtitleChar" w:type="character">
+    <w:name w:val="Subtitle Char"/>
+    <w:basedOn w:val="DefaultParagraphFont"/>
+    <w:link w:val="Subtitle"/>
+    <w:uiPriority w:val="11"/>
+    <w:rsid w:val="00A10FD9"/>
+    <w:rPr>
+      <w:rFonts w:cstheme="majorBidi" w:eastAsiaTheme="majorEastAsia"/>
+      <w:color w:themeColor="text1" w:themeTint="A6" w:val="595959"/>
+      <w:spacing w:val="15"/>
+      <w:sz w:val="28"/>
+      <w:szCs w:val="28"/>
     </w:rPr>
   </w:style>
   <w:style w:customStyle="1" w:styleId="Author" w:type="paragraph">
     <w:name w:val="Author"/>
+    <w:basedOn w:val="Title"/>
     <w:next w:val="BodyText"/>
     <w:qFormat/>
     <w:pPr>
       <w:keepNext/>
       <w:keepLines/>
-      <w:jc w:val="center"/>
     </w:pPr>
+    <w:rPr>
+      <w:sz w:val="24"/>
+      <w:szCs w:val="24"/>
+    </w:rPr>
   </w:style>
   <w:style w:styleId="Date" w:type="paragraph">
     <w:name w:val="Date"/>
+    <w:basedOn w:val="Title"/>
     <w:next w:val="BodyText"/>
     <w:qFormat/>
     <w:pPr>
       <w:keepNext/>
       <w:keepLines/>
-      <w:jc w:val="center"/>
     </w:pPr>
+    <w:rPr>
+      <w:sz w:val="24"/>
+      <w:szCs w:val="24"/>
+    </w:rPr>
   </w:style>
   <w:style w:customStyle="1" w:styleId="AbstractTitle" w:type="paragraph">
     <w:name w:val="Abstract Title"/>
@@ -19364,7 +18320,6 @@
     </w:pPr>
     <w:rPr>
       <w:b/>
-      <w:color w:val="345A8A"/>
       <w:sz w:val="20"/>
       <w:szCs w:val="20"/>
     </w:rPr>
@@ -19393,191 +18348,321 @@
     <w:rPr/>
   </w:style>
   <w:style w:styleId="Heading1" w:type="paragraph">
-    <w:name w:val="Heading 1"/>
+    <w:name w:val="heading 1"/>
     <w:basedOn w:val="Normal"/>
     <w:next w:val="BodyText"/>
+    <w:link w:val="Heading1Char"/>
     <w:uiPriority w:val="9"/>
     <w:qFormat/>
+    <w:rsid w:val="00A10FD9"/>
     <w:pPr>
       <w:keepNext/>
       <w:keepLines/>
-      <w:spacing w:after="0" w:before="480"/>
+      <w:spacing w:after="80" w:before="360"/>
       <w:outlineLvl w:val="0"/>
     </w:pPr>
     <w:rPr>
       <w:rFonts w:asciiTheme="majorHAnsi" w:cstheme="majorBidi" w:eastAsiaTheme="majorEastAsia" w:hAnsiTheme="majorHAnsi"/>
-      <w:b/>
-      <w:bCs/>
-      <w:color w:themeColor="accent1" w:val="4F81BD"/>
+      <w:color w:themeColor="accent1" w:themeShade="BF" w:val="0F4761"/>
+      <w:sz w:val="40"/>
+      <w:szCs w:val="40"/>
+    </w:rPr>
+  </w:style>
+  <w:style w:styleId="Heading2" w:type="paragraph">
+    <w:name w:val="heading 2"/>
+    <w:basedOn w:val="Normal"/>
+    <w:next w:val="BodyText"/>
+    <w:link w:val="Heading2Char"/>
+    <w:uiPriority w:val="9"/>
+    <w:semiHidden/>
+    <w:unhideWhenUsed/>
+    <w:qFormat/>
+    <w:rsid w:val="00A10FD9"/>
+    <w:pPr>
+      <w:keepNext/>
+      <w:keepLines/>
+      <w:spacing w:after="80" w:before="160"/>
+      <w:outlineLvl w:val="1"/>
+    </w:pPr>
+    <w:rPr>
+      <w:rFonts w:asciiTheme="majorHAnsi" w:cstheme="majorBidi" w:eastAsiaTheme="majorEastAsia" w:hAnsiTheme="majorHAnsi"/>
+      <w:color w:themeColor="accent1" w:themeShade="BF" w:val="0F4761"/>
       <w:sz w:val="32"/>
       <w:szCs w:val="32"/>
     </w:rPr>
   </w:style>
-  <w:style w:styleId="Heading2" w:type="paragraph">
-    <w:name w:val="Heading 2"/>
+  <w:style w:styleId="Heading3" w:type="paragraph">
+    <w:name w:val="heading 3"/>
     <w:basedOn w:val="Normal"/>
     <w:next w:val="BodyText"/>
+    <w:link w:val="Heading3Char"/>
     <w:uiPriority w:val="9"/>
+    <w:semiHidden/>
     <w:unhideWhenUsed/>
     <w:qFormat/>
+    <w:rsid w:val="00A10FD9"/>
     <w:pPr>
       <w:keepNext/>
       <w:keepLines/>
-      <w:spacing w:after="0" w:before="200"/>
-      <w:outlineLvl w:val="1"/>
+      <w:spacing w:after="80" w:before="160"/>
+      <w:outlineLvl w:val="2"/>
     </w:pPr>
     <w:rPr>
-      <w:rFonts w:asciiTheme="majorHAnsi" w:cstheme="majorBidi" w:eastAsiaTheme="majorEastAsia" w:hAnsiTheme="majorHAnsi"/>
-      <w:b/>
-      <w:bCs/>
-      <w:color w:themeColor="accent1" w:val="4F81BD"/>
+      <w:rFonts w:cstheme="majorBidi" w:eastAsiaTheme="majorEastAsia"/>
+      <w:color w:themeColor="accent1" w:themeShade="BF" w:val="0F4761"/>
       <w:sz w:val="28"/>
       <w:szCs w:val="28"/>
     </w:rPr>
   </w:style>
-  <w:style w:styleId="Heading3" w:type="paragraph">
-    <w:name w:val="Heading 3"/>
+  <w:style w:styleId="Heading4" w:type="paragraph">
+    <w:name w:val="heading 4"/>
     <w:basedOn w:val="Normal"/>
     <w:next w:val="BodyText"/>
+    <w:link w:val="Heading4Char"/>
     <w:uiPriority w:val="9"/>
+    <w:semiHidden/>
     <w:unhideWhenUsed/>
     <w:qFormat/>
+    <w:rsid w:val="00A10FD9"/>
     <w:pPr>
       <w:keepNext/>
       <w:keepLines/>
-      <w:spacing w:after="0" w:before="200"/>
-      <w:outlineLvl w:val="2"/>
+      <w:spacing w:after="40" w:before="80"/>
+      <w:outlineLvl w:val="3"/>
     </w:pPr>
     <w:rPr>
-      <w:rFonts w:asciiTheme="majorHAnsi" w:cstheme="majorBidi" w:eastAsiaTheme="majorEastAsia" w:hAnsiTheme="majorHAnsi"/>
-      <w:b/>
-      <w:bCs/>
-      <w:color w:themeColor="accent1" w:val="4F81BD"/>
-      <w:sz w:val="24"/>
-      <w:szCs w:val="24"/>
+      <w:rFonts w:cstheme="majorBidi" w:eastAsiaTheme="majorEastAsia"/>
+      <w:i/>
+      <w:iCs/>
+      <w:color w:themeColor="accent1" w:themeShade="BF" w:val="0F4761"/>
     </w:rPr>
   </w:style>
-  <w:style w:styleId="Heading4" w:type="paragraph">
-    <w:name w:val="Heading 4"/>
+  <w:style w:styleId="Heading5" w:type="paragraph">
+    <w:name w:val="heading 5"/>
     <w:basedOn w:val="Normal"/>
     <w:next w:val="BodyText"/>
+    <w:link w:val="Heading5Char"/>
     <w:uiPriority w:val="9"/>
+    <w:semiHidden/>
     <w:unhideWhenUsed/>
     <w:qFormat/>
+    <w:rsid w:val="00A10FD9"/>
     <w:pPr>
       <w:keepNext/>
       <w:keepLines/>
-      <w:spacing w:after="0" w:before="200"/>
-      <w:outlineLvl w:val="3"/>
+      <w:spacing w:after="40" w:before="80"/>
+      <w:outlineLvl w:val="4"/>
     </w:pPr>
     <w:rPr>
-      <w:rFonts w:asciiTheme="majorHAnsi" w:cstheme="majorBidi" w:eastAsiaTheme="majorEastAsia" w:hAnsiTheme="majorHAnsi"/>
-      <w:bCs/>
-      <w:i/>
-      <w:color w:themeColor="accent1" w:val="4F81BD"/>
-      <w:sz w:val="24"/>
-      <w:szCs w:val="24"/>
+      <w:rFonts w:cstheme="majorBidi" w:eastAsiaTheme="majorEastAsia"/>
+      <w:color w:themeColor="accent1" w:themeShade="BF" w:val="0F4761"/>
     </w:rPr>
   </w:style>
-  <w:style w:styleId="Heading5" w:type="paragraph">
-    <w:name w:val="Heading 5"/>
+  <w:style w:styleId="Heading6" w:type="paragraph">
+    <w:name w:val="heading 6"/>
     <w:basedOn w:val="Normal"/>
     <w:next w:val="BodyText"/>
+    <w:link w:val="Heading6Char"/>
     <w:uiPriority w:val="9"/>
+    <w:semiHidden/>
     <w:unhideWhenUsed/>
     <w:qFormat/>
+    <w:rsid w:val="00A10FD9"/>
     <w:pPr>
       <w:keepNext/>
       <w:keepLines/>
-      <w:spacing w:after="0" w:before="200"/>
-      <w:outlineLvl w:val="4"/>
+      <w:spacing w:after="0" w:before="40"/>
+      <w:outlineLvl w:val="5"/>
     </w:pPr>
     <w:rPr>
-      <w:rFonts w:asciiTheme="majorHAnsi" w:cstheme="majorBidi" w:eastAsiaTheme="majorEastAsia" w:hAnsiTheme="majorHAnsi"/>
+      <w:rFonts w:cstheme="majorBidi" w:eastAsiaTheme="majorEastAsia"/>
+      <w:i/>
       <w:iCs/>
-      <w:color w:themeColor="accent1" w:val="4F81BD"/>
-      <w:sz w:val="24"/>
-      <w:szCs w:val="24"/>
+      <w:color w:themeColor="text1" w:themeTint="A6" w:val="595959"/>
     </w:rPr>
   </w:style>
-  <w:style w:styleId="Heading6" w:type="paragraph">
-    <w:name w:val="Heading 6"/>
+  <w:style w:styleId="Heading7" w:type="paragraph">
+    <w:name w:val="heading 7"/>
     <w:basedOn w:val="Normal"/>
     <w:next w:val="BodyText"/>
+    <w:link w:val="Heading7Char"/>
     <w:uiPriority w:val="9"/>
+    <w:semiHidden/>
     <w:unhideWhenUsed/>
     <w:qFormat/>
+    <w:rsid w:val="00A10FD9"/>
     <w:pPr>
       <w:keepNext/>
       <w:keepLines/>
-      <w:spacing w:after="0" w:before="200"/>
-      <w:outlineLvl w:val="5"/>
+      <w:spacing w:after="0" w:before="40"/>
+      <w:outlineLvl w:val="6"/>
     </w:pPr>
     <w:rPr>
-      <w:rFonts w:asciiTheme="majorHAnsi" w:cstheme="majorBidi" w:eastAsiaTheme="majorEastAsia" w:hAnsiTheme="majorHAnsi"/>
-      <w:color w:themeColor="accent1" w:val="4F81BD"/>
-      <w:sz w:val="24"/>
-      <w:szCs w:val="24"/>
+      <w:rFonts w:cstheme="majorBidi" w:eastAsiaTheme="majorEastAsia"/>
+      <w:color w:themeColor="text1" w:themeTint="A6" w:val="595959"/>
     </w:rPr>
   </w:style>
-  <w:style w:styleId="Heading7" w:type="paragraph">
-    <w:name w:val="Heading 7"/>
+  <w:style w:styleId="Heading8" w:type="paragraph">
+    <w:name w:val="heading 8"/>
     <w:basedOn w:val="Normal"/>
     <w:next w:val="BodyText"/>
+    <w:link w:val="Heading8Char"/>
     <w:uiPriority w:val="9"/>
+    <w:semiHidden/>
     <w:unhideWhenUsed/>
     <w:qFormat/>
+    <w:rsid w:val="00A10FD9"/>
     <w:pPr>
       <w:keepNext/>
       <w:keepLines/>
-      <w:spacing w:after="0" w:before="200"/>
-      <w:outlineLvl w:val="6"/>
+      <w:spacing w:after="0"/>
+      <w:outlineLvl w:val="7"/>
     </w:pPr>
     <w:rPr>
-      <w:rFonts w:asciiTheme="majorHAnsi" w:cstheme="majorBidi" w:eastAsiaTheme="majorEastAsia" w:hAnsiTheme="majorHAnsi"/>
-      <w:color w:themeColor="accent1" w:val="4F81BD"/>
-      <w:sz w:val="24"/>
-      <w:szCs w:val="24"/>
+      <w:rFonts w:cstheme="majorBidi" w:eastAsiaTheme="majorEastAsia"/>
+      <w:i/>
+      <w:iCs/>
+      <w:color w:themeColor="text1" w:themeTint="D8" w:val="272727"/>
     </w:rPr>
   </w:style>
-  <w:style w:styleId="Heading8" w:type="paragraph">
-    <w:name w:val="Heading 8"/>
+  <w:style w:styleId="Heading9" w:type="paragraph">
+    <w:name w:val="heading 9"/>
     <w:basedOn w:val="Normal"/>
     <w:next w:val="BodyText"/>
+    <w:link w:val="Heading9Char"/>
     <w:uiPriority w:val="9"/>
+    <w:semiHidden/>
     <w:unhideWhenUsed/>
     <w:qFormat/>
+    <w:rsid w:val="00A10FD9"/>
     <w:pPr>
       <w:keepNext/>
       <w:keepLines/>
-      <w:spacing w:after="0" w:before="200"/>
-      <w:outlineLvl w:val="7"/>
-    </w:pPr>
-    <w:rPr>
-      <w:rFonts w:asciiTheme="majorHAnsi" w:cstheme="majorBidi" w:eastAsiaTheme="majorEastAsia" w:hAnsiTheme="majorHAnsi"/>
-      <w:color w:themeColor="accent1" w:val="4F81BD"/>
-      <w:sz w:val="24"/>
-      <w:szCs w:val="24"/>
-    </w:rPr>
-  </w:style>
-  <w:style w:styleId="Heading9" w:type="paragraph">
-    <w:name w:val="Heading 9"/>
-    <w:basedOn w:val="Normal"/>
-    <w:next w:val="BodyText"/>
-    <w:uiPriority w:val="9"/>
-    <w:unhideWhenUsed/>
-    <w:qFormat/>
-    <w:pPr>
-      <w:keepNext/>
-      <w:keepLines/>
-      <w:spacing w:after="0" w:before="200"/>
+      <w:spacing w:after="0"/>
       <w:outlineLvl w:val="8"/>
     </w:pPr>
     <w:rPr>
+      <w:rFonts w:cstheme="majorBidi" w:eastAsiaTheme="majorEastAsia"/>
+      <w:color w:themeColor="text1" w:themeTint="D8" w:val="272727"/>
+    </w:rPr>
+  </w:style>
+  <w:style w:customStyle="1" w:styleId="Heading1Char" w:type="character">
+    <w:name w:val="Heading 1 Char"/>
+    <w:basedOn w:val="DefaultParagraphFont"/>
+    <w:link w:val="Heading1"/>
+    <w:uiPriority w:val="9"/>
+    <w:rsid w:val="00A10FD9"/>
+    <w:rPr>
       <w:rFonts w:asciiTheme="majorHAnsi" w:cstheme="majorBidi" w:eastAsiaTheme="majorEastAsia" w:hAnsiTheme="majorHAnsi"/>
-      <w:color w:themeColor="accent1" w:val="4F81BD"/>
-      <w:sz w:val="24"/>
-      <w:szCs w:val="24"/>
+      <w:color w:themeColor="accent1" w:themeShade="BF" w:val="0F4761"/>
+      <w:sz w:val="40"/>
+      <w:szCs w:val="40"/>
+    </w:rPr>
+  </w:style>
+  <w:style w:customStyle="1" w:styleId="Heading2Char" w:type="character">
+    <w:name w:val="Heading 2 Char"/>
+    <w:basedOn w:val="DefaultParagraphFont"/>
+    <w:link w:val="Heading2"/>
+    <w:uiPriority w:val="9"/>
+    <w:semiHidden/>
+    <w:rsid w:val="00A10FD9"/>
+    <w:rPr>
+      <w:rFonts w:asciiTheme="majorHAnsi" w:cstheme="majorBidi" w:eastAsiaTheme="majorEastAsia" w:hAnsiTheme="majorHAnsi"/>
+      <w:color w:themeColor="accent1" w:themeShade="BF" w:val="0F4761"/>
+      <w:sz w:val="32"/>
+      <w:szCs w:val="32"/>
+    </w:rPr>
+  </w:style>
+  <w:style w:customStyle="1" w:styleId="Heading3Char" w:type="character">
+    <w:name w:val="Heading 3 Char"/>
+    <w:basedOn w:val="DefaultParagraphFont"/>
+    <w:link w:val="Heading3"/>
+    <w:uiPriority w:val="9"/>
+    <w:semiHidden/>
+    <w:rsid w:val="00A10FD9"/>
+    <w:rPr>
+      <w:rFonts w:cstheme="majorBidi" w:eastAsiaTheme="majorEastAsia"/>
+      <w:color w:themeColor="accent1" w:themeShade="BF" w:val="0F4761"/>
+      <w:sz w:val="28"/>
+      <w:szCs w:val="28"/>
+    </w:rPr>
+  </w:style>
+  <w:style w:customStyle="1" w:styleId="Heading4Char" w:type="character">
+    <w:name w:val="Heading 4 Char"/>
+    <w:basedOn w:val="DefaultParagraphFont"/>
+    <w:link w:val="Heading4"/>
+    <w:uiPriority w:val="9"/>
+    <w:semiHidden/>
+    <w:rsid w:val="00A10FD9"/>
+    <w:rPr>
+      <w:rFonts w:cstheme="majorBidi" w:eastAsiaTheme="majorEastAsia"/>
+      <w:i/>
+      <w:iCs/>
+      <w:color w:themeColor="accent1" w:themeShade="BF" w:val="0F4761"/>
+    </w:rPr>
+  </w:style>
+  <w:style w:customStyle="1" w:styleId="Heading5Char" w:type="character">
+    <w:name w:val="Heading 5 Char"/>
+    <w:basedOn w:val="DefaultParagraphFont"/>
+    <w:link w:val="Heading5"/>
+    <w:uiPriority w:val="9"/>
+    <w:semiHidden/>
+    <w:rsid w:val="00A10FD9"/>
+    <w:rPr>
+      <w:rFonts w:cstheme="majorBidi" w:eastAsiaTheme="majorEastAsia"/>
+      <w:color w:themeColor="accent1" w:themeShade="BF" w:val="0F4761"/>
+    </w:rPr>
+  </w:style>
+  <w:style w:customStyle="1" w:styleId="Heading6Char" w:type="character">
+    <w:name w:val="Heading 6 Char"/>
+    <w:basedOn w:val="DefaultParagraphFont"/>
+    <w:link w:val="Heading6"/>
+    <w:uiPriority w:val="9"/>
+    <w:semiHidden/>
+    <w:rsid w:val="00A10FD9"/>
+    <w:rPr>
+      <w:rFonts w:cstheme="majorBidi" w:eastAsiaTheme="majorEastAsia"/>
+      <w:i/>
+      <w:iCs/>
+      <w:color w:themeColor="text1" w:themeTint="A6" w:val="595959"/>
+    </w:rPr>
+  </w:style>
+  <w:style w:customStyle="1" w:styleId="Heading7Char" w:type="character">
+    <w:name w:val="Heading 7 Char"/>
+    <w:basedOn w:val="DefaultParagraphFont"/>
+    <w:link w:val="Heading7"/>
+    <w:uiPriority w:val="9"/>
+    <w:semiHidden/>
+    <w:rsid w:val="00A10FD9"/>
+    <w:rPr>
+      <w:rFonts w:cstheme="majorBidi" w:eastAsiaTheme="majorEastAsia"/>
+      <w:color w:themeColor="text1" w:themeTint="A6" w:val="595959"/>
+    </w:rPr>
+  </w:style>
+  <w:style w:customStyle="1" w:styleId="Heading8Char" w:type="character">
+    <w:name w:val="Heading 8 Char"/>
+    <w:basedOn w:val="DefaultParagraphFont"/>
+    <w:link w:val="Heading8"/>
+    <w:uiPriority w:val="9"/>
+    <w:semiHidden/>
+    <w:rsid w:val="00A10FD9"/>
+    <w:rPr>
+      <w:rFonts w:cstheme="majorBidi" w:eastAsiaTheme="majorEastAsia"/>
+      <w:i/>
+      <w:iCs/>
+      <w:color w:themeColor="text1" w:themeTint="D8" w:val="272727"/>
+    </w:rPr>
+  </w:style>
+  <w:style w:customStyle="1" w:styleId="Heading9Char" w:type="character">
+    <w:name w:val="Heading 9 Char"/>
+    <w:basedOn w:val="DefaultParagraphFont"/>
+    <w:link w:val="Heading9"/>
+    <w:uiPriority w:val="9"/>
+    <w:semiHidden/>
+    <w:rsid w:val="00A10FD9"/>
+    <w:rPr>
+      <w:rFonts w:cstheme="majorBidi" w:eastAsiaTheme="majorEastAsia"/>
+      <w:color w:themeColor="text1" w:themeTint="D8" w:val="272727"/>
     </w:rPr>
   </w:style>
   <w:style w:styleId="BlockText" w:type="paragraph">
@@ -19602,8 +18687,8 @@
   </w:style>
   <w:style w:styleId="FootnoteBlockText" w:type="paragraph">
     <w:name w:val="Footnote Block Text"/>
-    <w:basedOn w:val="Footnote Text"/>
-    <w:next w:val="Footnote Text"/>
+    <w:basedOn w:val="FootnoteText"/>
+    <w:next w:val="FootnoteText"/>
     <w:uiPriority w:val="9"/>
     <w:unhideWhenUsed/>
     <w:qFormat/>
@@ -19633,13 +18718,6 @@
       </w:tblCellMar>
     </w:tblPr>
     <w:tblStylePr w:type="firstRow">
-      <w:tblPr>
-        <w:jc w:val="left"/>
-        <w:tblInd w:type="dxa" w:w="0"/>
-      </w:tblPr>
-      <w:trPr>
-        <w:jc w:val="left"/>
-      </w:trPr>
       <w:tcPr>
         <w:tcBorders>
           <w:bottom w:val="single"/>
@@ -19995,44 +19073,44 @@
         <a:sysClr val="window" lastClr="FFFFFF"/>
       </a:lt1>
       <a:dk2>
-        <a:srgbClr val="1F497D"/>
+        <a:srgbClr val="0E2841"/>
       </a:dk2>
       <a:lt2>
-        <a:srgbClr val="EEECE1"/>
+        <a:srgbClr val="E8E8E8"/>
       </a:lt2>
       <a:accent1>
-        <a:srgbClr val="4F81BD"/>
+        <a:srgbClr val="156082"/>
       </a:accent1>
       <a:accent2>
-        <a:srgbClr val="C0504D"/>
+        <a:srgbClr val="E97132"/>
       </a:accent2>
       <a:accent3>
-        <a:srgbClr val="9BBB59"/>
+        <a:srgbClr val="196B24"/>
       </a:accent3>
       <a:accent4>
-        <a:srgbClr val="8064A2"/>
+        <a:srgbClr val="0F9ED5"/>
       </a:accent4>
       <a:accent5>
-        <a:srgbClr val="4BACC6"/>
+        <a:srgbClr val="A02B93"/>
       </a:accent5>
       <a:accent6>
-        <a:srgbClr val="F79646"/>
+        <a:srgbClr val="4EA72E"/>
       </a:accent6>
       <a:hlink>
-        <a:srgbClr val="0000FF"/>
+        <a:srgbClr val="467886"/>
       </a:hlink>
       <a:folHlink>
-        <a:srgbClr val="800080"/>
+        <a:srgbClr val="96607D"/>
       </a:folHlink>
     </a:clrScheme>
     <a:fontScheme name="Office">
       <a:majorFont>
-        <a:latin typeface="Calibri"/>
+        <a:latin typeface="Aptos Display" panose="02110004020202020204"/>
         <a:ea typeface=""/>
         <a:cs typeface=""/>
-        <a:font script="Jpan" typeface="ＭＳ ゴシック"/>
+        <a:font script="Jpan" typeface="游ゴシック Light"/>
         <a:font script="Hang" typeface="맑은 고딕"/>
-        <a:font script="Hans" typeface="宋体"/>
+        <a:font script="Hans" typeface="等线 Light"/>
         <a:font script="Hant" typeface="新細明體"/>
         <a:font script="Arab" typeface="Times New Roman"/>
         <a:font script="Hebr" typeface="Times New Roman"/>
@@ -20059,14 +19137,32 @@
         <a:font script="Mong" typeface="Mongolian Baiti"/>
         <a:font script="Viet" typeface="Times New Roman"/>
         <a:font script="Uigh" typeface="Microsoft Uighur"/>
+        <a:font script="Geor" typeface="Sylfaen"/>
+        <a:font script="Armn" typeface="Arial"/>
+        <a:font script="Bugi" typeface="Leelawadee UI"/>
+        <a:font script="Bopo" typeface="Microsoft JhengHei"/>
+        <a:font script="Java" typeface="Javanese Text"/>
+        <a:font script="Lisu" typeface="Segoe UI"/>
+        <a:font script="Mymr" typeface="Myanmar Text"/>
+        <a:font script="Nkoo" typeface="Ebrima"/>
+        <a:font script="Olck" typeface="Nirmala UI"/>
+        <a:font script="Osma" typeface="Ebrima"/>
+        <a:font script="Phag" typeface="Phagspa"/>
+        <a:font script="Syrn" typeface="Estrangelo Edessa"/>
+        <a:font script="Syrj" typeface="Estrangelo Edessa"/>
+        <a:font script="Syre" typeface="Estrangelo Edessa"/>
+        <a:font script="Sora" typeface="Nirmala UI"/>
+        <a:font script="Tale" typeface="Microsoft Tai Le"/>
+        <a:font script="Talu" typeface="Microsoft New Tai Lue"/>
+        <a:font script="Tfng" typeface="Ebrima"/>
       </a:majorFont>
       <a:minorFont>
-        <a:latin typeface="Cambria"/>
+        <a:latin typeface="Aptos" panose="02110004020202020204"/>
         <a:ea typeface=""/>
         <a:cs typeface=""/>
-        <a:font script="Jpan" typeface="ＭＳ 明朝"/>
+        <a:font script="Jpan" typeface="游明朝"/>
         <a:font script="Hang" typeface="맑은 고딕"/>
-        <a:font script="Hans" typeface="宋体"/>
+        <a:font script="Hans" typeface="等线"/>
         <a:font script="Hant" typeface="新細明體"/>
         <a:font script="Arab" typeface="Arial"/>
         <a:font script="Hebr" typeface="Arial"/>
@@ -20093,6 +19189,24 @@
         <a:font script="Mong" typeface="Mongolian Baiti"/>
         <a:font script="Viet" typeface="Arial"/>
         <a:font script="Uigh" typeface="Microsoft Uighur"/>
+        <a:font script="Geor" typeface="Sylfaen"/>
+        <a:font script="Armn" typeface="Arial"/>
+        <a:font script="Bugi" typeface="Leelawadee UI"/>
+        <a:font script="Bopo" typeface="Microsoft JhengHei"/>
+        <a:font script="Java" typeface="Javanese Text"/>
+        <a:font script="Lisu" typeface="Segoe UI"/>
+        <a:font script="Mymr" typeface="Myanmar Text"/>
+        <a:font script="Nkoo" typeface="Ebrima"/>
+        <a:font script="Olck" typeface="Nirmala UI"/>
+        <a:font script="Osma" typeface="Ebrima"/>
+        <a:font script="Phag" typeface="Phagspa"/>
+        <a:font script="Syrn" typeface="Estrangelo Edessa"/>
+        <a:font script="Syrj" typeface="Estrangelo Edessa"/>
+        <a:font script="Syre" typeface="Estrangelo Edessa"/>
+        <a:font script="Sora" typeface="Nirmala UI"/>
+        <a:font script="Tale" typeface="Microsoft Tai Le"/>
+        <a:font script="Talu" typeface="Microsoft New Tai Lue"/>
+        <a:font script="Tfng" typeface="Ebrima"/>
       </a:minorFont>
     </a:fontScheme>
     <a:fmtScheme name="Office">
@@ -20104,200 +19218,141 @@
           <a:gsLst>
             <a:gs pos="0">
               <a:schemeClr val="phClr">
-                <a:tint val="50000"/>
-                <a:satMod val="300000"/>
+                <a:lumMod val="110000"/>
+                <a:satMod val="105000"/>
+                <a:tint val="67000"/>
               </a:schemeClr>
             </a:gs>
-            <a:gs pos="35000">
+            <a:gs pos="50000">
               <a:schemeClr val="phClr">
-                <a:tint val="37000"/>
-                <a:satMod val="300000"/>
+                <a:lumMod val="105000"/>
+                <a:satMod val="103000"/>
+                <a:tint val="73000"/>
               </a:schemeClr>
             </a:gs>
             <a:gs pos="100000">
               <a:schemeClr val="phClr">
-                <a:tint val="15000"/>
-                <a:satMod val="350000"/>
+                <a:lumMod val="105000"/>
+                <a:satMod val="109000"/>
+                <a:tint val="81000"/>
               </a:schemeClr>
             </a:gs>
           </a:gsLst>
-          <a:lin ang="16200000" scaled="1"/>
+          <a:lin ang="5400000" scaled="0"/>
         </a:gradFill>
         <a:gradFill rotWithShape="1">
           <a:gsLst>
             <a:gs pos="0">
               <a:schemeClr val="phClr">
-                <a:tint val="100000"/>
+                <a:satMod val="103000"/>
+                <a:lumMod val="102000"/>
+                <a:tint val="94000"/>
+              </a:schemeClr>
+            </a:gs>
+            <a:gs pos="50000">
+              <a:schemeClr val="phClr">
+                <a:satMod val="110000"/>
+                <a:lumMod val="100000"/>
                 <a:shade val="100000"/>
-                <a:satMod val="130000"/>
               </a:schemeClr>
             </a:gs>
             <a:gs pos="100000">
               <a:schemeClr val="phClr">
-                <a:tint val="50000"/>
-                <a:shade val="100000"/>
-                <a:satMod val="350000"/>
+                <a:lumMod val="99000"/>
+                <a:satMod val="120000"/>
+                <a:shade val="78000"/>
               </a:schemeClr>
             </a:gs>
           </a:gsLst>
-          <a:lin ang="16200000" scaled="0"/>
+          <a:lin ang="5400000" scaled="0"/>
         </a:gradFill>
       </a:fillStyleLst>
       <a:lnStyleLst>
-        <a:ln w="9525" cap="flat" cmpd="sng" algn="ctr">
-          <a:solidFill>
-            <a:schemeClr val="phClr">
-              <a:shade val="95000"/>
-              <a:satMod val="105000"/>
-            </a:schemeClr>
-          </a:solidFill>
-          <a:prstDash val="solid"/>
-        </a:ln>
-        <a:ln w="25400" cap="flat" cmpd="sng" algn="ctr">
+        <a:ln w="6350" cap="flat" cmpd="sng" algn="ctr">
           <a:solidFill>
             <a:schemeClr val="phClr"/>
           </a:solidFill>
           <a:prstDash val="solid"/>
+          <a:miter lim="800000"/>
         </a:ln>
-        <a:ln w="38100" cap="flat" cmpd="sng" algn="ctr">
+        <a:ln w="12700" cap="flat" cmpd="sng" algn="ctr">
           <a:solidFill>
             <a:schemeClr val="phClr"/>
           </a:solidFill>
           <a:prstDash val="solid"/>
+          <a:miter lim="800000"/>
+        </a:ln>
+        <a:ln w="19050" cap="flat" cmpd="sng" algn="ctr">
+          <a:solidFill>
+            <a:schemeClr val="phClr"/>
+          </a:solidFill>
+          <a:prstDash val="solid"/>
+          <a:miter lim="800000"/>
         </a:ln>
       </a:lnStyleLst>
       <a:effectStyleLst>
         <a:effectStyle>
+          <a:effectLst/>
+        </a:effectStyle>
+        <a:effectStyle>
+          <a:effectLst/>
+        </a:effectStyle>
+        <a:effectStyle>
           <a:effectLst>
-            <a:outerShdw blurRad="40000" dist="20000" dir="5400000" rotWithShape="0">
+            <a:outerShdw blurRad="57150" dist="19050" dir="5400000" algn="ctr" rotWithShape="0">
               <a:srgbClr val="000000">
-                <a:alpha val="38000"/>
+                <a:alpha val="63000"/>
               </a:srgbClr>
             </a:outerShdw>
           </a:effectLst>
-        </a:effectStyle>
-        <a:effectStyle>
-          <a:effectLst>
-            <a:outerShdw blurRad="40000" dist="23000" dir="5400000" rotWithShape="0">
-              <a:srgbClr val="000000">
-                <a:alpha val="35000"/>
-              </a:srgbClr>
-            </a:outerShdw>
-          </a:effectLst>
-        </a:effectStyle>
-        <a:effectStyle>
-          <a:effectLst>
-            <a:outerShdw blurRad="40000" dist="23000" dir="5400000" rotWithShape="0">
-              <a:srgbClr val="000000">
-                <a:alpha val="35000"/>
-              </a:srgbClr>
-            </a:outerShdw>
-          </a:effectLst>
-          <a:scene3d>
-            <a:camera prst="orthographicFront">
-              <a:rot lat="0" lon="0" rev="0"/>
-            </a:camera>
-            <a:lightRig rig="threePt" dir="t">
-              <a:rot lat="0" lon="0" rev="1200000"/>
-            </a:lightRig>
-          </a:scene3d>
-          <a:sp3d>
-            <a:bevelT w="63500" h="25400"/>
-          </a:sp3d>
         </a:effectStyle>
       </a:effectStyleLst>
       <a:bgFillStyleLst>
         <a:solidFill>
           <a:schemeClr val="phClr"/>
         </a:solidFill>
+        <a:solidFill>
+          <a:schemeClr val="phClr">
+            <a:tint val="95000"/>
+            <a:satMod val="170000"/>
+          </a:schemeClr>
+        </a:solidFill>
         <a:gradFill rotWithShape="1">
           <a:gsLst>
             <a:gs pos="0">
               <a:schemeClr val="phClr">
-                <a:tint val="40000"/>
-                <a:satMod val="350000"/>
+                <a:tint val="93000"/>
+                <a:satMod val="150000"/>
+                <a:shade val="98000"/>
+                <a:lumMod val="102000"/>
               </a:schemeClr>
             </a:gs>
-            <a:gs pos="40000">
+            <a:gs pos="50000">
               <a:schemeClr val="phClr">
-                <a:tint val="45000"/>
-                <a:shade val="99000"/>
-                <a:satMod val="350000"/>
+                <a:tint val="98000"/>
+                <a:satMod val="130000"/>
+                <a:shade val="90000"/>
+                <a:lumMod val="103000"/>
               </a:schemeClr>
             </a:gs>
             <a:gs pos="100000">
               <a:schemeClr val="phClr">
-                <a:shade val="20000"/>
-                <a:satMod val="255000"/>
+                <a:shade val="63000"/>
+                <a:satMod val="120000"/>
               </a:schemeClr>
             </a:gs>
           </a:gsLst>
-          <a:path path="circle">
-            <a:fillToRect l="50000" t="-80000" r="50000" b="180000"/>
-          </a:path>
-        </a:gradFill>
-        <a:gradFill rotWithShape="1">
-          <a:gsLst>
-            <a:gs pos="0">
-              <a:schemeClr val="phClr">
-                <a:tint val="80000"/>
-                <a:satMod val="300000"/>
-              </a:schemeClr>
-            </a:gs>
-            <a:gs pos="100000">
-              <a:schemeClr val="phClr">
-                <a:shade val="30000"/>
-                <a:satMod val="200000"/>
-              </a:schemeClr>
-            </a:gs>
-          </a:gsLst>
-          <a:path path="circle">
-            <a:fillToRect l="50000" t="50000" r="50000" b="50000"/>
-          </a:path>
+          <a:lin ang="5400000" scaled="0"/>
         </a:gradFill>
       </a:bgFillStyleLst>
     </a:fmtScheme>
   </a:themeElements>
-  <a:objectDefaults>
-    <a:spDef>
-      <a:spPr/>
-      <a:bodyPr/>
-      <a:lstStyle/>
-      <a:style>
-        <a:lnRef idx="1">
-          <a:schemeClr val="accent1"/>
-        </a:lnRef>
-        <a:fillRef idx="3">
-          <a:schemeClr val="accent1"/>
-        </a:fillRef>
-        <a:effectRef idx="2">
-          <a:schemeClr val="accent1"/>
-        </a:effectRef>
-        <a:fontRef idx="minor">
-          <a:schemeClr val="lt1"/>
-        </a:fontRef>
-      </a:style>
-    </a:spDef>
-    <a:lnDef>
-      <a:spPr/>
-      <a:bodyPr/>
-      <a:lstStyle/>
-      <a:style>
-        <a:lnRef idx="2">
-          <a:schemeClr val="accent1"/>
-        </a:lnRef>
-        <a:fillRef idx="0">
-          <a:schemeClr val="accent1"/>
-        </a:fillRef>
-        <a:effectRef idx="1">
-          <a:schemeClr val="accent1"/>
-        </a:effectRef>
-        <a:fontRef idx="minor">
-          <a:schemeClr val="tx1"/>
-        </a:fontRef>
-      </a:style>
-    </a:lnDef>
-  </a:objectDefaults>
+  <a:objectDefaults/>
   <a:extraClrSchemeLst/>
+  <a:extLst>
+    <a:ext uri="{05A4C25C-085E-4340-85A3-A5531E510DB2}">
+      <thm15:themeFamily xmlns:thm15="http://schemas.microsoft.com/office/thememl/2012/main" name="Office Theme" id="{2E142A2C-CD16-42D6-873A-C26D2A0506FA}" vid="{1BDDFF52-6CD6-40A5-AB3C-68EB2F1E4D0A}"/>
+    </a:ext>
+  </a:extLst>
 </a:theme>
 </file>
--- a/docx/12-redes-inalambricas/12-redes-inalambricas.docx
+++ b/docx/12-redes-inalambricas/12-redes-inalambricas.docx
@@ -28,7 +28,7 @@
         </w:p>
       </w:sdtContent>
     </w:sdt>
-    <w:bookmarkStart w:id="25" w:name="redes-inalámbricas"/>
+    <w:bookmarkStart w:id="36" w:name="redes-inalámbricas"/>
     <w:p>
       <w:pPr>
         <w:pStyle w:val="Heading1"/>
@@ -114,7 +114,7 @@
       <w:r>
         <w:t xml:space="preserve"> </w:t>
       </w:r>
-      <w:hyperlink r:id="rId9">
+      <w:hyperlink r:id="rId20">
         <w:r>
           <w:rPr>
             <w:rStyle w:val="Hyperlink"/>
@@ -132,7 +132,13 @@
         <w:t xml:space="preserve"> </w:t>
       </w:r>
       <w:r>
-        <w:t xml:space="preserve">“el aire: flexible pero impredecible”</w:t>
+        <w:t xml:space="preserve">“</w:t>
+      </w:r>
+      <w:r>
+        <w:t xml:space="preserve">el aire: flexible pero impredecible</w:t>
+      </w:r>
+      <w:r>
+        <w:t xml:space="preserve">”</w:t>
       </w:r>
       <w:r>
         <w:t xml:space="preserve">. Ahora lo domas: los estándares 802.11 y sus bandas, cómo se diseña una cobertura sin agujeros ni interferencias, cómo se configura un AP de verdad (SSID, VLANs, seguridad WPA2/WPA3) y cómo se integra todo en tu red cableada sin abrir agujeros de seguridad.</w:t>
@@ -166,7 +172,7 @@
         </w:pict>
       </w:r>
     </w:p>
-    <w:bookmarkStart w:id="10" w:name="objetivo-de-la-unidad"/>
+    <w:bookmarkStart w:id="21" w:name="objetivo-de-la-unidad"/>
     <w:p>
       <w:pPr>
         <w:pStyle w:val="Heading2"/>
@@ -289,8 +295,8 @@
         </w:pict>
       </w:r>
     </w:p>
-    <w:bookmarkEnd w:id="10"/>
-    <w:bookmarkStart w:id="20" w:name="mapa-de-la-unidad"/>
+    <w:bookmarkEnd w:id="21"/>
+    <w:bookmarkStart w:id="31" w:name="mapa-de-la-unidad"/>
     <w:p>
       <w:pPr>
         <w:pStyle w:val="Heading2"/>
@@ -303,6 +309,7 @@
       <w:tblPr>
         <w:tblStyle w:val="Table"/>
         <w:tblW w:type="pct" w:w="5000"/>
+        <w:jc w:val="left"/>
         <w:tblLayout w:type="fixed"/>
         <w:tblLook w:firstRow="1" w:lastRow="0" w:firstColumn="0" w:lastColumn="0" w:noHBand="0" w:noVBand="0" w:val="0020"/>
       </w:tblPr>
@@ -320,6 +327,7 @@
           <w:p>
             <w:pPr>
               <w:pStyle w:val="Compact"/>
+              <w:jc w:val="left"/>
             </w:pPr>
             <w:r>
               <w:t xml:space="preserve">Punto</w:t>
@@ -331,6 +339,7 @@
           <w:p>
             <w:pPr>
               <w:pStyle w:val="Compact"/>
+              <w:jc w:val="left"/>
             </w:pPr>
             <w:r>
               <w:t xml:space="preserve">Qué aprenderás</w:t>
@@ -342,6 +351,7 @@
           <w:p>
             <w:pPr>
               <w:pStyle w:val="Compact"/>
+              <w:jc w:val="left"/>
             </w:pPr>
             <w:r>
               <w:t xml:space="preserve">Nivel</w:t>
@@ -355,8 +365,9 @@
           <w:p>
             <w:pPr>
               <w:pStyle w:val="Compact"/>
-            </w:pPr>
-            <w:hyperlink r:id="rId11">
+              <w:jc w:val="left"/>
+            </w:pPr>
+            <w:hyperlink r:id="rId22">
               <w:r>
                 <w:rPr>
                   <w:rStyle w:val="Hyperlink"/>
@@ -371,6 +382,7 @@
           <w:p>
             <w:pPr>
               <w:pStyle w:val="Compact"/>
+              <w:jc w:val="left"/>
             </w:pPr>
             <w:r>
               <w:t xml:space="preserve">Radiofrecuencia, bandas, canales y los males del aire</w:t>
@@ -382,6 +394,7 @@
           <w:p>
             <w:pPr>
               <w:pStyle w:val="Compact"/>
+              <w:jc w:val="left"/>
             </w:pPr>
             <w:r>
               <w:t xml:space="preserve">Todos</w:t>
@@ -395,8 +408,9 @@
           <w:p>
             <w:pPr>
               <w:pStyle w:val="Compact"/>
-            </w:pPr>
-            <w:hyperlink r:id="rId12">
+              <w:jc w:val="left"/>
+            </w:pPr>
+            <w:hyperlink r:id="rId23">
               <w:r>
                 <w:rPr>
                   <w:rStyle w:val="Hyperlink"/>
@@ -411,6 +425,7 @@
           <w:p>
             <w:pPr>
               <w:pStyle w:val="Compact"/>
+              <w:jc w:val="left"/>
             </w:pPr>
             <w:r>
               <w:t xml:space="preserve">Tipos de antena, ganancia, dBi y enlaces punto a punto</w:t>
@@ -422,6 +437,7 @@
           <w:p>
             <w:pPr>
               <w:pStyle w:val="Compact"/>
+              <w:jc w:val="left"/>
             </w:pPr>
             <w:r>
               <w:t xml:space="preserve">Todos</w:t>
@@ -435,8 +451,9 @@
           <w:p>
             <w:pPr>
               <w:pStyle w:val="Compact"/>
-            </w:pPr>
-            <w:hyperlink r:id="rId13">
+              <w:jc w:val="left"/>
+            </w:pPr>
+            <w:hyperlink r:id="rId24">
               <w:r>
                 <w:rPr>
                   <w:rStyle w:val="Hyperlink"/>
@@ -451,6 +468,7 @@
           <w:p>
             <w:pPr>
               <w:pStyle w:val="Compact"/>
+              <w:jc w:val="left"/>
             </w:pPr>
             <w:r>
               <w:t xml:space="preserve">De 802.11b a WiFi 7: velocidades, bandas y características</w:t>
@@ -462,6 +480,7 @@
           <w:p>
             <w:pPr>
               <w:pStyle w:val="Compact"/>
+              <w:jc w:val="left"/>
             </w:pPr>
             <w:r>
               <w:t xml:space="preserve">Todos</w:t>
@@ -475,8 +494,9 @@
           <w:p>
             <w:pPr>
               <w:pStyle w:val="Compact"/>
-            </w:pPr>
-            <w:hyperlink r:id="rId14">
+              <w:jc w:val="left"/>
+            </w:pPr>
+            <w:hyperlink r:id="rId25">
               <w:r>
                 <w:rPr>
                   <w:rStyle w:val="Hyperlink"/>
@@ -491,6 +511,7 @@
           <w:p>
             <w:pPr>
               <w:pStyle w:val="Compact"/>
+              <w:jc w:val="left"/>
             </w:pPr>
             <w:r>
               <w:t xml:space="preserve">BSS, ESS, ad-hoc, repetidor, bridge, mesh</w:t>
@@ -502,6 +523,7 @@
           <w:p>
             <w:pPr>
               <w:pStyle w:val="Compact"/>
+              <w:jc w:val="left"/>
             </w:pPr>
             <w:r>
               <w:t xml:space="preserve">Todos</w:t>
@@ -515,8 +537,9 @@
           <w:p>
             <w:pPr>
               <w:pStyle w:val="Compact"/>
-            </w:pPr>
-            <w:hyperlink r:id="rId15">
+              <w:jc w:val="left"/>
+            </w:pPr>
+            <w:hyperlink r:id="rId26">
               <w:r>
                 <w:rPr>
                   <w:rStyle w:val="Hyperlink"/>
@@ -531,6 +554,7 @@
           <w:p>
             <w:pPr>
               <w:pStyle w:val="Compact"/>
+              <w:jc w:val="left"/>
             </w:pPr>
             <w:r>
               <w:t xml:space="preserve">Plan de canales, solapamiento, site survey</w:t>
@@ -542,6 +566,7 @@
           <w:p>
             <w:pPr>
               <w:pStyle w:val="Compact"/>
+              <w:jc w:val="left"/>
             </w:pPr>
             <w:r>
               <w:t xml:space="preserve">Clave</w:t>
@@ -555,8 +580,9 @@
           <w:p>
             <w:pPr>
               <w:pStyle w:val="Compact"/>
-            </w:pPr>
-            <w:hyperlink r:id="rId16">
+              <w:jc w:val="left"/>
+            </w:pPr>
+            <w:hyperlink r:id="rId27">
               <w:r>
                 <w:rPr>
                   <w:rStyle w:val="Hyperlink"/>
@@ -571,6 +597,7 @@
           <w:p>
             <w:pPr>
               <w:pStyle w:val="Compact"/>
+              <w:jc w:val="left"/>
             </w:pPr>
             <w:r>
               <w:t xml:space="preserve">WEP→WPA3, PSK vs Enterprise, invitados aislados</w:t>
@@ -582,6 +609,7 @@
           <w:p>
             <w:pPr>
               <w:pStyle w:val="Compact"/>
+              <w:jc w:val="left"/>
             </w:pPr>
             <w:r>
               <w:t xml:space="preserve">Clave</w:t>
@@ -595,8 +623,9 @@
           <w:p>
             <w:pPr>
               <w:pStyle w:val="Compact"/>
-            </w:pPr>
-            <w:hyperlink r:id="rId17">
+              <w:jc w:val="left"/>
+            </w:pPr>
+            <w:hyperlink r:id="rId28">
               <w:r>
                 <w:rPr>
                   <w:rStyle w:val="Hyperlink"/>
@@ -611,6 +640,7 @@
           <w:p>
             <w:pPr>
               <w:pStyle w:val="Compact"/>
+              <w:jc w:val="left"/>
             </w:pPr>
             <w:r>
               <w:t xml:space="preserve">Autónomo vs lightweight, WLC, CAPWAP</w:t>
@@ -622,6 +652,7 @@
           <w:p>
             <w:pPr>
               <w:pStyle w:val="Compact"/>
+              <w:jc w:val="left"/>
             </w:pPr>
             <w:r>
               <w:t xml:space="preserve">Avanzado</w:t>
@@ -635,8 +666,9 @@
           <w:p>
             <w:pPr>
               <w:pStyle w:val="Compact"/>
-            </w:pPr>
-            <w:hyperlink r:id="rId18">
+              <w:jc w:val="left"/>
+            </w:pPr>
+            <w:hyperlink r:id="rId29">
               <w:r>
                 <w:rPr>
                   <w:rStyle w:val="Hyperlink"/>
@@ -651,6 +683,7 @@
           <w:p>
             <w:pPr>
               <w:pStyle w:val="Compact"/>
+              <w:jc w:val="left"/>
             </w:pPr>
             <w:r>
               <w:t xml:space="preserve">WLAN en router Cisco home-office y AP en Packet Tracer</w:t>
@@ -662,6 +695,7 @@
           <w:p>
             <w:pPr>
               <w:pStyle w:val="Compact"/>
+              <w:jc w:val="left"/>
             </w:pPr>
             <w:r>
               <w:t xml:space="preserve">Todos</w:t>
@@ -675,8 +709,9 @@
           <w:p>
             <w:pPr>
               <w:pStyle w:val="Compact"/>
-            </w:pPr>
-            <w:hyperlink r:id="rId19">
+              <w:jc w:val="left"/>
+            </w:pPr>
+            <w:hyperlink r:id="rId30">
               <w:r>
                 <w:rPr>
                   <w:rStyle w:val="Hyperlink"/>
@@ -691,6 +726,7 @@
           <w:p>
             <w:pPr>
               <w:pStyle w:val="Compact"/>
+              <w:jc w:val="left"/>
             </w:pPr>
             <w:r>
               <w:t xml:space="preserve">Sé el Paquete, Fireside, Laboratorio, Crucigrama…</w:t>
@@ -702,6 +738,7 @@
           <w:p>
             <w:pPr>
               <w:pStyle w:val="Compact"/>
+              <w:jc w:val="left"/>
             </w:pPr>
             <w:r>
               <w:t xml:space="preserve">Todos</w:t>
@@ -741,8 +778,8 @@
         </w:pict>
       </w:r>
     </w:p>
-    <w:bookmarkEnd w:id="20"/>
-    <w:bookmarkStart w:id="21" w:name="boletines-de-la-unidad"/>
+    <w:bookmarkEnd w:id="31"/>
+    <w:bookmarkStart w:id="32" w:name="boletines-de-la-unidad"/>
     <w:p>
       <w:pPr>
         <w:pStyle w:val="Heading2"/>
@@ -792,8 +829,8 @@
         </w:pict>
       </w:r>
     </w:p>
-    <w:bookmarkEnd w:id="21"/>
-    <w:bookmarkStart w:id="22" w:name="criterios-de-evaluación-cubiertos-ra1ra2"/>
+    <w:bookmarkEnd w:id="32"/>
+    <w:bookmarkStart w:id="33" w:name="criterios-de-evaluación-cubiertos-ra1ra2"/>
     <w:p>
       <w:pPr>
         <w:pStyle w:val="Heading2"/>
@@ -806,6 +843,7 @@
       <w:tblPr>
         <w:tblStyle w:val="Table"/>
         <w:tblW w:type="pct" w:w="5000"/>
+        <w:jc w:val="left"/>
         <w:tblLayout w:type="fixed"/>
         <w:tblLook w:firstRow="1" w:lastRow="0" w:firstColumn="0" w:lastColumn="0" w:noHBand="0" w:noVBand="0" w:val="0020"/>
       </w:tblPr>
@@ -823,6 +861,7 @@
           <w:p>
             <w:pPr>
               <w:pStyle w:val="Compact"/>
+              <w:jc w:val="left"/>
             </w:pPr>
             <w:r>
               <w:t xml:space="preserve">CE</w:t>
@@ -834,6 +873,7 @@
           <w:p>
             <w:pPr>
               <w:pStyle w:val="Compact"/>
+              <w:jc w:val="left"/>
             </w:pPr>
             <w:r>
               <w:t xml:space="preserve">Criterio</w:t>
@@ -845,6 +885,7 @@
           <w:p>
             <w:pPr>
               <w:pStyle w:val="Compact"/>
+              <w:jc w:val="left"/>
             </w:pPr>
             <w:r>
               <w:t xml:space="preserve">Dónde se cubre</w:t>
@@ -858,6 +899,7 @@
           <w:p>
             <w:pPr>
               <w:pStyle w:val="Compact"/>
+              <w:jc w:val="left"/>
             </w:pPr>
             <w:r>
               <w:t xml:space="preserve">RA2·a)</w:t>
@@ -869,6 +911,7 @@
           <w:p>
             <w:pPr>
               <w:pStyle w:val="Compact"/>
+              <w:jc w:val="left"/>
             </w:pPr>
             <w:r>
               <w:t xml:space="preserve">Se han identificado los estándares para redes cableadas e inalámbricas</w:t>
@@ -880,6 +923,7 @@
           <w:p>
             <w:pPr>
               <w:pStyle w:val="Compact"/>
+              <w:jc w:val="left"/>
             </w:pPr>
             <w:r>
               <w:t xml:space="preserve">✅ Puntos 1, 3 y 5</w:t>
@@ -893,6 +937,7 @@
           <w:p>
             <w:pPr>
               <w:pStyle w:val="Compact"/>
+              <w:jc w:val="left"/>
             </w:pPr>
             <w:r>
               <w:t xml:space="preserve">RA2·e)</w:t>
@@ -904,6 +949,7 @@
           <w:p>
             <w:pPr>
               <w:pStyle w:val="Compact"/>
+              <w:jc w:val="left"/>
             </w:pPr>
             <w:r>
               <w:t xml:space="preserve">Se han configurado adaptadores de red cableados e inalámbricos bajo distintos sistemas operativos</w:t>
@@ -915,6 +961,7 @@
           <w:p>
             <w:pPr>
               <w:pStyle w:val="Compact"/>
+              <w:jc w:val="left"/>
             </w:pPr>
             <w:r>
               <w:t xml:space="preserve">✅ Punto 8 (adaptadores) + ⚡ Laboratorio (punto 9)</w:t>
@@ -928,6 +975,7 @@
           <w:p>
             <w:pPr>
               <w:pStyle w:val="Compact"/>
+              <w:jc w:val="left"/>
             </w:pPr>
             <w:r>
               <w:t xml:space="preserve">RA2·f)</w:t>
@@ -939,6 +987,7 @@
           <w:p>
             <w:pPr>
               <w:pStyle w:val="Compact"/>
+              <w:jc w:val="left"/>
             </w:pPr>
             <w:r>
               <w:t xml:space="preserve">Se han integrado dispositivos en redes cableadas e inalámbricas</w:t>
@@ -950,6 +999,7 @@
           <w:p>
             <w:pPr>
               <w:pStyle w:val="Compact"/>
+              <w:jc w:val="left"/>
             </w:pPr>
             <w:r>
               <w:t xml:space="preserve">✅ Puntos 4, 7 y 8 + ⚡ Laboratorio (punto 9)</w:t>
@@ -963,6 +1013,7 @@
           <w:p>
             <w:pPr>
               <w:pStyle w:val="Compact"/>
+              <w:jc w:val="left"/>
             </w:pPr>
             <w:r>
               <w:t xml:space="preserve">RA2·g)</w:t>
@@ -974,6 +1025,7 @@
           <w:p>
             <w:pPr>
               <w:pStyle w:val="Compact"/>
+              <w:jc w:val="left"/>
             </w:pPr>
             <w:r>
               <w:t xml:space="preserve">Se ha comprobado la conectividad entre diversos dispositivos y adaptadores inalámbricos sobre distintas configuraciones</w:t>
@@ -985,6 +1037,7 @@
           <w:p>
             <w:pPr>
               <w:pStyle w:val="Compact"/>
+              <w:jc w:val="left"/>
             </w:pPr>
             <w:r>
               <w:t xml:space="preserve">✅ Punto 8 (verificación) + ⚡ Laboratorio (punto 9)</w:t>
@@ -998,6 +1051,7 @@
           <w:p>
             <w:pPr>
               <w:pStyle w:val="Compact"/>
+              <w:jc w:val="left"/>
             </w:pPr>
             <w:r>
               <w:t xml:space="preserve">RA1·b)</w:t>
@@ -1009,6 +1063,7 @@
           <w:p>
             <w:pPr>
               <w:pStyle w:val="Compact"/>
+              <w:jc w:val="left"/>
             </w:pPr>
             <w:r>
               <w:t xml:space="preserve">Se han diferenciado los distintos medios de transmisión utilizados en las redes</w:t>
@@ -1020,6 +1075,7 @@
           <w:p>
             <w:pPr>
               <w:pStyle w:val="Compact"/>
+              <w:jc w:val="left"/>
             </w:pPr>
             <w:r>
               <w:t xml:space="preserve">✅ Puntos 1 y 2</w:t>
@@ -1059,8 +1115,8 @@
         </w:pict>
       </w:r>
     </w:p>
-    <w:bookmarkEnd w:id="22"/>
-    <w:bookmarkStart w:id="24" w:name="por-dónde-empiezo"/>
+    <w:bookmarkEnd w:id="33"/>
+    <w:bookmarkStart w:id="35" w:name="por-dónde-empiezo"/>
     <w:p>
       <w:pPr>
         <w:pStyle w:val="Heading2"/>
@@ -1083,7 +1139,7 @@
       <w:r>
         <w:t xml:space="preserve"> </w:t>
       </w:r>
-      <w:hyperlink r:id="rId9">
+      <w:hyperlink r:id="rId20">
         <w:r>
           <w:rPr>
             <w:rStyle w:val="Hyperlink"/>
@@ -1098,7 +1154,13 @@
         <w:t xml:space="preserve"> </w:t>
       </w:r>
       <w:r>
-        <w:t xml:space="preserve">“WiFi”</w:t>
+        <w:t xml:space="preserve">“</w:t>
+      </w:r>
+      <w:r>
+        <w:t xml:space="preserve">WiFi</w:t>
+      </w:r>
+      <w:r>
+        <w:t xml:space="preserve">”</w:t>
       </w:r>
       <w:r>
         <w:t xml:space="preserve"> </w:t>
@@ -1121,7 +1183,7 @@
       <w:r>
         <w:t xml:space="preserve"> </w:t>
       </w:r>
-      <w:hyperlink r:id="rId15">
+      <w:hyperlink r:id="rId26">
         <w:r>
           <w:rPr>
             <w:rStyle w:val="Hyperlink"/>
@@ -1147,7 +1209,7 @@
       <w:r>
         <w:t xml:space="preserve"> </w:t>
       </w:r>
-      <w:hyperlink r:id="rId11">
+      <w:hyperlink r:id="rId22">
         <w:r>
           <w:rPr>
             <w:rStyle w:val="Hyperlink"/>
@@ -1172,7 +1234,7 @@
         </w:rPr>
         <w:t xml:space="preserve"> </w:t>
       </w:r>
-      <w:hyperlink r:id="rId23">
+      <w:hyperlink r:id="rId34">
         <w:r>
           <w:rPr>
             <w:rStyle w:val="Hyperlink"/>
@@ -1190,9 +1252,9 @@
         <w:t xml:space="preserve">.</w:t>
       </w:r>
     </w:p>
-    <w:bookmarkEnd w:id="24"/>
-    <w:bookmarkEnd w:id="25"/>
-    <w:bookmarkStart w:id="35" w:name="el-medio-inalámbrico"/>
+    <w:bookmarkEnd w:id="35"/>
+    <w:bookmarkEnd w:id="36"/>
+    <w:bookmarkStart w:id="46" w:name="el-medio-inalámbrico"/>
     <w:p>
       <w:pPr>
         <w:pStyle w:val="Heading1"/>
@@ -1256,7 +1318,7 @@
         </w:pict>
       </w:r>
     </w:p>
-    <w:bookmarkStart w:id="26" w:name="la-idea-en-una-frase"/>
+    <w:bookmarkStart w:id="37" w:name="la-idea-en-una-frase"/>
     <w:p>
       <w:pPr>
         <w:pStyle w:val="Heading2"/>
@@ -1309,8 +1371,8 @@
         </w:pict>
       </w:r>
     </w:p>
-    <w:bookmarkEnd w:id="26"/>
-    <w:bookmarkStart w:id="27" w:name="radiofrecuencia-para-administradores"/>
+    <w:bookmarkEnd w:id="37"/>
+    <w:bookmarkStart w:id="38" w:name="radiofrecuencia-para-administradores"/>
     <w:p>
       <w:pPr>
         <w:pStyle w:val="Heading2"/>
@@ -1397,6 +1459,7 @@
       <w:tblPr>
         <w:tblStyle w:val="Table"/>
         <w:tblW w:type="auto" w:w="0"/>
+        <w:jc w:val="left"/>
         <w:tblLook w:firstRow="1" w:lastRow="0" w:firstColumn="0" w:lastColumn="0" w:noHBand="0" w:noVBand="0" w:val="0020"/>
       </w:tblPr>
       <w:tblGrid>
@@ -1414,6 +1477,7 @@
           <w:p>
             <w:pPr>
               <w:pStyle w:val="Compact"/>
+              <w:jc w:val="left"/>
             </w:pPr>
             <w:r>
               <w:t xml:space="preserve">Propiedad</w:t>
@@ -1425,6 +1489,7 @@
           <w:p>
             <w:pPr>
               <w:pStyle w:val="Compact"/>
+              <w:jc w:val="left"/>
             </w:pPr>
             <w:r>
               <w:t xml:space="preserve">2,4 GHz</w:t>
@@ -1436,6 +1501,7 @@
           <w:p>
             <w:pPr>
               <w:pStyle w:val="Compact"/>
+              <w:jc w:val="left"/>
             </w:pPr>
             <w:r>
               <w:t xml:space="preserve">5 GHz</w:t>
@@ -1447,6 +1513,7 @@
           <w:p>
             <w:pPr>
               <w:pStyle w:val="Compact"/>
+              <w:jc w:val="left"/>
             </w:pPr>
             <w:r>
               <w:t xml:space="preserve">6 GHz (WiFi 6E/7)</w:t>
@@ -1460,6 +1527,7 @@
           <w:p>
             <w:pPr>
               <w:pStyle w:val="Compact"/>
+              <w:jc w:val="left"/>
             </w:pPr>
             <w:r>
               <w:t xml:space="preserve">Alcance</w:t>
@@ -1471,6 +1539,7 @@
           <w:p>
             <w:pPr>
               <w:pStyle w:val="Compact"/>
+              <w:jc w:val="left"/>
             </w:pPr>
             <w:r>
               <w:t xml:space="preserve">Mayor</w:t>
@@ -1482,6 +1551,7 @@
           <w:p>
             <w:pPr>
               <w:pStyle w:val="Compact"/>
+              <w:jc w:val="left"/>
             </w:pPr>
             <w:r>
               <w:t xml:space="preserve">Medio</w:t>
@@ -1493,6 +1563,7 @@
           <w:p>
             <w:pPr>
               <w:pStyle w:val="Compact"/>
+              <w:jc w:val="left"/>
             </w:pPr>
             <w:r>
               <w:t xml:space="preserve">Menor</w:t>
@@ -1506,6 +1577,7 @@
           <w:p>
             <w:pPr>
               <w:pStyle w:val="Compact"/>
+              <w:jc w:val="left"/>
             </w:pPr>
             <w:r>
               <w:t xml:space="preserve">Penetración de paredes</w:t>
@@ -1517,6 +1589,7 @@
           <w:p>
             <w:pPr>
               <w:pStyle w:val="Compact"/>
+              <w:jc w:val="left"/>
             </w:pPr>
             <w:r>
               <w:t xml:space="preserve">Buena</w:t>
@@ -1528,6 +1601,7 @@
           <w:p>
             <w:pPr>
               <w:pStyle w:val="Compact"/>
+              <w:jc w:val="left"/>
             </w:pPr>
             <w:r>
               <w:t xml:space="preserve">Regular</w:t>
@@ -1539,6 +1613,7 @@
           <w:p>
             <w:pPr>
               <w:pStyle w:val="Compact"/>
+              <w:jc w:val="left"/>
             </w:pPr>
             <w:r>
               <w:t xml:space="preserve">Pobre</w:t>
@@ -1552,6 +1627,7 @@
           <w:p>
             <w:pPr>
               <w:pStyle w:val="Compact"/>
+              <w:jc w:val="left"/>
             </w:pPr>
             <w:r>
               <w:t xml:space="preserve">Canales limpios</w:t>
@@ -1563,6 +1639,7 @@
           <w:p>
             <w:pPr>
               <w:pStyle w:val="Compact"/>
+              <w:jc w:val="left"/>
             </w:pPr>
             <w:r>
               <w:t xml:space="preserve">3</w:t>
@@ -1574,6 +1651,7 @@
           <w:p>
             <w:pPr>
               <w:pStyle w:val="Compact"/>
+              <w:jc w:val="left"/>
             </w:pPr>
             <w:r>
               <w:t xml:space="preserve">Muchos</w:t>
@@ -1585,6 +1663,7 @@
           <w:p>
             <w:pPr>
               <w:pStyle w:val="Compact"/>
+              <w:jc w:val="left"/>
             </w:pPr>
             <w:r>
               <w:t xml:space="preserve">Montones</w:t>
@@ -1598,6 +1677,7 @@
           <w:p>
             <w:pPr>
               <w:pStyle w:val="Compact"/>
+              <w:jc w:val="left"/>
             </w:pPr>
             <w:r>
               <w:t xml:space="preserve">Interferencias (microondas, BT…)</w:t>
@@ -1609,6 +1689,7 @@
           <w:p>
             <w:pPr>
               <w:pStyle w:val="Compact"/>
+              <w:jc w:val="left"/>
             </w:pPr>
             <w:r>
               <w:t xml:space="preserve">Muchas</w:t>
@@ -1620,6 +1701,7 @@
           <w:p>
             <w:pPr>
               <w:pStyle w:val="Compact"/>
+              <w:jc w:val="left"/>
             </w:pPr>
             <w:r>
               <w:t xml:space="preserve">Pocas</w:t>
@@ -1631,6 +1713,7 @@
           <w:p>
             <w:pPr>
               <w:pStyle w:val="Compact"/>
+              <w:jc w:val="left"/>
             </w:pPr>
             <w:r>
               <w:t xml:space="preserve">Casi nulas</w:t>
@@ -1644,6 +1727,7 @@
           <w:p>
             <w:pPr>
               <w:pStyle w:val="Compact"/>
+              <w:jc w:val="left"/>
             </w:pPr>
             <w:r>
               <w:t xml:space="preserve">Velocidad máxima</w:t>
@@ -1655,6 +1739,7 @@
           <w:p>
             <w:pPr>
               <w:pStyle w:val="Compact"/>
+              <w:jc w:val="left"/>
             </w:pPr>
             <w:r>
               <w:t xml:space="preserve">Baja</w:t>
@@ -1666,6 +1751,7 @@
           <w:p>
             <w:pPr>
               <w:pStyle w:val="Compact"/>
+              <w:jc w:val="left"/>
             </w:pPr>
             <w:r>
               <w:t xml:space="preserve">Alta</w:t>
@@ -1677,6 +1763,7 @@
           <w:p>
             <w:pPr>
               <w:pStyle w:val="Compact"/>
+              <w:jc w:val="left"/>
             </w:pPr>
             <w:r>
               <w:t xml:space="preserve">Muy alta</w:t>
@@ -1716,8 +1803,8 @@
         </w:pict>
       </w:r>
     </w:p>
-    <w:bookmarkEnd w:id="27"/>
-    <w:bookmarkStart w:id="28" w:name="los-canales-el-parking-del-espectro"/>
+    <w:bookmarkEnd w:id="38"/>
+    <w:bookmarkStart w:id="39" w:name="los-canales-el-parking-del-espectro"/>
     <w:p>
       <w:pPr>
         <w:pStyle w:val="Heading2"/>
@@ -1809,8 +1896,8 @@
         </w:pict>
       </w:r>
     </w:p>
-    <w:bookmarkEnd w:id="28"/>
-    <w:bookmarkStart w:id="29" w:name="los-enemigos-del-aire"/>
+    <w:bookmarkEnd w:id="39"/>
+    <w:bookmarkStart w:id="40" w:name="los-enemigos-del-aire"/>
     <w:p>
       <w:pPr>
         <w:pStyle w:val="Heading2"/>
@@ -1823,6 +1910,7 @@
       <w:tblPr>
         <w:tblStyle w:val="Table"/>
         <w:tblW w:type="pct" w:w="5000"/>
+        <w:jc w:val="left"/>
         <w:tblLayout w:type="fixed"/>
         <w:tblLook w:firstRow="1" w:lastRow="0" w:firstColumn="0" w:lastColumn="0" w:noHBand="0" w:noVBand="0" w:val="0020"/>
       </w:tblPr>
@@ -1840,6 +1928,7 @@
           <w:p>
             <w:pPr>
               <w:pStyle w:val="Compact"/>
+              <w:jc w:val="left"/>
             </w:pPr>
             <w:r>
               <w:t xml:space="preserve">Enemigo</w:t>
@@ -1851,6 +1940,7 @@
           <w:p>
             <w:pPr>
               <w:pStyle w:val="Compact"/>
+              <w:jc w:val="left"/>
             </w:pPr>
             <w:r>
               <w:t xml:space="preserve">Qué hace</w:t>
@@ -1862,6 +1952,7 @@
           <w:p>
             <w:pPr>
               <w:pStyle w:val="Compact"/>
+              <w:jc w:val="left"/>
             </w:pPr>
             <w:r>
               <w:t xml:space="preserve">Dónde vive</w:t>
@@ -1875,6 +1966,7 @@
           <w:p>
             <w:pPr>
               <w:pStyle w:val="Compact"/>
+              <w:jc w:val="left"/>
             </w:pPr>
             <w:r>
               <w:rPr>
@@ -1890,6 +1982,7 @@
           <w:p>
             <w:pPr>
               <w:pStyle w:val="Compact"/>
+              <w:jc w:val="left"/>
             </w:pPr>
             <w:r>
               <w:t xml:space="preserve">El SSID del vecino en tu mismo canal</w:t>
@@ -1901,6 +1994,7 @@
           <w:p>
             <w:pPr>
               <w:pStyle w:val="Compact"/>
+              <w:jc w:val="left"/>
             </w:pPr>
             <w:r>
               <w:t xml:space="preserve">Edificios de pisos, oficinas compartidas</w:t>
@@ -1914,6 +2008,7 @@
           <w:p>
             <w:pPr>
               <w:pStyle w:val="Compact"/>
+              <w:jc w:val="left"/>
             </w:pPr>
             <w:r>
               <w:rPr>
@@ -1929,6 +2024,7 @@
           <w:p>
             <w:pPr>
               <w:pStyle w:val="Compact"/>
+              <w:jc w:val="left"/>
             </w:pPr>
             <w:r>
               <w:t xml:space="preserve">Ruido de banda ancha en 2,4 GHz</w:t>
@@ -1940,6 +2036,7 @@
           <w:p>
             <w:pPr>
               <w:pStyle w:val="Compact"/>
+              <w:jc w:val="left"/>
             </w:pPr>
             <w:r>
               <w:t xml:space="preserve">Cocinas, cafeterías</w:t>
@@ -1953,6 +2050,7 @@
           <w:p>
             <w:pPr>
               <w:pStyle w:val="Compact"/>
+              <w:jc w:val="left"/>
             </w:pPr>
             <w:r>
               <w:rPr>
@@ -1968,6 +2066,7 @@
           <w:p>
             <w:pPr>
               <w:pStyle w:val="Compact"/>
+              <w:jc w:val="left"/>
             </w:pPr>
             <w:r>
               <w:t xml:space="preserve">Salta por 2,4 GHz pisando tu canal</w:t>
@@ -1979,6 +2078,7 @@
           <w:p>
             <w:pPr>
               <w:pStyle w:val="Compact"/>
+              <w:jc w:val="left"/>
             </w:pPr>
             <w:r>
               <w:t xml:space="preserve">Auriculares, teclados</w:t>
@@ -1992,6 +2092,7 @@
           <w:p>
             <w:pPr>
               <w:pStyle w:val="Compact"/>
+              <w:jc w:val="left"/>
             </w:pPr>
             <w:r>
               <w:rPr>
@@ -2007,6 +2108,7 @@
           <w:p>
             <w:pPr>
               <w:pStyle w:val="Compact"/>
+              <w:jc w:val="left"/>
             </w:pPr>
             <w:r>
               <w:t xml:space="preserve">Atenuan o reflejan la señal</w:t>
@@ -2018,6 +2120,7 @@
           <w:p>
             <w:pPr>
               <w:pStyle w:val="Compact"/>
+              <w:jc w:val="left"/>
             </w:pPr>
             <w:r>
               <w:t xml:space="preserve">Paredes de carga, ascensores, armarios</w:t>
@@ -2031,6 +2134,7 @@
           <w:p>
             <w:pPr>
               <w:pStyle w:val="Compact"/>
+              <w:jc w:val="left"/>
             </w:pPr>
             <w:r>
               <w:rPr>
@@ -2046,6 +2150,7 @@
           <w:p>
             <w:pPr>
               <w:pStyle w:val="Compact"/>
+              <w:jc w:val="left"/>
             </w:pPr>
             <w:r>
               <w:t xml:space="preserve">Absorbe 2,4 GHz con entusiasmo</w:t>
@@ -2057,6 +2162,7 @@
           <w:p>
             <w:pPr>
               <w:pStyle w:val="Compact"/>
+              <w:jc w:val="left"/>
             </w:pPr>
             <w:r>
               <w:t xml:space="preserve">Acuarios, paredes húmedas, personas</w:t>
@@ -2070,6 +2176,7 @@
           <w:p>
             <w:pPr>
               <w:pStyle w:val="Compact"/>
+              <w:jc w:val="left"/>
             </w:pPr>
             <w:r>
               <w:rPr>
@@ -2085,6 +2192,7 @@
           <w:p>
             <w:pPr>
               <w:pStyle w:val="Compact"/>
+              <w:jc w:val="left"/>
             </w:pPr>
             <w:r>
               <w:t xml:space="preserve">Videocámaras analógicas, teléfonos DECT, NFC</w:t>
@@ -2096,6 +2204,7 @@
           <w:p>
             <w:pPr>
               <w:pStyle w:val="Compact"/>
+              <w:jc w:val="left"/>
             </w:pPr>
             <w:r>
               <w:t xml:space="preserve">Instalaciones antiguas</w:t>
@@ -2129,8 +2238,8 @@
         </w:pict>
       </w:r>
     </w:p>
-    <w:bookmarkEnd w:id="29"/>
-    <w:bookmarkStart w:id="30" w:name="qué-se-mide-señal-ruido-y-snr"/>
+    <w:bookmarkEnd w:id="40"/>
+    <w:bookmarkStart w:id="41" w:name="qué-se-mide-señal-ruido-y-snr"/>
     <w:p>
       <w:pPr>
         <w:pStyle w:val="Heading2"/>
@@ -2208,7 +2317,13 @@
         <w:t xml:space="preserve"> </w:t>
       </w:r>
       <w:r>
-        <w:t xml:space="preserve">“veas tres barras”</w:t>
+        <w:t xml:space="preserve">“</w:t>
+      </w:r>
+      <w:r>
+        <w:t xml:space="preserve">veas tres barras</w:t>
+      </w:r>
+      <w:r>
+        <w:t xml:space="preserve">”</w:t>
       </w:r>
       <w:r>
         <w:t xml:space="preserve">.</w:t>
@@ -2235,7 +2350,13 @@
         <w:t xml:space="preserve"> </w:t>
       </w:r>
       <w:r>
-        <w:t xml:space="preserve">“Tres barras en el móvil no son un diagnóstico. Tres barras con SNR de 10 dB es como un coche con depósito lleno y el motor fundido: hay señal, no hay red. Mide con una app de spectrometer o con el propio AP antes de afirmar tonterías.”</w:t>
+        <w:t xml:space="preserve">“</w:t>
+      </w:r>
+      <w:r>
+        <w:t xml:space="preserve">Tres barras en el móvil no son un diagnóstico. Tres barras con SNR de 10 dB es como un coche con depósito lleno y el motor fundido: hay señal, no hay red. Mide con una app de spectrometer o con el propio AP antes de afirmar tonterías.</w:t>
+      </w:r>
+      <w:r>
+        <w:t xml:space="preserve">”</w:t>
       </w:r>
     </w:p>
     <w:p>
@@ -2245,8 +2366,8 @@
         </w:pict>
       </w:r>
     </w:p>
-    <w:bookmarkEnd w:id="30"/>
-    <w:bookmarkStart w:id="31" w:name="mini-chequeo"/>
+    <w:bookmarkEnd w:id="41"/>
+    <w:bookmarkStart w:id="42" w:name="mini-chequeo"/>
     <w:p>
       <w:pPr>
         <w:pStyle w:val="Heading2"/>
@@ -2384,8 +2505,8 @@
         </w:pict>
       </w:r>
     </w:p>
-    <w:bookmarkEnd w:id="31"/>
-    <w:bookmarkStart w:id="32" w:name="resumen-en-3-frases"/>
+    <w:bookmarkEnd w:id="42"/>
+    <w:bookmarkStart w:id="43" w:name="resumen-en-3-frases"/>
     <w:p>
       <w:pPr>
         <w:pStyle w:val="Heading2"/>
@@ -2475,8 +2596,8 @@
         <w:t xml:space="preserve">(SNR); las barras del móvil no son un dato.</w:t>
       </w:r>
     </w:p>
-    <w:bookmarkEnd w:id="32"/>
-    <w:bookmarkStart w:id="34" w:name="vocabulario-rápido"/>
+    <w:bookmarkEnd w:id="43"/>
+    <w:bookmarkStart w:id="45" w:name="vocabulario-rápido"/>
     <w:p>
       <w:pPr>
         <w:pStyle w:val="Heading2"/>
@@ -2489,6 +2610,7 @@
       <w:tblPr>
         <w:tblStyle w:val="Table"/>
         <w:tblW w:type="auto" w:w="0"/>
+        <w:jc w:val="left"/>
         <w:tblLook w:firstRow="1" w:lastRow="0" w:firstColumn="0" w:lastColumn="0" w:noHBand="0" w:noVBand="0" w:val="0020"/>
       </w:tblPr>
       <w:tblGrid>
@@ -2504,6 +2626,7 @@
           <w:p>
             <w:pPr>
               <w:pStyle w:val="Compact"/>
+              <w:jc w:val="left"/>
             </w:pPr>
             <w:r>
               <w:t xml:space="preserve">Término</w:t>
@@ -2515,6 +2638,7 @@
           <w:p>
             <w:pPr>
               <w:pStyle w:val="Compact"/>
+              <w:jc w:val="left"/>
             </w:pPr>
             <w:r>
               <w:t xml:space="preserve">Idea general</w:t>
@@ -2528,6 +2652,7 @@
           <w:p>
             <w:pPr>
               <w:pStyle w:val="Compact"/>
+              <w:jc w:val="left"/>
             </w:pPr>
             <w:r>
               <w:t xml:space="preserve">Canal</w:t>
@@ -2539,6 +2664,7 @@
           <w:p>
             <w:pPr>
               <w:pStyle w:val="Compact"/>
+              <w:jc w:val="left"/>
             </w:pPr>
             <w:r>
               <w:t xml:space="preserve">Trozo numerado del espectro donde emite un AP</w:t>
@@ -2552,6 +2678,7 @@
           <w:p>
             <w:pPr>
               <w:pStyle w:val="Compact"/>
+              <w:jc w:val="left"/>
             </w:pPr>
             <w:r>
               <w:t xml:space="preserve">Solapamiento</w:t>
@@ -2563,6 +2690,7 @@
           <w:p>
             <w:pPr>
               <w:pStyle w:val="Compact"/>
+              <w:jc w:val="left"/>
             </w:pPr>
             <w:r>
               <w:t xml:space="preserve">Canales vecinos que comparten espectro</w:t>
@@ -2576,6 +2704,7 @@
           <w:p>
             <w:pPr>
               <w:pStyle w:val="Compact"/>
+              <w:jc w:val="left"/>
             </w:pPr>
             <w:r>
               <w:t xml:space="preserve">RSSI/dBm</w:t>
@@ -2587,6 +2716,7 @@
           <w:p>
             <w:pPr>
               <w:pStyle w:val="Compact"/>
+              <w:jc w:val="left"/>
             </w:pPr>
             <w:r>
               <w:t xml:space="preserve">Nivel de señal recibida (−60 mejor que −75)</w:t>
@@ -2600,6 +2730,7 @@
           <w:p>
             <w:pPr>
               <w:pStyle w:val="Compact"/>
+              <w:jc w:val="left"/>
             </w:pPr>
             <w:r>
               <w:t xml:space="preserve">SNR</w:t>
@@ -2611,6 +2742,7 @@
           <w:p>
             <w:pPr>
               <w:pStyle w:val="Compact"/>
+              <w:jc w:val="left"/>
             </w:pPr>
             <w:r>
               <w:t xml:space="preserve">Señal menos ruido: la métrica que manda</w:t>
@@ -2624,6 +2756,7 @@
           <w:p>
             <w:pPr>
               <w:pStyle w:val="Compact"/>
+              <w:jc w:val="left"/>
             </w:pPr>
             <w:r>
               <w:t xml:space="preserve">Site survey</w:t>
@@ -2635,6 +2768,7 @@
           <w:p>
             <w:pPr>
               <w:pStyle w:val="Compact"/>
+              <w:jc w:val="left"/>
             </w:pPr>
             <w:r>
               <w:t xml:space="preserve">Medición de cobertura y ruido in situ</w:t>
@@ -2660,7 +2794,7 @@
       <w:r>
         <w:t xml:space="preserve"> </w:t>
       </w:r>
-      <w:hyperlink r:id="rId33">
+      <w:hyperlink r:id="rId44">
         <w:r>
           <w:rPr>
             <w:rStyle w:val="Hyperlink"/>
@@ -2687,7 +2821,7 @@
       <w:r>
         <w:t xml:space="preserve"> </w:t>
       </w:r>
-      <w:hyperlink r:id="rId33">
+      <w:hyperlink r:id="rId44">
         <w:r>
           <w:rPr>
             <w:rStyle w:val="Hyperlink"/>
@@ -2714,7 +2848,7 @@
       <w:r>
         <w:t xml:space="preserve"> </w:t>
       </w:r>
-      <w:hyperlink r:id="rId12">
+      <w:hyperlink r:id="rId23">
         <w:r>
           <w:rPr>
             <w:rStyle w:val="Hyperlink"/>
@@ -2723,9 +2857,9 @@
         </w:r>
       </w:hyperlink>
     </w:p>
-    <w:bookmarkEnd w:id="34"/>
-    <w:bookmarkEnd w:id="35"/>
-    <w:bookmarkStart w:id="43" w:name="medios-y-antenas"/>
+    <w:bookmarkEnd w:id="45"/>
+    <w:bookmarkEnd w:id="46"/>
+    <w:bookmarkStart w:id="57" w:name="medios-y-antenas"/>
     <w:p>
       <w:pPr>
         <w:pStyle w:val="Heading1"/>
@@ -2789,7 +2923,7 @@
         </w:pict>
       </w:r>
     </w:p>
-    <w:bookmarkStart w:id="36" w:name="la-idea-en-una-frase-1"/>
+    <w:bookmarkStart w:id="47" w:name="la-idea-en-una-frase-1"/>
     <w:p>
       <w:pPr>
         <w:pStyle w:val="Heading2"/>
@@ -2832,7 +2966,7 @@
       <w:r>
         <w:t xml:space="preserve"> </w:t>
       </w:r>
-      <w:hyperlink r:id="rId9">
+      <w:hyperlink r:id="rId20">
         <w:r>
           <w:rPr>
             <w:rStyle w:val="Hyperlink"/>
@@ -2850,7 +2984,13 @@
         <w:t xml:space="preserve"> </w:t>
       </w:r>
       <w:r>
-        <w:t xml:space="preserve">“el medio flexible pero impredecible”</w:t>
+        <w:t xml:space="preserve">“</w:t>
+      </w:r>
+      <w:r>
+        <w:t xml:space="preserve">el medio flexible pero impredecible</w:t>
+      </w:r>
+      <w:r>
+        <w:t xml:space="preserve">”</w:t>
       </w:r>
       <w:r>
         <w:t xml:space="preserve">. Este punto es su manual de instrucciones: cómo orientar la energía, cuánta potencia es legal (y útil) y cómo unir dos edificios sin zanjas.</w:t>
@@ -2863,8 +3003,8 @@
         </w:pict>
       </w:r>
     </w:p>
-    <w:bookmarkEnd w:id="36"/>
-    <w:bookmarkStart w:id="37" w:name="X54c4b53f416b3981aec532ec95f08b9b5acb4af"/>
+    <w:bookmarkEnd w:id="47"/>
+    <w:bookmarkStart w:id="51" w:name="X54c4b53f416b3981aec532ec95f08b9b5acb4af"/>
     <w:p>
       <w:pPr>
         <w:pStyle w:val="Heading2"/>
@@ -2877,6 +3017,7 @@
       <w:tblPr>
         <w:tblStyle w:val="Table"/>
         <w:tblW w:type="pct" w:w="5000"/>
+        <w:jc w:val="left"/>
         <w:tblLayout w:type="fixed"/>
         <w:tblLook w:firstRow="1" w:lastRow="0" w:firstColumn="0" w:lastColumn="0" w:noHBand="0" w:noVBand="0" w:val="0020"/>
       </w:tblPr>
@@ -2894,6 +3035,7 @@
           <w:p>
             <w:pPr>
               <w:pStyle w:val="Compact"/>
+              <w:jc w:val="left"/>
             </w:pPr>
             <w:r>
               <w:t xml:space="preserve">Antena</w:t>
@@ -2905,6 +3047,7 @@
           <w:p>
             <w:pPr>
               <w:pStyle w:val="Compact"/>
+              <w:jc w:val="left"/>
             </w:pPr>
             <w:r>
               <w:t xml:space="preserve">Patrón</w:t>
@@ -2916,6 +3059,7 @@
           <w:p>
             <w:pPr>
               <w:pStyle w:val="Compact"/>
+              <w:jc w:val="left"/>
             </w:pPr>
             <w:r>
               <w:t xml:space="preserve">Uso típico</w:t>
@@ -2929,6 +3073,7 @@
           <w:p>
             <w:pPr>
               <w:pStyle w:val="Compact"/>
+              <w:jc w:val="left"/>
             </w:pPr>
             <w:r>
               <w:rPr>
@@ -2950,6 +3095,7 @@
           <w:p>
             <w:pPr>
               <w:pStyle w:val="Compact"/>
+              <w:jc w:val="left"/>
             </w:pPr>
             <w:r>
               <w:t xml:space="preserve">360° horizontal</w:t>
@@ -2961,6 +3107,7 @@
           <w:p>
             <w:pPr>
               <w:pStyle w:val="Compact"/>
+              <w:jc w:val="left"/>
             </w:pPr>
             <w:r>
               <w:t xml:space="preserve">Cubrir una planta desde el centro</w:t>
@@ -2974,6 +3121,7 @@
           <w:p>
             <w:pPr>
               <w:pStyle w:val="Compact"/>
+              <w:jc w:val="left"/>
             </w:pPr>
             <w:r>
               <w:rPr>
@@ -2989,6 +3137,7 @@
           <w:p>
             <w:pPr>
               <w:pStyle w:val="Compact"/>
+              <w:jc w:val="left"/>
             </w:pPr>
             <w:r>
               <w:t xml:space="preserve">~60-120°</w:t>
@@ -3000,6 +3149,7 @@
           <w:p>
             <w:pPr>
               <w:pStyle w:val="Compact"/>
+              <w:jc w:val="left"/>
             </w:pPr>
             <w:r>
               <w:t xml:space="preserve">Pasillos, fachadas, cubrir desde una esquina</w:t>
@@ -3013,6 +3163,7 @@
           <w:p>
             <w:pPr>
               <w:pStyle w:val="Compact"/>
+              <w:jc w:val="left"/>
             </w:pPr>
             <w:r>
               <w:rPr>
@@ -3028,6 +3179,7 @@
           <w:p>
             <w:pPr>
               <w:pStyle w:val="Compact"/>
+              <w:jc w:val="left"/>
             </w:pPr>
             <w:r>
               <w:t xml:space="preserve">Estrecho (~30-45°)</w:t>
@@ -3039,6 +3191,7 @@
           <w:p>
             <w:pPr>
               <w:pStyle w:val="Compact"/>
+              <w:jc w:val="left"/>
             </w:pPr>
             <w:r>
               <w:t xml:space="preserve">Enlaces punto a punto de media distancia</w:t>
@@ -3052,6 +3205,7 @@
           <w:p>
             <w:pPr>
               <w:pStyle w:val="Compact"/>
+              <w:jc w:val="left"/>
             </w:pPr>
             <w:r>
               <w:rPr>
@@ -3067,6 +3221,7 @@
           <w:p>
             <w:pPr>
               <w:pStyle w:val="Compact"/>
+              <w:jc w:val="left"/>
             </w:pPr>
             <w:r>
               <w:t xml:space="preserve">Muy estrecho</w:t>
@@ -3078,6 +3233,7 @@
           <w:p>
             <w:pPr>
               <w:pStyle w:val="Compact"/>
+              <w:jc w:val="left"/>
             </w:pPr>
             <w:r>
               <w:t xml:space="preserve">Enlaces exteriores de kilómetros</w:t>
@@ -3113,7 +3269,13 @@
         <w:t xml:space="preserve"> </w:t>
       </w:r>
       <w:r>
-        <w:t xml:space="preserve">“donut”</w:t>
+        <w:t xml:space="preserve">“</w:t>
+      </w:r>
+      <w:r>
+        <w:t xml:space="preserve">donut</w:t>
+      </w:r>
+      <w:r>
+        <w:t xml:space="preserve">”</w:t>
       </w:r>
       <w:r>
         <w:t xml:space="preserve"> </w:t>
@@ -3124,58 +3286,66 @@
     </w:p>
     <w:p>
       <w:pPr>
-        <w:pStyle w:val="SourceCode"/>
-      </w:pPr>
-      <w:r>
-        <w:rPr>
-          <w:rStyle w:val="VerbatimChar"/>
-        </w:rPr>
-        <w:t xml:space="preserve">Omnidireccional (donut):        Direccional (foco):</w:t>
-      </w:r>
-      <w:r>
-        <w:br/>
-      </w:r>
-      <w:r>
-        <w:rPr>
-          <w:rStyle w:val="VerbatimChar"/>
-        </w:rPr>
-        <w:t xml:space="preserve">      ╭───────╮                      ▲</w:t>
-      </w:r>
-      <w:r>
-        <w:br/>
-      </w:r>
-      <w:r>
-        <w:rPr>
-          <w:rStyle w:val="VerbatimChar"/>
-        </w:rPr>
-        <w:t xml:space="preserve">     /         \                     │</w:t>
-      </w:r>
-      <w:r>
-        <w:br/>
-      </w:r>
-      <w:r>
-        <w:rPr>
-          <w:rStyle w:val="VerbatimChar"/>
-        </w:rPr>
-        <w:t xml:space="preserve">    |     AP    |                    │ → la energía va al objetivo</w:t>
-      </w:r>
-      <w:r>
-        <w:br/>
-      </w:r>
-      <w:r>
-        <w:rPr>
-          <w:rStyle w:val="VerbatimChar"/>
-        </w:rPr>
-        <w:t xml:space="preserve">     \         /                      │</w:t>
-      </w:r>
-      <w:r>
-        <w:br/>
-      </w:r>
-      <w:r>
-        <w:rPr>
-          <w:rStyle w:val="VerbatimChar"/>
-        </w:rPr>
-        <w:t xml:space="preserve">      ╰───────╯</w:t>
+        <w:pStyle w:val="CaptionedFigure"/>
+      </w:pPr>
+      <w:r>
+        <w:drawing>
+          <wp:inline>
+            <wp:extent cx="5334000" cy="2320857"/>
+            <wp:effectExtent b="0" l="0" r="0" t="0"/>
+            <wp:docPr descr="Patrones de antena: el omnidireccional reparte la energía en un donut de 360° alrededor del AP y el direccional la concentra en un haz estrecho hacia el objetivo" title="" id="49" name="Picture"/>
+            <a:graphic>
+              <a:graphicData uri="http://schemas.openxmlformats.org/drawingml/2006/picture">
+                <pic:pic>
+                  <pic:nvPicPr>
+                    <pic:cNvPr descr="public/diagrams/u12-antenas-patron.svg" id="50" name="Picture"/>
+                    <pic:cNvPicPr>
+                      <a:picLocks noChangeArrowheads="1" noChangeAspect="1"/>
+                    </pic:cNvPicPr>
+                  </pic:nvPicPr>
+                  <pic:blipFill>
+                    <a:blip>
+                      <a:extLst>
+                        <a:ext uri="{28A0092B-C50C-407E-A947-70E740481C1C}">
+                          <a14:useLocalDpi xmlns:a14="http://schemas.microsoft.com/office/drawing/2010/main" val="0"/>
+                        </a:ext>
+                        <a:ext uri="{96DAC541-7B7A-43D3-8B79-37D633B846F1}">
+                          <asvg:svgBlip xmlns:asvg="http://schemas.microsoft.com/office/drawing/2016/SVG/main" r:embed="rId48"/>
+                        </a:ext>
+                      </a:extLst>
+                    </a:blip>
+                    <a:stretch>
+                      <a:fillRect/>
+                    </a:stretch>
+                  </pic:blipFill>
+                  <pic:spPr bwMode="auto">
+                    <a:xfrm>
+                      <a:off x="0" y="0"/>
+                      <a:ext cx="5334000" cy="2320857"/>
+                    </a:xfrm>
+                    <a:prstGeom prst="rect">
+                      <a:avLst/>
+                    </a:prstGeom>
+                    <a:noFill/>
+                    <a:ln w="9525">
+                      <a:noFill/>
+                      <a:headEnd/>
+                      <a:tailEnd/>
+                    </a:ln>
+                  </pic:spPr>
+                </pic:pic>
+              </a:graphicData>
+            </a:graphic>
+          </wp:inline>
+        </w:drawing>
+      </w:r>
+    </w:p>
+    <w:p>
+      <w:pPr>
+        <w:pStyle w:val="ImageCaption"/>
+      </w:pPr>
+      <w:r>
+        <w:t xml:space="preserve">Patrones de antena: el omnidireccional reparte la energía en un donut de 360° alrededor del AP y el direccional la concentra en un haz estrecho hacia el objetivo</w:t>
       </w:r>
     </w:p>
     <w:p>
@@ -3185,8 +3355,8 @@
         </w:pict>
       </w:r>
     </w:p>
-    <w:bookmarkEnd w:id="37"/>
-    <w:bookmarkStart w:id="38" w:name="potencia-eirp-y-la-ley"/>
+    <w:bookmarkEnd w:id="51"/>
+    <w:bookmarkStart w:id="52" w:name="potencia-eirp-y-la-ley"/>
     <w:p>
       <w:pPr>
         <w:pStyle w:val="Heading2"/>
@@ -3287,8 +3457,8 @@
         </w:pict>
       </w:r>
     </w:p>
-    <w:bookmarkEnd w:id="38"/>
-    <w:bookmarkStart w:id="39" w:name="X821f99777154ca644f95de21fd6a36b29f4947d"/>
+    <w:bookmarkEnd w:id="52"/>
+    <w:bookmarkStart w:id="53" w:name="X821f99777154ca644f95de21fd6a36b29f4947d"/>
     <w:p>
       <w:pPr>
         <w:pStyle w:val="Heading2"/>
@@ -3407,7 +3577,7 @@
       <w:r>
         <w:t xml:space="preserve"> </w:t>
       </w:r>
-      <w:hyperlink r:id="rId14">
+      <w:hyperlink r:id="rId25">
         <w:r>
           <w:rPr>
             <w:rStyle w:val="Hyperlink"/>
@@ -3426,8 +3596,8 @@
         </w:pict>
       </w:r>
     </w:p>
-    <w:bookmarkEnd w:id="39"/>
-    <w:bookmarkStart w:id="40" w:name="mini-chequeo-1"/>
+    <w:bookmarkEnd w:id="53"/>
+    <w:bookmarkStart w:id="54" w:name="mini-chequeo-1"/>
     <w:p>
       <w:pPr>
         <w:pStyle w:val="Heading2"/>
@@ -3555,8 +3725,8 @@
         </w:pict>
       </w:r>
     </w:p>
-    <w:bookmarkEnd w:id="40"/>
-    <w:bookmarkStart w:id="41" w:name="resumen-en-3-frases-1"/>
+    <w:bookmarkEnd w:id="54"/>
+    <w:bookmarkStart w:id="55" w:name="resumen-en-3-frases-1"/>
     <w:p>
       <w:pPr>
         <w:pStyle w:val="Heading2"/>
@@ -3649,8 +3819,8 @@
         <w:t xml:space="preserve">(bridges) unen edificios: línea de vista, Fresnel, canal común y seguridad.</w:t>
       </w:r>
     </w:p>
-    <w:bookmarkEnd w:id="41"/>
-    <w:bookmarkStart w:id="42" w:name="vocabulario-rápido-1"/>
+    <w:bookmarkEnd w:id="55"/>
+    <w:bookmarkStart w:id="56" w:name="vocabulario-rápido-1"/>
     <w:p>
       <w:pPr>
         <w:pStyle w:val="Heading2"/>
@@ -3663,6 +3833,7 @@
       <w:tblPr>
         <w:tblStyle w:val="Table"/>
         <w:tblW w:type="auto" w:w="0"/>
+        <w:jc w:val="left"/>
         <w:tblLook w:firstRow="1" w:lastRow="0" w:firstColumn="0" w:lastColumn="0" w:noHBand="0" w:noVBand="0" w:val="0020"/>
       </w:tblPr>
       <w:tblGrid>
@@ -3678,6 +3849,7 @@
           <w:p>
             <w:pPr>
               <w:pStyle w:val="Compact"/>
+              <w:jc w:val="left"/>
             </w:pPr>
             <w:r>
               <w:t xml:space="preserve">Término</w:t>
@@ -3689,6 +3861,7 @@
           <w:p>
             <w:pPr>
               <w:pStyle w:val="Compact"/>
+              <w:jc w:val="left"/>
             </w:pPr>
             <w:r>
               <w:t xml:space="preserve">Idea general</w:t>
@@ -3702,6 +3875,7 @@
           <w:p>
             <w:pPr>
               <w:pStyle w:val="Compact"/>
+              <w:jc w:val="left"/>
             </w:pPr>
             <w:r>
               <w:t xml:space="preserve">dBi</w:t>
@@ -3713,6 +3887,7 @@
           <w:p>
             <w:pPr>
               <w:pStyle w:val="Compact"/>
+              <w:jc w:val="left"/>
             </w:pPr>
             <w:r>
               <w:t xml:space="preserve">Ganancia de antena respecto a la isotrópica</w:t>
@@ -3726,6 +3901,7 @@
           <w:p>
             <w:pPr>
               <w:pStyle w:val="Compact"/>
+              <w:jc w:val="left"/>
             </w:pPr>
             <w:r>
               <w:t xml:space="preserve">EIRP</w:t>
@@ -3737,6 +3913,7 @@
           <w:p>
             <w:pPr>
               <w:pStyle w:val="Compact"/>
+              <w:jc w:val="left"/>
             </w:pPr>
             <w:r>
               <w:t xml:space="preserve">Potencia efectiva radiada (legalmente limitada)</w:t>
@@ -3750,6 +3927,7 @@
           <w:p>
             <w:pPr>
               <w:pStyle w:val="Compact"/>
+              <w:jc w:val="left"/>
             </w:pPr>
             <w:r>
               <w:t xml:space="preserve">Zona de Fresnel</w:t>
@@ -3761,6 +3939,7 @@
           <w:p>
             <w:pPr>
               <w:pStyle w:val="Compact"/>
+              <w:jc w:val="left"/>
             </w:pPr>
             <w:r>
               <w:t xml:space="preserve">Elipse alrededor del haz que debe estar despejada</w:t>
@@ -3774,6 +3953,7 @@
           <w:p>
             <w:pPr>
               <w:pStyle w:val="Compact"/>
+              <w:jc w:val="left"/>
             </w:pPr>
             <w:r>
               <w:t xml:space="preserve">Bridge/PtP</w:t>
@@ -3785,6 +3965,7 @@
           <w:p>
             <w:pPr>
               <w:pStyle w:val="Compact"/>
+              <w:jc w:val="left"/>
             </w:pPr>
             <w:r>
               <w:t xml:space="preserve">Enlace inalámbrico entre dos puntos fijos</w:t>
@@ -3798,6 +3979,7 @@
           <w:p>
             <w:pPr>
               <w:pStyle w:val="Compact"/>
+              <w:jc w:val="left"/>
             </w:pPr>
             <w:r>
               <w:t xml:space="preserve">Omni vs direccional</w:t>
@@ -3809,6 +3991,7 @@
           <w:p>
             <w:pPr>
               <w:pStyle w:val="Compact"/>
+              <w:jc w:val="left"/>
             </w:pPr>
             <w:r>
               <w:t xml:space="preserve">Repartir 360° vs concentrar el haz</w:t>
@@ -3834,7 +4017,7 @@
       <w:r>
         <w:t xml:space="preserve"> </w:t>
       </w:r>
-      <w:hyperlink r:id="rId33">
+      <w:hyperlink r:id="rId44">
         <w:r>
           <w:rPr>
             <w:rStyle w:val="Hyperlink"/>
@@ -3861,7 +4044,7 @@
       <w:r>
         <w:t xml:space="preserve"> </w:t>
       </w:r>
-      <w:hyperlink r:id="rId11">
+      <w:hyperlink r:id="rId22">
         <w:r>
           <w:rPr>
             <w:rStyle w:val="Hyperlink"/>
@@ -3888,7 +4071,7 @@
       <w:r>
         <w:t xml:space="preserve"> </w:t>
       </w:r>
-      <w:hyperlink r:id="rId13">
+      <w:hyperlink r:id="rId24">
         <w:r>
           <w:rPr>
             <w:rStyle w:val="Hyperlink"/>
@@ -3897,9 +4080,9 @@
         </w:r>
       </w:hyperlink>
     </w:p>
-    <w:bookmarkEnd w:id="42"/>
-    <w:bookmarkEnd w:id="43"/>
-    <w:bookmarkStart w:id="51" w:name="estándares-802.11"/>
+    <w:bookmarkEnd w:id="56"/>
+    <w:bookmarkEnd w:id="57"/>
+    <w:bookmarkStart w:id="65" w:name="estándares-802.11"/>
     <w:p>
       <w:pPr>
         <w:pStyle w:val="Heading1"/>
@@ -3963,7 +4146,7 @@
         </w:pict>
       </w:r>
     </w:p>
-    <w:bookmarkStart w:id="44" w:name="la-idea-en-una-frase-2"/>
+    <w:bookmarkStart w:id="58" w:name="la-idea-en-una-frase-2"/>
     <w:p>
       <w:pPr>
         <w:pStyle w:val="Heading2"/>
@@ -4003,8 +4186,8 @@
         </w:pict>
       </w:r>
     </w:p>
-    <w:bookmarkEnd w:id="44"/>
-    <w:bookmarkStart w:id="45" w:name="X5f5d8dd4c7d6016967bc9a60ee32002011c67a5"/>
+    <w:bookmarkEnd w:id="58"/>
+    <w:bookmarkStart w:id="59" w:name="X5f5d8dd4c7d6016967bc9a60ee32002011c67a5"/>
     <w:p>
       <w:pPr>
         <w:pStyle w:val="Heading2"/>
@@ -4017,6 +4200,7 @@
       <w:tblPr>
         <w:tblStyle w:val="Table"/>
         <w:tblW w:type="pct" w:w="5000"/>
+        <w:jc w:val="left"/>
         <w:tblLayout w:type="fixed"/>
         <w:tblLook w:firstRow="1" w:lastRow="0" w:firstColumn="0" w:lastColumn="0" w:noHBand="0" w:noVBand="0" w:val="0020"/>
       </w:tblPr>
@@ -4037,6 +4221,7 @@
           <w:p>
             <w:pPr>
               <w:pStyle w:val="Compact"/>
+              <w:jc w:val="left"/>
             </w:pPr>
             <w:r>
               <w:t xml:space="preserve">Estándar</w:t>
@@ -4048,6 +4233,7 @@
           <w:p>
             <w:pPr>
               <w:pStyle w:val="Compact"/>
+              <w:jc w:val="left"/>
             </w:pPr>
             <w:r>
               <w:t xml:space="preserve">Nombre comercial</w:t>
@@ -4059,6 +4245,7 @@
           <w:p>
             <w:pPr>
               <w:pStyle w:val="Compact"/>
+              <w:jc w:val="left"/>
             </w:pPr>
             <w:r>
               <w:t xml:space="preserve">Año</w:t>
@@ -4070,6 +4257,7 @@
           <w:p>
             <w:pPr>
               <w:pStyle w:val="Compact"/>
+              <w:jc w:val="left"/>
             </w:pPr>
             <w:r>
               <w:t xml:space="preserve">Banda</w:t>
@@ -4081,6 +4269,7 @@
           <w:p>
             <w:pPr>
               <w:pStyle w:val="Compact"/>
+              <w:jc w:val="left"/>
             </w:pPr>
             <w:r>
               <w:t xml:space="preserve">Teórica</w:t>
@@ -4092,6 +4281,7 @@
           <w:p>
             <w:pPr>
               <w:pStyle w:val="Compact"/>
+              <w:jc w:val="left"/>
             </w:pPr>
             <w:r>
               <w:t xml:space="preserve">Idea clave</w:t>
@@ -4105,6 +4295,7 @@
           <w:p>
             <w:pPr>
               <w:pStyle w:val="Compact"/>
+              <w:jc w:val="left"/>
             </w:pPr>
             <w:r>
               <w:t xml:space="preserve">802.11 (legacy)</w:t>
@@ -4116,6 +4307,7 @@
           <w:p>
             <w:pPr>
               <w:pStyle w:val="Compact"/>
+              <w:jc w:val="left"/>
             </w:pPr>
             <w:r>
               <w:t xml:space="preserve">—</w:t>
@@ -4127,6 +4319,7 @@
           <w:p>
             <w:pPr>
               <w:pStyle w:val="Compact"/>
+              <w:jc w:val="left"/>
             </w:pPr>
             <w:r>
               <w:t xml:space="preserve">1997</w:t>
@@ -4138,6 +4331,7 @@
           <w:p>
             <w:pPr>
               <w:pStyle w:val="Compact"/>
+              <w:jc w:val="left"/>
             </w:pPr>
             <w:r>
               <w:t xml:space="preserve">2,4</w:t>
@@ -4149,6 +4343,7 @@
           <w:p>
             <w:pPr>
               <w:pStyle w:val="Compact"/>
+              <w:jc w:val="left"/>
             </w:pPr>
             <w:r>
               <w:t xml:space="preserve">2 Mbps</w:t>
@@ -4160,6 +4355,7 @@
           <w:p>
             <w:pPr>
               <w:pStyle w:val="Compact"/>
+              <w:jc w:val="left"/>
             </w:pPr>
             <w:r>
               <w:t xml:space="preserve">El abuelo; solo de museo</w:t>
@@ -4173,6 +4369,7 @@
           <w:p>
             <w:pPr>
               <w:pStyle w:val="Compact"/>
+              <w:jc w:val="left"/>
             </w:pPr>
             <w:r>
               <w:t xml:space="preserve">802.11b</w:t>
@@ -4184,6 +4381,7 @@
           <w:p>
             <w:pPr>
               <w:pStyle w:val="Compact"/>
+              <w:jc w:val="left"/>
             </w:pPr>
             <w:r>
               <w:t xml:space="preserve">WiFi 1</w:t>
@@ -4195,6 +4393,7 @@
           <w:p>
             <w:pPr>
               <w:pStyle w:val="Compact"/>
+              <w:jc w:val="left"/>
             </w:pPr>
             <w:r>
               <w:t xml:space="preserve">1999</w:t>
@@ -4206,6 +4405,7 @@
           <w:p>
             <w:pPr>
               <w:pStyle w:val="Compact"/>
+              <w:jc w:val="left"/>
             </w:pPr>
             <w:r>
               <w:t xml:space="preserve">2,4</w:t>
@@ -4217,6 +4417,7 @@
           <w:p>
             <w:pPr>
               <w:pStyle w:val="Compact"/>
+              <w:jc w:val="left"/>
             </w:pPr>
             <w:r>
               <w:t xml:space="preserve">11 Mbps</w:t>
@@ -4228,6 +4429,7 @@
           <w:p>
             <w:pPr>
               <w:pStyle w:val="Compact"/>
+              <w:jc w:val="left"/>
             </w:pPr>
             <w:r>
               <w:t xml:space="preserve">Primera explosión de popularidad</w:t>
@@ -4241,6 +4443,7 @@
           <w:p>
             <w:pPr>
               <w:pStyle w:val="Compact"/>
+              <w:jc w:val="left"/>
             </w:pPr>
             <w:r>
               <w:t xml:space="preserve">802.11a</w:t>
@@ -4252,6 +4455,7 @@
           <w:p>
             <w:pPr>
               <w:pStyle w:val="Compact"/>
+              <w:jc w:val="left"/>
             </w:pPr>
             <w:r>
               <w:t xml:space="preserve">WiFi 2</w:t>
@@ -4263,6 +4467,7 @@
           <w:p>
             <w:pPr>
               <w:pStyle w:val="Compact"/>
+              <w:jc w:val="left"/>
             </w:pPr>
             <w:r>
               <w:t xml:space="preserve">1999</w:t>
@@ -4274,6 +4479,7 @@
           <w:p>
             <w:pPr>
               <w:pStyle w:val="Compact"/>
+              <w:jc w:val="left"/>
             </w:pPr>
             <w:r>
               <w:t xml:space="preserve">5 GHz</w:t>
@@ -4285,6 +4491,7 @@
           <w:p>
             <w:pPr>
               <w:pStyle w:val="Compact"/>
+              <w:jc w:val="left"/>
             </w:pPr>
             <w:r>
               <w:t xml:space="preserve">54 Mbps</w:t>
@@ -4296,6 +4503,7 @@
           <w:p>
             <w:pPr>
               <w:pStyle w:val="Compact"/>
+              <w:jc w:val="left"/>
             </w:pPr>
             <w:r>
               <w:t xml:space="preserve">Pionero en 5 GHz, poco despliegue</w:t>
@@ -4309,6 +4517,7 @@
           <w:p>
             <w:pPr>
               <w:pStyle w:val="Compact"/>
+              <w:jc w:val="left"/>
             </w:pPr>
             <w:r>
               <w:t xml:space="preserve">802.11g</w:t>
@@ -4320,6 +4529,7 @@
           <w:p>
             <w:pPr>
               <w:pStyle w:val="Compact"/>
+              <w:jc w:val="left"/>
             </w:pPr>
             <w:r>
               <w:t xml:space="preserve">WiFi 3</w:t>
@@ -4331,6 +4541,7 @@
           <w:p>
             <w:pPr>
               <w:pStyle w:val="Compact"/>
+              <w:jc w:val="left"/>
             </w:pPr>
             <w:r>
               <w:t xml:space="preserve">2003</w:t>
@@ -4342,6 +4553,7 @@
           <w:p>
             <w:pPr>
               <w:pStyle w:val="Compact"/>
+              <w:jc w:val="left"/>
             </w:pPr>
             <w:r>
               <w:t xml:space="preserve">2,4</w:t>
@@ -4353,6 +4565,7 @@
           <w:p>
             <w:pPr>
               <w:pStyle w:val="Compact"/>
+              <w:jc w:val="left"/>
             </w:pPr>
             <w:r>
               <w:t xml:space="preserve">54 Mbps</w:t>
@@ -4364,6 +4577,7 @@
           <w:p>
             <w:pPr>
               <w:pStyle w:val="Compact"/>
+              <w:jc w:val="left"/>
             </w:pPr>
             <w:r>
               <w:t xml:space="preserve">54 Mbps sobre 2,4 GHz</w:t>
@@ -4377,6 +4591,7 @@
           <w:p>
             <w:pPr>
               <w:pStyle w:val="Compact"/>
+              <w:jc w:val="left"/>
             </w:pPr>
             <w:r>
               <w:rPr>
@@ -4392,6 +4607,7 @@
           <w:p>
             <w:pPr>
               <w:pStyle w:val="Compact"/>
+              <w:jc w:val="left"/>
             </w:pPr>
             <w:r>
               <w:rPr>
@@ -4407,6 +4623,7 @@
           <w:p>
             <w:pPr>
               <w:pStyle w:val="Compact"/>
+              <w:jc w:val="left"/>
             </w:pPr>
             <w:r>
               <w:t xml:space="preserve">2009</w:t>
@@ -4418,6 +4635,7 @@
           <w:p>
             <w:pPr>
               <w:pStyle w:val="Compact"/>
+              <w:jc w:val="left"/>
             </w:pPr>
             <w:r>
               <w:t xml:space="preserve">2,4 + 5</w:t>
@@ -4429,6 +4647,7 @@
           <w:p>
             <w:pPr>
               <w:pStyle w:val="Compact"/>
+              <w:jc w:val="left"/>
             </w:pPr>
             <w:r>
               <w:t xml:space="preserve">600 Mbps</w:t>
@@ -4440,6 +4659,7 @@
           <w:p>
             <w:pPr>
               <w:pStyle w:val="Compact"/>
+              <w:jc w:val="left"/>
             </w:pPr>
             <w:r>
               <w:t xml:space="preserve">MIMO, 40 MHz, 2 flujos espaciales</w:t>
@@ -4453,6 +4673,7 @@
           <w:p>
             <w:pPr>
               <w:pStyle w:val="Compact"/>
+              <w:jc w:val="left"/>
             </w:pPr>
             <w:r>
               <w:rPr>
@@ -4468,6 +4689,7 @@
           <w:p>
             <w:pPr>
               <w:pStyle w:val="Compact"/>
+              <w:jc w:val="left"/>
             </w:pPr>
             <w:r>
               <w:rPr>
@@ -4483,6 +4705,7 @@
           <w:p>
             <w:pPr>
               <w:pStyle w:val="Compact"/>
+              <w:jc w:val="left"/>
             </w:pPr>
             <w:r>
               <w:t xml:space="preserve">2014</w:t>
@@ -4494,6 +4717,7 @@
           <w:p>
             <w:pPr>
               <w:pStyle w:val="Compact"/>
+              <w:jc w:val="left"/>
             </w:pPr>
             <w:r>
               <w:t xml:space="preserve">5 GHz</w:t>
@@ -4505,6 +4729,7 @@
           <w:p>
             <w:pPr>
               <w:pStyle w:val="Compact"/>
+              <w:jc w:val="left"/>
             </w:pPr>
             <w:r>
               <w:t xml:space="preserve">3,5 Gbps</w:t>
@@ -4516,6 +4741,7 @@
           <w:p>
             <w:pPr>
               <w:pStyle w:val="Compact"/>
+              <w:jc w:val="left"/>
             </w:pPr>
             <w:r>
               <w:t xml:space="preserve">Canales de 80/160 MHz, MU-MIMO downlink</w:t>
@@ -4529,6 +4755,7 @@
           <w:p>
             <w:pPr>
               <w:pStyle w:val="Compact"/>
+              <w:jc w:val="left"/>
             </w:pPr>
             <w:r>
               <w:rPr>
@@ -4544,6 +4771,7 @@
           <w:p>
             <w:pPr>
               <w:pStyle w:val="Compact"/>
+              <w:jc w:val="left"/>
             </w:pPr>
             <w:r>
               <w:rPr>
@@ -4559,6 +4787,7 @@
           <w:p>
             <w:pPr>
               <w:pStyle w:val="Compact"/>
+              <w:jc w:val="left"/>
             </w:pPr>
             <w:r>
               <w:t xml:space="preserve">2019/2021</w:t>
@@ -4570,6 +4799,7 @@
           <w:p>
             <w:pPr>
               <w:pStyle w:val="Compact"/>
+              <w:jc w:val="left"/>
             </w:pPr>
             <w:r>
               <w:t xml:space="preserve">2,4 + 5 (+6)</w:t>
@@ -4581,6 +4811,7 @@
           <w:p>
             <w:pPr>
               <w:pStyle w:val="Compact"/>
+              <w:jc w:val="left"/>
             </w:pPr>
             <w:r>
               <w:t xml:space="preserve">9,6 Gbps</w:t>
@@ -4592,6 +4823,7 @@
           <w:p>
             <w:pPr>
               <w:pStyle w:val="Compact"/>
+              <w:jc w:val="left"/>
             </w:pPr>
             <w:r>
               <w:t xml:space="preserve">OFDMA, BSS Coloring, eficiencia con muchos clientes</w:t>
@@ -4605,6 +4837,7 @@
           <w:p>
             <w:pPr>
               <w:pStyle w:val="Compact"/>
+              <w:jc w:val="left"/>
             </w:pPr>
             <w:r>
               <w:rPr>
@@ -4620,6 +4853,7 @@
           <w:p>
             <w:pPr>
               <w:pStyle w:val="Compact"/>
+              <w:jc w:val="left"/>
             </w:pPr>
             <w:r>
               <w:rPr>
@@ -4635,6 +4869,7 @@
           <w:p>
             <w:pPr>
               <w:pStyle w:val="Compact"/>
+              <w:jc w:val="left"/>
             </w:pPr>
             <w:r>
               <w:t xml:space="preserve">2024</w:t>
@@ -4646,6 +4881,7 @@
           <w:p>
             <w:pPr>
               <w:pStyle w:val="Compact"/>
+              <w:jc w:val="left"/>
             </w:pPr>
             <w:r>
               <w:t xml:space="preserve">2,4 + 5 + 6</w:t>
@@ -4657,6 +4893,7 @@
           <w:p>
             <w:pPr>
               <w:pStyle w:val="Compact"/>
+              <w:jc w:val="left"/>
             </w:pPr>
             <w:r>
               <w:t xml:space="preserve">46 Gbps</w:t>
@@ -4668,6 +4905,7 @@
           <w:p>
             <w:pPr>
               <w:pStyle w:val="Compact"/>
+              <w:jc w:val="left"/>
             </w:pPr>
             <w:r>
               <w:t xml:space="preserve">320 MHz, MLO (multi-enlace), 4K-QAM</w:t>
@@ -4709,7 +4947,13 @@
         <w:t xml:space="preserve"> </w:t>
       </w:r>
       <w:r>
-        <w:t xml:space="preserve">“E”</w:t>
+        <w:t xml:space="preserve">“</w:t>
+      </w:r>
+      <w:r>
+        <w:t xml:space="preserve">E</w:t>
+      </w:r>
+      <w:r>
+        <w:t xml:space="preserve">”</w:t>
       </w:r>
       <w:r>
         <w:t xml:space="preserve"> </w:t>
@@ -4746,7 +4990,13 @@
         <w:t xml:space="preserve"> </w:t>
       </w:r>
       <w:r>
-        <w:t xml:space="preserve">“WiFi 6”</w:t>
+        <w:t xml:space="preserve">“</w:t>
+      </w:r>
+      <w:r>
+        <w:t xml:space="preserve">WiFi 6</w:t>
+      </w:r>
+      <w:r>
+        <w:t xml:space="preserve">”</w:t>
       </w:r>
       <w:r>
         <w:t xml:space="preserve"> </w:t>
@@ -4758,7 +5008,13 @@
         <w:t xml:space="preserve"> </w:t>
       </w:r>
       <w:r>
-        <w:t xml:space="preserve">“802.11ax”</w:t>
+        <w:t xml:space="preserve">“</w:t>
+      </w:r>
+      <w:r>
+        <w:t xml:space="preserve">802.11ax</w:t>
+      </w:r>
+      <w:r>
+        <w:t xml:space="preserve">”</w:t>
       </w:r>
       <w:r>
         <w:t xml:space="preserve">, y en catálogos verás ambos. En las especificaciones de material de red, siempre aparece el estándar.</w:t>
@@ -4771,8 +5027,8 @@
         </w:pict>
       </w:r>
     </w:p>
-    <w:bookmarkEnd w:id="45"/>
-    <w:bookmarkStart w:id="46" w:name="Xbc552e6bd3ec73a1e8427ea20169fc701a943a4"/>
+    <w:bookmarkEnd w:id="59"/>
+    <w:bookmarkStart w:id="60" w:name="Xbc552e6bd3ec73a1e8427ea20169fc701a943a4"/>
     <w:p>
       <w:pPr>
         <w:pStyle w:val="Heading2"/>
@@ -4793,6 +5049,7 @@
       <w:tblPr>
         <w:tblStyle w:val="Table"/>
         <w:tblW w:type="pct" w:w="5000"/>
+        <w:jc w:val="left"/>
         <w:tblLayout w:type="fixed"/>
         <w:tblLook w:firstRow="1" w:lastRow="0" w:firstColumn="0" w:lastColumn="0" w:noHBand="0" w:noVBand="0" w:val="0020"/>
       </w:tblPr>
@@ -4810,6 +5067,7 @@
           <w:p>
             <w:pPr>
               <w:pStyle w:val="Compact"/>
+              <w:jc w:val="left"/>
             </w:pPr>
             <w:r>
               <w:t xml:space="preserve">Técnica</w:t>
@@ -4821,6 +5079,7 @@
           <w:p>
             <w:pPr>
               <w:pStyle w:val="Compact"/>
+              <w:jc w:val="left"/>
             </w:pPr>
             <w:r>
               <w:t xml:space="preserve">Qué hace</w:t>
@@ -4832,6 +5091,7 @@
           <w:p>
             <w:pPr>
               <w:pStyle w:val="Compact"/>
+              <w:jc w:val="left"/>
             </w:pPr>
             <w:r>
               <w:t xml:space="preserve">Dónde brilla</w:t>
@@ -4845,6 +5105,7 @@
           <w:p>
             <w:pPr>
               <w:pStyle w:val="Compact"/>
+              <w:jc w:val="left"/>
             </w:pPr>
             <w:r>
               <w:rPr>
@@ -4860,6 +5121,7 @@
           <w:p>
             <w:pPr>
               <w:pStyle w:val="Compact"/>
+              <w:jc w:val="left"/>
             </w:pPr>
             <w:r>
               <w:t xml:space="preserve">Varias antenas emiten en paralelo</w:t>
@@ -4868,15 +5130,22 @@
               <w:t xml:space="preserve"> </w:t>
             </w:r>
             <w:r>
-              <w:t xml:space="preserve">“por el mismo canal”</w:t>
-            </w:r>
-          </w:p>
-        </w:tc>
-        <w:tc>
-          <w:tcPr/>
-          <w:p>
-            <w:pPr>
-              <w:pStyle w:val="Compact"/>
+              <w:t xml:space="preserve">“</w:t>
+            </w:r>
+            <w:r>
+              <w:t xml:space="preserve">por el mismo canal</w:t>
+            </w:r>
+            <w:r>
+              <w:t xml:space="preserve">”</w:t>
+            </w:r>
+          </w:p>
+        </w:tc>
+        <w:tc>
+          <w:tcPr/>
+          <w:p>
+            <w:pPr>
+              <w:pStyle w:val="Compact"/>
+              <w:jc w:val="left"/>
             </w:pPr>
             <w:r>
               <w:t xml:space="preserve">WiFi 4 en adelante: velocidad × nº de flujos</w:t>
@@ -4890,6 +5159,7 @@
           <w:p>
             <w:pPr>
               <w:pStyle w:val="Compact"/>
+              <w:jc w:val="left"/>
             </w:pPr>
             <w:r>
               <w:rPr>
@@ -4905,6 +5175,7 @@
           <w:p>
             <w:pPr>
               <w:pStyle w:val="Compact"/>
+              <w:jc w:val="left"/>
             </w:pPr>
             <w:r>
               <w:t xml:space="preserve">Ensancha el canal como una autopista</w:t>
@@ -4916,6 +5187,7 @@
           <w:p>
             <w:pPr>
               <w:pStyle w:val="Compact"/>
+              <w:jc w:val="left"/>
             </w:pPr>
             <w:r>
               <w:t xml:space="preserve">WiFi 4/5/6; con canales anchos, menos red para todos</w:t>
@@ -4929,6 +5201,7 @@
           <w:p>
             <w:pPr>
               <w:pStyle w:val="Compact"/>
+              <w:jc w:val="left"/>
             </w:pPr>
             <w:r>
               <w:rPr>
@@ -4944,6 +5217,7 @@
           <w:p>
             <w:pPr>
               <w:pStyle w:val="Compact"/>
+              <w:jc w:val="left"/>
             </w:pPr>
             <w:r>
               <w:t xml:space="preserve">El AP habla a varios clientes a la vez</w:t>
@@ -4955,6 +5229,7 @@
           <w:p>
             <w:pPr>
               <w:pStyle w:val="Compact"/>
+              <w:jc w:val="left"/>
             </w:pPr>
             <w:r>
               <w:t xml:space="preserve">WiFi 5 (solo downlink) y WiFi 6 (bidireccional)</w:t>
@@ -4968,6 +5243,7 @@
           <w:p>
             <w:pPr>
               <w:pStyle w:val="Compact"/>
+              <w:jc w:val="left"/>
             </w:pPr>
             <w:r>
               <w:rPr>
@@ -4983,6 +5259,7 @@
           <w:p>
             <w:pPr>
               <w:pStyle w:val="Compact"/>
+              <w:jc w:val="left"/>
             </w:pPr>
             <w:r>
               <w:t xml:space="preserve">Divide el canal en subcanales para clientes pequeños (IoT)</w:t>
@@ -4994,6 +5271,7 @@
           <w:p>
             <w:pPr>
               <w:pStyle w:val="Compact"/>
+              <w:jc w:val="left"/>
             </w:pPr>
             <w:r>
               <w:t xml:space="preserve">WiFi 6: la gran mejora en oficinas llenas</w:t>
@@ -5007,6 +5285,7 @@
           <w:p>
             <w:pPr>
               <w:pStyle w:val="Compact"/>
+              <w:jc w:val="left"/>
             </w:pPr>
             <w:r>
               <w:rPr>
@@ -5022,6 +5301,7 @@
           <w:p>
             <w:pPr>
               <w:pStyle w:val="Compact"/>
+              <w:jc w:val="left"/>
             </w:pPr>
             <w:r>
               <w:t xml:space="preserve">Etiqueta las tramas de redes vecinas y las ignora antes de colisionar</w:t>
@@ -5033,6 +5313,7 @@
           <w:p>
             <w:pPr>
               <w:pStyle w:val="Compact"/>
+              <w:jc w:val="left"/>
             </w:pPr>
             <w:r>
               <w:t xml:space="preserve">WiFi 6 en entornos densos</w:t>
@@ -5046,6 +5327,7 @@
           <w:p>
             <w:pPr>
               <w:pStyle w:val="Compact"/>
+              <w:jc w:val="left"/>
             </w:pPr>
             <w:r>
               <w:rPr>
@@ -5067,6 +5349,7 @@
           <w:p>
             <w:pPr>
               <w:pStyle w:val="Compact"/>
+              <w:jc w:val="left"/>
             </w:pPr>
             <w:r>
               <w:t xml:space="preserve">Acuerda con el cliente cuándo despertar</w:t>
@@ -5078,6 +5361,7 @@
           <w:p>
             <w:pPr>
               <w:pStyle w:val="Compact"/>
+              <w:jc w:val="left"/>
             </w:pPr>
             <w:r>
               <w:t xml:space="preserve">WiFi 6: ahorro de batería en IoT</w:t>
@@ -5091,6 +5375,7 @@
           <w:p>
             <w:pPr>
               <w:pStyle w:val="Compact"/>
+              <w:jc w:val="left"/>
             </w:pPr>
             <w:r>
               <w:rPr>
@@ -5106,6 +5391,7 @@
           <w:p>
             <w:pPr>
               <w:pStyle w:val="Compact"/>
+              <w:jc w:val="left"/>
             </w:pPr>
             <w:r>
               <w:t xml:space="preserve">Un cliente usa dos bandas a la vez (5 + 6 GHz)</w:t>
@@ -5117,6 +5403,7 @@
           <w:p>
             <w:pPr>
               <w:pStyle w:val="Compact"/>
+              <w:jc w:val="left"/>
             </w:pPr>
             <w:r>
               <w:t xml:space="preserve">WiFi 7: latencia y fiabilidad</w:t>
@@ -5146,7 +5433,13 @@
         <w:t xml:space="preserve"> </w:t>
       </w:r>
       <w:r>
-        <w:t xml:space="preserve">“AX3000”</w:t>
+        <w:t xml:space="preserve">“</w:t>
+      </w:r>
+      <w:r>
+        <w:t xml:space="preserve">AX3000</w:t>
+      </w:r>
+      <w:r>
+        <w:t xml:space="preserve">”</w:t>
       </w:r>
       <w:r>
         <w:t xml:space="preserve"> </w:t>
@@ -5162,8 +5455,8 @@
         </w:pict>
       </w:r>
     </w:p>
-    <w:bookmarkEnd w:id="46"/>
-    <w:bookmarkStart w:id="47" w:name="qué-estándar-elegir"/>
+    <w:bookmarkEnd w:id="60"/>
+    <w:bookmarkStart w:id="61" w:name="qué-estándar-elegir"/>
     <w:p>
       <w:pPr>
         <w:pStyle w:val="Heading2"/>
@@ -5176,6 +5469,7 @@
       <w:tblPr>
         <w:tblStyle w:val="Table"/>
         <w:tblW w:type="pct" w:w="5000"/>
+        <w:jc w:val="left"/>
         <w:tblLayout w:type="fixed"/>
         <w:tblLook w:firstRow="1" w:lastRow="0" w:firstColumn="0" w:lastColumn="0" w:noHBand="0" w:noVBand="0" w:val="0020"/>
       </w:tblPr>
@@ -5193,6 +5487,7 @@
           <w:p>
             <w:pPr>
               <w:pStyle w:val="Compact"/>
+              <w:jc w:val="left"/>
             </w:pPr>
             <w:r>
               <w:t xml:space="preserve">Escenario</w:t>
@@ -5204,6 +5499,7 @@
           <w:p>
             <w:pPr>
               <w:pStyle w:val="Compact"/>
+              <w:jc w:val="left"/>
             </w:pPr>
             <w:r>
               <w:t xml:space="preserve">Recomendación</w:t>
@@ -5215,6 +5511,7 @@
           <w:p>
             <w:pPr>
               <w:pStyle w:val="Compact"/>
+              <w:jc w:val="left"/>
             </w:pPr>
             <w:r>
               <w:t xml:space="preserve">Por qué</w:t>
@@ -5228,6 +5525,7 @@
           <w:p>
             <w:pPr>
               <w:pStyle w:val="Compact"/>
+              <w:jc w:val="left"/>
             </w:pPr>
             <w:r>
               <w:t xml:space="preserve">Aula con 30 portátiles antiguos</w:t>
@@ -5239,6 +5537,7 @@
           <w:p>
             <w:pPr>
               <w:pStyle w:val="Compact"/>
+              <w:jc w:val="left"/>
             </w:pPr>
             <w:r>
               <w:t xml:space="preserve">WiFi 5 como suelo</w:t>
@@ -5250,6 +5549,7 @@
           <w:p>
             <w:pPr>
               <w:pStyle w:val="Compact"/>
+              <w:jc w:val="left"/>
             </w:pPr>
             <w:r>
               <w:t xml:space="preserve">WiFi 4 se ahoga con el canal compartido; el WiFi 5 en 5 GHz da aire</w:t>
@@ -5263,6 +5563,7 @@
           <w:p>
             <w:pPr>
               <w:pStyle w:val="Compact"/>
+              <w:jc w:val="left"/>
             </w:pPr>
             <w:r>
               <w:t xml:space="preserve">Oficina con IoT masivo (sensores, lectores)</w:t>
@@ -5274,6 +5575,7 @@
           <w:p>
             <w:pPr>
               <w:pStyle w:val="Compact"/>
+              <w:jc w:val="left"/>
             </w:pPr>
             <w:r>
               <w:t xml:space="preserve">WiFi 6/6E</w:t>
@@ -5285,6 +5587,7 @@
           <w:p>
             <w:pPr>
               <w:pStyle w:val="Compact"/>
+              <w:jc w:val="left"/>
             </w:pPr>
             <w:r>
               <w:t xml:space="preserve">OFDMA y TWT nacieron para eso</w:t>
@@ -5298,6 +5601,7 @@
           <w:p>
             <w:pPr>
               <w:pStyle w:val="Compact"/>
+              <w:jc w:val="left"/>
             </w:pPr>
             <w:r>
               <w:t xml:space="preserve">Casa / PYME sencilla</w:t>
@@ -5309,6 +5613,7 @@
           <w:p>
             <w:pPr>
               <w:pStyle w:val="Compact"/>
+              <w:jc w:val="left"/>
             </w:pPr>
             <w:r>
               <w:t xml:space="preserve">WiFi 6 actual</w:t>
@@ -5320,6 +5625,7 @@
           <w:p>
             <w:pPr>
               <w:pStyle w:val="Compact"/>
+              <w:jc w:val="left"/>
             </w:pPr>
             <w:r>
               <w:t xml:space="preserve">Precio-rendimiento razonable, 2,4 + 5 GHz</w:t>
@@ -5333,6 +5639,7 @@
           <w:p>
             <w:pPr>
               <w:pStyle w:val="Compact"/>
+              <w:jc w:val="left"/>
             </w:pPr>
             <w:r>
               <w:t xml:space="preserve">Enlace exterior punto a punto</w:t>
@@ -5344,6 +5651,7 @@
           <w:p>
             <w:pPr>
               <w:pStyle w:val="Compact"/>
+              <w:jc w:val="left"/>
             </w:pPr>
             <w:r>
               <w:t xml:space="preserve">5 GHz (WiFi 5/6 hardware)</w:t>
@@ -5355,6 +5663,7 @@
           <w:p>
             <w:pPr>
               <w:pStyle w:val="Compact"/>
+              <w:jc w:val="left"/>
             </w:pPr>
             <w:r>
               <w:t xml:space="preserve">Menos interferencias, más canales, mejor para direccional</w:t>
@@ -5368,6 +5677,7 @@
           <w:p>
             <w:pPr>
               <w:pStyle w:val="Compact"/>
+              <w:jc w:val="left"/>
             </w:pPr>
             <w:r>
               <w:t xml:space="preserve">Nueva inversión de gran escala</w:t>
@@ -5379,6 +5689,7 @@
           <w:p>
             <w:pPr>
               <w:pStyle w:val="Compact"/>
+              <w:jc w:val="left"/>
             </w:pPr>
             <w:r>
               <w:t xml:space="preserve">WiFi 6E/7</w:t>
@@ -5390,6 +5701,7 @@
           <w:p>
             <w:pPr>
               <w:pStyle w:val="Compact"/>
+              <w:jc w:val="left"/>
             </w:pPr>
             <w:r>
               <w:t xml:space="preserve">6 GHz limpia y preparada para 5+ años</w:t>
@@ -5425,7 +5737,13 @@
         <w:t xml:space="preserve"> </w:t>
       </w:r>
       <w:r>
-        <w:t xml:space="preserve">“WiFi 6”</w:t>
+        <w:t xml:space="preserve">“</w:t>
+      </w:r>
+      <w:r>
+        <w:t xml:space="preserve">WiFi 6</w:t>
+      </w:r>
+      <w:r>
+        <w:t xml:space="preserve">”</w:t>
       </w:r>
       <w:r>
         <w:t xml:space="preserve"> </w:t>
@@ -5454,8 +5772,8 @@
         </w:pict>
       </w:r>
     </w:p>
-    <w:bookmarkEnd w:id="47"/>
-    <w:bookmarkStart w:id="48" w:name="mini-chequeo-2"/>
+    <w:bookmarkEnd w:id="61"/>
+    <w:bookmarkStart w:id="62" w:name="mini-chequeo-2"/>
     <w:p>
       <w:pPr>
         <w:pStyle w:val="Heading2"/>
@@ -5491,7 +5809,13 @@
         <w:t xml:space="preserve"> </w:t>
       </w:r>
       <w:r>
-        <w:t xml:space="preserve">“AX5400”</w:t>
+        <w:t xml:space="preserve">“</w:t>
+      </w:r>
+      <w:r>
+        <w:t xml:space="preserve">AX5400</w:t>
+      </w:r>
+      <w:r>
+        <w:t xml:space="preserve">”</w:t>
       </w:r>
       <w:r>
         <w:t xml:space="preserve">. ¿Tu portátil llegará a 5400 Mbps? ¿Por qué?</w:t>
@@ -5596,8 +5920,8 @@
         </w:pict>
       </w:r>
     </w:p>
-    <w:bookmarkEnd w:id="48"/>
-    <w:bookmarkStart w:id="49" w:name="resumen-en-3-frases-2"/>
+    <w:bookmarkEnd w:id="62"/>
+    <w:bookmarkStart w:id="63" w:name="resumen-en-3-frases-2"/>
     <w:p>
       <w:pPr>
         <w:pStyle w:val="Heading2"/>
@@ -5700,8 +6024,8 @@
         <w:t xml:space="preserve">y el escenario; la pegatina del AP es marketing sumado.</w:t>
       </w:r>
     </w:p>
-    <w:bookmarkEnd w:id="49"/>
-    <w:bookmarkStart w:id="50" w:name="vocabulario-rápido-2"/>
+    <w:bookmarkEnd w:id="63"/>
+    <w:bookmarkStart w:id="64" w:name="vocabulario-rápido-2"/>
     <w:p>
       <w:pPr>
         <w:pStyle w:val="Heading2"/>
@@ -5714,6 +6038,7 @@
       <w:tblPr>
         <w:tblStyle w:val="Table"/>
         <w:tblW w:type="auto" w:w="0"/>
+        <w:jc w:val="left"/>
         <w:tblLook w:firstRow="1" w:lastRow="0" w:firstColumn="0" w:lastColumn="0" w:noHBand="0" w:noVBand="0" w:val="0020"/>
       </w:tblPr>
       <w:tblGrid>
@@ -5729,6 +6054,7 @@
           <w:p>
             <w:pPr>
               <w:pStyle w:val="Compact"/>
+              <w:jc w:val="left"/>
             </w:pPr>
             <w:r>
               <w:t xml:space="preserve">Término</w:t>
@@ -5740,6 +6066,7 @@
           <w:p>
             <w:pPr>
               <w:pStyle w:val="Compact"/>
+              <w:jc w:val="left"/>
             </w:pPr>
             <w:r>
               <w:t xml:space="preserve">Idea general</w:t>
@@ -5753,6 +6080,7 @@
           <w:p>
             <w:pPr>
               <w:pStyle w:val="Compact"/>
+              <w:jc w:val="left"/>
             </w:pPr>
             <w:r>
               <w:t xml:space="preserve">MIMO</w:t>
@@ -5764,6 +6092,7 @@
           <w:p>
             <w:pPr>
               <w:pStyle w:val="Compact"/>
+              <w:jc w:val="left"/>
             </w:pPr>
             <w:r>
               <w:t xml:space="preserve">Múltiples antenas/flujos espaciales en paralelo</w:t>
@@ -5777,6 +6106,7 @@
           <w:p>
             <w:pPr>
               <w:pStyle w:val="Compact"/>
+              <w:jc w:val="left"/>
             </w:pPr>
             <w:r>
               <w:t xml:space="preserve">OFDMA</w:t>
@@ -5788,6 +6118,7 @@
           <w:p>
             <w:pPr>
               <w:pStyle w:val="Compact"/>
+              <w:jc w:val="left"/>
             </w:pPr>
             <w:r>
               <w:t xml:space="preserve">Reparte el canal en subcanales por cliente (WiFi 6)</w:t>
@@ -5801,6 +6132,7 @@
           <w:p>
             <w:pPr>
               <w:pStyle w:val="Compact"/>
+              <w:jc w:val="left"/>
             </w:pPr>
             <w:r>
               <w:t xml:space="preserve">MU-MIMO</w:t>
@@ -5812,6 +6144,7 @@
           <w:p>
             <w:pPr>
               <w:pStyle w:val="Compact"/>
+              <w:jc w:val="left"/>
             </w:pPr>
             <w:r>
               <w:t xml:space="preserve">AP habla a varios clientes simultáneamente</w:t>
@@ -5825,6 +6158,7 @@
           <w:p>
             <w:pPr>
               <w:pStyle w:val="Compact"/>
+              <w:jc w:val="left"/>
             </w:pPr>
             <w:r>
               <w:t xml:space="preserve">TWT</w:t>
@@ -5836,6 +6170,7 @@
           <w:p>
             <w:pPr>
               <w:pStyle w:val="Compact"/>
+              <w:jc w:val="left"/>
             </w:pPr>
             <w:r>
               <w:t xml:space="preserve">Acuerdo de despertar para ahorrar batería (IoT)</w:t>
@@ -5849,6 +6184,7 @@
           <w:p>
             <w:pPr>
               <w:pStyle w:val="Compact"/>
+              <w:jc w:val="left"/>
             </w:pPr>
             <w:r>
               <w:t xml:space="preserve">MLO</w:t>
@@ -5860,6 +6196,7 @@
           <w:p>
             <w:pPr>
               <w:pStyle w:val="Compact"/>
+              <w:jc w:val="left"/>
             </w:pPr>
             <w:r>
               <w:t xml:space="preserve">Uso simultáneo de dos bandas (WiFi 7)</w:t>
@@ -5885,7 +6222,7 @@
       <w:r>
         <w:t xml:space="preserve"> </w:t>
       </w:r>
-      <w:hyperlink r:id="rId33">
+      <w:hyperlink r:id="rId44">
         <w:r>
           <w:rPr>
             <w:rStyle w:val="Hyperlink"/>
@@ -5912,7 +6249,7 @@
       <w:r>
         <w:t xml:space="preserve"> </w:t>
       </w:r>
-      <w:hyperlink r:id="rId12">
+      <w:hyperlink r:id="rId23">
         <w:r>
           <w:rPr>
             <w:rStyle w:val="Hyperlink"/>
@@ -5939,7 +6276,7 @@
       <w:r>
         <w:t xml:space="preserve"> </w:t>
       </w:r>
-      <w:hyperlink r:id="rId14">
+      <w:hyperlink r:id="rId25">
         <w:r>
           <w:rPr>
             <w:rStyle w:val="Hyperlink"/>
@@ -5948,9 +6285,9 @@
         </w:r>
       </w:hyperlink>
     </w:p>
-    <w:bookmarkEnd w:id="50"/>
-    <w:bookmarkEnd w:id="51"/>
-    <w:bookmarkStart w:id="62" w:name="topologías-y-modos-de-trabajo"/>
+    <w:bookmarkEnd w:id="64"/>
+    <w:bookmarkEnd w:id="65"/>
+    <w:bookmarkStart w:id="76" w:name="topologías-y-modos-de-trabajo"/>
     <w:p>
       <w:pPr>
         <w:pStyle w:val="Heading1"/>
@@ -6014,7 +6351,7 @@
         </w:pict>
       </w:r>
     </w:p>
-    <w:bookmarkStart w:id="52" w:name="la-idea-en-una-frase-3"/>
+    <w:bookmarkStart w:id="66" w:name="la-idea-en-una-frase-3"/>
     <w:p>
       <w:pPr>
         <w:pStyle w:val="Heading2"/>
@@ -6034,7 +6371,13 @@
         <w:t xml:space="preserve"> </w:t>
       </w:r>
       <w:r>
-        <w:t xml:space="preserve">“un router con WiFi”</w:t>
+        <w:t xml:space="preserve">“</w:t>
+      </w:r>
+      <w:r>
+        <w:t xml:space="preserve">un router con WiFi</w:t>
+      </w:r>
+      <w:r>
+        <w:t xml:space="preserve">”</w:t>
       </w:r>
       <w:r>
         <w:t xml:space="preserve">: es una topología elegida —una celda (BSS), un edificio con varios APs con el mismo SSID (ESS), un puente, una malla— y cada topología responde a una necesidad distinta de cobertura, movilidad o cableado.</w:t>
@@ -6047,8 +6390,8 @@
         </w:pict>
       </w:r>
     </w:p>
-    <w:bookmarkEnd w:id="52"/>
-    <w:bookmarkStart w:id="56" w:name="las-piezas-del-léxico-802.11"/>
+    <w:bookmarkEnd w:id="66"/>
+    <w:bookmarkStart w:id="70" w:name="las-piezas-del-léxico-802.11"/>
     <w:p>
       <w:pPr>
         <w:pStyle w:val="Heading2"/>
@@ -6069,6 +6412,7 @@
       <w:tblPr>
         <w:tblStyle w:val="Table"/>
         <w:tblW w:type="pct" w:w="5000"/>
+        <w:jc w:val="left"/>
         <w:tblLayout w:type="fixed"/>
         <w:tblLook w:firstRow="1" w:lastRow="0" w:firstColumn="0" w:lastColumn="0" w:noHBand="0" w:noVBand="0" w:val="0020"/>
       </w:tblPr>
@@ -6086,6 +6430,7 @@
           <w:p>
             <w:pPr>
               <w:pStyle w:val="Compact"/>
+              <w:jc w:val="left"/>
             </w:pPr>
             <w:r>
               <w:t xml:space="preserve">Término</w:t>
@@ -6097,6 +6442,7 @@
           <w:p>
             <w:pPr>
               <w:pStyle w:val="Compact"/>
+              <w:jc w:val="left"/>
             </w:pPr>
             <w:r>
               <w:t xml:space="preserve">Significado</w:t>
@@ -6108,6 +6454,7 @@
           <w:p>
             <w:pPr>
               <w:pStyle w:val="Compact"/>
+              <w:jc w:val="left"/>
             </w:pPr>
             <w:r>
               <w:t xml:space="preserve">Ejemplo</w:t>
@@ -6121,6 +6468,7 @@
           <w:p>
             <w:pPr>
               <w:pStyle w:val="Compact"/>
+              <w:jc w:val="left"/>
             </w:pPr>
             <w:r>
               <w:rPr>
@@ -6142,6 +6490,7 @@
           <w:p>
             <w:pPr>
               <w:pStyle w:val="Compact"/>
+              <w:jc w:val="left"/>
             </w:pPr>
             <w:r>
               <w:t xml:space="preserve">Un AP + sus clientes asociados</w:t>
@@ -6153,6 +6502,7 @@
           <w:p>
             <w:pPr>
               <w:pStyle w:val="Compact"/>
+              <w:jc w:val="left"/>
             </w:pPr>
             <w:r>
               <w:t xml:space="preserve">El WiFi de tu casa</w:t>
@@ -6166,6 +6516,7 @@
           <w:p>
             <w:pPr>
               <w:pStyle w:val="Compact"/>
+              <w:jc w:val="left"/>
             </w:pPr>
             <w:r>
               <w:rPr>
@@ -6181,6 +6532,7 @@
           <w:p>
             <w:pPr>
               <w:pStyle w:val="Compact"/>
+              <w:jc w:val="left"/>
             </w:pPr>
             <w:r>
               <w:t xml:space="preserve">La MAC del AP (identifica la BSS)</w:t>
@@ -6192,6 +6544,7 @@
           <w:p>
             <w:pPr>
               <w:pStyle w:val="Compact"/>
+              <w:jc w:val="left"/>
             </w:pPr>
             <w:r>
               <w:t xml:space="preserve">La MAC de la radio del AP</w:t>
@@ -6205,6 +6558,7 @@
           <w:p>
             <w:pPr>
               <w:pStyle w:val="Compact"/>
+              <w:jc w:val="left"/>
             </w:pPr>
             <w:r>
               <w:rPr>
@@ -6220,6 +6574,7 @@
           <w:p>
             <w:pPr>
               <w:pStyle w:val="Compact"/>
+              <w:jc w:val="left"/>
             </w:pPr>
             <w:r>
               <w:t xml:space="preserve">El nombre lógico de la red</w:t>
@@ -6231,9 +6586,16 @@
           <w:p>
             <w:pPr>
               <w:pStyle w:val="Compact"/>
-            </w:pPr>
-            <w:r>
-              <w:t xml:space="preserve">“Empresa-WiFi”</w:t>
+              <w:jc w:val="left"/>
+            </w:pPr>
+            <w:r>
+              <w:t xml:space="preserve">“</w:t>
+            </w:r>
+            <w:r>
+              <w:t xml:space="preserve">Empresa-WiFi</w:t>
+            </w:r>
+            <w:r>
+              <w:t xml:space="preserve">”</w:t>
             </w:r>
           </w:p>
         </w:tc>
@@ -6244,6 +6606,7 @@
           <w:p>
             <w:pPr>
               <w:pStyle w:val="Compact"/>
+              <w:jc w:val="left"/>
             </w:pPr>
             <w:r>
               <w:rPr>
@@ -6265,6 +6628,7 @@
           <w:p>
             <w:pPr>
               <w:pStyle w:val="Compact"/>
+              <w:jc w:val="left"/>
             </w:pPr>
             <w:r>
               <w:t xml:space="preserve">Varios APs con el mismo SSID, unidos por cable</w:t>
@@ -6276,6 +6640,7 @@
           <w:p>
             <w:pPr>
               <w:pStyle w:val="Compact"/>
+              <w:jc w:val="left"/>
             </w:pPr>
             <w:r>
               <w:t xml:space="preserve">El WiFi de todo el edificio</w:t>
@@ -6289,6 +6654,7 @@
           <w:p>
             <w:pPr>
               <w:pStyle w:val="Compact"/>
+              <w:jc w:val="left"/>
             </w:pPr>
             <w:r>
               <w:rPr>
@@ -6304,6 +6670,7 @@
           <w:p>
             <w:pPr>
               <w:pStyle w:val="Compact"/>
+              <w:jc w:val="left"/>
             </w:pPr>
             <w:r>
               <w:t xml:space="preserve">Clientes hablándose directamente, sin AP</w:t>
@@ -6315,6 +6682,7 @@
           <w:p>
             <w:pPr>
               <w:pStyle w:val="Compact"/>
+              <w:jc w:val="left"/>
             </w:pPr>
             <w:r>
               <w:t xml:space="preserve">Dos portátiles compartiendo archivos</w:t>
@@ -6328,6 +6696,7 @@
           <w:p>
             <w:pPr>
               <w:pStyle w:val="Compact"/>
+              <w:jc w:val="left"/>
             </w:pPr>
             <w:r>
               <w:rPr>
@@ -6349,6 +6718,7 @@
           <w:p>
             <w:pPr>
               <w:pStyle w:val="Compact"/>
+              <w:jc w:val="left"/>
             </w:pPr>
             <w:r>
               <w:t xml:space="preserve">La red cableada que une los APs del ESS</w:t>
@@ -6360,6 +6730,7 @@
           <w:p>
             <w:pPr>
               <w:pStyle w:val="Compact"/>
+              <w:jc w:val="left"/>
             </w:pPr>
             <w:r>
               <w:t xml:space="preserve">El switch y los trunks ya vistos</w:t>
@@ -6379,7 +6750,13 @@
         <w:t xml:space="preserve"> </w:t>
       </w:r>
       <w:r>
-        <w:t xml:space="preserve">“roaming invisible”</w:t>
+        <w:t xml:space="preserve">“</w:t>
+      </w:r>
+      <w:r>
+        <w:t xml:space="preserve">roaming invisible</w:t>
+      </w:r>
+      <w:r>
+        <w:t xml:space="preserve">”</w:t>
       </w:r>
       <w:r>
         <w:t xml:space="preserve">: en un ESS, tu portátil ve</w:t>
@@ -6423,12 +6800,12 @@
           <wp:inline>
             <wp:extent cx="5334000" cy="2667000"/>
             <wp:effectExtent b="0" l="0" r="0" t="0"/>
-            <wp:docPr descr="ESS: tres APs con el mismo SSID unidos por el DS; el cliente roama entre BSS" title="" id="54" name="Picture"/>
+            <wp:docPr descr="ESS: tres APs con el mismo SSID unidos por el DS; el cliente roama entre BSS" title="" id="68" name="Picture"/>
             <a:graphic>
               <a:graphicData uri="http://schemas.openxmlformats.org/drawingml/2006/picture">
                 <pic:pic>
                   <pic:nvPicPr>
-                    <pic:cNvPr descr="public/diagrams/u12-ess-roaming.svg" id="55" name="Picture"/>
+                    <pic:cNvPr descr="public/diagrams/u12-ess-roaming.svg" id="69" name="Picture"/>
                     <pic:cNvPicPr>
                       <a:picLocks noChangeArrowheads="1" noChangeAspect="1"/>
                     </pic:cNvPicPr>
@@ -6440,7 +6817,7 @@
                           <a14:useLocalDpi xmlns:a14="http://schemas.microsoft.com/office/drawing/2010/main" val="0"/>
                         </a:ext>
                         <a:ext uri="{96DAC541-7B7A-43D3-8B79-37D633B846F1}">
-                          <asvg:svgBlip xmlns:asvg="http://schemas.microsoft.com/office/drawing/2016/SVG/main" r:embed="rId53"/>
+                          <asvg:svgBlip xmlns:asvg="http://schemas.microsoft.com/office/drawing/2016/SVG/main" r:embed="rId67"/>
                         </a:ext>
                       </a:extLst>
                     </a:blip>
@@ -6485,8 +6862,8 @@
         </w:pict>
       </w:r>
     </w:p>
-    <w:bookmarkEnd w:id="56"/>
-    <w:bookmarkStart w:id="57" w:name="modos-de-trabajo-de-un-ap"/>
+    <w:bookmarkEnd w:id="70"/>
+    <w:bookmarkStart w:id="71" w:name="modos-de-trabajo-de-un-ap"/>
     <w:p>
       <w:pPr>
         <w:pStyle w:val="Heading2"/>
@@ -6506,7 +6883,13 @@
         <w:t xml:space="preserve"> </w:t>
       </w:r>
       <w:r>
-        <w:t xml:space="preserve">“hace WiFi para clientes”</w:t>
+        <w:t xml:space="preserve">“</w:t>
+      </w:r>
+      <w:r>
+        <w:t xml:space="preserve">hace WiFi para clientes</w:t>
+      </w:r>
+      <w:r>
+        <w:t xml:space="preserve">”</w:t>
       </w:r>
       <w:r>
         <w:t xml:space="preserve">. Sus modos habituales:</w:t>
@@ -6516,6 +6899,7 @@
       <w:tblPr>
         <w:tblStyle w:val="Table"/>
         <w:tblW w:type="pct" w:w="5000"/>
+        <w:jc w:val="left"/>
         <w:tblLayout w:type="fixed"/>
         <w:tblLook w:firstRow="1" w:lastRow="0" w:firstColumn="0" w:lastColumn="0" w:noHBand="0" w:noVBand="0" w:val="0020"/>
       </w:tblPr>
@@ -6533,6 +6917,7 @@
           <w:p>
             <w:pPr>
               <w:pStyle w:val="Compact"/>
+              <w:jc w:val="left"/>
             </w:pPr>
             <w:r>
               <w:t xml:space="preserve">Modo</w:t>
@@ -6544,6 +6929,7 @@
           <w:p>
             <w:pPr>
               <w:pStyle w:val="Compact"/>
+              <w:jc w:val="left"/>
             </w:pPr>
             <w:r>
               <w:t xml:space="preserve">Qué hace</w:t>
@@ -6555,6 +6941,7 @@
           <w:p>
             <w:pPr>
               <w:pStyle w:val="Compact"/>
+              <w:jc w:val="left"/>
             </w:pPr>
             <w:r>
               <w:t xml:space="preserve">Cuándo se usa</w:t>
@@ -6568,6 +6955,7 @@
           <w:p>
             <w:pPr>
               <w:pStyle w:val="Compact"/>
+              <w:jc w:val="left"/>
             </w:pPr>
             <w:r>
               <w:rPr>
@@ -6583,6 +6971,7 @@
           <w:p>
             <w:pPr>
               <w:pStyle w:val="Compact"/>
+              <w:jc w:val="left"/>
             </w:pPr>
             <w:r>
               <w:t xml:space="preserve">Sirve clientes normales</w:t>
@@ -6594,6 +6983,7 @@
           <w:p>
             <w:pPr>
               <w:pStyle w:val="Compact"/>
+              <w:jc w:val="left"/>
             </w:pPr>
             <w:r>
               <w:t xml:space="preserve">El 90 % de los APs del mundo</w:t>
@@ -6607,6 +6997,7 @@
           <w:p>
             <w:pPr>
               <w:pStyle w:val="Compact"/>
+              <w:jc w:val="left"/>
             </w:pPr>
             <w:r>
               <w:rPr>
@@ -6622,6 +7013,7 @@
           <w:p>
             <w:pPr>
               <w:pStyle w:val="Compact"/>
+              <w:jc w:val="left"/>
             </w:pPr>
             <w:r>
               <w:t xml:space="preserve">Repite la señal de otro AP por radio</w:t>
@@ -6633,6 +7025,7 @@
           <w:p>
             <w:pPr>
               <w:pStyle w:val="Compact"/>
+              <w:jc w:val="left"/>
             </w:pPr>
             <w:r>
               <w:t xml:space="preserve">Zonas sin cable donde llegar</w:t>
@@ -6646,6 +7039,7 @@
           <w:p>
             <w:pPr>
               <w:pStyle w:val="Compact"/>
+              <w:jc w:val="left"/>
             </w:pPr>
             <w:r>
               <w:rPr>
@@ -6661,6 +7055,7 @@
           <w:p>
             <w:pPr>
               <w:pStyle w:val="Compact"/>
+              <w:jc w:val="left"/>
             </w:pPr>
             <w:r>
               <w:t xml:space="preserve">Conecta dispositivos</w:t>
@@ -6688,6 +7083,7 @@
           <w:p>
             <w:pPr>
               <w:pStyle w:val="Compact"/>
+              <w:jc w:val="left"/>
             </w:pPr>
             <w:r>
               <w:t xml:space="preserve">Una impresora antigua con un solo puerto Ethernet</w:t>
@@ -6701,6 +7097,7 @@
           <w:p>
             <w:pPr>
               <w:pStyle w:val="Compact"/>
+              <w:jc w:val="left"/>
             </w:pPr>
             <w:r>
               <w:rPr>
@@ -6716,6 +7113,7 @@
           <w:p>
             <w:pPr>
               <w:pStyle w:val="Compact"/>
+              <w:jc w:val="left"/>
             </w:pPr>
             <w:r>
               <w:t xml:space="preserve">Enlace punto a punto o punto-multipunto</w:t>
@@ -6727,6 +7125,7 @@
           <w:p>
             <w:pPr>
               <w:pStyle w:val="Compact"/>
+              <w:jc w:val="left"/>
             </w:pPr>
             <w:r>
               <w:t xml:space="preserve">Unir edificios (visto en el punto 2)</w:t>
@@ -6740,6 +7139,7 @@
           <w:p>
             <w:pPr>
               <w:pStyle w:val="Compact"/>
+              <w:jc w:val="left"/>
             </w:pPr>
             <w:r>
               <w:rPr>
@@ -6755,6 +7155,7 @@
           <w:p>
             <w:pPr>
               <w:pStyle w:val="Compact"/>
+              <w:jc w:val="left"/>
             </w:pPr>
             <w:r>
               <w:t xml:space="preserve">Cada AP enlaza por radio con sus vecinos y reenvía</w:t>
@@ -6766,6 +7167,7 @@
           <w:p>
             <w:pPr>
               <w:pStyle w:val="Compact"/>
+              <w:jc w:val="left"/>
             </w:pPr>
             <w:r>
               <w:t xml:space="preserve">Naves, campuses, tramos sin cable</w:t>
@@ -6817,7 +7219,13 @@
         <w:t xml:space="preserve"> </w:t>
       </w:r>
       <w:r>
-        <w:t xml:space="preserve">“barato”</w:t>
+        <w:t xml:space="preserve">“</w:t>
+      </w:r>
+      <w:r>
+        <w:t xml:space="preserve">barato</w:t>
+      </w:r>
+      <w:r>
+        <w:t xml:space="preserve">”</w:t>
       </w:r>
       <w:r>
         <w:t xml:space="preserve"> </w:t>
@@ -6846,8 +7254,8 @@
         </w:pict>
       </w:r>
     </w:p>
-    <w:bookmarkEnd w:id="57"/>
-    <w:bookmarkStart w:id="58" w:name="roaming-la-promesa-del-ess"/>
+    <w:bookmarkEnd w:id="71"/>
+    <w:bookmarkStart w:id="72" w:name="roaming-la-promesa-del-ess"/>
     <w:p>
       <w:pPr>
         <w:pStyle w:val="Heading2"/>
@@ -6974,7 +7382,13 @@
         <w:t xml:space="preserve"> </w:t>
       </w:r>
       <w:r>
-        <w:t xml:space="preserve">“roaming”</w:t>
+        <w:t xml:space="preserve">“</w:t>
+      </w:r>
+      <w:r>
+        <w:t xml:space="preserve">roaming</w:t>
+      </w:r>
+      <w:r>
+        <w:t xml:space="preserve">”</w:t>
       </w:r>
       <w:r>
         <w:t xml:space="preserve"> </w:t>
@@ -6986,7 +7400,13 @@
         <w:t xml:space="preserve"> </w:t>
       </w:r>
       <w:r>
-        <w:t xml:space="preserve">“desconexión de 5 segundos cada vez que cambio de planta”</w:t>
+        <w:t xml:space="preserve">“</w:t>
+      </w:r>
+      <w:r>
+        <w:t xml:space="preserve">desconexión de 5 segundos cada vez que cambio de planta</w:t>
+      </w:r>
+      <w:r>
+        <w:t xml:space="preserve">”</w:t>
       </w:r>
       <w:r>
         <w:t xml:space="preserve">.</w:t>
@@ -6999,8 +7419,8 @@
         </w:pict>
       </w:r>
     </w:p>
-    <w:bookmarkEnd w:id="58"/>
-    <w:bookmarkStart w:id="59" w:name="mini-chequeo-3"/>
+    <w:bookmarkEnd w:id="72"/>
+    <w:bookmarkStart w:id="73" w:name="mini-chequeo-3"/>
     <w:p>
       <w:pPr>
         <w:pStyle w:val="Heading2"/>
@@ -7159,8 +7579,8 @@
         </w:pict>
       </w:r>
     </w:p>
-    <w:bookmarkEnd w:id="59"/>
-    <w:bookmarkStart w:id="60" w:name="resumen-en-3-frases-3"/>
+    <w:bookmarkEnd w:id="73"/>
+    <w:bookmarkStart w:id="74" w:name="resumen-en-3-frases-3"/>
     <w:p>
       <w:pPr>
         <w:pStyle w:val="Heading2"/>
@@ -7221,8 +7641,8 @@
         <w:t xml:space="preserve">El roaming lo negocia el cliente; el diseño (solapamiento, SSID común, canales alternos) lo hace posible.</w:t>
       </w:r>
     </w:p>
-    <w:bookmarkEnd w:id="60"/>
-    <w:bookmarkStart w:id="61" w:name="vocabulario-rápido-3"/>
+    <w:bookmarkEnd w:id="74"/>
+    <w:bookmarkStart w:id="75" w:name="vocabulario-rápido-3"/>
     <w:p>
       <w:pPr>
         <w:pStyle w:val="Heading2"/>
@@ -7235,6 +7655,7 @@
       <w:tblPr>
         <w:tblStyle w:val="Table"/>
         <w:tblW w:type="auto" w:w="0"/>
+        <w:jc w:val="left"/>
         <w:tblLook w:firstRow="1" w:lastRow="0" w:firstColumn="0" w:lastColumn="0" w:noHBand="0" w:noVBand="0" w:val="0020"/>
       </w:tblPr>
       <w:tblGrid>
@@ -7250,6 +7671,7 @@
           <w:p>
             <w:pPr>
               <w:pStyle w:val="Compact"/>
+              <w:jc w:val="left"/>
             </w:pPr>
             <w:r>
               <w:t xml:space="preserve">Término</w:t>
@@ -7261,6 +7683,7 @@
           <w:p>
             <w:pPr>
               <w:pStyle w:val="Compact"/>
+              <w:jc w:val="left"/>
             </w:pPr>
             <w:r>
               <w:t xml:space="preserve">Idea general</w:t>
@@ -7274,6 +7697,7 @@
           <w:p>
             <w:pPr>
               <w:pStyle w:val="Compact"/>
+              <w:jc w:val="left"/>
             </w:pPr>
             <w:r>
               <w:t xml:space="preserve">BSS / BSSID</w:t>
@@ -7285,6 +7709,7 @@
           <w:p>
             <w:pPr>
               <w:pStyle w:val="Compact"/>
+              <w:jc w:val="left"/>
             </w:pPr>
             <w:r>
               <w:t xml:space="preserve">Celda de un AP / MAC de esa celda</w:t>
@@ -7298,6 +7723,7 @@
           <w:p>
             <w:pPr>
               <w:pStyle w:val="Compact"/>
+              <w:jc w:val="left"/>
             </w:pPr>
             <w:r>
               <w:t xml:space="preserve">ESS</w:t>
@@ -7309,6 +7735,7 @@
           <w:p>
             <w:pPr>
               <w:pStyle w:val="Compact"/>
+              <w:jc w:val="left"/>
             </w:pPr>
             <w:r>
               <w:t xml:space="preserve">Conjunto de BSSs con el mismo SSID</w:t>
@@ -7322,6 +7749,7 @@
           <w:p>
             <w:pPr>
               <w:pStyle w:val="Compact"/>
+              <w:jc w:val="left"/>
             </w:pPr>
             <w:r>
               <w:t xml:space="preserve">DS</w:t>
@@ -7333,6 +7761,7 @@
           <w:p>
             <w:pPr>
               <w:pStyle w:val="Compact"/>
+              <w:jc w:val="left"/>
             </w:pPr>
             <w:r>
               <w:t xml:space="preserve">El sistema de distribución cableado que une los APs</w:t>
@@ -7346,6 +7775,7 @@
           <w:p>
             <w:pPr>
               <w:pStyle w:val="Compact"/>
+              <w:jc w:val="left"/>
             </w:pPr>
             <w:r>
               <w:t xml:space="preserve">Workgroup Bridge</w:t>
@@ -7357,6 +7787,7 @@
           <w:p>
             <w:pPr>
               <w:pStyle w:val="Compact"/>
+              <w:jc w:val="left"/>
             </w:pPr>
             <w:r>
               <w:t xml:space="preserve">AP como cliente para dar WiFi a un equipo sin red</w:t>
@@ -7370,6 +7801,7 @@
           <w:p>
             <w:pPr>
               <w:pStyle w:val="Compact"/>
+              <w:jc w:val="left"/>
             </w:pPr>
             <w:r>
               <w:t xml:space="preserve">Roaming</w:t>
@@ -7381,6 +7813,7 @@
           <w:p>
             <w:pPr>
               <w:pStyle w:val="Compact"/>
+              <w:jc w:val="left"/>
             </w:pPr>
             <w:r>
               <w:t xml:space="preserve">Cambio de AP sin cambiar de red lógica</w:t>
@@ -7406,7 +7839,7 @@
       <w:r>
         <w:t xml:space="preserve"> </w:t>
       </w:r>
-      <w:hyperlink r:id="rId33">
+      <w:hyperlink r:id="rId44">
         <w:r>
           <w:rPr>
             <w:rStyle w:val="Hyperlink"/>
@@ -7433,7 +7866,7 @@
       <w:r>
         <w:t xml:space="preserve"> </w:t>
       </w:r>
-      <w:hyperlink r:id="rId13">
+      <w:hyperlink r:id="rId24">
         <w:r>
           <w:rPr>
             <w:rStyle w:val="Hyperlink"/>
@@ -7460,7 +7893,7 @@
       <w:r>
         <w:t xml:space="preserve"> </w:t>
       </w:r>
-      <w:hyperlink r:id="rId15">
+      <w:hyperlink r:id="rId26">
         <w:r>
           <w:rPr>
             <w:rStyle w:val="Hyperlink"/>
@@ -7469,9 +7902,9 @@
         </w:r>
       </w:hyperlink>
     </w:p>
-    <w:bookmarkEnd w:id="61"/>
-    <w:bookmarkEnd w:id="62"/>
-    <w:bookmarkStart w:id="75" w:name="cobertura-y-diseño"/>
+    <w:bookmarkEnd w:id="75"/>
+    <w:bookmarkEnd w:id="76"/>
+    <w:bookmarkStart w:id="89" w:name="cobertura-y-diseño"/>
     <w:p>
       <w:pPr>
         <w:pStyle w:val="Heading1"/>
@@ -7535,7 +7968,7 @@
         </w:pict>
       </w:r>
     </w:p>
-    <w:bookmarkStart w:id="63" w:name="la-idea-en-una-frase-4"/>
+    <w:bookmarkStart w:id="77" w:name="la-idea-en-una-frase-4"/>
     <w:p>
       <w:pPr>
         <w:pStyle w:val="Heading2"/>
@@ -7575,8 +8008,8 @@
         </w:pict>
       </w:r>
     </w:p>
-    <w:bookmarkEnd w:id="63"/>
-    <w:bookmarkStart w:id="64" w:name="los-tres-objetivos-del-diseño"/>
+    <w:bookmarkEnd w:id="77"/>
+    <w:bookmarkStart w:id="78" w:name="los-tres-objetivos-del-diseño"/>
     <w:p>
       <w:pPr>
         <w:pStyle w:val="Heading2"/>
@@ -7675,7 +8108,13 @@
         <w:t xml:space="preserve"> </w:t>
       </w:r>
       <w:r>
-        <w:t xml:space="preserve">“tres barras en todas partes”</w:t>
+        <w:t xml:space="preserve">“</w:t>
+      </w:r>
+      <w:r>
+        <w:t xml:space="preserve">tres barras en todas partes</w:t>
+      </w:r>
+      <w:r>
+        <w:t xml:space="preserve">”</w:t>
       </w:r>
       <w:r>
         <w:t xml:space="preserve"> </w:t>
@@ -7691,8 +8130,8 @@
         </w:pict>
       </w:r>
     </w:p>
-    <w:bookmarkEnd w:id="64"/>
-    <w:bookmarkStart w:id="65" w:name="reglas-de-colocación-con-sentido"/>
+    <w:bookmarkEnd w:id="78"/>
+    <w:bookmarkStart w:id="79" w:name="reglas-de-colocación-con-sentido"/>
     <w:p>
       <w:pPr>
         <w:pStyle w:val="Heading2"/>
@@ -7705,6 +8144,7 @@
       <w:tblPr>
         <w:tblStyle w:val="Table"/>
         <w:tblW w:type="pct" w:w="5000"/>
+        <w:jc w:val="left"/>
         <w:tblLayout w:type="fixed"/>
         <w:tblLook w:firstRow="1" w:lastRow="0" w:firstColumn="0" w:lastColumn="0" w:noHBand="0" w:noVBand="0" w:val="0020"/>
       </w:tblPr>
@@ -7721,6 +8161,7 @@
           <w:p>
             <w:pPr>
               <w:pStyle w:val="Compact"/>
+              <w:jc w:val="left"/>
             </w:pPr>
             <w:r>
               <w:t xml:space="preserve">Regla</w:t>
@@ -7732,6 +8173,7 @@
           <w:p>
             <w:pPr>
               <w:pStyle w:val="Compact"/>
+              <w:jc w:val="left"/>
             </w:pPr>
             <w:r>
               <w:t xml:space="preserve">Motivo físico</w:t>
@@ -7745,6 +8187,7 @@
           <w:p>
             <w:pPr>
               <w:pStyle w:val="Compact"/>
+              <w:jc w:val="left"/>
             </w:pPr>
             <w:r>
               <w:t xml:space="preserve">APs</w:t>
@@ -7769,6 +8212,7 @@
           <w:p>
             <w:pPr>
               <w:pStyle w:val="Compact"/>
+              <w:jc w:val="left"/>
             </w:pPr>
             <w:r>
               <w:t xml:space="preserve">El plano de cobertura es un cono; en una estantería cubres media oficina</w:t>
@@ -7782,6 +8226,7 @@
           <w:p>
             <w:pPr>
               <w:pStyle w:val="Compact"/>
+              <w:jc w:val="left"/>
             </w:pPr>
             <w:r>
               <w:rPr>
@@ -7803,6 +8248,7 @@
           <w:p>
             <w:pPr>
               <w:pStyle w:val="Compact"/>
+              <w:jc w:val="left"/>
             </w:pPr>
             <w:r>
               <w:t xml:space="preserve">Para que el roaming no tenga agujeros</w:t>
@@ -7816,6 +8262,7 @@
           <w:p>
             <w:pPr>
               <w:pStyle w:val="Compact"/>
+              <w:jc w:val="left"/>
             </w:pPr>
             <w:r>
               <w:rPr>
@@ -7837,6 +8284,7 @@
           <w:p>
             <w:pPr>
               <w:pStyle w:val="Compact"/>
+              <w:jc w:val="left"/>
             </w:pPr>
             <w:r>
               <w:t xml:space="preserve">Evitar interferencia co-canal</w:t>
@@ -7850,6 +8298,7 @@
           <w:p>
             <w:pPr>
               <w:pStyle w:val="Compact"/>
+              <w:jc w:val="left"/>
             </w:pPr>
             <w:r>
               <w:rPr>
@@ -7865,6 +8314,7 @@
           <w:p>
             <w:pPr>
               <w:pStyle w:val="Compact"/>
+              <w:jc w:val="left"/>
             </w:pPr>
             <w:r>
               <w:t xml:space="preserve">Potencia excesiva = celdas que se pisan = ruido</w:t>
@@ -7878,6 +8328,7 @@
           <w:p>
             <w:pPr>
               <w:pStyle w:val="Compact"/>
+              <w:jc w:val="left"/>
             </w:pPr>
             <w:r>
               <w:rPr>
@@ -7893,6 +8344,7 @@
           <w:p>
             <w:pPr>
               <w:pStyle w:val="Compact"/>
+              <w:jc w:val="left"/>
             </w:pPr>
             <w:r>
               <w:t xml:space="preserve">Atenuación y reflexiones</w:t>
@@ -7906,6 +8358,7 @@
           <w:p>
             <w:pPr>
               <w:pStyle w:val="Compact"/>
+              <w:jc w:val="left"/>
             </w:pPr>
             <w:r>
               <w:t xml:space="preserve">Antena</w:t>
@@ -7933,6 +8386,7 @@
           <w:p>
             <w:pPr>
               <w:pStyle w:val="Compact"/>
+              <w:jc w:val="left"/>
             </w:pPr>
             <w:r>
               <w:t xml:space="preserve">El donut de la antena omni es plano</w:t>
@@ -7974,7 +8428,13 @@
         <w:t xml:space="preserve"> </w:t>
       </w:r>
       <w:r>
-        <w:t xml:space="preserve">“capacidad”</w:t>
+        <w:t xml:space="preserve">“</w:t>
+      </w:r>
+      <w:r>
+        <w:t xml:space="preserve">capacidad</w:t>
+      </w:r>
+      <w:r>
+        <w:t xml:space="preserve">”</w:t>
       </w:r>
       <w:r>
         <w:t xml:space="preserve"> </w:t>
@@ -7986,7 +8446,13 @@
         <w:t xml:space="preserve"> </w:t>
       </w:r>
       <w:r>
-        <w:t xml:space="preserve">“cobertura”</w:t>
+        <w:t xml:space="preserve">“</w:t>
+      </w:r>
+      <w:r>
+        <w:t xml:space="preserve">cobertura</w:t>
+      </w:r>
+      <w:r>
+        <w:t xml:space="preserve">”</w:t>
       </w:r>
       <w:r>
         <w:t xml:space="preserve">.</w:t>
@@ -8021,8 +8487,8 @@
         </w:pict>
       </w:r>
     </w:p>
-    <w:bookmarkEnd w:id="65"/>
-    <w:bookmarkStart w:id="69" w:name="el-plan-de-canales-en-un-plano"/>
+    <w:bookmarkEnd w:id="79"/>
+    <w:bookmarkStart w:id="83" w:name="el-plan-de-canales-en-un-plano"/>
     <w:p>
       <w:pPr>
         <w:pStyle w:val="Heading2"/>
@@ -8048,12 +8514,12 @@
           <wp:inline>
             <wp:extent cx="5334000" cy="2389880"/>
             <wp:effectExtent b="0" l="0" r="0" t="0"/>
-            <wp:docPr descr="Plano con AP-1 ch 1, AP-2 ch 6 y AP-3 ch 11; celdas solapadas en el pasillo" title="" id="67" name="Picture"/>
+            <wp:docPr descr="Plano con AP-1 ch 1, AP-2 ch 6 y AP-3 ch 11; celdas solapadas en el pasillo" title="" id="81" name="Picture"/>
             <a:graphic>
               <a:graphicData uri="http://schemas.openxmlformats.org/drawingml/2006/picture">
                 <pic:pic>
                   <pic:nvPicPr>
-                    <pic:cNvPr descr="public/diagrams/u12-cobertura-canales.svg" id="68" name="Picture"/>
+                    <pic:cNvPr descr="public/diagrams/u12-cobertura-canales.svg" id="82" name="Picture"/>
                     <pic:cNvPicPr>
                       <a:picLocks noChangeArrowheads="1" noChangeAspect="1"/>
                     </pic:cNvPicPr>
@@ -8065,7 +8531,7 @@
                           <a14:useLocalDpi xmlns:a14="http://schemas.microsoft.com/office/drawing/2010/main" val="0"/>
                         </a:ext>
                         <a:ext uri="{96DAC541-7B7A-43D3-8B79-37D633B846F1}">
-                          <asvg:svgBlip xmlns:asvg="http://schemas.microsoft.com/office/drawing/2016/SVG/main" r:embed="rId66"/>
+                          <asvg:svgBlip xmlns:asvg="http://schemas.microsoft.com/office/drawing/2016/SVG/main" r:embed="rId80"/>
                         </a:ext>
                       </a:extLst>
                     </a:blip>
@@ -8130,7 +8596,13 @@
         <w:t xml:space="preserve"> </w:t>
       </w:r>
       <w:r>
-        <w:t xml:space="preserve">“porque hoy toca”</w:t>
+        <w:t xml:space="preserve">“</w:t>
+      </w:r>
+      <w:r>
+        <w:t xml:space="preserve">porque hoy toca</w:t>
+      </w:r>
+      <w:r>
+        <w:t xml:space="preserve">”</w:t>
       </w:r>
       <w:r>
         <w:t xml:space="preserve">.</w:t>
@@ -8143,8 +8615,8 @@
         </w:pict>
       </w:r>
     </w:p>
-    <w:bookmarkEnd w:id="69"/>
-    <w:bookmarkStart w:id="70" w:name="site-survey-medir-antes-de-prometer"/>
+    <w:bookmarkEnd w:id="83"/>
+    <w:bookmarkStart w:id="84" w:name="site-survey-medir-antes-de-prometer"/>
     <w:p>
       <w:pPr>
         <w:pStyle w:val="Heading2"/>
@@ -8308,8 +8780,8 @@
         </w:pict>
       </w:r>
     </w:p>
-    <w:bookmarkEnd w:id="70"/>
-    <w:bookmarkStart w:id="71" w:name="X5c17b81d503d429cb2fed39e9c13bb6b8641d18"/>
+    <w:bookmarkEnd w:id="84"/>
+    <w:bookmarkStart w:id="85" w:name="X5c17b81d503d429cb2fed39e9c13bb6b8641d18"/>
     <w:p>
       <w:pPr>
         <w:pStyle w:val="Heading2"/>
@@ -8321,7 +8793,13 @@
         <w:t xml:space="preserve"> </w:t>
       </w:r>
       <w:r>
-        <w:t xml:space="preserve">“He puesto un extensor en el enchufe del pasillo y cobertura solucionada”</w:t>
+        <w:t xml:space="preserve">“</w:t>
+      </w:r>
+      <w:r>
+        <w:t xml:space="preserve">He puesto un extensor en el enchufe del pasillo y cobertura solucionada</w:t>
+      </w:r>
+      <w:r>
+        <w:t xml:space="preserve">”</w:t>
       </w:r>
     </w:p>
     <w:p>
@@ -8403,8 +8881,8 @@
         </w:pict>
       </w:r>
     </w:p>
-    <w:bookmarkEnd w:id="71"/>
-    <w:bookmarkStart w:id="72" w:name="mini-chequeo-4"/>
+    <w:bookmarkEnd w:id="85"/>
+    <w:bookmarkStart w:id="86" w:name="mini-chequeo-4"/>
     <w:p>
       <w:pPr>
         <w:pStyle w:val="Heading2"/>
@@ -8522,7 +9000,13 @@
         <w:t xml:space="preserve"> </w:t>
       </w:r>
       <w:r>
-        <w:t xml:space="preserve">“la red”</w:t>
+        <w:t xml:space="preserve">“</w:t>
+      </w:r>
+      <w:r>
+        <w:t xml:space="preserve">la red</w:t>
+      </w:r>
+      <w:r>
+        <w:t xml:space="preserve">”</w:t>
       </w:r>
       <w:r>
         <w:t xml:space="preserve"> </w:t>
@@ -8546,7 +9030,13 @@
         <w:t xml:space="preserve"> </w:t>
       </w:r>
       <w:r>
-        <w:t xml:space="preserve">“llegue”</w:t>
+        <w:t xml:space="preserve">“</w:t>
+      </w:r>
+      <w:r>
+        <w:t xml:space="preserve">llegue</w:t>
+      </w:r>
+      <w:r>
+        <w:t xml:space="preserve">”</w:t>
       </w:r>
       <w:r>
         <w:t xml:space="preserve">.</w:t>
@@ -8597,8 +9087,8 @@
         </w:pict>
       </w:r>
     </w:p>
-    <w:bookmarkEnd w:id="72"/>
-    <w:bookmarkStart w:id="73" w:name="resumen-en-3-frases-4"/>
+    <w:bookmarkEnd w:id="86"/>
+    <w:bookmarkStart w:id="87" w:name="resumen-en-3-frases-4"/>
     <w:p>
       <w:pPr>
         <w:pStyle w:val="Heading2"/>
@@ -8675,8 +9165,8 @@
         <w:t xml:space="preserve">(predictivo + in situ) convierte el diseño en datos; la app del móvil ya hace el 80 % en redes pequeñas.</w:t>
       </w:r>
     </w:p>
-    <w:bookmarkEnd w:id="73"/>
-    <w:bookmarkStart w:id="74" w:name="vocabulario-rápido-4"/>
+    <w:bookmarkEnd w:id="87"/>
+    <w:bookmarkStart w:id="88" w:name="vocabulario-rápido-4"/>
     <w:p>
       <w:pPr>
         <w:pStyle w:val="Heading2"/>
@@ -8689,6 +9179,7 @@
       <w:tblPr>
         <w:tblStyle w:val="Table"/>
         <w:tblW w:type="pct" w:w="5000"/>
+        <w:jc w:val="left"/>
         <w:tblLayout w:type="fixed"/>
         <w:tblLook w:firstRow="1" w:lastRow="0" w:firstColumn="0" w:lastColumn="0" w:noHBand="0" w:noVBand="0" w:val="0020"/>
       </w:tblPr>
@@ -8705,6 +9196,7 @@
           <w:p>
             <w:pPr>
               <w:pStyle w:val="Compact"/>
+              <w:jc w:val="left"/>
             </w:pPr>
             <w:r>
               <w:t xml:space="preserve">Término</w:t>
@@ -8716,6 +9208,7 @@
           <w:p>
             <w:pPr>
               <w:pStyle w:val="Compact"/>
+              <w:jc w:val="left"/>
             </w:pPr>
             <w:r>
               <w:t xml:space="preserve">Idea general</w:t>
@@ -8729,6 +9222,7 @@
           <w:p>
             <w:pPr>
               <w:pStyle w:val="Compact"/>
+              <w:jc w:val="left"/>
             </w:pPr>
             <w:r>
               <w:t xml:space="preserve">Celda</w:t>
@@ -8740,6 +9234,7 @@
           <w:p>
             <w:pPr>
               <w:pStyle w:val="Compact"/>
+              <w:jc w:val="left"/>
             </w:pPr>
             <w:r>
               <w:t xml:space="preserve">Área de cobertura de un AP</w:t>
@@ -8753,6 +9248,7 @@
           <w:p>
             <w:pPr>
               <w:pStyle w:val="Compact"/>
+              <w:jc w:val="left"/>
             </w:pPr>
             <w:r>
               <w:t xml:space="preserve">Tiempo de aire</w:t>
@@ -8764,6 +9260,7 @@
           <w:p>
             <w:pPr>
               <w:pStyle w:val="Compact"/>
+              <w:jc w:val="left"/>
             </w:pPr>
             <w:r>
               <w:t xml:space="preserve">Recurso compartido de un canal; la moneda de la capacidad</w:t>
@@ -8777,6 +9274,7 @@
           <w:p>
             <w:pPr>
               <w:pStyle w:val="Compact"/>
+              <w:jc w:val="left"/>
             </w:pPr>
             <w:r>
               <w:t xml:space="preserve">Co-canal</w:t>
@@ -8788,6 +9286,7 @@
           <w:p>
             <w:pPr>
               <w:pStyle w:val="Compact"/>
+              <w:jc w:val="left"/>
             </w:pPr>
             <w:r>
               <w:t xml:space="preserve">Dos emisores en el mismo canal</w:t>
@@ -8801,6 +9300,7 @@
           <w:p>
             <w:pPr>
               <w:pStyle w:val="Compact"/>
+              <w:jc w:val="left"/>
             </w:pPr>
             <w:r>
               <w:t xml:space="preserve">RRM</w:t>
@@ -8812,6 +9312,7 @@
           <w:p>
             <w:pPr>
               <w:pStyle w:val="Compact"/>
+              <w:jc w:val="left"/>
             </w:pPr>
             <w:r>
               <w:t xml:space="preserve">Automatización de canales/potencias (controladores)</w:t>
@@ -8825,6 +9326,7 @@
           <w:p>
             <w:pPr>
               <w:pStyle w:val="Compact"/>
+              <w:jc w:val="left"/>
             </w:pPr>
             <w:r>
               <w:t xml:space="preserve">Site survey</w:t>
@@ -8836,6 +9338,7 @@
           <w:p>
             <w:pPr>
               <w:pStyle w:val="Compact"/>
+              <w:jc w:val="left"/>
             </w:pPr>
             <w:r>
               <w:t xml:space="preserve">Medición de cobertura/canales/ruido in situ</w:t>
@@ -8861,7 +9364,7 @@
       <w:r>
         <w:t xml:space="preserve"> </w:t>
       </w:r>
-      <w:hyperlink r:id="rId33">
+      <w:hyperlink r:id="rId44">
         <w:r>
           <w:rPr>
             <w:rStyle w:val="Hyperlink"/>
@@ -8888,7 +9391,7 @@
       <w:r>
         <w:t xml:space="preserve"> </w:t>
       </w:r>
-      <w:hyperlink r:id="rId14">
+      <w:hyperlink r:id="rId25">
         <w:r>
           <w:rPr>
             <w:rStyle w:val="Hyperlink"/>
@@ -8915,7 +9418,7 @@
       <w:r>
         <w:t xml:space="preserve"> </w:t>
       </w:r>
-      <w:hyperlink r:id="rId16">
+      <w:hyperlink r:id="rId27">
         <w:r>
           <w:rPr>
             <w:rStyle w:val="Hyperlink"/>
@@ -8924,9 +9427,9 @@
         </w:r>
       </w:hyperlink>
     </w:p>
-    <w:bookmarkEnd w:id="74"/>
-    <w:bookmarkEnd w:id="75"/>
-    <w:bookmarkStart w:id="87" w:name="seguridad-wlan"/>
+    <w:bookmarkEnd w:id="88"/>
+    <w:bookmarkEnd w:id="89"/>
+    <w:bookmarkStart w:id="101" w:name="seguridad-wlan"/>
     <w:p>
       <w:pPr>
         <w:pStyle w:val="Heading1"/>
@@ -8990,7 +9493,7 @@
         </w:pict>
       </w:r>
     </w:p>
-    <w:bookmarkStart w:id="76" w:name="la-idea-en-una-frase-5"/>
+    <w:bookmarkStart w:id="90" w:name="la-idea-en-una-frase-5"/>
     <w:p>
       <w:pPr>
         <w:pStyle w:val="Heading2"/>
@@ -9027,8 +9530,8 @@
         </w:pict>
       </w:r>
     </w:p>
-    <w:bookmarkEnd w:id="76"/>
-    <w:bookmarkStart w:id="77" w:name="X15584326dd49733c5644d53c7cc74666e459ddc"/>
+    <w:bookmarkEnd w:id="90"/>
+    <w:bookmarkStart w:id="91" w:name="X15584326dd49733c5644d53c7cc74666e459ddc"/>
     <w:p>
       <w:pPr>
         <w:pStyle w:val="Heading2"/>
@@ -9041,6 +9544,7 @@
       <w:tblPr>
         <w:tblStyle w:val="Table"/>
         <w:tblW w:type="pct" w:w="5000"/>
+        <w:jc w:val="left"/>
         <w:tblLayout w:type="fixed"/>
         <w:tblLook w:firstRow="1" w:lastRow="0" w:firstColumn="0" w:lastColumn="0" w:noHBand="0" w:noVBand="0" w:val="0020"/>
       </w:tblPr>
@@ -9058,6 +9562,7 @@
           <w:p>
             <w:pPr>
               <w:pStyle w:val="Compact"/>
+              <w:jc w:val="left"/>
             </w:pPr>
             <w:r>
               <w:t xml:space="preserve">Protocolo</w:t>
@@ -9069,6 +9574,7 @@
           <w:p>
             <w:pPr>
               <w:pStyle w:val="Compact"/>
+              <w:jc w:val="left"/>
             </w:pPr>
             <w:r>
               <w:t xml:space="preserve">Estado</w:t>
@@ -9080,6 +9586,7 @@
           <w:p>
             <w:pPr>
               <w:pStyle w:val="Compact"/>
+              <w:jc w:val="left"/>
             </w:pPr>
             <w:r>
               <w:t xml:space="preserve">Por qué</w:t>
@@ -9093,6 +9600,7 @@
           <w:p>
             <w:pPr>
               <w:pStyle w:val="Compact"/>
+              <w:jc w:val="left"/>
             </w:pPr>
             <w:r>
               <w:rPr>
@@ -9108,6 +9616,7 @@
           <w:p>
             <w:pPr>
               <w:pStyle w:val="Compact"/>
+              <w:jc w:val="left"/>
             </w:pPr>
             <w:r>
               <w:t xml:space="preserve">☠️ Muerto desde hace años</w:t>
@@ -9119,6 +9628,7 @@
           <w:p>
             <w:pPr>
               <w:pStyle w:val="Compact"/>
+              <w:jc w:val="left"/>
             </w:pPr>
             <w:r>
               <w:t xml:space="preserve">RC4 con IVs de 24 bits: se rompe en minutos con herramientas automáticas</w:t>
@@ -9132,6 +9642,7 @@
           <w:p>
             <w:pPr>
               <w:pStyle w:val="Compact"/>
+              <w:jc w:val="left"/>
             </w:pPr>
             <w:r>
               <w:rPr>
@@ -9147,6 +9658,7 @@
           <w:p>
             <w:pPr>
               <w:pStyle w:val="Compact"/>
+              <w:jc w:val="left"/>
             </w:pPr>
             <w:r>
               <w:t xml:space="preserve">☠️ Retirado</w:t>
@@ -9158,6 +9670,7 @@
           <w:p>
             <w:pPr>
               <w:pStyle w:val="Compact"/>
+              <w:jc w:val="left"/>
             </w:pPr>
             <w:r>
               <w:t xml:space="preserve">Parche provisional (TKIP) sobre WEP-compatible; también roto</w:t>
@@ -9171,6 +9684,7 @@
           <w:p>
             <w:pPr>
               <w:pStyle w:val="Compact"/>
+              <w:jc w:val="left"/>
             </w:pPr>
             <w:r>
               <w:rPr>
@@ -9186,6 +9700,7 @@
           <w:p>
             <w:pPr>
               <w:pStyle w:val="Compact"/>
+              <w:jc w:val="left"/>
             </w:pPr>
             <w:r>
               <w:t xml:space="preserve">✅ El estándar durante 15+ años</w:t>
@@ -9197,6 +9712,7 @@
           <w:p>
             <w:pPr>
               <w:pStyle w:val="Compact"/>
+              <w:jc w:val="left"/>
             </w:pPr>
             <w:r>
               <w:t xml:space="preserve">AES-CCMP; sigue siendo válido, PSK o Enterprise</w:t>
@@ -9210,6 +9726,7 @@
           <w:p>
             <w:pPr>
               <w:pStyle w:val="Compact"/>
+              <w:jc w:val="left"/>
             </w:pPr>
             <w:r>
               <w:rPr>
@@ -9225,6 +9742,7 @@
           <w:p>
             <w:pPr>
               <w:pStyle w:val="Compact"/>
+              <w:jc w:val="left"/>
             </w:pPr>
             <w:r>
               <w:t xml:space="preserve">✅ El actual</w:t>
@@ -9236,6 +9754,7 @@
           <w:p>
             <w:pPr>
               <w:pStyle w:val="Compact"/>
+              <w:jc w:val="left"/>
             </w:pPr>
             <w:r>
               <w:t xml:space="preserve">SAE en vez de PSK,</w:t>
@@ -9284,7 +9803,13 @@
         <w:t xml:space="preserve"> </w:t>
       </w:r>
       <w:r>
-        <w:t xml:space="preserve">“estándar vigente”</w:t>
+        <w:t xml:space="preserve">“</w:t>
+      </w:r>
+      <w:r>
+        <w:t xml:space="preserve">estándar vigente</w:t>
+      </w:r>
+      <w:r>
+        <w:t xml:space="preserve">”</w:t>
       </w:r>
       <w:r>
         <w:t xml:space="preserve"> </w:t>
@@ -9296,7 +9821,13 @@
         <w:t xml:space="preserve"> </w:t>
       </w:r>
       <w:r>
-        <w:t xml:space="preserve">“configuración eterna”</w:t>
+        <w:t xml:space="preserve">“</w:t>
+      </w:r>
+      <w:r>
+        <w:t xml:space="preserve">configuración eterna</w:t>
+      </w:r>
+      <w:r>
+        <w:t xml:space="preserve">”</w:t>
       </w:r>
       <w:r>
         <w:t xml:space="preserve">.</w:t>
@@ -9309,8 +9840,8 @@
         </w:pict>
       </w:r>
     </w:p>
-    <w:bookmarkEnd w:id="77"/>
-    <w:bookmarkStart w:id="78" w:name="X06bc3a7647489870aed1904b67647bb7ea93465"/>
+    <w:bookmarkEnd w:id="91"/>
+    <w:bookmarkStart w:id="92" w:name="X06bc3a7647489870aed1904b67647bb7ea93465"/>
     <w:p>
       <w:pPr>
         <w:pStyle w:val="Heading2"/>
@@ -9323,6 +9854,7 @@
       <w:tblPr>
         <w:tblStyle w:val="Table"/>
         <w:tblW w:type="pct" w:w="5000"/>
+        <w:jc w:val="left"/>
         <w:tblLayout w:type="fixed"/>
         <w:tblLook w:firstRow="1" w:lastRow="0" w:firstColumn="0" w:lastColumn="0" w:noHBand="0" w:noVBand="0" w:val="0020"/>
       </w:tblPr>
@@ -9348,6 +9880,7 @@
           <w:p>
             <w:pPr>
               <w:pStyle w:val="Compact"/>
+              <w:jc w:val="left"/>
             </w:pPr>
             <w:r>
               <w:rPr>
@@ -9363,6 +9896,7 @@
           <w:p>
             <w:pPr>
               <w:pStyle w:val="Compact"/>
+              <w:jc w:val="left"/>
             </w:pPr>
             <w:r>
               <w:rPr>
@@ -9380,6 +9914,7 @@
           <w:p>
             <w:pPr>
               <w:pStyle w:val="Compact"/>
+              <w:jc w:val="left"/>
             </w:pPr>
             <w:r>
               <w:t xml:space="preserve">Credencial</w:t>
@@ -9391,6 +9926,7 @@
           <w:p>
             <w:pPr>
               <w:pStyle w:val="Compact"/>
+              <w:jc w:val="left"/>
             </w:pPr>
             <w:r>
               <w:t xml:space="preserve">Una clave compartida por todos</w:t>
@@ -9402,6 +9938,7 @@
           <w:p>
             <w:pPr>
               <w:pStyle w:val="Compact"/>
+              <w:jc w:val="left"/>
             </w:pPr>
             <w:r>
               <w:t xml:space="preserve">Usuario/contraseña o certificado</w:t>
@@ -9425,6 +9962,7 @@
           <w:p>
             <w:pPr>
               <w:pStyle w:val="Compact"/>
+              <w:jc w:val="left"/>
             </w:pPr>
             <w:r>
               <w:t xml:space="preserve">¿Quién valida?</w:t>
@@ -9436,6 +9974,7 @@
           <w:p>
             <w:pPr>
               <w:pStyle w:val="Compact"/>
+              <w:jc w:val="left"/>
             </w:pPr>
             <w:r>
               <w:t xml:space="preserve">El AP compara la clave</w:t>
@@ -9447,6 +9986,7 @@
           <w:p>
             <w:pPr>
               <w:pStyle w:val="Compact"/>
+              <w:jc w:val="left"/>
             </w:pPr>
             <w:r>
               <w:t xml:space="preserve">Un servidor</w:t>
@@ -9476,6 +10016,7 @@
           <w:p>
             <w:pPr>
               <w:pStyle w:val="Compact"/>
+              <w:jc w:val="left"/>
             </w:pPr>
             <w:r>
               <w:t xml:space="preserve">Si alguien se va</w:t>
@@ -9487,6 +10028,7 @@
           <w:p>
             <w:pPr>
               <w:pStyle w:val="Compact"/>
+              <w:jc w:val="left"/>
             </w:pPr>
             <w:r>
               <w:t xml:space="preserve">Cambias la clave en todos los equipos</w:t>
@@ -9498,6 +10040,7 @@
           <w:p>
             <w:pPr>
               <w:pStyle w:val="Compact"/>
+              <w:jc w:val="left"/>
             </w:pPr>
             <w:r>
               <w:t xml:space="preserve">Desactivas su cuenta y listo</w:t>
@@ -9511,6 +10054,7 @@
           <w:p>
             <w:pPr>
               <w:pStyle w:val="Compact"/>
+              <w:jc w:val="left"/>
             </w:pPr>
             <w:r>
               <w:t xml:space="preserve">Trazabilidad</w:t>
@@ -9522,6 +10066,7 @@
           <w:p>
             <w:pPr>
               <w:pStyle w:val="Compact"/>
+              <w:jc w:val="left"/>
             </w:pPr>
             <w:r>
               <w:t xml:space="preserve">Todos son</w:t>
@@ -9530,15 +10075,22 @@
               <w:t xml:space="preserve"> </w:t>
             </w:r>
             <w:r>
-              <w:t xml:space="preserve">“la clave”</w:t>
-            </w:r>
-          </w:p>
-        </w:tc>
-        <w:tc>
-          <w:tcPr/>
-          <w:p>
-            <w:pPr>
-              <w:pStyle w:val="Compact"/>
+              <w:t xml:space="preserve">“</w:t>
+            </w:r>
+            <w:r>
+              <w:t xml:space="preserve">la clave</w:t>
+            </w:r>
+            <w:r>
+              <w:t xml:space="preserve">”</w:t>
+            </w:r>
+          </w:p>
+        </w:tc>
+        <w:tc>
+          <w:tcPr/>
+          <w:p>
+            <w:pPr>
+              <w:pStyle w:val="Compact"/>
+              <w:jc w:val="left"/>
             </w:pPr>
             <w:r>
               <w:t xml:space="preserve">Logs por usuario (quién, cuándo, qué AP)</w:t>
@@ -9552,6 +10104,7 @@
           <w:p>
             <w:pPr>
               <w:pStyle w:val="Compact"/>
+              <w:jc w:val="left"/>
             </w:pPr>
             <w:r>
               <w:t xml:space="preserve">Coste/complejidad</w:t>
@@ -9563,6 +10116,7 @@
           <w:p>
             <w:pPr>
               <w:pStyle w:val="Compact"/>
+              <w:jc w:val="left"/>
             </w:pPr>
             <w:r>
               <w:t xml:space="preserve">Cero (el router de casa)</w:t>
@@ -9574,6 +10128,7 @@
           <w:p>
             <w:pPr>
               <w:pStyle w:val="Compact"/>
+              <w:jc w:val="left"/>
             </w:pPr>
             <w:r>
               <w:t xml:space="preserve">RADIUS + identidad (NPS, FreeRADIUS, ISE…)</w:t>
@@ -9729,8 +10284,8 @@
         </w:pict>
       </w:r>
     </w:p>
-    <w:bookmarkEnd w:id="78"/>
-    <w:bookmarkStart w:id="82" w:name="anatomía-de-una-wlan-empresarial-segura"/>
+    <w:bookmarkEnd w:id="92"/>
+    <w:bookmarkStart w:id="96" w:name="anatomía-de-una-wlan-empresarial-segura"/>
     <w:p>
       <w:pPr>
         <w:pStyle w:val="Heading2"/>
@@ -9748,12 +10303,12 @@
           <wp:inline>
             <wp:extent cx="5334000" cy="2047958"/>
             <wp:effectExtent b="0" l="0" r="0" t="0"/>
-            <wp:docPr descr="SSID CORP → VLAN 10 e INVITADOS → VLAN 99: el AP puentea y el switch etiqueta por trunk" title="" id="80" name="Picture"/>
+            <wp:docPr descr="SSID CORP → VLAN 10 e INVITADOS → VLAN 99: el AP puentea y el switch etiqueta por trunk" title="" id="94" name="Picture"/>
             <a:graphic>
               <a:graphicData uri="http://schemas.openxmlformats.org/drawingml/2006/picture">
                 <pic:pic>
                   <pic:nvPicPr>
-                    <pic:cNvPr descr="public/diagrams/u12-ssid-vlan.svg" id="81" name="Picture"/>
+                    <pic:cNvPr descr="public/diagrams/u12-ssid-vlan.svg" id="95" name="Picture"/>
                     <pic:cNvPicPr>
                       <a:picLocks noChangeArrowheads="1" noChangeAspect="1"/>
                     </pic:cNvPicPr>
@@ -9765,7 +10320,7 @@
                           <a14:useLocalDpi xmlns:a14="http://schemas.microsoft.com/office/drawing/2010/main" val="0"/>
                         </a:ext>
                         <a:ext uri="{96DAC541-7B7A-43D3-8B79-37D633B846F1}">
-                          <asvg:svgBlip xmlns:asvg="http://schemas.microsoft.com/office/drawing/2016/SVG/main" r:embed="rId79"/>
+                          <asvg:svgBlip xmlns:asvg="http://schemas.microsoft.com/office/drawing/2016/SVG/main" r:embed="rId93"/>
                         </a:ext>
                       </a:extLst>
                     </a:blip>
@@ -9833,7 +10388,13 @@
         <w:t xml:space="preserve"> </w:t>
       </w:r>
       <w:r>
-        <w:t xml:space="preserve">“puentea”</w:t>
+        <w:t xml:space="preserve">“</w:t>
+      </w:r>
+      <w:r>
+        <w:t xml:space="preserve">puentea</w:t>
+      </w:r>
+      <w:r>
+        <w:t xml:space="preserve">”</w:t>
       </w:r>
       <w:r>
         <w:t xml:space="preserve"> </w:t>
@@ -9909,8 +10470,8 @@
         </w:pict>
       </w:r>
     </w:p>
-    <w:bookmarkEnd w:id="82"/>
-    <w:bookmarkStart w:id="83" w:name="X66886050871e8166c37ff92141c379b848db194"/>
+    <w:bookmarkEnd w:id="96"/>
+    <w:bookmarkStart w:id="97" w:name="X66886050871e8166c37ff92141c379b848db194"/>
     <w:p>
       <w:pPr>
         <w:pStyle w:val="Heading2"/>
@@ -9922,7 +10483,13 @@
         <w:t xml:space="preserve"> </w:t>
       </w:r>
       <w:r>
-        <w:t xml:space="preserve">“WEP tiene un candado, luego es seguro”</w:t>
+        <w:t xml:space="preserve">“</w:t>
+      </w:r>
+      <w:r>
+        <w:t xml:space="preserve">WEP tiene un candado, luego es seguro</w:t>
+      </w:r>
+      <w:r>
+        <w:t xml:space="preserve">”</w:t>
       </w:r>
     </w:p>
     <w:p>
@@ -9982,7 +10549,13 @@
         <w:t xml:space="preserve"> </w:t>
       </w:r>
       <w:r>
-        <w:t xml:space="preserve">“por si acaso”</w:t>
+        <w:t xml:space="preserve">“</w:t>
+      </w:r>
+      <w:r>
+        <w:t xml:space="preserve">por si acaso</w:t>
+      </w:r>
+      <w:r>
+        <w:t xml:space="preserve">”</w:t>
       </w:r>
       <w:r>
         <w:t xml:space="preserve"> </w:t>
@@ -9994,7 +10567,13 @@
         <w:t xml:space="preserve"> </w:t>
       </w:r>
       <w:r>
-        <w:t xml:space="preserve">“para reforzar”</w:t>
+        <w:t xml:space="preserve">“</w:t>
+      </w:r>
+      <w:r>
+        <w:t xml:space="preserve">para reforzar</w:t>
+      </w:r>
+      <w:r>
+        <w:t xml:space="preserve">”</w:t>
       </w:r>
       <w:r>
         <w:t xml:space="preserve">, has decorado el cartón. El SSID oculto viaja en claro y la MAC se clona. Ni una ni otra son seguridad: son pintura.</w:t>
@@ -10038,8 +10617,8 @@
         </w:pict>
       </w:r>
     </w:p>
-    <w:bookmarkEnd w:id="83"/>
-    <w:bookmarkStart w:id="84" w:name="mini-chequeo-5"/>
+    <w:bookmarkEnd w:id="97"/>
+    <w:bookmarkStart w:id="98" w:name="mini-chequeo-5"/>
     <w:p>
       <w:pPr>
         <w:pStyle w:val="Heading2"/>
@@ -10171,7 +10750,13 @@
         <w:t xml:space="preserve"> </w:t>
       </w:r>
       <w:r>
-        <w:t xml:space="preserve">“PROFES”</w:t>
+        <w:t xml:space="preserve">“</w:t>
+      </w:r>
+      <w:r>
+        <w:t xml:space="preserve">PROFES</w:t>
+      </w:r>
+      <w:r>
+        <w:t xml:space="preserve">”</w:t>
       </w:r>
       <w:r>
         <w:t xml:space="preserve"> </w:t>
@@ -10183,7 +10768,13 @@
         <w:t xml:space="preserve"> </w:t>
       </w:r>
       <w:r>
-        <w:t xml:space="preserve">“ALUMNOS”</w:t>
+        <w:t xml:space="preserve">“</w:t>
+      </w:r>
+      <w:r>
+        <w:t xml:space="preserve">ALUMNOS</w:t>
+      </w:r>
+      <w:r>
+        <w:t xml:space="preserve">”</w:t>
       </w:r>
       <w:r>
         <w:t xml:space="preserve"> </w:t>
@@ -10195,7 +10786,13 @@
         <w:t xml:space="preserve"> </w:t>
       </w:r>
       <w:r>
-        <w:t xml:space="preserve">“INVITADOS”</w:t>
+        <w:t xml:space="preserve">“</w:t>
+      </w:r>
+      <w:r>
+        <w:t xml:space="preserve">INVITADOS</w:t>
+      </w:r>
+      <w:r>
+        <w:t xml:space="preserve">”</w:t>
       </w:r>
       <w:r>
         <w:t xml:space="preserve"> </w:t>
@@ -10211,8 +10808,8 @@
         </w:pict>
       </w:r>
     </w:p>
-    <w:bookmarkEnd w:id="84"/>
-    <w:bookmarkStart w:id="85" w:name="resumen-en-3-frases-5"/>
+    <w:bookmarkEnd w:id="98"/>
+    <w:bookmarkStart w:id="99" w:name="resumen-en-3-frases-5"/>
     <w:p>
       <w:pPr>
         <w:pStyle w:val="Heading2"/>
@@ -10328,8 +10925,8 @@
         <w:t xml:space="preserve">, invitados aislados y gestión del AP protegida; ocultar SSID o filtrar MACs es pintura.</w:t>
       </w:r>
     </w:p>
-    <w:bookmarkEnd w:id="85"/>
-    <w:bookmarkStart w:id="86" w:name="vocabulario-rápido-5"/>
+    <w:bookmarkEnd w:id="99"/>
+    <w:bookmarkStart w:id="100" w:name="vocabulario-rápido-5"/>
     <w:p>
       <w:pPr>
         <w:pStyle w:val="Heading2"/>
@@ -10342,6 +10939,7 @@
       <w:tblPr>
         <w:tblStyle w:val="Table"/>
         <w:tblW w:type="auto" w:w="0"/>
+        <w:jc w:val="left"/>
         <w:tblLook w:firstRow="1" w:lastRow="0" w:firstColumn="0" w:lastColumn="0" w:noHBand="0" w:noVBand="0" w:val="0020"/>
       </w:tblPr>
       <w:tblGrid>
@@ -10357,6 +10955,7 @@
           <w:p>
             <w:pPr>
               <w:pStyle w:val="Compact"/>
+              <w:jc w:val="left"/>
             </w:pPr>
             <w:r>
               <w:t xml:space="preserve">Término</w:t>
@@ -10368,6 +10967,7 @@
           <w:p>
             <w:pPr>
               <w:pStyle w:val="Compact"/>
+              <w:jc w:val="left"/>
             </w:pPr>
             <w:r>
               <w:t xml:space="preserve">Idea general</w:t>
@@ -10381,6 +10981,7 @@
           <w:p>
             <w:pPr>
               <w:pStyle w:val="Compact"/>
+              <w:jc w:val="left"/>
             </w:pPr>
             <w:r>
               <w:t xml:space="preserve">PSK</w:t>
@@ -10392,6 +10993,7 @@
           <w:p>
             <w:pPr>
               <w:pStyle w:val="Compact"/>
+              <w:jc w:val="left"/>
             </w:pPr>
             <w:r>
               <w:t xml:space="preserve">Clave precompartida (Personal)</w:t>
@@ -10405,6 +11007,7 @@
           <w:p>
             <w:pPr>
               <w:pStyle w:val="Compact"/>
+              <w:jc w:val="left"/>
             </w:pPr>
             <w:r>
               <w:t xml:space="preserve">802.1X</w:t>
@@ -10416,6 +11019,7 @@
           <w:p>
             <w:pPr>
               <w:pStyle w:val="Compact"/>
+              <w:jc w:val="left"/>
             </w:pPr>
             <w:r>
               <w:t xml:space="preserve">Autenticación de puerto: pide identidad antes de dar red</w:t>
@@ -10429,6 +11033,7 @@
           <w:p>
             <w:pPr>
               <w:pStyle w:val="Compact"/>
+              <w:jc w:val="left"/>
             </w:pPr>
             <w:r>
               <w:t xml:space="preserve">RADIUS</w:t>
@@ -10440,6 +11045,7 @@
           <w:p>
             <w:pPr>
               <w:pStyle w:val="Compact"/>
+              <w:jc w:val="left"/>
             </w:pPr>
             <w:r>
               <w:t xml:space="preserve">Servidor que valida credenciales 802.1X</w:t>
@@ -10453,6 +11059,7 @@
           <w:p>
             <w:pPr>
               <w:pStyle w:val="Compact"/>
+              <w:jc w:val="left"/>
             </w:pPr>
             <w:r>
               <w:t xml:space="preserve">SAE</w:t>
@@ -10464,6 +11071,7 @@
           <w:p>
             <w:pPr>
               <w:pStyle w:val="Compact"/>
+              <w:jc w:val="left"/>
             </w:pPr>
             <w:r>
               <w:t xml:space="preserve">El handshake de WPA3 (sustituto de PSK)</w:t>
@@ -10477,6 +11085,7 @@
           <w:p>
             <w:pPr>
               <w:pStyle w:val="Compact"/>
+              <w:jc w:val="left"/>
             </w:pPr>
             <w:r>
               <w:t xml:space="preserve">Portal cautivo</w:t>
@@ -10488,6 +11097,7 @@
           <w:p>
             <w:pPr>
               <w:pStyle w:val="Compact"/>
+              <w:jc w:val="left"/>
             </w:pPr>
             <w:r>
               <w:t xml:space="preserve">Página de login para invitados</w:t>
@@ -10513,7 +11123,7 @@
       <w:r>
         <w:t xml:space="preserve"> </w:t>
       </w:r>
-      <w:hyperlink r:id="rId33">
+      <w:hyperlink r:id="rId44">
         <w:r>
           <w:rPr>
             <w:rStyle w:val="Hyperlink"/>
@@ -10540,7 +11150,7 @@
       <w:r>
         <w:t xml:space="preserve"> </w:t>
       </w:r>
-      <w:hyperlink r:id="rId15">
+      <w:hyperlink r:id="rId26">
         <w:r>
           <w:rPr>
             <w:rStyle w:val="Hyperlink"/>
@@ -10567,7 +11177,7 @@
       <w:r>
         <w:t xml:space="preserve"> </w:t>
       </w:r>
-      <w:hyperlink r:id="rId17">
+      <w:hyperlink r:id="rId28">
         <w:r>
           <w:rPr>
             <w:rStyle w:val="Hyperlink"/>
@@ -10576,9 +11186,9 @@
         </w:r>
       </w:hyperlink>
     </w:p>
-    <w:bookmarkEnd w:id="86"/>
-    <w:bookmarkEnd w:id="87"/>
-    <w:bookmarkStart w:id="100" w:name="aps-y-controladores"/>
+    <w:bookmarkEnd w:id="100"/>
+    <w:bookmarkEnd w:id="101"/>
+    <w:bookmarkStart w:id="114" w:name="aps-y-controladores"/>
     <w:p>
       <w:pPr>
         <w:pStyle w:val="Heading1"/>
@@ -10642,7 +11252,7 @@
         </w:pict>
       </w:r>
     </w:p>
-    <w:bookmarkStart w:id="88" w:name="la-idea-en-una-frase-6"/>
+    <w:bookmarkStart w:id="102" w:name="la-idea-en-una-frase-6"/>
     <w:p>
       <w:pPr>
         <w:pStyle w:val="Heading2"/>
@@ -10714,8 +11324,8 @@
         </w:pict>
       </w:r>
     </w:p>
-    <w:bookmarkEnd w:id="88"/>
-    <w:bookmarkStart w:id="89" w:name="autónomo-el-ap-que-se-apaña-solo"/>
+    <w:bookmarkEnd w:id="102"/>
+    <w:bookmarkStart w:id="103" w:name="autónomo-el-ap-que-se-apaña-solo"/>
     <w:p>
       <w:pPr>
         <w:pStyle w:val="Heading2"/>
@@ -10736,6 +11346,7 @@
       <w:tblPr>
         <w:tblStyle w:val="Table"/>
         <w:tblW w:type="pct" w:w="5000"/>
+        <w:jc w:val="left"/>
         <w:tblLayout w:type="fixed"/>
         <w:tblLook w:firstRow="1" w:lastRow="0" w:firstColumn="0" w:lastColumn="0" w:noHBand="0" w:noVBand="0" w:val="0020"/>
       </w:tblPr>
@@ -10752,6 +11363,7 @@
           <w:p>
             <w:pPr>
               <w:pStyle w:val="Compact"/>
+              <w:jc w:val="left"/>
             </w:pPr>
             <w:r>
               <w:t xml:space="preserve">Ventaja</w:t>
@@ -10763,6 +11375,7 @@
           <w:p>
             <w:pPr>
               <w:pStyle w:val="Compact"/>
+              <w:jc w:val="left"/>
             </w:pPr>
             <w:r>
               <w:t xml:space="preserve">Inconveniente</w:t>
@@ -10776,6 +11389,7 @@
           <w:p>
             <w:pPr>
               <w:pStyle w:val="Compact"/>
+              <w:jc w:val="left"/>
             </w:pPr>
             <w:r>
               <w:t xml:space="preserve">Barato y sencillo; no necesita nada más</w:t>
@@ -10787,6 +11401,7 @@
           <w:p>
             <w:pPr>
               <w:pStyle w:val="Compact"/>
+              <w:jc w:val="left"/>
             </w:pPr>
             <w:r>
               <w:t xml:space="preserve">Configuración repetida en cada AP</w:t>
@@ -10800,6 +11415,7 @@
           <w:p>
             <w:pPr>
               <w:pStyle w:val="Compact"/>
+              <w:jc w:val="left"/>
             </w:pPr>
             <w:r>
               <w:t xml:space="preserve">Perfecto para 1-5 APs, PYMEs, casas</w:t>
@@ -10811,6 +11427,7 @@
           <w:p>
             <w:pPr>
               <w:pStyle w:val="Compact"/>
+              <w:jc w:val="left"/>
             </w:pPr>
             <w:r>
               <w:t xml:space="preserve">Roaming entre APs</w:t>
@@ -10819,7 +11436,13 @@
               <w:t xml:space="preserve"> </w:t>
             </w:r>
             <w:r>
-              <w:t xml:space="preserve">“a lo bestia”</w:t>
+              <w:t xml:space="preserve">“</w:t>
+            </w:r>
+            <w:r>
+              <w:t xml:space="preserve">a lo bestia</w:t>
+            </w:r>
+            <w:r>
+              <w:t xml:space="preserve">”</w:t>
             </w:r>
             <w:r>
               <w:t xml:space="preserve"> </w:t>
@@ -10836,6 +11459,7 @@
           <w:p>
             <w:pPr>
               <w:pStyle w:val="Compact"/>
+              <w:jc w:val="left"/>
             </w:pPr>
             <w:r>
               <w:t xml:space="preserve">No hay punto único de fallo central</w:t>
@@ -10847,6 +11471,7 @@
           <w:p>
             <w:pPr>
               <w:pStyle w:val="Compact"/>
+              <w:jc w:val="left"/>
             </w:pPr>
             <w:r>
               <w:t xml:space="preserve">Sin visión global: canales y potencias a mano</w:t>
@@ -10870,8 +11495,8 @@
         </w:pict>
       </w:r>
     </w:p>
-    <w:bookmarkEnd w:id="89"/>
-    <w:bookmarkStart w:id="93" w:name="Xe89561dc8a3a3cd5807ded778a32640ac2b2c02"/>
+    <w:bookmarkEnd w:id="103"/>
+    <w:bookmarkStart w:id="107" w:name="Xe89561dc8a3a3cd5807ded778a32640ac2b2c02"/>
     <w:p>
       <w:pPr>
         <w:pStyle w:val="Heading2"/>
@@ -10891,7 +11516,13 @@
         <w:t xml:space="preserve"> </w:t>
       </w:r>
       <w:r>
-        <w:t xml:space="preserve">“vacía”</w:t>
+        <w:t xml:space="preserve">“</w:t>
+      </w:r>
+      <w:r>
+        <w:t xml:space="preserve">vacía</w:t>
+      </w:r>
+      <w:r>
+        <w:t xml:space="preserve">”</w:t>
       </w:r>
       <w:r>
         <w:t xml:space="preserve">: mantiene la parte física (radio, beacons, cifrado de tramas) y delega la gestión en un</w:t>
@@ -10932,12 +11563,12 @@
           <wp:inline>
             <wp:extent cx="5334000" cy="2151914"/>
             <wp:effectExtent b="0" l="0" r="0" t="0"/>
-            <wp:docPr descr="AP lightweight unido al WLC por túnel CAPWAP; el WLC es el cerebro de la flota" title="" id="91" name="Picture"/>
+            <wp:docPr descr="AP lightweight unido al WLC por túnel CAPWAP; el WLC es el cerebro de la flota" title="" id="105" name="Picture"/>
             <a:graphic>
               <a:graphicData uri="http://schemas.openxmlformats.org/drawingml/2006/picture">
                 <pic:pic>
                   <pic:nvPicPr>
-                    <pic:cNvPr descr="public/diagrams/u12-capwap-wlc.svg" id="92" name="Picture"/>
+                    <pic:cNvPr descr="public/diagrams/u12-capwap-wlc.svg" id="106" name="Picture"/>
                     <pic:cNvPicPr>
                       <a:picLocks noChangeArrowheads="1" noChangeAspect="1"/>
                     </pic:cNvPicPr>
@@ -10949,7 +11580,7 @@
                           <a14:useLocalDpi xmlns:a14="http://schemas.microsoft.com/office/drawing/2010/main" val="0"/>
                         </a:ext>
                         <a:ext uri="{96DAC541-7B7A-43D3-8B79-37D633B846F1}">
-                          <asvg:svgBlip xmlns:asvg="http://schemas.microsoft.com/office/drawing/2016/SVG/main" r:embed="rId90"/>
+                          <asvg:svgBlip xmlns:asvg="http://schemas.microsoft.com/office/drawing/2016/SVG/main" r:embed="rId104"/>
                         </a:ext>
                       </a:extLst>
                     </a:blip>
@@ -11103,6 +11734,7 @@
       <w:tblPr>
         <w:tblStyle w:val="Table"/>
         <w:tblW w:type="auto" w:w="0"/>
+        <w:jc w:val="left"/>
         <w:tblLook w:firstRow="1" w:lastRow="0" w:firstColumn="0" w:lastColumn="0" w:noHBand="0" w:noVBand="0" w:val="0020"/>
       </w:tblPr>
       <w:tblGrid>
@@ -11127,6 +11759,7 @@
           <w:p>
             <w:pPr>
               <w:pStyle w:val="Compact"/>
+              <w:jc w:val="left"/>
             </w:pPr>
             <w:r>
               <w:t xml:space="preserve">Autónomo</w:t>
@@ -11138,6 +11771,7 @@
           <w:p>
             <w:pPr>
               <w:pStyle w:val="Compact"/>
+              <w:jc w:val="left"/>
             </w:pPr>
             <w:r>
               <w:t xml:space="preserve">Lightweight + WLC</w:t>
@@ -11151,6 +11785,7 @@
           <w:p>
             <w:pPr>
               <w:pStyle w:val="Compact"/>
+              <w:jc w:val="left"/>
             </w:pPr>
             <w:r>
               <w:t xml:space="preserve">Gestión</w:t>
@@ -11162,6 +11797,7 @@
           <w:p>
             <w:pPr>
               <w:pStyle w:val="Compact"/>
+              <w:jc w:val="left"/>
             </w:pPr>
             <w:r>
               <w:t xml:space="preserve">Una a una</w:t>
@@ -11173,6 +11809,7 @@
           <w:p>
             <w:pPr>
               <w:pStyle w:val="Compact"/>
+              <w:jc w:val="left"/>
             </w:pPr>
             <w:r>
               <w:t xml:space="preserve">Centralizada</w:t>
@@ -11186,6 +11823,7 @@
           <w:p>
             <w:pPr>
               <w:pStyle w:val="Compact"/>
+              <w:jc w:val="left"/>
             </w:pPr>
             <w:r>
               <w:t xml:space="preserve">Roaming</w:t>
@@ -11197,6 +11835,7 @@
           <w:p>
             <w:pPr>
               <w:pStyle w:val="Compact"/>
+              <w:jc w:val="left"/>
             </w:pPr>
             <w:r>
               <w:t xml:space="preserve">Solo cliente</w:t>
@@ -11208,6 +11847,7 @@
           <w:p>
             <w:pPr>
               <w:pStyle w:val="Compact"/>
+              <w:jc w:val="left"/>
             </w:pPr>
             <w:r>
               <w:t xml:space="preserve">Coordinado (k/r/v)</w:t>
@@ -11221,6 +11861,7 @@
           <w:p>
             <w:pPr>
               <w:pStyle w:val="Compact"/>
+              <w:jc w:val="left"/>
             </w:pPr>
             <w:r>
               <w:t xml:space="preserve">Canales/potencias</w:t>
@@ -11232,6 +11873,7 @@
           <w:p>
             <w:pPr>
               <w:pStyle w:val="Compact"/>
+              <w:jc w:val="left"/>
             </w:pPr>
             <w:r>
               <w:t xml:space="preserve">Manuales</w:t>
@@ -11243,6 +11885,7 @@
           <w:p>
             <w:pPr>
               <w:pStyle w:val="Compact"/>
+              <w:jc w:val="left"/>
             </w:pPr>
             <w:r>
               <w:t xml:space="preserve">RRM automático</w:t>
@@ -11256,6 +11899,7 @@
           <w:p>
             <w:pPr>
               <w:pStyle w:val="Compact"/>
+              <w:jc w:val="left"/>
             </w:pPr>
             <w:r>
               <w:t xml:space="preserve">Coste inicial</w:t>
@@ -11267,6 +11911,7 @@
           <w:p>
             <w:pPr>
               <w:pStyle w:val="Compact"/>
+              <w:jc w:val="left"/>
             </w:pPr>
             <w:r>
               <w:t xml:space="preserve">Bajo</w:t>
@@ -11278,6 +11923,7 @@
           <w:p>
             <w:pPr>
               <w:pStyle w:val="Compact"/>
+              <w:jc w:val="left"/>
             </w:pPr>
             <w:r>
               <w:t xml:space="preserve">WLC (hardware o virtual)</w:t>
@@ -11291,6 +11937,7 @@
           <w:p>
             <w:pPr>
               <w:pStyle w:val="Compact"/>
+              <w:jc w:val="left"/>
             </w:pPr>
             <w:r>
               <w:t xml:space="preserve">Escala recomendada</w:t>
@@ -11302,6 +11949,7 @@
           <w:p>
             <w:pPr>
               <w:pStyle w:val="Compact"/>
+              <w:jc w:val="left"/>
             </w:pPr>
             <w:r>
               <w:t xml:space="preserve">≤ ~5-10 APs</w:t>
@@ -11313,6 +11961,7 @@
           <w:p>
             <w:pPr>
               <w:pStyle w:val="Compact"/>
+              <w:jc w:val="left"/>
             </w:pPr>
             <w:r>
               <w:t xml:space="preserve">Decenas a miles</w:t>
@@ -11380,7 +12029,13 @@
         <w:t xml:space="preserve"> </w:t>
       </w:r>
       <w:r>
-        <w:t xml:space="preserve">“controlador”</w:t>
+        <w:t xml:space="preserve">“</w:t>
+      </w:r>
+      <w:r>
+        <w:t xml:space="preserve">controlador</w:t>
+      </w:r>
+      <w:r>
+        <w:t xml:space="preserve">”</w:t>
       </w:r>
       <w:r>
         <w:t xml:space="preserve"> </w:t>
@@ -11396,8 +12051,8 @@
         </w:pict>
       </w:r>
     </w:p>
-    <w:bookmarkEnd w:id="93"/>
-    <w:bookmarkStart w:id="95" w:name="X8c5550414cdd3f0a9ae498ac69282f62cef7ea2"/>
+    <w:bookmarkEnd w:id="107"/>
+    <w:bookmarkStart w:id="109" w:name="X8c5550414cdd3f0a9ae498ac69282f62cef7ea2"/>
     <w:p>
       <w:pPr>
         <w:pStyle w:val="Heading2"/>
@@ -11416,7 +12071,7 @@
       <w:r>
         <w:t xml:space="preserve"> </w:t>
       </w:r>
-      <w:hyperlink r:id="rId94">
+      <w:hyperlink r:id="rId108">
         <w:r>
           <w:rPr>
             <w:rStyle w:val="Hyperlink"/>
@@ -11497,7 +12152,13 @@
         <w:t xml:space="preserve"> </w:t>
       </w:r>
       <w:r>
-        <w:t xml:space="preserve">“CORP”</w:t>
+        <w:t xml:space="preserve">“</w:t>
+      </w:r>
+      <w:r>
+        <w:t xml:space="preserve">CORP</w:t>
+      </w:r>
+      <w:r>
+        <w:t xml:space="preserve">”</w:t>
       </w:r>
       <w:r>
         <w:t xml:space="preserve"> </w:t>
@@ -11509,7 +12170,13 @@
         <w:t xml:space="preserve"> </w:t>
       </w:r>
       <w:r>
-        <w:t xml:space="preserve">“PROYECTORES”</w:t>
+        <w:t xml:space="preserve">“</w:t>
+      </w:r>
+      <w:r>
+        <w:t xml:space="preserve">PROYECTORES</w:t>
+      </w:r>
+      <w:r>
+        <w:t xml:space="preserve">”</w:t>
       </w:r>
       <w:r>
         <w:t xml:space="preserve"> </w:t>
@@ -11521,7 +12188,13 @@
         <w:t xml:space="preserve"> </w:t>
       </w:r>
       <w:r>
-        <w:t xml:space="preserve">“INVITADOS”</w:t>
+        <w:t xml:space="preserve">“</w:t>
+      </w:r>
+      <w:r>
+        <w:t xml:space="preserve">INVITADOS</w:t>
+      </w:r>
+      <w:r>
+        <w:t xml:space="preserve">”</w:t>
       </w:r>
       <w:r>
         <w:t xml:space="preserve"> </w:t>
@@ -11582,8 +12255,8 @@
         </w:pict>
       </w:r>
     </w:p>
-    <w:bookmarkEnd w:id="95"/>
-    <w:bookmarkStart w:id="96" w:name="X7d030f0e767c1fed24488a0fff7c9cc6d18a8b1"/>
+    <w:bookmarkEnd w:id="109"/>
+    <w:bookmarkStart w:id="110" w:name="X7d030f0e767c1fed24488a0fff7c9cc6d18a8b1"/>
     <w:p>
       <w:pPr>
         <w:pStyle w:val="Heading2"/>
@@ -11620,6 +12293,7 @@
       <w:tblPr>
         <w:tblStyle w:val="Table"/>
         <w:tblW w:type="pct" w:w="5000"/>
+        <w:jc w:val="left"/>
         <w:tblLayout w:type="fixed"/>
         <w:tblLook w:firstRow="1" w:lastRow="0" w:firstColumn="0" w:lastColumn="0" w:noHBand="0" w:noVBand="0" w:val="0020"/>
       </w:tblPr>
@@ -11636,6 +12310,7 @@
           <w:p>
             <w:pPr>
               <w:pStyle w:val="Compact"/>
+              <w:jc w:val="left"/>
             </w:pPr>
             <w:r>
               <w:t xml:space="preserve">Comando/prueba</w:t>
@@ -11647,6 +12322,7 @@
           <w:p>
             <w:pPr>
               <w:pStyle w:val="Compact"/>
+              <w:jc w:val="left"/>
             </w:pPr>
             <w:r>
               <w:t xml:space="preserve">Qué aporta</w:t>
@@ -11660,6 +12336,7 @@
           <w:p>
             <w:pPr>
               <w:pStyle w:val="Compact"/>
+              <w:jc w:val="left"/>
             </w:pPr>
             <w:r>
               <w:rPr>
@@ -11680,6 +12357,7 @@
           <w:p>
             <w:pPr>
               <w:pStyle w:val="Compact"/>
+              <w:jc w:val="left"/>
             </w:pPr>
             <w:r>
               <w:t xml:space="preserve">Clientes asociados, RSSI por cliente</w:t>
@@ -11693,6 +12371,7 @@
           <w:p>
             <w:pPr>
               <w:pStyle w:val="Compact"/>
+              <w:jc w:val="left"/>
             </w:pPr>
             <w:r>
               <w:t xml:space="preserve">Interfaz web del AP: pestaña Wireless</w:t>
@@ -11704,6 +12383,7 @@
           <w:p>
             <w:pPr>
               <w:pStyle w:val="Compact"/>
+              <w:jc w:val="left"/>
             </w:pPr>
             <w:r>
               <w:t xml:space="preserve">SSIDs, seguridad, canal, potencia</w:t>
@@ -11717,6 +12397,7 @@
           <w:p>
             <w:pPr>
               <w:pStyle w:val="Compact"/>
+              <w:jc w:val="left"/>
             </w:pPr>
             <w:r>
               <w:t xml:space="preserve">Consola del WLC:</w:t>
@@ -11737,6 +12418,7 @@
           <w:p>
             <w:pPr>
               <w:pStyle w:val="Compact"/>
+              <w:jc w:val="left"/>
             </w:pPr>
             <w:r>
               <w:t xml:space="preserve">SSIDs definidos y su estado</w:t>
@@ -11750,6 +12432,7 @@
           <w:p>
             <w:pPr>
               <w:pStyle w:val="Compact"/>
+              <w:jc w:val="left"/>
             </w:pPr>
             <w:r>
               <w:t xml:space="preserve">Consola del WLC:</w:t>
@@ -11770,6 +12453,7 @@
           <w:p>
             <w:pPr>
               <w:pStyle w:val="Compact"/>
+              <w:jc w:val="left"/>
             </w:pPr>
             <w:r>
               <w:t xml:space="preserve">APs registrados, modelo, banda</w:t>
@@ -11783,6 +12467,7 @@
           <w:p>
             <w:pPr>
               <w:pStyle w:val="Compact"/>
+              <w:jc w:val="left"/>
             </w:pPr>
             <w:r>
               <w:rPr>
@@ -11803,6 +12488,7 @@
           <w:p>
             <w:pPr>
               <w:pStyle w:val="Compact"/>
+              <w:jc w:val="left"/>
             </w:pPr>
             <w:r>
               <w:t xml:space="preserve">Registro/desregistro de APs</w:t>
@@ -11822,7 +12508,13 @@
         <w:t xml:space="preserve"> </w:t>
       </w:r>
       <w:r>
-        <w:t xml:space="preserve">“no aparece en el WLC”</w:t>
+        <w:t xml:space="preserve">“</w:t>
+      </w:r>
+      <w:r>
+        <w:t xml:space="preserve">no aparece en el WLC</w:t>
+      </w:r>
+      <w:r>
+        <w:t xml:space="preserve">”</w:t>
       </w:r>
       <w:r>
         <w:t xml:space="preserve"> </w:t>
@@ -11838,8 +12530,8 @@
         </w:pict>
       </w:r>
     </w:p>
-    <w:bookmarkEnd w:id="96"/>
-    <w:bookmarkStart w:id="97" w:name="mini-chequeo-6"/>
+    <w:bookmarkEnd w:id="110"/>
+    <w:bookmarkStart w:id="111" w:name="mini-chequeo-6"/>
     <w:p>
       <w:pPr>
         <w:pStyle w:val="Heading2"/>
@@ -12036,8 +12728,8 @@
         </w:pict>
       </w:r>
     </w:p>
-    <w:bookmarkEnd w:id="97"/>
-    <w:bookmarkStart w:id="98" w:name="resumen-en-3-frases-6"/>
+    <w:bookmarkEnd w:id="111"/>
+    <w:bookmarkStart w:id="112" w:name="resumen-en-3-frases-6"/>
     <w:p>
       <w:pPr>
         <w:pStyle w:val="Heading2"/>
@@ -12140,8 +12832,8 @@
         <w:t xml:space="preserve">para no colgar enchufes del techo.</w:t>
       </w:r>
     </w:p>
-    <w:bookmarkEnd w:id="98"/>
-    <w:bookmarkStart w:id="99" w:name="vocabulario-rápido-6"/>
+    <w:bookmarkEnd w:id="112"/>
+    <w:bookmarkStart w:id="113" w:name="vocabulario-rápido-6"/>
     <w:p>
       <w:pPr>
         <w:pStyle w:val="Heading2"/>
@@ -12154,6 +12846,7 @@
       <w:tblPr>
         <w:tblStyle w:val="Table"/>
         <w:tblW w:type="auto" w:w="0"/>
+        <w:jc w:val="left"/>
         <w:tblLook w:firstRow="1" w:lastRow="0" w:firstColumn="0" w:lastColumn="0" w:noHBand="0" w:noVBand="0" w:val="0020"/>
       </w:tblPr>
       <w:tblGrid>
@@ -12169,6 +12862,7 @@
           <w:p>
             <w:pPr>
               <w:pStyle w:val="Compact"/>
+              <w:jc w:val="left"/>
             </w:pPr>
             <w:r>
               <w:t xml:space="preserve">Término</w:t>
@@ -12180,6 +12874,7 @@
           <w:p>
             <w:pPr>
               <w:pStyle w:val="Compact"/>
+              <w:jc w:val="left"/>
             </w:pPr>
             <w:r>
               <w:t xml:space="preserve">Idea general</w:t>
@@ -12193,6 +12888,7 @@
           <w:p>
             <w:pPr>
               <w:pStyle w:val="Compact"/>
+              <w:jc w:val="left"/>
             </w:pPr>
             <w:r>
               <w:t xml:space="preserve">AP autónomo</w:t>
@@ -12204,6 +12900,7 @@
           <w:p>
             <w:pPr>
               <w:pStyle w:val="Compact"/>
+              <w:jc w:val="left"/>
             </w:pPr>
             <w:r>
               <w:t xml:space="preserve">Equipo completo con configuración local</w:t>
@@ -12217,6 +12914,7 @@
           <w:p>
             <w:pPr>
               <w:pStyle w:val="Compact"/>
+              <w:jc w:val="left"/>
             </w:pPr>
             <w:r>
               <w:t xml:space="preserve">Lightweight</w:t>
@@ -12228,6 +12926,7 @@
           <w:p>
             <w:pPr>
               <w:pStyle w:val="Compact"/>
+              <w:jc w:val="left"/>
             </w:pPr>
             <w:r>
               <w:t xml:space="preserve">AP de solo radio, controlado por un WLC</w:t>
@@ -12241,6 +12940,7 @@
           <w:p>
             <w:pPr>
               <w:pStyle w:val="Compact"/>
+              <w:jc w:val="left"/>
             </w:pPr>
             <w:r>
               <w:t xml:space="preserve">WLC</w:t>
@@ -12252,6 +12952,7 @@
           <w:p>
             <w:pPr>
               <w:pStyle w:val="Compact"/>
+              <w:jc w:val="left"/>
             </w:pPr>
             <w:r>
               <w:t xml:space="preserve">Controlador WLAN: cerebro de la flota</w:t>
@@ -12265,6 +12966,7 @@
           <w:p>
             <w:pPr>
               <w:pStyle w:val="Compact"/>
+              <w:jc w:val="left"/>
             </w:pPr>
             <w:r>
               <w:t xml:space="preserve">CAPWAP</w:t>
@@ -12276,6 +12978,7 @@
           <w:p>
             <w:pPr>
               <w:pStyle w:val="Compact"/>
+              <w:jc w:val="left"/>
             </w:pPr>
             <w:r>
               <w:t xml:space="preserve">Túnel de control/datos entre AP y WLC</w:t>
@@ -12289,6 +12992,7 @@
           <w:p>
             <w:pPr>
               <w:pStyle w:val="Compact"/>
+              <w:jc w:val="left"/>
             </w:pPr>
             <w:r>
               <w:t xml:space="preserve">RRM</w:t>
@@ -12300,6 +13004,7 @@
           <w:p>
             <w:pPr>
               <w:pStyle w:val="Compact"/>
+              <w:jc w:val="left"/>
             </w:pPr>
             <w:r>
               <w:t xml:space="preserve">Ajuste automático de canales y potencias</w:t>
@@ -12313,6 +13018,7 @@
           <w:p>
             <w:pPr>
               <w:pStyle w:val="Compact"/>
+              <w:jc w:val="left"/>
             </w:pPr>
             <w:r>
               <w:t xml:space="preserve">PoE</w:t>
@@ -12324,6 +13030,7 @@
           <w:p>
             <w:pPr>
               <w:pStyle w:val="Compact"/>
+              <w:jc w:val="left"/>
             </w:pPr>
             <w:r>
               <w:t xml:space="preserve">Alimentación por el cable Ethernet</w:t>
@@ -12349,7 +13056,7 @@
       <w:r>
         <w:t xml:space="preserve"> </w:t>
       </w:r>
-      <w:hyperlink r:id="rId33">
+      <w:hyperlink r:id="rId44">
         <w:r>
           <w:rPr>
             <w:rStyle w:val="Hyperlink"/>
@@ -12376,7 +13083,7 @@
       <w:r>
         <w:t xml:space="preserve"> </w:t>
       </w:r>
-      <w:hyperlink r:id="rId16">
+      <w:hyperlink r:id="rId27">
         <w:r>
           <w:rPr>
             <w:rStyle w:val="Hyperlink"/>
@@ -12403,7 +13110,7 @@
       <w:r>
         <w:t xml:space="preserve"> </w:t>
       </w:r>
-      <w:hyperlink r:id="rId18">
+      <w:hyperlink r:id="rId29">
         <w:r>
           <w:rPr>
             <w:rStyle w:val="Hyperlink"/>
@@ -12412,9 +13119,9 @@
         </w:r>
       </w:hyperlink>
     </w:p>
-    <w:bookmarkEnd w:id="99"/>
-    <w:bookmarkEnd w:id="100"/>
-    <w:bookmarkStart w:id="114" w:name="configuración-y-verificación"/>
+    <w:bookmarkEnd w:id="113"/>
+    <w:bookmarkEnd w:id="114"/>
+    <w:bookmarkStart w:id="128" w:name="configuración-y-verificación"/>
     <w:p>
       <w:pPr>
         <w:pStyle w:val="Heading1"/>
@@ -12478,7 +13185,7 @@
         </w:pict>
       </w:r>
     </w:p>
-    <w:bookmarkStart w:id="101" w:name="la-idea-en-una-frase-7"/>
+    <w:bookmarkStart w:id="115" w:name="la-idea-en-una-frase-7"/>
     <w:p>
       <w:pPr>
         <w:pStyle w:val="Heading2"/>
@@ -12502,8 +13209,8 @@
         </w:pict>
       </w:r>
     </w:p>
-    <w:bookmarkEnd w:id="101"/>
-    <w:bookmarkStart w:id="107" w:name="escenario-base-en-packet-tracer"/>
+    <w:bookmarkEnd w:id="115"/>
+    <w:bookmarkStart w:id="121" w:name="escenario-base-en-packet-tracer"/>
     <w:p>
       <w:pPr>
         <w:pStyle w:val="Heading2"/>
@@ -12587,7 +13294,7 @@
         <w:t xml:space="preserve">(VLAN 99, WPA2-PSK distinta, aislada) — con DHCP desde el router para ambas VLANs.</w:t>
       </w:r>
     </w:p>
-    <w:bookmarkStart w:id="103" w:name="paso-1-el-router-gateway-y-dhcp"/>
+    <w:bookmarkStart w:id="117" w:name="paso-1-el-router-gateway-y-dhcp"/>
     <w:p>
       <w:pPr>
         <w:pStyle w:val="Heading3"/>
@@ -12764,7 +13471,7 @@
       <w:r>
         <w:t xml:space="preserve"> </w:t>
       </w:r>
-      <w:hyperlink r:id="rId102">
+      <w:hyperlink r:id="rId116">
         <w:r>
           <w:rPr>
             <w:rStyle w:val="Hyperlink"/>
@@ -12776,8 +13483,8 @@
         <w:t xml:space="preserve">.</w:t>
       </w:r>
     </w:p>
-    <w:bookmarkEnd w:id="103"/>
-    <w:bookmarkStart w:id="104" w:name="paso-2-el-switch-trunk-hacia-el-ap"/>
+    <w:bookmarkEnd w:id="117"/>
+    <w:bookmarkStart w:id="118" w:name="paso-2-el-switch-trunk-hacia-el-ap"/>
     <w:p>
       <w:pPr>
         <w:pStyle w:val="Heading3"/>
@@ -12815,8 +13522,8 @@
         <w:t xml:space="preserve">Switch(config-if)# switchport trunk allowed vlan 10,99</w:t>
       </w:r>
     </w:p>
-    <w:bookmarkEnd w:id="104"/>
-    <w:bookmarkStart w:id="105" w:name="paso-3-el-ap-ssids-y-seguridad"/>
+    <w:bookmarkEnd w:id="118"/>
+    <w:bookmarkStart w:id="119" w:name="paso-3-el-ap-ssids-y-seguridad"/>
     <w:p>
       <w:pPr>
         <w:pStyle w:val="Heading3"/>
@@ -12837,6 +13544,7 @@
       <w:tblPr>
         <w:tblStyle w:val="Table"/>
         <w:tblW w:type="auto" w:w="0"/>
+        <w:jc w:val="left"/>
         <w:tblLook w:firstRow="1" w:lastRow="0" w:firstColumn="0" w:lastColumn="0" w:noHBand="0" w:noVBand="0" w:val="0020"/>
       </w:tblPr>
       <w:tblGrid>
@@ -12853,6 +13561,7 @@
           <w:p>
             <w:pPr>
               <w:pStyle w:val="Compact"/>
+              <w:jc w:val="left"/>
             </w:pPr>
             <w:r>
               <w:t xml:space="preserve">Parámetro</w:t>
@@ -12864,6 +13573,7 @@
           <w:p>
             <w:pPr>
               <w:pStyle w:val="Compact"/>
+              <w:jc w:val="left"/>
             </w:pPr>
             <w:r>
               <w:t xml:space="preserve">CORP</w:t>
@@ -12875,6 +13585,7 @@
           <w:p>
             <w:pPr>
               <w:pStyle w:val="Compact"/>
+              <w:jc w:val="left"/>
             </w:pPr>
             <w:r>
               <w:t xml:space="preserve">INVITADOS</w:t>
@@ -12888,6 +13599,7 @@
           <w:p>
             <w:pPr>
               <w:pStyle w:val="Compact"/>
+              <w:jc w:val="left"/>
             </w:pPr>
             <w:r>
               <w:t xml:space="preserve">Network Name (SSID)</w:t>
@@ -12899,6 +13611,7 @@
           <w:p>
             <w:pPr>
               <w:pStyle w:val="Compact"/>
+              <w:jc w:val="left"/>
             </w:pPr>
             <w:r>
               <w:t xml:space="preserve">CORP</w:t>
@@ -12910,6 +13623,7 @@
           <w:p>
             <w:pPr>
               <w:pStyle w:val="Compact"/>
+              <w:jc w:val="left"/>
             </w:pPr>
             <w:r>
               <w:t xml:space="preserve">INVITADOS</w:t>
@@ -12923,6 +13637,7 @@
           <w:p>
             <w:pPr>
               <w:pStyle w:val="Compact"/>
+              <w:jc w:val="left"/>
             </w:pPr>
             <w:r>
               <w:t xml:space="preserve">Banda / canal</w:t>
@@ -12934,6 +13649,7 @@
           <w:p>
             <w:pPr>
               <w:pStyle w:val="Compact"/>
+              <w:jc w:val="left"/>
             </w:pPr>
             <w:r>
               <w:t xml:space="preserve">2,4 GHz / canal 1</w:t>
@@ -12945,6 +13661,7 @@
           <w:p>
             <w:pPr>
               <w:pStyle w:val="Compact"/>
+              <w:jc w:val="left"/>
             </w:pPr>
             <w:r>
               <w:t xml:space="preserve">2,4 GHz / canal 11</w:t>
@@ -12958,6 +13675,7 @@
           <w:p>
             <w:pPr>
               <w:pStyle w:val="Compact"/>
+              <w:jc w:val="left"/>
             </w:pPr>
             <w:r>
               <w:t xml:space="preserve">Seguridad</w:t>
@@ -12969,6 +13687,7 @@
           <w:p>
             <w:pPr>
               <w:pStyle w:val="Compact"/>
+              <w:jc w:val="left"/>
             </w:pPr>
             <w:r>
               <w:t xml:space="preserve">WPA2-PSK con AES</w:t>
@@ -12980,6 +13699,7 @@
           <w:p>
             <w:pPr>
               <w:pStyle w:val="Compact"/>
+              <w:jc w:val="left"/>
             </w:pPr>
             <w:r>
               <w:t xml:space="preserve">WPA2-PSK con AES</w:t>
@@ -12993,6 +13713,7 @@
           <w:p>
             <w:pPr>
               <w:pStyle w:val="Compact"/>
+              <w:jc w:val="left"/>
             </w:pPr>
             <w:r>
               <w:t xml:space="preserve">Frase</w:t>
@@ -13004,6 +13725,7 @@
           <w:p>
             <w:pPr>
               <w:pStyle w:val="Compact"/>
+              <w:jc w:val="left"/>
             </w:pPr>
             <w:r>
               <w:t xml:space="preserve">Cl4veC0rp2026</w:t>
@@ -13015,6 +13737,7 @@
           <w:p>
             <w:pPr>
               <w:pStyle w:val="Compact"/>
+              <w:jc w:val="left"/>
             </w:pPr>
             <w:r>
               <w:t xml:space="preserve">bienv3nido2026</w:t>
@@ -13074,7 +13797,13 @@
         <w:t xml:space="preserve"> </w:t>
       </w:r>
       <w:r>
-        <w:t xml:space="preserve">“no ve redes”</w:t>
+        <w:t xml:space="preserve">“</w:t>
+      </w:r>
+      <w:r>
+        <w:t xml:space="preserve">no ve redes</w:t>
+      </w:r>
+      <w:r>
+        <w:t xml:space="preserve">”</w:t>
       </w:r>
       <w:r>
         <w:t xml:space="preserve"> </w:t>
@@ -13083,8 +13812,8 @@
         <w:t xml:space="preserve">de principiante casi siempre es eso.</w:t>
       </w:r>
     </w:p>
-    <w:bookmarkEnd w:id="105"/>
-    <w:bookmarkStart w:id="106" w:name="paso-4-clientes-y-verificación"/>
+    <w:bookmarkEnd w:id="119"/>
+    <w:bookmarkStart w:id="120" w:name="paso-4-clientes-y-verificación"/>
     <w:p>
       <w:pPr>
         <w:pStyle w:val="Heading3"/>
@@ -13308,9 +14037,9 @@
         </w:pict>
       </w:r>
     </w:p>
-    <w:bookmarkEnd w:id="106"/>
-    <w:bookmarkEnd w:id="107"/>
-    <w:bookmarkStart w:id="108" w:name="Xb3f9502492aa430821c8d740f6851336ddf06ef"/>
+    <w:bookmarkEnd w:id="120"/>
+    <w:bookmarkEnd w:id="121"/>
+    <w:bookmarkStart w:id="122" w:name="Xb3f9502492aa430821c8d740f6851336ddf06ef"/>
     <w:p>
       <w:pPr>
         <w:pStyle w:val="Heading2"/>
@@ -13452,7 +14181,13 @@
         <w:t xml:space="preserve"> </w:t>
       </w:r>
       <w:r>
-        <w:t xml:space="preserve">“router-on-a-stick”</w:t>
+        <w:t xml:space="preserve">“</w:t>
+      </w:r>
+      <w:r>
+        <w:t xml:space="preserve">router-on-a-stick</w:t>
+      </w:r>
+      <w:r>
+        <w:t xml:space="preserve">”</w:t>
       </w:r>
       <w:r>
         <w:t xml:space="preserve"> </w:t>
@@ -13468,8 +14203,8 @@
         </w:pict>
       </w:r>
     </w:p>
-    <w:bookmarkEnd w:id="108"/>
-    <w:bookmarkStart w:id="109" w:name="verificación-y-diagnóstico-wlan"/>
+    <w:bookmarkEnd w:id="122"/>
+    <w:bookmarkStart w:id="123" w:name="verificación-y-diagnóstico-wlan"/>
     <w:p>
       <w:pPr>
         <w:pStyle w:val="Heading2"/>
@@ -13482,6 +14217,7 @@
       <w:tblPr>
         <w:tblStyle w:val="Table"/>
         <w:tblW w:type="pct" w:w="5000"/>
+        <w:jc w:val="left"/>
         <w:tblLayout w:type="fixed"/>
         <w:tblLook w:firstRow="1" w:lastRow="0" w:firstColumn="0" w:lastColumn="0" w:noHBand="0" w:noVBand="0" w:val="0020"/>
       </w:tblPr>
@@ -13499,6 +14235,7 @@
           <w:p>
             <w:pPr>
               <w:pStyle w:val="Compact"/>
+              <w:jc w:val="left"/>
             </w:pPr>
             <w:r>
               <w:t xml:space="preserve">Comando/prueba</w:t>
@@ -13510,6 +14247,7 @@
           <w:p>
             <w:pPr>
               <w:pStyle w:val="Compact"/>
+              <w:jc w:val="left"/>
             </w:pPr>
             <w:r>
               <w:t xml:space="preserve">Dónde</w:t>
@@ -13521,6 +14259,7 @@
           <w:p>
             <w:pPr>
               <w:pStyle w:val="Compact"/>
+              <w:jc w:val="left"/>
             </w:pPr>
             <w:r>
               <w:t xml:space="preserve">Qué aporta</w:t>
@@ -13534,6 +14273,7 @@
           <w:p>
             <w:pPr>
               <w:pStyle w:val="Compact"/>
+              <w:jc w:val="left"/>
             </w:pPr>
             <w:r>
               <w:rPr>
@@ -13548,6 +14288,7 @@
           <w:p>
             <w:pPr>
               <w:pStyle w:val="Compact"/>
+              <w:jc w:val="left"/>
             </w:pPr>
             <w:r>
               <w:t xml:space="preserve">AP autónomo</w:t>
@@ -13559,6 +14300,7 @@
           <w:p>
             <w:pPr>
               <w:pStyle w:val="Compact"/>
+              <w:jc w:val="left"/>
             </w:pPr>
             <w:r>
               <w:t xml:space="preserve">Clientes asociados, RSSI, tiempo de conexión</w:t>
@@ -13572,6 +14314,7 @@
           <w:p>
             <w:pPr>
               <w:pStyle w:val="Compact"/>
+              <w:jc w:val="left"/>
             </w:pPr>
             <w:r>
               <w:rPr>
@@ -13586,6 +14329,7 @@
           <w:p>
             <w:pPr>
               <w:pStyle w:val="Compact"/>
+              <w:jc w:val="left"/>
             </w:pPr>
             <w:r>
               <w:t xml:space="preserve">AP</w:t>
@@ -13597,6 +14341,7 @@
           <w:p>
             <w:pPr>
               <w:pStyle w:val="Compact"/>
+              <w:jc w:val="left"/>
             </w:pPr>
             <w:r>
               <w:t xml:space="preserve">Canal, potencia, contadores de errores</w:t>
@@ -13610,6 +14355,7 @@
           <w:p>
             <w:pPr>
               <w:pStyle w:val="Compact"/>
+              <w:jc w:val="left"/>
             </w:pPr>
             <w:r>
               <w:t xml:space="preserve">PC Wireless → Link Information</w:t>
@@ -13621,6 +14367,7 @@
           <w:p>
             <w:pPr>
               <w:pStyle w:val="Compact"/>
+              <w:jc w:val="left"/>
             </w:pPr>
             <w:r>
               <w:t xml:space="preserve">Cliente</w:t>
@@ -13632,6 +14379,7 @@
           <w:p>
             <w:pPr>
               <w:pStyle w:val="Compact"/>
+              <w:jc w:val="left"/>
             </w:pPr>
             <w:r>
               <w:t xml:space="preserve">Señal, velocidad, calidad</w:t>
@@ -13645,6 +14393,7 @@
           <w:p>
             <w:pPr>
               <w:pStyle w:val="Compact"/>
+              <w:jc w:val="left"/>
             </w:pPr>
             <w:r>
               <w:rPr>
@@ -13659,6 +14408,7 @@
           <w:p>
             <w:pPr>
               <w:pStyle w:val="Compact"/>
+              <w:jc w:val="left"/>
             </w:pPr>
             <w:r>
               <w:t xml:space="preserve">Cliente</w:t>
@@ -13670,6 +14420,7 @@
           <w:p>
             <w:pPr>
               <w:pStyle w:val="Compact"/>
+              <w:jc w:val="left"/>
             </w:pPr>
             <w:r>
               <w:t xml:space="preserve">¿Recibió IP por DHCP? ¿Gateway correcto?</w:t>
@@ -13683,6 +14434,7 @@
           <w:p>
             <w:pPr>
               <w:pStyle w:val="Compact"/>
+              <w:jc w:val="left"/>
             </w:pPr>
             <w:r>
               <w:rPr>
@@ -13697,6 +14449,7 @@
           <w:p>
             <w:pPr>
               <w:pStyle w:val="Compact"/>
+              <w:jc w:val="left"/>
             </w:pPr>
             <w:r>
               <w:t xml:space="preserve">Cliente</w:t>
@@ -13708,6 +14461,7 @@
           <w:p>
             <w:pPr>
               <w:pStyle w:val="Compact"/>
+              <w:jc w:val="left"/>
             </w:pPr>
             <w:r>
               <w:t xml:space="preserve">¿Llega al router?</w:t>
@@ -13721,6 +14475,7 @@
           <w:p>
             <w:pPr>
               <w:pStyle w:val="Compact"/>
+              <w:jc w:val="left"/>
             </w:pPr>
             <w:r>
               <w:t xml:space="preserve">WiFi analyzer (móvil/portátil)</w:t>
@@ -13732,6 +14487,7 @@
           <w:p>
             <w:pPr>
               <w:pStyle w:val="Compact"/>
+              <w:jc w:val="left"/>
             </w:pPr>
             <w:r>
               <w:t xml:space="preserve">In situ</w:t>
@@ -13743,6 +14499,7 @@
           <w:p>
             <w:pPr>
               <w:pStyle w:val="Compact"/>
+              <w:jc w:val="left"/>
             </w:pPr>
             <w:r>
               <w:t xml:space="preserve">Canales en uso, redes vecinas, ruido</w:t>
@@ -13774,7 +14531,13 @@
         <w:t xml:space="preserve"> </w:t>
       </w:r>
       <w:r>
-        <w:t xml:space="preserve">“no ve la red”</w:t>
+        <w:t xml:space="preserve">“</w:t>
+      </w:r>
+      <w:r>
+        <w:t xml:space="preserve">no ve la red</w:t>
+      </w:r>
+      <w:r>
+        <w:t xml:space="preserve">”</w:t>
       </w:r>
       <w:r>
         <w:t xml:space="preserve"> </w:t>
@@ -13822,7 +14585,13 @@
         <w:t xml:space="preserve"> </w:t>
       </w:r>
       <w:r>
-        <w:t xml:space="preserve">“no navega”</w:t>
+        <w:t xml:space="preserve">“</w:t>
+      </w:r>
+      <w:r>
+        <w:t xml:space="preserve">no navega</w:t>
+      </w:r>
+      <w:r>
+        <w:t xml:space="preserve">”</w:t>
       </w:r>
       <w:r>
         <w:t xml:space="preserve"> </w:t>
@@ -13838,8 +14607,8 @@
         </w:pict>
       </w:r>
     </w:p>
-    <w:bookmarkEnd w:id="109"/>
-    <w:bookmarkStart w:id="110" w:name="X8dc504ccdb842fb32c933aed5c91bd75b924d2b"/>
+    <w:bookmarkEnd w:id="123"/>
+    <w:bookmarkStart w:id="124" w:name="X8dc504ccdb842fb32c933aed5c91bd75b924d2b"/>
     <w:p>
       <w:pPr>
         <w:pStyle w:val="Heading2"/>
@@ -13851,7 +14620,13 @@
         <w:t xml:space="preserve"> </w:t>
       </w:r>
       <w:r>
-        <w:t xml:space="preserve">“El WiFi no funciona, lo he reiniciado tres veces”</w:t>
+        <w:t xml:space="preserve">“</w:t>
+      </w:r>
+      <w:r>
+        <w:t xml:space="preserve">El WiFi no funciona, lo he reiniciado tres veces</w:t>
+      </w:r>
+      <w:r>
+        <w:t xml:space="preserve">”</w:t>
       </w:r>
     </w:p>
     <w:p>
@@ -13939,7 +14714,13 @@
         <w:t xml:space="preserve"> </w:t>
       </w:r>
       <w:r>
-        <w:t xml:space="preserve">“no funciona el WiFi”</w:t>
+        <w:t xml:space="preserve">“</w:t>
+      </w:r>
+      <w:r>
+        <w:t xml:space="preserve">no funciona el WiFi</w:t>
+      </w:r>
+      <w:r>
+        <w:t xml:space="preserve">”</w:t>
       </w:r>
       <w:r>
         <w:t xml:space="preserve"> </w:t>
@@ -13955,8 +14736,8 @@
         </w:pict>
       </w:r>
     </w:p>
-    <w:bookmarkEnd w:id="110"/>
-    <w:bookmarkStart w:id="111" w:name="mini-chequeo-7"/>
+    <w:bookmarkEnd w:id="124"/>
+    <w:bookmarkStart w:id="125" w:name="mini-chequeo-7"/>
     <w:p>
       <w:pPr>
         <w:pStyle w:val="Heading2"/>
@@ -14178,8 +14959,8 @@
         </w:pict>
       </w:r>
     </w:p>
-    <w:bookmarkEnd w:id="111"/>
-    <w:bookmarkStart w:id="112" w:name="resumen-en-3-frases-7"/>
+    <w:bookmarkEnd w:id="125"/>
+    <w:bookmarkStart w:id="126" w:name="resumen-en-3-frases-7"/>
     <w:p>
       <w:pPr>
         <w:pStyle w:val="Heading2"/>
@@ -14237,8 +15018,8 @@
         <w:t xml:space="preserve">El diagnóstico WLAN reutiliza la escalera universal: ¿ve, conecta, IP, gateway, nombres?</w:t>
       </w:r>
     </w:p>
-    <w:bookmarkEnd w:id="112"/>
-    <w:bookmarkStart w:id="113" w:name="vocabulario-rápido-7"/>
+    <w:bookmarkEnd w:id="126"/>
+    <w:bookmarkStart w:id="127" w:name="vocabulario-rápido-7"/>
     <w:p>
       <w:pPr>
         <w:pStyle w:val="Heading2"/>
@@ -14251,6 +15032,7 @@
       <w:tblPr>
         <w:tblStyle w:val="Table"/>
         <w:tblW w:type="auto" w:w="0"/>
+        <w:jc w:val="left"/>
         <w:tblLook w:firstRow="1" w:lastRow="0" w:firstColumn="0" w:lastColumn="0" w:noHBand="0" w:noVBand="0" w:val="0020"/>
       </w:tblPr>
       <w:tblGrid>
@@ -14266,6 +15048,7 @@
           <w:p>
             <w:pPr>
               <w:pStyle w:val="Compact"/>
+              <w:jc w:val="left"/>
             </w:pPr>
             <w:r>
               <w:t xml:space="preserve">Término</w:t>
@@ -14277,6 +15060,7 @@
           <w:p>
             <w:pPr>
               <w:pStyle w:val="Compact"/>
+              <w:jc w:val="left"/>
             </w:pPr>
             <w:r>
               <w:t xml:space="preserve">Idea general</w:t>
@@ -14290,6 +15074,7 @@
           <w:p>
             <w:pPr>
               <w:pStyle w:val="Compact"/>
+              <w:jc w:val="left"/>
             </w:pPr>
             <w:r>
               <w:t xml:space="preserve">WPC300N</w:t>
@@ -14301,6 +15086,7 @@
           <w:p>
             <w:pPr>
               <w:pStyle w:val="Compact"/>
+              <w:jc w:val="left"/>
             </w:pPr>
             <w:r>
               <w:t xml:space="preserve">Adaptador inalámbrico de portátil en Packet Tracer</w:t>
@@ -14314,6 +15100,7 @@
           <w:p>
             <w:pPr>
               <w:pStyle w:val="Compact"/>
+              <w:jc w:val="left"/>
             </w:pPr>
             <w:r>
               <w:t xml:space="preserve">guest-mode</w:t>
@@ -14325,6 +15112,7 @@
           <w:p>
             <w:pPr>
               <w:pStyle w:val="Compact"/>
+              <w:jc w:val="left"/>
             </w:pPr>
             <w:r>
               <w:t xml:space="preserve">SSID difundido en beacon (visible)</w:t>
@@ -14338,6 +15126,7 @@
           <w:p>
             <w:pPr>
               <w:pStyle w:val="Compact"/>
+              <w:jc w:val="left"/>
             </w:pPr>
             <w:r>
               <w:t xml:space="preserve">Subinterfaz radio</w:t>
@@ -14349,6 +15138,7 @@
           <w:p>
             <w:pPr>
               <w:pStyle w:val="Compact"/>
+              <w:jc w:val="left"/>
             </w:pPr>
             <w:r>
               <w:t xml:space="preserve">Equivalente</w:t>
@@ -14357,7 +15147,13 @@
               <w:t xml:space="preserve"> </w:t>
             </w:r>
             <w:r>
-              <w:t xml:space="preserve">“por el aire”</w:t>
+              <w:t xml:space="preserve">“</w:t>
+            </w:r>
+            <w:r>
+              <w:t xml:space="preserve">por el aire</w:t>
+            </w:r>
+            <w:r>
+              <w:t xml:space="preserve">”</w:t>
             </w:r>
             <w:r>
               <w:t xml:space="preserve"> </w:t>
@@ -14374,6 +15170,7 @@
           <w:p>
             <w:pPr>
               <w:pStyle w:val="Compact"/>
+              <w:jc w:val="left"/>
             </w:pPr>
             <w:r>
               <w:t xml:space="preserve">WiFi analyzer</w:t>
@@ -14385,6 +15182,7 @@
           <w:p>
             <w:pPr>
               <w:pStyle w:val="Compact"/>
+              <w:jc w:val="left"/>
             </w:pPr>
             <w:r>
               <w:t xml:space="preserve">App de medición de canales y señal</w:t>
@@ -14398,6 +15196,7 @@
           <w:p>
             <w:pPr>
               <w:pStyle w:val="Compact"/>
+              <w:jc w:val="left"/>
             </w:pPr>
             <w:r>
               <w:t xml:space="preserve">Aislamiento de clientes</w:t>
@@ -14409,6 +15208,7 @@
           <w:p>
             <w:pPr>
               <w:pStyle w:val="Compact"/>
+              <w:jc w:val="left"/>
             </w:pPr>
             <w:r>
               <w:t xml:space="preserve">Que invitados no se vean entre sí</w:t>
@@ -14434,7 +15234,7 @@
       <w:r>
         <w:t xml:space="preserve"> </w:t>
       </w:r>
-      <w:hyperlink r:id="rId33">
+      <w:hyperlink r:id="rId44">
         <w:r>
           <w:rPr>
             <w:rStyle w:val="Hyperlink"/>
@@ -14461,7 +15261,7 @@
       <w:r>
         <w:t xml:space="preserve"> </w:t>
       </w:r>
-      <w:hyperlink r:id="rId17">
+      <w:hyperlink r:id="rId28">
         <w:r>
           <w:rPr>
             <w:rStyle w:val="Hyperlink"/>
@@ -14488,7 +15288,7 @@
       <w:r>
         <w:t xml:space="preserve"> </w:t>
       </w:r>
-      <w:hyperlink r:id="rId19">
+      <w:hyperlink r:id="rId30">
         <w:r>
           <w:rPr>
             <w:rStyle w:val="Hyperlink"/>
@@ -14497,9 +15297,9 @@
         </w:r>
       </w:hyperlink>
     </w:p>
-    <w:bookmarkEnd w:id="113"/>
-    <w:bookmarkEnd w:id="114"/>
-    <w:bookmarkStart w:id="127" w:name="cierre-consolida-lo-aprendido"/>
+    <w:bookmarkEnd w:id="127"/>
+    <w:bookmarkEnd w:id="128"/>
+    <w:bookmarkStart w:id="141" w:name="cierre-consolida-lo-aprendido"/>
     <w:p>
       <w:pPr>
         <w:pStyle w:val="Heading1"/>
@@ -14573,7 +15373,7 @@
       <w:r>
         <w:t xml:space="preserve"> </w:t>
       </w:r>
-      <w:hyperlink r:id="rId18">
+      <w:hyperlink r:id="rId29">
         <w:r>
           <w:rPr>
             <w:rStyle w:val="Hyperlink"/>
@@ -14595,7 +15395,7 @@
         </w:pict>
       </w:r>
     </w:p>
-    <w:bookmarkStart w:id="115" w:name="sé-el-paquete"/>
+    <w:bookmarkStart w:id="129" w:name="sé-el-paquete"/>
     <w:p>
       <w:pPr>
         <w:pStyle w:val="Heading2"/>
@@ -14700,7 +15500,13 @@
         <w:t xml:space="preserve"> </w:t>
       </w:r>
       <w:r>
-        <w:t xml:space="preserve">“sí, es él”</w:t>
+        <w:t xml:space="preserve">“</w:t>
+      </w:r>
+      <w:r>
+        <w:t xml:space="preserve">sí, es él</w:t>
+      </w:r>
+      <w:r>
+        <w:t xml:space="preserve">”</w:t>
       </w:r>
       <w:r>
         <w:t xml:space="preserve">. Recibes IP por DHCP (192.168.10.44) y DNS de la casa.</w:t>
@@ -14829,7 +15635,13 @@
         <w:t xml:space="preserve"> </w:t>
       </w:r>
       <w:r>
-        <w:t xml:space="preserve">“WiFi bueno”</w:t>
+        <w:t xml:space="preserve">“</w:t>
+      </w:r>
+      <w:r>
+        <w:t xml:space="preserve">WiFi bueno</w:t>
+      </w:r>
+      <w:r>
+        <w:t xml:space="preserve">”</w:t>
       </w:r>
       <w:r>
         <w:t xml:space="preserve"> </w:t>
@@ -14845,8 +15657,8 @@
         </w:pict>
       </w:r>
     </w:p>
-    <w:bookmarkEnd w:id="115"/>
-    <w:bookmarkStart w:id="116" w:name="fireside-chat-wifi-vs-cable"/>
+    <w:bookmarkEnd w:id="129"/>
+    <w:bookmarkStart w:id="130" w:name="fireside-chat-wifi-vs-cable"/>
     <w:p>
       <w:pPr>
         <w:pStyle w:val="Heading2"/>
@@ -14942,7 +15754,13 @@
         <w:t xml:space="preserve"> </w:t>
       </w:r>
       <w:r>
-        <w:t xml:space="preserve">“garantía”</w:t>
+        <w:t xml:space="preserve">“</w:t>
+      </w:r>
+      <w:r>
+        <w:t xml:space="preserve">garantía</w:t>
+      </w:r>
+      <w:r>
+        <w:t xml:space="preserve">”</w:t>
       </w:r>
       <w:r>
         <w:t xml:space="preserve"> </w:t>
@@ -15040,8 +15858,8 @@
         </w:pict>
       </w:r>
     </w:p>
-    <w:bookmarkEnd w:id="116"/>
-    <w:bookmarkStart w:id="117" w:name="quién-soy"/>
+    <w:bookmarkEnd w:id="130"/>
+    <w:bookmarkStart w:id="131" w:name="quién-soy"/>
     <w:p>
       <w:pPr>
         <w:pStyle w:val="Heading2"/>
@@ -15197,8 +16015,8 @@
         </w:pict>
       </w:r>
     </w:p>
-    <w:bookmarkEnd w:id="117"/>
-    <w:bookmarkStart w:id="118" w:name="X881598bfe1028ed13eb749aa413f4deccde98bb"/>
+    <w:bookmarkEnd w:id="131"/>
+    <w:bookmarkStart w:id="132" w:name="X881598bfe1028ed13eb749aa413f4deccde98bb"/>
     <w:p>
       <w:pPr>
         <w:pStyle w:val="Heading2"/>
@@ -15210,7 +16028,13 @@
         <w:t xml:space="preserve"> </w:t>
       </w:r>
       <w:r>
-        <w:t xml:space="preserve">“Puse el router en el armario y el WiFi va mal en toda la casa”</w:t>
+        <w:t xml:space="preserve">“</w:t>
+      </w:r>
+      <w:r>
+        <w:t xml:space="preserve">Puse el router en el armario y el WiFi va mal en toda la casa</w:t>
+      </w:r>
+      <w:r>
+        <w:t xml:space="preserve">”</w:t>
       </w:r>
     </w:p>
     <w:p>
@@ -15270,7 +16094,13 @@
         <w:t xml:space="preserve"> </w:t>
       </w:r>
       <w:r>
-        <w:t xml:space="preserve">“compraste un repetidor”</w:t>
+        <w:t xml:space="preserve">“</w:t>
+      </w:r>
+      <w:r>
+        <w:t xml:space="preserve">compraste un repetidor</w:t>
+      </w:r>
+      <w:r>
+        <w:t xml:space="preserve">”</w:t>
       </w:r>
       <w:r>
         <w:t xml:space="preserve"> </w:t>
@@ -15300,7 +16130,13 @@
         <w:t xml:space="preserve"> </w:t>
       </w:r>
       <w:r>
-        <w:t xml:space="preserve">“malos routers”</w:t>
+        <w:t xml:space="preserve">“</w:t>
+      </w:r>
+      <w:r>
+        <w:t xml:space="preserve">malos routers</w:t>
+      </w:r>
+      <w:r>
+        <w:t xml:space="preserve">”</w:t>
       </w:r>
       <w:r>
         <w:t xml:space="preserve"> </w:t>
@@ -15316,8 +16152,8 @@
         </w:pict>
       </w:r>
     </w:p>
-    <w:bookmarkEnd w:id="118"/>
-    <w:bookmarkStart w:id="119" w:name="X20bfaf9c97b458f1ec52501bba1eb6d13772ef2"/>
+    <w:bookmarkEnd w:id="132"/>
+    <w:bookmarkStart w:id="133" w:name="X20bfaf9c97b458f1ec52501bba1eb6d13772ef2"/>
     <w:p>
       <w:pPr>
         <w:pStyle w:val="Heading2"/>
@@ -15582,13 +16418,25 @@
         <w:t xml:space="preserve"> </w:t>
       </w:r>
       <w:r>
-        <w:t xml:space="preserve">“12345”</w:t>
-      </w:r>
-      <w:r>
-        <w:t xml:space="preserve"> </w:t>
-      </w:r>
-      <w:r>
-        <w:t xml:space="preserve">“para que entren fácil”</w:t>
+        <w:t xml:space="preserve">“</w:t>
+      </w:r>
+      <w:r>
+        <w:t xml:space="preserve">12345</w:t>
+      </w:r>
+      <w:r>
+        <w:t xml:space="preserve">”</w:t>
+      </w:r>
+      <w:r>
+        <w:t xml:space="preserve"> </w:t>
+      </w:r>
+      <w:r>
+        <w:t xml:space="preserve">“</w:t>
+      </w:r>
+      <w:r>
+        <w:t xml:space="preserve">para que entren fácil</w:t>
+      </w:r>
+      <w:r>
+        <w:t xml:space="preserve">”</w:t>
       </w:r>
       <w:r>
         <w:t xml:space="preserve">. El reto adicional: explicar en dos líneas por qué eso es un agujero y qué se debe usar en su lugar.</w:t>
@@ -15670,8 +16518,8 @@
         </w:pict>
       </w:r>
     </w:p>
-    <w:bookmarkEnd w:id="119"/>
-    <w:bookmarkStart w:id="120" w:name="logros-de-esta-unidad"/>
+    <w:bookmarkEnd w:id="133"/>
+    <w:bookmarkStart w:id="134" w:name="logros-de-esta-unidad"/>
     <w:p>
       <w:pPr>
         <w:pStyle w:val="Heading2"/>
@@ -15684,6 +16532,7 @@
       <w:tblPr>
         <w:tblStyle w:val="Table"/>
         <w:tblW w:type="pct" w:w="5000"/>
+        <w:jc w:val="left"/>
         <w:tblLayout w:type="fixed"/>
         <w:tblLook w:firstRow="1" w:lastRow="0" w:firstColumn="0" w:lastColumn="0" w:noHBand="0" w:noVBand="0" w:val="0020"/>
       </w:tblPr>
@@ -15700,6 +16549,7 @@
           <w:p>
             <w:pPr>
               <w:pStyle w:val="Compact"/>
+              <w:jc w:val="left"/>
             </w:pPr>
             <w:r>
               <w:t xml:space="preserve">Logro</w:t>
@@ -15711,6 +16561,7 @@
           <w:p>
             <w:pPr>
               <w:pStyle w:val="Compact"/>
+              <w:jc w:val="left"/>
             </w:pPr>
             <w:r>
               <w:t xml:space="preserve">Cómo conseguirlo</w:t>
@@ -15724,6 +16575,7 @@
           <w:p>
             <w:pPr>
               <w:pStyle w:val="Compact"/>
+              <w:jc w:val="left"/>
             </w:pPr>
             <w:r>
               <w:t xml:space="preserve">🏅</w:t>
@@ -15745,6 +16597,7 @@
           <w:p>
             <w:pPr>
               <w:pStyle w:val="Compact"/>
+              <w:jc w:val="left"/>
             </w:pPr>
             <w:r>
               <w:t xml:space="preserve">Diseñar un plan 1-6-11 para una planta de 6 APs sin solapes</w:t>
@@ -15758,6 +16611,7 @@
           <w:p>
             <w:pPr>
               <w:pStyle w:val="Compact"/>
+              <w:jc w:val="left"/>
             </w:pPr>
             <w:r>
               <w:t xml:space="preserve">🏅</w:t>
@@ -15779,6 +16633,7 @@
           <w:p>
             <w:pPr>
               <w:pStyle w:val="Compact"/>
+              <w:jc w:val="left"/>
             </w:pPr>
             <w:r>
               <w:t xml:space="preserve">Montar dos SSIDs en dos VLANs con trunk y DHCP a la primera</w:t>
@@ -15792,6 +16647,7 @@
           <w:p>
             <w:pPr>
               <w:pStyle w:val="Compact"/>
+              <w:jc w:val="left"/>
             </w:pPr>
             <w:r>
               <w:t xml:space="preserve">🏅</w:t>
@@ -15813,6 +16669,7 @@
           <w:p>
             <w:pPr>
               <w:pStyle w:val="Compact"/>
+              <w:jc w:val="left"/>
             </w:pPr>
             <w:r>
               <w:t xml:space="preserve">Con una app analyzer, encontrar el canal sucio de tu propia casa</w:t>
@@ -15826,6 +16683,7 @@
           <w:p>
             <w:pPr>
               <w:pStyle w:val="Compact"/>
+              <w:jc w:val="left"/>
             </w:pPr>
             <w:r>
               <w:t xml:space="preserve">🏅</w:t>
@@ -15847,6 +16705,7 @@
           <w:p>
             <w:pPr>
               <w:pStyle w:val="Compact"/>
+              <w:jc w:val="left"/>
             </w:pPr>
             <w:r>
               <w:t xml:space="preserve">Dejar la red de invitados navegando pero sin ver la LAN</w:t>
@@ -15862,8 +16721,8 @@
         </w:pict>
       </w:r>
     </w:p>
-    <w:bookmarkEnd w:id="120"/>
-    <w:bookmarkStart w:id="121" w:name="atrévete-a-pensar"/>
+    <w:bookmarkEnd w:id="134"/>
+    <w:bookmarkStart w:id="135" w:name="atrévete-a-pensar"/>
     <w:p>
       <w:pPr>
         <w:pStyle w:val="Heading2"/>
@@ -15911,7 +16770,13 @@
         <w:t xml:space="preserve"> </w:t>
       </w:r>
       <w:r>
-        <w:t xml:space="preserve">“va a saltos”</w:t>
+        <w:t xml:space="preserve">“</w:t>
+      </w:r>
+      <w:r>
+        <w:t xml:space="preserve">va a saltos</w:t>
+      </w:r>
+      <w:r>
+        <w:t xml:space="preserve">”</w:t>
       </w:r>
       <w:r>
         <w:t xml:space="preserve">. ¿Qué dos medidas te faltan y qué buscarías en cada una?</w:t>
@@ -15980,7 +16845,13 @@
         <w:t xml:space="preserve"> </w:t>
       </w:r>
       <w:r>
-        <w:t xml:space="preserve">“auto”</w:t>
+        <w:t xml:space="preserve">“</w:t>
+      </w:r>
+      <w:r>
+        <w:t xml:space="preserve">auto</w:t>
+      </w:r>
+      <w:r>
+        <w:t xml:space="preserve">”</w:t>
       </w:r>
       <w:r>
         <w:t xml:space="preserve"> </w:t>
@@ -16058,8 +16929,8 @@
         </w:pict>
       </w:r>
     </w:p>
-    <w:bookmarkEnd w:id="121"/>
-    <w:bookmarkStart w:id="122" w:name="crucigrama-de-bits"/>
+    <w:bookmarkEnd w:id="135"/>
+    <w:bookmarkStart w:id="136" w:name="crucigrama-de-bits"/>
     <w:p>
       <w:pPr>
         <w:pStyle w:val="Heading2"/>
@@ -16205,8 +17076,8 @@
         </w:pict>
       </w:r>
     </w:p>
-    <w:bookmarkEnd w:id="122"/>
-    <w:bookmarkStart w:id="123" w:name="preguntas-de-entrevista-de-trabajo"/>
+    <w:bookmarkEnd w:id="136"/>
+    <w:bookmarkStart w:id="137" w:name="preguntas-de-entrevista-de-trabajo"/>
     <w:p>
       <w:pPr>
         <w:pStyle w:val="Heading2"/>
@@ -16228,7 +17099,21 @@
           <w:b/>
           <w:bCs/>
         </w:rPr>
-        <w:t xml:space="preserve">“Tenemos una oficina de dos plantas con quejas de WiFi lento. ¿Por dónde empiezas?”</w:t>
+        <w:t xml:space="preserve">“</w:t>
+      </w:r>
+      <w:r>
+        <w:rPr>
+          <w:b/>
+          <w:bCs/>
+        </w:rPr>
+        <w:t xml:space="preserve">Tenemos una oficina de dos plantas con quejas de WiFi lento. ¿Por dónde empiezas?</w:t>
+      </w:r>
+      <w:r>
+        <w:rPr>
+          <w:b/>
+          <w:bCs/>
+        </w:rPr>
+        <w:t xml:space="preserve">”</w:t>
       </w:r>
     </w:p>
     <w:p>
@@ -16244,7 +17129,21 @@
           <w:b/>
           <w:bCs/>
         </w:rPr>
-        <w:t xml:space="preserve">“¿Por qué no usarías WEP ni ocultarías el SSID? Explícalo como si yo fuera el gerente.”</w:t>
+        <w:t xml:space="preserve">“</w:t>
+      </w:r>
+      <w:r>
+        <w:rPr>
+          <w:b/>
+          <w:bCs/>
+        </w:rPr>
+        <w:t xml:space="preserve">¿Por qué no usarías WEP ni ocultarías el SSID? Explícalo como si yo fuera el gerente.</w:t>
+      </w:r>
+      <w:r>
+        <w:rPr>
+          <w:b/>
+          <w:bCs/>
+        </w:rPr>
+        <w:t xml:space="preserve">”</w:t>
       </w:r>
     </w:p>
     <w:p>
@@ -16260,7 +17159,21 @@
           <w:b/>
           <w:bCs/>
         </w:rPr>
-        <w:t xml:space="preserve">“¿Qué diferencia hay entre WPA2-PSK y WPA2-Enterprise y cuándo pondrías cada uno?”</w:t>
+        <w:t xml:space="preserve">“</w:t>
+      </w:r>
+      <w:r>
+        <w:rPr>
+          <w:b/>
+          <w:bCs/>
+        </w:rPr>
+        <w:t xml:space="preserve">¿Qué diferencia hay entre WPA2-PSK y WPA2-Enterprise y cuándo pondrías cada uno?</w:t>
+      </w:r>
+      <w:r>
+        <w:rPr>
+          <w:b/>
+          <w:bCs/>
+        </w:rPr>
+        <w:t xml:space="preserve">”</w:t>
       </w:r>
     </w:p>
     <w:p>
@@ -16276,7 +17189,21 @@
           <w:b/>
           <w:bCs/>
         </w:rPr>
-        <w:t xml:space="preserve">“¿Qué es CAPWAP y qué ventaja real da un controlador?”</w:t>
+        <w:t xml:space="preserve">“</w:t>
+      </w:r>
+      <w:r>
+        <w:rPr>
+          <w:b/>
+          <w:bCs/>
+        </w:rPr>
+        <w:t xml:space="preserve">¿Qué es CAPWAP y qué ventaja real da un controlador?</w:t>
+      </w:r>
+      <w:r>
+        <w:rPr>
+          <w:b/>
+          <w:bCs/>
+        </w:rPr>
+        <w:t xml:space="preserve">”</w:t>
       </w:r>
     </w:p>
     <w:p>
@@ -16292,7 +17219,21 @@
           <w:b/>
           <w:bCs/>
         </w:rPr>
-        <w:t xml:space="preserve">“El almacén necesita WiFi pero es todo metal. ¿Qué haces?”</w:t>
+        <w:t xml:space="preserve">“</w:t>
+      </w:r>
+      <w:r>
+        <w:rPr>
+          <w:b/>
+          <w:bCs/>
+        </w:rPr>
+        <w:t xml:space="preserve">El almacén necesita WiFi pero es todo metal. ¿Qué haces?</w:t>
+      </w:r>
+      <w:r>
+        <w:rPr>
+          <w:b/>
+          <w:bCs/>
+        </w:rPr>
+        <w:t xml:space="preserve">”</w:t>
       </w:r>
     </w:p>
     <w:p>
@@ -16322,7 +17263,13 @@
         <w:t xml:space="preserve"> </w:t>
       </w:r>
       <w:r>
-        <w:t xml:space="preserve">“comprar más APs”</w:t>
+        <w:t xml:space="preserve">“</w:t>
+      </w:r>
+      <w:r>
+        <w:t xml:space="preserve">comprar más APs</w:t>
+      </w:r>
+      <w:r>
+        <w:t xml:space="preserve">”</w:t>
       </w:r>
       <w:r>
         <w:t xml:space="preserve"> </w:t>
@@ -16334,7 +17281,13 @@
         <w:t xml:space="preserve"> </w:t>
       </w:r>
       <w:r>
-        <w:t xml:space="preserve">“candado roto”</w:t>
+        <w:t xml:space="preserve">“</w:t>
+      </w:r>
+      <w:r>
+        <w:t xml:space="preserve">candado roto</w:t>
+      </w:r>
+      <w:r>
+        <w:t xml:space="preserve">”</w:t>
       </w:r>
       <w:r>
         <w:t xml:space="preserve"> </w:t>
@@ -16346,7 +17299,13 @@
         <w:t xml:space="preserve"> </w:t>
       </w:r>
       <w:r>
-        <w:t xml:space="preserve">“pintura”</w:t>
+        <w:t xml:space="preserve">“</w:t>
+      </w:r>
+      <w:r>
+        <w:t xml:space="preserve">pintura</w:t>
+      </w:r>
+      <w:r>
+        <w:t xml:space="preserve">”</w:t>
       </w:r>
       <w:r>
         <w:t xml:space="preserve">. La 3: clave compartida frente a identidad por usuario con RADIUS; PSK en casa/PYME, Enterprise en organización con usuarios y baja de personal. La 4: túnel AP↔WLC que centraliza configuración, RRM y roaming; la ventaja real es gestión única y roaming fluido cuando la flota crece. La 5: survey obligatorio, celdas pequeñas con APs en zonas altas libres, 2,4 GHz como candidata, y validar con medición real, no con planos.</w:t>
@@ -16359,8 +17318,8 @@
         </w:pict>
       </w:r>
     </w:p>
-    <w:bookmarkEnd w:id="123"/>
-    <w:bookmarkStart w:id="124" w:name="no-hay-preguntas-tontas"/>
+    <w:bookmarkEnd w:id="137"/>
+    <w:bookmarkStart w:id="138" w:name="no-hay-preguntas-tontas"/>
     <w:p>
       <w:pPr>
         <w:pStyle w:val="Heading2"/>
@@ -16398,7 +17357,21 @@
           <w:b/>
           <w:bCs/>
         </w:rPr>
-        <w:t xml:space="preserve">“un AP”</w:t>
+        <w:t xml:space="preserve">“</w:t>
+      </w:r>
+      <w:r>
+        <w:rPr>
+          <w:b/>
+          <w:bCs/>
+        </w:rPr>
+        <w:t xml:space="preserve">un AP</w:t>
+      </w:r>
+      <w:r>
+        <w:rPr>
+          <w:b/>
+          <w:bCs/>
+        </w:rPr>
+        <w:t xml:space="preserve">”</w:t>
       </w:r>
       <w:r>
         <w:rPr>
@@ -16419,7 +17392,13 @@
         <w:t xml:space="preserve"> </w:t>
       </w:r>
       <w:r>
-        <w:t xml:space="preserve">“clientes conectados”</w:t>
+        <w:t xml:space="preserve">“</w:t>
+      </w:r>
+      <w:r>
+        <w:t xml:space="preserve">clientes conectados</w:t>
+      </w:r>
+      <w:r>
+        <w:t xml:space="preserve">”</w:t>
       </w:r>
       <w:r>
         <w:t xml:space="preserve"> </w:t>
@@ -16470,7 +17449,13 @@
         <w:t xml:space="preserve"> </w:t>
       </w:r>
       <w:r>
-        <w:t xml:space="preserve">“debilidad”</w:t>
+        <w:t xml:space="preserve">“</w:t>
+      </w:r>
+      <w:r>
+        <w:t xml:space="preserve">debilidad</w:t>
+      </w:r>
+      <w:r>
+        <w:t xml:space="preserve">”</w:t>
       </w:r>
       <w:r>
         <w:t xml:space="preserve"> </w:t>
@@ -16508,7 +17493,21 @@
           <w:b/>
           <w:bCs/>
         </w:rPr>
-        <w:t xml:space="preserve">“estar entre medias”</w:t>
+        <w:t xml:space="preserve">“</w:t>
+      </w:r>
+      <w:r>
+        <w:rPr>
+          <w:b/>
+          <w:bCs/>
+        </w:rPr>
+        <w:t xml:space="preserve">estar entre medias</w:t>
+      </w:r>
+      <w:r>
+        <w:rPr>
+          <w:b/>
+          <w:bCs/>
+        </w:rPr>
+        <w:t xml:space="preserve">”</w:t>
       </w:r>
       <w:r>
         <w:rPr>
@@ -16549,8 +17548,8 @@
         </w:pict>
       </w:r>
     </w:p>
-    <w:bookmarkEnd w:id="124"/>
-    <w:bookmarkStart w:id="125" w:name="poscréditos"/>
+    <w:bookmarkEnd w:id="138"/>
+    <w:bookmarkStart w:id="139" w:name="poscréditos"/>
     <w:p>
       <w:pPr>
         <w:pStyle w:val="Heading2"/>
@@ -16570,7 +17569,13 @@
         <w:t xml:space="preserve"> </w:t>
       </w:r>
       <w:r>
-        <w:t xml:space="preserve">“¡Este WiFi es buenísimo!”</w:t>
+        <w:t xml:space="preserve">“</w:t>
+      </w:r>
+      <w:r>
+        <w:t xml:space="preserve">¡Este WiFi es buenísimo!</w:t>
+      </w:r>
+      <w:r>
+        <w:t xml:space="preserve">”</w:t>
       </w:r>
       <w:r>
         <w:t xml:space="preserve"> </w:t>
@@ -16586,7 +17591,21 @@
           <w:i/>
           <w:iCs/>
         </w:rPr>
-        <w:t xml:space="preserve">“Buenísimo. Diseñado. Medido. Con canales alternos y un trunk bien puesto. Pero sí, buenísimo… Presenta mi parte también, ingrato.”</w:t>
+        <w:t xml:space="preserve">“</w:t>
+      </w:r>
+      <w:r>
+        <w:rPr>
+          <w:i/>
+          <w:iCs/>
+        </w:rPr>
+        <w:t xml:space="preserve">Buenísimo. Diseñado. Medido. Con canales alternos y un trunk bien puesto. Pero sí, buenísimo… Presenta mi parte también, ingrato.</w:t>
+      </w:r>
+      <w:r>
+        <w:rPr>
+          <w:i/>
+          <w:iCs/>
+        </w:rPr>
+        <w:t xml:space="preserve">”</w:t>
       </w:r>
     </w:p>
     <w:p>
@@ -16610,7 +17629,13 @@
         <w:t xml:space="preserve"> </w:t>
       </w:r>
       <w:r>
-        <w:t xml:space="preserve">“nunca falla”</w:t>
+        <w:t xml:space="preserve">“</w:t>
+      </w:r>
+      <w:r>
+        <w:t xml:space="preserve">nunca falla</w:t>
+      </w:r>
+      <w:r>
+        <w:t xml:space="preserve">”</w:t>
       </w:r>
       <w:r>
         <w:t xml:space="preserve"> </w:t>
@@ -16626,8 +17651,8 @@
         </w:pict>
       </w:r>
     </w:p>
-    <w:bookmarkEnd w:id="125"/>
-    <w:bookmarkStart w:id="126" w:name="Xe5c9652d70275eff18ae7b599d66bd50ec929a5"/>
+    <w:bookmarkEnd w:id="139"/>
+    <w:bookmarkStart w:id="140" w:name="Xe5c9652d70275eff18ae7b599d66bd50ec929a5"/>
     <w:p>
       <w:pPr>
         <w:pStyle w:val="Heading2"/>
@@ -16640,6 +17665,7 @@
       <w:tblPr>
         <w:tblStyle w:val="Table"/>
         <w:tblW w:type="pct" w:w="5000"/>
+        <w:jc w:val="left"/>
         <w:tblLayout w:type="fixed"/>
         <w:tblLook w:firstRow="1" w:lastRow="0" w:firstColumn="0" w:lastColumn="0" w:noHBand="0" w:noVBand="0" w:val="0020"/>
       </w:tblPr>
@@ -16657,6 +17683,7 @@
           <w:p>
             <w:pPr>
               <w:pStyle w:val="Compact"/>
+              <w:jc w:val="left"/>
             </w:pPr>
             <w:r>
               <w:t xml:space="preserve">CE</w:t>
@@ -16668,6 +17695,7 @@
           <w:p>
             <w:pPr>
               <w:pStyle w:val="Compact"/>
+              <w:jc w:val="left"/>
             </w:pPr>
             <w:r>
               <w:t xml:space="preserve">Criterio</w:t>
@@ -16679,6 +17707,7 @@
           <w:p>
             <w:pPr>
               <w:pStyle w:val="Compact"/>
+              <w:jc w:val="left"/>
             </w:pPr>
             <w:r>
               <w:t xml:space="preserve">Cubierto</w:t>
@@ -16692,6 +17721,7 @@
           <w:p>
             <w:pPr>
               <w:pStyle w:val="Compact"/>
+              <w:jc w:val="left"/>
             </w:pPr>
             <w:r>
               <w:t xml:space="preserve">RA2·a)</w:t>
@@ -16703,6 +17733,7 @@
           <w:p>
             <w:pPr>
               <w:pStyle w:val="Compact"/>
+              <w:jc w:val="left"/>
             </w:pPr>
             <w:r>
               <w:t xml:space="preserve">Se han identificado los estándares para redes cableadas e inalámbricas</w:t>
@@ -16714,6 +17745,7 @@
           <w:p>
             <w:pPr>
               <w:pStyle w:val="Compact"/>
+              <w:jc w:val="left"/>
             </w:pPr>
             <w:r>
               <w:t xml:space="preserve">✅ Puntos 1, 3 y 5</w:t>
@@ -16727,6 +17759,7 @@
           <w:p>
             <w:pPr>
               <w:pStyle w:val="Compact"/>
+              <w:jc w:val="left"/>
             </w:pPr>
             <w:r>
               <w:t xml:space="preserve">RA2·e)</w:t>
@@ -16738,6 +17771,7 @@
           <w:p>
             <w:pPr>
               <w:pStyle w:val="Compact"/>
+              <w:jc w:val="left"/>
             </w:pPr>
             <w:r>
               <w:t xml:space="preserve">Se han configurado adaptadores de red cableados e inalámbricos bajo distintos sistemas operativos</w:t>
@@ -16749,6 +17783,7 @@
           <w:p>
             <w:pPr>
               <w:pStyle w:val="Compact"/>
+              <w:jc w:val="left"/>
             </w:pPr>
             <w:r>
               <w:t xml:space="preserve">✅ Punto 8 (adaptadores) + ⚡ Laboratorio (punto 9)</w:t>
@@ -16762,6 +17797,7 @@
           <w:p>
             <w:pPr>
               <w:pStyle w:val="Compact"/>
+              <w:jc w:val="left"/>
             </w:pPr>
             <w:r>
               <w:t xml:space="preserve">RA2·f)</w:t>
@@ -16773,6 +17809,7 @@
           <w:p>
             <w:pPr>
               <w:pStyle w:val="Compact"/>
+              <w:jc w:val="left"/>
             </w:pPr>
             <w:r>
               <w:t xml:space="preserve">Se han integrado dispositivos en redes cableadas e inalámbricas</w:t>
@@ -16784,6 +17821,7 @@
           <w:p>
             <w:pPr>
               <w:pStyle w:val="Compact"/>
+              <w:jc w:val="left"/>
             </w:pPr>
             <w:r>
               <w:t xml:space="preserve">✅ Puntos 4, 7 y 8 + ⚡ Laboratorio (punto 9)</w:t>
@@ -16797,6 +17835,7 @@
           <w:p>
             <w:pPr>
               <w:pStyle w:val="Compact"/>
+              <w:jc w:val="left"/>
             </w:pPr>
             <w:r>
               <w:t xml:space="preserve">RA2·g)</w:t>
@@ -16808,6 +17847,7 @@
           <w:p>
             <w:pPr>
               <w:pStyle w:val="Compact"/>
+              <w:jc w:val="left"/>
             </w:pPr>
             <w:r>
               <w:t xml:space="preserve">Se ha comprobado la conectividad entre diversos dispositivos y adaptadores inalámbricos sobre distintas configuraciones</w:t>
@@ -16819,6 +17859,7 @@
           <w:p>
             <w:pPr>
               <w:pStyle w:val="Compact"/>
+              <w:jc w:val="left"/>
             </w:pPr>
             <w:r>
               <w:t xml:space="preserve">✅ Punto 8 (verificación) + ⚡ Laboratorio (punto 9)</w:t>
@@ -16832,6 +17873,7 @@
           <w:p>
             <w:pPr>
               <w:pStyle w:val="Compact"/>
+              <w:jc w:val="left"/>
             </w:pPr>
             <w:r>
               <w:t xml:space="preserve">RA1·b)</w:t>
@@ -16843,6 +17885,7 @@
           <w:p>
             <w:pPr>
               <w:pStyle w:val="Compact"/>
+              <w:jc w:val="left"/>
             </w:pPr>
             <w:r>
               <w:t xml:space="preserve">Se han diferenciado los distintos medios de transmisión utilizados en las redes</w:t>
@@ -16854,6 +17897,7 @@
           <w:p>
             <w:pPr>
               <w:pStyle w:val="Compact"/>
+              <w:jc w:val="left"/>
             </w:pPr>
             <w:r>
               <w:t xml:space="preserve">✅ Puntos 1 y 2</w:t>
@@ -16903,7 +17947,7 @@
       <w:r>
         <w:t xml:space="preserve"> </w:t>
       </w:r>
-      <w:hyperlink r:id="rId33">
+      <w:hyperlink r:id="rId44">
         <w:r>
           <w:rPr>
             <w:rStyle w:val="Hyperlink"/>
@@ -16930,7 +17974,7 @@
       <w:r>
         <w:t xml:space="preserve"> </w:t>
       </w:r>
-      <w:hyperlink r:id="rId18">
+      <w:hyperlink r:id="rId29">
         <w:r>
           <w:rPr>
             <w:rStyle w:val="Hyperlink"/>
@@ -16957,7 +18001,7 @@
       <w:r>
         <w:t xml:space="preserve"> </w:t>
       </w:r>
-      <w:hyperlink r:id="rId23">
+      <w:hyperlink r:id="rId34">
         <w:r>
           <w:rPr>
             <w:rStyle w:val="Hyperlink"/>
@@ -16966,13 +18010,9 @@
         </w:r>
       </w:hyperlink>
     </w:p>
-    <w:bookmarkEnd w:id="126"/>
-    <w:bookmarkEnd w:id="127"/>
-    <w:sectPr>
-      <w:footnotePr>
-        <w:numRestart w:val="eachSect"/>
-      </w:footnotePr>
-    </w:sectPr>
+    <w:bookmarkEnd w:id="140"/>
+    <w:bookmarkEnd w:id="141"/>
+    <w:sectPr/>
   </w:body>
 </w:document>
 </file>
@@ -17010,7 +18050,7 @@
       <w:lvlText w:val=" "/>
       <w:lvlJc w:val="left"/>
       <w:pPr>
-        <w:ind w:left="720" w:hanging="360"/>
+        <w:ind w:left="720" w:hanging="480"/>
       </w:pPr>
     </w:lvl>
     <w:lvl w:ilvl="1">
@@ -17018,7 +18058,7 @@
       <w:lvlText w:val=" "/>
       <w:lvlJc w:val="left"/>
       <w:pPr>
-        <w:ind w:left="1440" w:hanging="360"/>
+        <w:ind w:left="1440" w:hanging="480"/>
       </w:pPr>
     </w:lvl>
     <w:lvl w:ilvl="2">
@@ -17026,7 +18066,7 @@
       <w:lvlText w:val=" "/>
       <w:lvlJc w:val="left"/>
       <w:pPr>
-        <w:ind w:left="2160" w:hanging="360"/>
+        <w:ind w:left="2160" w:hanging="480"/>
       </w:pPr>
     </w:lvl>
     <w:lvl w:ilvl="3">
@@ -17034,7 +18074,7 @@
       <w:lvlText w:val=" "/>
       <w:lvlJc w:val="left"/>
       <w:pPr>
-        <w:ind w:left="2880" w:hanging="360"/>
+        <w:ind w:left="2880" w:hanging="480"/>
       </w:pPr>
     </w:lvl>
     <w:lvl w:ilvl="4">
@@ -17042,7 +18082,7 @@
       <w:lvlText w:val=" "/>
       <w:lvlJc w:val="left"/>
       <w:pPr>
-        <w:ind w:left="3600" w:hanging="360"/>
+        <w:ind w:left="3600" w:hanging="480"/>
       </w:pPr>
     </w:lvl>
     <w:lvl w:ilvl="5">
@@ -17050,7 +18090,7 @@
       <w:lvlText w:val=" "/>
       <w:lvlJc w:val="left"/>
       <w:pPr>
-        <w:ind w:left="4320" w:hanging="360"/>
+        <w:ind w:left="4320" w:hanging="480"/>
       </w:pPr>
     </w:lvl>
     <w:lvl w:ilvl="6">
@@ -17058,7 +18098,7 @@
       <w:lvlText w:val=" "/>
       <w:lvlJc w:val="left"/>
       <w:pPr>
-        <w:ind w:left="5040" w:hanging="360"/>
+        <w:ind w:left="5040" w:hanging="480"/>
       </w:pPr>
     </w:lvl>
     <w:lvl w:ilvl="7">
@@ -17066,7 +18106,7 @@
       <w:lvlText w:val=" "/>
       <w:lvlJc w:val="left"/>
       <w:pPr>
-        <w:ind w:left="5760" w:hanging="360"/>
+        <w:ind w:left="5760" w:hanging="480"/>
       </w:pPr>
     </w:lvl>
     <w:lvl w:ilvl="8">
@@ -17074,7 +18114,7 @@
       <w:lvlText w:val=" "/>
       <w:lvlJc w:val="left"/>
       <w:pPr>
-        <w:ind w:left="6480" w:hanging="360"/>
+        <w:ind w:left="6480" w:hanging="480"/>
       </w:pPr>
     </w:lvl>
   </w:abstractNum>
@@ -17083,102 +18123,75 @@
     <w:multiLevelType w:val="multilevel"/>
     <w:lvl w:ilvl="0">
       <w:numFmt w:val="bullet"/>
-      <w:lvlText w:val=""/>
+      <w:lvlText w:val="•"/>
       <w:lvlJc w:val="left"/>
       <w:pPr>
-        <w:ind w:left="720" w:hanging="360"/>
-      </w:pPr>
-      <w:rPr>
-        <w:rFonts w:ascii="Symbol" w:hAnsi="Symbol" w:cs="Symbol" w:hint="default"/>
-      </w:rPr>
+        <w:ind w:left="720" w:hanging="480"/>
+      </w:pPr>
     </w:lvl>
     <w:lvl w:ilvl="1">
       <w:numFmt w:val="bullet"/>
-      <w:lvlText w:val="o"/>
+      <w:lvlText w:val="–"/>
       <w:lvlJc w:val="left"/>
       <w:pPr>
-        <w:ind w:left="1440" w:hanging="360"/>
-      </w:pPr>
-      <w:rPr>
-        <w:rFonts w:ascii="Courier New" w:hAnsi="Courier New" w:cs="Courier New" w:hint="default"/>
-      </w:rPr>
+        <w:ind w:left="1440" w:hanging="480"/>
+      </w:pPr>
     </w:lvl>
     <w:lvl w:ilvl="2">
       <w:numFmt w:val="bullet"/>
-      <w:lvlText w:val=""/>
+      <w:lvlText w:val="•"/>
       <w:lvlJc w:val="left"/>
       <w:pPr>
-        <w:ind w:left="2160" w:hanging="360"/>
-      </w:pPr>
-      <w:rPr>
-        <w:rFonts w:ascii="Wingdings" w:hAnsi="Wingdings" w:cs="Wingdings" w:hint="default"/>
-      </w:rPr>
+        <w:ind w:left="2160" w:hanging="480"/>
+      </w:pPr>
     </w:lvl>
     <w:lvl w:ilvl="3">
       <w:numFmt w:val="bullet"/>
-      <w:lvlText w:val=""/>
+      <w:lvlText w:val="–"/>
       <w:lvlJc w:val="left"/>
       <w:pPr>
-        <w:ind w:left="2880" w:hanging="360"/>
-      </w:pPr>
-      <w:rPr>
-        <w:rFonts w:ascii="Symbol" w:hAnsi="Symbol" w:cs="Symbol" w:hint="default"/>
-      </w:rPr>
+        <w:ind w:left="2880" w:hanging="480"/>
+      </w:pPr>
     </w:lvl>
     <w:lvl w:ilvl="4">
       <w:numFmt w:val="bullet"/>
-      <w:lvlText w:val="o"/>
+      <w:lvlText w:val="•"/>
       <w:lvlJc w:val="left"/>
       <w:pPr>
-        <w:ind w:left="3600" w:hanging="360"/>
-      </w:pPr>
-      <w:rPr>
-        <w:rFonts w:ascii="Courier New" w:hAnsi="Courier New" w:cs="Courier New" w:hint="default"/>
-      </w:rPr>
+        <w:ind w:left="3600" w:hanging="480"/>
+      </w:pPr>
     </w:lvl>
     <w:lvl w:ilvl="5">
       <w:numFmt w:val="bullet"/>
-      <w:lvlText w:val=""/>
+      <w:lvlText w:val="–"/>
       <w:lvlJc w:val="left"/>
       <w:pPr>
-        <w:ind w:left="4320" w:hanging="360"/>
-      </w:pPr>
-      <w:rPr>
-        <w:rFonts w:ascii="Wingdings" w:hAnsi="Wingdings" w:cs="Wingdings" w:hint="default"/>
-      </w:rPr>
+        <w:ind w:left="4320" w:hanging="480"/>
+      </w:pPr>
     </w:lvl>
     <w:lvl w:ilvl="6">
       <w:numFmt w:val="bullet"/>
-      <w:lvlText w:val=""/>
+      <w:lvlText w:val="•"/>
       <w:lvlJc w:val="left"/>
       <w:pPr>
-        <w:ind w:left="5040" w:hanging="360"/>
-      </w:pPr>
-      <w:rPr>
-        <w:rFonts w:ascii="Symbol" w:hAnsi="Symbol" w:cs="Symbol" w:hint="default"/>
-      </w:rPr>
+        <w:ind w:left="5040" w:hanging="480"/>
+      </w:pPr>
     </w:lvl>
     <w:lvl w:ilvl="7">
       <w:numFmt w:val="bullet"/>
-      <w:lvlText w:val="o"/>
+      <w:lvlText w:val="–"/>
       <w:lvlJc w:val="left"/>
       <w:pPr>
-        <w:ind w:left="5760" w:hanging="360"/>
-      </w:pPr>
-      <w:rPr>
-        <w:rFonts w:ascii="Courier New" w:hAnsi="Courier New" w:cs="Courier New" w:hint="default"/>
-      </w:rPr>
+        <w:ind w:left="5760" w:hanging="480"/>
+      </w:pPr>
     </w:lvl>
     <w:lvl w:ilvl="8">
       <w:numFmt w:val="bullet"/>
-      <w:lvlText w:val=""/>
+      <w:lvlText w:val="•"/>
       <w:lvlJc w:val="left"/>
       <w:pPr>
-        <w:ind w:left="6480" w:hanging="360"/>
-      </w:pPr>
-      <w:rPr>
-        <w:rFonts w:ascii="Wingdings" w:hAnsi="Wingdings" w:cs="Wingdings" w:hint="default"/>
-      </w:rPr>
+        <w:ind w:left="6480" w:hanging="480"/>
+      </w:pPr>
     </w:lvl>
   </w:abstractNum>
   <w:abstractNum w:abstractNumId="99411">
@@ -17190,7 +18203,7 @@
       <w:lvlText w:val="%1."/>
       <w:lvlJc w:val="left"/>
       <w:pPr>
-        <w:ind w:left="720" w:hanging="360"/>
+        <w:ind w:left="720" w:hanging="480"/>
       </w:pPr>
     </w:lvl>
     <w:lvl w:ilvl="1">
@@ -17199,7 +18212,7 @@
       <w:lvlText w:val="%2."/>
       <w:lvlJc w:val="left"/>
       <w:pPr>
-        <w:ind w:left="1440" w:hanging="360"/>
+        <w:ind w:left="1440" w:hanging="480"/>
       </w:pPr>
     </w:lvl>
     <w:lvl w:ilvl="2">
@@ -17208,7 +18221,7 @@
       <w:lvlText w:val="%3."/>
       <w:lvlJc w:val="left"/>
       <w:pPr>
-        <w:ind w:left="2160" w:hanging="360"/>
+        <w:ind w:left="2160" w:hanging="480"/>
       </w:pPr>
     </w:lvl>
     <w:lvl w:ilvl="3">
@@ -17217,7 +18230,7 @@
       <w:lvlText w:val="%4."/>
       <w:lvlJc w:val="left"/>
       <w:pPr>
-        <w:ind w:left="2880" w:hanging="360"/>
+        <w:ind w:left="2880" w:hanging="480"/>
       </w:pPr>
     </w:lvl>
     <w:lvl w:ilvl="4">
@@ -17226,7 +18239,7 @@
       <w:lvlText w:val="%5."/>
       <w:lvlJc w:val="left"/>
       <w:pPr>
-        <w:ind w:left="3600" w:hanging="360"/>
+        <w:ind w:left="3600" w:hanging="480"/>
       </w:pPr>
     </w:lvl>
     <w:lvl w:ilvl="5">
@@ -17235,7 +18248,7 @@
       <w:lvlText w:val="%6."/>
       <w:lvlJc w:val="left"/>
       <w:pPr>
-        <w:ind w:left="4320" w:hanging="360"/>
+        <w:ind w:left="4320" w:hanging="480"/>
       </w:pPr>
     </w:lvl>
     <w:lvl w:ilvl="6">
@@ -17244,7 +18257,7 @@
       <w:lvlText w:val="%7."/>
       <w:lvlJc w:val="left"/>
       <w:pPr>
-        <w:ind w:left="5040" w:hanging="360"/>
+        <w:ind w:left="5040" w:hanging="480"/>
       </w:pPr>
     </w:lvl>
     <w:lvl w:ilvl="7">
@@ -17253,7 +18266,7 @@
       <w:lvlText w:val="%8."/>
       <w:lvlJc w:val="left"/>
       <w:pPr>
-        <w:ind w:left="5760" w:hanging="360"/>
+        <w:ind w:left="5760" w:hanging="480"/>
       </w:pPr>
     </w:lvl>
     <w:lvl w:ilvl="8">
@@ -17262,7 +18275,7 @@
       <w:lvlText w:val="%9."/>
       <w:lvlJc w:val="left"/>
       <w:pPr>
-        <w:ind w:left="6480" w:hanging="360"/>
+        <w:ind w:left="6480" w:hanging="480"/>
       </w:pPr>
     </w:lvl>
   </w:abstractNum>
@@ -18174,10 +19187,10 @@
   <w:docDefaults>
     <w:rPrDefault>
       <w:rPr>
-        <w:rFonts w:asciiTheme="minorHAnsi" w:cstheme="minorBidi" w:eastAsiaTheme="minorEastAsia" w:hAnsiTheme="minorHAnsi"/>
+        <w:rFonts w:asciiTheme="minorHAnsi" w:cstheme="minorBidi" w:eastAsiaTheme="minorHAnsi" w:hAnsiTheme="minorHAnsi"/>
         <w:sz w:val="24"/>
         <w:szCs w:val="24"/>
-        <w:lang w:bidi="ar-SA" w:eastAsia="zh-CN" w:val="es-ES"/>
+        <w:lang w:bidi="ar-SA" w:eastAsia="en-US" w:val="es-ES"/>
       </w:rPr>
     </w:rPrDefault>
     <w:pPrDefault>
@@ -18218,94 +19231,57 @@
     <w:name w:val="Title"/>
     <w:basedOn w:val="Normal"/>
     <w:next w:val="BodyText"/>
-    <w:link w:val="TitleChar"/>
-    <w:uiPriority w:val="10"/>
     <w:qFormat/>
-    <w:rsid w:val="00A10FD9"/>
     <w:pPr>
-      <w:spacing w:after="80" w:line="240" w:lineRule="auto"/>
-      <w:contextualSpacing/>
+      <w:keepNext/>
+      <w:keepLines/>
+      <w:spacing w:after="240" w:before="480"/>
       <w:jc w:val="center"/>
     </w:pPr>
     <w:rPr>
       <w:rFonts w:asciiTheme="majorHAnsi" w:cstheme="majorBidi" w:eastAsiaTheme="majorEastAsia" w:hAnsiTheme="majorHAnsi"/>
-      <w:sz w:val="56"/>
-      <w:szCs w:val="56"/>
-    </w:rPr>
-  </w:style>
-  <w:style w:customStyle="1" w:styleId="TitleChar" w:type="character">
-    <w:name w:val="Title Char"/>
-    <w:basedOn w:val="DefaultParagraphFont"/>
-    <w:link w:val="Title"/>
-    <w:uiPriority w:val="10"/>
-    <w:rsid w:val="00A10FD9"/>
-    <w:rPr>
-      <w:rFonts w:asciiTheme="majorHAnsi" w:cstheme="majorBidi" w:eastAsiaTheme="majorEastAsia" w:hAnsiTheme="majorHAnsi"/>
-      <w:sz w:val="56"/>
-      <w:szCs w:val="56"/>
+      <w:b/>
+      <w:bCs/>
+      <w:color w:themeColor="accent1" w:themeShade="B5" w:val="345A8A"/>
+      <w:sz w:val="36"/>
+      <w:szCs w:val="36"/>
     </w:rPr>
   </w:style>
   <w:style w:styleId="Subtitle" w:type="paragraph">
     <w:name w:val="Subtitle"/>
     <w:basedOn w:val="Title"/>
     <w:next w:val="BodyText"/>
-    <w:link w:val="SubtitleChar"/>
-    <w:uiPriority w:val="11"/>
     <w:qFormat/>
-    <w:rsid w:val="00A10FD9"/>
     <w:pPr>
-      <w:numPr>
-        <w:ilvl w:val="1"/>
-      </w:numPr>
+      <w:keepNext/>
+      <w:keepLines/>
+      <w:spacing w:after="240" w:before="240"/>
+      <w:jc w:val="center"/>
     </w:pPr>
     <w:rPr>
-      <w:rFonts w:cstheme="majorBidi" w:eastAsiaTheme="majorEastAsia"/>
-      <w:spacing w:val="15"/>
-      <w:sz w:val="28"/>
-      <w:szCs w:val="28"/>
-    </w:rPr>
-  </w:style>
-  <w:style w:customStyle="1" w:styleId="SubtitleChar" w:type="character">
-    <w:name w:val="Subtitle Char"/>
-    <w:basedOn w:val="DefaultParagraphFont"/>
-    <w:link w:val="Subtitle"/>
-    <w:uiPriority w:val="11"/>
-    <w:rsid w:val="00A10FD9"/>
-    <w:rPr>
-      <w:rFonts w:cstheme="majorBidi" w:eastAsiaTheme="majorEastAsia"/>
-      <w:color w:themeColor="text1" w:themeTint="A6" w:val="595959"/>
-      <w:spacing w:val="15"/>
-      <w:sz w:val="28"/>
-      <w:szCs w:val="28"/>
+      <w:sz w:val="30"/>
+      <w:szCs w:val="30"/>
     </w:rPr>
   </w:style>
   <w:style w:customStyle="1" w:styleId="Author" w:type="paragraph">
     <w:name w:val="Author"/>
-    <w:basedOn w:val="Title"/>
     <w:next w:val="BodyText"/>
     <w:qFormat/>
     <w:pPr>
       <w:keepNext/>
       <w:keepLines/>
+      <w:jc w:val="center"/>
     </w:pPr>
-    <w:rPr>
-      <w:sz w:val="24"/>
-      <w:szCs w:val="24"/>
-    </w:rPr>
   </w:style>
   <w:style w:styleId="Date" w:type="paragraph">
     <w:name w:val="Date"/>
-    <w:basedOn w:val="Title"/>
     <w:next w:val="BodyText"/>
     <w:qFormat/>
     <w:pPr>
       <w:keepNext/>
       <w:keepLines/>
+      <w:jc w:val="center"/>
     </w:pPr>
-    <w:rPr>
-      <w:sz w:val="24"/>
-      <w:szCs w:val="24"/>
-    </w:rPr>
   </w:style>
   <w:style w:customStyle="1" w:styleId="AbstractTitle" w:type="paragraph">
     <w:name w:val="Abstract Title"/>
@@ -18320,6 +19296,7 @@
     </w:pPr>
     <w:rPr>
       <w:b/>
+      <w:color w:val="345A8A"/>
       <w:sz w:val="20"/>
       <w:szCs w:val="20"/>
     </w:rPr>
@@ -18348,321 +19325,191 @@
     <w:rPr/>
   </w:style>
   <w:style w:styleId="Heading1" w:type="paragraph">
-    <w:name w:val="heading 1"/>
+    <w:name w:val="Heading 1"/>
     <w:basedOn w:val="Normal"/>
     <w:next w:val="BodyText"/>
-    <w:link w:val="Heading1Char"/>
     <w:uiPriority w:val="9"/>
     <w:qFormat/>
-    <w:rsid w:val="00A10FD9"/>
     <w:pPr>
       <w:keepNext/>
       <w:keepLines/>
-      <w:spacing w:after="80" w:before="360"/>
+      <w:spacing w:after="0" w:before="480"/>
       <w:outlineLvl w:val="0"/>
     </w:pPr>
     <w:rPr>
       <w:rFonts w:asciiTheme="majorHAnsi" w:cstheme="majorBidi" w:eastAsiaTheme="majorEastAsia" w:hAnsiTheme="majorHAnsi"/>
-      <w:color w:themeColor="accent1" w:themeShade="BF" w:val="0F4761"/>
-      <w:sz w:val="40"/>
-      <w:szCs w:val="40"/>
+      <w:b/>
+      <w:bCs/>
+      <w:color w:themeColor="accent1" w:val="4F81BD"/>
+      <w:sz w:val="32"/>
+      <w:szCs w:val="32"/>
     </w:rPr>
   </w:style>
   <w:style w:styleId="Heading2" w:type="paragraph">
-    <w:name w:val="heading 2"/>
+    <w:name w:val="Heading 2"/>
     <w:basedOn w:val="Normal"/>
     <w:next w:val="BodyText"/>
-    <w:link w:val="Heading2Char"/>
     <w:uiPriority w:val="9"/>
-    <w:semiHidden/>
     <w:unhideWhenUsed/>
     <w:qFormat/>
-    <w:rsid w:val="00A10FD9"/>
     <w:pPr>
       <w:keepNext/>
       <w:keepLines/>
-      <w:spacing w:after="80" w:before="160"/>
+      <w:spacing w:after="0" w:before="200"/>
       <w:outlineLvl w:val="1"/>
     </w:pPr>
     <w:rPr>
       <w:rFonts w:asciiTheme="majorHAnsi" w:cstheme="majorBidi" w:eastAsiaTheme="majorEastAsia" w:hAnsiTheme="majorHAnsi"/>
-      <w:color w:themeColor="accent1" w:themeShade="BF" w:val="0F4761"/>
-      <w:sz w:val="32"/>
-      <w:szCs w:val="32"/>
-    </w:rPr>
-  </w:style>
-  <w:style w:styleId="Heading3" w:type="paragraph">
-    <w:name w:val="heading 3"/>
-    <w:basedOn w:val="Normal"/>
-    <w:next w:val="BodyText"/>
-    <w:link w:val="Heading3Char"/>
-    <w:uiPriority w:val="9"/>
-    <w:semiHidden/>
-    <w:unhideWhenUsed/>
-    <w:qFormat/>
-    <w:rsid w:val="00A10FD9"/>
-    <w:pPr>
-      <w:keepNext/>
-      <w:keepLines/>
-      <w:spacing w:after="80" w:before="160"/>
-      <w:outlineLvl w:val="2"/>
-    </w:pPr>
-    <w:rPr>
-      <w:rFonts w:cstheme="majorBidi" w:eastAsiaTheme="majorEastAsia"/>
-      <w:color w:themeColor="accent1" w:themeShade="BF" w:val="0F4761"/>
+      <w:b/>
+      <w:bCs/>
+      <w:color w:themeColor="accent1" w:val="4F81BD"/>
       <w:sz w:val="28"/>
       <w:szCs w:val="28"/>
     </w:rPr>
   </w:style>
-  <w:style w:styleId="Heading4" w:type="paragraph">
-    <w:name w:val="heading 4"/>
+  <w:style w:styleId="Heading3" w:type="paragraph">
+    <w:name w:val="Heading 3"/>
     <w:basedOn w:val="Normal"/>
     <w:next w:val="BodyText"/>
-    <w:link w:val="Heading4Char"/>
     <w:uiPriority w:val="9"/>
-    <w:semiHidden/>
     <w:unhideWhenUsed/>
     <w:qFormat/>
-    <w:rsid w:val="00A10FD9"/>
     <w:pPr>
       <w:keepNext/>
       <w:keepLines/>
-      <w:spacing w:after="40" w:before="80"/>
+      <w:spacing w:after="0" w:before="200"/>
+      <w:outlineLvl w:val="2"/>
+    </w:pPr>
+    <w:rPr>
+      <w:rFonts w:asciiTheme="majorHAnsi" w:cstheme="majorBidi" w:eastAsiaTheme="majorEastAsia" w:hAnsiTheme="majorHAnsi"/>
+      <w:b/>
+      <w:bCs/>
+      <w:color w:themeColor="accent1" w:val="4F81BD"/>
+      <w:sz w:val="24"/>
+      <w:szCs w:val="24"/>
+    </w:rPr>
+  </w:style>
+  <w:style w:styleId="Heading4" w:type="paragraph">
+    <w:name w:val="Heading 4"/>
+    <w:basedOn w:val="Normal"/>
+    <w:next w:val="BodyText"/>
+    <w:uiPriority w:val="9"/>
+    <w:unhideWhenUsed/>
+    <w:qFormat/>
+    <w:pPr>
+      <w:keepNext/>
+      <w:keepLines/>
+      <w:spacing w:after="0" w:before="200"/>
       <w:outlineLvl w:val="3"/>
     </w:pPr>
     <w:rPr>
-      <w:rFonts w:cstheme="majorBidi" w:eastAsiaTheme="majorEastAsia"/>
+      <w:rFonts w:asciiTheme="majorHAnsi" w:cstheme="majorBidi" w:eastAsiaTheme="majorEastAsia" w:hAnsiTheme="majorHAnsi"/>
+      <w:bCs/>
       <w:i/>
-      <w:iCs/>
-      <w:color w:themeColor="accent1" w:themeShade="BF" w:val="0F4761"/>
+      <w:color w:themeColor="accent1" w:val="4F81BD"/>
+      <w:sz w:val="24"/>
+      <w:szCs w:val="24"/>
     </w:rPr>
   </w:style>
   <w:style w:styleId="Heading5" w:type="paragraph">
-    <w:name w:val="heading 5"/>
+    <w:name w:val="Heading 5"/>
     <w:basedOn w:val="Normal"/>
     <w:next w:val="BodyText"/>
-    <w:link w:val="Heading5Char"/>
     <w:uiPriority w:val="9"/>
-    <w:semiHidden/>
     <w:unhideWhenUsed/>
     <w:qFormat/>
-    <w:rsid w:val="00A10FD9"/>
     <w:pPr>
       <w:keepNext/>
       <w:keepLines/>
-      <w:spacing w:after="40" w:before="80"/>
+      <w:spacing w:after="0" w:before="200"/>
       <w:outlineLvl w:val="4"/>
     </w:pPr>
     <w:rPr>
-      <w:rFonts w:cstheme="majorBidi" w:eastAsiaTheme="majorEastAsia"/>
-      <w:color w:themeColor="accent1" w:themeShade="BF" w:val="0F4761"/>
+      <w:rFonts w:asciiTheme="majorHAnsi" w:cstheme="majorBidi" w:eastAsiaTheme="majorEastAsia" w:hAnsiTheme="majorHAnsi"/>
+      <w:iCs/>
+      <w:color w:themeColor="accent1" w:val="4F81BD"/>
+      <w:sz w:val="24"/>
+      <w:szCs w:val="24"/>
     </w:rPr>
   </w:style>
   <w:style w:styleId="Heading6" w:type="paragraph">
-    <w:name w:val="heading 6"/>
+    <w:name w:val="Heading 6"/>
     <w:basedOn w:val="Normal"/>
     <w:next w:val="BodyText"/>
-    <w:link w:val="Heading6Char"/>
     <w:uiPriority w:val="9"/>
-    <w:semiHidden/>
     <w:unhideWhenUsed/>
     <w:qFormat/>
-    <w:rsid w:val="00A10FD9"/>
     <w:pPr>
       <w:keepNext/>
       <w:keepLines/>
-      <w:spacing w:after="0" w:before="40"/>
+      <w:spacing w:after="0" w:before="200"/>
       <w:outlineLvl w:val="5"/>
     </w:pPr>
     <w:rPr>
-      <w:rFonts w:cstheme="majorBidi" w:eastAsiaTheme="majorEastAsia"/>
-      <w:i/>
-      <w:iCs/>
-      <w:color w:themeColor="text1" w:themeTint="A6" w:val="595959"/>
+      <w:rFonts w:asciiTheme="majorHAnsi" w:cstheme="majorBidi" w:eastAsiaTheme="majorEastAsia" w:hAnsiTheme="majorHAnsi"/>
+      <w:color w:themeColor="accent1" w:val="4F81BD"/>
+      <w:sz w:val="24"/>
+      <w:szCs w:val="24"/>
     </w:rPr>
   </w:style>
   <w:style w:styleId="Heading7" w:type="paragraph">
-    <w:name w:val="heading 7"/>
+    <w:name w:val="Heading 7"/>
     <w:basedOn w:val="Normal"/>
     <w:next w:val="BodyText"/>
-    <w:link w:val="Heading7Char"/>
     <w:uiPriority w:val="9"/>
-    <w:semiHidden/>
     <w:unhideWhenUsed/>
     <w:qFormat/>
-    <w:rsid w:val="00A10FD9"/>
     <w:pPr>
       <w:keepNext/>
       <w:keepLines/>
-      <w:spacing w:after="0" w:before="40"/>
+      <w:spacing w:after="0" w:before="200"/>
       <w:outlineLvl w:val="6"/>
     </w:pPr>
     <w:rPr>
-      <w:rFonts w:cstheme="majorBidi" w:eastAsiaTheme="majorEastAsia"/>
-      <w:color w:themeColor="text1" w:themeTint="A6" w:val="595959"/>
+      <w:rFonts w:asciiTheme="majorHAnsi" w:cstheme="majorBidi" w:eastAsiaTheme="majorEastAsia" w:hAnsiTheme="majorHAnsi"/>
+      <w:color w:themeColor="accent1" w:val="4F81BD"/>
+      <w:sz w:val="24"/>
+      <w:szCs w:val="24"/>
     </w:rPr>
   </w:style>
   <w:style w:styleId="Heading8" w:type="paragraph">
-    <w:name w:val="heading 8"/>
+    <w:name w:val="Heading 8"/>
     <w:basedOn w:val="Normal"/>
     <w:next w:val="BodyText"/>
-    <w:link w:val="Heading8Char"/>
     <w:uiPriority w:val="9"/>
-    <w:semiHidden/>
     <w:unhideWhenUsed/>
     <w:qFormat/>
-    <w:rsid w:val="00A10FD9"/>
     <w:pPr>
       <w:keepNext/>
       <w:keepLines/>
-      <w:spacing w:after="0"/>
+      <w:spacing w:after="0" w:before="200"/>
       <w:outlineLvl w:val="7"/>
     </w:pPr>
     <w:rPr>
-      <w:rFonts w:cstheme="majorBidi" w:eastAsiaTheme="majorEastAsia"/>
-      <w:i/>
-      <w:iCs/>
-      <w:color w:themeColor="text1" w:themeTint="D8" w:val="272727"/>
+      <w:rFonts w:asciiTheme="majorHAnsi" w:cstheme="majorBidi" w:eastAsiaTheme="majorEastAsia" w:hAnsiTheme="majorHAnsi"/>
+      <w:color w:themeColor="accent1" w:val="4F81BD"/>
+      <w:sz w:val="24"/>
+      <w:szCs w:val="24"/>
     </w:rPr>
   </w:style>
   <w:style w:styleId="Heading9" w:type="paragraph">
-    <w:name w:val="heading 9"/>
+    <w:name w:val="Heading 9"/>
     <w:basedOn w:val="Normal"/>
     <w:next w:val="BodyText"/>
-    <w:link w:val="Heading9Char"/>
     <w:uiPriority w:val="9"/>
-    <w:semiHidden/>
     <w:unhideWhenUsed/>
     <w:qFormat/>
-    <w:rsid w:val="00A10FD9"/>
     <w:pPr>
       <w:keepNext/>
       <w:keepLines/>
-      <w:spacing w:after="0"/>
+      <w:spacing w:after="0" w:before="200"/>
       <w:outlineLvl w:val="8"/>
     </w:pPr>
     <w:rPr>
-      <w:rFonts w:cstheme="majorBidi" w:eastAsiaTheme="majorEastAsia"/>
-      <w:color w:themeColor="text1" w:themeTint="D8" w:val="272727"/>
-    </w:rPr>
-  </w:style>
-  <w:style w:customStyle="1" w:styleId="Heading1Char" w:type="character">
-    <w:name w:val="Heading 1 Char"/>
-    <w:basedOn w:val="DefaultParagraphFont"/>
-    <w:link w:val="Heading1"/>
-    <w:uiPriority w:val="9"/>
-    <w:rsid w:val="00A10FD9"/>
-    <w:rPr>
       <w:rFonts w:asciiTheme="majorHAnsi" w:cstheme="majorBidi" w:eastAsiaTheme="majorEastAsia" w:hAnsiTheme="majorHAnsi"/>
-      <w:color w:themeColor="accent1" w:themeShade="BF" w:val="0F4761"/>
-      <w:sz w:val="40"/>
-      <w:szCs w:val="40"/>
-    </w:rPr>
-  </w:style>
-  <w:style w:customStyle="1" w:styleId="Heading2Char" w:type="character">
-    <w:name w:val="Heading 2 Char"/>
-    <w:basedOn w:val="DefaultParagraphFont"/>
-    <w:link w:val="Heading2"/>
-    <w:uiPriority w:val="9"/>
-    <w:semiHidden/>
-    <w:rsid w:val="00A10FD9"/>
-    <w:rPr>
-      <w:rFonts w:asciiTheme="majorHAnsi" w:cstheme="majorBidi" w:eastAsiaTheme="majorEastAsia" w:hAnsiTheme="majorHAnsi"/>
-      <w:color w:themeColor="accent1" w:themeShade="BF" w:val="0F4761"/>
-      <w:sz w:val="32"/>
-      <w:szCs w:val="32"/>
-    </w:rPr>
-  </w:style>
-  <w:style w:customStyle="1" w:styleId="Heading3Char" w:type="character">
-    <w:name w:val="Heading 3 Char"/>
-    <w:basedOn w:val="DefaultParagraphFont"/>
-    <w:link w:val="Heading3"/>
-    <w:uiPriority w:val="9"/>
-    <w:semiHidden/>
-    <w:rsid w:val="00A10FD9"/>
-    <w:rPr>
-      <w:rFonts w:cstheme="majorBidi" w:eastAsiaTheme="majorEastAsia"/>
-      <w:color w:themeColor="accent1" w:themeShade="BF" w:val="0F4761"/>
-      <w:sz w:val="28"/>
-      <w:szCs w:val="28"/>
-    </w:rPr>
-  </w:style>
-  <w:style w:customStyle="1" w:styleId="Heading4Char" w:type="character">
-    <w:name w:val="Heading 4 Char"/>
-    <w:basedOn w:val="DefaultParagraphFont"/>
-    <w:link w:val="Heading4"/>
-    <w:uiPriority w:val="9"/>
-    <w:semiHidden/>
-    <w:rsid w:val="00A10FD9"/>
-    <w:rPr>
-      <w:rFonts w:cstheme="majorBidi" w:eastAsiaTheme="majorEastAsia"/>
-      <w:i/>
-      <w:iCs/>
-      <w:color w:themeColor="accent1" w:themeShade="BF" w:val="0F4761"/>
-    </w:rPr>
-  </w:style>
-  <w:style w:customStyle="1" w:styleId="Heading5Char" w:type="character">
-    <w:name w:val="Heading 5 Char"/>
-    <w:basedOn w:val="DefaultParagraphFont"/>
-    <w:link w:val="Heading5"/>
-    <w:uiPriority w:val="9"/>
-    <w:semiHidden/>
-    <w:rsid w:val="00A10FD9"/>
-    <w:rPr>
-      <w:rFonts w:cstheme="majorBidi" w:eastAsiaTheme="majorEastAsia"/>
-      <w:color w:themeColor="accent1" w:themeShade="BF" w:val="0F4761"/>
-    </w:rPr>
-  </w:style>
-  <w:style w:customStyle="1" w:styleId="Heading6Char" w:type="character">
-    <w:name w:val="Heading 6 Char"/>
-    <w:basedOn w:val="DefaultParagraphFont"/>
-    <w:link w:val="Heading6"/>
-    <w:uiPriority w:val="9"/>
-    <w:semiHidden/>
-    <w:rsid w:val="00A10FD9"/>
-    <w:rPr>
-      <w:rFonts w:cstheme="majorBidi" w:eastAsiaTheme="majorEastAsia"/>
-      <w:i/>
-      <w:iCs/>
-      <w:color w:themeColor="text1" w:themeTint="A6" w:val="595959"/>
-    </w:rPr>
-  </w:style>
-  <w:style w:customStyle="1" w:styleId="Heading7Char" w:type="character">
-    <w:name w:val="Heading 7 Char"/>
-    <w:basedOn w:val="DefaultParagraphFont"/>
-    <w:link w:val="Heading7"/>
-    <w:uiPriority w:val="9"/>
-    <w:semiHidden/>
-    <w:rsid w:val="00A10FD9"/>
-    <w:rPr>
-      <w:rFonts w:cstheme="majorBidi" w:eastAsiaTheme="majorEastAsia"/>
-      <w:color w:themeColor="text1" w:themeTint="A6" w:val="595959"/>
-    </w:rPr>
-  </w:style>
-  <w:style w:customStyle="1" w:styleId="Heading8Char" w:type="character">
-    <w:name w:val="Heading 8 Char"/>
-    <w:basedOn w:val="DefaultParagraphFont"/>
-    <w:link w:val="Heading8"/>
-    <w:uiPriority w:val="9"/>
-    <w:semiHidden/>
-    <w:rsid w:val="00A10FD9"/>
-    <w:rPr>
-      <w:rFonts w:cstheme="majorBidi" w:eastAsiaTheme="majorEastAsia"/>
-      <w:i/>
-      <w:iCs/>
-      <w:color w:themeColor="text1" w:themeTint="D8" w:val="272727"/>
-    </w:rPr>
-  </w:style>
-  <w:style w:customStyle="1" w:styleId="Heading9Char" w:type="character">
-    <w:name w:val="Heading 9 Char"/>
-    <w:basedOn w:val="DefaultParagraphFont"/>
-    <w:link w:val="Heading9"/>
-    <w:uiPriority w:val="9"/>
-    <w:semiHidden/>
-    <w:rsid w:val="00A10FD9"/>
-    <w:rPr>
-      <w:rFonts w:cstheme="majorBidi" w:eastAsiaTheme="majorEastAsia"/>
-      <w:color w:themeColor="text1" w:themeTint="D8" w:val="272727"/>
+      <w:color w:themeColor="accent1" w:val="4F81BD"/>
+      <w:sz w:val="24"/>
+      <w:szCs w:val="24"/>
     </w:rPr>
   </w:style>
   <w:style w:styleId="BlockText" w:type="paragraph">
@@ -18687,8 +19534,8 @@
   </w:style>
   <w:style w:styleId="FootnoteBlockText" w:type="paragraph">
     <w:name w:val="Footnote Block Text"/>
-    <w:basedOn w:val="FootnoteText"/>
-    <w:next w:val="FootnoteText"/>
+    <w:basedOn w:val="Footnote Text"/>
+    <w:next w:val="Footnote Text"/>
     <w:uiPriority w:val="9"/>
     <w:unhideWhenUsed/>
     <w:qFormat/>
@@ -18718,6 +19565,13 @@
       </w:tblCellMar>
     </w:tblPr>
     <w:tblStylePr w:type="firstRow">
+      <w:tblPr>
+        <w:jc w:val="left"/>
+        <w:tblInd w:type="dxa" w:w="0"/>
+      </w:tblPr>
+      <w:trPr>
+        <w:jc w:val="left"/>
+      </w:trPr>
       <w:tcPr>
         <w:tcBorders>
           <w:bottom w:val="single"/>
@@ -19073,44 +19927,44 @@
         <a:sysClr val="window" lastClr="FFFFFF"/>
       </a:lt1>
       <a:dk2>
-        <a:srgbClr val="0E2841"/>
+        <a:srgbClr val="1F497D"/>
       </a:dk2>
       <a:lt2>
-        <a:srgbClr val="E8E8E8"/>
+        <a:srgbClr val="EEECE1"/>
       </a:lt2>
       <a:accent1>
-        <a:srgbClr val="156082"/>
+        <a:srgbClr val="4F81BD"/>
       </a:accent1>
       <a:accent2>
-        <a:srgbClr val="E97132"/>
+        <a:srgbClr val="C0504D"/>
       </a:accent2>
       <a:accent3>
-        <a:srgbClr val="196B24"/>
+        <a:srgbClr val="9BBB59"/>
       </a:accent3>
       <a:accent4>
-        <a:srgbClr val="0F9ED5"/>
+        <a:srgbClr val="8064A2"/>
       </a:accent4>
       <a:accent5>
-        <a:srgbClr val="A02B93"/>
+        <a:srgbClr val="4BACC6"/>
       </a:accent5>
       <a:accent6>
-        <a:srgbClr val="4EA72E"/>
+        <a:srgbClr val="F79646"/>
       </a:accent6>
       <a:hlink>
-        <a:srgbClr val="467886"/>
+        <a:srgbClr val="0000FF"/>
       </a:hlink>
       <a:folHlink>
-        <a:srgbClr val="96607D"/>
+        <a:srgbClr val="800080"/>
       </a:folHlink>
     </a:clrScheme>
     <a:fontScheme name="Office">
       <a:majorFont>
-        <a:latin typeface="Aptos Display" panose="02110004020202020204"/>
+        <a:latin typeface="Calibri"/>
         <a:ea typeface=""/>
         <a:cs typeface=""/>
-        <a:font script="Jpan" typeface="游ゴシック Light"/>
+        <a:font script="Jpan" typeface="ＭＳ ゴシック"/>
         <a:font script="Hang" typeface="맑은 고딕"/>
-        <a:font script="Hans" typeface="等线 Light"/>
+        <a:font script="Hans" typeface="宋体"/>
         <a:font script="Hant" typeface="新細明體"/>
         <a:font script="Arab" typeface="Times New Roman"/>
         <a:font script="Hebr" typeface="Times New Roman"/>
@@ -19137,32 +19991,14 @@
         <a:font script="Mong" typeface="Mongolian Baiti"/>
         <a:font script="Viet" typeface="Times New Roman"/>
         <a:font script="Uigh" typeface="Microsoft Uighur"/>
-        <a:font script="Geor" typeface="Sylfaen"/>
-        <a:font script="Armn" typeface="Arial"/>
-        <a:font script="Bugi" typeface="Leelawadee UI"/>
-        <a:font script="Bopo" typeface="Microsoft JhengHei"/>
-        <a:font script="Java" typeface="Javanese Text"/>
-        <a:font script="Lisu" typeface="Segoe UI"/>
-        <a:font script="Mymr" typeface="Myanmar Text"/>
-        <a:font script="Nkoo" typeface="Ebrima"/>
-        <a:font script="Olck" typeface="Nirmala UI"/>
-        <a:font script="Osma" typeface="Ebrima"/>
-        <a:font script="Phag" typeface="Phagspa"/>
-        <a:font script="Syrn" typeface="Estrangelo Edessa"/>
-        <a:font script="Syrj" typeface="Estrangelo Edessa"/>
-        <a:font script="Syre" typeface="Estrangelo Edessa"/>
-        <a:font script="Sora" typeface="Nirmala UI"/>
-        <a:font script="Tale" typeface="Microsoft Tai Le"/>
-        <a:font script="Talu" typeface="Microsoft New Tai Lue"/>
-        <a:font script="Tfng" typeface="Ebrima"/>
       </a:majorFont>
       <a:minorFont>
-        <a:latin typeface="Aptos" panose="02110004020202020204"/>
+        <a:latin typeface="Cambria"/>
         <a:ea typeface=""/>
         <a:cs typeface=""/>
-        <a:font script="Jpan" typeface="游明朝"/>
+        <a:font script="Jpan" typeface="ＭＳ 明朝"/>
         <a:font script="Hang" typeface="맑은 고딕"/>
-        <a:font script="Hans" typeface="等线"/>
+        <a:font script="Hans" typeface="宋体"/>
         <a:font script="Hant" typeface="新細明體"/>
         <a:font script="Arab" typeface="Arial"/>
         <a:font script="Hebr" typeface="Arial"/>
@@ -19189,24 +20025,6 @@
         <a:font script="Mong" typeface="Mongolian Baiti"/>
         <a:font script="Viet" typeface="Arial"/>
         <a:font script="Uigh" typeface="Microsoft Uighur"/>
-        <a:font script="Geor" typeface="Sylfaen"/>
-        <a:font script="Armn" typeface="Arial"/>
-        <a:font script="Bugi" typeface="Leelawadee UI"/>
-        <a:font script="Bopo" typeface="Microsoft JhengHei"/>
-        <a:font script="Java" typeface="Javanese Text"/>
-        <a:font script="Lisu" typeface="Segoe UI"/>
-        <a:font script="Mymr" typeface="Myanmar Text"/>
-        <a:font script="Nkoo" typeface="Ebrima"/>
-        <a:font script="Olck" typeface="Nirmala UI"/>
-        <a:font script="Osma" typeface="Ebrima"/>
-        <a:font script="Phag" typeface="Phagspa"/>
-        <a:font script="Syrn" typeface="Estrangelo Edessa"/>
-        <a:font script="Syrj" typeface="Estrangelo Edessa"/>
-        <a:font script="Syre" typeface="Estrangelo Edessa"/>
-        <a:font script="Sora" typeface="Nirmala UI"/>
-        <a:font script="Tale" typeface="Microsoft Tai Le"/>
-        <a:font script="Talu" typeface="Microsoft New Tai Lue"/>
-        <a:font script="Tfng" typeface="Ebrima"/>
       </a:minorFont>
     </a:fontScheme>
     <a:fmtScheme name="Office">
@@ -19218,141 +20036,200 @@
           <a:gsLst>
             <a:gs pos="0">
               <a:schemeClr val="phClr">
-                <a:lumMod val="110000"/>
-                <a:satMod val="105000"/>
-                <a:tint val="67000"/>
+                <a:tint val="50000"/>
+                <a:satMod val="300000"/>
               </a:schemeClr>
             </a:gs>
-            <a:gs pos="50000">
+            <a:gs pos="35000">
               <a:schemeClr val="phClr">
-                <a:lumMod val="105000"/>
-                <a:satMod val="103000"/>
-                <a:tint val="73000"/>
+                <a:tint val="37000"/>
+                <a:satMod val="300000"/>
               </a:schemeClr>
             </a:gs>
             <a:gs pos="100000">
               <a:schemeClr val="phClr">
-                <a:lumMod val="105000"/>
-                <a:satMod val="109000"/>
-                <a:tint val="81000"/>
+                <a:tint val="15000"/>
+                <a:satMod val="350000"/>
               </a:schemeClr>
             </a:gs>
           </a:gsLst>
-          <a:lin ang="5400000" scaled="0"/>
+          <a:lin ang="16200000" scaled="1"/>
         </a:gradFill>
         <a:gradFill rotWithShape="1">
           <a:gsLst>
             <a:gs pos="0">
               <a:schemeClr val="phClr">
-                <a:satMod val="103000"/>
-                <a:lumMod val="102000"/>
-                <a:tint val="94000"/>
-              </a:schemeClr>
-            </a:gs>
-            <a:gs pos="50000">
-              <a:schemeClr val="phClr">
-                <a:satMod val="110000"/>
-                <a:lumMod val="100000"/>
+                <a:tint val="100000"/>
                 <a:shade val="100000"/>
+                <a:satMod val="130000"/>
               </a:schemeClr>
             </a:gs>
             <a:gs pos="100000">
               <a:schemeClr val="phClr">
-                <a:lumMod val="99000"/>
-                <a:satMod val="120000"/>
-                <a:shade val="78000"/>
+                <a:tint val="50000"/>
+                <a:shade val="100000"/>
+                <a:satMod val="350000"/>
               </a:schemeClr>
             </a:gs>
           </a:gsLst>
-          <a:lin ang="5400000" scaled="0"/>
+          <a:lin ang="16200000" scaled="0"/>
         </a:gradFill>
       </a:fillStyleLst>
       <a:lnStyleLst>
-        <a:ln w="6350" cap="flat" cmpd="sng" algn="ctr">
+        <a:ln w="9525" cap="flat" cmpd="sng" algn="ctr">
+          <a:solidFill>
+            <a:schemeClr val="phClr">
+              <a:shade val="95000"/>
+              <a:satMod val="105000"/>
+            </a:schemeClr>
+          </a:solidFill>
+          <a:prstDash val="solid"/>
+        </a:ln>
+        <a:ln w="25400" cap="flat" cmpd="sng" algn="ctr">
           <a:solidFill>
             <a:schemeClr val="phClr"/>
           </a:solidFill>
           <a:prstDash val="solid"/>
-          <a:miter lim="800000"/>
         </a:ln>
-        <a:ln w="12700" cap="flat" cmpd="sng" algn="ctr">
+        <a:ln w="38100" cap="flat" cmpd="sng" algn="ctr">
           <a:solidFill>
             <a:schemeClr val="phClr"/>
           </a:solidFill>
           <a:prstDash val="solid"/>
-          <a:miter lim="800000"/>
-        </a:ln>
-        <a:ln w="19050" cap="flat" cmpd="sng" algn="ctr">
-          <a:solidFill>
-            <a:schemeClr val="phClr"/>
-          </a:solidFill>
-          <a:prstDash val="solid"/>
-          <a:miter lim="800000"/>
         </a:ln>
       </a:lnStyleLst>
       <a:effectStyleLst>
         <a:effectStyle>
-          <a:effectLst/>
-        </a:effectStyle>
-        <a:effectStyle>
-          <a:effectLst/>
+          <a:effectLst>
+            <a:outerShdw blurRad="40000" dist="20000" dir="5400000" rotWithShape="0">
+              <a:srgbClr val="000000">
+                <a:alpha val="38000"/>
+              </a:srgbClr>
+            </a:outerShdw>
+          </a:effectLst>
         </a:effectStyle>
         <a:effectStyle>
           <a:effectLst>
-            <a:outerShdw blurRad="57150" dist="19050" dir="5400000" algn="ctr" rotWithShape="0">
+            <a:outerShdw blurRad="40000" dist="23000" dir="5400000" rotWithShape="0">
               <a:srgbClr val="000000">
-                <a:alpha val="63000"/>
+                <a:alpha val="35000"/>
               </a:srgbClr>
             </a:outerShdw>
           </a:effectLst>
+        </a:effectStyle>
+        <a:effectStyle>
+          <a:effectLst>
+            <a:outerShdw blurRad="40000" dist="23000" dir="5400000" rotWithShape="0">
+              <a:srgbClr val="000000">
+                <a:alpha val="35000"/>
+              </a:srgbClr>
+            </a:outerShdw>
+          </a:effectLst>
+          <a:scene3d>
+            <a:camera prst="orthographicFront">
+              <a:rot lat="0" lon="0" rev="0"/>
+            </a:camera>
+            <a:lightRig rig="threePt" dir="t">
+              <a:rot lat="0" lon="0" rev="1200000"/>
+            </a:lightRig>
+          </a:scene3d>
+          <a:sp3d>
+            <a:bevelT w="63500" h="25400"/>
+          </a:sp3d>
         </a:effectStyle>
       </a:effectStyleLst>
       <a:bgFillStyleLst>
         <a:solidFill>
           <a:schemeClr val="phClr"/>
         </a:solidFill>
-        <a:solidFill>
-          <a:schemeClr val="phClr">
-            <a:tint val="95000"/>
-            <a:satMod val="170000"/>
-          </a:schemeClr>
-        </a:solidFill>
         <a:gradFill rotWithShape="1">
           <a:gsLst>
             <a:gs pos="0">
               <a:schemeClr val="phClr">
-                <a:tint val="93000"/>
-                <a:satMod val="150000"/>
-                <a:shade val="98000"/>
-                <a:lumMod val="102000"/>
+                <a:tint val="40000"/>
+                <a:satMod val="350000"/>
               </a:schemeClr>
             </a:gs>
-            <a:gs pos="50000">
+            <a:gs pos="40000">
               <a:schemeClr val="phClr">
-                <a:tint val="98000"/>
-                <a:satMod val="130000"/>
-                <a:shade val="90000"/>
-                <a:lumMod val="103000"/>
+                <a:tint val="45000"/>
+                <a:shade val="99000"/>
+                <a:satMod val="350000"/>
               </a:schemeClr>
             </a:gs>
             <a:gs pos="100000">
               <a:schemeClr val="phClr">
-                <a:shade val="63000"/>
-                <a:satMod val="120000"/>
+                <a:shade val="20000"/>
+                <a:satMod val="255000"/>
               </a:schemeClr>
             </a:gs>
           </a:gsLst>
-          <a:lin ang="5400000" scaled="0"/>
+          <a:path path="circle">
+            <a:fillToRect l="50000" t="-80000" r="50000" b="180000"/>
+          </a:path>
+        </a:gradFill>
+        <a:gradFill rotWithShape="1">
+          <a:gsLst>
+            <a:gs pos="0">
+              <a:schemeClr val="phClr">
+                <a:tint val="80000"/>
+                <a:satMod val="300000"/>
+              </a:schemeClr>
+            </a:gs>
+            <a:gs pos="100000">
+              <a:schemeClr val="phClr">
+                <a:shade val="30000"/>
+                <a:satMod val="200000"/>
+              </a:schemeClr>
+            </a:gs>
+          </a:gsLst>
+          <a:path path="circle">
+            <a:fillToRect l="50000" t="50000" r="50000" b="50000"/>
+          </a:path>
         </a:gradFill>
       </a:bgFillStyleLst>
     </a:fmtScheme>
   </a:themeElements>
-  <a:objectDefaults/>
+  <a:objectDefaults>
+    <a:spDef>
+      <a:spPr/>
+      <a:bodyPr/>
+      <a:lstStyle/>
+      <a:style>
+        <a:lnRef idx="1">
+          <a:schemeClr val="accent1"/>
+        </a:lnRef>
+        <a:fillRef idx="3">
+          <a:schemeClr val="accent1"/>
+        </a:fillRef>
+        <a:effectRef idx="2">
+          <a:schemeClr val="accent1"/>
+        </a:effectRef>
+        <a:fontRef idx="minor">
+          <a:schemeClr val="lt1"/>
+        </a:fontRef>
+      </a:style>
+    </a:spDef>
+    <a:lnDef>
+      <a:spPr/>
+      <a:bodyPr/>
+      <a:lstStyle/>
+      <a:style>
+        <a:lnRef idx="2">
+          <a:schemeClr val="accent1"/>
+        </a:lnRef>
+        <a:fillRef idx="0">
+          <a:schemeClr val="accent1"/>
+        </a:fillRef>
+        <a:effectRef idx="1">
+          <a:schemeClr val="accent1"/>
+        </a:effectRef>
+        <a:fontRef idx="minor">
+          <a:schemeClr val="tx1"/>
+        </a:fontRef>
+      </a:style>
+    </a:lnDef>
+  </a:objectDefaults>
   <a:extraClrSchemeLst/>
-  <a:extLst>
-    <a:ext uri="{05A4C25C-085E-4340-85A3-A5531E510DB2}">
-      <thm15:themeFamily xmlns:thm15="http://schemas.microsoft.com/office/thememl/2012/main" name="Office Theme" id="{2E142A2C-CD16-42D6-873A-C26D2A0506FA}" vid="{1BDDFF52-6CD6-40A5-AB3C-68EB2F1E4D0A}"/>
-    </a:ext>
-  </a:extLst>
 </a:theme>
 </file>
--- a/docx/12-redes-inalambricas/12-redes-inalambricas.docx
+++ b/docx/12-redes-inalambricas/12-redes-inalambricas.docx
@@ -28,7 +28,7 @@
         </w:p>
       </w:sdtContent>
     </w:sdt>
-    <w:bookmarkStart w:id="36" w:name="redes-inalámbricas"/>
+    <w:bookmarkStart w:id="25" w:name="redes-inalámbricas"/>
     <w:p>
       <w:pPr>
         <w:pStyle w:val="Heading1"/>
@@ -114,7 +114,7 @@
       <w:r>
         <w:t xml:space="preserve"> </w:t>
       </w:r>
-      <w:hyperlink r:id="rId20">
+      <w:hyperlink r:id="rId9">
         <w:r>
           <w:rPr>
             <w:rStyle w:val="Hyperlink"/>
@@ -132,13 +132,7 @@
         <w:t xml:space="preserve"> </w:t>
       </w:r>
       <w:r>
-        <w:t xml:space="preserve">“</w:t>
-      </w:r>
-      <w:r>
-        <w:t xml:space="preserve">el aire: flexible pero impredecible</w:t>
-      </w:r>
-      <w:r>
-        <w:t xml:space="preserve">”</w:t>
+        <w:t xml:space="preserve">“el aire: flexible pero impredecible”</w:t>
       </w:r>
       <w:r>
         <w:t xml:space="preserve">. Ahora lo domas: los estándares 802.11 y sus bandas, cómo se diseña una cobertura sin agujeros ni interferencias, cómo se configura un AP de verdad (SSID, VLANs, seguridad WPA2/WPA3) y cómo se integra todo en tu red cableada sin abrir agujeros de seguridad.</w:t>
@@ -172,7 +166,7 @@
         </w:pict>
       </w:r>
     </w:p>
-    <w:bookmarkStart w:id="21" w:name="objetivo-de-la-unidad"/>
+    <w:bookmarkStart w:id="10" w:name="objetivo-de-la-unidad"/>
     <w:p>
       <w:pPr>
         <w:pStyle w:val="Heading2"/>
@@ -295,8 +289,8 @@
         </w:pict>
       </w:r>
     </w:p>
-    <w:bookmarkEnd w:id="21"/>
-    <w:bookmarkStart w:id="31" w:name="mapa-de-la-unidad"/>
+    <w:bookmarkEnd w:id="10"/>
+    <w:bookmarkStart w:id="20" w:name="mapa-de-la-unidad"/>
     <w:p>
       <w:pPr>
         <w:pStyle w:val="Heading2"/>
@@ -309,7 +303,6 @@
       <w:tblPr>
         <w:tblStyle w:val="Table"/>
         <w:tblW w:type="pct" w:w="5000"/>
-        <w:jc w:val="left"/>
         <w:tblLayout w:type="fixed"/>
         <w:tblLook w:firstRow="1" w:lastRow="0" w:firstColumn="0" w:lastColumn="0" w:noHBand="0" w:noVBand="0" w:val="0020"/>
       </w:tblPr>
@@ -327,7 +320,6 @@
           <w:p>
             <w:pPr>
               <w:pStyle w:val="Compact"/>
-              <w:jc w:val="left"/>
             </w:pPr>
             <w:r>
               <w:t xml:space="preserve">Punto</w:t>
@@ -339,7 +331,6 @@
           <w:p>
             <w:pPr>
               <w:pStyle w:val="Compact"/>
-              <w:jc w:val="left"/>
             </w:pPr>
             <w:r>
               <w:t xml:space="preserve">Qué aprenderás</w:t>
@@ -351,7 +342,6 @@
           <w:p>
             <w:pPr>
               <w:pStyle w:val="Compact"/>
-              <w:jc w:val="left"/>
             </w:pPr>
             <w:r>
               <w:t xml:space="preserve">Nivel</w:t>
@@ -365,9 +355,8 @@
           <w:p>
             <w:pPr>
               <w:pStyle w:val="Compact"/>
-              <w:jc w:val="left"/>
-            </w:pPr>
-            <w:hyperlink r:id="rId22">
+            </w:pPr>
+            <w:hyperlink r:id="rId11">
               <w:r>
                 <w:rPr>
                   <w:rStyle w:val="Hyperlink"/>
@@ -382,7 +371,6 @@
           <w:p>
             <w:pPr>
               <w:pStyle w:val="Compact"/>
-              <w:jc w:val="left"/>
             </w:pPr>
             <w:r>
               <w:t xml:space="preserve">Radiofrecuencia, bandas, canales y los males del aire</w:t>
@@ -394,7 +382,6 @@
           <w:p>
             <w:pPr>
               <w:pStyle w:val="Compact"/>
-              <w:jc w:val="left"/>
             </w:pPr>
             <w:r>
               <w:t xml:space="preserve">Todos</w:t>
@@ -408,9 +395,8 @@
           <w:p>
             <w:pPr>
               <w:pStyle w:val="Compact"/>
-              <w:jc w:val="left"/>
-            </w:pPr>
-            <w:hyperlink r:id="rId23">
+            </w:pPr>
+            <w:hyperlink r:id="rId12">
               <w:r>
                 <w:rPr>
                   <w:rStyle w:val="Hyperlink"/>
@@ -425,7 +411,6 @@
           <w:p>
             <w:pPr>
               <w:pStyle w:val="Compact"/>
-              <w:jc w:val="left"/>
             </w:pPr>
             <w:r>
               <w:t xml:space="preserve">Tipos de antena, ganancia, dBi y enlaces punto a punto</w:t>
@@ -437,7 +422,6 @@
           <w:p>
             <w:pPr>
               <w:pStyle w:val="Compact"/>
-              <w:jc w:val="left"/>
             </w:pPr>
             <w:r>
               <w:t xml:space="preserve">Todos</w:t>
@@ -451,9 +435,8 @@
           <w:p>
             <w:pPr>
               <w:pStyle w:val="Compact"/>
-              <w:jc w:val="left"/>
-            </w:pPr>
-            <w:hyperlink r:id="rId24">
+            </w:pPr>
+            <w:hyperlink r:id="rId13">
               <w:r>
                 <w:rPr>
                   <w:rStyle w:val="Hyperlink"/>
@@ -468,7 +451,6 @@
           <w:p>
             <w:pPr>
               <w:pStyle w:val="Compact"/>
-              <w:jc w:val="left"/>
             </w:pPr>
             <w:r>
               <w:t xml:space="preserve">De 802.11b a WiFi 7: velocidades, bandas y características</w:t>
@@ -480,7 +462,6 @@
           <w:p>
             <w:pPr>
               <w:pStyle w:val="Compact"/>
-              <w:jc w:val="left"/>
             </w:pPr>
             <w:r>
               <w:t xml:space="preserve">Todos</w:t>
@@ -494,9 +475,8 @@
           <w:p>
             <w:pPr>
               <w:pStyle w:val="Compact"/>
-              <w:jc w:val="left"/>
-            </w:pPr>
-            <w:hyperlink r:id="rId25">
+            </w:pPr>
+            <w:hyperlink r:id="rId14">
               <w:r>
                 <w:rPr>
                   <w:rStyle w:val="Hyperlink"/>
@@ -511,7 +491,6 @@
           <w:p>
             <w:pPr>
               <w:pStyle w:val="Compact"/>
-              <w:jc w:val="left"/>
             </w:pPr>
             <w:r>
               <w:t xml:space="preserve">BSS, ESS, ad-hoc, repetidor, bridge, mesh</w:t>
@@ -523,7 +502,6 @@
           <w:p>
             <w:pPr>
               <w:pStyle w:val="Compact"/>
-              <w:jc w:val="left"/>
             </w:pPr>
             <w:r>
               <w:t xml:space="preserve">Todos</w:t>
@@ -537,9 +515,8 @@
           <w:p>
             <w:pPr>
               <w:pStyle w:val="Compact"/>
-              <w:jc w:val="left"/>
-            </w:pPr>
-            <w:hyperlink r:id="rId26">
+            </w:pPr>
+            <w:hyperlink r:id="rId15">
               <w:r>
                 <w:rPr>
                   <w:rStyle w:val="Hyperlink"/>
@@ -554,7 +531,6 @@
           <w:p>
             <w:pPr>
               <w:pStyle w:val="Compact"/>
-              <w:jc w:val="left"/>
             </w:pPr>
             <w:r>
               <w:t xml:space="preserve">Plan de canales, solapamiento, site survey</w:t>
@@ -566,7 +542,6 @@
           <w:p>
             <w:pPr>
               <w:pStyle w:val="Compact"/>
-              <w:jc w:val="left"/>
             </w:pPr>
             <w:r>
               <w:t xml:space="preserve">Clave</w:t>
@@ -580,9 +555,8 @@
           <w:p>
             <w:pPr>
               <w:pStyle w:val="Compact"/>
-              <w:jc w:val="left"/>
-            </w:pPr>
-            <w:hyperlink r:id="rId27">
+            </w:pPr>
+            <w:hyperlink r:id="rId16">
               <w:r>
                 <w:rPr>
                   <w:rStyle w:val="Hyperlink"/>
@@ -597,7 +571,6 @@
           <w:p>
             <w:pPr>
               <w:pStyle w:val="Compact"/>
-              <w:jc w:val="left"/>
             </w:pPr>
             <w:r>
               <w:t xml:space="preserve">WEP→WPA3, PSK vs Enterprise, invitados aislados</w:t>
@@ -609,7 +582,6 @@
           <w:p>
             <w:pPr>
               <w:pStyle w:val="Compact"/>
-              <w:jc w:val="left"/>
             </w:pPr>
             <w:r>
               <w:t xml:space="preserve">Clave</w:t>
@@ -623,9 +595,8 @@
           <w:p>
             <w:pPr>
               <w:pStyle w:val="Compact"/>
-              <w:jc w:val="left"/>
-            </w:pPr>
-            <w:hyperlink r:id="rId28">
+            </w:pPr>
+            <w:hyperlink r:id="rId17">
               <w:r>
                 <w:rPr>
                   <w:rStyle w:val="Hyperlink"/>
@@ -640,7 +611,6 @@
           <w:p>
             <w:pPr>
               <w:pStyle w:val="Compact"/>
-              <w:jc w:val="left"/>
             </w:pPr>
             <w:r>
               <w:t xml:space="preserve">Autónomo vs lightweight, WLC, CAPWAP</w:t>
@@ -652,7 +622,6 @@
           <w:p>
             <w:pPr>
               <w:pStyle w:val="Compact"/>
-              <w:jc w:val="left"/>
             </w:pPr>
             <w:r>
               <w:t xml:space="preserve">Avanzado</w:t>
@@ -666,9 +635,8 @@
           <w:p>
             <w:pPr>
               <w:pStyle w:val="Compact"/>
-              <w:jc w:val="left"/>
-            </w:pPr>
-            <w:hyperlink r:id="rId29">
+            </w:pPr>
+            <w:hyperlink r:id="rId18">
               <w:r>
                 <w:rPr>
                   <w:rStyle w:val="Hyperlink"/>
@@ -683,7 +651,6 @@
           <w:p>
             <w:pPr>
               <w:pStyle w:val="Compact"/>
-              <w:jc w:val="left"/>
             </w:pPr>
             <w:r>
               <w:t xml:space="preserve">WLAN en router Cisco home-office y AP en Packet Tracer</w:t>
@@ -695,7 +662,6 @@
           <w:p>
             <w:pPr>
               <w:pStyle w:val="Compact"/>
-              <w:jc w:val="left"/>
             </w:pPr>
             <w:r>
               <w:t xml:space="preserve">Todos</w:t>
@@ -709,9 +675,8 @@
           <w:p>
             <w:pPr>
               <w:pStyle w:val="Compact"/>
-              <w:jc w:val="left"/>
-            </w:pPr>
-            <w:hyperlink r:id="rId30">
+            </w:pPr>
+            <w:hyperlink r:id="rId19">
               <w:r>
                 <w:rPr>
                   <w:rStyle w:val="Hyperlink"/>
@@ -726,7 +691,6 @@
           <w:p>
             <w:pPr>
               <w:pStyle w:val="Compact"/>
-              <w:jc w:val="left"/>
             </w:pPr>
             <w:r>
               <w:t xml:space="preserve">Sé el Paquete, Fireside, Laboratorio, Crucigrama…</w:t>
@@ -738,7 +702,6 @@
           <w:p>
             <w:pPr>
               <w:pStyle w:val="Compact"/>
-              <w:jc w:val="left"/>
             </w:pPr>
             <w:r>
               <w:t xml:space="preserve">Todos</w:t>
@@ -778,8 +741,8 @@
         </w:pict>
       </w:r>
     </w:p>
-    <w:bookmarkEnd w:id="31"/>
-    <w:bookmarkStart w:id="32" w:name="boletines-de-la-unidad"/>
+    <w:bookmarkEnd w:id="20"/>
+    <w:bookmarkStart w:id="21" w:name="boletines-de-la-unidad"/>
     <w:p>
       <w:pPr>
         <w:pStyle w:val="Heading2"/>
@@ -829,8 +792,8 @@
         </w:pict>
       </w:r>
     </w:p>
-    <w:bookmarkEnd w:id="32"/>
-    <w:bookmarkStart w:id="33" w:name="criterios-de-evaluación-cubiertos-ra1ra2"/>
+    <w:bookmarkEnd w:id="21"/>
+    <w:bookmarkStart w:id="22" w:name="criterios-de-evaluación-cubiertos-ra1ra2"/>
     <w:p>
       <w:pPr>
         <w:pStyle w:val="Heading2"/>
@@ -843,7 +806,6 @@
       <w:tblPr>
         <w:tblStyle w:val="Table"/>
         <w:tblW w:type="pct" w:w="5000"/>
-        <w:jc w:val="left"/>
         <w:tblLayout w:type="fixed"/>
         <w:tblLook w:firstRow="1" w:lastRow="0" w:firstColumn="0" w:lastColumn="0" w:noHBand="0" w:noVBand="0" w:val="0020"/>
       </w:tblPr>
@@ -861,7 +823,6 @@
           <w:p>
             <w:pPr>
               <w:pStyle w:val="Compact"/>
-              <w:jc w:val="left"/>
             </w:pPr>
             <w:r>
               <w:t xml:space="preserve">CE</w:t>
@@ -873,7 +834,6 @@
           <w:p>
             <w:pPr>
               <w:pStyle w:val="Compact"/>
-              <w:jc w:val="left"/>
             </w:pPr>
             <w:r>
               <w:t xml:space="preserve">Criterio</w:t>
@@ -885,7 +845,6 @@
           <w:p>
             <w:pPr>
               <w:pStyle w:val="Compact"/>
-              <w:jc w:val="left"/>
             </w:pPr>
             <w:r>
               <w:t xml:space="preserve">Dónde se cubre</w:t>
@@ -899,7 +858,6 @@
           <w:p>
             <w:pPr>
               <w:pStyle w:val="Compact"/>
-              <w:jc w:val="left"/>
             </w:pPr>
             <w:r>
               <w:t xml:space="preserve">RA2·a)</w:t>
@@ -911,7 +869,6 @@
           <w:p>
             <w:pPr>
               <w:pStyle w:val="Compact"/>
-              <w:jc w:val="left"/>
             </w:pPr>
             <w:r>
               <w:t xml:space="preserve">Se han identificado los estándares para redes cableadas e inalámbricas</w:t>
@@ -923,7 +880,6 @@
           <w:p>
             <w:pPr>
               <w:pStyle w:val="Compact"/>
-              <w:jc w:val="left"/>
             </w:pPr>
             <w:r>
               <w:t xml:space="preserve">✅ Puntos 1, 3 y 5</w:t>
@@ -937,7 +893,6 @@
           <w:p>
             <w:pPr>
               <w:pStyle w:val="Compact"/>
-              <w:jc w:val="left"/>
             </w:pPr>
             <w:r>
               <w:t xml:space="preserve">RA2·e)</w:t>
@@ -949,7 +904,6 @@
           <w:p>
             <w:pPr>
               <w:pStyle w:val="Compact"/>
-              <w:jc w:val="left"/>
             </w:pPr>
             <w:r>
               <w:t xml:space="preserve">Se han configurado adaptadores de red cableados e inalámbricos bajo distintos sistemas operativos</w:t>
@@ -961,7 +915,6 @@
           <w:p>
             <w:pPr>
               <w:pStyle w:val="Compact"/>
-              <w:jc w:val="left"/>
             </w:pPr>
             <w:r>
               <w:t xml:space="preserve">✅ Punto 8 (adaptadores) + ⚡ Laboratorio (punto 9)</w:t>
@@ -975,7 +928,6 @@
           <w:p>
             <w:pPr>
               <w:pStyle w:val="Compact"/>
-              <w:jc w:val="left"/>
             </w:pPr>
             <w:r>
               <w:t xml:space="preserve">RA2·f)</w:t>
@@ -987,7 +939,6 @@
           <w:p>
             <w:pPr>
               <w:pStyle w:val="Compact"/>
-              <w:jc w:val="left"/>
             </w:pPr>
             <w:r>
               <w:t xml:space="preserve">Se han integrado dispositivos en redes cableadas e inalámbricas</w:t>
@@ -999,7 +950,6 @@
           <w:p>
             <w:pPr>
               <w:pStyle w:val="Compact"/>
-              <w:jc w:val="left"/>
             </w:pPr>
             <w:r>
               <w:t xml:space="preserve">✅ Puntos 4, 7 y 8 + ⚡ Laboratorio (punto 9)</w:t>
@@ -1013,7 +963,6 @@
           <w:p>
             <w:pPr>
               <w:pStyle w:val="Compact"/>
-              <w:jc w:val="left"/>
             </w:pPr>
             <w:r>
               <w:t xml:space="preserve">RA2·g)</w:t>
@@ -1025,7 +974,6 @@
           <w:p>
             <w:pPr>
               <w:pStyle w:val="Compact"/>
-              <w:jc w:val="left"/>
             </w:pPr>
             <w:r>
               <w:t xml:space="preserve">Se ha comprobado la conectividad entre diversos dispositivos y adaptadores inalámbricos sobre distintas configuraciones</w:t>
@@ -1037,7 +985,6 @@
           <w:p>
             <w:pPr>
               <w:pStyle w:val="Compact"/>
-              <w:jc w:val="left"/>
             </w:pPr>
             <w:r>
               <w:t xml:space="preserve">✅ Punto 8 (verificación) + ⚡ Laboratorio (punto 9)</w:t>
@@ -1051,7 +998,6 @@
           <w:p>
             <w:pPr>
               <w:pStyle w:val="Compact"/>
-              <w:jc w:val="left"/>
             </w:pPr>
             <w:r>
               <w:t xml:space="preserve">RA1·b)</w:t>
@@ -1063,7 +1009,6 @@
           <w:p>
             <w:pPr>
               <w:pStyle w:val="Compact"/>
-              <w:jc w:val="left"/>
             </w:pPr>
             <w:r>
               <w:t xml:space="preserve">Se han diferenciado los distintos medios de transmisión utilizados en las redes</w:t>
@@ -1075,7 +1020,6 @@
           <w:p>
             <w:pPr>
               <w:pStyle w:val="Compact"/>
-              <w:jc w:val="left"/>
             </w:pPr>
             <w:r>
               <w:t xml:space="preserve">✅ Puntos 1 y 2</w:t>
@@ -1115,8 +1059,8 @@
         </w:pict>
       </w:r>
     </w:p>
-    <w:bookmarkEnd w:id="33"/>
-    <w:bookmarkStart w:id="35" w:name="por-dónde-empiezo"/>
+    <w:bookmarkEnd w:id="22"/>
+    <w:bookmarkStart w:id="24" w:name="por-dónde-empiezo"/>
     <w:p>
       <w:pPr>
         <w:pStyle w:val="Heading2"/>
@@ -1139,7 +1083,7 @@
       <w:r>
         <w:t xml:space="preserve"> </w:t>
       </w:r>
-      <w:hyperlink r:id="rId20">
+      <w:hyperlink r:id="rId9">
         <w:r>
           <w:rPr>
             <w:rStyle w:val="Hyperlink"/>
@@ -1154,13 +1098,7 @@
         <w:t xml:space="preserve"> </w:t>
       </w:r>
       <w:r>
-        <w:t xml:space="preserve">“</w:t>
-      </w:r>
-      <w:r>
-        <w:t xml:space="preserve">WiFi</w:t>
-      </w:r>
-      <w:r>
-        <w:t xml:space="preserve">”</w:t>
+        <w:t xml:space="preserve">“WiFi”</w:t>
       </w:r>
       <w:r>
         <w:t xml:space="preserve"> </w:t>
@@ -1183,7 +1121,7 @@
       <w:r>
         <w:t xml:space="preserve"> </w:t>
       </w:r>
-      <w:hyperlink r:id="rId26">
+      <w:hyperlink r:id="rId15">
         <w:r>
           <w:rPr>
             <w:rStyle w:val="Hyperlink"/>
@@ -1209,7 +1147,7 @@
       <w:r>
         <w:t xml:space="preserve"> </w:t>
       </w:r>
-      <w:hyperlink r:id="rId22">
+      <w:hyperlink r:id="rId11">
         <w:r>
           <w:rPr>
             <w:rStyle w:val="Hyperlink"/>
@@ -1234,7 +1172,7 @@
         </w:rPr>
         <w:t xml:space="preserve"> </w:t>
       </w:r>
-      <w:hyperlink r:id="rId34">
+      <w:hyperlink r:id="rId23">
         <w:r>
           <w:rPr>
             <w:rStyle w:val="Hyperlink"/>
@@ -1252,9 +1190,9 @@
         <w:t xml:space="preserve">.</w:t>
       </w:r>
     </w:p>
-    <w:bookmarkEnd w:id="35"/>
-    <w:bookmarkEnd w:id="36"/>
-    <w:bookmarkStart w:id="46" w:name="el-medio-inalámbrico"/>
+    <w:bookmarkEnd w:id="24"/>
+    <w:bookmarkEnd w:id="25"/>
+    <w:bookmarkStart w:id="35" w:name="el-medio-inalámbrico"/>
     <w:p>
       <w:pPr>
         <w:pStyle w:val="Heading1"/>
@@ -1318,7 +1256,7 @@
         </w:pict>
       </w:r>
     </w:p>
-    <w:bookmarkStart w:id="37" w:name="la-idea-en-una-frase"/>
+    <w:bookmarkStart w:id="26" w:name="la-idea-en-una-frase"/>
     <w:p>
       <w:pPr>
         <w:pStyle w:val="Heading2"/>
@@ -1371,8 +1309,8 @@
         </w:pict>
       </w:r>
     </w:p>
-    <w:bookmarkEnd w:id="37"/>
-    <w:bookmarkStart w:id="38" w:name="radiofrecuencia-para-administradores"/>
+    <w:bookmarkEnd w:id="26"/>
+    <w:bookmarkStart w:id="27" w:name="radiofrecuencia-para-administradores"/>
     <w:p>
       <w:pPr>
         <w:pStyle w:val="Heading2"/>
@@ -1459,7 +1397,6 @@
       <w:tblPr>
         <w:tblStyle w:val="Table"/>
         <w:tblW w:type="auto" w:w="0"/>
-        <w:jc w:val="left"/>
         <w:tblLook w:firstRow="1" w:lastRow="0" w:firstColumn="0" w:lastColumn="0" w:noHBand="0" w:noVBand="0" w:val="0020"/>
       </w:tblPr>
       <w:tblGrid>
@@ -1477,7 +1414,6 @@
           <w:p>
             <w:pPr>
               <w:pStyle w:val="Compact"/>
-              <w:jc w:val="left"/>
             </w:pPr>
             <w:r>
               <w:t xml:space="preserve">Propiedad</w:t>
@@ -1489,7 +1425,6 @@
           <w:p>
             <w:pPr>
               <w:pStyle w:val="Compact"/>
-              <w:jc w:val="left"/>
             </w:pPr>
             <w:r>
               <w:t xml:space="preserve">2,4 GHz</w:t>
@@ -1501,7 +1436,6 @@
           <w:p>
             <w:pPr>
               <w:pStyle w:val="Compact"/>
-              <w:jc w:val="left"/>
             </w:pPr>
             <w:r>
               <w:t xml:space="preserve">5 GHz</w:t>
@@ -1513,7 +1447,6 @@
           <w:p>
             <w:pPr>
               <w:pStyle w:val="Compact"/>
-              <w:jc w:val="left"/>
             </w:pPr>
             <w:r>
               <w:t xml:space="preserve">6 GHz (WiFi 6E/7)</w:t>
@@ -1527,7 +1460,6 @@
           <w:p>
             <w:pPr>
               <w:pStyle w:val="Compact"/>
-              <w:jc w:val="left"/>
             </w:pPr>
             <w:r>
               <w:t xml:space="preserve">Alcance</w:t>
@@ -1539,7 +1471,6 @@
           <w:p>
             <w:pPr>
               <w:pStyle w:val="Compact"/>
-              <w:jc w:val="left"/>
             </w:pPr>
             <w:r>
               <w:t xml:space="preserve">Mayor</w:t>
@@ -1551,7 +1482,6 @@
           <w:p>
             <w:pPr>
               <w:pStyle w:val="Compact"/>
-              <w:jc w:val="left"/>
             </w:pPr>
             <w:r>
               <w:t xml:space="preserve">Medio</w:t>
@@ -1563,7 +1493,6 @@
           <w:p>
             <w:pPr>
               <w:pStyle w:val="Compact"/>
-              <w:jc w:val="left"/>
             </w:pPr>
             <w:r>
               <w:t xml:space="preserve">Menor</w:t>
@@ -1577,7 +1506,6 @@
           <w:p>
             <w:pPr>
               <w:pStyle w:val="Compact"/>
-              <w:jc w:val="left"/>
             </w:pPr>
             <w:r>
               <w:t xml:space="preserve">Penetración de paredes</w:t>
@@ -1589,7 +1517,6 @@
           <w:p>
             <w:pPr>
               <w:pStyle w:val="Compact"/>
-              <w:jc w:val="left"/>
             </w:pPr>
             <w:r>
               <w:t xml:space="preserve">Buena</w:t>
@@ -1601,7 +1528,6 @@
           <w:p>
             <w:pPr>
               <w:pStyle w:val="Compact"/>
-              <w:jc w:val="left"/>
             </w:pPr>
             <w:r>
               <w:t xml:space="preserve">Regular</w:t>
@@ -1613,7 +1539,6 @@
           <w:p>
             <w:pPr>
               <w:pStyle w:val="Compact"/>
-              <w:jc w:val="left"/>
             </w:pPr>
             <w:r>
               <w:t xml:space="preserve">Pobre</w:t>
@@ -1627,7 +1552,6 @@
           <w:p>
             <w:pPr>
               <w:pStyle w:val="Compact"/>
-              <w:jc w:val="left"/>
             </w:pPr>
             <w:r>
               <w:t xml:space="preserve">Canales limpios</w:t>
@@ -1639,7 +1563,6 @@
           <w:p>
             <w:pPr>
               <w:pStyle w:val="Compact"/>
-              <w:jc w:val="left"/>
             </w:pPr>
             <w:r>
               <w:t xml:space="preserve">3</w:t>
@@ -1651,7 +1574,6 @@
           <w:p>
             <w:pPr>
               <w:pStyle w:val="Compact"/>
-              <w:jc w:val="left"/>
             </w:pPr>
             <w:r>
               <w:t xml:space="preserve">Muchos</w:t>
@@ -1663,7 +1585,6 @@
           <w:p>
             <w:pPr>
               <w:pStyle w:val="Compact"/>
-              <w:jc w:val="left"/>
             </w:pPr>
             <w:r>
               <w:t xml:space="preserve">Montones</w:t>
@@ -1677,7 +1598,6 @@
           <w:p>
             <w:pPr>
               <w:pStyle w:val="Compact"/>
-              <w:jc w:val="left"/>
             </w:pPr>
             <w:r>
               <w:t xml:space="preserve">Interferencias (microondas, BT…)</w:t>
@@ -1689,7 +1609,6 @@
           <w:p>
             <w:pPr>
               <w:pStyle w:val="Compact"/>
-              <w:jc w:val="left"/>
             </w:pPr>
             <w:r>
               <w:t xml:space="preserve">Muchas</w:t>
@@ -1701,7 +1620,6 @@
           <w:p>
             <w:pPr>
               <w:pStyle w:val="Compact"/>
-              <w:jc w:val="left"/>
             </w:pPr>
             <w:r>
               <w:t xml:space="preserve">Pocas</w:t>
@@ -1713,7 +1631,6 @@
           <w:p>
             <w:pPr>
               <w:pStyle w:val="Compact"/>
-              <w:jc w:val="left"/>
             </w:pPr>
             <w:r>
               <w:t xml:space="preserve">Casi nulas</w:t>
@@ -1727,7 +1644,6 @@
           <w:p>
             <w:pPr>
               <w:pStyle w:val="Compact"/>
-              <w:jc w:val="left"/>
             </w:pPr>
             <w:r>
               <w:t xml:space="preserve">Velocidad máxima</w:t>
@@ -1739,7 +1655,6 @@
           <w:p>
             <w:pPr>
               <w:pStyle w:val="Compact"/>
-              <w:jc w:val="left"/>
             </w:pPr>
             <w:r>
               <w:t xml:space="preserve">Baja</w:t>
@@ -1751,7 +1666,6 @@
           <w:p>
             <w:pPr>
               <w:pStyle w:val="Compact"/>
-              <w:jc w:val="left"/>
             </w:pPr>
             <w:r>
               <w:t xml:space="preserve">Alta</w:t>
@@ -1763,7 +1677,6 @@
           <w:p>
             <w:pPr>
               <w:pStyle w:val="Compact"/>
-              <w:jc w:val="left"/>
             </w:pPr>
             <w:r>
               <w:t xml:space="preserve">Muy alta</w:t>
@@ -1803,8 +1716,8 @@
         </w:pict>
       </w:r>
     </w:p>
-    <w:bookmarkEnd w:id="38"/>
-    <w:bookmarkStart w:id="39" w:name="los-canales-el-parking-del-espectro"/>
+    <w:bookmarkEnd w:id="27"/>
+    <w:bookmarkStart w:id="28" w:name="los-canales-el-parking-del-espectro"/>
     <w:p>
       <w:pPr>
         <w:pStyle w:val="Heading2"/>
@@ -1896,8 +1809,8 @@
         </w:pict>
       </w:r>
     </w:p>
-    <w:bookmarkEnd w:id="39"/>
-    <w:bookmarkStart w:id="40" w:name="los-enemigos-del-aire"/>
+    <w:bookmarkEnd w:id="28"/>
+    <w:bookmarkStart w:id="29" w:name="los-enemigos-del-aire"/>
     <w:p>
       <w:pPr>
         <w:pStyle w:val="Heading2"/>
@@ -1910,7 +1823,6 @@
       <w:tblPr>
         <w:tblStyle w:val="Table"/>
         <w:tblW w:type="pct" w:w="5000"/>
-        <w:jc w:val="left"/>
         <w:tblLayout w:type="fixed"/>
         <w:tblLook w:firstRow="1" w:lastRow="0" w:firstColumn="0" w:lastColumn="0" w:noHBand="0" w:noVBand="0" w:val="0020"/>
       </w:tblPr>
@@ -1928,7 +1840,6 @@
           <w:p>
             <w:pPr>
               <w:pStyle w:val="Compact"/>
-              <w:jc w:val="left"/>
             </w:pPr>
             <w:r>
               <w:t xml:space="preserve">Enemigo</w:t>
@@ -1940,7 +1851,6 @@
           <w:p>
             <w:pPr>
               <w:pStyle w:val="Compact"/>
-              <w:jc w:val="left"/>
             </w:pPr>
             <w:r>
               <w:t xml:space="preserve">Qué hace</w:t>
@@ -1952,7 +1862,6 @@
           <w:p>
             <w:pPr>
               <w:pStyle w:val="Compact"/>
-              <w:jc w:val="left"/>
             </w:pPr>
             <w:r>
               <w:t xml:space="preserve">Dónde vive</w:t>
@@ -1966,7 +1875,6 @@
           <w:p>
             <w:pPr>
               <w:pStyle w:val="Compact"/>
-              <w:jc w:val="left"/>
             </w:pPr>
             <w:r>
               <w:rPr>
@@ -1982,7 +1890,6 @@
           <w:p>
             <w:pPr>
               <w:pStyle w:val="Compact"/>
-              <w:jc w:val="left"/>
             </w:pPr>
             <w:r>
               <w:t xml:space="preserve">El SSID del vecino en tu mismo canal</w:t>
@@ -1994,7 +1901,6 @@
           <w:p>
             <w:pPr>
               <w:pStyle w:val="Compact"/>
-              <w:jc w:val="left"/>
             </w:pPr>
             <w:r>
               <w:t xml:space="preserve">Edificios de pisos, oficinas compartidas</w:t>
@@ -2008,7 +1914,6 @@
           <w:p>
             <w:pPr>
               <w:pStyle w:val="Compact"/>
-              <w:jc w:val="left"/>
             </w:pPr>
             <w:r>
               <w:rPr>
@@ -2024,7 +1929,6 @@
           <w:p>
             <w:pPr>
               <w:pStyle w:val="Compact"/>
-              <w:jc w:val="left"/>
             </w:pPr>
             <w:r>
               <w:t xml:space="preserve">Ruido de banda ancha en 2,4 GHz</w:t>
@@ -2036,7 +1940,6 @@
           <w:p>
             <w:pPr>
               <w:pStyle w:val="Compact"/>
-              <w:jc w:val="left"/>
             </w:pPr>
             <w:r>
               <w:t xml:space="preserve">Cocinas, cafeterías</w:t>
@@ -2050,7 +1953,6 @@
           <w:p>
             <w:pPr>
               <w:pStyle w:val="Compact"/>
-              <w:jc w:val="left"/>
             </w:pPr>
             <w:r>
               <w:rPr>
@@ -2066,7 +1968,6 @@
           <w:p>
             <w:pPr>
               <w:pStyle w:val="Compact"/>
-              <w:jc w:val="left"/>
             </w:pPr>
             <w:r>
               <w:t xml:space="preserve">Salta por 2,4 GHz pisando tu canal</w:t>
@@ -2078,7 +1979,6 @@
           <w:p>
             <w:pPr>
               <w:pStyle w:val="Compact"/>
-              <w:jc w:val="left"/>
             </w:pPr>
             <w:r>
               <w:t xml:space="preserve">Auriculares, teclados</w:t>
@@ -2092,7 +1992,6 @@
           <w:p>
             <w:pPr>
               <w:pStyle w:val="Compact"/>
-              <w:jc w:val="left"/>
             </w:pPr>
             <w:r>
               <w:rPr>
@@ -2108,7 +2007,6 @@
           <w:p>
             <w:pPr>
               <w:pStyle w:val="Compact"/>
-              <w:jc w:val="left"/>
             </w:pPr>
             <w:r>
               <w:t xml:space="preserve">Atenuan o reflejan la señal</w:t>
@@ -2120,7 +2018,6 @@
           <w:p>
             <w:pPr>
               <w:pStyle w:val="Compact"/>
-              <w:jc w:val="left"/>
             </w:pPr>
             <w:r>
               <w:t xml:space="preserve">Paredes de carga, ascensores, armarios</w:t>
@@ -2134,7 +2031,6 @@
           <w:p>
             <w:pPr>
               <w:pStyle w:val="Compact"/>
-              <w:jc w:val="left"/>
             </w:pPr>
             <w:r>
               <w:rPr>
@@ -2150,7 +2046,6 @@
           <w:p>
             <w:pPr>
               <w:pStyle w:val="Compact"/>
-              <w:jc w:val="left"/>
             </w:pPr>
             <w:r>
               <w:t xml:space="preserve">Absorbe 2,4 GHz con entusiasmo</w:t>
@@ -2162,7 +2057,6 @@
           <w:p>
             <w:pPr>
               <w:pStyle w:val="Compact"/>
-              <w:jc w:val="left"/>
             </w:pPr>
             <w:r>
               <w:t xml:space="preserve">Acuarios, paredes húmedas, personas</w:t>
@@ -2176,7 +2070,6 @@
           <w:p>
             <w:pPr>
               <w:pStyle w:val="Compact"/>
-              <w:jc w:val="left"/>
             </w:pPr>
             <w:r>
               <w:rPr>
@@ -2192,7 +2085,6 @@
           <w:p>
             <w:pPr>
               <w:pStyle w:val="Compact"/>
-              <w:jc w:val="left"/>
             </w:pPr>
             <w:r>
               <w:t xml:space="preserve">Videocámaras analógicas, teléfonos DECT, NFC</w:t>
@@ -2204,7 +2096,6 @@
           <w:p>
             <w:pPr>
               <w:pStyle w:val="Compact"/>
-              <w:jc w:val="left"/>
             </w:pPr>
             <w:r>
               <w:t xml:space="preserve">Instalaciones antiguas</w:t>
@@ -2238,8 +2129,8 @@
         </w:pict>
       </w:r>
     </w:p>
-    <w:bookmarkEnd w:id="40"/>
-    <w:bookmarkStart w:id="41" w:name="qué-se-mide-señal-ruido-y-snr"/>
+    <w:bookmarkEnd w:id="29"/>
+    <w:bookmarkStart w:id="30" w:name="qué-se-mide-señal-ruido-y-snr"/>
     <w:p>
       <w:pPr>
         <w:pStyle w:val="Heading2"/>
@@ -2317,13 +2208,7 @@
         <w:t xml:space="preserve"> </w:t>
       </w:r>
       <w:r>
-        <w:t xml:space="preserve">“</w:t>
-      </w:r>
-      <w:r>
-        <w:t xml:space="preserve">veas tres barras</w:t>
-      </w:r>
-      <w:r>
-        <w:t xml:space="preserve">”</w:t>
+        <w:t xml:space="preserve">“veas tres barras”</w:t>
       </w:r>
       <w:r>
         <w:t xml:space="preserve">.</w:t>
@@ -2350,13 +2235,7 @@
         <w:t xml:space="preserve"> </w:t>
       </w:r>
       <w:r>
-        <w:t xml:space="preserve">“</w:t>
-      </w:r>
-      <w:r>
-        <w:t xml:space="preserve">Tres barras en el móvil no son un diagnóstico. Tres barras con SNR de 10 dB es como un coche con depósito lleno y el motor fundido: hay señal, no hay red. Mide con una app de spectrometer o con el propio AP antes de afirmar tonterías.</w:t>
-      </w:r>
-      <w:r>
-        <w:t xml:space="preserve">”</w:t>
+        <w:t xml:space="preserve">“Tres barras en el móvil no son un diagnóstico. Tres barras con SNR de 10 dB es como un coche con depósito lleno y el motor fundido: hay señal, no hay red. Mide con una app de spectrometer o con el propio AP antes de afirmar tonterías.”</w:t>
       </w:r>
     </w:p>
     <w:p>
@@ -2366,8 +2245,8 @@
         </w:pict>
       </w:r>
     </w:p>
-    <w:bookmarkEnd w:id="41"/>
-    <w:bookmarkStart w:id="42" w:name="mini-chequeo"/>
+    <w:bookmarkEnd w:id="30"/>
+    <w:bookmarkStart w:id="31" w:name="mini-chequeo"/>
     <w:p>
       <w:pPr>
         <w:pStyle w:val="Heading2"/>
@@ -2505,8 +2384,8 @@
         </w:pict>
       </w:r>
     </w:p>
-    <w:bookmarkEnd w:id="42"/>
-    <w:bookmarkStart w:id="43" w:name="resumen-en-3-frases"/>
+    <w:bookmarkEnd w:id="31"/>
+    <w:bookmarkStart w:id="32" w:name="resumen-en-3-frases"/>
     <w:p>
       <w:pPr>
         <w:pStyle w:val="Heading2"/>
@@ -2596,8 +2475,8 @@
         <w:t xml:space="preserve">(SNR); las barras del móvil no son un dato.</w:t>
       </w:r>
     </w:p>
-    <w:bookmarkEnd w:id="43"/>
-    <w:bookmarkStart w:id="45" w:name="vocabulario-rápido"/>
+    <w:bookmarkEnd w:id="32"/>
+    <w:bookmarkStart w:id="34" w:name="vocabulario-rápido"/>
     <w:p>
       <w:pPr>
         <w:pStyle w:val="Heading2"/>
@@ -2610,7 +2489,6 @@
       <w:tblPr>
         <w:tblStyle w:val="Table"/>
         <w:tblW w:type="auto" w:w="0"/>
-        <w:jc w:val="left"/>
         <w:tblLook w:firstRow="1" w:lastRow="0" w:firstColumn="0" w:lastColumn="0" w:noHBand="0" w:noVBand="0" w:val="0020"/>
       </w:tblPr>
       <w:tblGrid>
@@ -2626,7 +2504,6 @@
           <w:p>
             <w:pPr>
               <w:pStyle w:val="Compact"/>
-              <w:jc w:val="left"/>
             </w:pPr>
             <w:r>
               <w:t xml:space="preserve">Término</w:t>
@@ -2638,7 +2515,6 @@
           <w:p>
             <w:pPr>
               <w:pStyle w:val="Compact"/>
-              <w:jc w:val="left"/>
             </w:pPr>
             <w:r>
               <w:t xml:space="preserve">Idea general</w:t>
@@ -2652,7 +2528,6 @@
           <w:p>
             <w:pPr>
               <w:pStyle w:val="Compact"/>
-              <w:jc w:val="left"/>
             </w:pPr>
             <w:r>
               <w:t xml:space="preserve">Canal</w:t>
@@ -2664,7 +2539,6 @@
           <w:p>
             <w:pPr>
               <w:pStyle w:val="Compact"/>
-              <w:jc w:val="left"/>
             </w:pPr>
             <w:r>
               <w:t xml:space="preserve">Trozo numerado del espectro donde emite un AP</w:t>
@@ -2678,7 +2552,6 @@
           <w:p>
             <w:pPr>
               <w:pStyle w:val="Compact"/>
-              <w:jc w:val="left"/>
             </w:pPr>
             <w:r>
               <w:t xml:space="preserve">Solapamiento</w:t>
@@ -2690,7 +2563,6 @@
           <w:p>
             <w:pPr>
               <w:pStyle w:val="Compact"/>
-              <w:jc w:val="left"/>
             </w:pPr>
             <w:r>
               <w:t xml:space="preserve">Canales vecinos que comparten espectro</w:t>
@@ -2704,7 +2576,6 @@
           <w:p>
             <w:pPr>
               <w:pStyle w:val="Compact"/>
-              <w:jc w:val="left"/>
             </w:pPr>
             <w:r>
               <w:t xml:space="preserve">RSSI/dBm</w:t>
@@ -2716,7 +2587,6 @@
           <w:p>
             <w:pPr>
               <w:pStyle w:val="Compact"/>
-              <w:jc w:val="left"/>
             </w:pPr>
             <w:r>
               <w:t xml:space="preserve">Nivel de señal recibida (−60 mejor que −75)</w:t>
@@ -2730,7 +2600,6 @@
           <w:p>
             <w:pPr>
               <w:pStyle w:val="Compact"/>
-              <w:jc w:val="left"/>
             </w:pPr>
             <w:r>
               <w:t xml:space="preserve">SNR</w:t>
@@ -2742,7 +2611,6 @@
           <w:p>
             <w:pPr>
               <w:pStyle w:val="Compact"/>
-              <w:jc w:val="left"/>
             </w:pPr>
             <w:r>
               <w:t xml:space="preserve">Señal menos ruido: la métrica que manda</w:t>
@@ -2756,7 +2624,6 @@
           <w:p>
             <w:pPr>
               <w:pStyle w:val="Compact"/>
-              <w:jc w:val="left"/>
             </w:pPr>
             <w:r>
               <w:t xml:space="preserve">Site survey</w:t>
@@ -2768,7 +2635,6 @@
           <w:p>
             <w:pPr>
               <w:pStyle w:val="Compact"/>
-              <w:jc w:val="left"/>
             </w:pPr>
             <w:r>
               <w:t xml:space="preserve">Medición de cobertura y ruido in situ</w:t>
@@ -2794,7 +2660,7 @@
       <w:r>
         <w:t xml:space="preserve"> </w:t>
       </w:r>
-      <w:hyperlink r:id="rId44">
+      <w:hyperlink r:id="rId33">
         <w:r>
           <w:rPr>
             <w:rStyle w:val="Hyperlink"/>
@@ -2821,7 +2687,7 @@
       <w:r>
         <w:t xml:space="preserve"> </w:t>
       </w:r>
-      <w:hyperlink r:id="rId44">
+      <w:hyperlink r:id="rId33">
         <w:r>
           <w:rPr>
             <w:rStyle w:val="Hyperlink"/>
@@ -2848,7 +2714,7 @@
       <w:r>
         <w:t xml:space="preserve"> </w:t>
       </w:r>
-      <w:hyperlink r:id="rId23">
+      <w:hyperlink r:id="rId12">
         <w:r>
           <w:rPr>
             <w:rStyle w:val="Hyperlink"/>
@@ -2857,9 +2723,9 @@
         </w:r>
       </w:hyperlink>
     </w:p>
-    <w:bookmarkEnd w:id="45"/>
-    <w:bookmarkEnd w:id="46"/>
-    <w:bookmarkStart w:id="57" w:name="medios-y-antenas"/>
+    <w:bookmarkEnd w:id="34"/>
+    <w:bookmarkEnd w:id="35"/>
+    <w:bookmarkStart w:id="46" w:name="medios-y-antenas"/>
     <w:p>
       <w:pPr>
         <w:pStyle w:val="Heading1"/>
@@ -2923,7 +2789,7 @@
         </w:pict>
       </w:r>
     </w:p>
-    <w:bookmarkStart w:id="47" w:name="la-idea-en-una-frase-1"/>
+    <w:bookmarkStart w:id="36" w:name="la-idea-en-una-frase-1"/>
     <w:p>
       <w:pPr>
         <w:pStyle w:val="Heading2"/>
@@ -2966,7 +2832,7 @@
       <w:r>
         <w:t xml:space="preserve"> </w:t>
       </w:r>
-      <w:hyperlink r:id="rId20">
+      <w:hyperlink r:id="rId9">
         <w:r>
           <w:rPr>
             <w:rStyle w:val="Hyperlink"/>
@@ -2984,13 +2850,7 @@
         <w:t xml:space="preserve"> </w:t>
       </w:r>
       <w:r>
-        <w:t xml:space="preserve">“</w:t>
-      </w:r>
-      <w:r>
-        <w:t xml:space="preserve">el medio flexible pero impredecible</w:t>
-      </w:r>
-      <w:r>
-        <w:t xml:space="preserve">”</w:t>
+        <w:t xml:space="preserve">“el medio flexible pero impredecible”</w:t>
       </w:r>
       <w:r>
         <w:t xml:space="preserve">. Este punto es su manual de instrucciones: cómo orientar la energía, cuánta potencia es legal (y útil) y cómo unir dos edificios sin zanjas.</w:t>
@@ -3003,8 +2863,8 @@
         </w:pict>
       </w:r>
     </w:p>
-    <w:bookmarkEnd w:id="47"/>
-    <w:bookmarkStart w:id="51" w:name="X54c4b53f416b3981aec532ec95f08b9b5acb4af"/>
+    <w:bookmarkEnd w:id="36"/>
+    <w:bookmarkStart w:id="40" w:name="X54c4b53f416b3981aec532ec95f08b9b5acb4af"/>
     <w:p>
       <w:pPr>
         <w:pStyle w:val="Heading2"/>
@@ -3017,7 +2877,6 @@
       <w:tblPr>
         <w:tblStyle w:val="Table"/>
         <w:tblW w:type="pct" w:w="5000"/>
-        <w:jc w:val="left"/>
         <w:tblLayout w:type="fixed"/>
         <w:tblLook w:firstRow="1" w:lastRow="0" w:firstColumn="0" w:lastColumn="0" w:noHBand="0" w:noVBand="0" w:val="0020"/>
       </w:tblPr>
@@ -3035,7 +2894,6 @@
           <w:p>
             <w:pPr>
               <w:pStyle w:val="Compact"/>
-              <w:jc w:val="left"/>
             </w:pPr>
             <w:r>
               <w:t xml:space="preserve">Antena</w:t>
@@ -3047,7 +2905,6 @@
           <w:p>
             <w:pPr>
               <w:pStyle w:val="Compact"/>
-              <w:jc w:val="left"/>
             </w:pPr>
             <w:r>
               <w:t xml:space="preserve">Patrón</w:t>
@@ -3059,7 +2916,6 @@
           <w:p>
             <w:pPr>
               <w:pStyle w:val="Compact"/>
-              <w:jc w:val="left"/>
             </w:pPr>
             <w:r>
               <w:t xml:space="preserve">Uso típico</w:t>
@@ -3073,7 +2929,6 @@
           <w:p>
             <w:pPr>
               <w:pStyle w:val="Compact"/>
-              <w:jc w:val="left"/>
             </w:pPr>
             <w:r>
               <w:rPr>
@@ -3095,7 +2950,6 @@
           <w:p>
             <w:pPr>
               <w:pStyle w:val="Compact"/>
-              <w:jc w:val="left"/>
             </w:pPr>
             <w:r>
               <w:t xml:space="preserve">360° horizontal</w:t>
@@ -3107,7 +2961,6 @@
           <w:p>
             <w:pPr>
               <w:pStyle w:val="Compact"/>
-              <w:jc w:val="left"/>
             </w:pPr>
             <w:r>
               <w:t xml:space="preserve">Cubrir una planta desde el centro</w:t>
@@ -3121,7 +2974,6 @@
           <w:p>
             <w:pPr>
               <w:pStyle w:val="Compact"/>
-              <w:jc w:val="left"/>
             </w:pPr>
             <w:r>
               <w:rPr>
@@ -3137,7 +2989,6 @@
           <w:p>
             <w:pPr>
               <w:pStyle w:val="Compact"/>
-              <w:jc w:val="left"/>
             </w:pPr>
             <w:r>
               <w:t xml:space="preserve">~60-120°</w:t>
@@ -3149,7 +3000,6 @@
           <w:p>
             <w:pPr>
               <w:pStyle w:val="Compact"/>
-              <w:jc w:val="left"/>
             </w:pPr>
             <w:r>
               <w:t xml:space="preserve">Pasillos, fachadas, cubrir desde una esquina</w:t>
@@ -3163,7 +3013,6 @@
           <w:p>
             <w:pPr>
               <w:pStyle w:val="Compact"/>
-              <w:jc w:val="left"/>
             </w:pPr>
             <w:r>
               <w:rPr>
@@ -3179,7 +3028,6 @@
           <w:p>
             <w:pPr>
               <w:pStyle w:val="Compact"/>
-              <w:jc w:val="left"/>
             </w:pPr>
             <w:r>
               <w:t xml:space="preserve">Estrecho (~30-45°)</w:t>
@@ -3191,7 +3039,6 @@
           <w:p>
             <w:pPr>
               <w:pStyle w:val="Compact"/>
-              <w:jc w:val="left"/>
             </w:pPr>
             <w:r>
               <w:t xml:space="preserve">Enlaces punto a punto de media distancia</w:t>
@@ -3205,7 +3052,6 @@
           <w:p>
             <w:pPr>
               <w:pStyle w:val="Compact"/>
-              <w:jc w:val="left"/>
             </w:pPr>
             <w:r>
               <w:rPr>
@@ -3221,7 +3067,6 @@
           <w:p>
             <w:pPr>
               <w:pStyle w:val="Compact"/>
-              <w:jc w:val="left"/>
             </w:pPr>
             <w:r>
               <w:t xml:space="preserve">Muy estrecho</w:t>
@@ -3233,7 +3078,6 @@
           <w:p>
             <w:pPr>
               <w:pStyle w:val="Compact"/>
-              <w:jc w:val="left"/>
             </w:pPr>
             <w:r>
               <w:t xml:space="preserve">Enlaces exteriores de kilómetros</w:t>
@@ -3269,13 +3113,7 @@
         <w:t xml:space="preserve"> </w:t>
       </w:r>
       <w:r>
-        <w:t xml:space="preserve">“</w:t>
-      </w:r>
-      <w:r>
-        <w:t xml:space="preserve">donut</w:t>
-      </w:r>
-      <w:r>
-        <w:t xml:space="preserve">”</w:t>
+        <w:t xml:space="preserve">“donut”</w:t>
       </w:r>
       <w:r>
         <w:t xml:space="preserve"> </w:t>
@@ -3293,12 +3131,12 @@
           <wp:inline>
             <wp:extent cx="5334000" cy="2320857"/>
             <wp:effectExtent b="0" l="0" r="0" t="0"/>
-            <wp:docPr descr="Patrones de antena: el omnidireccional reparte la energía en un donut de 360° alrededor del AP y el direccional la concentra en un haz estrecho hacia el objetivo" title="" id="49" name="Picture"/>
+            <wp:docPr descr="Patrones de antena: el omnidireccional reparte la energía en un donut de 360° alrededor del AP y el direccional la concentra en un haz estrecho hacia el objetivo" title="" id="38" name="Picture"/>
             <a:graphic>
               <a:graphicData uri="http://schemas.openxmlformats.org/drawingml/2006/picture">
                 <pic:pic>
                   <pic:nvPicPr>
-                    <pic:cNvPr descr="public/diagrams/u12-antenas-patron.svg" id="50" name="Picture"/>
+                    <pic:cNvPr descr="public/diagrams/u12-antenas-patron.svg" id="39" name="Picture"/>
                     <pic:cNvPicPr>
                       <a:picLocks noChangeArrowheads="1" noChangeAspect="1"/>
                     </pic:cNvPicPr>
@@ -3310,7 +3148,7 @@
                           <a14:useLocalDpi xmlns:a14="http://schemas.microsoft.com/office/drawing/2010/main" val="0"/>
                         </a:ext>
                         <a:ext uri="{96DAC541-7B7A-43D3-8B79-37D633B846F1}">
-                          <asvg:svgBlip xmlns:asvg="http://schemas.microsoft.com/office/drawing/2016/SVG/main" r:embed="rId48"/>
+                          <asvg:svgBlip xmlns:asvg="http://schemas.microsoft.com/office/drawing/2016/SVG/main" r:embed="rId37"/>
                         </a:ext>
                       </a:extLst>
                     </a:blip>
@@ -3355,8 +3193,8 @@
         </w:pict>
       </w:r>
     </w:p>
-    <w:bookmarkEnd w:id="51"/>
-    <w:bookmarkStart w:id="52" w:name="potencia-eirp-y-la-ley"/>
+    <w:bookmarkEnd w:id="40"/>
+    <w:bookmarkStart w:id="41" w:name="potencia-eirp-y-la-ley"/>
     <w:p>
       <w:pPr>
         <w:pStyle w:val="Heading2"/>
@@ -3457,8 +3295,8 @@
         </w:pict>
       </w:r>
     </w:p>
-    <w:bookmarkEnd w:id="52"/>
-    <w:bookmarkStart w:id="53" w:name="X821f99777154ca644f95de21fd6a36b29f4947d"/>
+    <w:bookmarkEnd w:id="41"/>
+    <w:bookmarkStart w:id="42" w:name="X821f99777154ca644f95de21fd6a36b29f4947d"/>
     <w:p>
       <w:pPr>
         <w:pStyle w:val="Heading2"/>
@@ -3577,7 +3415,7 @@
       <w:r>
         <w:t xml:space="preserve"> </w:t>
       </w:r>
-      <w:hyperlink r:id="rId25">
+      <w:hyperlink r:id="rId14">
         <w:r>
           <w:rPr>
             <w:rStyle w:val="Hyperlink"/>
@@ -3596,8 +3434,8 @@
         </w:pict>
       </w:r>
     </w:p>
-    <w:bookmarkEnd w:id="53"/>
-    <w:bookmarkStart w:id="54" w:name="mini-chequeo-1"/>
+    <w:bookmarkEnd w:id="42"/>
+    <w:bookmarkStart w:id="43" w:name="mini-chequeo-1"/>
     <w:p>
       <w:pPr>
         <w:pStyle w:val="Heading2"/>
@@ -3725,8 +3563,8 @@
         </w:pict>
       </w:r>
     </w:p>
-    <w:bookmarkEnd w:id="54"/>
-    <w:bookmarkStart w:id="55" w:name="resumen-en-3-frases-1"/>
+    <w:bookmarkEnd w:id="43"/>
+    <w:bookmarkStart w:id="44" w:name="resumen-en-3-frases-1"/>
     <w:p>
       <w:pPr>
         <w:pStyle w:val="Heading2"/>
@@ -3819,8 +3657,8 @@
         <w:t xml:space="preserve">(bridges) unen edificios: línea de vista, Fresnel, canal común y seguridad.</w:t>
       </w:r>
     </w:p>
-    <w:bookmarkEnd w:id="55"/>
-    <w:bookmarkStart w:id="56" w:name="vocabulario-rápido-1"/>
+    <w:bookmarkEnd w:id="44"/>
+    <w:bookmarkStart w:id="45" w:name="vocabulario-rápido-1"/>
     <w:p>
       <w:pPr>
         <w:pStyle w:val="Heading2"/>
@@ -3833,7 +3671,6 @@
       <w:tblPr>
         <w:tblStyle w:val="Table"/>
         <w:tblW w:type="auto" w:w="0"/>
-        <w:jc w:val="left"/>
         <w:tblLook w:firstRow="1" w:lastRow="0" w:firstColumn="0" w:lastColumn="0" w:noHBand="0" w:noVBand="0" w:val="0020"/>
       </w:tblPr>
       <w:tblGrid>
@@ -3849,7 +3686,6 @@
           <w:p>
             <w:pPr>
               <w:pStyle w:val="Compact"/>
-              <w:jc w:val="left"/>
             </w:pPr>
             <w:r>
               <w:t xml:space="preserve">Término</w:t>
@@ -3861,7 +3697,6 @@
           <w:p>
             <w:pPr>
               <w:pStyle w:val="Compact"/>
-              <w:jc w:val="left"/>
             </w:pPr>
             <w:r>
               <w:t xml:space="preserve">Idea general</w:t>
@@ -3875,7 +3710,6 @@
           <w:p>
             <w:pPr>
               <w:pStyle w:val="Compact"/>
-              <w:jc w:val="left"/>
             </w:pPr>
             <w:r>
               <w:t xml:space="preserve">dBi</w:t>
@@ -3887,7 +3721,6 @@
           <w:p>
             <w:pPr>
               <w:pStyle w:val="Compact"/>
-              <w:jc w:val="left"/>
             </w:pPr>
             <w:r>
               <w:t xml:space="preserve">Ganancia de antena respecto a la isotrópica</w:t>
@@ -3901,7 +3734,6 @@
           <w:p>
             <w:pPr>
               <w:pStyle w:val="Compact"/>
-              <w:jc w:val="left"/>
             </w:pPr>
             <w:r>
               <w:t xml:space="preserve">EIRP</w:t>
@@ -3913,7 +3745,6 @@
           <w:p>
             <w:pPr>
               <w:pStyle w:val="Compact"/>
-              <w:jc w:val="left"/>
             </w:pPr>
             <w:r>
               <w:t xml:space="preserve">Potencia efectiva radiada (legalmente limitada)</w:t>
@@ -3927,7 +3758,6 @@
           <w:p>
             <w:pPr>
               <w:pStyle w:val="Compact"/>
-              <w:jc w:val="left"/>
             </w:pPr>
             <w:r>
               <w:t xml:space="preserve">Zona de Fresnel</w:t>
@@ -3939,7 +3769,6 @@
           <w:p>
             <w:pPr>
               <w:pStyle w:val="Compact"/>
-              <w:jc w:val="left"/>
             </w:pPr>
             <w:r>
               <w:t xml:space="preserve">Elipse alrededor del haz que debe estar despejada</w:t>
@@ -3953,7 +3782,6 @@
           <w:p>
             <w:pPr>
               <w:pStyle w:val="Compact"/>
-              <w:jc w:val="left"/>
             </w:pPr>
             <w:r>
               <w:t xml:space="preserve">Bridge/PtP</w:t>
@@ -3965,7 +3793,6 @@
           <w:p>
             <w:pPr>
               <w:pStyle w:val="Compact"/>
-              <w:jc w:val="left"/>
             </w:pPr>
             <w:r>
               <w:t xml:space="preserve">Enlace inalámbrico entre dos puntos fijos</w:t>
@@ -3979,7 +3806,6 @@
           <w:p>
             <w:pPr>
               <w:pStyle w:val="Compact"/>
-              <w:jc w:val="left"/>
             </w:pPr>
             <w:r>
               <w:t xml:space="preserve">Omni vs direccional</w:t>
@@ -3991,7 +3817,6 @@
           <w:p>
             <w:pPr>
               <w:pStyle w:val="Compact"/>
-              <w:jc w:val="left"/>
             </w:pPr>
             <w:r>
               <w:t xml:space="preserve">Repartir 360° vs concentrar el haz</w:t>
@@ -4017,7 +3842,7 @@
       <w:r>
         <w:t xml:space="preserve"> </w:t>
       </w:r>
-      <w:hyperlink r:id="rId44">
+      <w:hyperlink r:id="rId33">
         <w:r>
           <w:rPr>
             <w:rStyle w:val="Hyperlink"/>
@@ -4044,7 +3869,7 @@
       <w:r>
         <w:t xml:space="preserve"> </w:t>
       </w:r>
-      <w:hyperlink r:id="rId22">
+      <w:hyperlink r:id="rId11">
         <w:r>
           <w:rPr>
             <w:rStyle w:val="Hyperlink"/>
@@ -4071,7 +3896,7 @@
       <w:r>
         <w:t xml:space="preserve"> </w:t>
       </w:r>
-      <w:hyperlink r:id="rId24">
+      <w:hyperlink r:id="rId13">
         <w:r>
           <w:rPr>
             <w:rStyle w:val="Hyperlink"/>
@@ -4080,9 +3905,9 @@
         </w:r>
       </w:hyperlink>
     </w:p>
-    <w:bookmarkEnd w:id="56"/>
-    <w:bookmarkEnd w:id="57"/>
-    <w:bookmarkStart w:id="65" w:name="estándares-802.11"/>
+    <w:bookmarkEnd w:id="45"/>
+    <w:bookmarkEnd w:id="46"/>
+    <w:bookmarkStart w:id="54" w:name="estándares-802.11"/>
     <w:p>
       <w:pPr>
         <w:pStyle w:val="Heading1"/>
@@ -4146,7 +3971,7 @@
         </w:pict>
       </w:r>
     </w:p>
-    <w:bookmarkStart w:id="58" w:name="la-idea-en-una-frase-2"/>
+    <w:bookmarkStart w:id="47" w:name="la-idea-en-una-frase-2"/>
     <w:p>
       <w:pPr>
         <w:pStyle w:val="Heading2"/>
@@ -4186,8 +4011,8 @@
         </w:pict>
       </w:r>
     </w:p>
-    <w:bookmarkEnd w:id="58"/>
-    <w:bookmarkStart w:id="59" w:name="X5f5d8dd4c7d6016967bc9a60ee32002011c67a5"/>
+    <w:bookmarkEnd w:id="47"/>
+    <w:bookmarkStart w:id="48" w:name="X5f5d8dd4c7d6016967bc9a60ee32002011c67a5"/>
     <w:p>
       <w:pPr>
         <w:pStyle w:val="Heading2"/>
@@ -4200,7 +4025,6 @@
       <w:tblPr>
         <w:tblStyle w:val="Table"/>
         <w:tblW w:type="pct" w:w="5000"/>
-        <w:jc w:val="left"/>
         <w:tblLayout w:type="fixed"/>
         <w:tblLook w:firstRow="1" w:lastRow="0" w:firstColumn="0" w:lastColumn="0" w:noHBand="0" w:noVBand="0" w:val="0020"/>
       </w:tblPr>
@@ -4221,7 +4045,6 @@
           <w:p>
             <w:pPr>
               <w:pStyle w:val="Compact"/>
-              <w:jc w:val="left"/>
             </w:pPr>
             <w:r>
               <w:t xml:space="preserve">Estándar</w:t>
@@ -4233,7 +4056,6 @@
           <w:p>
             <w:pPr>
               <w:pStyle w:val="Compact"/>
-              <w:jc w:val="left"/>
             </w:pPr>
             <w:r>
               <w:t xml:space="preserve">Nombre comercial</w:t>
@@ -4245,7 +4067,6 @@
           <w:p>
             <w:pPr>
               <w:pStyle w:val="Compact"/>
-              <w:jc w:val="left"/>
             </w:pPr>
             <w:r>
               <w:t xml:space="preserve">Año</w:t>
@@ -4257,7 +4078,6 @@
           <w:p>
             <w:pPr>
               <w:pStyle w:val="Compact"/>
-              <w:jc w:val="left"/>
             </w:pPr>
             <w:r>
               <w:t xml:space="preserve">Banda</w:t>
@@ -4269,7 +4089,6 @@
           <w:p>
             <w:pPr>
               <w:pStyle w:val="Compact"/>
-              <w:jc w:val="left"/>
             </w:pPr>
             <w:r>
               <w:t xml:space="preserve">Teórica</w:t>
@@ -4281,7 +4100,6 @@
           <w:p>
             <w:pPr>
               <w:pStyle w:val="Compact"/>
-              <w:jc w:val="left"/>
             </w:pPr>
             <w:r>
               <w:t xml:space="preserve">Idea clave</w:t>
@@ -4295,7 +4113,6 @@
           <w:p>
             <w:pPr>
               <w:pStyle w:val="Compact"/>
-              <w:jc w:val="left"/>
             </w:pPr>
             <w:r>
               <w:t xml:space="preserve">802.11 (legacy)</w:t>
@@ -4307,7 +4124,6 @@
           <w:p>
             <w:pPr>
               <w:pStyle w:val="Compact"/>
-              <w:jc w:val="left"/>
             </w:pPr>
             <w:r>
               <w:t xml:space="preserve">—</w:t>
@@ -4319,7 +4135,6 @@
           <w:p>
             <w:pPr>
               <w:pStyle w:val="Compact"/>
-              <w:jc w:val="left"/>
             </w:pPr>
             <w:r>
               <w:t xml:space="preserve">1997</w:t>
@@ -4331,7 +4146,6 @@
           <w:p>
             <w:pPr>
               <w:pStyle w:val="Compact"/>
-              <w:jc w:val="left"/>
             </w:pPr>
             <w:r>
               <w:t xml:space="preserve">2,4</w:t>
@@ -4343,7 +4157,6 @@
           <w:p>
             <w:pPr>
               <w:pStyle w:val="Compact"/>
-              <w:jc w:val="left"/>
             </w:pPr>
             <w:r>
               <w:t xml:space="preserve">2 Mbps</w:t>
@@ -4355,7 +4168,6 @@
           <w:p>
             <w:pPr>
               <w:pStyle w:val="Compact"/>
-              <w:jc w:val="left"/>
             </w:pPr>
             <w:r>
               <w:t xml:space="preserve">El abuelo; solo de museo</w:t>
@@ -4369,7 +4181,6 @@
           <w:p>
             <w:pPr>
               <w:pStyle w:val="Compact"/>
-              <w:jc w:val="left"/>
             </w:pPr>
             <w:r>
               <w:t xml:space="preserve">802.11b</w:t>
@@ -4381,7 +4192,6 @@
           <w:p>
             <w:pPr>
               <w:pStyle w:val="Compact"/>
-              <w:jc w:val="left"/>
             </w:pPr>
             <w:r>
               <w:t xml:space="preserve">WiFi 1</w:t>
@@ -4393,7 +4203,6 @@
           <w:p>
             <w:pPr>
               <w:pStyle w:val="Compact"/>
-              <w:jc w:val="left"/>
             </w:pPr>
             <w:r>
               <w:t xml:space="preserve">1999</w:t>
@@ -4405,7 +4214,6 @@
           <w:p>
             <w:pPr>
               <w:pStyle w:val="Compact"/>
-              <w:jc w:val="left"/>
             </w:pPr>
             <w:r>
               <w:t xml:space="preserve">2,4</w:t>
@@ -4417,7 +4225,6 @@
           <w:p>
             <w:pPr>
               <w:pStyle w:val="Compact"/>
-              <w:jc w:val="left"/>
             </w:pPr>
             <w:r>
               <w:t xml:space="preserve">11 Mbps</w:t>
@@ -4429,7 +4236,6 @@
           <w:p>
             <w:pPr>
               <w:pStyle w:val="Compact"/>
-              <w:jc w:val="left"/>
             </w:pPr>
             <w:r>
               <w:t xml:space="preserve">Primera explosión de popularidad</w:t>
@@ -4443,7 +4249,6 @@
           <w:p>
             <w:pPr>
               <w:pStyle w:val="Compact"/>
-              <w:jc w:val="left"/>
             </w:pPr>
             <w:r>
               <w:t xml:space="preserve">802.11a</w:t>
@@ -4455,7 +4260,6 @@
           <w:p>
             <w:pPr>
               <w:pStyle w:val="Compact"/>
-              <w:jc w:val="left"/>
             </w:pPr>
             <w:r>
               <w:t xml:space="preserve">WiFi 2</w:t>
@@ -4467,7 +4271,6 @@
           <w:p>
             <w:pPr>
               <w:pStyle w:val="Compact"/>
-              <w:jc w:val="left"/>
             </w:pPr>
             <w:r>
               <w:t xml:space="preserve">1999</w:t>
@@ -4479,7 +4282,6 @@
           <w:p>
             <w:pPr>
               <w:pStyle w:val="Compact"/>
-              <w:jc w:val="left"/>
             </w:pPr>
             <w:r>
               <w:t xml:space="preserve">5 GHz</w:t>
@@ -4491,7 +4293,6 @@
           <w:p>
             <w:pPr>
               <w:pStyle w:val="Compact"/>
-              <w:jc w:val="left"/>
             </w:pPr>
             <w:r>
               <w:t xml:space="preserve">54 Mbps</w:t>
@@ -4503,7 +4304,6 @@
           <w:p>
             <w:pPr>
               <w:pStyle w:val="Compact"/>
-              <w:jc w:val="left"/>
             </w:pPr>
             <w:r>
               <w:t xml:space="preserve">Pionero en 5 GHz, poco despliegue</w:t>
@@ -4517,7 +4317,6 @@
           <w:p>
             <w:pPr>
               <w:pStyle w:val="Compact"/>
-              <w:jc w:val="left"/>
             </w:pPr>
             <w:r>
               <w:t xml:space="preserve">802.11g</w:t>
@@ -4529,7 +4328,6 @@
           <w:p>
             <w:pPr>
               <w:pStyle w:val="Compact"/>
-              <w:jc w:val="left"/>
             </w:pPr>
             <w:r>
               <w:t xml:space="preserve">WiFi 3</w:t>
@@ -4541,7 +4339,6 @@
           <w:p>
             <w:pPr>
               <w:pStyle w:val="Compact"/>
-              <w:jc w:val="left"/>
             </w:pPr>
             <w:r>
               <w:t xml:space="preserve">2003</w:t>
@@ -4553,7 +4350,6 @@
           <w:p>
             <w:pPr>
               <w:pStyle w:val="Compact"/>
-              <w:jc w:val="left"/>
             </w:pPr>
             <w:r>
               <w:t xml:space="preserve">2,4</w:t>
@@ -4565,7 +4361,6 @@
           <w:p>
             <w:pPr>
               <w:pStyle w:val="Compact"/>
-              <w:jc w:val="left"/>
             </w:pPr>
             <w:r>
               <w:t xml:space="preserve">54 Mbps</w:t>
@@ -4577,7 +4372,6 @@
           <w:p>
             <w:pPr>
               <w:pStyle w:val="Compact"/>
-              <w:jc w:val="left"/>
             </w:pPr>
             <w:r>
               <w:t xml:space="preserve">54 Mbps sobre 2,4 GHz</w:t>
@@ -4591,7 +4385,6 @@
           <w:p>
             <w:pPr>
               <w:pStyle w:val="Compact"/>
-              <w:jc w:val="left"/>
             </w:pPr>
             <w:r>
               <w:rPr>
@@ -4607,7 +4400,6 @@
           <w:p>
             <w:pPr>
               <w:pStyle w:val="Compact"/>
-              <w:jc w:val="left"/>
             </w:pPr>
             <w:r>
               <w:rPr>
@@ -4623,7 +4415,6 @@
           <w:p>
             <w:pPr>
               <w:pStyle w:val="Compact"/>
-              <w:jc w:val="left"/>
             </w:pPr>
             <w:r>
               <w:t xml:space="preserve">2009</w:t>
@@ -4635,7 +4426,6 @@
           <w:p>
             <w:pPr>
               <w:pStyle w:val="Compact"/>
-              <w:jc w:val="left"/>
             </w:pPr>
             <w:r>
               <w:t xml:space="preserve">2,4 + 5</w:t>
@@ -4647,7 +4437,6 @@
           <w:p>
             <w:pPr>
               <w:pStyle w:val="Compact"/>
-              <w:jc w:val="left"/>
             </w:pPr>
             <w:r>
               <w:t xml:space="preserve">600 Mbps</w:t>
@@ -4659,7 +4448,6 @@
           <w:p>
             <w:pPr>
               <w:pStyle w:val="Compact"/>
-              <w:jc w:val="left"/>
             </w:pPr>
             <w:r>
               <w:t xml:space="preserve">MIMO, 40 MHz, 2 flujos espaciales</w:t>
@@ -4673,7 +4461,6 @@
           <w:p>
             <w:pPr>
               <w:pStyle w:val="Compact"/>
-              <w:jc w:val="left"/>
             </w:pPr>
             <w:r>
               <w:rPr>
@@ -4689,7 +4476,6 @@
           <w:p>
             <w:pPr>
               <w:pStyle w:val="Compact"/>
-              <w:jc w:val="left"/>
             </w:pPr>
             <w:r>
               <w:rPr>
@@ -4705,7 +4491,6 @@
           <w:p>
             <w:pPr>
               <w:pStyle w:val="Compact"/>
-              <w:jc w:val="left"/>
             </w:pPr>
             <w:r>
               <w:t xml:space="preserve">2014</w:t>
@@ -4717,7 +4502,6 @@
           <w:p>
             <w:pPr>
               <w:pStyle w:val="Compact"/>
-              <w:jc w:val="left"/>
             </w:pPr>
             <w:r>
               <w:t xml:space="preserve">5 GHz</w:t>
@@ -4729,7 +4513,6 @@
           <w:p>
             <w:pPr>
               <w:pStyle w:val="Compact"/>
-              <w:jc w:val="left"/>
             </w:pPr>
             <w:r>
               <w:t xml:space="preserve">3,5 Gbps</w:t>
@@ -4741,7 +4524,6 @@
           <w:p>
             <w:pPr>
               <w:pStyle w:val="Compact"/>
-              <w:jc w:val="left"/>
             </w:pPr>
             <w:r>
               <w:t xml:space="preserve">Canales de 80/160 MHz, MU-MIMO downlink</w:t>
@@ -4755,7 +4537,6 @@
           <w:p>
             <w:pPr>
               <w:pStyle w:val="Compact"/>
-              <w:jc w:val="left"/>
             </w:pPr>
             <w:r>
               <w:rPr>
@@ -4771,7 +4552,6 @@
           <w:p>
             <w:pPr>
               <w:pStyle w:val="Compact"/>
-              <w:jc w:val="left"/>
             </w:pPr>
             <w:r>
               <w:rPr>
@@ -4787,7 +4567,6 @@
           <w:p>
             <w:pPr>
               <w:pStyle w:val="Compact"/>
-              <w:jc w:val="left"/>
             </w:pPr>
             <w:r>
               <w:t xml:space="preserve">2019/2021</w:t>
@@ -4799,7 +4578,6 @@
           <w:p>
             <w:pPr>
               <w:pStyle w:val="Compact"/>
-              <w:jc w:val="left"/>
             </w:pPr>
             <w:r>
               <w:t xml:space="preserve">2,4 + 5 (+6)</w:t>
@@ -4811,7 +4589,6 @@
           <w:p>
             <w:pPr>
               <w:pStyle w:val="Compact"/>
-              <w:jc w:val="left"/>
             </w:pPr>
             <w:r>
               <w:t xml:space="preserve">9,6 Gbps</w:t>
@@ -4823,7 +4600,6 @@
           <w:p>
             <w:pPr>
               <w:pStyle w:val="Compact"/>
-              <w:jc w:val="left"/>
             </w:pPr>
             <w:r>
               <w:t xml:space="preserve">OFDMA, BSS Coloring, eficiencia con muchos clientes</w:t>
@@ -4837,7 +4613,6 @@
           <w:p>
             <w:pPr>
               <w:pStyle w:val="Compact"/>
-              <w:jc w:val="left"/>
             </w:pPr>
             <w:r>
               <w:rPr>
@@ -4853,7 +4628,6 @@
           <w:p>
             <w:pPr>
               <w:pStyle w:val="Compact"/>
-              <w:jc w:val="left"/>
             </w:pPr>
             <w:r>
               <w:rPr>
@@ -4869,7 +4643,6 @@
           <w:p>
             <w:pPr>
               <w:pStyle w:val="Compact"/>
-              <w:jc w:val="left"/>
             </w:pPr>
             <w:r>
               <w:t xml:space="preserve">2024</w:t>
@@ -4881,7 +4654,6 @@
           <w:p>
             <w:pPr>
               <w:pStyle w:val="Compact"/>
-              <w:jc w:val="left"/>
             </w:pPr>
             <w:r>
               <w:t xml:space="preserve">2,4 + 5 + 6</w:t>
@@ -4893,7 +4665,6 @@
           <w:p>
             <w:pPr>
               <w:pStyle w:val="Compact"/>
-              <w:jc w:val="left"/>
             </w:pPr>
             <w:r>
               <w:t xml:space="preserve">46 Gbps</w:t>
@@ -4905,7 +4676,6 @@
           <w:p>
             <w:pPr>
               <w:pStyle w:val="Compact"/>
-              <w:jc w:val="left"/>
             </w:pPr>
             <w:r>
               <w:t xml:space="preserve">320 MHz, MLO (multi-enlace), 4K-QAM</w:t>
@@ -4947,13 +4717,7 @@
         <w:t xml:space="preserve"> </w:t>
       </w:r>
       <w:r>
-        <w:t xml:space="preserve">“</w:t>
-      </w:r>
-      <w:r>
-        <w:t xml:space="preserve">E</w:t>
-      </w:r>
-      <w:r>
-        <w:t xml:space="preserve">”</w:t>
+        <w:t xml:space="preserve">“E”</w:t>
       </w:r>
       <w:r>
         <w:t xml:space="preserve"> </w:t>
@@ -4990,13 +4754,7 @@
         <w:t xml:space="preserve"> </w:t>
       </w:r>
       <w:r>
-        <w:t xml:space="preserve">“</w:t>
-      </w:r>
-      <w:r>
-        <w:t xml:space="preserve">WiFi 6</w:t>
-      </w:r>
-      <w:r>
-        <w:t xml:space="preserve">”</w:t>
+        <w:t xml:space="preserve">“WiFi 6”</w:t>
       </w:r>
       <w:r>
         <w:t xml:space="preserve"> </w:t>
@@ -5008,13 +4766,7 @@
         <w:t xml:space="preserve"> </w:t>
       </w:r>
       <w:r>
-        <w:t xml:space="preserve">“</w:t>
-      </w:r>
-      <w:r>
-        <w:t xml:space="preserve">802.11ax</w:t>
-      </w:r>
-      <w:r>
-        <w:t xml:space="preserve">”</w:t>
+        <w:t xml:space="preserve">“802.11ax”</w:t>
       </w:r>
       <w:r>
         <w:t xml:space="preserve">, y en catálogos verás ambos. En las especificaciones de material de red, siempre aparece el estándar.</w:t>
@@ -5027,8 +4779,8 @@
         </w:pict>
       </w:r>
     </w:p>
-    <w:bookmarkEnd w:id="59"/>
-    <w:bookmarkStart w:id="60" w:name="Xbc552e6bd3ec73a1e8427ea20169fc701a943a4"/>
+    <w:bookmarkEnd w:id="48"/>
+    <w:bookmarkStart w:id="49" w:name="Xbc552e6bd3ec73a1e8427ea20169fc701a943a4"/>
     <w:p>
       <w:pPr>
         <w:pStyle w:val="Heading2"/>
@@ -5049,7 +4801,6 @@
       <w:tblPr>
         <w:tblStyle w:val="Table"/>
         <w:tblW w:type="pct" w:w="5000"/>
-        <w:jc w:val="left"/>
         <w:tblLayout w:type="fixed"/>
         <w:tblLook w:firstRow="1" w:lastRow="0" w:firstColumn="0" w:lastColumn="0" w:noHBand="0" w:noVBand="0" w:val="0020"/>
       </w:tblPr>
@@ -5067,7 +4818,6 @@
           <w:p>
             <w:pPr>
               <w:pStyle w:val="Compact"/>
-              <w:jc w:val="left"/>
             </w:pPr>
             <w:r>
               <w:t xml:space="preserve">Técnica</w:t>
@@ -5079,7 +4829,6 @@
           <w:p>
             <w:pPr>
               <w:pStyle w:val="Compact"/>
-              <w:jc w:val="left"/>
             </w:pPr>
             <w:r>
               <w:t xml:space="preserve">Qué hace</w:t>
@@ -5091,7 +4840,6 @@
           <w:p>
             <w:pPr>
               <w:pStyle w:val="Compact"/>
-              <w:jc w:val="left"/>
             </w:pPr>
             <w:r>
               <w:t xml:space="preserve">Dónde brilla</w:t>
@@ -5105,7 +4853,6 @@
           <w:p>
             <w:pPr>
               <w:pStyle w:val="Compact"/>
-              <w:jc w:val="left"/>
             </w:pPr>
             <w:r>
               <w:rPr>
@@ -5121,7 +4868,6 @@
           <w:p>
             <w:pPr>
               <w:pStyle w:val="Compact"/>
-              <w:jc w:val="left"/>
             </w:pPr>
             <w:r>
               <w:t xml:space="preserve">Varias antenas emiten en paralelo</w:t>
@@ -5130,22 +4876,15 @@
               <w:t xml:space="preserve"> </w:t>
             </w:r>
             <w:r>
-              <w:t xml:space="preserve">“</w:t>
-            </w:r>
-            <w:r>
-              <w:t xml:space="preserve">por el mismo canal</w:t>
-            </w:r>
-            <w:r>
-              <w:t xml:space="preserve">”</w:t>
-            </w:r>
-          </w:p>
-        </w:tc>
-        <w:tc>
-          <w:tcPr/>
-          <w:p>
-            <w:pPr>
-              <w:pStyle w:val="Compact"/>
-              <w:jc w:val="left"/>
+              <w:t xml:space="preserve">“por el mismo canal”</w:t>
+            </w:r>
+          </w:p>
+        </w:tc>
+        <w:tc>
+          <w:tcPr/>
+          <w:p>
+            <w:pPr>
+              <w:pStyle w:val="Compact"/>
             </w:pPr>
             <w:r>
               <w:t xml:space="preserve">WiFi 4 en adelante: velocidad × nº de flujos</w:t>
@@ -5159,7 +4898,6 @@
           <w:p>
             <w:pPr>
               <w:pStyle w:val="Compact"/>
-              <w:jc w:val="left"/>
             </w:pPr>
             <w:r>
               <w:rPr>
@@ -5175,7 +4913,6 @@
           <w:p>
             <w:pPr>
               <w:pStyle w:val="Compact"/>
-              <w:jc w:val="left"/>
             </w:pPr>
             <w:r>
               <w:t xml:space="preserve">Ensancha el canal como una autopista</w:t>
@@ -5187,7 +4924,6 @@
           <w:p>
             <w:pPr>
               <w:pStyle w:val="Compact"/>
-              <w:jc w:val="left"/>
             </w:pPr>
             <w:r>
               <w:t xml:space="preserve">WiFi 4/5/6; con canales anchos, menos red para todos</w:t>
@@ -5201,7 +4937,6 @@
           <w:p>
             <w:pPr>
               <w:pStyle w:val="Compact"/>
-              <w:jc w:val="left"/>
             </w:pPr>
             <w:r>
               <w:rPr>
@@ -5217,7 +4952,6 @@
           <w:p>
             <w:pPr>
               <w:pStyle w:val="Compact"/>
-              <w:jc w:val="left"/>
             </w:pPr>
             <w:r>
               <w:t xml:space="preserve">El AP habla a varios clientes a la vez</w:t>
@@ -5229,7 +4963,6 @@
           <w:p>
             <w:pPr>
               <w:pStyle w:val="Compact"/>
-              <w:jc w:val="left"/>
             </w:pPr>
             <w:r>
               <w:t xml:space="preserve">WiFi 5 (solo downlink) y WiFi 6 (bidireccional)</w:t>
@@ -5243,7 +4976,6 @@
           <w:p>
             <w:pPr>
               <w:pStyle w:val="Compact"/>
-              <w:jc w:val="left"/>
             </w:pPr>
             <w:r>
               <w:rPr>
@@ -5259,7 +4991,6 @@
           <w:p>
             <w:pPr>
               <w:pStyle w:val="Compact"/>
-              <w:jc w:val="left"/>
             </w:pPr>
             <w:r>
               <w:t xml:space="preserve">Divide el canal en subcanales para clientes pequeños (IoT)</w:t>
@@ -5271,7 +5002,6 @@
           <w:p>
             <w:pPr>
               <w:pStyle w:val="Compact"/>
-              <w:jc w:val="left"/>
             </w:pPr>
             <w:r>
               <w:t xml:space="preserve">WiFi 6: la gran mejora en oficinas llenas</w:t>
@@ -5285,7 +5015,6 @@
           <w:p>
             <w:pPr>
               <w:pStyle w:val="Compact"/>
-              <w:jc w:val="left"/>
             </w:pPr>
             <w:r>
               <w:rPr>
@@ -5301,7 +5030,6 @@
           <w:p>
             <w:pPr>
               <w:pStyle w:val="Compact"/>
-              <w:jc w:val="left"/>
             </w:pPr>
             <w:r>
               <w:t xml:space="preserve">Etiqueta las tramas de redes vecinas y las ignora antes de colisionar</w:t>
@@ -5313,7 +5041,6 @@
           <w:p>
             <w:pPr>
               <w:pStyle w:val="Compact"/>
-              <w:jc w:val="left"/>
             </w:pPr>
             <w:r>
               <w:t xml:space="preserve">WiFi 6 en entornos densos</w:t>
@@ -5327,7 +5054,6 @@
           <w:p>
             <w:pPr>
               <w:pStyle w:val="Compact"/>
-              <w:jc w:val="left"/>
             </w:pPr>
             <w:r>
               <w:rPr>
@@ -5349,7 +5075,6 @@
           <w:p>
             <w:pPr>
               <w:pStyle w:val="Compact"/>
-              <w:jc w:val="left"/>
             </w:pPr>
             <w:r>
               <w:t xml:space="preserve">Acuerda con el cliente cuándo despertar</w:t>
@@ -5361,7 +5086,6 @@
           <w:p>
             <w:pPr>
               <w:pStyle w:val="Compact"/>
-              <w:jc w:val="left"/>
             </w:pPr>
             <w:r>
               <w:t xml:space="preserve">WiFi 6: ahorro de batería en IoT</w:t>
@@ -5375,7 +5099,6 @@
           <w:p>
             <w:pPr>
               <w:pStyle w:val="Compact"/>
-              <w:jc w:val="left"/>
             </w:pPr>
             <w:r>
               <w:rPr>
@@ -5391,7 +5114,6 @@
           <w:p>
             <w:pPr>
               <w:pStyle w:val="Compact"/>
-              <w:jc w:val="left"/>
             </w:pPr>
             <w:r>
               <w:t xml:space="preserve">Un cliente usa dos bandas a la vez (5 + 6 GHz)</w:t>
@@ -5403,7 +5125,6 @@
           <w:p>
             <w:pPr>
               <w:pStyle w:val="Compact"/>
-              <w:jc w:val="left"/>
             </w:pPr>
             <w:r>
               <w:t xml:space="preserve">WiFi 7: latencia y fiabilidad</w:t>
@@ -5433,13 +5154,7 @@
         <w:t xml:space="preserve"> </w:t>
       </w:r>
       <w:r>
-        <w:t xml:space="preserve">“</w:t>
-      </w:r>
-      <w:r>
-        <w:t xml:space="preserve">AX3000</w:t>
-      </w:r>
-      <w:r>
-        <w:t xml:space="preserve">”</w:t>
+        <w:t xml:space="preserve">“AX3000”</w:t>
       </w:r>
       <w:r>
         <w:t xml:space="preserve"> </w:t>
@@ -5455,8 +5170,8 @@
         </w:pict>
       </w:r>
     </w:p>
-    <w:bookmarkEnd w:id="60"/>
-    <w:bookmarkStart w:id="61" w:name="qué-estándar-elegir"/>
+    <w:bookmarkEnd w:id="49"/>
+    <w:bookmarkStart w:id="50" w:name="qué-estándar-elegir"/>
     <w:p>
       <w:pPr>
         <w:pStyle w:val="Heading2"/>
@@ -5469,7 +5184,6 @@
       <w:tblPr>
         <w:tblStyle w:val="Table"/>
         <w:tblW w:type="pct" w:w="5000"/>
-        <w:jc w:val="left"/>
         <w:tblLayout w:type="fixed"/>
         <w:tblLook w:firstRow="1" w:lastRow="0" w:firstColumn="0" w:lastColumn="0" w:noHBand="0" w:noVBand="0" w:val="0020"/>
       </w:tblPr>
@@ -5487,7 +5201,6 @@
           <w:p>
             <w:pPr>
               <w:pStyle w:val="Compact"/>
-              <w:jc w:val="left"/>
             </w:pPr>
             <w:r>
               <w:t xml:space="preserve">Escenario</w:t>
@@ -5499,7 +5212,6 @@
           <w:p>
             <w:pPr>
               <w:pStyle w:val="Compact"/>
-              <w:jc w:val="left"/>
             </w:pPr>
             <w:r>
               <w:t xml:space="preserve">Recomendación</w:t>
@@ -5511,7 +5223,6 @@
           <w:p>
             <w:pPr>
               <w:pStyle w:val="Compact"/>
-              <w:jc w:val="left"/>
             </w:pPr>
             <w:r>
               <w:t xml:space="preserve">Por qué</w:t>
@@ -5525,7 +5236,6 @@
           <w:p>
             <w:pPr>
               <w:pStyle w:val="Compact"/>
-              <w:jc w:val="left"/>
             </w:pPr>
             <w:r>
               <w:t xml:space="preserve">Aula con 30 portátiles antiguos</w:t>
@@ -5537,7 +5247,6 @@
           <w:p>
             <w:pPr>
               <w:pStyle w:val="Compact"/>
-              <w:jc w:val="left"/>
             </w:pPr>
             <w:r>
               <w:t xml:space="preserve">WiFi 5 como suelo</w:t>
@@ -5549,7 +5258,6 @@
           <w:p>
             <w:pPr>
               <w:pStyle w:val="Compact"/>
-              <w:jc w:val="left"/>
             </w:pPr>
             <w:r>
               <w:t xml:space="preserve">WiFi 4 se ahoga con el canal compartido; el WiFi 5 en 5 GHz da aire</w:t>
@@ -5563,7 +5271,6 @@
           <w:p>
             <w:pPr>
               <w:pStyle w:val="Compact"/>
-              <w:jc w:val="left"/>
             </w:pPr>
             <w:r>
               <w:t xml:space="preserve">Oficina con IoT masivo (sensores, lectores)</w:t>
@@ -5575,7 +5282,6 @@
           <w:p>
             <w:pPr>
               <w:pStyle w:val="Compact"/>
-              <w:jc w:val="left"/>
             </w:pPr>
             <w:r>
               <w:t xml:space="preserve">WiFi 6/6E</w:t>
@@ -5587,7 +5293,6 @@
           <w:p>
             <w:pPr>
               <w:pStyle w:val="Compact"/>
-              <w:jc w:val="left"/>
             </w:pPr>
             <w:r>
               <w:t xml:space="preserve">OFDMA y TWT nacieron para eso</w:t>
@@ -5601,7 +5306,6 @@
           <w:p>
             <w:pPr>
               <w:pStyle w:val="Compact"/>
-              <w:jc w:val="left"/>
             </w:pPr>
             <w:r>
               <w:t xml:space="preserve">Casa / PYME sencilla</w:t>
@@ -5613,7 +5317,6 @@
           <w:p>
             <w:pPr>
               <w:pStyle w:val="Compact"/>
-              <w:jc w:val="left"/>
             </w:pPr>
             <w:r>
               <w:t xml:space="preserve">WiFi 6 actual</w:t>
@@ -5625,7 +5328,6 @@
           <w:p>
             <w:pPr>
               <w:pStyle w:val="Compact"/>
-              <w:jc w:val="left"/>
             </w:pPr>
             <w:r>
               <w:t xml:space="preserve">Precio-rendimiento razonable, 2,4 + 5 GHz</w:t>
@@ -5639,7 +5341,6 @@
           <w:p>
             <w:pPr>
               <w:pStyle w:val="Compact"/>
-              <w:jc w:val="left"/>
             </w:pPr>
             <w:r>
               <w:t xml:space="preserve">Enlace exterior punto a punto</w:t>
@@ -5651,7 +5352,6 @@
           <w:p>
             <w:pPr>
               <w:pStyle w:val="Compact"/>
-              <w:jc w:val="left"/>
             </w:pPr>
             <w:r>
               <w:t xml:space="preserve">5 GHz (WiFi 5/6 hardware)</w:t>
@@ -5663,7 +5363,6 @@
           <w:p>
             <w:pPr>
               <w:pStyle w:val="Compact"/>
-              <w:jc w:val="left"/>
             </w:pPr>
             <w:r>
               <w:t xml:space="preserve">Menos interferencias, más canales, mejor para direccional</w:t>
@@ -5677,7 +5376,6 @@
           <w:p>
             <w:pPr>
               <w:pStyle w:val="Compact"/>
-              <w:jc w:val="left"/>
             </w:pPr>
             <w:r>
               <w:t xml:space="preserve">Nueva inversión de gran escala</w:t>
@@ -5689,7 +5387,6 @@
           <w:p>
             <w:pPr>
               <w:pStyle w:val="Compact"/>
-              <w:jc w:val="left"/>
             </w:pPr>
             <w:r>
               <w:t xml:space="preserve">WiFi 6E/7</w:t>
@@ -5701,7 +5398,6 @@
           <w:p>
             <w:pPr>
               <w:pStyle w:val="Compact"/>
-              <w:jc w:val="left"/>
             </w:pPr>
             <w:r>
               <w:t xml:space="preserve">6 GHz limpia y preparada para 5+ años</w:t>
@@ -5737,13 +5433,7 @@
         <w:t xml:space="preserve"> </w:t>
       </w:r>
       <w:r>
-        <w:t xml:space="preserve">“</w:t>
-      </w:r>
-      <w:r>
-        <w:t xml:space="preserve">WiFi 6</w:t>
-      </w:r>
-      <w:r>
-        <w:t xml:space="preserve">”</w:t>
+        <w:t xml:space="preserve">“WiFi 6”</w:t>
       </w:r>
       <w:r>
         <w:t xml:space="preserve"> </w:t>
@@ -5772,8 +5462,8 @@
         </w:pict>
       </w:r>
     </w:p>
-    <w:bookmarkEnd w:id="61"/>
-    <w:bookmarkStart w:id="62" w:name="mini-chequeo-2"/>
+    <w:bookmarkEnd w:id="50"/>
+    <w:bookmarkStart w:id="51" w:name="mini-chequeo-2"/>
     <w:p>
       <w:pPr>
         <w:pStyle w:val="Heading2"/>
@@ -5809,13 +5499,7 @@
         <w:t xml:space="preserve"> </w:t>
       </w:r>
       <w:r>
-        <w:t xml:space="preserve">“</w:t>
-      </w:r>
-      <w:r>
-        <w:t xml:space="preserve">AX5400</w:t>
-      </w:r>
-      <w:r>
-        <w:t xml:space="preserve">”</w:t>
+        <w:t xml:space="preserve">“AX5400”</w:t>
       </w:r>
       <w:r>
         <w:t xml:space="preserve">. ¿Tu portátil llegará a 5400 Mbps? ¿Por qué?</w:t>
@@ -5920,8 +5604,8 @@
         </w:pict>
       </w:r>
     </w:p>
-    <w:bookmarkEnd w:id="62"/>
-    <w:bookmarkStart w:id="63" w:name="resumen-en-3-frases-2"/>
+    <w:bookmarkEnd w:id="51"/>
+    <w:bookmarkStart w:id="52" w:name="resumen-en-3-frases-2"/>
     <w:p>
       <w:pPr>
         <w:pStyle w:val="Heading2"/>
@@ -6024,8 +5708,8 @@
         <w:t xml:space="preserve">y el escenario; la pegatina del AP es marketing sumado.</w:t>
       </w:r>
     </w:p>
-    <w:bookmarkEnd w:id="63"/>
-    <w:bookmarkStart w:id="64" w:name="vocabulario-rápido-2"/>
+    <w:bookmarkEnd w:id="52"/>
+    <w:bookmarkStart w:id="53" w:name="vocabulario-rápido-2"/>
     <w:p>
       <w:pPr>
         <w:pStyle w:val="Heading2"/>
@@ -6038,7 +5722,6 @@
       <w:tblPr>
         <w:tblStyle w:val="Table"/>
         <w:tblW w:type="auto" w:w="0"/>
-        <w:jc w:val="left"/>
         <w:tblLook w:firstRow="1" w:lastRow="0" w:firstColumn="0" w:lastColumn="0" w:noHBand="0" w:noVBand="0" w:val="0020"/>
       </w:tblPr>
       <w:tblGrid>
@@ -6054,7 +5737,6 @@
           <w:p>
             <w:pPr>
               <w:pStyle w:val="Compact"/>
-              <w:jc w:val="left"/>
             </w:pPr>
             <w:r>
               <w:t xml:space="preserve">Término</w:t>
@@ -6066,7 +5748,6 @@
           <w:p>
             <w:pPr>
               <w:pStyle w:val="Compact"/>
-              <w:jc w:val="left"/>
             </w:pPr>
             <w:r>
               <w:t xml:space="preserve">Idea general</w:t>
@@ -6080,7 +5761,6 @@
           <w:p>
             <w:pPr>
               <w:pStyle w:val="Compact"/>
-              <w:jc w:val="left"/>
             </w:pPr>
             <w:r>
               <w:t xml:space="preserve">MIMO</w:t>
@@ -6092,7 +5772,6 @@
           <w:p>
             <w:pPr>
               <w:pStyle w:val="Compact"/>
-              <w:jc w:val="left"/>
             </w:pPr>
             <w:r>
               <w:t xml:space="preserve">Múltiples antenas/flujos espaciales en paralelo</w:t>
@@ -6106,7 +5785,6 @@
           <w:p>
             <w:pPr>
               <w:pStyle w:val="Compact"/>
-              <w:jc w:val="left"/>
             </w:pPr>
             <w:r>
               <w:t xml:space="preserve">OFDMA</w:t>
@@ -6118,7 +5796,6 @@
           <w:p>
             <w:pPr>
               <w:pStyle w:val="Compact"/>
-              <w:jc w:val="left"/>
             </w:pPr>
             <w:r>
               <w:t xml:space="preserve">Reparte el canal en subcanales por cliente (WiFi 6)</w:t>
@@ -6132,7 +5809,6 @@
           <w:p>
             <w:pPr>
               <w:pStyle w:val="Compact"/>
-              <w:jc w:val="left"/>
             </w:pPr>
             <w:r>
               <w:t xml:space="preserve">MU-MIMO</w:t>
@@ -6144,7 +5820,6 @@
           <w:p>
             <w:pPr>
               <w:pStyle w:val="Compact"/>
-              <w:jc w:val="left"/>
             </w:pPr>
             <w:r>
               <w:t xml:space="preserve">AP habla a varios clientes simultáneamente</w:t>
@@ -6158,7 +5833,6 @@
           <w:p>
             <w:pPr>
               <w:pStyle w:val="Compact"/>
-              <w:jc w:val="left"/>
             </w:pPr>
             <w:r>
               <w:t xml:space="preserve">TWT</w:t>
@@ -6170,7 +5844,6 @@
           <w:p>
             <w:pPr>
               <w:pStyle w:val="Compact"/>
-              <w:jc w:val="left"/>
             </w:pPr>
             <w:r>
               <w:t xml:space="preserve">Acuerdo de despertar para ahorrar batería (IoT)</w:t>
@@ -6184,7 +5857,6 @@
           <w:p>
             <w:pPr>
               <w:pStyle w:val="Compact"/>
-              <w:jc w:val="left"/>
             </w:pPr>
             <w:r>
               <w:t xml:space="preserve">MLO</w:t>
@@ -6196,7 +5868,6 @@
           <w:p>
             <w:pPr>
               <w:pStyle w:val="Compact"/>
-              <w:jc w:val="left"/>
             </w:pPr>
             <w:r>
               <w:t xml:space="preserve">Uso simultáneo de dos bandas (WiFi 7)</w:t>
@@ -6222,7 +5893,7 @@
       <w:r>
         <w:t xml:space="preserve"> </w:t>
       </w:r>
-      <w:hyperlink r:id="rId44">
+      <w:hyperlink r:id="rId33">
         <w:r>
           <w:rPr>
             <w:rStyle w:val="Hyperlink"/>
@@ -6249,7 +5920,7 @@
       <w:r>
         <w:t xml:space="preserve"> </w:t>
       </w:r>
-      <w:hyperlink r:id="rId23">
+      <w:hyperlink r:id="rId12">
         <w:r>
           <w:rPr>
             <w:rStyle w:val="Hyperlink"/>
@@ -6276,7 +5947,7 @@
       <w:r>
         <w:t xml:space="preserve"> </w:t>
       </w:r>
-      <w:hyperlink r:id="rId25">
+      <w:hyperlink r:id="rId14">
         <w:r>
           <w:rPr>
             <w:rStyle w:val="Hyperlink"/>
@@ -6285,9 +5956,9 @@
         </w:r>
       </w:hyperlink>
     </w:p>
-    <w:bookmarkEnd w:id="64"/>
-    <w:bookmarkEnd w:id="65"/>
-    <w:bookmarkStart w:id="76" w:name="topologías-y-modos-de-trabajo"/>
+    <w:bookmarkEnd w:id="53"/>
+    <w:bookmarkEnd w:id="54"/>
+    <w:bookmarkStart w:id="65" w:name="topologías-y-modos-de-trabajo"/>
     <w:p>
       <w:pPr>
         <w:pStyle w:val="Heading1"/>
@@ -6351,7 +6022,7 @@
         </w:pict>
       </w:r>
     </w:p>
-    <w:bookmarkStart w:id="66" w:name="la-idea-en-una-frase-3"/>
+    <w:bookmarkStart w:id="55" w:name="la-idea-en-una-frase-3"/>
     <w:p>
       <w:pPr>
         <w:pStyle w:val="Heading2"/>
@@ -6371,13 +6042,7 @@
         <w:t xml:space="preserve"> </w:t>
       </w:r>
       <w:r>
-        <w:t xml:space="preserve">“</w:t>
-      </w:r>
-      <w:r>
-        <w:t xml:space="preserve">un router con WiFi</w:t>
-      </w:r>
-      <w:r>
-        <w:t xml:space="preserve">”</w:t>
+        <w:t xml:space="preserve">“un router con WiFi”</w:t>
       </w:r>
       <w:r>
         <w:t xml:space="preserve">: es una topología elegida —una celda (BSS), un edificio con varios APs con el mismo SSID (ESS), un puente, una malla— y cada topología responde a una necesidad distinta de cobertura, movilidad o cableado.</w:t>
@@ -6390,8 +6055,8 @@
         </w:pict>
       </w:r>
     </w:p>
-    <w:bookmarkEnd w:id="66"/>
-    <w:bookmarkStart w:id="70" w:name="las-piezas-del-léxico-802.11"/>
+    <w:bookmarkEnd w:id="55"/>
+    <w:bookmarkStart w:id="59" w:name="las-piezas-del-léxico-802.11"/>
     <w:p>
       <w:pPr>
         <w:pStyle w:val="Heading2"/>
@@ -6412,7 +6077,6 @@
       <w:tblPr>
         <w:tblStyle w:val="Table"/>
         <w:tblW w:type="pct" w:w="5000"/>
-        <w:jc w:val="left"/>
         <w:tblLayout w:type="fixed"/>
         <w:tblLook w:firstRow="1" w:lastRow="0" w:firstColumn="0" w:lastColumn="0" w:noHBand="0" w:noVBand="0" w:val="0020"/>
       </w:tblPr>
@@ -6430,7 +6094,6 @@
           <w:p>
             <w:pPr>
               <w:pStyle w:val="Compact"/>
-              <w:jc w:val="left"/>
             </w:pPr>
             <w:r>
               <w:t xml:space="preserve">Término</w:t>
@@ -6442,7 +6105,6 @@
           <w:p>
             <w:pPr>
               <w:pStyle w:val="Compact"/>
-              <w:jc w:val="left"/>
             </w:pPr>
             <w:r>
               <w:t xml:space="preserve">Significado</w:t>
@@ -6454,7 +6116,6 @@
           <w:p>
             <w:pPr>
               <w:pStyle w:val="Compact"/>
-              <w:jc w:val="left"/>
             </w:pPr>
             <w:r>
               <w:t xml:space="preserve">Ejemplo</w:t>
@@ -6468,7 +6129,6 @@
           <w:p>
             <w:pPr>
               <w:pStyle w:val="Compact"/>
-              <w:jc w:val="left"/>
             </w:pPr>
             <w:r>
               <w:rPr>
@@ -6490,7 +6150,6 @@
           <w:p>
             <w:pPr>
               <w:pStyle w:val="Compact"/>
-              <w:jc w:val="left"/>
             </w:pPr>
             <w:r>
               <w:t xml:space="preserve">Un AP + sus clientes asociados</w:t>
@@ -6502,7 +6161,6 @@
           <w:p>
             <w:pPr>
               <w:pStyle w:val="Compact"/>
-              <w:jc w:val="left"/>
             </w:pPr>
             <w:r>
               <w:t xml:space="preserve">El WiFi de tu casa</w:t>
@@ -6516,7 +6174,6 @@
           <w:p>
             <w:pPr>
               <w:pStyle w:val="Compact"/>
-              <w:jc w:val="left"/>
             </w:pPr>
             <w:r>
               <w:rPr>
@@ -6532,7 +6189,6 @@
           <w:p>
             <w:pPr>
               <w:pStyle w:val="Compact"/>
-              <w:jc w:val="left"/>
             </w:pPr>
             <w:r>
               <w:t xml:space="preserve">La MAC del AP (identifica la BSS)</w:t>
@@ -6544,7 +6200,6 @@
           <w:p>
             <w:pPr>
               <w:pStyle w:val="Compact"/>
-              <w:jc w:val="left"/>
             </w:pPr>
             <w:r>
               <w:t xml:space="preserve">La MAC de la radio del AP</w:t>
@@ -6558,7 +6213,6 @@
           <w:p>
             <w:pPr>
               <w:pStyle w:val="Compact"/>
-              <w:jc w:val="left"/>
             </w:pPr>
             <w:r>
               <w:rPr>
@@ -6574,7 +6228,6 @@
           <w:p>
             <w:pPr>
               <w:pStyle w:val="Compact"/>
-              <w:jc w:val="left"/>
             </w:pPr>
             <w:r>
               <w:t xml:space="preserve">El nombre lógico de la red</w:t>
@@ -6586,16 +6239,9 @@
           <w:p>
             <w:pPr>
               <w:pStyle w:val="Compact"/>
-              <w:jc w:val="left"/>
-            </w:pPr>
-            <w:r>
-              <w:t xml:space="preserve">“</w:t>
-            </w:r>
-            <w:r>
-              <w:t xml:space="preserve">Empresa-WiFi</w:t>
-            </w:r>
-            <w:r>
-              <w:t xml:space="preserve">”</w:t>
+            </w:pPr>
+            <w:r>
+              <w:t xml:space="preserve">“Empresa-WiFi”</w:t>
             </w:r>
           </w:p>
         </w:tc>
@@ -6606,7 +6252,6 @@
           <w:p>
             <w:pPr>
               <w:pStyle w:val="Compact"/>
-              <w:jc w:val="left"/>
             </w:pPr>
             <w:r>
               <w:rPr>
@@ -6628,7 +6273,6 @@
           <w:p>
             <w:pPr>
               <w:pStyle w:val="Compact"/>
-              <w:jc w:val="left"/>
             </w:pPr>
             <w:r>
               <w:t xml:space="preserve">Varios APs con el mismo SSID, unidos por cable</w:t>
@@ -6640,7 +6284,6 @@
           <w:p>
             <w:pPr>
               <w:pStyle w:val="Compact"/>
-              <w:jc w:val="left"/>
             </w:pPr>
             <w:r>
               <w:t xml:space="preserve">El WiFi de todo el edificio</w:t>
@@ -6654,7 +6297,6 @@
           <w:p>
             <w:pPr>
               <w:pStyle w:val="Compact"/>
-              <w:jc w:val="left"/>
             </w:pPr>
             <w:r>
               <w:rPr>
@@ -6670,7 +6312,6 @@
           <w:p>
             <w:pPr>
               <w:pStyle w:val="Compact"/>
-              <w:jc w:val="left"/>
             </w:pPr>
             <w:r>
               <w:t xml:space="preserve">Clientes hablándose directamente, sin AP</w:t>
@@ -6682,7 +6323,6 @@
           <w:p>
             <w:pPr>
               <w:pStyle w:val="Compact"/>
-              <w:jc w:val="left"/>
             </w:pPr>
             <w:r>
               <w:t xml:space="preserve">Dos portátiles compartiendo archivos</w:t>
@@ -6696,7 +6336,6 @@
           <w:p>
             <w:pPr>
               <w:pStyle w:val="Compact"/>
-              <w:jc w:val="left"/>
             </w:pPr>
             <w:r>
               <w:rPr>
@@ -6718,7 +6357,6 @@
           <w:p>
             <w:pPr>
               <w:pStyle w:val="Compact"/>
-              <w:jc w:val="left"/>
             </w:pPr>
             <w:r>
               <w:t xml:space="preserve">La red cableada que une los APs del ESS</w:t>
@@ -6730,7 +6368,6 @@
           <w:p>
             <w:pPr>
               <w:pStyle w:val="Compact"/>
-              <w:jc w:val="left"/>
             </w:pPr>
             <w:r>
               <w:t xml:space="preserve">El switch y los trunks ya vistos</w:t>
@@ -6750,13 +6387,7 @@
         <w:t xml:space="preserve"> </w:t>
       </w:r>
       <w:r>
-        <w:t xml:space="preserve">“</w:t>
-      </w:r>
-      <w:r>
-        <w:t xml:space="preserve">roaming invisible</w:t>
-      </w:r>
-      <w:r>
-        <w:t xml:space="preserve">”</w:t>
+        <w:t xml:space="preserve">“roaming invisible”</w:t>
       </w:r>
       <w:r>
         <w:t xml:space="preserve">: en un ESS, tu portátil ve</w:t>
@@ -6800,12 +6431,12 @@
           <wp:inline>
             <wp:extent cx="5334000" cy="2667000"/>
             <wp:effectExtent b="0" l="0" r="0" t="0"/>
-            <wp:docPr descr="ESS: tres APs con el mismo SSID unidos por el DS; el cliente roama entre BSS" title="" id="68" name="Picture"/>
+            <wp:docPr descr="ESS: tres APs con el mismo SSID unidos por el DS; el cliente roama entre BSS" title="" id="57" name="Picture"/>
             <a:graphic>
               <a:graphicData uri="http://schemas.openxmlformats.org/drawingml/2006/picture">
                 <pic:pic>
                   <pic:nvPicPr>
-                    <pic:cNvPr descr="public/diagrams/u12-ess-roaming.svg" id="69" name="Picture"/>
+                    <pic:cNvPr descr="public/diagrams/u12-ess-roaming.svg" id="58" name="Picture"/>
                     <pic:cNvPicPr>
                       <a:picLocks noChangeArrowheads="1" noChangeAspect="1"/>
                     </pic:cNvPicPr>
@@ -6817,7 +6448,7 @@
                           <a14:useLocalDpi xmlns:a14="http://schemas.microsoft.com/office/drawing/2010/main" val="0"/>
                         </a:ext>
                         <a:ext uri="{96DAC541-7B7A-43D3-8B79-37D633B846F1}">
-                          <asvg:svgBlip xmlns:asvg="http://schemas.microsoft.com/office/drawing/2016/SVG/main" r:embed="rId67"/>
+                          <asvg:svgBlip xmlns:asvg="http://schemas.microsoft.com/office/drawing/2016/SVG/main" r:embed="rId56"/>
                         </a:ext>
                       </a:extLst>
                     </a:blip>
@@ -6862,8 +6493,8 @@
         </w:pict>
       </w:r>
     </w:p>
-    <w:bookmarkEnd w:id="70"/>
-    <w:bookmarkStart w:id="71" w:name="modos-de-trabajo-de-un-ap"/>
+    <w:bookmarkEnd w:id="59"/>
+    <w:bookmarkStart w:id="60" w:name="modos-de-trabajo-de-un-ap"/>
     <w:p>
       <w:pPr>
         <w:pStyle w:val="Heading2"/>
@@ -6883,13 +6514,7 @@
         <w:t xml:space="preserve"> </w:t>
       </w:r>
       <w:r>
-        <w:t xml:space="preserve">“</w:t>
-      </w:r>
-      <w:r>
-        <w:t xml:space="preserve">hace WiFi para clientes</w:t>
-      </w:r>
-      <w:r>
-        <w:t xml:space="preserve">”</w:t>
+        <w:t xml:space="preserve">“hace WiFi para clientes”</w:t>
       </w:r>
       <w:r>
         <w:t xml:space="preserve">. Sus modos habituales:</w:t>
@@ -6899,7 +6524,6 @@
       <w:tblPr>
         <w:tblStyle w:val="Table"/>
         <w:tblW w:type="pct" w:w="5000"/>
-        <w:jc w:val="left"/>
         <w:tblLayout w:type="fixed"/>
         <w:tblLook w:firstRow="1" w:lastRow="0" w:firstColumn="0" w:lastColumn="0" w:noHBand="0" w:noVBand="0" w:val="0020"/>
       </w:tblPr>
@@ -6917,7 +6541,6 @@
           <w:p>
             <w:pPr>
               <w:pStyle w:val="Compact"/>
-              <w:jc w:val="left"/>
             </w:pPr>
             <w:r>
               <w:t xml:space="preserve">Modo</w:t>
@@ -6929,7 +6552,6 @@
           <w:p>
             <w:pPr>
               <w:pStyle w:val="Compact"/>
-              <w:jc w:val="left"/>
             </w:pPr>
             <w:r>
               <w:t xml:space="preserve">Qué hace</w:t>
@@ -6941,7 +6563,6 @@
           <w:p>
             <w:pPr>
               <w:pStyle w:val="Compact"/>
-              <w:jc w:val="left"/>
             </w:pPr>
             <w:r>
               <w:t xml:space="preserve">Cuándo se usa</w:t>
@@ -6955,7 +6576,6 @@
           <w:p>
             <w:pPr>
               <w:pStyle w:val="Compact"/>
-              <w:jc w:val="left"/>
             </w:pPr>
             <w:r>
               <w:rPr>
@@ -6971,7 +6591,6 @@
           <w:p>
             <w:pPr>
               <w:pStyle w:val="Compact"/>
-              <w:jc w:val="left"/>
             </w:pPr>
             <w:r>
               <w:t xml:space="preserve">Sirve clientes normales</w:t>
@@ -6983,7 +6602,6 @@
           <w:p>
             <w:pPr>
               <w:pStyle w:val="Compact"/>
-              <w:jc w:val="left"/>
             </w:pPr>
             <w:r>
               <w:t xml:space="preserve">El 90 % de los APs del mundo</w:t>
@@ -6997,7 +6615,6 @@
           <w:p>
             <w:pPr>
               <w:pStyle w:val="Compact"/>
-              <w:jc w:val="left"/>
             </w:pPr>
             <w:r>
               <w:rPr>
@@ -7013,7 +6630,6 @@
           <w:p>
             <w:pPr>
               <w:pStyle w:val="Compact"/>
-              <w:jc w:val="left"/>
             </w:pPr>
             <w:r>
               <w:t xml:space="preserve">Repite la señal de otro AP por radio</w:t>
@@ -7025,7 +6641,6 @@
           <w:p>
             <w:pPr>
               <w:pStyle w:val="Compact"/>
-              <w:jc w:val="left"/>
             </w:pPr>
             <w:r>
               <w:t xml:space="preserve">Zonas sin cable donde llegar</w:t>
@@ -7039,7 +6654,6 @@
           <w:p>
             <w:pPr>
               <w:pStyle w:val="Compact"/>
-              <w:jc w:val="left"/>
             </w:pPr>
             <w:r>
               <w:rPr>
@@ -7055,7 +6669,6 @@
           <w:p>
             <w:pPr>
               <w:pStyle w:val="Compact"/>
-              <w:jc w:val="left"/>
             </w:pPr>
             <w:r>
               <w:t xml:space="preserve">Conecta dispositivos</w:t>
@@ -7083,7 +6696,6 @@
           <w:p>
             <w:pPr>
               <w:pStyle w:val="Compact"/>
-              <w:jc w:val="left"/>
             </w:pPr>
             <w:r>
               <w:t xml:space="preserve">Una impresora antigua con un solo puerto Ethernet</w:t>
@@ -7097,7 +6709,6 @@
           <w:p>
             <w:pPr>
               <w:pStyle w:val="Compact"/>
-              <w:jc w:val="left"/>
             </w:pPr>
             <w:r>
               <w:rPr>
@@ -7113,7 +6724,6 @@
           <w:p>
             <w:pPr>
               <w:pStyle w:val="Compact"/>
-              <w:jc w:val="left"/>
             </w:pPr>
             <w:r>
               <w:t xml:space="preserve">Enlace punto a punto o punto-multipunto</w:t>
@@ -7125,7 +6735,6 @@
           <w:p>
             <w:pPr>
               <w:pStyle w:val="Compact"/>
-              <w:jc w:val="left"/>
             </w:pPr>
             <w:r>
               <w:t xml:space="preserve">Unir edificios (visto en el punto 2)</w:t>
@@ -7139,7 +6748,6 @@
           <w:p>
             <w:pPr>
               <w:pStyle w:val="Compact"/>
-              <w:jc w:val="left"/>
             </w:pPr>
             <w:r>
               <w:rPr>
@@ -7155,7 +6763,6 @@
           <w:p>
             <w:pPr>
               <w:pStyle w:val="Compact"/>
-              <w:jc w:val="left"/>
             </w:pPr>
             <w:r>
               <w:t xml:space="preserve">Cada AP enlaza por radio con sus vecinos y reenvía</w:t>
@@ -7167,7 +6774,6 @@
           <w:p>
             <w:pPr>
               <w:pStyle w:val="Compact"/>
-              <w:jc w:val="left"/>
             </w:pPr>
             <w:r>
               <w:t xml:space="preserve">Naves, campuses, tramos sin cable</w:t>
@@ -7219,13 +6825,7 @@
         <w:t xml:space="preserve"> </w:t>
       </w:r>
       <w:r>
-        <w:t xml:space="preserve">“</w:t>
-      </w:r>
-      <w:r>
-        <w:t xml:space="preserve">barato</w:t>
-      </w:r>
-      <w:r>
-        <w:t xml:space="preserve">”</w:t>
+        <w:t xml:space="preserve">“barato”</w:t>
       </w:r>
       <w:r>
         <w:t xml:space="preserve"> </w:t>
@@ -7254,8 +6854,8 @@
         </w:pict>
       </w:r>
     </w:p>
-    <w:bookmarkEnd w:id="71"/>
-    <w:bookmarkStart w:id="72" w:name="roaming-la-promesa-del-ess"/>
+    <w:bookmarkEnd w:id="60"/>
+    <w:bookmarkStart w:id="61" w:name="roaming-la-promesa-del-ess"/>
     <w:p>
       <w:pPr>
         <w:pStyle w:val="Heading2"/>
@@ -7382,13 +6982,7 @@
         <w:t xml:space="preserve"> </w:t>
       </w:r>
       <w:r>
-        <w:t xml:space="preserve">“</w:t>
-      </w:r>
-      <w:r>
-        <w:t xml:space="preserve">roaming</w:t>
-      </w:r>
-      <w:r>
-        <w:t xml:space="preserve">”</w:t>
+        <w:t xml:space="preserve">“roaming”</w:t>
       </w:r>
       <w:r>
         <w:t xml:space="preserve"> </w:t>
@@ -7400,13 +6994,7 @@
         <w:t xml:space="preserve"> </w:t>
       </w:r>
       <w:r>
-        <w:t xml:space="preserve">“</w:t>
-      </w:r>
-      <w:r>
-        <w:t xml:space="preserve">desconexión de 5 segundos cada vez que cambio de planta</w:t>
-      </w:r>
-      <w:r>
-        <w:t xml:space="preserve">”</w:t>
+        <w:t xml:space="preserve">“desconexión de 5 segundos cada vez que cambio de planta”</w:t>
       </w:r>
       <w:r>
         <w:t xml:space="preserve">.</w:t>
@@ -7419,8 +7007,8 @@
         </w:pict>
       </w:r>
     </w:p>
-    <w:bookmarkEnd w:id="72"/>
-    <w:bookmarkStart w:id="73" w:name="mini-chequeo-3"/>
+    <w:bookmarkEnd w:id="61"/>
+    <w:bookmarkStart w:id="62" w:name="mini-chequeo-3"/>
     <w:p>
       <w:pPr>
         <w:pStyle w:val="Heading2"/>
@@ -7579,8 +7167,8 @@
         </w:pict>
       </w:r>
     </w:p>
-    <w:bookmarkEnd w:id="73"/>
-    <w:bookmarkStart w:id="74" w:name="resumen-en-3-frases-3"/>
+    <w:bookmarkEnd w:id="62"/>
+    <w:bookmarkStart w:id="63" w:name="resumen-en-3-frases-3"/>
     <w:p>
       <w:pPr>
         <w:pStyle w:val="Heading2"/>
@@ -7641,8 +7229,8 @@
         <w:t xml:space="preserve">El roaming lo negocia el cliente; el diseño (solapamiento, SSID común, canales alternos) lo hace posible.</w:t>
       </w:r>
     </w:p>
-    <w:bookmarkEnd w:id="74"/>
-    <w:bookmarkStart w:id="75" w:name="vocabulario-rápido-3"/>
+    <w:bookmarkEnd w:id="63"/>
+    <w:bookmarkStart w:id="64" w:name="vocabulario-rápido-3"/>
     <w:p>
       <w:pPr>
         <w:pStyle w:val="Heading2"/>
@@ -7655,7 +7243,6 @@
       <w:tblPr>
         <w:tblStyle w:val="Table"/>
         <w:tblW w:type="auto" w:w="0"/>
-        <w:jc w:val="left"/>
         <w:tblLook w:firstRow="1" w:lastRow="0" w:firstColumn="0" w:lastColumn="0" w:noHBand="0" w:noVBand="0" w:val="0020"/>
       </w:tblPr>
       <w:tblGrid>
@@ -7671,7 +7258,6 @@
           <w:p>
             <w:pPr>
               <w:pStyle w:val="Compact"/>
-              <w:jc w:val="left"/>
             </w:pPr>
             <w:r>
               <w:t xml:space="preserve">Término</w:t>
@@ -7683,7 +7269,6 @@
           <w:p>
             <w:pPr>
               <w:pStyle w:val="Compact"/>
-              <w:jc w:val="left"/>
             </w:pPr>
             <w:r>
               <w:t xml:space="preserve">Idea general</w:t>
@@ -7697,7 +7282,6 @@
           <w:p>
             <w:pPr>
               <w:pStyle w:val="Compact"/>
-              <w:jc w:val="left"/>
             </w:pPr>
             <w:r>
               <w:t xml:space="preserve">BSS / BSSID</w:t>
@@ -7709,7 +7293,6 @@
           <w:p>
             <w:pPr>
               <w:pStyle w:val="Compact"/>
-              <w:jc w:val="left"/>
             </w:pPr>
             <w:r>
               <w:t xml:space="preserve">Celda de un AP / MAC de esa celda</w:t>
@@ -7723,7 +7306,6 @@
           <w:p>
             <w:pPr>
               <w:pStyle w:val="Compact"/>
-              <w:jc w:val="left"/>
             </w:pPr>
             <w:r>
               <w:t xml:space="preserve">ESS</w:t>
@@ -7735,7 +7317,6 @@
           <w:p>
             <w:pPr>
               <w:pStyle w:val="Compact"/>
-              <w:jc w:val="left"/>
             </w:pPr>
             <w:r>
               <w:t xml:space="preserve">Conjunto de BSSs con el mismo SSID</w:t>
@@ -7749,7 +7330,6 @@
           <w:p>
             <w:pPr>
               <w:pStyle w:val="Compact"/>
-              <w:jc w:val="left"/>
             </w:pPr>
             <w:r>
               <w:t xml:space="preserve">DS</w:t>
@@ -7761,7 +7341,6 @@
           <w:p>
             <w:pPr>
               <w:pStyle w:val="Compact"/>
-              <w:jc w:val="left"/>
             </w:pPr>
             <w:r>
               <w:t xml:space="preserve">El sistema de distribución cableado que une los APs</w:t>
@@ -7775,7 +7354,6 @@
           <w:p>
             <w:pPr>
               <w:pStyle w:val="Compact"/>
-              <w:jc w:val="left"/>
             </w:pPr>
             <w:r>
               <w:t xml:space="preserve">Workgroup Bridge</w:t>
@@ -7787,7 +7365,6 @@
           <w:p>
             <w:pPr>
               <w:pStyle w:val="Compact"/>
-              <w:jc w:val="left"/>
             </w:pPr>
             <w:r>
               <w:t xml:space="preserve">AP como cliente para dar WiFi a un equipo sin red</w:t>
@@ -7801,7 +7378,6 @@
           <w:p>
             <w:pPr>
               <w:pStyle w:val="Compact"/>
-              <w:jc w:val="left"/>
             </w:pPr>
             <w:r>
               <w:t xml:space="preserve">Roaming</w:t>
@@ -7813,7 +7389,6 @@
           <w:p>
             <w:pPr>
               <w:pStyle w:val="Compact"/>
-              <w:jc w:val="left"/>
             </w:pPr>
             <w:r>
               <w:t xml:space="preserve">Cambio de AP sin cambiar de red lógica</w:t>
@@ -7839,7 +7414,7 @@
       <w:r>
         <w:t xml:space="preserve"> </w:t>
       </w:r>
-      <w:hyperlink r:id="rId44">
+      <w:hyperlink r:id="rId33">
         <w:r>
           <w:rPr>
             <w:rStyle w:val="Hyperlink"/>
@@ -7866,7 +7441,7 @@
       <w:r>
         <w:t xml:space="preserve"> </w:t>
       </w:r>
-      <w:hyperlink r:id="rId24">
+      <w:hyperlink r:id="rId13">
         <w:r>
           <w:rPr>
             <w:rStyle w:val="Hyperlink"/>
@@ -7893,7 +7468,7 @@
       <w:r>
         <w:t xml:space="preserve"> </w:t>
       </w:r>
-      <w:hyperlink r:id="rId26">
+      <w:hyperlink r:id="rId15">
         <w:r>
           <w:rPr>
             <w:rStyle w:val="Hyperlink"/>
@@ -7902,9 +7477,9 @@
         </w:r>
       </w:hyperlink>
     </w:p>
-    <w:bookmarkEnd w:id="75"/>
-    <w:bookmarkEnd w:id="76"/>
-    <w:bookmarkStart w:id="89" w:name="cobertura-y-diseño"/>
+    <w:bookmarkEnd w:id="64"/>
+    <w:bookmarkEnd w:id="65"/>
+    <w:bookmarkStart w:id="78" w:name="cobertura-y-diseño"/>
     <w:p>
       <w:pPr>
         <w:pStyle w:val="Heading1"/>
@@ -7968,7 +7543,7 @@
         </w:pict>
       </w:r>
     </w:p>
-    <w:bookmarkStart w:id="77" w:name="la-idea-en-una-frase-4"/>
+    <w:bookmarkStart w:id="66" w:name="la-idea-en-una-frase-4"/>
     <w:p>
       <w:pPr>
         <w:pStyle w:val="Heading2"/>
@@ -8008,8 +7583,8 @@
         </w:pict>
       </w:r>
     </w:p>
-    <w:bookmarkEnd w:id="77"/>
-    <w:bookmarkStart w:id="78" w:name="los-tres-objetivos-del-diseño"/>
+    <w:bookmarkEnd w:id="66"/>
+    <w:bookmarkStart w:id="67" w:name="los-tres-objetivos-del-diseño"/>
     <w:p>
       <w:pPr>
         <w:pStyle w:val="Heading2"/>
@@ -8108,13 +7683,7 @@
         <w:t xml:space="preserve"> </w:t>
       </w:r>
       <w:r>
-        <w:t xml:space="preserve">“</w:t>
-      </w:r>
-      <w:r>
-        <w:t xml:space="preserve">tres barras en todas partes</w:t>
-      </w:r>
-      <w:r>
-        <w:t xml:space="preserve">”</w:t>
+        <w:t xml:space="preserve">“tres barras en todas partes”</w:t>
       </w:r>
       <w:r>
         <w:t xml:space="preserve"> </w:t>
@@ -8130,8 +7699,8 @@
         </w:pict>
       </w:r>
     </w:p>
-    <w:bookmarkEnd w:id="78"/>
-    <w:bookmarkStart w:id="79" w:name="reglas-de-colocación-con-sentido"/>
+    <w:bookmarkEnd w:id="67"/>
+    <w:bookmarkStart w:id="68" w:name="reglas-de-colocación-con-sentido"/>
     <w:p>
       <w:pPr>
         <w:pStyle w:val="Heading2"/>
@@ -8144,7 +7713,6 @@
       <w:tblPr>
         <w:tblStyle w:val="Table"/>
         <w:tblW w:type="pct" w:w="5000"/>
-        <w:jc w:val="left"/>
         <w:tblLayout w:type="fixed"/>
         <w:tblLook w:firstRow="1" w:lastRow="0" w:firstColumn="0" w:lastColumn="0" w:noHBand="0" w:noVBand="0" w:val="0020"/>
       </w:tblPr>
@@ -8161,7 +7729,6 @@
           <w:p>
             <w:pPr>
               <w:pStyle w:val="Compact"/>
-              <w:jc w:val="left"/>
             </w:pPr>
             <w:r>
               <w:t xml:space="preserve">Regla</w:t>
@@ -8173,7 +7740,6 @@
           <w:p>
             <w:pPr>
               <w:pStyle w:val="Compact"/>
-              <w:jc w:val="left"/>
             </w:pPr>
             <w:r>
               <w:t xml:space="preserve">Motivo físico</w:t>
@@ -8187,7 +7753,6 @@
           <w:p>
             <w:pPr>
               <w:pStyle w:val="Compact"/>
-              <w:jc w:val="left"/>
             </w:pPr>
             <w:r>
               <w:t xml:space="preserve">APs</w:t>
@@ -8212,7 +7777,6 @@
           <w:p>
             <w:pPr>
               <w:pStyle w:val="Compact"/>
-              <w:jc w:val="left"/>
             </w:pPr>
             <w:r>
               <w:t xml:space="preserve">El plano de cobertura es un cono; en una estantería cubres media oficina</w:t>
@@ -8226,7 +7790,6 @@
           <w:p>
             <w:pPr>
               <w:pStyle w:val="Compact"/>
-              <w:jc w:val="left"/>
             </w:pPr>
             <w:r>
               <w:rPr>
@@ -8248,7 +7811,6 @@
           <w:p>
             <w:pPr>
               <w:pStyle w:val="Compact"/>
-              <w:jc w:val="left"/>
             </w:pPr>
             <w:r>
               <w:t xml:space="preserve">Para que el roaming no tenga agujeros</w:t>
@@ -8262,7 +7824,6 @@
           <w:p>
             <w:pPr>
               <w:pStyle w:val="Compact"/>
-              <w:jc w:val="left"/>
             </w:pPr>
             <w:r>
               <w:rPr>
@@ -8284,7 +7845,6 @@
           <w:p>
             <w:pPr>
               <w:pStyle w:val="Compact"/>
-              <w:jc w:val="left"/>
             </w:pPr>
             <w:r>
               <w:t xml:space="preserve">Evitar interferencia co-canal</w:t>
@@ -8298,7 +7858,6 @@
           <w:p>
             <w:pPr>
               <w:pStyle w:val="Compact"/>
-              <w:jc w:val="left"/>
             </w:pPr>
             <w:r>
               <w:rPr>
@@ -8314,7 +7873,6 @@
           <w:p>
             <w:pPr>
               <w:pStyle w:val="Compact"/>
-              <w:jc w:val="left"/>
             </w:pPr>
             <w:r>
               <w:t xml:space="preserve">Potencia excesiva = celdas que se pisan = ruido</w:t>
@@ -8328,7 +7886,6 @@
           <w:p>
             <w:pPr>
               <w:pStyle w:val="Compact"/>
-              <w:jc w:val="left"/>
             </w:pPr>
             <w:r>
               <w:rPr>
@@ -8344,7 +7901,6 @@
           <w:p>
             <w:pPr>
               <w:pStyle w:val="Compact"/>
-              <w:jc w:val="left"/>
             </w:pPr>
             <w:r>
               <w:t xml:space="preserve">Atenuación y reflexiones</w:t>
@@ -8358,7 +7914,6 @@
           <w:p>
             <w:pPr>
               <w:pStyle w:val="Compact"/>
-              <w:jc w:val="left"/>
             </w:pPr>
             <w:r>
               <w:t xml:space="preserve">Antena</w:t>
@@ -8386,7 +7941,6 @@
           <w:p>
             <w:pPr>
               <w:pStyle w:val="Compact"/>
-              <w:jc w:val="left"/>
             </w:pPr>
             <w:r>
               <w:t xml:space="preserve">El donut de la antena omni es plano</w:t>
@@ -8428,13 +7982,7 @@
         <w:t xml:space="preserve"> </w:t>
       </w:r>
       <w:r>
-        <w:t xml:space="preserve">“</w:t>
-      </w:r>
-      <w:r>
-        <w:t xml:space="preserve">capacidad</w:t>
-      </w:r>
-      <w:r>
-        <w:t xml:space="preserve">”</w:t>
+        <w:t xml:space="preserve">“capacidad”</w:t>
       </w:r>
       <w:r>
         <w:t xml:space="preserve"> </w:t>
@@ -8446,13 +7994,7 @@
         <w:t xml:space="preserve"> </w:t>
       </w:r>
       <w:r>
-        <w:t xml:space="preserve">“</w:t>
-      </w:r>
-      <w:r>
-        <w:t xml:space="preserve">cobertura</w:t>
-      </w:r>
-      <w:r>
-        <w:t xml:space="preserve">”</w:t>
+        <w:t xml:space="preserve">“cobertura”</w:t>
       </w:r>
       <w:r>
         <w:t xml:space="preserve">.</w:t>
@@ -8487,8 +8029,8 @@
         </w:pict>
       </w:r>
     </w:p>
-    <w:bookmarkEnd w:id="79"/>
-    <w:bookmarkStart w:id="83" w:name="el-plan-de-canales-en-un-plano"/>
+    <w:bookmarkEnd w:id="68"/>
+    <w:bookmarkStart w:id="72" w:name="el-plan-de-canales-en-un-plano"/>
     <w:p>
       <w:pPr>
         <w:pStyle w:val="Heading2"/>
@@ -8514,12 +8056,12 @@
           <wp:inline>
             <wp:extent cx="5334000" cy="2389880"/>
             <wp:effectExtent b="0" l="0" r="0" t="0"/>
-            <wp:docPr descr="Plano con AP-1 ch 1, AP-2 ch 6 y AP-3 ch 11; celdas solapadas en el pasillo" title="" id="81" name="Picture"/>
+            <wp:docPr descr="Plano con AP-1 ch 1, AP-2 ch 6 y AP-3 ch 11; celdas solapadas en el pasillo" title="" id="70" name="Picture"/>
             <a:graphic>
               <a:graphicData uri="http://schemas.openxmlformats.org/drawingml/2006/picture">
                 <pic:pic>
                   <pic:nvPicPr>
-                    <pic:cNvPr descr="public/diagrams/u12-cobertura-canales.svg" id="82" name="Picture"/>
+                    <pic:cNvPr descr="public/diagrams/u12-cobertura-canales.svg" id="71" name="Picture"/>
                     <pic:cNvPicPr>
                       <a:picLocks noChangeArrowheads="1" noChangeAspect="1"/>
                     </pic:cNvPicPr>
@@ -8531,7 +8073,7 @@
                           <a14:useLocalDpi xmlns:a14="http://schemas.microsoft.com/office/drawing/2010/main" val="0"/>
                         </a:ext>
                         <a:ext uri="{96DAC541-7B7A-43D3-8B79-37D633B846F1}">
-                          <asvg:svgBlip xmlns:asvg="http://schemas.microsoft.com/office/drawing/2016/SVG/main" r:embed="rId80"/>
+                          <asvg:svgBlip xmlns:asvg="http://schemas.microsoft.com/office/drawing/2016/SVG/main" r:embed="rId69"/>
                         </a:ext>
                       </a:extLst>
                     </a:blip>
@@ -8596,13 +8138,7 @@
         <w:t xml:space="preserve"> </w:t>
       </w:r>
       <w:r>
-        <w:t xml:space="preserve">“</w:t>
-      </w:r>
-      <w:r>
-        <w:t xml:space="preserve">porque hoy toca</w:t>
-      </w:r>
-      <w:r>
-        <w:t xml:space="preserve">”</w:t>
+        <w:t xml:space="preserve">“porque hoy toca”</w:t>
       </w:r>
       <w:r>
         <w:t xml:space="preserve">.</w:t>
@@ -8615,8 +8151,8 @@
         </w:pict>
       </w:r>
     </w:p>
-    <w:bookmarkEnd w:id="83"/>
-    <w:bookmarkStart w:id="84" w:name="site-survey-medir-antes-de-prometer"/>
+    <w:bookmarkEnd w:id="72"/>
+    <w:bookmarkStart w:id="73" w:name="site-survey-medir-antes-de-prometer"/>
     <w:p>
       <w:pPr>
         <w:pStyle w:val="Heading2"/>
@@ -8780,8 +8316,8 @@
         </w:pict>
       </w:r>
     </w:p>
-    <w:bookmarkEnd w:id="84"/>
-    <w:bookmarkStart w:id="85" w:name="X5c17b81d503d429cb2fed39e9c13bb6b8641d18"/>
+    <w:bookmarkEnd w:id="73"/>
+    <w:bookmarkStart w:id="74" w:name="X5c17b81d503d429cb2fed39e9c13bb6b8641d18"/>
     <w:p>
       <w:pPr>
         <w:pStyle w:val="Heading2"/>
@@ -8793,13 +8329,7 @@
         <w:t xml:space="preserve"> </w:t>
       </w:r>
       <w:r>
-        <w:t xml:space="preserve">“</w:t>
-      </w:r>
-      <w:r>
-        <w:t xml:space="preserve">He puesto un extensor en el enchufe del pasillo y cobertura solucionada</w:t>
-      </w:r>
-      <w:r>
-        <w:t xml:space="preserve">”</w:t>
+        <w:t xml:space="preserve">“He puesto un extensor en el enchufe del pasillo y cobertura solucionada”</w:t>
       </w:r>
     </w:p>
     <w:p>
@@ -8881,8 +8411,8 @@
         </w:pict>
       </w:r>
     </w:p>
-    <w:bookmarkEnd w:id="85"/>
-    <w:bookmarkStart w:id="86" w:name="mini-chequeo-4"/>
+    <w:bookmarkEnd w:id="74"/>
+    <w:bookmarkStart w:id="75" w:name="mini-chequeo-4"/>
     <w:p>
       <w:pPr>
         <w:pStyle w:val="Heading2"/>
@@ -9000,13 +8530,7 @@
         <w:t xml:space="preserve"> </w:t>
       </w:r>
       <w:r>
-        <w:t xml:space="preserve">“</w:t>
-      </w:r>
-      <w:r>
-        <w:t xml:space="preserve">la red</w:t>
-      </w:r>
-      <w:r>
-        <w:t xml:space="preserve">”</w:t>
+        <w:t xml:space="preserve">“la red”</w:t>
       </w:r>
       <w:r>
         <w:t xml:space="preserve"> </w:t>
@@ -9030,13 +8554,7 @@
         <w:t xml:space="preserve"> </w:t>
       </w:r>
       <w:r>
-        <w:t xml:space="preserve">“</w:t>
-      </w:r>
-      <w:r>
-        <w:t xml:space="preserve">llegue</w:t>
-      </w:r>
-      <w:r>
-        <w:t xml:space="preserve">”</w:t>
+        <w:t xml:space="preserve">“llegue”</w:t>
       </w:r>
       <w:r>
         <w:t xml:space="preserve">.</w:t>
@@ -9087,8 +8605,8 @@
         </w:pict>
       </w:r>
     </w:p>
-    <w:bookmarkEnd w:id="86"/>
-    <w:bookmarkStart w:id="87" w:name="resumen-en-3-frases-4"/>
+    <w:bookmarkEnd w:id="75"/>
+    <w:bookmarkStart w:id="76" w:name="resumen-en-3-frases-4"/>
     <w:p>
       <w:pPr>
         <w:pStyle w:val="Heading2"/>
@@ -9165,8 +8683,8 @@
         <w:t xml:space="preserve">(predictivo + in situ) convierte el diseño en datos; la app del móvil ya hace el 80 % en redes pequeñas.</w:t>
       </w:r>
     </w:p>
-    <w:bookmarkEnd w:id="87"/>
-    <w:bookmarkStart w:id="88" w:name="vocabulario-rápido-4"/>
+    <w:bookmarkEnd w:id="76"/>
+    <w:bookmarkStart w:id="77" w:name="vocabulario-rápido-4"/>
     <w:p>
       <w:pPr>
         <w:pStyle w:val="Heading2"/>
@@ -9179,7 +8697,6 @@
       <w:tblPr>
         <w:tblStyle w:val="Table"/>
         <w:tblW w:type="pct" w:w="5000"/>
-        <w:jc w:val="left"/>
         <w:tblLayout w:type="fixed"/>
         <w:tblLook w:firstRow="1" w:lastRow="0" w:firstColumn="0" w:lastColumn="0" w:noHBand="0" w:noVBand="0" w:val="0020"/>
       </w:tblPr>
@@ -9196,7 +8713,6 @@
           <w:p>
             <w:pPr>
               <w:pStyle w:val="Compact"/>
-              <w:jc w:val="left"/>
             </w:pPr>
             <w:r>
               <w:t xml:space="preserve">Término</w:t>
@@ -9208,7 +8724,6 @@
           <w:p>
             <w:pPr>
               <w:pStyle w:val="Compact"/>
-              <w:jc w:val="left"/>
             </w:pPr>
             <w:r>
               <w:t xml:space="preserve">Idea general</w:t>
@@ -9222,7 +8737,6 @@
           <w:p>
             <w:pPr>
               <w:pStyle w:val="Compact"/>
-              <w:jc w:val="left"/>
             </w:pPr>
             <w:r>
               <w:t xml:space="preserve">Celda</w:t>
@@ -9234,7 +8748,6 @@
           <w:p>
             <w:pPr>
               <w:pStyle w:val="Compact"/>
-              <w:jc w:val="left"/>
             </w:pPr>
             <w:r>
               <w:t xml:space="preserve">Área de cobertura de un AP</w:t>
@@ -9248,7 +8761,6 @@
           <w:p>
             <w:pPr>
               <w:pStyle w:val="Compact"/>
-              <w:jc w:val="left"/>
             </w:pPr>
             <w:r>
               <w:t xml:space="preserve">Tiempo de aire</w:t>
@@ -9260,7 +8772,6 @@
           <w:p>
             <w:pPr>
               <w:pStyle w:val="Compact"/>
-              <w:jc w:val="left"/>
             </w:pPr>
             <w:r>
               <w:t xml:space="preserve">Recurso compartido de un canal; la moneda de la capacidad</w:t>
@@ -9274,7 +8785,6 @@
           <w:p>
             <w:pPr>
               <w:pStyle w:val="Compact"/>
-              <w:jc w:val="left"/>
             </w:pPr>
             <w:r>
               <w:t xml:space="preserve">Co-canal</w:t>
@@ -9286,7 +8796,6 @@
           <w:p>
             <w:pPr>
               <w:pStyle w:val="Compact"/>
-              <w:jc w:val="left"/>
             </w:pPr>
             <w:r>
               <w:t xml:space="preserve">Dos emisores en el mismo canal</w:t>
@@ -9300,7 +8809,6 @@
           <w:p>
             <w:pPr>
               <w:pStyle w:val="Compact"/>
-              <w:jc w:val="left"/>
             </w:pPr>
             <w:r>
               <w:t xml:space="preserve">RRM</w:t>
@@ -9312,7 +8820,6 @@
           <w:p>
             <w:pPr>
               <w:pStyle w:val="Compact"/>
-              <w:jc w:val="left"/>
             </w:pPr>
             <w:r>
               <w:t xml:space="preserve">Automatización de canales/potencias (controladores)</w:t>
@@ -9326,7 +8833,6 @@
           <w:p>
             <w:pPr>
               <w:pStyle w:val="Compact"/>
-              <w:jc w:val="left"/>
             </w:pPr>
             <w:r>
               <w:t xml:space="preserve">Site survey</w:t>
@@ -9338,7 +8844,6 @@
           <w:p>
             <w:pPr>
               <w:pStyle w:val="Compact"/>
-              <w:jc w:val="left"/>
             </w:pPr>
             <w:r>
               <w:t xml:space="preserve">Medición de cobertura/canales/ruido in situ</w:t>
@@ -9364,7 +8869,7 @@
       <w:r>
         <w:t xml:space="preserve"> </w:t>
       </w:r>
-      <w:hyperlink r:id="rId44">
+      <w:hyperlink r:id="rId33">
         <w:r>
           <w:rPr>
             <w:rStyle w:val="Hyperlink"/>
@@ -9391,7 +8896,7 @@
       <w:r>
         <w:t xml:space="preserve"> </w:t>
       </w:r>
-      <w:hyperlink r:id="rId25">
+      <w:hyperlink r:id="rId14">
         <w:r>
           <w:rPr>
             <w:rStyle w:val="Hyperlink"/>
@@ -9418,7 +8923,7 @@
       <w:r>
         <w:t xml:space="preserve"> </w:t>
       </w:r>
-      <w:hyperlink r:id="rId27">
+      <w:hyperlink r:id="rId16">
         <w:r>
           <w:rPr>
             <w:rStyle w:val="Hyperlink"/>
@@ -9427,9 +8932,9 @@
         </w:r>
       </w:hyperlink>
     </w:p>
-    <w:bookmarkEnd w:id="88"/>
-    <w:bookmarkEnd w:id="89"/>
-    <w:bookmarkStart w:id="101" w:name="seguridad-wlan"/>
+    <w:bookmarkEnd w:id="77"/>
+    <w:bookmarkEnd w:id="78"/>
+    <w:bookmarkStart w:id="90" w:name="seguridad-wlan"/>
     <w:p>
       <w:pPr>
         <w:pStyle w:val="Heading1"/>
@@ -9493,7 +8998,7 @@
         </w:pict>
       </w:r>
     </w:p>
-    <w:bookmarkStart w:id="90" w:name="la-idea-en-una-frase-5"/>
+    <w:bookmarkStart w:id="79" w:name="la-idea-en-una-frase-5"/>
     <w:p>
       <w:pPr>
         <w:pStyle w:val="Heading2"/>
@@ -9530,8 +9035,8 @@
         </w:pict>
       </w:r>
     </w:p>
-    <w:bookmarkEnd w:id="90"/>
-    <w:bookmarkStart w:id="91" w:name="X15584326dd49733c5644d53c7cc74666e459ddc"/>
+    <w:bookmarkEnd w:id="79"/>
+    <w:bookmarkStart w:id="80" w:name="X15584326dd49733c5644d53c7cc74666e459ddc"/>
     <w:p>
       <w:pPr>
         <w:pStyle w:val="Heading2"/>
@@ -9544,7 +9049,6 @@
       <w:tblPr>
         <w:tblStyle w:val="Table"/>
         <w:tblW w:type="pct" w:w="5000"/>
-        <w:jc w:val="left"/>
         <w:tblLayout w:type="fixed"/>
         <w:tblLook w:firstRow="1" w:lastRow="0" w:firstColumn="0" w:lastColumn="0" w:noHBand="0" w:noVBand="0" w:val="0020"/>
       </w:tblPr>
@@ -9562,7 +9066,6 @@
           <w:p>
             <w:pPr>
               <w:pStyle w:val="Compact"/>
-              <w:jc w:val="left"/>
             </w:pPr>
             <w:r>
               <w:t xml:space="preserve">Protocolo</w:t>
@@ -9574,7 +9077,6 @@
           <w:p>
             <w:pPr>
               <w:pStyle w:val="Compact"/>
-              <w:jc w:val="left"/>
             </w:pPr>
             <w:r>
               <w:t xml:space="preserve">Estado</w:t>
@@ -9586,7 +9088,6 @@
           <w:p>
             <w:pPr>
               <w:pStyle w:val="Compact"/>
-              <w:jc w:val="left"/>
             </w:pPr>
             <w:r>
               <w:t xml:space="preserve">Por qué</w:t>
@@ -9600,7 +9101,6 @@
           <w:p>
             <w:pPr>
               <w:pStyle w:val="Compact"/>
-              <w:jc w:val="left"/>
             </w:pPr>
             <w:r>
               <w:rPr>
@@ -9616,7 +9116,6 @@
           <w:p>
             <w:pPr>
               <w:pStyle w:val="Compact"/>
-              <w:jc w:val="left"/>
             </w:pPr>
             <w:r>
               <w:t xml:space="preserve">☠️ Muerto desde hace años</w:t>
@@ -9628,7 +9127,6 @@
           <w:p>
             <w:pPr>
               <w:pStyle w:val="Compact"/>
-              <w:jc w:val="left"/>
             </w:pPr>
             <w:r>
               <w:t xml:space="preserve">RC4 con IVs de 24 bits: se rompe en minutos con herramientas automáticas</w:t>
@@ -9642,7 +9140,6 @@
           <w:p>
             <w:pPr>
               <w:pStyle w:val="Compact"/>
-              <w:jc w:val="left"/>
             </w:pPr>
             <w:r>
               <w:rPr>
@@ -9658,7 +9155,6 @@
           <w:p>
             <w:pPr>
               <w:pStyle w:val="Compact"/>
-              <w:jc w:val="left"/>
             </w:pPr>
             <w:r>
               <w:t xml:space="preserve">☠️ Retirado</w:t>
@@ -9670,7 +9166,6 @@
           <w:p>
             <w:pPr>
               <w:pStyle w:val="Compact"/>
-              <w:jc w:val="left"/>
             </w:pPr>
             <w:r>
               <w:t xml:space="preserve">Parche provisional (TKIP) sobre WEP-compatible; también roto</w:t>
@@ -9684,7 +9179,6 @@
           <w:p>
             <w:pPr>
               <w:pStyle w:val="Compact"/>
-              <w:jc w:val="left"/>
             </w:pPr>
             <w:r>
               <w:rPr>
@@ -9700,7 +9194,6 @@
           <w:p>
             <w:pPr>
               <w:pStyle w:val="Compact"/>
-              <w:jc w:val="left"/>
             </w:pPr>
             <w:r>
               <w:t xml:space="preserve">✅ El estándar durante 15+ años</w:t>
@@ -9712,7 +9205,6 @@
           <w:p>
             <w:pPr>
               <w:pStyle w:val="Compact"/>
-              <w:jc w:val="left"/>
             </w:pPr>
             <w:r>
               <w:t xml:space="preserve">AES-CCMP; sigue siendo válido, PSK o Enterprise</w:t>
@@ -9726,7 +9218,6 @@
           <w:p>
             <w:pPr>
               <w:pStyle w:val="Compact"/>
-              <w:jc w:val="left"/>
             </w:pPr>
             <w:r>
               <w:rPr>
@@ -9742,7 +9233,6 @@
           <w:p>
             <w:pPr>
               <w:pStyle w:val="Compact"/>
-              <w:jc w:val="left"/>
             </w:pPr>
             <w:r>
               <w:t xml:space="preserve">✅ El actual</w:t>
@@ -9754,7 +9244,6 @@
           <w:p>
             <w:pPr>
               <w:pStyle w:val="Compact"/>
-              <w:jc w:val="left"/>
             </w:pPr>
             <w:r>
               <w:t xml:space="preserve">SAE en vez de PSK,</w:t>
@@ -9803,13 +9292,7 @@
         <w:t xml:space="preserve"> </w:t>
       </w:r>
       <w:r>
-        <w:t xml:space="preserve">“</w:t>
-      </w:r>
-      <w:r>
-        <w:t xml:space="preserve">estándar vigente</w:t>
-      </w:r>
-      <w:r>
-        <w:t xml:space="preserve">”</w:t>
+        <w:t xml:space="preserve">“estándar vigente”</w:t>
       </w:r>
       <w:r>
         <w:t xml:space="preserve"> </w:t>
@@ -9821,13 +9304,7 @@
         <w:t xml:space="preserve"> </w:t>
       </w:r>
       <w:r>
-        <w:t xml:space="preserve">“</w:t>
-      </w:r>
-      <w:r>
-        <w:t xml:space="preserve">configuración eterna</w:t>
-      </w:r>
-      <w:r>
-        <w:t xml:space="preserve">”</w:t>
+        <w:t xml:space="preserve">“configuración eterna”</w:t>
       </w:r>
       <w:r>
         <w:t xml:space="preserve">.</w:t>
@@ -9840,8 +9317,8 @@
         </w:pict>
       </w:r>
     </w:p>
-    <w:bookmarkEnd w:id="91"/>
-    <w:bookmarkStart w:id="92" w:name="X06bc3a7647489870aed1904b67647bb7ea93465"/>
+    <w:bookmarkEnd w:id="80"/>
+    <w:bookmarkStart w:id="81" w:name="X06bc3a7647489870aed1904b67647bb7ea93465"/>
     <w:p>
       <w:pPr>
         <w:pStyle w:val="Heading2"/>
@@ -9854,7 +9331,6 @@
       <w:tblPr>
         <w:tblStyle w:val="Table"/>
         <w:tblW w:type="pct" w:w="5000"/>
-        <w:jc w:val="left"/>
         <w:tblLayout w:type="fixed"/>
         <w:tblLook w:firstRow="1" w:lastRow="0" w:firstColumn="0" w:lastColumn="0" w:noHBand="0" w:noVBand="0" w:val="0020"/>
       </w:tblPr>
@@ -9880,7 +9356,6 @@
           <w:p>
             <w:pPr>
               <w:pStyle w:val="Compact"/>
-              <w:jc w:val="left"/>
             </w:pPr>
             <w:r>
               <w:rPr>
@@ -9896,7 +9371,6 @@
           <w:p>
             <w:pPr>
               <w:pStyle w:val="Compact"/>
-              <w:jc w:val="left"/>
             </w:pPr>
             <w:r>
               <w:rPr>
@@ -9914,7 +9388,6 @@
           <w:p>
             <w:pPr>
               <w:pStyle w:val="Compact"/>
-              <w:jc w:val="left"/>
             </w:pPr>
             <w:r>
               <w:t xml:space="preserve">Credencial</w:t>
@@ -9926,7 +9399,6 @@
           <w:p>
             <w:pPr>
               <w:pStyle w:val="Compact"/>
-              <w:jc w:val="left"/>
             </w:pPr>
             <w:r>
               <w:t xml:space="preserve">Una clave compartida por todos</w:t>
@@ -9938,7 +9410,6 @@
           <w:p>
             <w:pPr>
               <w:pStyle w:val="Compact"/>
-              <w:jc w:val="left"/>
             </w:pPr>
             <w:r>
               <w:t xml:space="preserve">Usuario/contraseña o certificado</w:t>
@@ -9962,7 +9433,6 @@
           <w:p>
             <w:pPr>
               <w:pStyle w:val="Compact"/>
-              <w:jc w:val="left"/>
             </w:pPr>
             <w:r>
               <w:t xml:space="preserve">¿Quién valida?</w:t>
@@ -9974,7 +9444,6 @@
           <w:p>
             <w:pPr>
               <w:pStyle w:val="Compact"/>
-              <w:jc w:val="left"/>
             </w:pPr>
             <w:r>
               <w:t xml:space="preserve">El AP compara la clave</w:t>
@@ -9986,7 +9455,6 @@
           <w:p>
             <w:pPr>
               <w:pStyle w:val="Compact"/>
-              <w:jc w:val="left"/>
             </w:pPr>
             <w:r>
               <w:t xml:space="preserve">Un servidor</w:t>
@@ -10016,7 +9484,6 @@
           <w:p>
             <w:pPr>
               <w:pStyle w:val="Compact"/>
-              <w:jc w:val="left"/>
             </w:pPr>
             <w:r>
               <w:t xml:space="preserve">Si alguien se va</w:t>
@@ -10028,7 +9495,6 @@
           <w:p>
             <w:pPr>
               <w:pStyle w:val="Compact"/>
-              <w:jc w:val="left"/>
             </w:pPr>
             <w:r>
               <w:t xml:space="preserve">Cambias la clave en todos los equipos</w:t>
@@ -10040,7 +9506,6 @@
           <w:p>
             <w:pPr>
               <w:pStyle w:val="Compact"/>
-              <w:jc w:val="left"/>
             </w:pPr>
             <w:r>
               <w:t xml:space="preserve">Desactivas su cuenta y listo</w:t>
@@ -10054,7 +9519,6 @@
           <w:p>
             <w:pPr>
               <w:pStyle w:val="Compact"/>
-              <w:jc w:val="left"/>
             </w:pPr>
             <w:r>
               <w:t xml:space="preserve">Trazabilidad</w:t>
@@ -10066,7 +9530,6 @@
           <w:p>
             <w:pPr>
               <w:pStyle w:val="Compact"/>
-              <w:jc w:val="left"/>
             </w:pPr>
             <w:r>
               <w:t xml:space="preserve">Todos son</w:t>
@@ -10075,22 +9538,15 @@
               <w:t xml:space="preserve"> </w:t>
             </w:r>
             <w:r>
-              <w:t xml:space="preserve">“</w:t>
-            </w:r>
-            <w:r>
-              <w:t xml:space="preserve">la clave</w:t>
-            </w:r>
-            <w:r>
-              <w:t xml:space="preserve">”</w:t>
-            </w:r>
-          </w:p>
-        </w:tc>
-        <w:tc>
-          <w:tcPr/>
-          <w:p>
-            <w:pPr>
-              <w:pStyle w:val="Compact"/>
-              <w:jc w:val="left"/>
+              <w:t xml:space="preserve">“la clave”</w:t>
+            </w:r>
+          </w:p>
+        </w:tc>
+        <w:tc>
+          <w:tcPr/>
+          <w:p>
+            <w:pPr>
+              <w:pStyle w:val="Compact"/>
             </w:pPr>
             <w:r>
               <w:t xml:space="preserve">Logs por usuario (quién, cuándo, qué AP)</w:t>
@@ -10104,7 +9560,6 @@
           <w:p>
             <w:pPr>
               <w:pStyle w:val="Compact"/>
-              <w:jc w:val="left"/>
             </w:pPr>
             <w:r>
               <w:t xml:space="preserve">Coste/complejidad</w:t>
@@ -10116,7 +9571,6 @@
           <w:p>
             <w:pPr>
               <w:pStyle w:val="Compact"/>
-              <w:jc w:val="left"/>
             </w:pPr>
             <w:r>
               <w:t xml:space="preserve">Cero (el router de casa)</w:t>
@@ -10128,7 +9582,6 @@
           <w:p>
             <w:pPr>
               <w:pStyle w:val="Compact"/>
-              <w:jc w:val="left"/>
             </w:pPr>
             <w:r>
               <w:t xml:space="preserve">RADIUS + identidad (NPS, FreeRADIUS, ISE…)</w:t>
@@ -10284,8 +9737,8 @@
         </w:pict>
       </w:r>
     </w:p>
-    <w:bookmarkEnd w:id="92"/>
-    <w:bookmarkStart w:id="96" w:name="anatomía-de-una-wlan-empresarial-segura"/>
+    <w:bookmarkEnd w:id="81"/>
+    <w:bookmarkStart w:id="85" w:name="anatomía-de-una-wlan-empresarial-segura"/>
     <w:p>
       <w:pPr>
         <w:pStyle w:val="Heading2"/>
@@ -10303,12 +9756,12 @@
           <wp:inline>
             <wp:extent cx="5334000" cy="2047958"/>
             <wp:effectExtent b="0" l="0" r="0" t="0"/>
-            <wp:docPr descr="SSID CORP → VLAN 10 e INVITADOS → VLAN 99: el AP puentea y el switch etiqueta por trunk" title="" id="94" name="Picture"/>
+            <wp:docPr descr="SSID CORP → VLAN 10 e INVITADOS → VLAN 99: el AP puentea y el switch etiqueta por trunk" title="" id="83" name="Picture"/>
             <a:graphic>
               <a:graphicData uri="http://schemas.openxmlformats.org/drawingml/2006/picture">
                 <pic:pic>
                   <pic:nvPicPr>
-                    <pic:cNvPr descr="public/diagrams/u12-ssid-vlan.svg" id="95" name="Picture"/>
+                    <pic:cNvPr descr="public/diagrams/u12-ssid-vlan.svg" id="84" name="Picture"/>
                     <pic:cNvPicPr>
                       <a:picLocks noChangeArrowheads="1" noChangeAspect="1"/>
                     </pic:cNvPicPr>
@@ -10320,7 +9773,7 @@
                           <a14:useLocalDpi xmlns:a14="http://schemas.microsoft.com/office/drawing/2010/main" val="0"/>
                         </a:ext>
                         <a:ext uri="{96DAC541-7B7A-43D3-8B79-37D633B846F1}">
-                          <asvg:svgBlip xmlns:asvg="http://schemas.microsoft.com/office/drawing/2016/SVG/main" r:embed="rId93"/>
+                          <asvg:svgBlip xmlns:asvg="http://schemas.microsoft.com/office/drawing/2016/SVG/main" r:embed="rId82"/>
                         </a:ext>
                       </a:extLst>
                     </a:blip>
@@ -10388,13 +9841,7 @@
         <w:t xml:space="preserve"> </w:t>
       </w:r>
       <w:r>
-        <w:t xml:space="preserve">“</w:t>
-      </w:r>
-      <w:r>
-        <w:t xml:space="preserve">puentea</w:t>
-      </w:r>
-      <w:r>
-        <w:t xml:space="preserve">”</w:t>
+        <w:t xml:space="preserve">“puentea”</w:t>
       </w:r>
       <w:r>
         <w:t xml:space="preserve"> </w:t>
@@ -10470,8 +9917,8 @@
         </w:pict>
       </w:r>
     </w:p>
-    <w:bookmarkEnd w:id="96"/>
-    <w:bookmarkStart w:id="97" w:name="X66886050871e8166c37ff92141c379b848db194"/>
+    <w:bookmarkEnd w:id="85"/>
+    <w:bookmarkStart w:id="86" w:name="X66886050871e8166c37ff92141c379b848db194"/>
     <w:p>
       <w:pPr>
         <w:pStyle w:val="Heading2"/>
@@ -10483,13 +9930,7 @@
         <w:t xml:space="preserve"> </w:t>
       </w:r>
       <w:r>
-        <w:t xml:space="preserve">“</w:t>
-      </w:r>
-      <w:r>
-        <w:t xml:space="preserve">WEP tiene un candado, luego es seguro</w:t>
-      </w:r>
-      <w:r>
-        <w:t xml:space="preserve">”</w:t>
+        <w:t xml:space="preserve">“WEP tiene un candado, luego es seguro”</w:t>
       </w:r>
     </w:p>
     <w:p>
@@ -10549,13 +9990,7 @@
         <w:t xml:space="preserve"> </w:t>
       </w:r>
       <w:r>
-        <w:t xml:space="preserve">“</w:t>
-      </w:r>
-      <w:r>
-        <w:t xml:space="preserve">por si acaso</w:t>
-      </w:r>
-      <w:r>
-        <w:t xml:space="preserve">”</w:t>
+        <w:t xml:space="preserve">“por si acaso”</w:t>
       </w:r>
       <w:r>
         <w:t xml:space="preserve"> </w:t>
@@ -10567,13 +10002,7 @@
         <w:t xml:space="preserve"> </w:t>
       </w:r>
       <w:r>
-        <w:t xml:space="preserve">“</w:t>
-      </w:r>
-      <w:r>
-        <w:t xml:space="preserve">para reforzar</w:t>
-      </w:r>
-      <w:r>
-        <w:t xml:space="preserve">”</w:t>
+        <w:t xml:space="preserve">“para reforzar”</w:t>
       </w:r>
       <w:r>
         <w:t xml:space="preserve">, has decorado el cartón. El SSID oculto viaja en claro y la MAC se clona. Ni una ni otra son seguridad: son pintura.</w:t>
@@ -10617,8 +10046,8 @@
         </w:pict>
       </w:r>
     </w:p>
-    <w:bookmarkEnd w:id="97"/>
-    <w:bookmarkStart w:id="98" w:name="mini-chequeo-5"/>
+    <w:bookmarkEnd w:id="86"/>
+    <w:bookmarkStart w:id="87" w:name="mini-chequeo-5"/>
     <w:p>
       <w:pPr>
         <w:pStyle w:val="Heading2"/>
@@ -10750,13 +10179,7 @@
         <w:t xml:space="preserve"> </w:t>
       </w:r>
       <w:r>
-        <w:t xml:space="preserve">“</w:t>
-      </w:r>
-      <w:r>
-        <w:t xml:space="preserve">PROFES</w:t>
-      </w:r>
-      <w:r>
-        <w:t xml:space="preserve">”</w:t>
+        <w:t xml:space="preserve">“PROFES”</w:t>
       </w:r>
       <w:r>
         <w:t xml:space="preserve"> </w:t>
@@ -10768,13 +10191,7 @@
         <w:t xml:space="preserve"> </w:t>
       </w:r>
       <w:r>
-        <w:t xml:space="preserve">“</w:t>
-      </w:r>
-      <w:r>
-        <w:t xml:space="preserve">ALUMNOS</w:t>
-      </w:r>
-      <w:r>
-        <w:t xml:space="preserve">”</w:t>
+        <w:t xml:space="preserve">“ALUMNOS”</w:t>
       </w:r>
       <w:r>
         <w:t xml:space="preserve"> </w:t>
@@ -10786,13 +10203,7 @@
         <w:t xml:space="preserve"> </w:t>
       </w:r>
       <w:r>
-        <w:t xml:space="preserve">“</w:t>
-      </w:r>
-      <w:r>
-        <w:t xml:space="preserve">INVITADOS</w:t>
-      </w:r>
-      <w:r>
-        <w:t xml:space="preserve">”</w:t>
+        <w:t xml:space="preserve">“INVITADOS”</w:t>
       </w:r>
       <w:r>
         <w:t xml:space="preserve"> </w:t>
@@ -10808,8 +10219,8 @@
         </w:pict>
       </w:r>
     </w:p>
-    <w:bookmarkEnd w:id="98"/>
-    <w:bookmarkStart w:id="99" w:name="resumen-en-3-frases-5"/>
+    <w:bookmarkEnd w:id="87"/>
+    <w:bookmarkStart w:id="88" w:name="resumen-en-3-frases-5"/>
     <w:p>
       <w:pPr>
         <w:pStyle w:val="Heading2"/>
@@ -10925,8 +10336,8 @@
         <w:t xml:space="preserve">, invitados aislados y gestión del AP protegida; ocultar SSID o filtrar MACs es pintura.</w:t>
       </w:r>
     </w:p>
-    <w:bookmarkEnd w:id="99"/>
-    <w:bookmarkStart w:id="100" w:name="vocabulario-rápido-5"/>
+    <w:bookmarkEnd w:id="88"/>
+    <w:bookmarkStart w:id="89" w:name="vocabulario-rápido-5"/>
     <w:p>
       <w:pPr>
         <w:pStyle w:val="Heading2"/>
@@ -10939,7 +10350,6 @@
       <w:tblPr>
         <w:tblStyle w:val="Table"/>
         <w:tblW w:type="auto" w:w="0"/>
-        <w:jc w:val="left"/>
         <w:tblLook w:firstRow="1" w:lastRow="0" w:firstColumn="0" w:lastColumn="0" w:noHBand="0" w:noVBand="0" w:val="0020"/>
       </w:tblPr>
       <w:tblGrid>
@@ -10955,7 +10365,6 @@
           <w:p>
             <w:pPr>
               <w:pStyle w:val="Compact"/>
-              <w:jc w:val="left"/>
             </w:pPr>
             <w:r>
               <w:t xml:space="preserve">Término</w:t>
@@ -10967,7 +10376,6 @@
           <w:p>
             <w:pPr>
               <w:pStyle w:val="Compact"/>
-              <w:jc w:val="left"/>
             </w:pPr>
             <w:r>
               <w:t xml:space="preserve">Idea general</w:t>
@@ -10981,7 +10389,6 @@
           <w:p>
             <w:pPr>
               <w:pStyle w:val="Compact"/>
-              <w:jc w:val="left"/>
             </w:pPr>
             <w:r>
               <w:t xml:space="preserve">PSK</w:t>
@@ -10993,7 +10400,6 @@
           <w:p>
             <w:pPr>
               <w:pStyle w:val="Compact"/>
-              <w:jc w:val="left"/>
             </w:pPr>
             <w:r>
               <w:t xml:space="preserve">Clave precompartida (Personal)</w:t>
@@ -11007,7 +10413,6 @@
           <w:p>
             <w:pPr>
               <w:pStyle w:val="Compact"/>
-              <w:jc w:val="left"/>
             </w:pPr>
             <w:r>
               <w:t xml:space="preserve">802.1X</w:t>
@@ -11019,7 +10424,6 @@
           <w:p>
             <w:pPr>
               <w:pStyle w:val="Compact"/>
-              <w:jc w:val="left"/>
             </w:pPr>
             <w:r>
               <w:t xml:space="preserve">Autenticación de puerto: pide identidad antes de dar red</w:t>
@@ -11033,7 +10437,6 @@
           <w:p>
             <w:pPr>
               <w:pStyle w:val="Compact"/>
-              <w:jc w:val="left"/>
             </w:pPr>
             <w:r>
               <w:t xml:space="preserve">RADIUS</w:t>
@@ -11045,7 +10448,6 @@
           <w:p>
             <w:pPr>
               <w:pStyle w:val="Compact"/>
-              <w:jc w:val="left"/>
             </w:pPr>
             <w:r>
               <w:t xml:space="preserve">Servidor que valida credenciales 802.1X</w:t>
@@ -11059,7 +10461,6 @@
           <w:p>
             <w:pPr>
               <w:pStyle w:val="Compact"/>
-              <w:jc w:val="left"/>
             </w:pPr>
             <w:r>
               <w:t xml:space="preserve">SAE</w:t>
@@ -11071,7 +10472,6 @@
           <w:p>
             <w:pPr>
               <w:pStyle w:val="Compact"/>
-              <w:jc w:val="left"/>
             </w:pPr>
             <w:r>
               <w:t xml:space="preserve">El handshake de WPA3 (sustituto de PSK)</w:t>
@@ -11085,7 +10485,6 @@
           <w:p>
             <w:pPr>
               <w:pStyle w:val="Compact"/>
-              <w:jc w:val="left"/>
             </w:pPr>
             <w:r>
               <w:t xml:space="preserve">Portal cautivo</w:t>
@@ -11097,7 +10496,6 @@
           <w:p>
             <w:pPr>
               <w:pStyle w:val="Compact"/>
-              <w:jc w:val="left"/>
             </w:pPr>
             <w:r>
               <w:t xml:space="preserve">Página de login para invitados</w:t>
@@ -11123,7 +10521,7 @@
       <w:r>
         <w:t xml:space="preserve"> </w:t>
       </w:r>
-      <w:hyperlink r:id="rId44">
+      <w:hyperlink r:id="rId33">
         <w:r>
           <w:rPr>
             <w:rStyle w:val="Hyperlink"/>
@@ -11150,7 +10548,7 @@
       <w:r>
         <w:t xml:space="preserve"> </w:t>
       </w:r>
-      <w:hyperlink r:id="rId26">
+      <w:hyperlink r:id="rId15">
         <w:r>
           <w:rPr>
             <w:rStyle w:val="Hyperlink"/>
@@ -11177,7 +10575,7 @@
       <w:r>
         <w:t xml:space="preserve"> </w:t>
       </w:r>
-      <w:hyperlink r:id="rId28">
+      <w:hyperlink r:id="rId17">
         <w:r>
           <w:rPr>
             <w:rStyle w:val="Hyperlink"/>
@@ -11186,9 +10584,9 @@
         </w:r>
       </w:hyperlink>
     </w:p>
-    <w:bookmarkEnd w:id="100"/>
-    <w:bookmarkEnd w:id="101"/>
-    <w:bookmarkStart w:id="114" w:name="aps-y-controladores"/>
+    <w:bookmarkEnd w:id="89"/>
+    <w:bookmarkEnd w:id="90"/>
+    <w:bookmarkStart w:id="103" w:name="aps-y-controladores"/>
     <w:p>
       <w:pPr>
         <w:pStyle w:val="Heading1"/>
@@ -11252,7 +10650,7 @@
         </w:pict>
       </w:r>
     </w:p>
-    <w:bookmarkStart w:id="102" w:name="la-idea-en-una-frase-6"/>
+    <w:bookmarkStart w:id="91" w:name="la-idea-en-una-frase-6"/>
     <w:p>
       <w:pPr>
         <w:pStyle w:val="Heading2"/>
@@ -11324,8 +10722,8 @@
         </w:pict>
       </w:r>
     </w:p>
-    <w:bookmarkEnd w:id="102"/>
-    <w:bookmarkStart w:id="103" w:name="autónomo-el-ap-que-se-apaña-solo"/>
+    <w:bookmarkEnd w:id="91"/>
+    <w:bookmarkStart w:id="92" w:name="autónomo-el-ap-que-se-apaña-solo"/>
     <w:p>
       <w:pPr>
         <w:pStyle w:val="Heading2"/>
@@ -11346,7 +10744,6 @@
       <w:tblPr>
         <w:tblStyle w:val="Table"/>
         <w:tblW w:type="pct" w:w="5000"/>
-        <w:jc w:val="left"/>
         <w:tblLayout w:type="fixed"/>
         <w:tblLook w:firstRow="1" w:lastRow="0" w:firstColumn="0" w:lastColumn="0" w:noHBand="0" w:noVBand="0" w:val="0020"/>
       </w:tblPr>
@@ -11363,7 +10760,6 @@
           <w:p>
             <w:pPr>
               <w:pStyle w:val="Compact"/>
-              <w:jc w:val="left"/>
             </w:pPr>
             <w:r>
               <w:t xml:space="preserve">Ventaja</w:t>
@@ -11375,7 +10771,6 @@
           <w:p>
             <w:pPr>
               <w:pStyle w:val="Compact"/>
-              <w:jc w:val="left"/>
             </w:pPr>
             <w:r>
               <w:t xml:space="preserve">Inconveniente</w:t>
@@ -11389,7 +10784,6 @@
           <w:p>
             <w:pPr>
               <w:pStyle w:val="Compact"/>
-              <w:jc w:val="left"/>
             </w:pPr>
             <w:r>
               <w:t xml:space="preserve">Barato y sencillo; no necesita nada más</w:t>
@@ -11401,7 +10795,6 @@
           <w:p>
             <w:pPr>
               <w:pStyle w:val="Compact"/>
-              <w:jc w:val="left"/>
             </w:pPr>
             <w:r>
               <w:t xml:space="preserve">Configuración repetida en cada AP</w:t>
@@ -11415,7 +10808,6 @@
           <w:p>
             <w:pPr>
               <w:pStyle w:val="Compact"/>
-              <w:jc w:val="left"/>
             </w:pPr>
             <w:r>
               <w:t xml:space="preserve">Perfecto para 1-5 APs, PYMEs, casas</w:t>
@@ -11427,7 +10819,6 @@
           <w:p>
             <w:pPr>
               <w:pStyle w:val="Compact"/>
-              <w:jc w:val="left"/>
             </w:pPr>
             <w:r>
               <w:t xml:space="preserve">Roaming entre APs</w:t>
@@ -11436,13 +10827,7 @@
               <w:t xml:space="preserve"> </w:t>
             </w:r>
             <w:r>
-              <w:t xml:space="preserve">“</w:t>
-            </w:r>
-            <w:r>
-              <w:t xml:space="preserve">a lo bestia</w:t>
-            </w:r>
-            <w:r>
-              <w:t xml:space="preserve">”</w:t>
+              <w:t xml:space="preserve">“a lo bestia”</w:t>
             </w:r>
             <w:r>
               <w:t xml:space="preserve"> </w:t>
@@ -11459,7 +10844,6 @@
           <w:p>
             <w:pPr>
               <w:pStyle w:val="Compact"/>
-              <w:jc w:val="left"/>
             </w:pPr>
             <w:r>
               <w:t xml:space="preserve">No hay punto único de fallo central</w:t>
@@ -11471,7 +10855,6 @@
           <w:p>
             <w:pPr>
               <w:pStyle w:val="Compact"/>
-              <w:jc w:val="left"/>
             </w:pPr>
             <w:r>
               <w:t xml:space="preserve">Sin visión global: canales y potencias a mano</w:t>
@@ -11495,8 +10878,8 @@
         </w:pict>
       </w:r>
     </w:p>
-    <w:bookmarkEnd w:id="103"/>
-    <w:bookmarkStart w:id="107" w:name="Xe89561dc8a3a3cd5807ded778a32640ac2b2c02"/>
+    <w:bookmarkEnd w:id="92"/>
+    <w:bookmarkStart w:id="96" w:name="Xe89561dc8a3a3cd5807ded778a32640ac2b2c02"/>
     <w:p>
       <w:pPr>
         <w:pStyle w:val="Heading2"/>
@@ -11516,13 +10899,7 @@
         <w:t xml:space="preserve"> </w:t>
       </w:r>
       <w:r>
-        <w:t xml:space="preserve">“</w:t>
-      </w:r>
-      <w:r>
-        <w:t xml:space="preserve">vacía</w:t>
-      </w:r>
-      <w:r>
-        <w:t xml:space="preserve">”</w:t>
+        <w:t xml:space="preserve">“vacía”</w:t>
       </w:r>
       <w:r>
         <w:t xml:space="preserve">: mantiene la parte física (radio, beacons, cifrado de tramas) y delega la gestión en un</w:t>
@@ -11563,12 +10940,12 @@
           <wp:inline>
             <wp:extent cx="5334000" cy="2151914"/>
             <wp:effectExtent b="0" l="0" r="0" t="0"/>
-            <wp:docPr descr="AP lightweight unido al WLC por túnel CAPWAP; el WLC es el cerebro de la flota" title="" id="105" name="Picture"/>
+            <wp:docPr descr="AP lightweight unido al WLC por túnel CAPWAP; el WLC es el cerebro de la flota" title="" id="94" name="Picture"/>
             <a:graphic>
               <a:graphicData uri="http://schemas.openxmlformats.org/drawingml/2006/picture">
                 <pic:pic>
                   <pic:nvPicPr>
-                    <pic:cNvPr descr="public/diagrams/u12-capwap-wlc.svg" id="106" name="Picture"/>
+                    <pic:cNvPr descr="public/diagrams/u12-capwap-wlc.svg" id="95" name="Picture"/>
                     <pic:cNvPicPr>
                       <a:picLocks noChangeArrowheads="1" noChangeAspect="1"/>
                     </pic:cNvPicPr>
@@ -11580,7 +10957,7 @@
                           <a14:useLocalDpi xmlns:a14="http://schemas.microsoft.com/office/drawing/2010/main" val="0"/>
                         </a:ext>
                         <a:ext uri="{96DAC541-7B7A-43D3-8B79-37D633B846F1}">
-                          <asvg:svgBlip xmlns:asvg="http://schemas.microsoft.com/office/drawing/2016/SVG/main" r:embed="rId104"/>
+                          <asvg:svgBlip xmlns:asvg="http://schemas.microsoft.com/office/drawing/2016/SVG/main" r:embed="rId93"/>
                         </a:ext>
                       </a:extLst>
                     </a:blip>
@@ -11734,7 +11111,6 @@
       <w:tblPr>
         <w:tblStyle w:val="Table"/>
         <w:tblW w:type="auto" w:w="0"/>
-        <w:jc w:val="left"/>
         <w:tblLook w:firstRow="1" w:lastRow="0" w:firstColumn="0" w:lastColumn="0" w:noHBand="0" w:noVBand="0" w:val="0020"/>
       </w:tblPr>
       <w:tblGrid>
@@ -11759,7 +11135,6 @@
           <w:p>
             <w:pPr>
               <w:pStyle w:val="Compact"/>
-              <w:jc w:val="left"/>
             </w:pPr>
             <w:r>
               <w:t xml:space="preserve">Autónomo</w:t>
@@ -11771,7 +11146,6 @@
           <w:p>
             <w:pPr>
               <w:pStyle w:val="Compact"/>
-              <w:jc w:val="left"/>
             </w:pPr>
             <w:r>
               <w:t xml:space="preserve">Lightweight + WLC</w:t>
@@ -11785,7 +11159,6 @@
           <w:p>
             <w:pPr>
               <w:pStyle w:val="Compact"/>
-              <w:jc w:val="left"/>
             </w:pPr>
             <w:r>
               <w:t xml:space="preserve">Gestión</w:t>
@@ -11797,7 +11170,6 @@
           <w:p>
             <w:pPr>
               <w:pStyle w:val="Compact"/>
-              <w:jc w:val="left"/>
             </w:pPr>
             <w:r>
               <w:t xml:space="preserve">Una a una</w:t>
@@ -11809,7 +11181,6 @@
           <w:p>
             <w:pPr>
               <w:pStyle w:val="Compact"/>
-              <w:jc w:val="left"/>
             </w:pPr>
             <w:r>
               <w:t xml:space="preserve">Centralizada</w:t>
@@ -11823,7 +11194,6 @@
           <w:p>
             <w:pPr>
               <w:pStyle w:val="Compact"/>
-              <w:jc w:val="left"/>
             </w:pPr>
             <w:r>
               <w:t xml:space="preserve">Roaming</w:t>
@@ -11835,7 +11205,6 @@
           <w:p>
             <w:pPr>
               <w:pStyle w:val="Compact"/>
-              <w:jc w:val="left"/>
             </w:pPr>
             <w:r>
               <w:t xml:space="preserve">Solo cliente</w:t>
@@ -11847,7 +11216,6 @@
           <w:p>
             <w:pPr>
               <w:pStyle w:val="Compact"/>
-              <w:jc w:val="left"/>
             </w:pPr>
             <w:r>
               <w:t xml:space="preserve">Coordinado (k/r/v)</w:t>
@@ -11861,7 +11229,6 @@
           <w:p>
             <w:pPr>
               <w:pStyle w:val="Compact"/>
-              <w:jc w:val="left"/>
             </w:pPr>
             <w:r>
               <w:t xml:space="preserve">Canales/potencias</w:t>
@@ -11873,7 +11240,6 @@
           <w:p>
             <w:pPr>
               <w:pStyle w:val="Compact"/>
-              <w:jc w:val="left"/>
             </w:pPr>
             <w:r>
               <w:t xml:space="preserve">Manuales</w:t>
@@ -11885,7 +11251,6 @@
           <w:p>
             <w:pPr>
               <w:pStyle w:val="Compact"/>
-              <w:jc w:val="left"/>
             </w:pPr>
             <w:r>
               <w:t xml:space="preserve">RRM automático</w:t>
@@ -11899,7 +11264,6 @@
           <w:p>
             <w:pPr>
               <w:pStyle w:val="Compact"/>
-              <w:jc w:val="left"/>
             </w:pPr>
             <w:r>
               <w:t xml:space="preserve">Coste inicial</w:t>
@@ -11911,7 +11275,6 @@
           <w:p>
             <w:pPr>
               <w:pStyle w:val="Compact"/>
-              <w:jc w:val="left"/>
             </w:pPr>
             <w:r>
               <w:t xml:space="preserve">Bajo</w:t>
@@ -11923,7 +11286,6 @@
           <w:p>
             <w:pPr>
               <w:pStyle w:val="Compact"/>
-              <w:jc w:val="left"/>
             </w:pPr>
             <w:r>
               <w:t xml:space="preserve">WLC (hardware o virtual)</w:t>
@@ -11937,7 +11299,6 @@
           <w:p>
             <w:pPr>
               <w:pStyle w:val="Compact"/>
-              <w:jc w:val="left"/>
             </w:pPr>
             <w:r>
               <w:t xml:space="preserve">Escala recomendada</w:t>
@@ -11949,7 +11310,6 @@
           <w:p>
             <w:pPr>
               <w:pStyle w:val="Compact"/>
-              <w:jc w:val="left"/>
             </w:pPr>
             <w:r>
               <w:t xml:space="preserve">≤ ~5-10 APs</w:t>
@@ -11961,7 +11321,6 @@
           <w:p>
             <w:pPr>
               <w:pStyle w:val="Compact"/>
-              <w:jc w:val="left"/>
             </w:pPr>
             <w:r>
               <w:t xml:space="preserve">Decenas a miles</w:t>
@@ -12029,13 +11388,7 @@
         <w:t xml:space="preserve"> </w:t>
       </w:r>
       <w:r>
-        <w:t xml:space="preserve">“</w:t>
-      </w:r>
-      <w:r>
-        <w:t xml:space="preserve">controlador</w:t>
-      </w:r>
-      <w:r>
-        <w:t xml:space="preserve">”</w:t>
+        <w:t xml:space="preserve">“controlador”</w:t>
       </w:r>
       <w:r>
         <w:t xml:space="preserve"> </w:t>
@@ -12051,8 +11404,8 @@
         </w:pict>
       </w:r>
     </w:p>
-    <w:bookmarkEnd w:id="107"/>
-    <w:bookmarkStart w:id="109" w:name="X8c5550414cdd3f0a9ae498ac69282f62cef7ea2"/>
+    <w:bookmarkEnd w:id="96"/>
+    <w:bookmarkStart w:id="98" w:name="X8c5550414cdd3f0a9ae498ac69282f62cef7ea2"/>
     <w:p>
       <w:pPr>
         <w:pStyle w:val="Heading2"/>
@@ -12071,7 +11424,7 @@
       <w:r>
         <w:t xml:space="preserve"> </w:t>
       </w:r>
-      <w:hyperlink r:id="rId108">
+      <w:hyperlink r:id="rId97">
         <w:r>
           <w:rPr>
             <w:rStyle w:val="Hyperlink"/>
@@ -12152,13 +11505,7 @@
         <w:t xml:space="preserve"> </w:t>
       </w:r>
       <w:r>
-        <w:t xml:space="preserve">“</w:t>
-      </w:r>
-      <w:r>
-        <w:t xml:space="preserve">CORP</w:t>
-      </w:r>
-      <w:r>
-        <w:t xml:space="preserve">”</w:t>
+        <w:t xml:space="preserve">“CORP”</w:t>
       </w:r>
       <w:r>
         <w:t xml:space="preserve"> </w:t>
@@ -12170,13 +11517,7 @@
         <w:t xml:space="preserve"> </w:t>
       </w:r>
       <w:r>
-        <w:t xml:space="preserve">“</w:t>
-      </w:r>
-      <w:r>
-        <w:t xml:space="preserve">PROYECTORES</w:t>
-      </w:r>
-      <w:r>
-        <w:t xml:space="preserve">”</w:t>
+        <w:t xml:space="preserve">“PROYECTORES”</w:t>
       </w:r>
       <w:r>
         <w:t xml:space="preserve"> </w:t>
@@ -12188,13 +11529,7 @@
         <w:t xml:space="preserve"> </w:t>
       </w:r>
       <w:r>
-        <w:t xml:space="preserve">“</w:t>
-      </w:r>
-      <w:r>
-        <w:t xml:space="preserve">INVITADOS</w:t>
-      </w:r>
-      <w:r>
-        <w:t xml:space="preserve">”</w:t>
+        <w:t xml:space="preserve">“INVITADOS”</w:t>
       </w:r>
       <w:r>
         <w:t xml:space="preserve"> </w:t>
@@ -12255,8 +11590,8 @@
         </w:pict>
       </w:r>
     </w:p>
-    <w:bookmarkEnd w:id="109"/>
-    <w:bookmarkStart w:id="110" w:name="X7d030f0e767c1fed24488a0fff7c9cc6d18a8b1"/>
+    <w:bookmarkEnd w:id="98"/>
+    <w:bookmarkStart w:id="99" w:name="X7d030f0e767c1fed24488a0fff7c9cc6d18a8b1"/>
     <w:p>
       <w:pPr>
         <w:pStyle w:val="Heading2"/>
@@ -12293,7 +11628,6 @@
       <w:tblPr>
         <w:tblStyle w:val="Table"/>
         <w:tblW w:type="pct" w:w="5000"/>
-        <w:jc w:val="left"/>
         <w:tblLayout w:type="fixed"/>
         <w:tblLook w:firstRow="1" w:lastRow="0" w:firstColumn="0" w:lastColumn="0" w:noHBand="0" w:noVBand="0" w:val="0020"/>
       </w:tblPr>
@@ -12310,7 +11644,6 @@
           <w:p>
             <w:pPr>
               <w:pStyle w:val="Compact"/>
-              <w:jc w:val="left"/>
             </w:pPr>
             <w:r>
               <w:t xml:space="preserve">Comando/prueba</w:t>
@@ -12322,7 +11655,6 @@
           <w:p>
             <w:pPr>
               <w:pStyle w:val="Compact"/>
-              <w:jc w:val="left"/>
             </w:pPr>
             <w:r>
               <w:t xml:space="preserve">Qué aporta</w:t>
@@ -12336,7 +11668,6 @@
           <w:p>
             <w:pPr>
               <w:pStyle w:val="Compact"/>
-              <w:jc w:val="left"/>
             </w:pPr>
             <w:r>
               <w:rPr>
@@ -12357,7 +11688,6 @@
           <w:p>
             <w:pPr>
               <w:pStyle w:val="Compact"/>
-              <w:jc w:val="left"/>
             </w:pPr>
             <w:r>
               <w:t xml:space="preserve">Clientes asociados, RSSI por cliente</w:t>
@@ -12371,7 +11701,6 @@
           <w:p>
             <w:pPr>
               <w:pStyle w:val="Compact"/>
-              <w:jc w:val="left"/>
             </w:pPr>
             <w:r>
               <w:t xml:space="preserve">Interfaz web del AP: pestaña Wireless</w:t>
@@ -12383,7 +11712,6 @@
           <w:p>
             <w:pPr>
               <w:pStyle w:val="Compact"/>
-              <w:jc w:val="left"/>
             </w:pPr>
             <w:r>
               <w:t xml:space="preserve">SSIDs, seguridad, canal, potencia</w:t>
@@ -12397,7 +11725,6 @@
           <w:p>
             <w:pPr>
               <w:pStyle w:val="Compact"/>
-              <w:jc w:val="left"/>
             </w:pPr>
             <w:r>
               <w:t xml:space="preserve">Consola del WLC:</w:t>
@@ -12418,7 +11745,6 @@
           <w:p>
             <w:pPr>
               <w:pStyle w:val="Compact"/>
-              <w:jc w:val="left"/>
             </w:pPr>
             <w:r>
               <w:t xml:space="preserve">SSIDs definidos y su estado</w:t>
@@ -12432,7 +11758,6 @@
           <w:p>
             <w:pPr>
               <w:pStyle w:val="Compact"/>
-              <w:jc w:val="left"/>
             </w:pPr>
             <w:r>
               <w:t xml:space="preserve">Consola del WLC:</w:t>
@@ -12453,7 +11778,6 @@
           <w:p>
             <w:pPr>
               <w:pStyle w:val="Compact"/>
-              <w:jc w:val="left"/>
             </w:pPr>
             <w:r>
               <w:t xml:space="preserve">APs registrados, modelo, banda</w:t>
@@ -12467,7 +11791,6 @@
           <w:p>
             <w:pPr>
               <w:pStyle w:val="Compact"/>
-              <w:jc w:val="left"/>
             </w:pPr>
             <w:r>
               <w:rPr>
@@ -12488,7 +11811,6 @@
           <w:p>
             <w:pPr>
               <w:pStyle w:val="Compact"/>
-              <w:jc w:val="left"/>
             </w:pPr>
             <w:r>
               <w:t xml:space="preserve">Registro/desregistro de APs</w:t>
@@ -12508,13 +11830,7 @@
         <w:t xml:space="preserve"> </w:t>
       </w:r>
       <w:r>
-        <w:t xml:space="preserve">“</w:t>
-      </w:r>
-      <w:r>
-        <w:t xml:space="preserve">no aparece en el WLC</w:t>
-      </w:r>
-      <w:r>
-        <w:t xml:space="preserve">”</w:t>
+        <w:t xml:space="preserve">“no aparece en el WLC”</w:t>
       </w:r>
       <w:r>
         <w:t xml:space="preserve"> </w:t>
@@ -12530,8 +11846,8 @@
         </w:pict>
       </w:r>
     </w:p>
-    <w:bookmarkEnd w:id="110"/>
-    <w:bookmarkStart w:id="111" w:name="mini-chequeo-6"/>
+    <w:bookmarkEnd w:id="99"/>
+    <w:bookmarkStart w:id="100" w:name="mini-chequeo-6"/>
     <w:p>
       <w:pPr>
         <w:pStyle w:val="Heading2"/>
@@ -12728,8 +12044,8 @@
         </w:pict>
       </w:r>
     </w:p>
-    <w:bookmarkEnd w:id="111"/>
-    <w:bookmarkStart w:id="112" w:name="resumen-en-3-frases-6"/>
+    <w:bookmarkEnd w:id="100"/>
+    <w:bookmarkStart w:id="101" w:name="resumen-en-3-frases-6"/>
     <w:p>
       <w:pPr>
         <w:pStyle w:val="Heading2"/>
@@ -12832,8 +12148,8 @@
         <w:t xml:space="preserve">para no colgar enchufes del techo.</w:t>
       </w:r>
     </w:p>
-    <w:bookmarkEnd w:id="112"/>
-    <w:bookmarkStart w:id="113" w:name="vocabulario-rápido-6"/>
+    <w:bookmarkEnd w:id="101"/>
+    <w:bookmarkStart w:id="102" w:name="vocabulario-rápido-6"/>
     <w:p>
       <w:pPr>
         <w:pStyle w:val="Heading2"/>
@@ -12846,7 +12162,6 @@
       <w:tblPr>
         <w:tblStyle w:val="Table"/>
         <w:tblW w:type="auto" w:w="0"/>
-        <w:jc w:val="left"/>
         <w:tblLook w:firstRow="1" w:lastRow="0" w:firstColumn="0" w:lastColumn="0" w:noHBand="0" w:noVBand="0" w:val="0020"/>
       </w:tblPr>
       <w:tblGrid>
@@ -12862,7 +12177,6 @@
           <w:p>
             <w:pPr>
               <w:pStyle w:val="Compact"/>
-              <w:jc w:val="left"/>
             </w:pPr>
             <w:r>
               <w:t xml:space="preserve">Término</w:t>
@@ -12874,7 +12188,6 @@
           <w:p>
             <w:pPr>
               <w:pStyle w:val="Compact"/>
-              <w:jc w:val="left"/>
             </w:pPr>
             <w:r>
               <w:t xml:space="preserve">Idea general</w:t>
@@ -12888,7 +12201,6 @@
           <w:p>
             <w:pPr>
               <w:pStyle w:val="Compact"/>
-              <w:jc w:val="left"/>
             </w:pPr>
             <w:r>
               <w:t xml:space="preserve">AP autónomo</w:t>
@@ -12900,7 +12212,6 @@
           <w:p>
             <w:pPr>
               <w:pStyle w:val="Compact"/>
-              <w:jc w:val="left"/>
             </w:pPr>
             <w:r>
               <w:t xml:space="preserve">Equipo completo con configuración local</w:t>
@@ -12914,7 +12225,6 @@
           <w:p>
             <w:pPr>
               <w:pStyle w:val="Compact"/>
-              <w:jc w:val="left"/>
             </w:pPr>
             <w:r>
               <w:t xml:space="preserve">Lightweight</w:t>
@@ -12926,7 +12236,6 @@
           <w:p>
             <w:pPr>
               <w:pStyle w:val="Compact"/>
-              <w:jc w:val="left"/>
             </w:pPr>
             <w:r>
               <w:t xml:space="preserve">AP de solo radio, controlado por un WLC</w:t>
@@ -12940,7 +12249,6 @@
           <w:p>
             <w:pPr>
               <w:pStyle w:val="Compact"/>
-              <w:jc w:val="left"/>
             </w:pPr>
             <w:r>
               <w:t xml:space="preserve">WLC</w:t>
@@ -12952,7 +12260,6 @@
           <w:p>
             <w:pPr>
               <w:pStyle w:val="Compact"/>
-              <w:jc w:val="left"/>
             </w:pPr>
             <w:r>
               <w:t xml:space="preserve">Controlador WLAN: cerebro de la flota</w:t>
@@ -12966,7 +12273,6 @@
           <w:p>
             <w:pPr>
               <w:pStyle w:val="Compact"/>
-              <w:jc w:val="left"/>
             </w:pPr>
             <w:r>
               <w:t xml:space="preserve">CAPWAP</w:t>
@@ -12978,7 +12284,6 @@
           <w:p>
             <w:pPr>
               <w:pStyle w:val="Compact"/>
-              <w:jc w:val="left"/>
             </w:pPr>
             <w:r>
               <w:t xml:space="preserve">Túnel de control/datos entre AP y WLC</w:t>
@@ -12992,7 +12297,6 @@
           <w:p>
             <w:pPr>
               <w:pStyle w:val="Compact"/>
-              <w:jc w:val="left"/>
             </w:pPr>
             <w:r>
               <w:t xml:space="preserve">RRM</w:t>
@@ -13004,7 +12308,6 @@
           <w:p>
             <w:pPr>
               <w:pStyle w:val="Compact"/>
-              <w:jc w:val="left"/>
             </w:pPr>
             <w:r>
               <w:t xml:space="preserve">Ajuste automático de canales y potencias</w:t>
@@ -13018,7 +12321,6 @@
           <w:p>
             <w:pPr>
               <w:pStyle w:val="Compact"/>
-              <w:jc w:val="left"/>
             </w:pPr>
             <w:r>
               <w:t xml:space="preserve">PoE</w:t>
@@ -13030,7 +12332,6 @@
           <w:p>
             <w:pPr>
               <w:pStyle w:val="Compact"/>
-              <w:jc w:val="left"/>
             </w:pPr>
             <w:r>
               <w:t xml:space="preserve">Alimentación por el cable Ethernet</w:t>
@@ -13056,7 +12357,7 @@
       <w:r>
         <w:t xml:space="preserve"> </w:t>
       </w:r>
-      <w:hyperlink r:id="rId44">
+      <w:hyperlink r:id="rId33">
         <w:r>
           <w:rPr>
             <w:rStyle w:val="Hyperlink"/>
@@ -13083,7 +12384,7 @@
       <w:r>
         <w:t xml:space="preserve"> </w:t>
       </w:r>
-      <w:hyperlink r:id="rId27">
+      <w:hyperlink r:id="rId16">
         <w:r>
           <w:rPr>
             <w:rStyle w:val="Hyperlink"/>
@@ -13110,7 +12411,7 @@
       <w:r>
         <w:t xml:space="preserve"> </w:t>
       </w:r>
-      <w:hyperlink r:id="rId29">
+      <w:hyperlink r:id="rId18">
         <w:r>
           <w:rPr>
             <w:rStyle w:val="Hyperlink"/>
@@ -13119,9 +12420,9 @@
         </w:r>
       </w:hyperlink>
     </w:p>
-    <w:bookmarkEnd w:id="113"/>
-    <w:bookmarkEnd w:id="114"/>
-    <w:bookmarkStart w:id="128" w:name="configuración-y-verificación"/>
+    <w:bookmarkEnd w:id="102"/>
+    <w:bookmarkEnd w:id="103"/>
+    <w:bookmarkStart w:id="117" w:name="configuración-y-verificación"/>
     <w:p>
       <w:pPr>
         <w:pStyle w:val="Heading1"/>
@@ -13185,7 +12486,7 @@
         </w:pict>
       </w:r>
     </w:p>
-    <w:bookmarkStart w:id="115" w:name="la-idea-en-una-frase-7"/>
+    <w:bookmarkStart w:id="104" w:name="la-idea-en-una-frase-7"/>
     <w:p>
       <w:pPr>
         <w:pStyle w:val="Heading2"/>
@@ -13209,8 +12510,8 @@
         </w:pict>
       </w:r>
     </w:p>
-    <w:bookmarkEnd w:id="115"/>
-    <w:bookmarkStart w:id="121" w:name="escenario-base-en-packet-tracer"/>
+    <w:bookmarkEnd w:id="104"/>
+    <w:bookmarkStart w:id="110" w:name="escenario-base-en-packet-tracer"/>
     <w:p>
       <w:pPr>
         <w:pStyle w:val="Heading2"/>
@@ -13294,7 +12595,7 @@
         <w:t xml:space="preserve">(VLAN 99, WPA2-PSK distinta, aislada) — con DHCP desde el router para ambas VLANs.</w:t>
       </w:r>
     </w:p>
-    <w:bookmarkStart w:id="117" w:name="paso-1-el-router-gateway-y-dhcp"/>
+    <w:bookmarkStart w:id="106" w:name="paso-1-el-router-gateway-y-dhcp"/>
     <w:p>
       <w:pPr>
         <w:pStyle w:val="Heading3"/>
@@ -13471,7 +12772,7 @@
       <w:r>
         <w:t xml:space="preserve"> </w:t>
       </w:r>
-      <w:hyperlink r:id="rId116">
+      <w:hyperlink r:id="rId105">
         <w:r>
           <w:rPr>
             <w:rStyle w:val="Hyperlink"/>
@@ -13483,8 +12784,8 @@
         <w:t xml:space="preserve">.</w:t>
       </w:r>
     </w:p>
-    <w:bookmarkEnd w:id="117"/>
-    <w:bookmarkStart w:id="118" w:name="paso-2-el-switch-trunk-hacia-el-ap"/>
+    <w:bookmarkEnd w:id="106"/>
+    <w:bookmarkStart w:id="107" w:name="paso-2-el-switch-trunk-hacia-el-ap"/>
     <w:p>
       <w:pPr>
         <w:pStyle w:val="Heading3"/>
@@ -13522,8 +12823,8 @@
         <w:t xml:space="preserve">Switch(config-if)# switchport trunk allowed vlan 10,99</w:t>
       </w:r>
     </w:p>
-    <w:bookmarkEnd w:id="118"/>
-    <w:bookmarkStart w:id="119" w:name="paso-3-el-ap-ssids-y-seguridad"/>
+    <w:bookmarkEnd w:id="107"/>
+    <w:bookmarkStart w:id="108" w:name="paso-3-el-ap-ssids-y-seguridad"/>
     <w:p>
       <w:pPr>
         <w:pStyle w:val="Heading3"/>
@@ -13544,7 +12845,6 @@
       <w:tblPr>
         <w:tblStyle w:val="Table"/>
         <w:tblW w:type="auto" w:w="0"/>
-        <w:jc w:val="left"/>
         <w:tblLook w:firstRow="1" w:lastRow="0" w:firstColumn="0" w:lastColumn="0" w:noHBand="0" w:noVBand="0" w:val="0020"/>
       </w:tblPr>
       <w:tblGrid>
@@ -13561,7 +12861,6 @@
           <w:p>
             <w:pPr>
               <w:pStyle w:val="Compact"/>
-              <w:jc w:val="left"/>
             </w:pPr>
             <w:r>
               <w:t xml:space="preserve">Parámetro</w:t>
@@ -13573,7 +12872,6 @@
           <w:p>
             <w:pPr>
               <w:pStyle w:val="Compact"/>
-              <w:jc w:val="left"/>
             </w:pPr>
             <w:r>
               <w:t xml:space="preserve">CORP</w:t>
@@ -13585,7 +12883,6 @@
           <w:p>
             <w:pPr>
               <w:pStyle w:val="Compact"/>
-              <w:jc w:val="left"/>
             </w:pPr>
             <w:r>
               <w:t xml:space="preserve">INVITADOS</w:t>
@@ -13599,7 +12896,6 @@
           <w:p>
             <w:pPr>
               <w:pStyle w:val="Compact"/>
-              <w:jc w:val="left"/>
             </w:pPr>
             <w:r>
               <w:t xml:space="preserve">Network Name (SSID)</w:t>
@@ -13611,7 +12907,6 @@
           <w:p>
             <w:pPr>
               <w:pStyle w:val="Compact"/>
-              <w:jc w:val="left"/>
             </w:pPr>
             <w:r>
               <w:t xml:space="preserve">CORP</w:t>
@@ -13623,7 +12918,6 @@
           <w:p>
             <w:pPr>
               <w:pStyle w:val="Compact"/>
-              <w:jc w:val="left"/>
             </w:pPr>
             <w:r>
               <w:t xml:space="preserve">INVITADOS</w:t>
@@ -13637,7 +12931,6 @@
           <w:p>
             <w:pPr>
               <w:pStyle w:val="Compact"/>
-              <w:jc w:val="left"/>
             </w:pPr>
             <w:r>
               <w:t xml:space="preserve">Banda / canal</w:t>
@@ -13649,7 +12942,6 @@
           <w:p>
             <w:pPr>
               <w:pStyle w:val="Compact"/>
-              <w:jc w:val="left"/>
             </w:pPr>
             <w:r>
               <w:t xml:space="preserve">2,4 GHz / canal 1</w:t>
@@ -13661,7 +12953,6 @@
           <w:p>
             <w:pPr>
               <w:pStyle w:val="Compact"/>
-              <w:jc w:val="left"/>
             </w:pPr>
             <w:r>
               <w:t xml:space="preserve">2,4 GHz / canal 11</w:t>
@@ -13675,7 +12966,6 @@
           <w:p>
             <w:pPr>
               <w:pStyle w:val="Compact"/>
-              <w:jc w:val="left"/>
             </w:pPr>
             <w:r>
               <w:t xml:space="preserve">Seguridad</w:t>
@@ -13687,7 +12977,6 @@
           <w:p>
             <w:pPr>
               <w:pStyle w:val="Compact"/>
-              <w:jc w:val="left"/>
             </w:pPr>
             <w:r>
               <w:t xml:space="preserve">WPA2-PSK con AES</w:t>
@@ -13699,7 +12988,6 @@
           <w:p>
             <w:pPr>
               <w:pStyle w:val="Compact"/>
-              <w:jc w:val="left"/>
             </w:pPr>
             <w:r>
               <w:t xml:space="preserve">WPA2-PSK con AES</w:t>
@@ -13713,7 +13001,6 @@
           <w:p>
             <w:pPr>
               <w:pStyle w:val="Compact"/>
-              <w:jc w:val="left"/>
             </w:pPr>
             <w:r>
               <w:t xml:space="preserve">Frase</w:t>
@@ -13725,7 +13012,6 @@
           <w:p>
             <w:pPr>
               <w:pStyle w:val="Compact"/>
-              <w:jc w:val="left"/>
             </w:pPr>
             <w:r>
               <w:t xml:space="preserve">Cl4veC0rp2026</w:t>
@@ -13737,7 +13023,6 @@
           <w:p>
             <w:pPr>
               <w:pStyle w:val="Compact"/>
-              <w:jc w:val="left"/>
             </w:pPr>
             <w:r>
               <w:t xml:space="preserve">bienv3nido2026</w:t>
@@ -13797,13 +13082,7 @@
         <w:t xml:space="preserve"> </w:t>
       </w:r>
       <w:r>
-        <w:t xml:space="preserve">“</w:t>
-      </w:r>
-      <w:r>
-        <w:t xml:space="preserve">no ve redes</w:t>
-      </w:r>
-      <w:r>
-        <w:t xml:space="preserve">”</w:t>
+        <w:t xml:space="preserve">“no ve redes”</w:t>
       </w:r>
       <w:r>
         <w:t xml:space="preserve"> </w:t>
@@ -13812,8 +13091,8 @@
         <w:t xml:space="preserve">de principiante casi siempre es eso.</w:t>
       </w:r>
     </w:p>
-    <w:bookmarkEnd w:id="119"/>
-    <w:bookmarkStart w:id="120" w:name="paso-4-clientes-y-verificación"/>
+    <w:bookmarkEnd w:id="108"/>
+    <w:bookmarkStart w:id="109" w:name="paso-4-clientes-y-verificación"/>
     <w:p>
       <w:pPr>
         <w:pStyle w:val="Heading3"/>
@@ -14037,9 +13316,9 @@
         </w:pict>
       </w:r>
     </w:p>
-    <w:bookmarkEnd w:id="120"/>
-    <w:bookmarkEnd w:id="121"/>
-    <w:bookmarkStart w:id="122" w:name="Xb3f9502492aa430821c8d740f6851336ddf06ef"/>
+    <w:bookmarkEnd w:id="109"/>
+    <w:bookmarkEnd w:id="110"/>
+    <w:bookmarkStart w:id="111" w:name="Xb3f9502492aa430821c8d740f6851336ddf06ef"/>
     <w:p>
       <w:pPr>
         <w:pStyle w:val="Heading2"/>
@@ -14181,13 +13460,7 @@
         <w:t xml:space="preserve"> </w:t>
       </w:r>
       <w:r>
-        <w:t xml:space="preserve">“</w:t>
-      </w:r>
-      <w:r>
-        <w:t xml:space="preserve">router-on-a-stick</w:t>
-      </w:r>
-      <w:r>
-        <w:t xml:space="preserve">”</w:t>
+        <w:t xml:space="preserve">“router-on-a-stick”</w:t>
       </w:r>
       <w:r>
         <w:t xml:space="preserve"> </w:t>
@@ -14203,8 +13476,8 @@
         </w:pict>
       </w:r>
     </w:p>
-    <w:bookmarkEnd w:id="122"/>
-    <w:bookmarkStart w:id="123" w:name="verificación-y-diagnóstico-wlan"/>
+    <w:bookmarkEnd w:id="111"/>
+    <w:bookmarkStart w:id="112" w:name="verificación-y-diagnóstico-wlan"/>
     <w:p>
       <w:pPr>
         <w:pStyle w:val="Heading2"/>
@@ -14217,7 +13490,6 @@
       <w:tblPr>
         <w:tblStyle w:val="Table"/>
         <w:tblW w:type="pct" w:w="5000"/>
-        <w:jc w:val="left"/>
         <w:tblLayout w:type="fixed"/>
         <w:tblLook w:firstRow="1" w:lastRow="0" w:firstColumn="0" w:lastColumn="0" w:noHBand="0" w:noVBand="0" w:val="0020"/>
       </w:tblPr>
@@ -14235,7 +13507,6 @@
           <w:p>
             <w:pPr>
               <w:pStyle w:val="Compact"/>
-              <w:jc w:val="left"/>
             </w:pPr>
             <w:r>
               <w:t xml:space="preserve">Comando/prueba</w:t>
@@ -14247,7 +13518,6 @@
           <w:p>
             <w:pPr>
               <w:pStyle w:val="Compact"/>
-              <w:jc w:val="left"/>
             </w:pPr>
             <w:r>
               <w:t xml:space="preserve">Dónde</w:t>
@@ -14259,7 +13529,6 @@
           <w:p>
             <w:pPr>
               <w:pStyle w:val="Compact"/>
-              <w:jc w:val="left"/>
             </w:pPr>
             <w:r>
               <w:t xml:space="preserve">Qué aporta</w:t>
@@ -14273,7 +13542,6 @@
           <w:p>
             <w:pPr>
               <w:pStyle w:val="Compact"/>
-              <w:jc w:val="left"/>
             </w:pPr>
             <w:r>
               <w:rPr>
@@ -14288,7 +13556,6 @@
           <w:p>
             <w:pPr>
               <w:pStyle w:val="Compact"/>
-              <w:jc w:val="left"/>
             </w:pPr>
             <w:r>
               <w:t xml:space="preserve">AP autónomo</w:t>
@@ -14300,7 +13567,6 @@
           <w:p>
             <w:pPr>
               <w:pStyle w:val="Compact"/>
-              <w:jc w:val="left"/>
             </w:pPr>
             <w:r>
               <w:t xml:space="preserve">Clientes asociados, RSSI, tiempo de conexión</w:t>
@@ -14314,7 +13580,6 @@
           <w:p>
             <w:pPr>
               <w:pStyle w:val="Compact"/>
-              <w:jc w:val="left"/>
             </w:pPr>
             <w:r>
               <w:rPr>
@@ -14329,7 +13594,6 @@
           <w:p>
             <w:pPr>
               <w:pStyle w:val="Compact"/>
-              <w:jc w:val="left"/>
             </w:pPr>
             <w:r>
               <w:t xml:space="preserve">AP</w:t>
@@ -14341,7 +13605,6 @@
           <w:p>
             <w:pPr>
               <w:pStyle w:val="Compact"/>
-              <w:jc w:val="left"/>
             </w:pPr>
             <w:r>
               <w:t xml:space="preserve">Canal, potencia, contadores de errores</w:t>
@@ -14355,7 +13618,6 @@
           <w:p>
             <w:pPr>
               <w:pStyle w:val="Compact"/>
-              <w:jc w:val="left"/>
             </w:pPr>
             <w:r>
               <w:t xml:space="preserve">PC Wireless → Link Information</w:t>
@@ -14367,7 +13629,6 @@
           <w:p>
             <w:pPr>
               <w:pStyle w:val="Compact"/>
-              <w:jc w:val="left"/>
             </w:pPr>
             <w:r>
               <w:t xml:space="preserve">Cliente</w:t>
@@ -14379,7 +13640,6 @@
           <w:p>
             <w:pPr>
               <w:pStyle w:val="Compact"/>
-              <w:jc w:val="left"/>
             </w:pPr>
             <w:r>
               <w:t xml:space="preserve">Señal, velocidad, calidad</w:t>
@@ -14393,7 +13653,6 @@
           <w:p>
             <w:pPr>
               <w:pStyle w:val="Compact"/>
-              <w:jc w:val="left"/>
             </w:pPr>
             <w:r>
               <w:rPr>
@@ -14408,7 +13667,6 @@
           <w:p>
             <w:pPr>
               <w:pStyle w:val="Compact"/>
-              <w:jc w:val="left"/>
             </w:pPr>
             <w:r>
               <w:t xml:space="preserve">Cliente</w:t>
@@ -14420,7 +13678,6 @@
           <w:p>
             <w:pPr>
               <w:pStyle w:val="Compact"/>
-              <w:jc w:val="left"/>
             </w:pPr>
             <w:r>
               <w:t xml:space="preserve">¿Recibió IP por DHCP? ¿Gateway correcto?</w:t>
@@ -14434,7 +13691,6 @@
           <w:p>
             <w:pPr>
               <w:pStyle w:val="Compact"/>
-              <w:jc w:val="left"/>
             </w:pPr>
             <w:r>
               <w:rPr>
@@ -14449,7 +13705,6 @@
           <w:p>
             <w:pPr>
               <w:pStyle w:val="Compact"/>
-              <w:jc w:val="left"/>
             </w:pPr>
             <w:r>
               <w:t xml:space="preserve">Cliente</w:t>
@@ -14461,7 +13716,6 @@
           <w:p>
             <w:pPr>
               <w:pStyle w:val="Compact"/>
-              <w:jc w:val="left"/>
             </w:pPr>
             <w:r>
               <w:t xml:space="preserve">¿Llega al router?</w:t>
@@ -14475,7 +13729,6 @@
           <w:p>
             <w:pPr>
               <w:pStyle w:val="Compact"/>
-              <w:jc w:val="left"/>
             </w:pPr>
             <w:r>
               <w:t xml:space="preserve">WiFi analyzer (móvil/portátil)</w:t>
@@ -14487,7 +13740,6 @@
           <w:p>
             <w:pPr>
               <w:pStyle w:val="Compact"/>
-              <w:jc w:val="left"/>
             </w:pPr>
             <w:r>
               <w:t xml:space="preserve">In situ</w:t>
@@ -14499,7 +13751,6 @@
           <w:p>
             <w:pPr>
               <w:pStyle w:val="Compact"/>
-              <w:jc w:val="left"/>
             </w:pPr>
             <w:r>
               <w:t xml:space="preserve">Canales en uso, redes vecinas, ruido</w:t>
@@ -14531,13 +13782,7 @@
         <w:t xml:space="preserve"> </w:t>
       </w:r>
       <w:r>
-        <w:t xml:space="preserve">“</w:t>
-      </w:r>
-      <w:r>
-        <w:t xml:space="preserve">no ve la red</w:t>
-      </w:r>
-      <w:r>
-        <w:t xml:space="preserve">”</w:t>
+        <w:t xml:space="preserve">“no ve la red”</w:t>
       </w:r>
       <w:r>
         <w:t xml:space="preserve"> </w:t>
@@ -14585,13 +13830,7 @@
         <w:t xml:space="preserve"> </w:t>
       </w:r>
       <w:r>
-        <w:t xml:space="preserve">“</w:t>
-      </w:r>
-      <w:r>
-        <w:t xml:space="preserve">no navega</w:t>
-      </w:r>
-      <w:r>
-        <w:t xml:space="preserve">”</w:t>
+        <w:t xml:space="preserve">“no navega”</w:t>
       </w:r>
       <w:r>
         <w:t xml:space="preserve"> </w:t>
@@ -14607,8 +13846,8 @@
         </w:pict>
       </w:r>
     </w:p>
-    <w:bookmarkEnd w:id="123"/>
-    <w:bookmarkStart w:id="124" w:name="X8dc504ccdb842fb32c933aed5c91bd75b924d2b"/>
+    <w:bookmarkEnd w:id="112"/>
+    <w:bookmarkStart w:id="113" w:name="X8dc504ccdb842fb32c933aed5c91bd75b924d2b"/>
     <w:p>
       <w:pPr>
         <w:pStyle w:val="Heading2"/>
@@ -14620,13 +13859,7 @@
         <w:t xml:space="preserve"> </w:t>
       </w:r>
       <w:r>
-        <w:t xml:space="preserve">“</w:t>
-      </w:r>
-      <w:r>
-        <w:t xml:space="preserve">El WiFi no funciona, lo he reiniciado tres veces</w:t>
-      </w:r>
-      <w:r>
-        <w:t xml:space="preserve">”</w:t>
+        <w:t xml:space="preserve">“El WiFi no funciona, lo he reiniciado tres veces”</w:t>
       </w:r>
     </w:p>
     <w:p>
@@ -14714,13 +13947,7 @@
         <w:t xml:space="preserve"> </w:t>
       </w:r>
       <w:r>
-        <w:t xml:space="preserve">“</w:t>
-      </w:r>
-      <w:r>
-        <w:t xml:space="preserve">no funciona el WiFi</w:t>
-      </w:r>
-      <w:r>
-        <w:t xml:space="preserve">”</w:t>
+        <w:t xml:space="preserve">“no funciona el WiFi”</w:t>
       </w:r>
       <w:r>
         <w:t xml:space="preserve"> </w:t>
@@ -14736,8 +13963,8 @@
         </w:pict>
       </w:r>
     </w:p>
-    <w:bookmarkEnd w:id="124"/>
-    <w:bookmarkStart w:id="125" w:name="mini-chequeo-7"/>
+    <w:bookmarkEnd w:id="113"/>
+    <w:bookmarkStart w:id="114" w:name="mini-chequeo-7"/>
     <w:p>
       <w:pPr>
         <w:pStyle w:val="Heading2"/>
@@ -14959,8 +14186,8 @@
         </w:pict>
       </w:r>
     </w:p>
-    <w:bookmarkEnd w:id="125"/>
-    <w:bookmarkStart w:id="126" w:name="resumen-en-3-frases-7"/>
+    <w:bookmarkEnd w:id="114"/>
+    <w:bookmarkStart w:id="115" w:name="resumen-en-3-frases-7"/>
     <w:p>
       <w:pPr>
         <w:pStyle w:val="Heading2"/>
@@ -15018,8 +14245,8 @@
         <w:t xml:space="preserve">El diagnóstico WLAN reutiliza la escalera universal: ¿ve, conecta, IP, gateway, nombres?</w:t>
       </w:r>
     </w:p>
-    <w:bookmarkEnd w:id="126"/>
-    <w:bookmarkStart w:id="127" w:name="vocabulario-rápido-7"/>
+    <w:bookmarkEnd w:id="115"/>
+    <w:bookmarkStart w:id="116" w:name="vocabulario-rápido-7"/>
     <w:p>
       <w:pPr>
         <w:pStyle w:val="Heading2"/>
@@ -15032,7 +14259,6 @@
       <w:tblPr>
         <w:tblStyle w:val="Table"/>
         <w:tblW w:type="auto" w:w="0"/>
-        <w:jc w:val="left"/>
         <w:tblLook w:firstRow="1" w:lastRow="0" w:firstColumn="0" w:lastColumn="0" w:noHBand="0" w:noVBand="0" w:val="0020"/>
       </w:tblPr>
       <w:tblGrid>
@@ -15048,7 +14274,6 @@
           <w:p>
             <w:pPr>
               <w:pStyle w:val="Compact"/>
-              <w:jc w:val="left"/>
             </w:pPr>
             <w:r>
               <w:t xml:space="preserve">Término</w:t>
@@ -15060,7 +14285,6 @@
           <w:p>
             <w:pPr>
               <w:pStyle w:val="Compact"/>
-              <w:jc w:val="left"/>
             </w:pPr>
             <w:r>
               <w:t xml:space="preserve">Idea general</w:t>
@@ -15074,7 +14298,6 @@
           <w:p>
             <w:pPr>
               <w:pStyle w:val="Compact"/>
-              <w:jc w:val="left"/>
             </w:pPr>
             <w:r>
               <w:t xml:space="preserve">WPC300N</w:t>
@@ -15086,7 +14309,6 @@
           <w:p>
             <w:pPr>
               <w:pStyle w:val="Compact"/>
-              <w:jc w:val="left"/>
             </w:pPr>
             <w:r>
               <w:t xml:space="preserve">Adaptador inalámbrico de portátil en Packet Tracer</w:t>
@@ -15100,7 +14322,6 @@
           <w:p>
             <w:pPr>
               <w:pStyle w:val="Compact"/>
-              <w:jc w:val="left"/>
             </w:pPr>
             <w:r>
               <w:t xml:space="preserve">guest-mode</w:t>
@@ -15112,7 +14333,6 @@
           <w:p>
             <w:pPr>
               <w:pStyle w:val="Compact"/>
-              <w:jc w:val="left"/>
             </w:pPr>
             <w:r>
               <w:t xml:space="preserve">SSID difundido en beacon (visible)</w:t>
@@ -15126,7 +14346,6 @@
           <w:p>
             <w:pPr>
               <w:pStyle w:val="Compact"/>
-              <w:jc w:val="left"/>
             </w:pPr>
             <w:r>
               <w:t xml:space="preserve">Subinterfaz radio</w:t>
@@ -15138,7 +14357,6 @@
           <w:p>
             <w:pPr>
               <w:pStyle w:val="Compact"/>
-              <w:jc w:val="left"/>
             </w:pPr>
             <w:r>
               <w:t xml:space="preserve">Equivalente</w:t>
@@ -15147,13 +14365,7 @@
               <w:t xml:space="preserve"> </w:t>
             </w:r>
             <w:r>
-              <w:t xml:space="preserve">“</w:t>
-            </w:r>
-            <w:r>
-              <w:t xml:space="preserve">por el aire</w:t>
-            </w:r>
-            <w:r>
-              <w:t xml:space="preserve">”</w:t>
+              <w:t xml:space="preserve">“por el aire”</w:t>
             </w:r>
             <w:r>
               <w:t xml:space="preserve"> </w:t>
@@ -15170,7 +14382,6 @@
           <w:p>
             <w:pPr>
               <w:pStyle w:val="Compact"/>
-              <w:jc w:val="left"/>
             </w:pPr>
             <w:r>
               <w:t xml:space="preserve">WiFi analyzer</w:t>
@@ -15182,7 +14393,6 @@
           <w:p>
             <w:pPr>
               <w:pStyle w:val="Compact"/>
-              <w:jc w:val="left"/>
             </w:pPr>
             <w:r>
               <w:t xml:space="preserve">App de medición de canales y señal</w:t>
@@ -15196,7 +14406,6 @@
           <w:p>
             <w:pPr>
               <w:pStyle w:val="Compact"/>
-              <w:jc w:val="left"/>
             </w:pPr>
             <w:r>
               <w:t xml:space="preserve">Aislamiento de clientes</w:t>
@@ -15208,7 +14417,6 @@
           <w:p>
             <w:pPr>
               <w:pStyle w:val="Compact"/>
-              <w:jc w:val="left"/>
             </w:pPr>
             <w:r>
               <w:t xml:space="preserve">Que invitados no se vean entre sí</w:t>
@@ -15234,7 +14442,7 @@
       <w:r>
         <w:t xml:space="preserve"> </w:t>
       </w:r>
-      <w:hyperlink r:id="rId44">
+      <w:hyperlink r:id="rId33">
         <w:r>
           <w:rPr>
             <w:rStyle w:val="Hyperlink"/>
@@ -15261,7 +14469,7 @@
       <w:r>
         <w:t xml:space="preserve"> </w:t>
       </w:r>
-      <w:hyperlink r:id="rId28">
+      <w:hyperlink r:id="rId17">
         <w:r>
           <w:rPr>
             <w:rStyle w:val="Hyperlink"/>
@@ -15288,7 +14496,7 @@
       <w:r>
         <w:t xml:space="preserve"> </w:t>
       </w:r>
-      <w:hyperlink r:id="rId30">
+      <w:hyperlink r:id="rId19">
         <w:r>
           <w:rPr>
             <w:rStyle w:val="Hyperlink"/>
@@ -15297,9 +14505,9 @@
         </w:r>
       </w:hyperlink>
     </w:p>
-    <w:bookmarkEnd w:id="127"/>
-    <w:bookmarkEnd w:id="128"/>
-    <w:bookmarkStart w:id="141" w:name="cierre-consolida-lo-aprendido"/>
+    <w:bookmarkEnd w:id="116"/>
+    <w:bookmarkEnd w:id="117"/>
+    <w:bookmarkStart w:id="130" w:name="cierre-consolida-lo-aprendido"/>
     <w:p>
       <w:pPr>
         <w:pStyle w:val="Heading1"/>
@@ -15373,7 +14581,7 @@
       <w:r>
         <w:t xml:space="preserve"> </w:t>
       </w:r>
-      <w:hyperlink r:id="rId29">
+      <w:hyperlink r:id="rId18">
         <w:r>
           <w:rPr>
             <w:rStyle w:val="Hyperlink"/>
@@ -15395,7 +14603,7 @@
         </w:pict>
       </w:r>
     </w:p>
-    <w:bookmarkStart w:id="129" w:name="sé-el-paquete"/>
+    <w:bookmarkStart w:id="118" w:name="sé-el-paquete"/>
     <w:p>
       <w:pPr>
         <w:pStyle w:val="Heading2"/>
@@ -15500,13 +14708,7 @@
         <w:t xml:space="preserve"> </w:t>
       </w:r>
       <w:r>
-        <w:t xml:space="preserve">“</w:t>
-      </w:r>
-      <w:r>
-        <w:t xml:space="preserve">sí, es él</w:t>
-      </w:r>
-      <w:r>
-        <w:t xml:space="preserve">”</w:t>
+        <w:t xml:space="preserve">“sí, es él”</w:t>
       </w:r>
       <w:r>
         <w:t xml:space="preserve">. Recibes IP por DHCP (192.168.10.44) y DNS de la casa.</w:t>
@@ -15635,13 +14837,7 @@
         <w:t xml:space="preserve"> </w:t>
       </w:r>
       <w:r>
-        <w:t xml:space="preserve">“</w:t>
-      </w:r>
-      <w:r>
-        <w:t xml:space="preserve">WiFi bueno</w:t>
-      </w:r>
-      <w:r>
-        <w:t xml:space="preserve">”</w:t>
+        <w:t xml:space="preserve">“WiFi bueno”</w:t>
       </w:r>
       <w:r>
         <w:t xml:space="preserve"> </w:t>
@@ -15657,8 +14853,8 @@
         </w:pict>
       </w:r>
     </w:p>
-    <w:bookmarkEnd w:id="129"/>
-    <w:bookmarkStart w:id="130" w:name="fireside-chat-wifi-vs-cable"/>
+    <w:bookmarkEnd w:id="118"/>
+    <w:bookmarkStart w:id="119" w:name="fireside-chat-wifi-vs-cable"/>
     <w:p>
       <w:pPr>
         <w:pStyle w:val="Heading2"/>
@@ -15754,13 +14950,7 @@
         <w:t xml:space="preserve"> </w:t>
       </w:r>
       <w:r>
-        <w:t xml:space="preserve">“</w:t>
-      </w:r>
-      <w:r>
-        <w:t xml:space="preserve">garantía</w:t>
-      </w:r>
-      <w:r>
-        <w:t xml:space="preserve">”</w:t>
+        <w:t xml:space="preserve">“garantía”</w:t>
       </w:r>
       <w:r>
         <w:t xml:space="preserve"> </w:t>
@@ -15858,8 +15048,8 @@
         </w:pict>
       </w:r>
     </w:p>
-    <w:bookmarkEnd w:id="130"/>
-    <w:bookmarkStart w:id="131" w:name="quién-soy"/>
+    <w:bookmarkEnd w:id="119"/>
+    <w:bookmarkStart w:id="120" w:name="quién-soy"/>
     <w:p>
       <w:pPr>
         <w:pStyle w:val="Heading2"/>
@@ -16015,8 +15205,8 @@
         </w:pict>
       </w:r>
     </w:p>
-    <w:bookmarkEnd w:id="131"/>
-    <w:bookmarkStart w:id="132" w:name="X881598bfe1028ed13eb749aa413f4deccde98bb"/>
+    <w:bookmarkEnd w:id="120"/>
+    <w:bookmarkStart w:id="121" w:name="X881598bfe1028ed13eb749aa413f4deccde98bb"/>
     <w:p>
       <w:pPr>
         <w:pStyle w:val="Heading2"/>
@@ -16028,13 +15218,7 @@
         <w:t xml:space="preserve"> </w:t>
       </w:r>
       <w:r>
-        <w:t xml:space="preserve">“</w:t>
-      </w:r>
-      <w:r>
-        <w:t xml:space="preserve">Puse el router en el armario y el WiFi va mal en toda la casa</w:t>
-      </w:r>
-      <w:r>
-        <w:t xml:space="preserve">”</w:t>
+        <w:t xml:space="preserve">“Puse el router en el armario y el WiFi va mal en toda la casa”</w:t>
       </w:r>
     </w:p>
     <w:p>
@@ -16094,13 +15278,7 @@
         <w:t xml:space="preserve"> </w:t>
       </w:r>
       <w:r>
-        <w:t xml:space="preserve">“</w:t>
-      </w:r>
-      <w:r>
-        <w:t xml:space="preserve">compraste un repetidor</w:t>
-      </w:r>
-      <w:r>
-        <w:t xml:space="preserve">”</w:t>
+        <w:t xml:space="preserve">“compraste un repetidor”</w:t>
       </w:r>
       <w:r>
         <w:t xml:space="preserve"> </w:t>
@@ -16130,13 +15308,7 @@
         <w:t xml:space="preserve"> </w:t>
       </w:r>
       <w:r>
-        <w:t xml:space="preserve">“</w:t>
-      </w:r>
-      <w:r>
-        <w:t xml:space="preserve">malos routers</w:t>
-      </w:r>
-      <w:r>
-        <w:t xml:space="preserve">”</w:t>
+        <w:t xml:space="preserve">“malos routers”</w:t>
       </w:r>
       <w:r>
         <w:t xml:space="preserve"> </w:t>
@@ -16152,8 +15324,8 @@
         </w:pict>
       </w:r>
     </w:p>
-    <w:bookmarkEnd w:id="132"/>
-    <w:bookmarkStart w:id="133" w:name="X20bfaf9c97b458f1ec52501bba1eb6d13772ef2"/>
+    <w:bookmarkEnd w:id="121"/>
+    <w:bookmarkStart w:id="122" w:name="X20bfaf9c97b458f1ec52501bba1eb6d13772ef2"/>
     <w:p>
       <w:pPr>
         <w:pStyle w:val="Heading2"/>
@@ -16418,25 +15590,13 @@
         <w:t xml:space="preserve"> </w:t>
       </w:r>
       <w:r>
-        <w:t xml:space="preserve">“</w:t>
-      </w:r>
-      <w:r>
-        <w:t xml:space="preserve">12345</w:t>
-      </w:r>
-      <w:r>
-        <w:t xml:space="preserve">”</w:t>
-      </w:r>
-      <w:r>
-        <w:t xml:space="preserve"> </w:t>
-      </w:r>
-      <w:r>
-        <w:t xml:space="preserve">“</w:t>
-      </w:r>
-      <w:r>
-        <w:t xml:space="preserve">para que entren fácil</w:t>
-      </w:r>
-      <w:r>
-        <w:t xml:space="preserve">”</w:t>
+        <w:t xml:space="preserve">“12345”</w:t>
+      </w:r>
+      <w:r>
+        <w:t xml:space="preserve"> </w:t>
+      </w:r>
+      <w:r>
+        <w:t xml:space="preserve">“para que entren fácil”</w:t>
       </w:r>
       <w:r>
         <w:t xml:space="preserve">. El reto adicional: explicar en dos líneas por qué eso es un agujero y qué se debe usar en su lugar.</w:t>
@@ -16518,8 +15678,8 @@
         </w:pict>
       </w:r>
     </w:p>
-    <w:bookmarkEnd w:id="133"/>
-    <w:bookmarkStart w:id="134" w:name="logros-de-esta-unidad"/>
+    <w:bookmarkEnd w:id="122"/>
+    <w:bookmarkStart w:id="123" w:name="logros-de-esta-unidad"/>
     <w:p>
       <w:pPr>
         <w:pStyle w:val="Heading2"/>
@@ -16532,7 +15692,6 @@
       <w:tblPr>
         <w:tblStyle w:val="Table"/>
         <w:tblW w:type="pct" w:w="5000"/>
-        <w:jc w:val="left"/>
         <w:tblLayout w:type="fixed"/>
         <w:tblLook w:firstRow="1" w:lastRow="0" w:firstColumn="0" w:lastColumn="0" w:noHBand="0" w:noVBand="0" w:val="0020"/>
       </w:tblPr>
@@ -16549,7 +15708,6 @@
           <w:p>
             <w:pPr>
               <w:pStyle w:val="Compact"/>
-              <w:jc w:val="left"/>
             </w:pPr>
             <w:r>
               <w:t xml:space="preserve">Logro</w:t>
@@ -16561,7 +15719,6 @@
           <w:p>
             <w:pPr>
               <w:pStyle w:val="Compact"/>
-              <w:jc w:val="left"/>
             </w:pPr>
             <w:r>
               <w:t xml:space="preserve">Cómo conseguirlo</w:t>
@@ -16575,7 +15732,6 @@
           <w:p>
             <w:pPr>
               <w:pStyle w:val="Compact"/>
-              <w:jc w:val="left"/>
             </w:pPr>
             <w:r>
               <w:t xml:space="preserve">🏅</w:t>
@@ -16597,7 +15753,6 @@
           <w:p>
             <w:pPr>
               <w:pStyle w:val="Compact"/>
-              <w:jc w:val="left"/>
             </w:pPr>
             <w:r>
               <w:t xml:space="preserve">Diseñar un plan 1-6-11 para una planta de 6 APs sin solapes</w:t>
@@ -16611,7 +15766,6 @@
           <w:p>
             <w:pPr>
               <w:pStyle w:val="Compact"/>
-              <w:jc w:val="left"/>
             </w:pPr>
             <w:r>
               <w:t xml:space="preserve">🏅</w:t>
@@ -16633,7 +15787,6 @@
           <w:p>
             <w:pPr>
               <w:pStyle w:val="Compact"/>
-              <w:jc w:val="left"/>
             </w:pPr>
             <w:r>
               <w:t xml:space="preserve">Montar dos SSIDs en dos VLANs con trunk y DHCP a la primera</w:t>
@@ -16647,7 +15800,6 @@
           <w:p>
             <w:pPr>
               <w:pStyle w:val="Compact"/>
-              <w:jc w:val="left"/>
             </w:pPr>
             <w:r>
               <w:t xml:space="preserve">🏅</w:t>
@@ -16669,7 +15821,6 @@
           <w:p>
             <w:pPr>
               <w:pStyle w:val="Compact"/>
-              <w:jc w:val="left"/>
             </w:pPr>
             <w:r>
               <w:t xml:space="preserve">Con una app analyzer, encontrar el canal sucio de tu propia casa</w:t>
@@ -16683,7 +15834,6 @@
           <w:p>
             <w:pPr>
               <w:pStyle w:val="Compact"/>
-              <w:jc w:val="left"/>
             </w:pPr>
             <w:r>
               <w:t xml:space="preserve">🏅</w:t>
@@ -16705,7 +15855,6 @@
           <w:p>
             <w:pPr>
               <w:pStyle w:val="Compact"/>
-              <w:jc w:val="left"/>
             </w:pPr>
             <w:r>
               <w:t xml:space="preserve">Dejar la red de invitados navegando pero sin ver la LAN</w:t>
@@ -16721,8 +15870,8 @@
         </w:pict>
       </w:r>
     </w:p>
-    <w:bookmarkEnd w:id="134"/>
-    <w:bookmarkStart w:id="135" w:name="atrévete-a-pensar"/>
+    <w:bookmarkEnd w:id="123"/>
+    <w:bookmarkStart w:id="124" w:name="atrévete-a-pensar"/>
     <w:p>
       <w:pPr>
         <w:pStyle w:val="Heading2"/>
@@ -16770,13 +15919,7 @@
         <w:t xml:space="preserve"> </w:t>
       </w:r>
       <w:r>
-        <w:t xml:space="preserve">“</w:t>
-      </w:r>
-      <w:r>
-        <w:t xml:space="preserve">va a saltos</w:t>
-      </w:r>
-      <w:r>
-        <w:t xml:space="preserve">”</w:t>
+        <w:t xml:space="preserve">“va a saltos”</w:t>
       </w:r>
       <w:r>
         <w:t xml:space="preserve">. ¿Qué dos medidas te faltan y qué buscarías en cada una?</w:t>
@@ -16845,13 +15988,7 @@
         <w:t xml:space="preserve"> </w:t>
       </w:r>
       <w:r>
-        <w:t xml:space="preserve">“</w:t>
-      </w:r>
-      <w:r>
-        <w:t xml:space="preserve">auto</w:t>
-      </w:r>
-      <w:r>
-        <w:t xml:space="preserve">”</w:t>
+        <w:t xml:space="preserve">“auto”</w:t>
       </w:r>
       <w:r>
         <w:t xml:space="preserve"> </w:t>
@@ -16929,8 +16066,8 @@
         </w:pict>
       </w:r>
     </w:p>
-    <w:bookmarkEnd w:id="135"/>
-    <w:bookmarkStart w:id="136" w:name="crucigrama-de-bits"/>
+    <w:bookmarkEnd w:id="124"/>
+    <w:bookmarkStart w:id="125" w:name="crucigrama-de-bits"/>
     <w:p>
       <w:pPr>
         <w:pStyle w:val="Heading2"/>
@@ -17076,8 +16213,8 @@
         </w:pict>
       </w:r>
     </w:p>
-    <w:bookmarkEnd w:id="136"/>
-    <w:bookmarkStart w:id="137" w:name="preguntas-de-entrevista-de-trabajo"/>
+    <w:bookmarkEnd w:id="125"/>
+    <w:bookmarkStart w:id="126" w:name="preguntas-de-entrevista-de-trabajo"/>
     <w:p>
       <w:pPr>
         <w:pStyle w:val="Heading2"/>
@@ -17099,21 +16236,7 @@
           <w:b/>
           <w:bCs/>
         </w:rPr>
-        <w:t xml:space="preserve">“</w:t>
-      </w:r>
-      <w:r>
-        <w:rPr>
-          <w:b/>
-          <w:bCs/>
-        </w:rPr>
-        <w:t xml:space="preserve">Tenemos una oficina de dos plantas con quejas de WiFi lento. ¿Por dónde empiezas?</w:t>
-      </w:r>
-      <w:r>
-        <w:rPr>
-          <w:b/>
-          <w:bCs/>
-        </w:rPr>
-        <w:t xml:space="preserve">”</w:t>
+        <w:t xml:space="preserve">“Tenemos una oficina de dos plantas con quejas de WiFi lento. ¿Por dónde empiezas?”</w:t>
       </w:r>
     </w:p>
     <w:p>
@@ -17129,21 +16252,7 @@
           <w:b/>
           <w:bCs/>
         </w:rPr>
-        <w:t xml:space="preserve">“</w:t>
-      </w:r>
-      <w:r>
-        <w:rPr>
-          <w:b/>
-          <w:bCs/>
-        </w:rPr>
-        <w:t xml:space="preserve">¿Por qué no usarías WEP ni ocultarías el SSID? Explícalo como si yo fuera el gerente.</w:t>
-      </w:r>
-      <w:r>
-        <w:rPr>
-          <w:b/>
-          <w:bCs/>
-        </w:rPr>
-        <w:t xml:space="preserve">”</w:t>
+        <w:t xml:space="preserve">“¿Por qué no usarías WEP ni ocultarías el SSID? Explícalo como si yo fuera el gerente.”</w:t>
       </w:r>
     </w:p>
     <w:p>
@@ -17159,21 +16268,7 @@
           <w:b/>
           <w:bCs/>
         </w:rPr>
-        <w:t xml:space="preserve">“</w:t>
-      </w:r>
-      <w:r>
-        <w:rPr>
-          <w:b/>
-          <w:bCs/>
-        </w:rPr>
-        <w:t xml:space="preserve">¿Qué diferencia hay entre WPA2-PSK y WPA2-Enterprise y cuándo pondrías cada uno?</w:t>
-      </w:r>
-      <w:r>
-        <w:rPr>
-          <w:b/>
-          <w:bCs/>
-        </w:rPr>
-        <w:t xml:space="preserve">”</w:t>
+        <w:t xml:space="preserve">“¿Qué diferencia hay entre WPA2-PSK y WPA2-Enterprise y cuándo pondrías cada uno?”</w:t>
       </w:r>
     </w:p>
     <w:p>
@@ -17189,21 +16284,7 @@
           <w:b/>
           <w:bCs/>
         </w:rPr>
-        <w:t xml:space="preserve">“</w:t>
-      </w:r>
-      <w:r>
-        <w:rPr>
-          <w:b/>
-          <w:bCs/>
-        </w:rPr>
-        <w:t xml:space="preserve">¿Qué es CAPWAP y qué ventaja real da un controlador?</w:t>
-      </w:r>
-      <w:r>
-        <w:rPr>
-          <w:b/>
-          <w:bCs/>
-        </w:rPr>
-        <w:t xml:space="preserve">”</w:t>
+        <w:t xml:space="preserve">“¿Qué es CAPWAP y qué ventaja real da un controlador?”</w:t>
       </w:r>
     </w:p>
     <w:p>
@@ -17219,21 +16300,7 @@
           <w:b/>
           <w:bCs/>
         </w:rPr>
-        <w:t xml:space="preserve">“</w:t>
-      </w:r>
-      <w:r>
-        <w:rPr>
-          <w:b/>
-          <w:bCs/>
-        </w:rPr>
-        <w:t xml:space="preserve">El almacén necesita WiFi pero es todo metal. ¿Qué haces?</w:t>
-      </w:r>
-      <w:r>
-        <w:rPr>
-          <w:b/>
-          <w:bCs/>
-        </w:rPr>
-        <w:t xml:space="preserve">”</w:t>
+        <w:t xml:space="preserve">“El almacén necesita WiFi pero es todo metal. ¿Qué haces?”</w:t>
       </w:r>
     </w:p>
     <w:p>
@@ -17263,13 +16330,7 @@
         <w:t xml:space="preserve"> </w:t>
       </w:r>
       <w:r>
-        <w:t xml:space="preserve">“</w:t>
-      </w:r>
-      <w:r>
-        <w:t xml:space="preserve">comprar más APs</w:t>
-      </w:r>
-      <w:r>
-        <w:t xml:space="preserve">”</w:t>
+        <w:t xml:space="preserve">“comprar más APs”</w:t>
       </w:r>
       <w:r>
         <w:t xml:space="preserve"> </w:t>
@@ -17281,13 +16342,7 @@
         <w:t xml:space="preserve"> </w:t>
       </w:r>
       <w:r>
-        <w:t xml:space="preserve">“</w:t>
-      </w:r>
-      <w:r>
-        <w:t xml:space="preserve">candado roto</w:t>
-      </w:r>
-      <w:r>
-        <w:t xml:space="preserve">”</w:t>
+        <w:t xml:space="preserve">“candado roto”</w:t>
       </w:r>
       <w:r>
         <w:t xml:space="preserve"> </w:t>
@@ -17299,13 +16354,7 @@
         <w:t xml:space="preserve"> </w:t>
       </w:r>
       <w:r>
-        <w:t xml:space="preserve">“</w:t>
-      </w:r>
-      <w:r>
-        <w:t xml:space="preserve">pintura</w:t>
-      </w:r>
-      <w:r>
-        <w:t xml:space="preserve">”</w:t>
+        <w:t xml:space="preserve">“pintura”</w:t>
       </w:r>
       <w:r>
         <w:t xml:space="preserve">. La 3: clave compartida frente a identidad por usuario con RADIUS; PSK en casa/PYME, Enterprise en organización con usuarios y baja de personal. La 4: túnel AP↔WLC que centraliza configuración, RRM y roaming; la ventaja real es gestión única y roaming fluido cuando la flota crece. La 5: survey obligatorio, celdas pequeñas con APs en zonas altas libres, 2,4 GHz como candidata, y validar con medición real, no con planos.</w:t>
@@ -17318,8 +16367,8 @@
         </w:pict>
       </w:r>
     </w:p>
-    <w:bookmarkEnd w:id="137"/>
-    <w:bookmarkStart w:id="138" w:name="no-hay-preguntas-tontas"/>
+    <w:bookmarkEnd w:id="126"/>
+    <w:bookmarkStart w:id="127" w:name="no-hay-preguntas-tontas"/>
     <w:p>
       <w:pPr>
         <w:pStyle w:val="Heading2"/>
@@ -17357,21 +16406,7 @@
           <w:b/>
           <w:bCs/>
         </w:rPr>
-        <w:t xml:space="preserve">“</w:t>
-      </w:r>
-      <w:r>
-        <w:rPr>
-          <w:b/>
-          <w:bCs/>
-        </w:rPr>
-        <w:t xml:space="preserve">un AP</w:t>
-      </w:r>
-      <w:r>
-        <w:rPr>
-          <w:b/>
-          <w:bCs/>
-        </w:rPr>
-        <w:t xml:space="preserve">”</w:t>
+        <w:t xml:space="preserve">“un AP”</w:t>
       </w:r>
       <w:r>
         <w:rPr>
@@ -17392,13 +16427,7 @@
         <w:t xml:space="preserve"> </w:t>
       </w:r>
       <w:r>
-        <w:t xml:space="preserve">“</w:t>
-      </w:r>
-      <w:r>
-        <w:t xml:space="preserve">clientes conectados</w:t>
-      </w:r>
-      <w:r>
-        <w:t xml:space="preserve">”</w:t>
+        <w:t xml:space="preserve">“clientes conectados”</w:t>
       </w:r>
       <w:r>
         <w:t xml:space="preserve"> </w:t>
@@ -17449,13 +16478,7 @@
         <w:t xml:space="preserve"> </w:t>
       </w:r>
       <w:r>
-        <w:t xml:space="preserve">“</w:t>
-      </w:r>
-      <w:r>
-        <w:t xml:space="preserve">debilidad</w:t>
-      </w:r>
-      <w:r>
-        <w:t xml:space="preserve">”</w:t>
+        <w:t xml:space="preserve">“debilidad”</w:t>
       </w:r>
       <w:r>
         <w:t xml:space="preserve"> </w:t>
@@ -17493,21 +16516,7 @@
           <w:b/>
           <w:bCs/>
         </w:rPr>
-        <w:t xml:space="preserve">“</w:t>
-      </w:r>
-      <w:r>
-        <w:rPr>
-          <w:b/>
-          <w:bCs/>
-        </w:rPr>
-        <w:t xml:space="preserve">estar entre medias</w:t>
-      </w:r>
-      <w:r>
-        <w:rPr>
-          <w:b/>
-          <w:bCs/>
-        </w:rPr>
-        <w:t xml:space="preserve">”</w:t>
+        <w:t xml:space="preserve">“estar entre medias”</w:t>
       </w:r>
       <w:r>
         <w:rPr>
@@ -17548,8 +16557,8 @@
         </w:pict>
       </w:r>
     </w:p>
-    <w:bookmarkEnd w:id="138"/>
-    <w:bookmarkStart w:id="139" w:name="poscréditos"/>
+    <w:bookmarkEnd w:id="127"/>
+    <w:bookmarkStart w:id="128" w:name="poscréditos"/>
     <w:p>
       <w:pPr>
         <w:pStyle w:val="Heading2"/>
@@ -17569,13 +16578,7 @@
         <w:t xml:space="preserve"> </w:t>
       </w:r>
       <w:r>
-        <w:t xml:space="preserve">“</w:t>
-      </w:r>
-      <w:r>
-        <w:t xml:space="preserve">¡Este WiFi es buenísimo!</w:t>
-      </w:r>
-      <w:r>
-        <w:t xml:space="preserve">”</w:t>
+        <w:t xml:space="preserve">“¡Este WiFi es buenísimo!”</w:t>
       </w:r>
       <w:r>
         <w:t xml:space="preserve"> </w:t>
@@ -17591,21 +16594,7 @@
           <w:i/>
           <w:iCs/>
         </w:rPr>
-        <w:t xml:space="preserve">“</w:t>
-      </w:r>
-      <w:r>
-        <w:rPr>
-          <w:i/>
-          <w:iCs/>
-        </w:rPr>
-        <w:t xml:space="preserve">Buenísimo. Diseñado. Medido. Con canales alternos y un trunk bien puesto. Pero sí, buenísimo… Presenta mi parte también, ingrato.</w:t>
-      </w:r>
-      <w:r>
-        <w:rPr>
-          <w:i/>
-          <w:iCs/>
-        </w:rPr>
-        <w:t xml:space="preserve">”</w:t>
+        <w:t xml:space="preserve">“Buenísimo. Diseñado. Medido. Con canales alternos y un trunk bien puesto. Pero sí, buenísimo… Presenta mi parte también, ingrato.”</w:t>
       </w:r>
     </w:p>
     <w:p>
@@ -17629,13 +16618,7 @@
         <w:t xml:space="preserve"> </w:t>
       </w:r>
       <w:r>
-        <w:t xml:space="preserve">“</w:t>
-      </w:r>
-      <w:r>
-        <w:t xml:space="preserve">nunca falla</w:t>
-      </w:r>
-      <w:r>
-        <w:t xml:space="preserve">”</w:t>
+        <w:t xml:space="preserve">“nunca falla”</w:t>
       </w:r>
       <w:r>
         <w:t xml:space="preserve"> </w:t>
@@ -17651,8 +16634,8 @@
         </w:pict>
       </w:r>
     </w:p>
-    <w:bookmarkEnd w:id="139"/>
-    <w:bookmarkStart w:id="140" w:name="Xe5c9652d70275eff18ae7b599d66bd50ec929a5"/>
+    <w:bookmarkEnd w:id="128"/>
+    <w:bookmarkStart w:id="129" w:name="Xe5c9652d70275eff18ae7b599d66bd50ec929a5"/>
     <w:p>
       <w:pPr>
         <w:pStyle w:val="Heading2"/>
@@ -17665,7 +16648,6 @@
       <w:tblPr>
         <w:tblStyle w:val="Table"/>
         <w:tblW w:type="pct" w:w="5000"/>
-        <w:jc w:val="left"/>
         <w:tblLayout w:type="fixed"/>
         <w:tblLook w:firstRow="1" w:lastRow="0" w:firstColumn="0" w:lastColumn="0" w:noHBand="0" w:noVBand="0" w:val="0020"/>
       </w:tblPr>
@@ -17683,7 +16665,6 @@
           <w:p>
             <w:pPr>
               <w:pStyle w:val="Compact"/>
-              <w:jc w:val="left"/>
             </w:pPr>
             <w:r>
               <w:t xml:space="preserve">CE</w:t>
@@ -17695,7 +16676,6 @@
           <w:p>
             <w:pPr>
               <w:pStyle w:val="Compact"/>
-              <w:jc w:val="left"/>
             </w:pPr>
             <w:r>
               <w:t xml:space="preserve">Criterio</w:t>
@@ -17707,7 +16687,6 @@
           <w:p>
             <w:pPr>
               <w:pStyle w:val="Compact"/>
-              <w:jc w:val="left"/>
             </w:pPr>
             <w:r>
               <w:t xml:space="preserve">Cubierto</w:t>
@@ -17721,7 +16700,6 @@
           <w:p>
             <w:pPr>
               <w:pStyle w:val="Compact"/>
-              <w:jc w:val="left"/>
             </w:pPr>
             <w:r>
               <w:t xml:space="preserve">RA2·a)</w:t>
@@ -17733,7 +16711,6 @@
           <w:p>
             <w:pPr>
               <w:pStyle w:val="Compact"/>
-              <w:jc w:val="left"/>
             </w:pPr>
             <w:r>
               <w:t xml:space="preserve">Se han identificado los estándares para redes cableadas e inalámbricas</w:t>
@@ -17745,7 +16722,6 @@
           <w:p>
             <w:pPr>
               <w:pStyle w:val="Compact"/>
-              <w:jc w:val="left"/>
             </w:pPr>
             <w:r>
               <w:t xml:space="preserve">✅ Puntos 1, 3 y 5</w:t>
@@ -17759,7 +16735,6 @@
           <w:p>
             <w:pPr>
               <w:pStyle w:val="Compact"/>
-              <w:jc w:val="left"/>
             </w:pPr>
             <w:r>
               <w:t xml:space="preserve">RA2·e)</w:t>
@@ -17771,7 +16746,6 @@
           <w:p>
             <w:pPr>
               <w:pStyle w:val="Compact"/>
-              <w:jc w:val="left"/>
             </w:pPr>
             <w:r>
               <w:t xml:space="preserve">Se han configurado adaptadores de red cableados e inalámbricos bajo distintos sistemas operativos</w:t>
@@ -17783,7 +16757,6 @@
           <w:p>
             <w:pPr>
               <w:pStyle w:val="Compact"/>
-              <w:jc w:val="left"/>
             </w:pPr>
             <w:r>
               <w:t xml:space="preserve">✅ Punto 8 (adaptadores) + ⚡ Laboratorio (punto 9)</w:t>
@@ -17797,7 +16770,6 @@
           <w:p>
             <w:pPr>
               <w:pStyle w:val="Compact"/>
-              <w:jc w:val="left"/>
             </w:pPr>
             <w:r>
               <w:t xml:space="preserve">RA2·f)</w:t>
@@ -17809,7 +16781,6 @@
           <w:p>
             <w:pPr>
               <w:pStyle w:val="Compact"/>
-              <w:jc w:val="left"/>
             </w:pPr>
             <w:r>
               <w:t xml:space="preserve">Se han integrado dispositivos en redes cableadas e inalámbricas</w:t>
@@ -17821,7 +16792,6 @@
           <w:p>
             <w:pPr>
               <w:pStyle w:val="Compact"/>
-              <w:jc w:val="left"/>
             </w:pPr>
             <w:r>
               <w:t xml:space="preserve">✅ Puntos 4, 7 y 8 + ⚡ Laboratorio (punto 9)</w:t>
@@ -17835,7 +16805,6 @@
           <w:p>
             <w:pPr>
               <w:pStyle w:val="Compact"/>
-              <w:jc w:val="left"/>
             </w:pPr>
             <w:r>
               <w:t xml:space="preserve">RA2·g)</w:t>
@@ -17847,7 +16816,6 @@
           <w:p>
             <w:pPr>
               <w:pStyle w:val="Compact"/>
-              <w:jc w:val="left"/>
             </w:pPr>
             <w:r>
               <w:t xml:space="preserve">Se ha comprobado la conectividad entre diversos dispositivos y adaptadores inalámbricos sobre distintas configuraciones</w:t>
@@ -17859,7 +16827,6 @@
           <w:p>
             <w:pPr>
               <w:pStyle w:val="Compact"/>
-              <w:jc w:val="left"/>
             </w:pPr>
             <w:r>
               <w:t xml:space="preserve">✅ Punto 8 (verificación) + ⚡ Laboratorio (punto 9)</w:t>
@@ -17873,7 +16840,6 @@
           <w:p>
             <w:pPr>
               <w:pStyle w:val="Compact"/>
-              <w:jc w:val="left"/>
             </w:pPr>
             <w:r>
               <w:t xml:space="preserve">RA1·b)</w:t>
@@ -17885,7 +16851,6 @@
           <w:p>
             <w:pPr>
               <w:pStyle w:val="Compact"/>
-              <w:jc w:val="left"/>
             </w:pPr>
             <w:r>
               <w:t xml:space="preserve">Se han diferenciado los distintos medios de transmisión utilizados en las redes</w:t>
@@ -17897,7 +16862,6 @@
           <w:p>
             <w:pPr>
               <w:pStyle w:val="Compact"/>
-              <w:jc w:val="left"/>
             </w:pPr>
             <w:r>
               <w:t xml:space="preserve">✅ Puntos 1 y 2</w:t>
@@ -17947,7 +16911,7 @@
       <w:r>
         <w:t xml:space="preserve"> </w:t>
       </w:r>
-      <w:hyperlink r:id="rId44">
+      <w:hyperlink r:id="rId33">
         <w:r>
           <w:rPr>
             <w:rStyle w:val="Hyperlink"/>
@@ -17974,7 +16938,7 @@
       <w:r>
         <w:t xml:space="preserve"> </w:t>
       </w:r>
-      <w:hyperlink r:id="rId29">
+      <w:hyperlink r:id="rId18">
         <w:r>
           <w:rPr>
             <w:rStyle w:val="Hyperlink"/>
@@ -18001,7 +16965,7 @@
       <w:r>
         <w:t xml:space="preserve"> </w:t>
       </w:r>
-      <w:hyperlink r:id="rId34">
+      <w:hyperlink r:id="rId23">
         <w:r>
           <w:rPr>
             <w:rStyle w:val="Hyperlink"/>
@@ -18010,9 +16974,13 @@
         </w:r>
       </w:hyperlink>
     </w:p>
-    <w:bookmarkEnd w:id="140"/>
-    <w:bookmarkEnd w:id="141"/>
-    <w:sectPr/>
+    <w:bookmarkEnd w:id="129"/>
+    <w:bookmarkEnd w:id="130"/>
+    <w:sectPr>
+      <w:footnotePr>
+        <w:numRestart w:val="eachSect"/>
+      </w:footnotePr>
+    </w:sectPr>
   </w:body>
 </w:document>
 </file>
@@ -18050,7 +17018,7 @@
       <w:lvlText w:val=" "/>
       <w:lvlJc w:val="left"/>
       <w:pPr>
-        <w:ind w:left="720" w:hanging="480"/>
+        <w:ind w:left="720" w:hanging="360"/>
       </w:pPr>
     </w:lvl>
     <w:lvl w:ilvl="1">
@@ -18058,7 +17026,7 @@
       <w:lvlText w:val=" "/>
       <w:lvlJc w:val="left"/>
       <w:pPr>
-        <w:ind w:left="1440" w:hanging="480"/>
+        <w:ind w:left="1440" w:hanging="360"/>
       </w:pPr>
     </w:lvl>
     <w:lvl w:ilvl="2">
@@ -18066,7 +17034,7 @@
       <w:lvlText w:val=" "/>
       <w:lvlJc w:val="left"/>
       <w:pPr>
-        <w:ind w:left="2160" w:hanging="480"/>
+        <w:ind w:left="2160" w:hanging="360"/>
       </w:pPr>
     </w:lvl>
     <w:lvl w:ilvl="3">
@@ -18074,7 +17042,7 @@
       <w:lvlText w:val=" "/>
       <w:lvlJc w:val="left"/>
       <w:pPr>
-        <w:ind w:left="2880" w:hanging="480"/>
+        <w:ind w:left="2880" w:hanging="360"/>
       </w:pPr>
     </w:lvl>
     <w:lvl w:ilvl="4">
@@ -18082,7 +17050,7 @@
       <w:lvlText w:val=" "/>
       <w:lvlJc w:val="left"/>
       <w:pPr>
-        <w:ind w:left="3600" w:hanging="480"/>
+        <w:ind w:left="3600" w:hanging="360"/>
       </w:pPr>
     </w:lvl>
     <w:lvl w:ilvl="5">
@@ -18090,7 +17058,7 @@
       <w:lvlText w:val=" "/>
       <w:lvlJc w:val="left"/>
       <w:pPr>
-        <w:ind w:left="4320" w:hanging="480"/>
+        <w:ind w:left="4320" w:hanging="360"/>
       </w:pPr>
     </w:lvl>
     <w:lvl w:ilvl="6">
@@ -18098,7 +17066,7 @@
       <w:lvlText w:val=" "/>
       <w:lvlJc w:val="left"/>
       <w:pPr>
-        <w:ind w:left="5040" w:hanging="480"/>
+        <w:ind w:left="5040" w:hanging="360"/>
       </w:pPr>
     </w:lvl>
     <w:lvl w:ilvl="7">
@@ -18106,7 +17074,7 @@
       <w:lvlText w:val=" "/>
       <w:lvlJc w:val="left"/>
       <w:pPr>
-        <w:ind w:left="5760" w:hanging="480"/>
+        <w:ind w:left="5760" w:hanging="360"/>
       </w:pPr>
     </w:lvl>
     <w:lvl w:ilvl="8">
@@ -18114,7 +17082,7 @@
       <w:lvlText w:val=" "/>
       <w:lvlJc w:val="left"/>
       <w:pPr>
-        <w:ind w:left="6480" w:hanging="480"/>
+        <w:ind w:left="6480" w:hanging="360"/>
       </w:pPr>
     </w:lvl>
   </w:abstractNum>
@@ -18123,75 +17091,102 @@
     <w:multiLevelType w:val="multilevel"/>
     <w:lvl w:ilvl="0">
       <w:numFmt w:val="bullet"/>
-      <w:lvlText w:val="•"/>
+      <w:lvlText w:val=""/>
       <w:lvlJc w:val="left"/>
       <w:pPr>
-        <w:ind w:left="720" w:hanging="480"/>
-      </w:pPr>
+        <w:ind w:left="720" w:hanging="360"/>
+      </w:pPr>
+      <w:rPr>
+        <w:rFonts w:ascii="Symbol" w:hAnsi="Symbol" w:cs="Symbol" w:hint="default"/>
+      </w:rPr>
     </w:lvl>
     <w:lvl w:ilvl="1">
       <w:numFmt w:val="bullet"/>
-      <w:lvlText w:val="–"/>
+      <w:lvlText w:val="o"/>
       <w:lvlJc w:val="left"/>
       <w:pPr>
-        <w:ind w:left="1440" w:hanging="480"/>
-      </w:pPr>
+        <w:ind w:left="1440" w:hanging="360"/>
+      </w:pPr>
+      <w:rPr>
+        <w:rFonts w:ascii="Courier New" w:hAnsi="Courier New" w:cs="Courier New" w:hint="default"/>
+      </w:rPr>
     </w:lvl>
     <w:lvl w:ilvl="2">
       <w:numFmt w:val="bullet"/>
-      <w:lvlText w:val="•"/>
+      <w:lvlText w:val=""/>
       <w:lvlJc w:val="left"/>
       <w:pPr>
-        <w:ind w:left="2160" w:hanging="480"/>
-      </w:pPr>
+        <w:ind w:left="2160" w:hanging="360"/>
+      </w:pPr>
+      <w:rPr>
+        <w:rFonts w:ascii="Wingdings" w:hAnsi="Wingdings" w:cs="Wingdings" w:hint="default"/>
+      </w:rPr>
     </w:lvl>
     <w:lvl w:ilvl="3">
       <w:numFmt w:val="bullet"/>
-      <w:lvlText w:val="–"/>
+      <w:lvlText w:val=""/>
       <w:lvlJc w:val="left"/>
       <w:pPr>
-        <w:ind w:left="2880" w:hanging="480"/>
-      </w:pPr>
+        <w:ind w:left="2880" w:hanging="360"/>
+      </w:pPr>
+      <w:rPr>
+        <w:rFonts w:ascii="Symbol" w:hAnsi="Symbol" w:cs="Symbol" w:hint="default"/>
+      </w:rPr>
     </w:lvl>
     <w:lvl w:ilvl="4">
       <w:numFmt w:val="bullet"/>
-      <w:lvlText w:val="•"/>
+      <w:lvlText w:val="o"/>
       <w:lvlJc w:val="left"/>
       <w:pPr>
-        <w:ind w:left="3600" w:hanging="480"/>
-      </w:pPr>
+        <w:ind w:left="3600" w:hanging="360"/>
+      </w:pPr>
+      <w:rPr>
+        <w:rFonts w:ascii="Courier New" w:hAnsi="Courier New" w:cs="Courier New" w:hint="default"/>
+      </w:rPr>
     </w:lvl>
     <w:lvl w:ilvl="5">
       <w:numFmt w:val="bullet"/>
-      <w:lvlText w:val="–"/>
+      <w:lvlText w:val=""/>
       <w:lvlJc w:val="left"/>
       <w:pPr>
-        <w:ind w:left="4320" w:hanging="480"/>
-      </w:pPr>
+        <w:ind w:left="4320" w:hanging="360"/>
+      </w:pPr>
+      <w:rPr>
+        <w:rFonts w:ascii="Wingdings" w:hAnsi="Wingdings" w:cs="Wingdings" w:hint="default"/>
+      </w:rPr>
     </w:lvl>
     <w:lvl w:ilvl="6">
       <w:numFmt w:val="bullet"/>
-      <w:lvlText w:val="•"/>
+      <w:lvlText w:val=""/>
       <w:lvlJc w:val="left"/>
       <w:pPr>
-        <w:ind w:left="5040" w:hanging="480"/>
-      </w:pPr>
+        <w:ind w:left="5040" w:hanging="360"/>
+      </w:pPr>
+      <w:rPr>
+        <w:rFonts w:ascii="Symbol" w:hAnsi="Symbol" w:cs="Symbol" w:hint="default"/>
+      </w:rPr>
     </w:lvl>
     <w:lvl w:ilvl="7">
       <w:numFmt w:val="bullet"/>
-      <w:lvlText w:val="–"/>
+      <w:lvlText w:val="o"/>
       <w:lvlJc w:val="left"/>
       <w:pPr>
-        <w:ind w:left="5760" w:hanging="480"/>
-      </w:pPr>
+        <w:ind w:left="5760" w:hanging="360"/>
+      </w:pPr>
+      <w:rPr>
+        <w:rFonts w:ascii="Courier New" w:hAnsi="Courier New" w:cs="Courier New" w:hint="default"/>
+      </w:rPr>
     </w:lvl>
     <w:lvl w:ilvl="8">
       <w:numFmt w:val="bullet"/>
-      <w:lvlText w:val="•"/>
+      <w:lvlText w:val=""/>
       <w:lvlJc w:val="left"/>
       <w:pPr>
-        <w:ind w:left="6480" w:hanging="480"/>
-      </w:pPr>
+        <w:ind w:left="6480" w:hanging="360"/>
+      </w:pPr>
+      <w:rPr>
+        <w:rFonts w:ascii="Wingdings" w:hAnsi="Wingdings" w:cs="Wingdings" w:hint="default"/>
+      </w:rPr>
     </w:lvl>
   </w:abstractNum>
   <w:abstractNum w:abstractNumId="99411">
@@ -18203,7 +17198,7 @@
       <w:lvlText w:val="%1."/>
       <w:lvlJc w:val="left"/>
       <w:pPr>
-        <w:ind w:left="720" w:hanging="480"/>
+        <w:ind w:left="720" w:hanging="360"/>
       </w:pPr>
     </w:lvl>
     <w:lvl w:ilvl="1">
@@ -18212,7 +17207,7 @@
       <w:lvlText w:val="%2."/>
       <w:lvlJc w:val="left"/>
       <w:pPr>
-        <w:ind w:left="1440" w:hanging="480"/>
+        <w:ind w:left="1440" w:hanging="360"/>
       </w:pPr>
     </w:lvl>
     <w:lvl w:ilvl="2">
@@ -18221,7 +17216,7 @@
       <w:lvlText w:val="%3."/>
       <w:lvlJc w:val="left"/>
       <w:pPr>
-        <w:ind w:left="2160" w:hanging="480"/>
+        <w:ind w:left="2160" w:hanging="360"/>
       </w:pPr>
     </w:lvl>
     <w:lvl w:ilvl="3">
@@ -18230,7 +17225,7 @@
       <w:lvlText w:val="%4."/>
       <w:lvlJc w:val="left"/>
       <w:pPr>
-        <w:ind w:left="2880" w:hanging="480"/>
+        <w:ind w:left="2880" w:hanging="360"/>
       </w:pPr>
     </w:lvl>
     <w:lvl w:ilvl="4">
@@ -18239,7 +17234,7 @@
       <w:lvlText w:val="%5."/>
       <w:lvlJc w:val="left"/>
       <w:pPr>
-        <w:ind w:left="3600" w:hanging="480"/>
+        <w:ind w:left="3600" w:hanging="360"/>
       </w:pPr>
     </w:lvl>
     <w:lvl w:ilvl="5">
@@ -18248,7 +17243,7 @@
       <w:lvlText w:val="%6."/>
       <w:lvlJc w:val="left"/>
       <w:pPr>
-        <w:ind w:left="4320" w:hanging="480"/>
+        <w:ind w:left="4320" w:hanging="360"/>
       </w:pPr>
     </w:lvl>
     <w:lvl w:ilvl="6">
@@ -18257,7 +17252,7 @@
       <w:lvlText w:val="%7."/>
       <w:lvlJc w:val="left"/>
       <w:pPr>
-        <w:ind w:left="5040" w:hanging="480"/>
+        <w:ind w:left="5040" w:hanging="360"/>
       </w:pPr>
     </w:lvl>
     <w:lvl w:ilvl="7">
@@ -18266,7 +17261,7 @@
       <w:lvlText w:val="%8."/>
       <w:lvlJc w:val="left"/>
       <w:pPr>
-        <w:ind w:left="5760" w:hanging="480"/>
+        <w:ind w:left="5760" w:hanging="360"/>
       </w:pPr>
     </w:lvl>
     <w:lvl w:ilvl="8">
@@ -18275,7 +17270,7 @@
       <w:lvlText w:val="%9."/>
       <w:lvlJc w:val="left"/>
       <w:pPr>
-        <w:ind w:left="6480" w:hanging="480"/>
+        <w:ind w:left="6480" w:hanging="360"/>
       </w:pPr>
     </w:lvl>
   </w:abstractNum>
@@ -19187,10 +18182,10 @@
   <w:docDefaults>
     <w:rPrDefault>
       <w:rPr>
-        <w:rFonts w:asciiTheme="minorHAnsi" w:cstheme="minorBidi" w:eastAsiaTheme="minorHAnsi" w:hAnsiTheme="minorHAnsi"/>
+        <w:rFonts w:asciiTheme="minorHAnsi" w:cstheme="minorBidi" w:eastAsiaTheme="minorEastAsia" w:hAnsiTheme="minorHAnsi"/>
         <w:sz w:val="24"/>
         <w:szCs w:val="24"/>
-        <w:lang w:bidi="ar-SA" w:eastAsia="en-US" w:val="es-ES"/>
+        <w:lang w:bidi="ar-SA" w:eastAsia="zh-CN" w:val="es-ES"/>
       </w:rPr>
     </w:rPrDefault>
     <w:pPrDefault>
@@ -19231,57 +18226,94 @@
     <w:name w:val="Title"/>
     <w:basedOn w:val="Normal"/>
     <w:next w:val="BodyText"/>
+    <w:link w:val="TitleChar"/>
+    <w:uiPriority w:val="10"/>
     <w:qFormat/>
+    <w:rsid w:val="00A10FD9"/>
     <w:pPr>
-      <w:keepNext/>
-      <w:keepLines/>
-      <w:spacing w:after="240" w:before="480"/>
+      <w:spacing w:after="80" w:line="240" w:lineRule="auto"/>
+      <w:contextualSpacing/>
       <w:jc w:val="center"/>
     </w:pPr>
     <w:rPr>
       <w:rFonts w:asciiTheme="majorHAnsi" w:cstheme="majorBidi" w:eastAsiaTheme="majorEastAsia" w:hAnsiTheme="majorHAnsi"/>
-      <w:b/>
-      <w:bCs/>
-      <w:color w:themeColor="accent1" w:themeShade="B5" w:val="345A8A"/>
-      <w:sz w:val="36"/>
-      <w:szCs w:val="36"/>
+      <w:sz w:val="56"/>
+      <w:szCs w:val="56"/>
+    </w:rPr>
+  </w:style>
+  <w:style w:customStyle="1" w:styleId="TitleChar" w:type="character">
+    <w:name w:val="Title Char"/>
+    <w:basedOn w:val="DefaultParagraphFont"/>
+    <w:link w:val="Title"/>
+    <w:uiPriority w:val="10"/>
+    <w:rsid w:val="00A10FD9"/>
+    <w:rPr>
+      <w:rFonts w:asciiTheme="majorHAnsi" w:cstheme="majorBidi" w:eastAsiaTheme="majorEastAsia" w:hAnsiTheme="majorHAnsi"/>
+      <w:sz w:val="56"/>
+      <w:szCs w:val="56"/>
     </w:rPr>
   </w:style>
   <w:style w:styleId="Subtitle" w:type="paragraph">
     <w:name w:val="Subtitle"/>
     <w:basedOn w:val="Title"/>
     <w:next w:val="BodyText"/>
+    <w:link w:val="SubtitleChar"/>
+    <w:uiPriority w:val="11"/>
     <w:qFormat/>
+    <w:rsid w:val="00A10FD9"/>
     <w:pPr>
-      <w:keepNext/>
-      <w:keepLines/>
-      <w:spacing w:after="240" w:before="240"/>
-      <w:jc w:val="center"/>
+      <w:numPr>
+        <w:ilvl w:val="1"/>
+      </w:numPr>
     </w:pPr>
     <w:rPr>
-      <w:sz w:val="30"/>
-      <w:szCs w:val="30"/>
+      <w:rFonts w:cstheme="majorBidi" w:eastAsiaTheme="majorEastAsia"/>
+      <w:spacing w:val="15"/>
+      <w:sz w:val="28"/>
+      <w:szCs w:val="28"/>
+    </w:rPr>
+  </w:style>
+  <w:style w:customStyle="1" w:styleId="SubtitleChar" w:type="character">
+    <w:name w:val="Subtitle Char"/>
+    <w:basedOn w:val="DefaultParagraphFont"/>
+    <w:link w:val="Subtitle"/>
+    <w:uiPriority w:val="11"/>
+    <w:rsid w:val="00A10FD9"/>
+    <w:rPr>
+      <w:rFonts w:cstheme="majorBidi" w:eastAsiaTheme="majorEastAsia"/>
+      <w:color w:themeColor="text1" w:themeTint="A6" w:val="595959"/>
+      <w:spacing w:val="15"/>
+      <w:sz w:val="28"/>
+      <w:szCs w:val="28"/>
     </w:rPr>
   </w:style>
   <w:style w:customStyle="1" w:styleId="Author" w:type="paragraph">
     <w:name w:val="Author"/>
+    <w:basedOn w:val="Title"/>
     <w:next w:val="BodyText"/>
     <w:qFormat/>
     <w:pPr>
       <w:keepNext/>
       <w:keepLines/>
-      <w:jc w:val="center"/>
     </w:pPr>
+    <w:rPr>
+      <w:sz w:val="24"/>
+      <w:szCs w:val="24"/>
+    </w:rPr>
   </w:style>
   <w:style w:styleId="Date" w:type="paragraph">
     <w:name w:val="Date"/>
+    <w:basedOn w:val="Title"/>
     <w:next w:val="BodyText"/>
     <w:qFormat/>
     <w:pPr>
       <w:keepNext/>
       <w:keepLines/>
-      <w:jc w:val="center"/>
     </w:pPr>
+    <w:rPr>
+      <w:sz w:val="24"/>
+      <w:szCs w:val="24"/>
+    </w:rPr>
   </w:style>
   <w:style w:customStyle="1" w:styleId="AbstractTitle" w:type="paragraph">
     <w:name w:val="Abstract Title"/>
@@ -19296,7 +18328,6 @@
     </w:pPr>
     <w:rPr>
       <w:b/>
-      <w:color w:val="345A8A"/>
       <w:sz w:val="20"/>
       <w:szCs w:val="20"/>
     </w:rPr>
@@ -19325,191 +18356,321 @@
     <w:rPr/>
   </w:style>
   <w:style w:styleId="Heading1" w:type="paragraph">
-    <w:name w:val="Heading 1"/>
+    <w:name w:val="heading 1"/>
     <w:basedOn w:val="Normal"/>
     <w:next w:val="BodyText"/>
+    <w:link w:val="Heading1Char"/>
     <w:uiPriority w:val="9"/>
     <w:qFormat/>
+    <w:rsid w:val="00A10FD9"/>
     <w:pPr>
       <w:keepNext/>
       <w:keepLines/>
-      <w:spacing w:after="0" w:before="480"/>
+      <w:spacing w:after="80" w:before="360"/>
       <w:outlineLvl w:val="0"/>
     </w:pPr>
     <w:rPr>
       <w:rFonts w:asciiTheme="majorHAnsi" w:cstheme="majorBidi" w:eastAsiaTheme="majorEastAsia" w:hAnsiTheme="majorHAnsi"/>
-      <w:b/>
-      <w:bCs/>
-      <w:color w:themeColor="accent1" w:val="4F81BD"/>
+      <w:color w:themeColor="accent1" w:themeShade="BF" w:val="0F4761"/>
+      <w:sz w:val="40"/>
+      <w:szCs w:val="40"/>
+    </w:rPr>
+  </w:style>
+  <w:style w:styleId="Heading2" w:type="paragraph">
+    <w:name w:val="heading 2"/>
+    <w:basedOn w:val="Normal"/>
+    <w:next w:val="BodyText"/>
+    <w:link w:val="Heading2Char"/>
+    <w:uiPriority w:val="9"/>
+    <w:semiHidden/>
+    <w:unhideWhenUsed/>
+    <w:qFormat/>
+    <w:rsid w:val="00A10FD9"/>
+    <w:pPr>
+      <w:keepNext/>
+      <w:keepLines/>
+      <w:spacing w:after="80" w:before="160"/>
+      <w:outlineLvl w:val="1"/>
+    </w:pPr>
+    <w:rPr>
+      <w:rFonts w:asciiTheme="majorHAnsi" w:cstheme="majorBidi" w:eastAsiaTheme="majorEastAsia" w:hAnsiTheme="majorHAnsi"/>
+      <w:color w:themeColor="accent1" w:themeShade="BF" w:val="0F4761"/>
       <w:sz w:val="32"/>
       <w:szCs w:val="32"/>
     </w:rPr>
   </w:style>
-  <w:style w:styleId="Heading2" w:type="paragraph">
-    <w:name w:val="Heading 2"/>
+  <w:style w:styleId="Heading3" w:type="paragraph">
+    <w:name w:val="heading 3"/>
     <w:basedOn w:val="Normal"/>
     <w:next w:val="BodyText"/>
+    <w:link w:val="Heading3Char"/>
     <w:uiPriority w:val="9"/>
+    <w:semiHidden/>
     <w:unhideWhenUsed/>
     <w:qFormat/>
+    <w:rsid w:val="00A10FD9"/>
     <w:pPr>
       <w:keepNext/>
       <w:keepLines/>
-      <w:spacing w:after="0" w:before="200"/>
-      <w:outlineLvl w:val="1"/>
+      <w:spacing w:after="80" w:before="160"/>
+      <w:outlineLvl w:val="2"/>
     </w:pPr>
     <w:rPr>
-      <w:rFonts w:asciiTheme="majorHAnsi" w:cstheme="majorBidi" w:eastAsiaTheme="majorEastAsia" w:hAnsiTheme="majorHAnsi"/>
-      <w:b/>
-      <w:bCs/>
-      <w:color w:themeColor="accent1" w:val="4F81BD"/>
+      <w:rFonts w:cstheme="majorBidi" w:eastAsiaTheme="majorEastAsia"/>
+      <w:color w:themeColor="accent1" w:themeShade="BF" w:val="0F4761"/>
       <w:sz w:val="28"/>
       <w:szCs w:val="28"/>
     </w:rPr>
   </w:style>
-  <w:style w:styleId="Heading3" w:type="paragraph">
-    <w:name w:val="Heading 3"/>
+  <w:style w:styleId="Heading4" w:type="paragraph">
+    <w:name w:val="heading 4"/>
     <w:basedOn w:val="Normal"/>
     <w:next w:val="BodyText"/>
+    <w:link w:val="Heading4Char"/>
     <w:uiPriority w:val="9"/>
+    <w:semiHidden/>
     <w:unhideWhenUsed/>
     <w:qFormat/>
+    <w:rsid w:val="00A10FD9"/>
     <w:pPr>
       <w:keepNext/>
       <w:keepLines/>
-      <w:spacing w:after="0" w:before="200"/>
-      <w:outlineLvl w:val="2"/>
+      <w:spacing w:after="40" w:before="80"/>
+      <w:outlineLvl w:val="3"/>
     </w:pPr>
     <w:rPr>
-      <w:rFonts w:asciiTheme="majorHAnsi" w:cstheme="majorBidi" w:eastAsiaTheme="majorEastAsia" w:hAnsiTheme="majorHAnsi"/>
-      <w:b/>
-      <w:bCs/>
-      <w:color w:themeColor="accent1" w:val="4F81BD"/>
-      <w:sz w:val="24"/>
-      <w:szCs w:val="24"/>
+      <w:rFonts w:cstheme="majorBidi" w:eastAsiaTheme="majorEastAsia"/>
+      <w:i/>
+      <w:iCs/>
+      <w:color w:themeColor="accent1" w:themeShade="BF" w:val="0F4761"/>
     </w:rPr>
   </w:style>
-  <w:style w:styleId="Heading4" w:type="paragraph">
-    <w:name w:val="Heading 4"/>
+  <w:style w:styleId="Heading5" w:type="paragraph">
+    <w:name w:val="heading 5"/>
     <w:basedOn w:val="Normal"/>
     <w:next w:val="BodyText"/>
+    <w:link w:val="Heading5Char"/>
     <w:uiPriority w:val="9"/>
+    <w:semiHidden/>
     <w:unhideWhenUsed/>
     <w:qFormat/>
+    <w:rsid w:val="00A10FD9"/>
     <w:pPr>
       <w:keepNext/>
       <w:keepLines/>
-      <w:spacing w:after="0" w:before="200"/>
-      <w:outlineLvl w:val="3"/>
+      <w:spacing w:after="40" w:before="80"/>
+      <w:outlineLvl w:val="4"/>
     </w:pPr>
     <w:rPr>
-      <w:rFonts w:asciiTheme="majorHAnsi" w:cstheme="majorBidi" w:eastAsiaTheme="majorEastAsia" w:hAnsiTheme="majorHAnsi"/>
-      <w:bCs/>
-      <w:i/>
-      <w:color w:themeColor="accent1" w:val="4F81BD"/>
-      <w:sz w:val="24"/>
-      <w:szCs w:val="24"/>
+      <w:rFonts w:cstheme="majorBidi" w:eastAsiaTheme="majorEastAsia"/>
+      <w:color w:themeColor="accent1" w:themeShade="BF" w:val="0F4761"/>
     </w:rPr>
   </w:style>
-  <w:style w:styleId="Heading5" w:type="paragraph">
-    <w:name w:val="Heading 5"/>
+  <w:style w:styleId="Heading6" w:type="paragraph">
+    <w:name w:val="heading 6"/>
     <w:basedOn w:val="Normal"/>
     <w:next w:val="BodyText"/>
+    <w:link w:val="Heading6Char"/>
     <w:uiPriority w:val="9"/>
+    <w:semiHidden/>
     <w:unhideWhenUsed/>
     <w:qFormat/>
+    <w:rsid w:val="00A10FD9"/>
     <w:pPr>
       <w:keepNext/>
       <w:keepLines/>
-      <w:spacing w:after="0" w:before="200"/>
-      <w:outlineLvl w:val="4"/>
+      <w:spacing w:after="0" w:before="40"/>
+      <w:outlineLvl w:val="5"/>
     </w:pPr>
     <w:rPr>
-      <w:rFonts w:asciiTheme="majorHAnsi" w:cstheme="majorBidi" w:eastAsiaTheme="majorEastAsia" w:hAnsiTheme="majorHAnsi"/>
+      <w:rFonts w:cstheme="majorBidi" w:eastAsiaTheme="majorEastAsia"/>
+      <w:i/>
       <w:iCs/>
-      <w:color w:themeColor="accent1" w:val="4F81BD"/>
-      <w:sz w:val="24"/>
-      <w:szCs w:val="24"/>
+      <w:color w:themeColor="text1" w:themeTint="A6" w:val="595959"/>
     </w:rPr>
   </w:style>
-  <w:style w:styleId="Heading6" w:type="paragraph">
-    <w:name w:val="Heading 6"/>
+  <w:style w:styleId="Heading7" w:type="paragraph">
+    <w:name w:val="heading 7"/>
     <w:basedOn w:val="Normal"/>
     <w:next w:val="BodyText"/>
+    <w:link w:val="Heading7Char"/>
     <w:uiPriority w:val="9"/>
+    <w:semiHidden/>
     <w:unhideWhenUsed/>
     <w:qFormat/>
+    <w:rsid w:val="00A10FD9"/>
     <w:pPr>
       <w:keepNext/>
       <w:keepLines/>
-      <w:spacing w:after="0" w:before="200"/>
-      <w:outlineLvl w:val="5"/>
+      <w:spacing w:after="0" w:before="40"/>
+      <w:outlineLvl w:val="6"/>
     </w:pPr>
     <w:rPr>
-      <w:rFonts w:asciiTheme="majorHAnsi" w:cstheme="majorBidi" w:eastAsiaTheme="majorEastAsia" w:hAnsiTheme="majorHAnsi"/>
-      <w:color w:themeColor="accent1" w:val="4F81BD"/>
-      <w:sz w:val="24"/>
-      <w:szCs w:val="24"/>
+      <w:rFonts w:cstheme="majorBidi" w:eastAsiaTheme="majorEastAsia"/>
+      <w:color w:themeColor="text1" w:themeTint="A6" w:val="595959"/>
     </w:rPr>
   </w:style>
-  <w:style w:styleId="Heading7" w:type="paragraph">
-    <w:name w:val="Heading 7"/>
+  <w:style w:styleId="Heading8" w:type="paragraph">
+    <w:name w:val="heading 8"/>
     <w:basedOn w:val="Normal"/>
     <w:next w:val="BodyText"/>
+    <w:link w:val="Heading8Char"/>
     <w:uiPriority w:val="9"/>
+    <w:semiHidden/>
     <w:unhideWhenUsed/>
     <w:qFormat/>
+    <w:rsid w:val="00A10FD9"/>
     <w:pPr>
       <w:keepNext/>
       <w:keepLines/>
-      <w:spacing w:after="0" w:before="200"/>
-      <w:outlineLvl w:val="6"/>
+      <w:spacing w:after="0"/>
+      <w:outlineLvl w:val="7"/>
     </w:pPr>
     <w:rPr>
-      <w:rFonts w:asciiTheme="majorHAnsi" w:cstheme="majorBidi" w:eastAsiaTheme="majorEastAsia" w:hAnsiTheme="majorHAnsi"/>
-      <w:color w:themeColor="accent1" w:val="4F81BD"/>
-      <w:sz w:val="24"/>
-      <w:szCs w:val="24"/>
+      <w:rFonts w:cstheme="majorBidi" w:eastAsiaTheme="majorEastAsia"/>
+      <w:i/>
+      <w:iCs/>
+      <w:color w:themeColor="text1" w:themeTint="D8" w:val="272727"/>
     </w:rPr>
   </w:style>
-  <w:style w:styleId="Heading8" w:type="paragraph">
-    <w:name w:val="Heading 8"/>
+  <w:style w:styleId="Heading9" w:type="paragraph">
+    <w:name w:val="heading 9"/>
     <w:basedOn w:val="Normal"/>
     <w:next w:val="BodyText"/>
+    <w:link w:val="Heading9Char"/>
     <w:uiPriority w:val="9"/>
+    <w:semiHidden/>
     <w:unhideWhenUsed/>
     <w:qFormat/>
+    <w:rsid w:val="00A10FD9"/>
     <w:pPr>
       <w:keepNext/>
       <w:keepLines/>
-      <w:spacing w:after="0" w:before="200"/>
-      <w:outlineLvl w:val="7"/>
-    </w:pPr>
-    <w:rPr>
-      <w:rFonts w:asciiTheme="majorHAnsi" w:cstheme="majorBidi" w:eastAsiaTheme="majorEastAsia" w:hAnsiTheme="majorHAnsi"/>
-      <w:color w:themeColor="accent1" w:val="4F81BD"/>
-      <w:sz w:val="24"/>
-      <w:szCs w:val="24"/>
-    </w:rPr>
-  </w:style>
-  <w:style w:styleId="Heading9" w:type="paragraph">
-    <w:name w:val="Heading 9"/>
-    <w:basedOn w:val="Normal"/>
-    <w:next w:val="BodyText"/>
-    <w:uiPriority w:val="9"/>
-    <w:unhideWhenUsed/>
-    <w:qFormat/>
-    <w:pPr>
-      <w:keepNext/>
-      <w:keepLines/>
-      <w:spacing w:after="0" w:before="200"/>
+      <w:spacing w:after="0"/>
       <w:outlineLvl w:val="8"/>
     </w:pPr>
     <w:rPr>
+      <w:rFonts w:cstheme="majorBidi" w:eastAsiaTheme="majorEastAsia"/>
+      <w:color w:themeColor="text1" w:themeTint="D8" w:val="272727"/>
+    </w:rPr>
+  </w:style>
+  <w:style w:customStyle="1" w:styleId="Heading1Char" w:type="character">
+    <w:name w:val="Heading 1 Char"/>
+    <w:basedOn w:val="DefaultParagraphFont"/>
+    <w:link w:val="Heading1"/>
+    <w:uiPriority w:val="9"/>
+    <w:rsid w:val="00A10FD9"/>
+    <w:rPr>
       <w:rFonts w:asciiTheme="majorHAnsi" w:cstheme="majorBidi" w:eastAsiaTheme="majorEastAsia" w:hAnsiTheme="majorHAnsi"/>
-      <w:color w:themeColor="accent1" w:val="4F81BD"/>
-      <w:sz w:val="24"/>
-      <w:szCs w:val="24"/>
+      <w:color w:themeColor="accent1" w:themeShade="BF" w:val="0F4761"/>
+      <w:sz w:val="40"/>
+      <w:szCs w:val="40"/>
+    </w:rPr>
+  </w:style>
+  <w:style w:customStyle="1" w:styleId="Heading2Char" w:type="character">
+    <w:name w:val="Heading 2 Char"/>
+    <w:basedOn w:val="DefaultParagraphFont"/>
+    <w:link w:val="Heading2"/>
+    <w:uiPriority w:val="9"/>
+    <w:semiHidden/>
+    <w:rsid w:val="00A10FD9"/>
+    <w:rPr>
+      <w:rFonts w:asciiTheme="majorHAnsi" w:cstheme="majorBidi" w:eastAsiaTheme="majorEastAsia" w:hAnsiTheme="majorHAnsi"/>
+      <w:color w:themeColor="accent1" w:themeShade="BF" w:val="0F4761"/>
+      <w:sz w:val="32"/>
+      <w:szCs w:val="32"/>
+    </w:rPr>
+  </w:style>
+  <w:style w:customStyle="1" w:styleId="Heading3Char" w:type="character">
+    <w:name w:val="Heading 3 Char"/>
+    <w:basedOn w:val="DefaultParagraphFont"/>
+    <w:link w:val="Heading3"/>
+    <w:uiPriority w:val="9"/>
+    <w:semiHidden/>
+    <w:rsid w:val="00A10FD9"/>
+    <w:rPr>
+      <w:rFonts w:cstheme="majorBidi" w:eastAsiaTheme="majorEastAsia"/>
+      <w:color w:themeColor="accent1" w:themeShade="BF" w:val="0F4761"/>
+      <w:sz w:val="28"/>
+      <w:szCs w:val="28"/>
+    </w:rPr>
+  </w:style>
+  <w:style w:customStyle="1" w:styleId="Heading4Char" w:type="character">
+    <w:name w:val="Heading 4 Char"/>
+    <w:basedOn w:val="DefaultParagraphFont"/>
+    <w:link w:val="Heading4"/>
+    <w:uiPriority w:val="9"/>
+    <w:semiHidden/>
+    <w:rsid w:val="00A10FD9"/>
+    <w:rPr>
+      <w:rFonts w:cstheme="majorBidi" w:eastAsiaTheme="majorEastAsia"/>
+      <w:i/>
+      <w:iCs/>
+      <w:color w:themeColor="accent1" w:themeShade="BF" w:val="0F4761"/>
+    </w:rPr>
+  </w:style>
+  <w:style w:customStyle="1" w:styleId="Heading5Char" w:type="character">
+    <w:name w:val="Heading 5 Char"/>
+    <w:basedOn w:val="DefaultParagraphFont"/>
+    <w:link w:val="Heading5"/>
+    <w:uiPriority w:val="9"/>
+    <w:semiHidden/>
+    <w:rsid w:val="00A10FD9"/>
+    <w:rPr>
+      <w:rFonts w:cstheme="majorBidi" w:eastAsiaTheme="majorEastAsia"/>
+      <w:color w:themeColor="accent1" w:themeShade="BF" w:val="0F4761"/>
+    </w:rPr>
+  </w:style>
+  <w:style w:customStyle="1" w:styleId="Heading6Char" w:type="character">
+    <w:name w:val="Heading 6 Char"/>
+    <w:basedOn w:val="DefaultParagraphFont"/>
+    <w:link w:val="Heading6"/>
+    <w:uiPriority w:val="9"/>
+    <w:semiHidden/>
+    <w:rsid w:val="00A10FD9"/>
+    <w:rPr>
+      <w:rFonts w:cstheme="majorBidi" w:eastAsiaTheme="majorEastAsia"/>
+      <w:i/>
+      <w:iCs/>
+      <w:color w:themeColor="text1" w:themeTint="A6" w:val="595959"/>
+    </w:rPr>
+  </w:style>
+  <w:style w:customStyle="1" w:styleId="Heading7Char" w:type="character">
+    <w:name w:val="Heading 7 Char"/>
+    <w:basedOn w:val="DefaultParagraphFont"/>
+    <w:link w:val="Heading7"/>
+    <w:uiPriority w:val="9"/>
+    <w:semiHidden/>
+    <w:rsid w:val="00A10FD9"/>
+    <w:rPr>
+      <w:rFonts w:cstheme="majorBidi" w:eastAsiaTheme="majorEastAsia"/>
+      <w:color w:themeColor="text1" w:themeTint="A6" w:val="595959"/>
+    </w:rPr>
+  </w:style>
+  <w:style w:customStyle="1" w:styleId="Heading8Char" w:type="character">
+    <w:name w:val="Heading 8 Char"/>
+    <w:basedOn w:val="DefaultParagraphFont"/>
+    <w:link w:val="Heading8"/>
+    <w:uiPriority w:val="9"/>
+    <w:semiHidden/>
+    <w:rsid w:val="00A10FD9"/>
+    <w:rPr>
+      <w:rFonts w:cstheme="majorBidi" w:eastAsiaTheme="majorEastAsia"/>
+      <w:i/>
+      <w:iCs/>
+      <w:color w:themeColor="text1" w:themeTint="D8" w:val="272727"/>
+    </w:rPr>
+  </w:style>
+  <w:style w:customStyle="1" w:styleId="Heading9Char" w:type="character">
+    <w:name w:val="Heading 9 Char"/>
+    <w:basedOn w:val="DefaultParagraphFont"/>
+    <w:link w:val="Heading9"/>
+    <w:uiPriority w:val="9"/>
+    <w:semiHidden/>
+    <w:rsid w:val="00A10FD9"/>
+    <w:rPr>
+      <w:rFonts w:cstheme="majorBidi" w:eastAsiaTheme="majorEastAsia"/>
+      <w:color w:themeColor="text1" w:themeTint="D8" w:val="272727"/>
     </w:rPr>
   </w:style>
   <w:style w:styleId="BlockText" w:type="paragraph">
@@ -19534,8 +18695,8 @@
   </w:style>
   <w:style w:styleId="FootnoteBlockText" w:type="paragraph">
     <w:name w:val="Footnote Block Text"/>
-    <w:basedOn w:val="Footnote Text"/>
-    <w:next w:val="Footnote Text"/>
+    <w:basedOn w:val="FootnoteText"/>
+    <w:next w:val="FootnoteText"/>
     <w:uiPriority w:val="9"/>
     <w:unhideWhenUsed/>
     <w:qFormat/>
@@ -19565,13 +18726,6 @@
       </w:tblCellMar>
     </w:tblPr>
     <w:tblStylePr w:type="firstRow">
-      <w:tblPr>
-        <w:jc w:val="left"/>
-        <w:tblInd w:type="dxa" w:w="0"/>
-      </w:tblPr>
-      <w:trPr>
-        <w:jc w:val="left"/>
-      </w:trPr>
       <w:tcPr>
         <w:tcBorders>
           <w:bottom w:val="single"/>
@@ -19927,44 +19081,44 @@
         <a:sysClr val="window" lastClr="FFFFFF"/>
       </a:lt1>
       <a:dk2>
-        <a:srgbClr val="1F497D"/>
+        <a:srgbClr val="0E2841"/>
       </a:dk2>
       <a:lt2>
-        <a:srgbClr val="EEECE1"/>
+        <a:srgbClr val="E8E8E8"/>
       </a:lt2>
       <a:accent1>
-        <a:srgbClr val="4F81BD"/>
+        <a:srgbClr val="156082"/>
       </a:accent1>
       <a:accent2>
-        <a:srgbClr val="C0504D"/>
+        <a:srgbClr val="E97132"/>
       </a:accent2>
       <a:accent3>
-        <a:srgbClr val="9BBB59"/>
+        <a:srgbClr val="196B24"/>
       </a:accent3>
       <a:accent4>
-        <a:srgbClr val="8064A2"/>
+        <a:srgbClr val="0F9ED5"/>
       </a:accent4>
       <a:accent5>
-        <a:srgbClr val="4BACC6"/>
+        <a:srgbClr val="A02B93"/>
       </a:accent5>
       <a:accent6>
-        <a:srgbClr val="F79646"/>
+        <a:srgbClr val="4EA72E"/>
       </a:accent6>
       <a:hlink>
-        <a:srgbClr val="0000FF"/>
+        <a:srgbClr val="467886"/>
       </a:hlink>
       <a:folHlink>
-        <a:srgbClr val="800080"/>
+        <a:srgbClr val="96607D"/>
       </a:folHlink>
     </a:clrScheme>
     <a:fontScheme name="Office">
       <a:majorFont>
-        <a:latin typeface="Calibri"/>
+        <a:latin typeface="Aptos Display" panose="02110004020202020204"/>
         <a:ea typeface=""/>
         <a:cs typeface=""/>
-        <a:font script="Jpan" typeface="ＭＳ ゴシック"/>
+        <a:font script="Jpan" typeface="游ゴシック Light"/>
         <a:font script="Hang" typeface="맑은 고딕"/>
-        <a:font script="Hans" typeface="宋体"/>
+        <a:font script="Hans" typeface="等线 Light"/>
         <a:font script="Hant" typeface="新細明體"/>
         <a:font script="Arab" typeface="Times New Roman"/>
         <a:font script="Hebr" typeface="Times New Roman"/>
@@ -19991,14 +19145,32 @@
         <a:font script="Mong" typeface="Mongolian Baiti"/>
         <a:font script="Viet" typeface="Times New Roman"/>
         <a:font script="Uigh" typeface="Microsoft Uighur"/>
+        <a:font script="Geor" typeface="Sylfaen"/>
+        <a:font script="Armn" typeface="Arial"/>
+        <a:font script="Bugi" typeface="Leelawadee UI"/>
+        <a:font script="Bopo" typeface="Microsoft JhengHei"/>
+        <a:font script="Java" typeface="Javanese Text"/>
+        <a:font script="Lisu" typeface="Segoe UI"/>
+        <a:font script="Mymr" typeface="Myanmar Text"/>
+        <a:font script="Nkoo" typeface="Ebrima"/>
+        <a:font script="Olck" typeface="Nirmala UI"/>
+        <a:font script="Osma" typeface="Ebrima"/>
+        <a:font script="Phag" typeface="Phagspa"/>
+        <a:font script="Syrn" typeface="Estrangelo Edessa"/>
+        <a:font script="Syrj" typeface="Estrangelo Edessa"/>
+        <a:font script="Syre" typeface="Estrangelo Edessa"/>
+        <a:font script="Sora" typeface="Nirmala UI"/>
+        <a:font script="Tale" typeface="Microsoft Tai Le"/>
+        <a:font script="Talu" typeface="Microsoft New Tai Lue"/>
+        <a:font script="Tfng" typeface="Ebrima"/>
       </a:majorFont>
       <a:minorFont>
-        <a:latin typeface="Cambria"/>
+        <a:latin typeface="Aptos" panose="02110004020202020204"/>
         <a:ea typeface=""/>
         <a:cs typeface=""/>
-        <a:font script="Jpan" typeface="ＭＳ 明朝"/>
+        <a:font script="Jpan" typeface="游明朝"/>
         <a:font script="Hang" typeface="맑은 고딕"/>
-        <a:font script="Hans" typeface="宋体"/>
+        <a:font script="Hans" typeface="等线"/>
         <a:font script="Hant" typeface="新細明體"/>
         <a:font script="Arab" typeface="Arial"/>
         <a:font script="Hebr" typeface="Arial"/>
@@ -20025,6 +19197,24 @@
         <a:font script="Mong" typeface="Mongolian Baiti"/>
         <a:font script="Viet" typeface="Arial"/>
         <a:font script="Uigh" typeface="Microsoft Uighur"/>
+        <a:font script="Geor" typeface="Sylfaen"/>
+        <a:font script="Armn" typeface="Arial"/>
+        <a:font script="Bugi" typeface="Leelawadee UI"/>
+        <a:font script="Bopo" typeface="Microsoft JhengHei"/>
+        <a:font script="Java" typeface="Javanese Text"/>
+        <a:font script="Lisu" typeface="Segoe UI"/>
+        <a:font script="Mymr" typeface="Myanmar Text"/>
+        <a:font script="Nkoo" typeface="Ebrima"/>
+        <a:font script="Olck" typeface="Nirmala UI"/>
+        <a:font script="Osma" typeface="Ebrima"/>
+        <a:font script="Phag" typeface="Phagspa"/>
+        <a:font script="Syrn" typeface="Estrangelo Edessa"/>
+        <a:font script="Syrj" typeface="Estrangelo Edessa"/>
+        <a:font script="Syre" typeface="Estrangelo Edessa"/>
+        <a:font script="Sora" typeface="Nirmala UI"/>
+        <a:font script="Tale" typeface="Microsoft Tai Le"/>
+        <a:font script="Talu" typeface="Microsoft New Tai Lue"/>
+        <a:font script="Tfng" typeface="Ebrima"/>
       </a:minorFont>
     </a:fontScheme>
     <a:fmtScheme name="Office">
@@ -20036,200 +19226,141 @@
           <a:gsLst>
             <a:gs pos="0">
               <a:schemeClr val="phClr">
-                <a:tint val="50000"/>
-                <a:satMod val="300000"/>
+                <a:lumMod val="110000"/>
+                <a:satMod val="105000"/>
+                <a:tint val="67000"/>
               </a:schemeClr>
             </a:gs>
-            <a:gs pos="35000">
+            <a:gs pos="50000">
               <a:schemeClr val="phClr">
-                <a:tint val="37000"/>
-                <a:satMod val="300000"/>
+                <a:lumMod val="105000"/>
+                <a:satMod val="103000"/>
+                <a:tint val="73000"/>
               </a:schemeClr>
             </a:gs>
             <a:gs pos="100000">
               <a:schemeClr val="phClr">
-                <a:tint val="15000"/>
-                <a:satMod val="350000"/>
+                <a:lumMod val="105000"/>
+                <a:satMod val="109000"/>
+                <a:tint val="81000"/>
               </a:schemeClr>
             </a:gs>
           </a:gsLst>
-          <a:lin ang="16200000" scaled="1"/>
+          <a:lin ang="5400000" scaled="0"/>
         </a:gradFill>
         <a:gradFill rotWithShape="1">
           <a:gsLst>
             <a:gs pos="0">
               <a:schemeClr val="phClr">
-                <a:tint val="100000"/>
+                <a:satMod val="103000"/>
+                <a:lumMod val="102000"/>
+                <a:tint val="94000"/>
+              </a:schemeClr>
+            </a:gs>
+            <a:gs pos="50000">
+              <a:schemeClr val="phClr">
+                <a:satMod val="110000"/>
+                <a:lumMod val="100000"/>
                 <a:shade val="100000"/>
-                <a:satMod val="130000"/>
               </a:schemeClr>
             </a:gs>
             <a:gs pos="100000">
               <a:schemeClr val="phClr">
-                <a:tint val="50000"/>
-                <a:shade val="100000"/>
-                <a:satMod val="350000"/>
+                <a:lumMod val="99000"/>
+                <a:satMod val="120000"/>
+                <a:shade val="78000"/>
               </a:schemeClr>
             </a:gs>
           </a:gsLst>
-          <a:lin ang="16200000" scaled="0"/>
+          <a:lin ang="5400000" scaled="0"/>
         </a:gradFill>
       </a:fillStyleLst>
       <a:lnStyleLst>
-        <a:ln w="9525" cap="flat" cmpd="sng" algn="ctr">
-          <a:solidFill>
-            <a:schemeClr val="phClr">
-              <a:shade val="95000"/>
-              <a:satMod val="105000"/>
-            </a:schemeClr>
-          </a:solidFill>
-          <a:prstDash val="solid"/>
-        </a:ln>
-        <a:ln w="25400" cap="flat" cmpd="sng" algn="ctr">
+        <a:ln w="6350" cap="flat" cmpd="sng" algn="ctr">
           <a:solidFill>
             <a:schemeClr val="phClr"/>
           </a:solidFill>
           <a:prstDash val="solid"/>
+          <a:miter lim="800000"/>
         </a:ln>
-        <a:ln w="38100" cap="flat" cmpd="sng" algn="ctr">
+        <a:ln w="12700" cap="flat" cmpd="sng" algn="ctr">
           <a:solidFill>
             <a:schemeClr val="phClr"/>
           </a:solidFill>
           <a:prstDash val="solid"/>
+          <a:miter lim="800000"/>
+        </a:ln>
+        <a:ln w="19050" cap="flat" cmpd="sng" algn="ctr">
+          <a:solidFill>
+            <a:schemeClr val="phClr"/>
+          </a:solidFill>
+          <a:prstDash val="solid"/>
+          <a:miter lim="800000"/>
         </a:ln>
       </a:lnStyleLst>
       <a:effectStyleLst>
         <a:effectStyle>
+          <a:effectLst/>
+        </a:effectStyle>
+        <a:effectStyle>
+          <a:effectLst/>
+        </a:effectStyle>
+        <a:effectStyle>
           <a:effectLst>
-            <a:outerShdw blurRad="40000" dist="20000" dir="5400000" rotWithShape="0">
+            <a:outerShdw blurRad="57150" dist="19050" dir="5400000" algn="ctr" rotWithShape="0">
               <a:srgbClr val="000000">
-                <a:alpha val="38000"/>
+                <a:alpha val="63000"/>
               </a:srgbClr>
             </a:outerShdw>
           </a:effectLst>
-        </a:effectStyle>
-        <a:effectStyle>
-          <a:effectLst>
-            <a:outerShdw blurRad="40000" dist="23000" dir="5400000" rotWithShape="0">
-              <a:srgbClr val="000000">
-                <a:alpha val="35000"/>
-              </a:srgbClr>
-            </a:outerShdw>
-          </a:effectLst>
-        </a:effectStyle>
-        <a:effectStyle>
-          <a:effectLst>
-            <a:outerShdw blurRad="40000" dist="23000" dir="5400000" rotWithShape="0">
-              <a:srgbClr val="000000">
-                <a:alpha val="35000"/>
-              </a:srgbClr>
-            </a:outerShdw>
-          </a:effectLst>
-          <a:scene3d>
-            <a:camera prst="orthographicFront">
-              <a:rot lat="0" lon="0" rev="0"/>
-            </a:camera>
-            <a:lightRig rig="threePt" dir="t">
-              <a:rot lat="0" lon="0" rev="1200000"/>
-            </a:lightRig>
-          </a:scene3d>
-          <a:sp3d>
-            <a:bevelT w="63500" h="25400"/>
-          </a:sp3d>
         </a:effectStyle>
       </a:effectStyleLst>
       <a:bgFillStyleLst>
         <a:solidFill>
           <a:schemeClr val="phClr"/>
         </a:solidFill>
+        <a:solidFill>
+          <a:schemeClr val="phClr">
+            <a:tint val="95000"/>
+            <a:satMod val="170000"/>
+          </a:schemeClr>
+        </a:solidFill>
         <a:gradFill rotWithShape="1">
           <a:gsLst>
             <a:gs pos="0">
               <a:schemeClr val="phClr">
-                <a:tint val="40000"/>
-                <a:satMod val="350000"/>
+                <a:tint val="93000"/>
+                <a:satMod val="150000"/>
+                <a:shade val="98000"/>
+                <a:lumMod val="102000"/>
               </a:schemeClr>
             </a:gs>
-            <a:gs pos="40000">
+            <a:gs pos="50000">
               <a:schemeClr val="phClr">
-                <a:tint val="45000"/>
-                <a:shade val="99000"/>
-                <a:satMod val="350000"/>
+                <a:tint val="98000"/>
+                <a:satMod val="130000"/>
+                <a:shade val="90000"/>
+                <a:lumMod val="103000"/>
               </a:schemeClr>
             </a:gs>
             <a:gs pos="100000">
               <a:schemeClr val="phClr">
-                <a:shade val="20000"/>
-                <a:satMod val="255000"/>
+                <a:shade val="63000"/>
+                <a:satMod val="120000"/>
               </a:schemeClr>
             </a:gs>
           </a:gsLst>
-          <a:path path="circle">
-            <a:fillToRect l="50000" t="-80000" r="50000" b="180000"/>
-          </a:path>
-        </a:gradFill>
-        <a:gradFill rotWithShape="1">
-          <a:gsLst>
-            <a:gs pos="0">
-              <a:schemeClr val="phClr">
-                <a:tint val="80000"/>
-                <a:satMod val="300000"/>
-              </a:schemeClr>
-            </a:gs>
-            <a:gs pos="100000">
-              <a:schemeClr val="phClr">
-                <a:shade val="30000"/>
-                <a:satMod val="200000"/>
-              </a:schemeClr>
-            </a:gs>
-          </a:gsLst>
-          <a:path path="circle">
-            <a:fillToRect l="50000" t="50000" r="50000" b="50000"/>
-          </a:path>
+          <a:lin ang="5400000" scaled="0"/>
         </a:gradFill>
       </a:bgFillStyleLst>
     </a:fmtScheme>
   </a:themeElements>
-  <a:objectDefaults>
-    <a:spDef>
-      <a:spPr/>
-      <a:bodyPr/>
-      <a:lstStyle/>
-      <a:style>
-        <a:lnRef idx="1">
-          <a:schemeClr val="accent1"/>
-        </a:lnRef>
-        <a:fillRef idx="3">
-          <a:schemeClr val="accent1"/>
-        </a:fillRef>
-        <a:effectRef idx="2">
-          <a:schemeClr val="accent1"/>
-        </a:effectRef>
-        <a:fontRef idx="minor">
-          <a:schemeClr val="lt1"/>
-        </a:fontRef>
-      </a:style>
-    </a:spDef>
-    <a:lnDef>
-      <a:spPr/>
-      <a:bodyPr/>
-      <a:lstStyle/>
-      <a:style>
-        <a:lnRef idx="2">
-          <a:schemeClr val="accent1"/>
-        </a:lnRef>
-        <a:fillRef idx="0">
-          <a:schemeClr val="accent1"/>
-        </a:fillRef>
-        <a:effectRef idx="1">
-          <a:schemeClr val="accent1"/>
-        </a:effectRef>
-        <a:fontRef idx="minor">
-          <a:schemeClr val="tx1"/>
-        </a:fontRef>
-      </a:style>
-    </a:lnDef>
-  </a:objectDefaults>
+  <a:objectDefaults/>
   <a:extraClrSchemeLst/>
+  <a:extLst>
+    <a:ext uri="{05A4C25C-085E-4340-85A3-A5531E510DB2}">
+      <thm15:themeFamily xmlns:thm15="http://schemas.microsoft.com/office/thememl/2012/main" name="Office Theme" id="{2E142A2C-CD16-42D6-873A-C26D2A0506FA}" vid="{1BDDFF52-6CD6-40A5-AB3C-68EB2F1E4D0A}"/>
+    </a:ext>
+  </a:extLst>
 </a:theme>
 </file>